--- a/docs/source/Forming Framework for Inverter-Based Resources.docx
+++ b/docs/source/Forming Framework for Inverter-Based Resources.docx
@@ -30342,21 +30342,6 @@
     </w:p>
     <w:p>
       <w:pPr>
-        <w:spacing w:line="320" w:lineRule="exact"/>
-        <w:ind w:firstLine="360"/>
-        <w:jc w:val="thaiDistribute"/>
-      </w:pPr>
-      <w:r>
-        <w:rPr>
-          <w:sz w:val="32"/>
-          <w:szCs w:val="32"/>
-          <w:cs/>
-        </w:rPr>
-        <w:t>สมการทั้งหมดในหัวข้อที่ 7 เขียนด้วยสัญลักษณ์ที่มีชื่อ ไม่มีค่าคงตัวใดปรากฏในสมการโดยตรง ตารางที่ 7 จึงเป็นที่เดียวที่ค่าตัวเลขของอุปกรณ์ถูกประกาศ พร้อมชั้นข้อมูลของแต่ละค่าตามที่กรณีศึกษาจำแนกไว้</w:t>
-      </w:r>
-    </w:p>
-    <w:p>
-      <w:pPr>
         <w:keepNext/>
         <w:spacing w:before="50" w:after="40"/>
         <w:jc w:val="center"/>
@@ -32351,219 +32336,6 @@
         <w:spacing w:after="60"/>
       </w:pPr>
     </w:p>
-    <w:p>
-      <w:pPr>
-        <w:keepNext/>
-        <w:spacing w:before="60" w:after="20"/>
-      </w:pPr>
-      <w:r>
-        <w:rPr>
-          <w:b/>
-          <w:bCs/>
-          <w:sz w:val="33"/>
-          <w:szCs w:val="33"/>
-          <w:cs/>
-        </w:rPr>
-        <w:t>7.3 การถ่ายโอนโหมด GFL</w:t>
-      </w:r>
-      <m:oMath>
-        <m:r>
-          <w:rPr>
-            <w:rFonts w:ascii="Cambria Math" w:hAnsi="Cambria Math"/>
-          </w:rPr>
-          <m:t>↔</m:t>
-        </m:r>
-      </m:oMath>
-      <w:r>
-        <w:rPr>
-          <w:b/>
-          <w:bCs/>
-          <w:sz w:val="33"/>
-          <w:szCs w:val="33"/>
-          <w:cs/>
-        </w:rPr>
-        <w:t>GFM และเกตความต่อเนื่อง</w:t>
-      </w:r>
-    </w:p>
-    <w:p>
-      <w:pPr>
-        <w:spacing w:line="320" w:lineRule="exact"/>
-        <w:ind w:firstLine="360"/>
-        <w:jc w:val="thaiDistribute"/>
-      </w:pPr>
-      <w:r>
-        <w:rPr>
-          <w:sz w:val="32"/>
-          <w:szCs w:val="32"/>
-          <w:cs/>
-        </w:rPr>
-        <w:t xml:space="preserve">การเปลี่ยนโหมดไม่ใช้วิธี cold restart controller ทั้งหมด เพราะจะทำให้ terminal current กระโดด ขั้นตอน transfer ของโครงงานรักษา common plant states </w:t>
-      </w:r>
-      <m:oMath>
-        <m:sSub>
-          <m:sSubPr>
-            <m:ctrlPr>
-              <w:rPr>
-                <w:rFonts w:ascii="Cambria Math" w:hAnsi="Cambria Math"/>
-                <w:sz w:val="24"/>
-                <w:szCs w:val="24"/>
-              </w:rPr>
-            </m:ctrlPr>
-          </m:sSubPr>
-          <m:e>
-            <m:r>
-              <w:rPr>
-                <w:rFonts w:ascii="Cambria Math" w:hAnsi="Cambria Math"/>
-                <w:sz w:val="24"/>
-                <w:szCs w:val="24"/>
-              </w:rPr>
-              <m:t>i</m:t>
-            </m:r>
-          </m:e>
-          <m:sub>
-            <m:r>
-              <w:rPr>
-                <w:rFonts w:ascii="Cambria Math" w:hAnsi="Cambria Math"/>
-                <w:sz w:val="24"/>
-                <w:szCs w:val="24"/>
-              </w:rPr>
-              <m:t>d</m:t>
-            </m:r>
-          </m:sub>
-        </m:sSub>
-        <m:r>
-          <w:rPr>
-            <w:rFonts w:ascii="Cambria Math" w:hAnsi="Cambria Math"/>
-            <w:sz w:val="24"/>
-            <w:szCs w:val="24"/>
-          </w:rPr>
-          <m:t>,</m:t>
-        </m:r>
-        <m:sSub>
-          <m:sSubPr>
-            <m:ctrlPr>
-              <w:rPr>
-                <w:rFonts w:ascii="Cambria Math" w:hAnsi="Cambria Math"/>
-                <w:sz w:val="24"/>
-                <w:szCs w:val="24"/>
-              </w:rPr>
-            </m:ctrlPr>
-          </m:sSubPr>
-          <m:e>
-            <m:r>
-              <w:rPr>
-                <w:rFonts w:ascii="Cambria Math" w:hAnsi="Cambria Math"/>
-                <w:sz w:val="24"/>
-                <w:szCs w:val="24"/>
-              </w:rPr>
-              <m:t>i</m:t>
-            </m:r>
-          </m:e>
-          <m:sub>
-            <m:r>
-              <w:rPr>
-                <w:rFonts w:ascii="Cambria Math" w:hAnsi="Cambria Math"/>
-                <w:sz w:val="24"/>
-                <w:szCs w:val="24"/>
-              </w:rPr>
-              <m:t>q</m:t>
-            </m:r>
-          </m:sub>
-        </m:sSub>
-        <m:r>
-          <w:rPr>
-            <w:rFonts w:ascii="Cambria Math" w:hAnsi="Cambria Math"/>
-            <w:sz w:val="24"/>
-            <w:szCs w:val="24"/>
-          </w:rPr>
-          <m:t>,</m:t>
-        </m:r>
-        <m:sSub>
-          <m:sSubPr>
-            <m:ctrlPr>
-              <w:rPr>
-                <w:rFonts w:ascii="Cambria Math" w:hAnsi="Cambria Math"/>
-                <w:sz w:val="24"/>
-                <w:szCs w:val="24"/>
-              </w:rPr>
-            </m:ctrlPr>
-          </m:sSubPr>
-          <m:e>
-            <m:r>
-              <w:rPr>
-                <w:rFonts w:ascii="Cambria Math" w:hAnsi="Cambria Math"/>
-                <w:sz w:val="24"/>
-                <w:szCs w:val="24"/>
-              </w:rPr>
-              <m:t>V</m:t>
-            </m:r>
-          </m:e>
-          <m:sub>
-            <m:r>
-              <w:rPr>
-                <w:rFonts w:ascii="Cambria Math" w:hAnsi="Cambria Math"/>
-                <w:sz w:val="24"/>
-                <w:szCs w:val="24"/>
-              </w:rPr>
-              <m:t>dc</m:t>
-            </m:r>
-          </m:sub>
-        </m:sSub>
-        <m:r>
-          <w:rPr>
-            <w:rFonts w:ascii="Cambria Math" w:hAnsi="Cambria Math"/>
-            <w:sz w:val="24"/>
-            <w:szCs w:val="24"/>
-          </w:rPr>
-          <m:t>,</m:t>
-        </m:r>
-        <m:sSub>
-          <m:sSubPr>
-            <m:ctrlPr>
-              <w:rPr>
-                <w:rFonts w:ascii="Cambria Math" w:hAnsi="Cambria Math"/>
-                <w:sz w:val="24"/>
-                <w:szCs w:val="24"/>
-              </w:rPr>
-            </m:ctrlPr>
-          </m:sSubPr>
-          <m:e>
-            <m:r>
-              <w:rPr>
-                <w:rFonts w:ascii="Cambria Math" w:hAnsi="Cambria Math"/>
-                <w:sz w:val="24"/>
-                <w:szCs w:val="24"/>
-              </w:rPr>
-              <m:t>I</m:t>
-            </m:r>
-          </m:e>
-          <m:sub>
-            <m:r>
-              <w:rPr>
-                <w:rFonts w:ascii="Cambria Math" w:hAnsi="Cambria Math"/>
-                <w:sz w:val="24"/>
-                <w:szCs w:val="24"/>
-              </w:rPr>
-              <m:t>dc</m:t>
-            </m:r>
-          </m:sub>
-        </m:sSub>
-      </m:oMath>
-      <w:r>
-        <w:rPr>
-          <w:cs/>
-        </w:rPr>
-        <w:t xml:space="preserve"> </w:t>
-      </w:r>
-      <w:r>
-        <w:rPr>
-          <w:sz w:val="32"/>
-          <w:szCs w:val="32"/>
-          <w:cs/>
-        </w:rPr>
-        <w:t>ไว้ แล้ว initialize เฉพาะ controller branch ปลายทางจากแรงดันและกำลังที่ terminal เดิม</w:t>
-      </w:r>
-    </w:p>
     <w:tbl>
       <w:tblPr>
         <w:tblW w:w="0" w:type="auto"/>
@@ -33036,21 +32808,6 @@
         </w:tc>
       </w:tr>
     </w:tbl>
-    <w:p>
-      <w:pPr>
-        <w:spacing w:line="320" w:lineRule="exact"/>
-        <w:ind w:firstLine="360"/>
-        <w:jc w:val="thaiDistribute"/>
-      </w:pPr>
-      <w:r>
-        <w:rPr>
-          <w:sz w:val="32"/>
-          <w:szCs w:val="32"/>
-          <w:cs/>
-        </w:rPr>
-        <w:t>หลังสร้าง state ขวามือแล้วจะคำนวณกระแสใหม่และตรวจ</w:t>
-      </w:r>
-    </w:p>
     <w:tbl>
       <w:tblPr>
         <w:tblW w:w="0" w:type="auto"/>
@@ -33394,416 +33151,6 @@
         </w:tc>
       </w:tr>
     </w:tbl>
-    <w:p>
-      <w:pPr>
-        <w:spacing w:line="320" w:lineRule="exact"/>
-        <w:ind w:firstLine="360"/>
-        <w:jc w:val="thaiDistribute"/>
-      </w:pPr>
-      <w:r>
-        <w:rPr>
-          <w:sz w:val="32"/>
-          <w:szCs w:val="32"/>
-          <w:cs/>
-        </w:rPr>
-        <w:t>หากไม่ผ่าน gate transaction จะถูก reject ก่อน commit state เข้าสู่ trajectory นอกจากนี้การ GFL</w:t>
-      </w:r>
-      <m:oMath>
-        <m:r>
-          <w:rPr>
-            <w:rFonts w:ascii="Cambria Math" w:hAnsi="Cambria Math"/>
-          </w:rPr>
-          <m:t>→</m:t>
-        </m:r>
-      </m:oMath>
-      <w:r>
-        <w:rPr>
-          <w:sz w:val="32"/>
-          <w:szCs w:val="32"/>
-          <w:cs/>
-        </w:rPr>
-        <w:t xml:space="preserve">GFM จะ carry ความถี่ที่ PLL วัดได้ไปตั้งต้น </w:t>
-      </w:r>
-      <m:oMath>
-        <m:sSub>
-          <m:sSubPr>
-            <m:ctrlPr>
-              <w:rPr>
-                <w:rFonts w:ascii="Cambria Math" w:hAnsi="Cambria Math"/>
-              </w:rPr>
-            </m:ctrlPr>
-          </m:sSubPr>
-          <m:e>
-            <m:r>
-              <w:rPr>
-                <w:rFonts w:ascii="Cambria Math" w:hAnsi="Cambria Math"/>
-              </w:rPr>
-              <m:t>ω</m:t>
-            </m:r>
-          </m:e>
-          <m:sub>
-            <m:r>
-              <w:rPr>
-                <w:rFonts w:ascii="Cambria Math" w:hAnsi="Cambria Math"/>
-              </w:rPr>
-              <m:t>VSG</m:t>
-            </m:r>
-          </m:sub>
-        </m:sSub>
-      </m:oMath>
-      <w:r>
-        <w:rPr>
-          <w:sz w:val="32"/>
-          <w:szCs w:val="32"/>
-          <w:cs/>
-        </w:rPr>
-        <w:t xml:space="preserve"> และการ GFM</w:t>
-      </w:r>
-      <m:oMath>
-        <m:r>
-          <w:rPr>
-            <w:rFonts w:ascii="Cambria Math" w:hAnsi="Cambria Math"/>
-          </w:rPr>
-          <m:t>→</m:t>
-        </m:r>
-      </m:oMath>
-      <w:r>
-        <w:rPr>
-          <w:sz w:val="32"/>
-          <w:szCs w:val="32"/>
-          <w:cs/>
-        </w:rPr>
-        <w:t xml:space="preserve">GFL จะ carry </w:t>
-      </w:r>
-      <w:r>
-        <w:rPr>
-          <w:sz w:val="32"/>
-          <w:szCs w:val="32"/>
-          <w:cs/>
-        </w:rPr>
-        <w:lastRenderedPageBreak/>
-        <w:t>ความถี่ VSG ไปยัง PLL integrator เพื่อให้ frequency coordinate ต่อเนื่องมากที่สุด ขณะที่ inactive branch ถูกเก็บไว้เป็น anchor และไม่ evolve</w:t>
-      </w:r>
-    </w:p>
-    <w:p>
-      <w:pPr>
-        <w:spacing w:line="320" w:lineRule="exact"/>
-        <w:ind w:firstLine="360"/>
-        <w:jc w:val="thaiDistribute"/>
-      </w:pPr>
-      <w:r>
-        <w:rPr>
-          <w:sz w:val="32"/>
-          <w:szCs w:val="32"/>
-          <w:cs/>
-        </w:rPr>
-        <w:t xml:space="preserve">เกณฑ์ </w:t>
-      </w:r>
-      <m:oMath>
-        <m:sSub>
-          <m:sSubPr>
-            <m:ctrlPr>
-              <w:rPr>
-                <w:rFonts w:ascii="Cambria Math" w:hAnsi="Cambria Math"/>
-              </w:rPr>
-            </m:ctrlPr>
-          </m:sSubPr>
-          <m:e>
-            <m:r>
-              <w:rPr>
-                <w:rFonts w:ascii="Cambria Math" w:hAnsi="Cambria Math"/>
-              </w:rPr>
-              <m:t>ε</m:t>
-            </m:r>
-          </m:e>
-          <m:sub>
-            <m:r>
-              <w:rPr>
-                <w:rFonts w:ascii="Cambria Math" w:hAnsi="Cambria Math"/>
-              </w:rPr>
-              <m:t>I</m:t>
-            </m:r>
-          </m:sub>
-        </m:sSub>
-      </m:oMath>
-      <w:r>
-        <w:rPr>
-          <w:sz w:val="32"/>
-          <w:szCs w:val="32"/>
-          <w:cs/>
-        </w:rPr>
-        <w:t xml:space="preserve"> ในสมการที่ 41 เป็นค่าของอุปกรณ์เอง ไม่ใช่ค่าคงตัวที่รายงานตั้งขึ้น และปรากฏพร้อมค่าตัวเลขในตารางที่ 7</w:t>
-      </w:r>
-    </w:p>
-    <w:p>
-      <w:pPr>
-        <w:spacing w:line="320" w:lineRule="exact"/>
-        <w:ind w:firstLine="360"/>
-        <w:jc w:val="thaiDistribute"/>
-      </w:pPr>
-      <w:r>
-        <w:rPr>
-          <w:sz w:val="32"/>
-          <w:szCs w:val="32"/>
-          <w:cs/>
-        </w:rPr>
-        <w:t xml:space="preserve">การพิสูจน์ transfer ใช้ falsification tests ที่คำนวณ </w:t>
-      </w:r>
-      <m:oMath>
-        <m:r>
-          <w:rPr>
-            <w:rFonts w:ascii="Cambria Math" w:hAnsi="Cambria Math"/>
-            <w:sz w:val="24"/>
-            <w:szCs w:val="24"/>
-          </w:rPr>
-          <m:t>I,P,Q</m:t>
-        </m:r>
-      </m:oMath>
-      <w:r>
-        <w:rPr>
-          <w:sz w:val="32"/>
-          <w:szCs w:val="32"/>
-          <w:cs/>
-        </w:rPr>
-        <w:t xml:space="preserve"> ก่อนและหลังจาก production current-injection function โดยตรง รวมถึง rigid-frame rotation test: เมื่อหมุนแรงดันทั้งระบบและมุมภายในด้วยมุมเดียวกัน phasor current ต้องหมุนตาม แต่ </w:t>
-      </w:r>
-      <m:oMath>
-        <m:r>
-          <w:rPr>
-            <w:rFonts w:ascii="Cambria Math" w:hAnsi="Cambria Math"/>
-            <w:sz w:val="24"/>
-            <w:szCs w:val="24"/>
-          </w:rPr>
-          <m:t>P,Q</m:t>
-        </m:r>
-      </m:oMath>
-      <w:r>
-        <w:rPr>
-          <w:sz w:val="32"/>
-          <w:szCs w:val="32"/>
-          <w:cs/>
-        </w:rPr>
-        <w:t xml:space="preserve"> ต้องคงเดิม ผลที่ผ่านเงื่อนไขนี้ช่วยยืนยันว่า state map ไม่ผูกกับ absolute network angle แบบผิดพลาด</w:t>
-      </w:r>
-    </w:p>
-    <w:p>
-      <w:pPr>
-        <w:keepNext/>
-        <w:spacing w:before="60" w:after="20"/>
-      </w:pPr>
-      <w:r>
-        <w:rPr>
-          <w:b/>
-          <w:bCs/>
-          <w:sz w:val="33"/>
-          <w:szCs w:val="33"/>
-          <w:cs/>
-        </w:rPr>
-        <w:t>7.4 การพิสูจน์ว่าการสลับโหมดไม่ทำให้กระแสกระโดด และ transient มาจากที่ใด</w:t>
-      </w:r>
-    </w:p>
-    <w:p>
-      <w:pPr>
-        <w:spacing w:line="320" w:lineRule="exact"/>
-        <w:ind w:firstLine="360"/>
-        <w:jc w:val="thaiDistribute"/>
-      </w:pPr>
-      <w:r>
-        <w:rPr>
-          <w:sz w:val="32"/>
-          <w:szCs w:val="32"/>
-          <w:cs/>
-        </w:rPr>
-        <w:t xml:space="preserve">หัวข้อนี้พิสูจน์การสลับโหมดเป็นขั้น ๆ จากรูปสมการของระบบไปจนถึงนิพจน์ที่โค้ดเขียนจริง เพื่อให้ข้อความว่า </w:t>
-      </w:r>
-      <w:r>
-        <w:rPr>
-          <w:b/>
-          <w:bCs/>
-          <w:sz w:val="32"/>
-          <w:szCs w:val="32"/>
-          <w:cs/>
-        </w:rPr>
-        <w:t>กระแสไม่กระโดด</w:t>
-      </w:r>
-      <w:r>
-        <w:rPr>
-          <w:sz w:val="32"/>
-          <w:szCs w:val="32"/>
-          <w:cs/>
-        </w:rPr>
-        <w:t xml:space="preserve"> เป็นผลที่ตามมาจากพีชคณิต ไม่ใช่ผลของการตั้งค่าเกณฑ์ ทุกขั้นตอนถูกตรวจกับ closure ของโค้ดการผลิตด้วยสคริปต์ verify_mode_switch_algebra.m และค่าคงเหลือของทุกขั้นอยู่ในตารางที่ 8</w:t>
-      </w:r>
-    </w:p>
-    <w:p>
-      <w:pPr>
-        <w:spacing w:line="320" w:lineRule="exact"/>
-        <w:ind w:firstLine="360"/>
-        <w:jc w:val="thaiDistribute"/>
-      </w:pPr>
-      <w:r>
-        <w:rPr>
-          <w:b/>
-          <w:bCs/>
-          <w:sz w:val="32"/>
-          <w:szCs w:val="32"/>
-          <w:cs/>
-        </w:rPr>
-        <w:t>รูปของระบบที่สลับได้</w:t>
-      </w:r>
-      <w:r>
-        <w:rPr>
-          <w:sz w:val="32"/>
-          <w:szCs w:val="32"/>
-          <w:cs/>
-        </w:rPr>
-        <w:t xml:space="preserve"> เริ่มจากรูปของระบบ อุปกรณ์หนึ่งตัวมีเวกเตอร์สเตต</w:t>
-      </w:r>
-      <w:r>
-        <w:rPr>
-          <w:b/>
-          <w:bCs/>
-          <w:sz w:val="32"/>
-          <w:szCs w:val="32"/>
-          <w:cs/>
-        </w:rPr>
-        <w:t>ชุดเดียว</w:t>
-      </w:r>
-      <w:r>
-        <w:rPr>
-          <w:sz w:val="32"/>
-          <w:szCs w:val="32"/>
-          <w:cs/>
-        </w:rPr>
-        <w:t xml:space="preserve"> และมีสนามเวกเตอร์ </w:t>
-      </w:r>
-      <w:r>
-        <w:rPr>
-          <w:b/>
-          <w:bCs/>
-          <w:sz w:val="32"/>
-          <w:szCs w:val="32"/>
-          <w:cs/>
-        </w:rPr>
-        <w:t>สองชุด</w:t>
-      </w:r>
-      <w:r>
-        <w:rPr>
-          <w:sz w:val="32"/>
-          <w:szCs w:val="32"/>
-          <w:cs/>
-        </w:rPr>
-        <w:t xml:space="preserve"> ที่ถูกเลือกด้วยโหมด </w:t>
-      </w:r>
-      <m:oMath>
-        <m:sSub>
-          <m:sSubPr>
-            <m:ctrlPr>
-              <w:rPr>
-                <w:rFonts w:ascii="Cambria Math" w:hAnsi="Cambria Math"/>
-                <w:sz w:val="24"/>
-                <w:szCs w:val="24"/>
-              </w:rPr>
-            </m:ctrlPr>
-          </m:sSubPr>
-          <m:e>
-            <m:r>
-              <w:rPr>
-                <w:rFonts w:ascii="Cambria Math" w:hAnsi="Cambria Math"/>
-                <w:sz w:val="24"/>
-                <w:szCs w:val="24"/>
-              </w:rPr>
-              <m:t>m</m:t>
-            </m:r>
-          </m:e>
-          <m:sub>
-            <m:r>
-              <w:rPr>
-                <w:rFonts w:ascii="Cambria Math" w:hAnsi="Cambria Math"/>
-                <w:sz w:val="24"/>
-                <w:szCs w:val="24"/>
-              </w:rPr>
-              <m:t>i</m:t>
-            </m:r>
-          </m:sub>
-        </m:sSub>
-        <m:r>
-          <w:rPr>
-            <w:rFonts w:ascii="Cambria Math" w:hAnsi="Cambria Math"/>
-            <w:sz w:val="24"/>
-            <w:szCs w:val="24"/>
-          </w:rPr>
-          <m:t>(t)</m:t>
-        </m:r>
-      </m:oMath>
-      <w:r>
-        <w:rPr>
-          <w:sz w:val="32"/>
-          <w:szCs w:val="32"/>
-          <w:cs/>
-        </w:rPr>
-        <w:t xml:space="preserve"> ซึ่งตัวกำกับคอมมิท โหมดจึงเป็น</w:t>
-      </w:r>
-      <w:r>
-        <w:rPr>
-          <w:b/>
-          <w:bCs/>
-          <w:sz w:val="32"/>
-          <w:szCs w:val="32"/>
-          <w:cs/>
-        </w:rPr>
-        <w:t>อินพุตแบบไม่ต่อเนื่อง</w:t>
-      </w:r>
-      <w:r>
-        <w:rPr>
-          <w:sz w:val="32"/>
-          <w:szCs w:val="32"/>
-          <w:cs/>
-        </w:rPr>
-        <w:t xml:space="preserve"> ของสมการเชิงอนุพันธ์ ไม่ใช่สเตตของมัน อุปกรณ์ที่ออฟไลน์หรือถูกปลด (tripped) แสดงด้วยตัวชี้ </w:t>
-      </w:r>
-      <m:oMath>
-        <m:sSub>
-          <m:sSubPr>
-            <m:ctrlPr>
-              <w:rPr>
-                <w:rFonts w:ascii="Cambria Math" w:hAnsi="Cambria Math"/>
-              </w:rPr>
-            </m:ctrlPr>
-          </m:sSubPr>
-          <m:e>
-            <m:r>
-              <w:rPr>
-                <w:rFonts w:ascii="Cambria Math" w:hAnsi="Cambria Math"/>
-              </w:rPr>
-              <m:t>χ</m:t>
-            </m:r>
-          </m:e>
-          <m:sub>
-            <m:r>
-              <w:rPr>
-                <w:rFonts w:ascii="Cambria Math" w:hAnsi="Cambria Math"/>
-              </w:rPr>
-              <m:t>i</m:t>
-            </m:r>
-          </m:sub>
-        </m:sSub>
-        <m:r>
-          <w:rPr>
-            <w:rFonts w:ascii="Cambria Math" w:hAnsi="Cambria Math"/>
-          </w:rPr>
-          <m:t>=0</m:t>
-        </m:r>
-      </m:oMath>
-      <w:r>
-        <w:rPr>
-          <w:sz w:val="32"/>
-          <w:szCs w:val="32"/>
-          <w:cs/>
-        </w:rPr>
-        <w:t xml:space="preserve"> ซึ่งทำให้สนามเวกเตอร์เป็นศูนย์ทั้งแถว จึงไม่ต้องมีสาขาแยกในสมการที่ 42</w:t>
-      </w:r>
-    </w:p>
     <w:tbl>
       <w:tblPr>
         <w:tblW w:w="0" w:type="auto"/>
@@ -34787,21 +34134,6 @@
         </w:tc>
       </w:tr>
     </w:tbl>
-    <w:p>
-      <w:pPr>
-        <w:spacing w:line="320" w:lineRule="exact"/>
-        <w:ind w:firstLine="360"/>
-        <w:jc w:val="thaiDistribute"/>
-      </w:pPr>
-      <w:r>
-        <w:rPr>
-          <w:sz w:val="32"/>
-          <w:szCs w:val="32"/>
-          <w:cs/>
-        </w:rPr>
-        <w:t>ชุดแอ็กทีฟของแต่ละโหมดคือดัชนีที่ตัวอินทิเกรตเดินหน้าจริง มิติของมันจึงเปลี่ยนตามโหมด และนี่คือความหมายที่แม่นยำของคำว่า สเตตเพิ่มขึ้นหรือหายไป: ไม่ใช่การสร้างหรือลบตัวแปร แต่เป็นการเปลี่ยนว่าแถวใดถูกอินทิเกรต</w:t>
-      </w:r>
-    </w:p>
     <w:tbl>
       <w:tblPr>
         <w:tblW w:w="0" w:type="auto"/>
@@ -35243,39 +34575,6 @@
         </w:tc>
       </w:tr>
     </w:tbl>
-    <w:p>
-      <w:pPr>
-        <w:spacing w:line="320" w:lineRule="exact"/>
-        <w:ind w:firstLine="360"/>
-        <w:jc w:val="thaiDistribute"/>
-      </w:pPr>
-      <w:r>
-        <w:rPr>
-          <w:sz w:val="32"/>
-          <w:szCs w:val="32"/>
-          <w:cs/>
-        </w:rPr>
-        <w:t>บล็อกที่ไม่ได้อยู่ในชุดแอ็กทีฟถูก</w:t>
-      </w:r>
-      <w:r>
-        <w:rPr>
-          <w:b/>
-          <w:bCs/>
-          <w:sz w:val="32"/>
-          <w:szCs w:val="32"/>
-          <w:cs/>
-        </w:rPr>
-        <w:t>ตรึง</w:t>
-      </w:r>
-      <w:r>
-        <w:rPr>
-          <w:sz w:val="32"/>
-          <w:szCs w:val="32"/>
-          <w:cs/>
-        </w:rPr>
-        <w:t xml:space="preserve"> ไม่ใช่ถูกลบ เพราะ dual_f เขียนเฉพาะแถวของสาขาที่ทำงาน แถวของสาขาที่หลับจึงเป็นศูนย์เหมือนกันหมด และค่าของมันค้างอยู่ที่ค่าตอนเข้าสู่สภาพหลับ</w:t>
-      </w:r>
-    </w:p>
     <w:tbl>
       <w:tblPr>
         <w:tblW w:w="0" w:type="auto"/>
@@ -35600,266 +34899,6 @@
         </w:tc>
       </w:tr>
     </w:tbl>
-    <w:p>
-      <w:pPr>
-        <w:spacing w:line="320" w:lineRule="exact"/>
-        <w:ind w:firstLine="360"/>
-        <w:jc w:val="thaiDistribute"/>
-      </w:pPr>
-      <w:r>
-        <w:rPr>
-          <w:b/>
-          <w:bCs/>
-          <w:sz w:val="32"/>
-          <w:szCs w:val="32"/>
-          <w:cs/>
-        </w:rPr>
-        <w:t>ขั้นที่ 1: แถวของกระแสเหลือเฉพาะ PI ชั้นใน</w:t>
-      </w:r>
-      <w:r>
-        <w:rPr>
-          <w:sz w:val="32"/>
-          <w:szCs w:val="32"/>
-          <w:cs/>
-        </w:rPr>
-        <w:t xml:space="preserve"> ขั้นที่ 1 แทนค่าแรงดันคำสั่งจากสมการที่ 23 และ 24 ลงในแถวของกระแสตัวกรอง จะเห็นว่าพจน์ </w:t>
-      </w:r>
-      <m:oMath>
-        <m:sSub>
-          <m:sSubPr>
-            <m:ctrlPr>
-              <w:rPr>
-                <w:rFonts w:ascii="Cambria Math" w:hAnsi="Cambria Math"/>
-                <w:sz w:val="24"/>
-                <w:szCs w:val="24"/>
-              </w:rPr>
-            </m:ctrlPr>
-          </m:sSubPr>
-          <m:e>
-            <m:r>
-              <w:rPr>
-                <w:rFonts w:ascii="Cambria Math" w:hAnsi="Cambria Math"/>
-                <w:sz w:val="24"/>
-                <w:szCs w:val="24"/>
-              </w:rPr>
-              <m:t>v</m:t>
-            </m:r>
-          </m:e>
-          <m:sub>
-            <m:r>
-              <w:rPr>
-                <w:rFonts w:ascii="Cambria Math" w:hAnsi="Cambria Math"/>
-                <w:sz w:val="24"/>
-                <w:szCs w:val="24"/>
-              </w:rPr>
-              <m:t>d</m:t>
-            </m:r>
-          </m:sub>
-        </m:sSub>
-      </m:oMath>
-      <w:r>
-        <w:rPr>
-          <w:sz w:val="32"/>
-          <w:szCs w:val="32"/>
-          <w:cs/>
-        </w:rPr>
-        <w:t xml:space="preserve">, </w:t>
-      </w:r>
-      <m:oMath>
-        <m:sSub>
-          <m:sSubPr>
-            <m:ctrlPr>
-              <w:rPr>
-                <w:rFonts w:ascii="Cambria Math" w:hAnsi="Cambria Math"/>
-                <w:sz w:val="24"/>
-                <w:szCs w:val="24"/>
-              </w:rPr>
-            </m:ctrlPr>
-          </m:sSubPr>
-          <m:e>
-            <m:r>
-              <w:rPr>
-                <w:rFonts w:ascii="Cambria Math" w:hAnsi="Cambria Math"/>
-                <w:sz w:val="24"/>
-                <w:szCs w:val="24"/>
-              </w:rPr>
-              <m:t>R</m:t>
-            </m:r>
-          </m:e>
-          <m:sub>
-            <m:r>
-              <w:rPr>
-                <w:rFonts w:ascii="Cambria Math" w:hAnsi="Cambria Math"/>
-                <w:sz w:val="24"/>
-                <w:szCs w:val="24"/>
-              </w:rPr>
-              <m:t>f</m:t>
-            </m:r>
-          </m:sub>
-        </m:sSub>
-        <m:r>
-          <w:rPr>
-            <w:rFonts w:ascii="Cambria Math" w:hAnsi="Cambria Math"/>
-            <w:sz w:val="24"/>
-            <w:szCs w:val="24"/>
-          </w:rPr>
-          <m:t xml:space="preserve"> </m:t>
-        </m:r>
-        <m:sSub>
-          <m:sSubPr>
-            <m:ctrlPr>
-              <w:rPr>
-                <w:rFonts w:ascii="Cambria Math" w:hAnsi="Cambria Math"/>
-                <w:sz w:val="24"/>
-                <w:szCs w:val="24"/>
-              </w:rPr>
-            </m:ctrlPr>
-          </m:sSubPr>
-          <m:e>
-            <m:r>
-              <w:rPr>
-                <w:rFonts w:ascii="Cambria Math" w:hAnsi="Cambria Math"/>
-                <w:sz w:val="24"/>
-                <w:szCs w:val="24"/>
-              </w:rPr>
-              <m:t>i</m:t>
-            </m:r>
-          </m:e>
-          <m:sub>
-            <m:r>
-              <w:rPr>
-                <w:rFonts w:ascii="Cambria Math" w:hAnsi="Cambria Math"/>
-                <w:sz w:val="24"/>
-                <w:szCs w:val="24"/>
-              </w:rPr>
-              <m:t>d</m:t>
-            </m:r>
-          </m:sub>
-        </m:sSub>
-      </m:oMath>
-      <w:r>
-        <w:rPr>
-          <w:sz w:val="32"/>
-          <w:szCs w:val="32"/>
-          <w:cs/>
-        </w:rPr>
-        <w:t xml:space="preserve"> และพจน์ไขว้ </w:t>
-      </w:r>
-      <m:oMath>
-        <m:sSub>
-          <m:sSubPr>
-            <m:ctrlPr>
-              <w:rPr>
-                <w:rFonts w:ascii="Cambria Math" w:hAnsi="Cambria Math"/>
-                <w:sz w:val="24"/>
-                <w:szCs w:val="24"/>
-              </w:rPr>
-            </m:ctrlPr>
-          </m:sSubPr>
-          <m:e>
-            <m:r>
-              <w:rPr>
-                <w:rFonts w:ascii="Cambria Math" w:hAnsi="Cambria Math"/>
-                <w:sz w:val="24"/>
-                <w:szCs w:val="24"/>
-              </w:rPr>
-              <m:t>ω</m:t>
-            </m:r>
-          </m:e>
-          <m:sub>
-            <m:r>
-              <m:rPr>
-                <m:sty m:val="p"/>
-              </m:rPr>
-              <w:rPr>
-                <w:rFonts w:ascii="Cambria Math" w:hAnsi="Cambria Math"/>
-                <w:sz w:val="24"/>
-                <w:szCs w:val="24"/>
-              </w:rPr>
-              <m:t>pu</m:t>
-            </m:r>
-          </m:sub>
-        </m:sSub>
-        <m:sSub>
-          <m:sSubPr>
-            <m:ctrlPr>
-              <w:rPr>
-                <w:rFonts w:ascii="Cambria Math" w:hAnsi="Cambria Math"/>
-                <w:sz w:val="24"/>
-                <w:szCs w:val="24"/>
-              </w:rPr>
-            </m:ctrlPr>
-          </m:sSubPr>
-          <m:e>
-            <m:r>
-              <w:rPr>
-                <w:rFonts w:ascii="Cambria Math" w:hAnsi="Cambria Math"/>
-                <w:sz w:val="24"/>
-                <w:szCs w:val="24"/>
-              </w:rPr>
-              <m:t>L</m:t>
-            </m:r>
-          </m:e>
-          <m:sub>
-            <m:r>
-              <w:rPr>
-                <w:rFonts w:ascii="Cambria Math" w:hAnsi="Cambria Math"/>
-                <w:sz w:val="24"/>
-                <w:szCs w:val="24"/>
-              </w:rPr>
-              <m:t>f</m:t>
-            </m:r>
-          </m:sub>
-        </m:sSub>
-        <m:r>
-          <w:rPr>
-            <w:rFonts w:ascii="Cambria Math" w:hAnsi="Cambria Math"/>
-            <w:sz w:val="24"/>
-            <w:szCs w:val="24"/>
-          </w:rPr>
-          <m:t xml:space="preserve"> </m:t>
-        </m:r>
-        <m:sSub>
-          <m:sSubPr>
-            <m:ctrlPr>
-              <w:rPr>
-                <w:rFonts w:ascii="Cambria Math" w:hAnsi="Cambria Math"/>
-                <w:sz w:val="24"/>
-                <w:szCs w:val="24"/>
-              </w:rPr>
-            </m:ctrlPr>
-          </m:sSubPr>
-          <m:e>
-            <m:r>
-              <w:rPr>
-                <w:rFonts w:ascii="Cambria Math" w:hAnsi="Cambria Math"/>
-                <w:sz w:val="24"/>
-                <w:szCs w:val="24"/>
-              </w:rPr>
-              <m:t>i</m:t>
-            </m:r>
-          </m:e>
-          <m:sub>
-            <m:r>
-              <w:rPr>
-                <w:rFonts w:ascii="Cambria Math" w:hAnsi="Cambria Math"/>
-                <w:sz w:val="24"/>
-                <w:szCs w:val="24"/>
-              </w:rPr>
-              <m:t>q</m:t>
-            </m:r>
-          </m:sub>
-        </m:sSub>
-      </m:oMath>
-      <w:r>
-        <w:rPr>
-          <w:sz w:val="32"/>
-          <w:szCs w:val="32"/>
-          <w:cs/>
-        </w:rPr>
-        <w:t xml:space="preserve"> ตัดกันหมดพอดี เหลือเพียง PI ชั้นใน</w:t>
-      </w:r>
-    </w:p>
     <w:tbl>
       <w:tblPr>
         <w:tblW w:w="0" w:type="auto"/>
@@ -37547,321 +36586,6 @@
         </w:tc>
       </w:tr>
     </w:tbl>
-    <w:p>
-      <w:pPr>
-        <w:spacing w:line="320" w:lineRule="exact"/>
-        <w:ind w:firstLine="360"/>
-        <w:jc w:val="thaiDistribute"/>
-      </w:pPr>
-      <w:r>
-        <w:rPr>
-          <w:sz w:val="32"/>
-          <w:szCs w:val="32"/>
-          <w:cs/>
-        </w:rPr>
-        <w:t xml:space="preserve">ผลที่ตามมาสำคัญมากต่อการพิสูจน์ทั้งหมด: โหมดไม่ปรากฏในแถวของกระแสโดยตรงเลย ทางเดียวที่โหมดส่งผลถึงภาคกำลังคือผ่านค่าอ้างอิงกระแส </w:t>
-      </w:r>
-      <m:oMath>
-        <m:sSup>
-          <m:sSupPr>
-            <m:ctrlPr>
-              <w:rPr>
-                <w:rFonts w:ascii="Cambria Math" w:hAnsi="Cambria Math"/>
-              </w:rPr>
-            </m:ctrlPr>
-          </m:sSupPr>
-          <m:e>
-            <m:sSub>
-              <m:sSubPr>
-                <m:ctrlPr>
-                  <w:rPr>
-                    <w:rFonts w:ascii="Cambria Math" w:hAnsi="Cambria Math"/>
-                  </w:rPr>
-                </m:ctrlPr>
-              </m:sSubPr>
-              <m:e>
-                <m:r>
-                  <w:rPr>
-                    <w:rFonts w:ascii="Cambria Math" w:hAnsi="Cambria Math"/>
-                  </w:rPr>
-                  <m:t>i</m:t>
-                </m:r>
-              </m:e>
-              <m:sub>
-                <m:r>
-                  <w:rPr>
-                    <w:rFonts w:ascii="Cambria Math" w:hAnsi="Cambria Math"/>
-                  </w:rPr>
-                  <m:t>d</m:t>
-                </m:r>
-              </m:sub>
-            </m:sSub>
-          </m:e>
-          <m:sup>
-            <m:r>
-              <w:rPr>
-                <w:rFonts w:ascii="Cambria Math" w:hAnsi="Cambria Math"/>
-              </w:rPr>
-              <m:t>*</m:t>
-            </m:r>
-          </m:sup>
-        </m:sSup>
-        <m:r>
-          <w:rPr>
-            <w:rFonts w:ascii="Cambria Math" w:hAnsi="Cambria Math"/>
-          </w:rPr>
-          <m:t>,</m:t>
-        </m:r>
-        <m:sSup>
-          <m:sSupPr>
-            <m:ctrlPr>
-              <w:rPr>
-                <w:rFonts w:ascii="Cambria Math" w:hAnsi="Cambria Math"/>
-              </w:rPr>
-            </m:ctrlPr>
-          </m:sSupPr>
-          <m:e>
-            <m:sSub>
-              <m:sSubPr>
-                <m:ctrlPr>
-                  <w:rPr>
-                    <w:rFonts w:ascii="Cambria Math" w:hAnsi="Cambria Math"/>
-                  </w:rPr>
-                </m:ctrlPr>
-              </m:sSubPr>
-              <m:e>
-                <m:r>
-                  <w:rPr>
-                    <w:rFonts w:ascii="Cambria Math" w:hAnsi="Cambria Math"/>
-                  </w:rPr>
-                  <m:t>i</m:t>
-                </m:r>
-              </m:e>
-              <m:sub>
-                <m:r>
-                  <w:rPr>
-                    <w:rFonts w:ascii="Cambria Math" w:hAnsi="Cambria Math"/>
-                  </w:rPr>
-                  <m:t>q</m:t>
-                </m:r>
-              </m:sub>
-            </m:sSub>
-          </m:e>
-          <m:sup>
-            <m:r>
-              <w:rPr>
-                <w:rFonts w:ascii="Cambria Math" w:hAnsi="Cambria Math"/>
-              </w:rPr>
-              <m:t>*</m:t>
-            </m:r>
-          </m:sup>
-        </m:sSup>
-      </m:oMath>
-      <w:r>
-        <w:rPr>
-          <w:sz w:val="32"/>
-          <w:szCs w:val="32"/>
-          <w:cs/>
-        </w:rPr>
-        <w:t xml:space="preserve"> เท่านั้น ดังนั้นถ้าค่าอ้างอิงหลังสลับ</w:t>
-      </w:r>
-      <w:r>
-        <w:rPr>
-          <w:sz w:val="32"/>
-          <w:szCs w:val="32"/>
-          <w:cs/>
-        </w:rPr>
-        <w:lastRenderedPageBreak/>
-        <w:t>เท่ากับกระแสที่ไหลอยู่ อนุพันธ์ของกระแสก็ไม่กระโดด และนี่คือสิ่งที่แผนที่ถ่ายโอนถูกออกแบบให้เป็นจริง</w:t>
-      </w:r>
-    </w:p>
-    <w:p>
-      <w:pPr>
-        <w:spacing w:line="320" w:lineRule="exact"/>
-        <w:ind w:firstLine="360"/>
-        <w:jc w:val="thaiDistribute"/>
-      </w:pPr>
-      <w:r>
-        <w:rPr>
-          <w:b/>
-          <w:bCs/>
-          <w:sz w:val="32"/>
-          <w:szCs w:val="32"/>
-          <w:cs/>
-        </w:rPr>
-        <w:t>ขั้นที่ 2: จุดเชื่อมต่อก่อนสลับ</w:t>
-      </w:r>
-      <w:r>
-        <w:rPr>
-          <w:sz w:val="32"/>
-          <w:szCs w:val="32"/>
-          <w:cs/>
-        </w:rPr>
-        <w:t xml:space="preserve"> ขั้นที่ 2 วัดจุดเชื่อมต่อจากสาขาที่กำลังจะออก โดยใช้ closure ของสาขานั้นเอง ไม่ใช่ค่าคำสั่ง นิพจน์คือสมการที่ 40 ในหัวข้อก่อน</w:t>
-      </w:r>
-    </w:p>
-    <w:p>
-      <w:pPr>
-        <w:spacing w:line="320" w:lineRule="exact"/>
-        <w:ind w:firstLine="360"/>
-        <w:jc w:val="thaiDistribute"/>
-      </w:pPr>
-      <w:r>
-        <w:rPr>
-          <w:b/>
-          <w:bCs/>
-          <w:sz w:val="32"/>
-          <w:szCs w:val="32"/>
-          <w:cs/>
-        </w:rPr>
-        <w:t>ขั้นที่ 3: แก้สาขาปลายทางที่จุดเชื่อมต่อเดียวกัน</w:t>
-      </w:r>
-      <w:r>
-        <w:rPr>
-          <w:sz w:val="32"/>
-          <w:szCs w:val="32"/>
-          <w:cs/>
-        </w:rPr>
-        <w:t xml:space="preserve"> ขั้นที่ 3 แก้สาขาปลายทางให้</w:t>
-      </w:r>
-      <w:r>
-        <w:rPr>
-          <w:b/>
-          <w:bCs/>
-          <w:sz w:val="32"/>
-          <w:szCs w:val="32"/>
-          <w:cs/>
-        </w:rPr>
-        <w:t>จุดนั้นเป็นจุดสมดุลของมันเอง</w:t>
-      </w:r>
-      <w:r>
-        <w:rPr>
-          <w:sz w:val="32"/>
-          <w:szCs w:val="32"/>
-          <w:cs/>
-        </w:rPr>
-        <w:t xml:space="preserve"> สำหรับ GFM เงื่อนไข </w:t>
-      </w:r>
-      <m:oMath>
-        <m:sSub>
-          <m:sSubPr>
-            <m:ctrlPr>
-              <w:rPr>
-                <w:rFonts w:ascii="Cambria Math" w:hAnsi="Cambria Math"/>
-              </w:rPr>
-            </m:ctrlPr>
-          </m:sSubPr>
-          <m:e>
-            <m:r>
-              <w:rPr>
-                <w:rFonts w:ascii="Cambria Math" w:hAnsi="Cambria Math"/>
-              </w:rPr>
-              <m:t>e</m:t>
-            </m:r>
-          </m:e>
-          <m:sub>
-            <m:r>
-              <m:rPr>
-                <m:sty m:val="p"/>
-              </m:rPr>
-              <w:rPr>
-                <w:rFonts w:ascii="Cambria Math" w:hAnsi="Cambria Math"/>
-              </w:rPr>
-              <m:t>Vd</m:t>
-            </m:r>
-          </m:sub>
-        </m:sSub>
-        <m:r>
-          <w:rPr>
-            <w:rFonts w:ascii="Cambria Math" w:hAnsi="Cambria Math"/>
-          </w:rPr>
-          <m:t>=</m:t>
-        </m:r>
-        <m:sSub>
-          <m:sSubPr>
-            <m:ctrlPr>
-              <w:rPr>
-                <w:rFonts w:ascii="Cambria Math" w:hAnsi="Cambria Math"/>
-              </w:rPr>
-            </m:ctrlPr>
-          </m:sSubPr>
-          <m:e>
-            <m:r>
-              <w:rPr>
-                <w:rFonts w:ascii="Cambria Math" w:hAnsi="Cambria Math"/>
-              </w:rPr>
-              <m:t>e</m:t>
-            </m:r>
-          </m:e>
-          <m:sub>
-            <m:r>
-              <m:rPr>
-                <m:sty m:val="p"/>
-              </m:rPr>
-              <w:rPr>
-                <w:rFonts w:ascii="Cambria Math" w:hAnsi="Cambria Math"/>
-              </w:rPr>
-              <m:t>Vq</m:t>
-            </m:r>
-          </m:sub>
-        </m:sSub>
-        <m:r>
-          <w:rPr>
-            <w:rFonts w:ascii="Cambria Math" w:hAnsi="Cambria Math"/>
-          </w:rPr>
-          <m:t>=0</m:t>
-        </m:r>
-      </m:oMath>
-      <w:r>
-        <w:rPr>
-          <w:sz w:val="32"/>
-          <w:szCs w:val="32"/>
-          <w:cs/>
-        </w:rPr>
-        <w:t xml:space="preserve"> บังคับให้มุมและขนาดเป็นค่าที่วัดได้ และเงื่อนไข </w:t>
-      </w:r>
-      <m:oMath>
-        <m:sSup>
-          <m:sSupPr>
-            <m:ctrlPr>
-              <w:rPr>
-                <w:rFonts w:ascii="Cambria Math" w:hAnsi="Cambria Math"/>
-              </w:rPr>
-            </m:ctrlPr>
-          </m:sSupPr>
-          <m:e>
-            <m:r>
-              <w:rPr>
-                <w:rFonts w:ascii="Cambria Math" w:hAnsi="Cambria Math"/>
-              </w:rPr>
-              <m:t>i</m:t>
-            </m:r>
-          </m:e>
-          <m:sup>
-            <m:r>
-              <w:rPr>
-                <w:rFonts w:ascii="Cambria Math" w:hAnsi="Cambria Math"/>
-              </w:rPr>
-              <m:t>*</m:t>
-            </m:r>
-          </m:sup>
-        </m:sSup>
-        <m:r>
-          <w:rPr>
-            <w:rFonts w:ascii="Cambria Math" w:hAnsi="Cambria Math"/>
-          </w:rPr>
-          <m:t>=i</m:t>
-        </m:r>
-      </m:oMath>
-      <w:r>
-        <w:rPr>
-          <w:sz w:val="32"/>
-          <w:szCs w:val="32"/>
-          <w:cs/>
-        </w:rPr>
-        <w:t xml:space="preserve"> บังคับค่าตัวอินทิเกรตของวงแรงดัน จึงไม่ใช่การกำหนดค่าตามใจ แต่เป็นคำตอบของสมการสมดุลของสาขานั้น</w:t>
-      </w:r>
-    </w:p>
     <w:tbl>
       <w:tblPr>
         <w:tblW w:w="0" w:type="auto"/>
@@ -39711,31 +38435,6 @@
         </w:tc>
       </w:tr>
     </w:tbl>
-    <w:p>
-      <w:pPr>
-        <w:spacing w:line="320" w:lineRule="exact"/>
-        <w:ind w:firstLine="360"/>
-        <w:jc w:val="thaiDistribute"/>
-      </w:pPr>
-      <w:r>
-        <w:rPr>
-          <w:b/>
-          <w:bCs/>
-          <w:sz w:val="32"/>
-          <w:szCs w:val="32"/>
-          <w:cs/>
-        </w:rPr>
-        <w:t>ขั้นที่ 4: กระแสที่อัดเข้าโครงข่ายเท่าเดิมพอดี</w:t>
-      </w:r>
-      <w:r>
-        <w:rPr>
-          <w:sz w:val="32"/>
-          <w:szCs w:val="32"/>
-          <w:cs/>
-        </w:rPr>
-        <w:t xml:space="preserve"> ขั้นที่ 4 แทนคำตอบของขั้นที่ 3 กลับเข้าไปในนิยามกระแส จะได้กระแสเดิมกลับมา</w:t>
-      </w:r>
-    </w:p>
     <w:tbl>
       <w:tblPr>
         <w:tblW w:w="0" w:type="auto"/>
@@ -40679,604 +39378,6 @@
         </w:tc>
       </w:tr>
     </w:tbl>
-    <w:p>
-      <w:pPr>
-        <w:spacing w:line="320" w:lineRule="exact"/>
-        <w:ind w:firstLine="360"/>
-        <w:jc w:val="thaiDistribute"/>
-      </w:pPr>
-      <w:r>
-        <w:rPr>
-          <w:sz w:val="32"/>
-          <w:szCs w:val="32"/>
-          <w:cs/>
-        </w:rPr>
-        <w:t xml:space="preserve">บรรทัดสุดท้ายคือหัวใจของการพิสูจน์: ค่าที่ได้คือ </w:t>
-      </w:r>
-      <m:oMath>
-        <m:sSup>
-          <m:sSupPr>
-            <m:ctrlPr>
-              <w:rPr>
-                <w:rFonts w:ascii="Cambria Math" w:hAnsi="Cambria Math"/>
-                <w:sz w:val="24"/>
-                <w:szCs w:val="24"/>
-              </w:rPr>
-            </m:ctrlPr>
-          </m:sSupPr>
-          <m:e>
-            <m:d>
-              <m:dPr>
-                <m:ctrlPr>
-                  <w:rPr>
-                    <w:rFonts w:ascii="Cambria Math" w:hAnsi="Cambria Math"/>
-                    <w:sz w:val="24"/>
-                    <w:szCs w:val="24"/>
-                  </w:rPr>
-                </m:ctrlPr>
-              </m:dPr>
-              <m:e>
-                <m:sSup>
-                  <m:sSupPr>
-                    <m:ctrlPr>
-                      <w:rPr>
-                        <w:rFonts w:ascii="Cambria Math" w:hAnsi="Cambria Math"/>
-                        <w:sz w:val="24"/>
-                        <w:szCs w:val="24"/>
-                      </w:rPr>
-                    </m:ctrlPr>
-                  </m:sSupPr>
-                  <m:e>
-                    <m:r>
-                      <w:rPr>
-                        <w:rFonts w:ascii="Cambria Math" w:hAnsi="Cambria Math"/>
-                        <w:sz w:val="24"/>
-                        <w:szCs w:val="24"/>
-                      </w:rPr>
-                      <m:t>S</m:t>
-                    </m:r>
-                  </m:e>
-                  <m:sup>
-                    <m:r>
-                      <w:rPr>
-                        <w:rFonts w:ascii="Cambria Math" w:hAnsi="Cambria Math"/>
-                        <w:sz w:val="24"/>
-                        <w:szCs w:val="24"/>
-                      </w:rPr>
-                      <m:t>-</m:t>
-                    </m:r>
-                  </m:sup>
-                </m:sSup>
-                <m:r>
-                  <w:rPr>
-                    <w:rFonts w:ascii="Cambria Math" w:hAnsi="Cambria Math"/>
-                    <w:sz w:val="24"/>
-                    <w:szCs w:val="24"/>
-                  </w:rPr>
-                  <m:t>/V</m:t>
-                </m:r>
-              </m:e>
-            </m:d>
-          </m:e>
-          <m:sup>
-            <m:r>
-              <w:rPr>
-                <w:rFonts w:ascii="Cambria Math" w:hAnsi="Cambria Math"/>
-                <w:sz w:val="24"/>
-                <w:szCs w:val="24"/>
-              </w:rPr>
-              <m:t>*</m:t>
-            </m:r>
-          </m:sup>
-        </m:sSup>
-      </m:oMath>
-      <w:r>
-        <w:rPr>
-          <w:sz w:val="32"/>
-          <w:szCs w:val="32"/>
-          <w:cs/>
-        </w:rPr>
-        <w:t xml:space="preserve"> ซึ่ง</w:t>
-      </w:r>
-      <w:r>
-        <w:rPr>
-          <w:b/>
-          <w:bCs/>
-          <w:sz w:val="32"/>
-          <w:szCs w:val="32"/>
-          <w:cs/>
-        </w:rPr>
-        <w:t>เท่ากับ</w:t>
-      </w:r>
-      <m:oMath>
-        <m:r>
-          <w:rPr>
-            <w:rFonts w:ascii="Cambria Math" w:hAnsi="Cambria Math"/>
-            <w:sz w:val="24"/>
-            <w:szCs w:val="24"/>
-          </w:rPr>
-          <m:t xml:space="preserve"> </m:t>
-        </m:r>
-        <m:sSup>
-          <m:sSupPr>
-            <m:ctrlPr>
-              <w:rPr>
-                <w:rFonts w:ascii="Cambria Math" w:hAnsi="Cambria Math"/>
-                <w:sz w:val="24"/>
-                <w:szCs w:val="24"/>
-              </w:rPr>
-            </m:ctrlPr>
-          </m:sSupPr>
-          <m:e>
-            <m:r>
-              <w:rPr>
-                <w:rFonts w:ascii="Cambria Math" w:hAnsi="Cambria Math"/>
-                <w:sz w:val="24"/>
-                <w:szCs w:val="24"/>
-              </w:rPr>
-              <m:t>I</m:t>
-            </m:r>
-          </m:e>
-          <m:sup>
-            <m:r>
-              <w:rPr>
-                <w:rFonts w:ascii="Cambria Math" w:hAnsi="Cambria Math"/>
-                <w:sz w:val="24"/>
-                <w:szCs w:val="24"/>
-              </w:rPr>
-              <m:t>-</m:t>
-            </m:r>
-          </m:sup>
-        </m:sSup>
-      </m:oMath>
-      <w:r>
-        <w:rPr>
-          <w:sz w:val="32"/>
-          <w:szCs w:val="32"/>
-          <w:cs/>
-        </w:rPr>
-        <w:t xml:space="preserve"> ตามนิยามของ </w:t>
-      </w:r>
-      <m:oMath>
-        <m:sSup>
-          <m:sSupPr>
-            <m:ctrlPr>
-              <w:rPr>
-                <w:rFonts w:ascii="Cambria Math" w:hAnsi="Cambria Math"/>
-                <w:sz w:val="24"/>
-                <w:szCs w:val="24"/>
-              </w:rPr>
-            </m:ctrlPr>
-          </m:sSupPr>
-          <m:e>
-            <m:r>
-              <w:rPr>
-                <w:rFonts w:ascii="Cambria Math" w:hAnsi="Cambria Math"/>
-                <w:sz w:val="24"/>
-                <w:szCs w:val="24"/>
-              </w:rPr>
-              <m:t>S</m:t>
-            </m:r>
-          </m:e>
-          <m:sup>
-            <m:r>
-              <w:rPr>
-                <w:rFonts w:ascii="Cambria Math" w:hAnsi="Cambria Math"/>
-                <w:sz w:val="24"/>
-                <w:szCs w:val="24"/>
-              </w:rPr>
-              <m:t>-</m:t>
-            </m:r>
-          </m:sup>
-        </m:sSup>
-        <m:r>
-          <w:rPr>
-            <w:rFonts w:ascii="Cambria Math" w:hAnsi="Cambria Math"/>
-            <w:sz w:val="24"/>
-            <w:szCs w:val="24"/>
-          </w:rPr>
-          <m:t>=V</m:t>
-        </m:r>
-        <m:sSup>
-          <m:sSupPr>
-            <m:ctrlPr>
-              <w:rPr>
-                <w:rFonts w:ascii="Cambria Math" w:hAnsi="Cambria Math"/>
-                <w:sz w:val="24"/>
-                <w:szCs w:val="24"/>
-              </w:rPr>
-            </m:ctrlPr>
-          </m:sSupPr>
-          <m:e>
-            <m:d>
-              <m:dPr>
-                <m:ctrlPr>
-                  <w:rPr>
-                    <w:rFonts w:ascii="Cambria Math" w:hAnsi="Cambria Math"/>
-                    <w:sz w:val="24"/>
-                    <w:szCs w:val="24"/>
-                  </w:rPr>
-                </m:ctrlPr>
-              </m:dPr>
-              <m:e>
-                <m:sSup>
-                  <m:sSupPr>
-                    <m:ctrlPr>
-                      <w:rPr>
-                        <w:rFonts w:ascii="Cambria Math" w:hAnsi="Cambria Math"/>
-                        <w:sz w:val="24"/>
-                        <w:szCs w:val="24"/>
-                      </w:rPr>
-                    </m:ctrlPr>
-                  </m:sSupPr>
-                  <m:e>
-                    <m:r>
-                      <w:rPr>
-                        <w:rFonts w:ascii="Cambria Math" w:hAnsi="Cambria Math"/>
-                        <w:sz w:val="24"/>
-                        <w:szCs w:val="24"/>
-                      </w:rPr>
-                      <m:t>I</m:t>
-                    </m:r>
-                  </m:e>
-                  <m:sup>
-                    <m:r>
-                      <w:rPr>
-                        <w:rFonts w:ascii="Cambria Math" w:hAnsi="Cambria Math"/>
-                        <w:sz w:val="24"/>
-                        <w:szCs w:val="24"/>
-                      </w:rPr>
-                      <m:t>-</m:t>
-                    </m:r>
-                  </m:sup>
-                </m:sSup>
-              </m:e>
-            </m:d>
-          </m:e>
-          <m:sup>
-            <m:r>
-              <w:rPr>
-                <w:rFonts w:ascii="Cambria Math" w:hAnsi="Cambria Math"/>
-                <w:sz w:val="24"/>
-                <w:szCs w:val="24"/>
-              </w:rPr>
-              <m:t>*</m:t>
-            </m:r>
-          </m:sup>
-        </m:sSup>
-      </m:oMath>
-      <w:r>
-        <w:rPr>
-          <w:sz w:val="32"/>
-          <w:szCs w:val="32"/>
-          <w:cs/>
-        </w:rPr>
-        <w:t xml:space="preserve"> ความต่อเนื่องจึงเป็นเอกลักษณ์ ไม่ใช่ค่าประมาณ เกณฑ์ </w:t>
-      </w:r>
-      <m:oMath>
-        <m:sSub>
-          <m:sSubPr>
-            <m:ctrlPr>
-              <w:rPr>
-                <w:rFonts w:ascii="Cambria Math" w:hAnsi="Cambria Math"/>
-              </w:rPr>
-            </m:ctrlPr>
-          </m:sSubPr>
-          <m:e>
-            <m:r>
-              <w:rPr>
-                <w:rFonts w:ascii="Cambria Math" w:hAnsi="Cambria Math"/>
-              </w:rPr>
-              <m:t>ε</m:t>
-            </m:r>
-          </m:e>
-          <m:sub>
-            <m:r>
-              <w:rPr>
-                <w:rFonts w:ascii="Cambria Math" w:hAnsi="Cambria Math"/>
-              </w:rPr>
-              <m:t>I</m:t>
-            </m:r>
-          </m:sub>
-        </m:sSub>
-      </m:oMath>
-      <w:r>
-        <w:rPr>
-          <w:sz w:val="32"/>
-          <w:szCs w:val="32"/>
-          <w:cs/>
-        </w:rPr>
-        <w:t xml:space="preserve"> ในสมการที่ 41 จึงทำหน้าที่เฝ้าการปัดเศษของเครื่องเท่านั้น และค่าที่วัดได้ที่คอมมิทจริงอยู่ในระดับ </w:t>
-      </w:r>
-      <m:oMath>
-        <m:r>
-          <w:rPr>
-            <w:rFonts w:ascii="Cambria Math" w:hAnsi="Cambria Math"/>
-          </w:rPr>
-          <m:t>1</m:t>
-        </m:r>
-        <m:sSup>
-          <m:sSupPr>
-            <m:ctrlPr>
-              <w:rPr>
-                <w:rFonts w:ascii="Cambria Math" w:hAnsi="Cambria Math"/>
-              </w:rPr>
-            </m:ctrlPr>
-          </m:sSupPr>
-          <m:e>
-            <m:r>
-              <w:rPr>
-                <w:rFonts w:ascii="Cambria Math" w:hAnsi="Cambria Math"/>
-              </w:rPr>
-              <m:t>0</m:t>
-            </m:r>
-          </m:e>
-          <m:sup>
-            <m:r>
-              <w:rPr>
-                <w:rFonts w:ascii="Cambria Math" w:hAnsi="Cambria Math"/>
-              </w:rPr>
-              <m:t>-17</m:t>
-            </m:r>
-          </m:sup>
-        </m:sSup>
-      </m:oMath>
-      <w:r>
-        <w:rPr>
-          <w:sz w:val="32"/>
-          <w:szCs w:val="32"/>
-          <w:cs/>
-        </w:rPr>
-        <w:t xml:space="preserve"> ตามตารางที่ 8</w:t>
-      </w:r>
-    </w:p>
-    <w:p>
-      <w:pPr>
-        <w:spacing w:line="320" w:lineRule="exact"/>
-        <w:ind w:firstLine="360"/>
-        <w:jc w:val="thaiDistribute"/>
-      </w:pPr>
-      <w:r>
-        <w:rPr>
-          <w:b/>
-          <w:bCs/>
-          <w:sz w:val="32"/>
-          <w:szCs w:val="32"/>
-          <w:cs/>
-        </w:rPr>
-        <w:t>ขั้นที่ 5: คู่ dq หมุนตามกรอบ แต่เฟเซอร์ไม่ขยับ</w:t>
-      </w:r>
-      <w:r>
-        <w:rPr>
-          <w:sz w:val="32"/>
-          <w:szCs w:val="32"/>
-          <w:cs/>
-        </w:rPr>
-        <w:t xml:space="preserve"> ขั้นที่ 5 ต้องแยกให้ชัดว่าอะไรคงที่และอะไรหมุน พิกัด</w:t>
-      </w:r>
-      <w:r>
-        <w:rPr>
-          <w:cs/>
-        </w:rPr>
-        <w:t xml:space="preserve"> </w:t>
-      </w:r>
-      <m:oMath>
-        <m:sSub>
-          <m:sSubPr>
-            <m:ctrlPr>
-              <w:rPr>
-                <w:rFonts w:ascii="Cambria Math" w:hAnsi="Cambria Math"/>
-                <w:sz w:val="24"/>
-                <w:szCs w:val="24"/>
-              </w:rPr>
-            </m:ctrlPr>
-          </m:sSubPr>
-          <m:e>
-            <m:r>
-              <w:rPr>
-                <w:rFonts w:ascii="Cambria Math" w:hAnsi="Cambria Math"/>
-                <w:sz w:val="24"/>
-                <w:szCs w:val="24"/>
-              </w:rPr>
-              <m:t>i</m:t>
-            </m:r>
-          </m:e>
-          <m:sub>
-            <m:r>
-              <w:rPr>
-                <w:rFonts w:ascii="Cambria Math" w:hAnsi="Cambria Math"/>
-                <w:sz w:val="24"/>
-                <w:szCs w:val="24"/>
-              </w:rPr>
-              <m:t>d</m:t>
-            </m:r>
-          </m:sub>
-        </m:sSub>
-        <m:r>
-          <w:rPr>
-            <w:rFonts w:ascii="Cambria Math" w:hAnsi="Cambria Math"/>
-            <w:sz w:val="24"/>
-            <w:szCs w:val="24"/>
-          </w:rPr>
-          <m:t>,</m:t>
-        </m:r>
-        <m:sSub>
-          <m:sSubPr>
-            <m:ctrlPr>
-              <w:rPr>
-                <w:rFonts w:ascii="Cambria Math" w:hAnsi="Cambria Math"/>
-                <w:sz w:val="24"/>
-                <w:szCs w:val="24"/>
-              </w:rPr>
-            </m:ctrlPr>
-          </m:sSubPr>
-          <m:e>
-            <m:r>
-              <w:rPr>
-                <w:rFonts w:ascii="Cambria Math" w:hAnsi="Cambria Math"/>
-                <w:sz w:val="24"/>
-                <w:szCs w:val="24"/>
-              </w:rPr>
-              <m:t>i</m:t>
-            </m:r>
-          </m:e>
-          <m:sub>
-            <m:r>
-              <w:rPr>
-                <w:rFonts w:ascii="Cambria Math" w:hAnsi="Cambria Math"/>
-                <w:sz w:val="24"/>
-                <w:szCs w:val="24"/>
-              </w:rPr>
-              <m:t>q</m:t>
-            </m:r>
-          </m:sub>
-        </m:sSub>
-      </m:oMath>
-      <w:r>
-        <w:rPr>
-          <w:sz w:val="32"/>
-          <w:szCs w:val="32"/>
-          <w:cs/>
-        </w:rPr>
-        <w:t xml:space="preserve"> เป็นกระแสเดียวกันแต่มองใน</w:t>
-      </w:r>
-      <w:r>
-        <w:rPr>
-          <w:b/>
-          <w:bCs/>
-          <w:sz w:val="32"/>
-          <w:szCs w:val="32"/>
-          <w:cs/>
-        </w:rPr>
-        <w:t>กรอบหมุนของสาขาที่ทำงาน</w:t>
-      </w:r>
-      <w:r>
-        <w:rPr>
-          <w:sz w:val="32"/>
-          <w:szCs w:val="32"/>
-          <w:cs/>
-        </w:rPr>
-        <w:t xml:space="preserve"> เมื่อสาขาปลายทางยึดกรอบใหม่ที่ </w:t>
-      </w:r>
-      <m:oMath>
-        <m:r>
-          <w:rPr>
-            <w:rFonts w:ascii="Cambria Math" w:hAnsi="Cambria Math"/>
-            <w:sz w:val="24"/>
-            <w:szCs w:val="24"/>
-          </w:rPr>
-          <m:t>∠ V</m:t>
-        </m:r>
-      </m:oMath>
-      <w:r>
-        <w:rPr>
-          <w:cs/>
-        </w:rPr>
-        <w:t xml:space="preserve"> คู่ </w:t>
-      </w:r>
-      <m:oMath>
-        <m:sSub>
-          <m:sSubPr>
-            <m:ctrlPr>
-              <w:rPr>
-                <w:rFonts w:ascii="Cambria Math" w:hAnsi="Cambria Math"/>
-                <w:sz w:val="24"/>
-                <w:szCs w:val="24"/>
-              </w:rPr>
-            </m:ctrlPr>
-          </m:sSubPr>
-          <m:e>
-            <m:r>
-              <w:rPr>
-                <w:rFonts w:ascii="Cambria Math" w:hAnsi="Cambria Math"/>
-                <w:sz w:val="24"/>
-                <w:szCs w:val="24"/>
-              </w:rPr>
-              <m:t>i</m:t>
-            </m:r>
-          </m:e>
-          <m:sub>
-            <m:r>
-              <w:rPr>
-                <w:rFonts w:ascii="Cambria Math" w:hAnsi="Cambria Math"/>
-                <w:sz w:val="24"/>
-                <w:szCs w:val="24"/>
-              </w:rPr>
-              <m:t>d</m:t>
-            </m:r>
-          </m:sub>
-        </m:sSub>
-        <m:r>
-          <w:rPr>
-            <w:rFonts w:ascii="Cambria Math" w:hAnsi="Cambria Math"/>
-            <w:sz w:val="24"/>
-            <w:szCs w:val="24"/>
-          </w:rPr>
-          <m:t>,</m:t>
-        </m:r>
-        <m:sSub>
-          <m:sSubPr>
-            <m:ctrlPr>
-              <w:rPr>
-                <w:rFonts w:ascii="Cambria Math" w:hAnsi="Cambria Math"/>
-                <w:sz w:val="24"/>
-                <w:szCs w:val="24"/>
-              </w:rPr>
-            </m:ctrlPr>
-          </m:sSubPr>
-          <m:e>
-            <m:r>
-              <w:rPr>
-                <w:rFonts w:ascii="Cambria Math" w:hAnsi="Cambria Math"/>
-                <w:sz w:val="24"/>
-                <w:szCs w:val="24"/>
-              </w:rPr>
-              <m:t>i</m:t>
-            </m:r>
-          </m:e>
-          <m:sub>
-            <m:r>
-              <w:rPr>
-                <w:rFonts w:ascii="Cambria Math" w:hAnsi="Cambria Math"/>
-                <w:sz w:val="24"/>
-                <w:szCs w:val="24"/>
-              </w:rPr>
-              <m:t>q</m:t>
-            </m:r>
-          </m:sub>
-        </m:sSub>
-      </m:oMath>
-      <w:r>
-        <w:rPr>
-          <w:cs/>
-        </w:rPr>
-        <w:t xml:space="preserve"> </w:t>
-      </w:r>
-      <w:r>
-        <w:rPr>
-          <w:sz w:val="32"/>
-          <w:szCs w:val="32"/>
-          <w:cs/>
-        </w:rPr>
-        <w:t xml:space="preserve">จึงหมุนไปตามผลต่างของมุม ในขณะที่เฟเซอร์ </w:t>
-      </w:r>
-      <m:oMath>
-        <m:r>
-          <w:rPr>
-            <w:rFonts w:ascii="Cambria Math" w:hAnsi="Cambria Math"/>
-          </w:rPr>
-          <m:t>I</m:t>
-        </m:r>
-      </m:oMath>
-      <w:r>
-        <w:rPr>
-          <w:sz w:val="32"/>
-          <w:szCs w:val="32"/>
-          <w:cs/>
-        </w:rPr>
-        <w:t xml:space="preserve"> ไม่ขยับ ตามขั้นที่ 4</w:t>
-      </w:r>
-    </w:p>
     <w:tbl>
       <w:tblPr>
         <w:tblW w:w="0" w:type="auto"/>
@@ -41675,67 +39776,6 @@
         </w:tc>
       </w:tr>
     </w:tbl>
-    <w:p>
-      <w:pPr>
-        <w:spacing w:line="320" w:lineRule="exact"/>
-        <w:ind w:firstLine="360"/>
-        <w:jc w:val="thaiDistribute"/>
-      </w:pPr>
-      <w:r>
-        <w:rPr>
-          <w:b/>
-          <w:bCs/>
-          <w:sz w:val="32"/>
-          <w:szCs w:val="32"/>
-          <w:cs/>
-        </w:rPr>
-        <w:t>ขั้นที่ 6: ต้นเหตุของ transient คือผลต่างของสนาม</w:t>
-      </w:r>
-      <w:r>
-        <w:rPr>
-          <w:sz w:val="32"/>
-          <w:szCs w:val="32"/>
-          <w:cs/>
-        </w:rPr>
-        <w:t xml:space="preserve"> ขั้นที่ 6 ตอบคำถามว่า transient หลังสลับมาจากไหน เมื่อสเตตที่ขั้วต่อเนื่องและกระแสไม่กระโดด สิ่งที่</w:t>
-      </w:r>
-      <w:r>
-        <w:rPr>
-          <w:b/>
-          <w:bCs/>
-          <w:sz w:val="32"/>
-          <w:szCs w:val="32"/>
-          <w:cs/>
-        </w:rPr>
-        <w:t>เปลี่ยน</w:t>
-      </w:r>
-      <w:r>
-        <w:rPr>
-          <w:sz w:val="32"/>
-          <w:szCs w:val="32"/>
-          <w:cs/>
-        </w:rPr>
-        <w:t xml:space="preserve"> คือสนามเวกเตอร์ ประเมินสนามของทั้งสองสาขาที่สเตตขวามือ</w:t>
-      </w:r>
-      <w:r>
-        <w:rPr>
-          <w:b/>
-          <w:bCs/>
-          <w:sz w:val="32"/>
-          <w:szCs w:val="32"/>
-          <w:cs/>
-        </w:rPr>
-        <w:t>ตัวเดียวกัน</w:t>
-      </w:r>
-      <w:r>
-        <w:rPr>
-          <w:sz w:val="32"/>
-          <w:szCs w:val="32"/>
-          <w:cs/>
-        </w:rPr>
-        <w:t xml:space="preserve"> จะได้ผลต่างที่ไม่เป็นศูนย์</w:t>
-      </w:r>
-    </w:p>
     <w:tbl>
       <w:tblPr>
         <w:tblW w:w="0" w:type="auto"/>
@@ -42200,207 +40240,6 @@
         </w:tc>
       </w:tr>
     </w:tbl>
-    <w:p>
-      <w:pPr>
-        <w:spacing w:line="320" w:lineRule="exact"/>
-        <w:ind w:firstLine="360"/>
-        <w:jc w:val="thaiDistribute"/>
-      </w:pPr>
-      <w:r>
-        <w:rPr>
-          <w:sz w:val="32"/>
-          <w:szCs w:val="32"/>
-          <w:cs/>
-        </w:rPr>
-        <w:t>ผลต่างนี้คือปริมาณที่ถูกอินทิเกรตต่อจากคอมมิท จึงเป็นคำอธิบายของ transient ทั้งหมดโดยไม่ต้องอ้างการกระโดดของสเตตเลย ค่าที่วัดได้ที่คอมมิทของ IBR2 คือ 448.93 ตอนขึ้นเป็น GFM และ 5.95 ตอนคืนเป็น GFL ตามตารางที่ 8 ความต่างของขนาดสองค่านี้อธิบายได้ตรงตัว: ตอนขึ้นเป็น GFM เกาะเพิ่งเสียเครื่องจักรไป สาขา VSG จึงเริ่มทำงานภายใต้ความไม่สมดุลกำลังทันที ส่วนตอนคืนเป็น GFL เครื่องจักรกลับมาถือมุมอ้างอิงแล้ว</w:t>
-      </w:r>
-    </w:p>
-    <w:p>
-      <w:pPr>
-        <w:spacing w:line="320" w:lineRule="exact"/>
-        <w:ind w:firstLine="360"/>
-        <w:jc w:val="thaiDistribute"/>
-      </w:pPr>
-      <w:r>
-        <w:rPr>
-          <w:b/>
-          <w:bCs/>
-          <w:sz w:val="32"/>
-          <w:szCs w:val="32"/>
-          <w:cs/>
-        </w:rPr>
-        <w:t>ขั้นที่ 7: การยกความถี่ ได้จากการแก้ย้อน ไม่ใช่การตั้งค่า</w:t>
-      </w:r>
-      <w:r>
-        <w:rPr>
-          <w:sz w:val="32"/>
-          <w:szCs w:val="32"/>
-          <w:cs/>
-        </w:rPr>
-        <w:t xml:space="preserve"> ขั้นที่ 7 การยกค่าความถี่ข้ามโหมดไม่ใช่ค่าที่ตั้งขึ้น แต่ได้จากการแก้สมการความถี่ของ PLL ย้อนกลับ ที่จุดยึด </w:t>
-      </w:r>
-      <m:oMath>
-        <m:sSub>
-          <m:sSubPr>
-            <m:ctrlPr>
-              <w:rPr>
-                <w:rFonts w:ascii="Cambria Math" w:hAnsi="Cambria Math"/>
-              </w:rPr>
-            </m:ctrlPr>
-          </m:sSubPr>
-          <m:e>
-            <m:r>
-              <w:rPr>
-                <w:rFonts w:ascii="Cambria Math" w:hAnsi="Cambria Math"/>
-              </w:rPr>
-              <m:t>v</m:t>
-            </m:r>
-          </m:e>
-          <m:sub>
-            <m:r>
-              <w:rPr>
-                <w:rFonts w:ascii="Cambria Math" w:hAnsi="Cambria Math"/>
-              </w:rPr>
-              <m:t>q</m:t>
-            </m:r>
-          </m:sub>
-        </m:sSub>
-        <m:r>
-          <w:rPr>
-            <w:rFonts w:ascii="Cambria Math" w:hAnsi="Cambria Math"/>
-          </w:rPr>
-          <m:t>=0</m:t>
-        </m:r>
-      </m:oMath>
-      <w:r>
-        <w:rPr>
-          <w:sz w:val="32"/>
-          <w:szCs w:val="32"/>
-          <w:cs/>
-        </w:rPr>
-        <w:t xml:space="preserve"> ตามขั้นที่ 3 </w:t>
-      </w:r>
-      <w:r>
-        <w:rPr>
-          <w:sz w:val="32"/>
-          <w:szCs w:val="32"/>
-          <w:cs/>
-        </w:rPr>
-        <w:lastRenderedPageBreak/>
-        <w:t xml:space="preserve">ความถี่ของ PLL จึงขึ้นกับ </w:t>
-      </w:r>
-      <m:oMath>
-        <m:sSub>
-          <m:sSubPr>
-            <m:ctrlPr>
-              <w:rPr>
-                <w:rFonts w:ascii="Cambria Math" w:hAnsi="Cambria Math"/>
-                <w:sz w:val="24"/>
-                <w:szCs w:val="24"/>
-              </w:rPr>
-            </m:ctrlPr>
-          </m:sSubPr>
-          <m:e>
-            <m:r>
-              <w:rPr>
-                <w:rFonts w:ascii="Cambria Math" w:hAnsi="Cambria Math"/>
-                <w:sz w:val="24"/>
-                <w:szCs w:val="24"/>
-              </w:rPr>
-              <m:t>ξ</m:t>
-            </m:r>
-          </m:e>
-          <m:sub>
-            <m:r>
-              <m:rPr>
-                <m:sty m:val="p"/>
-              </m:rPr>
-              <w:rPr>
-                <w:rFonts w:ascii="Cambria Math" w:hAnsi="Cambria Math"/>
-                <w:sz w:val="22"/>
-                <w:szCs w:val="22"/>
-              </w:rPr>
-              <m:t>PLL</m:t>
-            </m:r>
-          </m:sub>
-        </m:sSub>
-      </m:oMath>
-      <w:r>
-        <w:rPr>
-          <w:sz w:val="32"/>
-          <w:szCs w:val="32"/>
-          <w:cs/>
-        </w:rPr>
-        <w:t xml:space="preserve"> เพียงตัวเดียว การกำหนดให้ความถี่เท่ากับค่าก่อนสลับจึงให้ค่า </w:t>
-      </w:r>
-      <m:oMath>
-        <m:sSup>
-          <m:sSupPr>
-            <m:ctrlPr>
-              <w:rPr>
-                <w:rFonts w:ascii="Cambria Math" w:hAnsi="Cambria Math"/>
-                <w:sz w:val="24"/>
-                <w:szCs w:val="24"/>
-              </w:rPr>
-            </m:ctrlPr>
-          </m:sSupPr>
-          <m:e>
-            <m:sSub>
-              <m:sSubPr>
-                <m:ctrlPr>
-                  <w:rPr>
-                    <w:rFonts w:ascii="Cambria Math" w:hAnsi="Cambria Math"/>
-                    <w:sz w:val="24"/>
-                    <w:szCs w:val="24"/>
-                  </w:rPr>
-                </m:ctrlPr>
-              </m:sSubPr>
-              <m:e>
-                <m:r>
-                  <w:rPr>
-                    <w:rFonts w:ascii="Cambria Math" w:hAnsi="Cambria Math"/>
-                    <w:sz w:val="24"/>
-                    <w:szCs w:val="24"/>
-                  </w:rPr>
-                  <m:t>ξ</m:t>
-                </m:r>
-              </m:e>
-              <m:sub>
-                <m:r>
-                  <m:rPr>
-                    <m:sty m:val="p"/>
-                  </m:rPr>
-                  <w:rPr>
-                    <w:rFonts w:ascii="Cambria Math" w:hAnsi="Cambria Math"/>
-                    <w:sz w:val="22"/>
-                    <w:szCs w:val="22"/>
-                  </w:rPr>
-                  <m:t>PLL</m:t>
-                </m:r>
-              </m:sub>
-            </m:sSub>
-          </m:e>
-          <m:sup>
-            <m:r>
-              <w:rPr>
-                <w:rFonts w:ascii="Cambria Math" w:hAnsi="Cambria Math"/>
-                <w:sz w:val="24"/>
-                <w:szCs w:val="24"/>
-              </w:rPr>
-              <m:t>+</m:t>
-            </m:r>
-          </m:sup>
-        </m:sSup>
-      </m:oMath>
-      <w:r>
-        <w:rPr>
-          <w:sz w:val="32"/>
-          <w:szCs w:val="32"/>
-          <w:cs/>
-        </w:rPr>
-        <w:t xml:space="preserve"> ที่โค้ดใช้พอดี</w:t>
-      </w:r>
-    </w:p>
     <w:tbl>
       <w:tblPr>
         <w:tblW w:w="0" w:type="auto"/>
@@ -43370,1908 +41209,6 @@
               <w:spacing w:before="20" w:after="20"/>
               <w:jc w:val="right"/>
             </w:pPr>
-          </w:p>
-        </w:tc>
-      </w:tr>
-    </w:tbl>
-    <w:p>
-      <w:pPr>
-        <w:keepNext/>
-        <w:spacing w:before="50" w:after="40"/>
-        <w:jc w:val="center"/>
-        <w:rPr>
-          <w:sz w:val="32"/>
-          <w:szCs w:val="32"/>
-        </w:rPr>
-      </w:pPr>
-      <w:r>
-        <w:rPr>
-          <w:b/>
-          <w:bCs/>
-          <w:cs/>
-        </w:rPr>
-        <w:t xml:space="preserve">ตารางที่ 8 </w:t>
-      </w:r>
-      <w:r>
-        <w:rPr>
-          <w:cs/>
-        </w:rPr>
-        <w:t xml:space="preserve">ค่าคงเหลือของทุกเอกลักษณ์ในการพิสูจน์ </w:t>
-      </w:r>
-    </w:p>
-    <w:tbl>
-      <w:tblPr>
-        <w:tblStyle w:val="TableGrid"/>
-        <w:tblW w:w="8359" w:type="dxa"/>
-        <w:jc w:val="center"/>
-        <w:tblLayout w:type="fixed"/>
-        <w:tblLook w:val="04A0" w:firstRow="1" w:lastRow="0" w:firstColumn="1" w:lastColumn="0" w:noHBand="0" w:noVBand="1"/>
-      </w:tblPr>
-      <w:tblGrid>
-        <w:gridCol w:w="2830"/>
-        <w:gridCol w:w="2410"/>
-        <w:gridCol w:w="1985"/>
-        <w:gridCol w:w="1134"/>
-      </w:tblGrid>
-      <w:tr>
-        <w:trPr>
-          <w:tblHeader/>
-          <w:jc w:val="center"/>
-        </w:trPr>
-        <w:tc>
-          <w:tcPr>
-            <w:tcW w:w="2830" w:type="dxa"/>
-          </w:tcPr>
-          <w:p>
-            <w:pPr>
-              <w:jc w:val="center"/>
-              <w:rPr>
-                <w:b/>
-                <w:bCs/>
-              </w:rPr>
-            </w:pPr>
-            <w:r>
-              <w:rPr>
-                <w:b/>
-                <w:bCs/>
-                <w:sz w:val="26"/>
-                <w:szCs w:val="26"/>
-                <w:cs/>
-              </w:rPr>
-              <w:t>เอกลักษณ์ที่ตรวจ</w:t>
-            </w:r>
-          </w:p>
-        </w:tc>
-        <w:tc>
-          <w:tcPr>
-            <w:tcW w:w="2410" w:type="dxa"/>
-          </w:tcPr>
-          <w:p>
-            <w:pPr>
-              <w:jc w:val="center"/>
-              <w:rPr>
-                <w:b/>
-                <w:bCs/>
-              </w:rPr>
-            </w:pPr>
-            <w:r>
-              <w:rPr>
-                <w:b/>
-                <w:bCs/>
-                <w:sz w:val="26"/>
-                <w:szCs w:val="26"/>
-                <w:cs/>
-              </w:rPr>
-              <w:t>GFL</w:t>
-            </w:r>
-            <m:oMath>
-              <m:r>
-                <m:rPr>
-                  <m:sty m:val="bi"/>
-                </m:rPr>
-                <w:rPr>
-                  <w:rFonts w:ascii="Cambria Math" w:hAnsi="Cambria Math"/>
-                </w:rPr>
-                <m:t>→</m:t>
-              </m:r>
-            </m:oMath>
-            <w:r>
-              <w:rPr>
-                <w:b/>
-                <w:bCs/>
-                <w:sz w:val="26"/>
-                <w:szCs w:val="26"/>
-                <w:cs/>
-              </w:rPr>
-              <w:t>GFM</w:t>
-            </w:r>
-          </w:p>
-        </w:tc>
-        <w:tc>
-          <w:tcPr>
-            <w:tcW w:w="1985" w:type="dxa"/>
-          </w:tcPr>
-          <w:p>
-            <w:pPr>
-              <w:jc w:val="center"/>
-              <w:rPr>
-                <w:b/>
-                <w:bCs/>
-              </w:rPr>
-            </w:pPr>
-            <w:r>
-              <w:rPr>
-                <w:b/>
-                <w:bCs/>
-                <w:sz w:val="26"/>
-                <w:szCs w:val="26"/>
-                <w:cs/>
-              </w:rPr>
-              <w:t>GFM</w:t>
-            </w:r>
-            <m:oMath>
-              <m:r>
-                <m:rPr>
-                  <m:sty m:val="bi"/>
-                </m:rPr>
-                <w:rPr>
-                  <w:rFonts w:ascii="Cambria Math" w:hAnsi="Cambria Math"/>
-                </w:rPr>
-                <m:t>→</m:t>
-              </m:r>
-            </m:oMath>
-            <w:r>
-              <w:rPr>
-                <w:b/>
-                <w:bCs/>
-                <w:sz w:val="26"/>
-                <w:szCs w:val="26"/>
-                <w:cs/>
-              </w:rPr>
-              <w:t>GFL</w:t>
-            </w:r>
-          </w:p>
-        </w:tc>
-        <w:tc>
-          <w:tcPr>
-            <w:tcW w:w="1134" w:type="dxa"/>
-          </w:tcPr>
-          <w:p>
-            <w:pPr>
-              <w:jc w:val="center"/>
-              <w:rPr>
-                <w:b/>
-                <w:bCs/>
-              </w:rPr>
-            </w:pPr>
-            <w:r>
-              <w:rPr>
-                <w:b/>
-                <w:bCs/>
-                <w:sz w:val="26"/>
-                <w:szCs w:val="26"/>
-                <w:cs/>
-              </w:rPr>
-              <w:t>ขั้น</w:t>
-            </w:r>
-          </w:p>
-        </w:tc>
-      </w:tr>
-      <w:tr>
-        <w:trPr>
-          <w:jc w:val="center"/>
-        </w:trPr>
-        <w:tc>
-          <w:tcPr>
-            <w:tcW w:w="2830" w:type="dxa"/>
-          </w:tcPr>
-          <w:p>
-            <w:r>
-              <w:rPr>
-                <w:sz w:val="26"/>
-                <w:szCs w:val="26"/>
-                <w:cs/>
-              </w:rPr>
-              <w:t xml:space="preserve">แถว </w:t>
-            </w:r>
-            <m:oMath>
-              <m:sSub>
-                <m:sSubPr>
-                  <m:ctrlPr>
-                    <w:rPr>
-                      <w:rFonts w:ascii="Cambria Math" w:hAnsi="Cambria Math"/>
-                    </w:rPr>
-                  </m:ctrlPr>
-                </m:sSubPr>
-                <m:e>
-                  <m:r>
-                    <w:rPr>
-                      <w:rFonts w:ascii="Cambria Math" w:hAnsi="Cambria Math"/>
-                    </w:rPr>
-                    <m:t>i</m:t>
-                  </m:r>
-                </m:e>
-                <m:sub>
-                  <m:r>
-                    <w:rPr>
-                      <w:rFonts w:ascii="Cambria Math" w:hAnsi="Cambria Math"/>
-                    </w:rPr>
-                    <m:t>d</m:t>
-                  </m:r>
-                </m:sub>
-              </m:sSub>
-              <m:r>
-                <w:rPr>
-                  <w:rFonts w:ascii="Cambria Math" w:hAnsi="Cambria Math"/>
-                </w:rPr>
-                <m:t>,</m:t>
-              </m:r>
-              <m:sSub>
-                <m:sSubPr>
-                  <m:ctrlPr>
-                    <w:rPr>
-                      <w:rFonts w:ascii="Cambria Math" w:hAnsi="Cambria Math"/>
-                    </w:rPr>
-                  </m:ctrlPr>
-                </m:sSubPr>
-                <m:e>
-                  <m:r>
-                    <w:rPr>
-                      <w:rFonts w:ascii="Cambria Math" w:hAnsi="Cambria Math"/>
-                    </w:rPr>
-                    <m:t>i</m:t>
-                  </m:r>
-                </m:e>
-                <m:sub>
-                  <m:r>
-                    <w:rPr>
-                      <w:rFonts w:ascii="Cambria Math" w:hAnsi="Cambria Math"/>
-                    </w:rPr>
-                    <m:t>q</m:t>
-                  </m:r>
-                </m:sub>
-              </m:sSub>
-            </m:oMath>
-            <w:r>
-              <w:rPr>
-                <w:sz w:val="26"/>
-                <w:szCs w:val="26"/>
-                <w:cs/>
-              </w:rPr>
-              <w:t xml:space="preserve"> เหลือเฉพาะ PI ชั้นใน</w:t>
-            </w:r>
-          </w:p>
-        </w:tc>
-        <w:tc>
-          <w:tcPr>
-            <w:tcW w:w="2410" w:type="dxa"/>
-          </w:tcPr>
-          <w:p>
-            <w:pPr>
-              <w:jc w:val="center"/>
-            </w:pPr>
-            <m:oMathPara>
-              <m:oMath>
-                <m:r>
-                  <w:rPr>
-                    <w:rFonts w:ascii="Cambria Math" w:hAnsi="Cambria Math"/>
-                    <w:sz w:val="22"/>
-                    <w:szCs w:val="22"/>
-                  </w:rPr>
-                  <m:t>1.1× 1</m:t>
-                </m:r>
-                <m:sSup>
-                  <m:sSupPr>
-                    <m:ctrlPr>
-                      <w:rPr>
-                        <w:rFonts w:ascii="Cambria Math" w:hAnsi="Cambria Math"/>
-                        <w:sz w:val="22"/>
-                        <w:szCs w:val="22"/>
-                      </w:rPr>
-                    </m:ctrlPr>
-                  </m:sSupPr>
-                  <m:e>
-                    <m:r>
-                      <w:rPr>
-                        <w:rFonts w:ascii="Cambria Math" w:hAnsi="Cambria Math"/>
-                        <w:sz w:val="22"/>
-                        <w:szCs w:val="22"/>
-                      </w:rPr>
-                      <m:t>0</m:t>
-                    </m:r>
-                  </m:e>
-                  <m:sup>
-                    <m:r>
-                      <w:rPr>
-                        <w:rFonts w:ascii="Cambria Math" w:hAnsi="Cambria Math"/>
-                        <w:sz w:val="22"/>
-                        <w:szCs w:val="22"/>
-                      </w:rPr>
-                      <m:t>-13</m:t>
-                    </m:r>
-                  </m:sup>
-                </m:sSup>
-              </m:oMath>
-            </m:oMathPara>
-          </w:p>
-        </w:tc>
-        <w:tc>
-          <w:tcPr>
-            <w:tcW w:w="1985" w:type="dxa"/>
-          </w:tcPr>
-          <w:p>
-            <w:pPr>
-              <w:jc w:val="center"/>
-            </w:pPr>
-            <m:oMathPara>
-              <m:oMath>
-                <m:r>
-                  <w:rPr>
-                    <w:rFonts w:ascii="Cambria Math" w:hAnsi="Cambria Math"/>
-                    <w:sz w:val="22"/>
-                    <w:szCs w:val="22"/>
-                  </w:rPr>
-                  <m:t>1.1× 1</m:t>
-                </m:r>
-                <m:sSup>
-                  <m:sSupPr>
-                    <m:ctrlPr>
-                      <w:rPr>
-                        <w:rFonts w:ascii="Cambria Math" w:hAnsi="Cambria Math"/>
-                        <w:sz w:val="22"/>
-                        <w:szCs w:val="22"/>
-                      </w:rPr>
-                    </m:ctrlPr>
-                  </m:sSupPr>
-                  <m:e>
-                    <m:r>
-                      <w:rPr>
-                        <w:rFonts w:ascii="Cambria Math" w:hAnsi="Cambria Math"/>
-                        <w:sz w:val="22"/>
-                        <w:szCs w:val="22"/>
-                      </w:rPr>
-                      <m:t>0</m:t>
-                    </m:r>
-                  </m:e>
-                  <m:sup>
-                    <m:r>
-                      <w:rPr>
-                        <w:rFonts w:ascii="Cambria Math" w:hAnsi="Cambria Math"/>
-                        <w:sz w:val="22"/>
-                        <w:szCs w:val="22"/>
-                      </w:rPr>
-                      <m:t>-13</m:t>
-                    </m:r>
-                  </m:sup>
-                </m:sSup>
-              </m:oMath>
-            </m:oMathPara>
-          </w:p>
-        </w:tc>
-        <w:tc>
-          <w:tcPr>
-            <w:tcW w:w="1134" w:type="dxa"/>
-          </w:tcPr>
-          <w:p>
-            <w:pPr>
-              <w:jc w:val="center"/>
-            </w:pPr>
-            <w:r>
-              <w:rPr>
-                <w:sz w:val="26"/>
-                <w:szCs w:val="26"/>
-                <w:cs/>
-              </w:rPr>
-              <w:t>1</w:t>
-            </w:r>
-          </w:p>
-        </w:tc>
-      </w:tr>
-      <w:tr>
-        <w:trPr>
-          <w:jc w:val="center"/>
-        </w:trPr>
-        <w:tc>
-          <w:tcPr>
-            <w:tcW w:w="2830" w:type="dxa"/>
-          </w:tcPr>
-          <w:p>
-            <m:oMath>
-              <m:sSup>
-                <m:sSupPr>
-                  <m:ctrlPr>
-                    <w:rPr>
-                      <w:rFonts w:ascii="Cambria Math" w:hAnsi="Cambria Math"/>
-                    </w:rPr>
-                  </m:ctrlPr>
-                </m:sSupPr>
-                <m:e>
-                  <m:sSub>
-                    <m:sSubPr>
-                      <m:ctrlPr>
-                        <w:rPr>
-                          <w:rFonts w:ascii="Cambria Math" w:hAnsi="Cambria Math"/>
-                        </w:rPr>
-                      </m:ctrlPr>
-                    </m:sSubPr>
-                    <m:e>
-                      <m:r>
-                        <w:rPr>
-                          <w:rFonts w:ascii="Cambria Math" w:hAnsi="Cambria Math"/>
-                        </w:rPr>
-                        <m:t>i</m:t>
-                      </m:r>
-                    </m:e>
-                    <m:sub>
-                      <m:r>
-                        <w:rPr>
-                          <w:rFonts w:ascii="Cambria Math" w:hAnsi="Cambria Math"/>
-                        </w:rPr>
-                        <m:t>d</m:t>
-                      </m:r>
-                    </m:sub>
-                  </m:sSub>
-                </m:e>
-                <m:sup>
-                  <m:r>
-                    <w:rPr>
-                      <w:rFonts w:ascii="Cambria Math" w:hAnsi="Cambria Math"/>
-                    </w:rPr>
-                    <m:t>+</m:t>
-                  </m:r>
-                </m:sup>
-              </m:sSup>
-            </m:oMath>
-            <w:r>
-              <w:rPr>
-                <w:sz w:val="26"/>
-                <w:szCs w:val="26"/>
-                <w:cs/>
-              </w:rPr>
-              <w:t xml:space="preserve"> จากสองสาขาตรงกัน</w:t>
-            </w:r>
-          </w:p>
-        </w:tc>
-        <w:tc>
-          <w:tcPr>
-            <w:tcW w:w="2410" w:type="dxa"/>
-          </w:tcPr>
-          <w:p>
-            <w:pPr>
-              <w:jc w:val="center"/>
-            </w:pPr>
-            <w:r>
-              <w:rPr>
-                <w:sz w:val="26"/>
-                <w:szCs w:val="26"/>
-                <w:cs/>
-              </w:rPr>
-              <w:t>0</w:t>
-            </w:r>
-          </w:p>
-        </w:tc>
-        <w:tc>
-          <w:tcPr>
-            <w:tcW w:w="1985" w:type="dxa"/>
-          </w:tcPr>
-          <w:p>
-            <w:pPr>
-              <w:jc w:val="center"/>
-            </w:pPr>
-            <w:r>
-              <w:rPr>
-                <w:sz w:val="26"/>
-                <w:szCs w:val="26"/>
-                <w:cs/>
-              </w:rPr>
-              <w:t>0</w:t>
-            </w:r>
-          </w:p>
-        </w:tc>
-        <w:tc>
-          <w:tcPr>
-            <w:tcW w:w="1134" w:type="dxa"/>
-          </w:tcPr>
-          <w:p>
-            <w:pPr>
-              <w:jc w:val="center"/>
-            </w:pPr>
-            <w:r>
-              <w:rPr>
-                <w:sz w:val="26"/>
-                <w:szCs w:val="26"/>
-                <w:cs/>
-              </w:rPr>
-              <w:t>3</w:t>
-            </w:r>
-          </w:p>
-        </w:tc>
-      </w:tr>
-      <w:tr>
-        <w:trPr>
-          <w:jc w:val="center"/>
-        </w:trPr>
-        <w:tc>
-          <w:tcPr>
-            <w:tcW w:w="2830" w:type="dxa"/>
-          </w:tcPr>
-          <w:p>
-            <m:oMath>
-              <m:sSup>
-                <m:sSupPr>
-                  <m:ctrlPr>
-                    <w:rPr>
-                      <w:rFonts w:ascii="Cambria Math" w:hAnsi="Cambria Math"/>
-                    </w:rPr>
-                  </m:ctrlPr>
-                </m:sSupPr>
-                <m:e>
-                  <m:sSub>
-                    <m:sSubPr>
-                      <m:ctrlPr>
-                        <w:rPr>
-                          <w:rFonts w:ascii="Cambria Math" w:hAnsi="Cambria Math"/>
-                        </w:rPr>
-                      </m:ctrlPr>
-                    </m:sSubPr>
-                    <m:e>
-                      <m:r>
-                        <w:rPr>
-                          <w:rFonts w:ascii="Cambria Math" w:hAnsi="Cambria Math"/>
-                        </w:rPr>
-                        <m:t>i</m:t>
-                      </m:r>
-                    </m:e>
-                    <m:sub>
-                      <m:r>
-                        <w:rPr>
-                          <w:rFonts w:ascii="Cambria Math" w:hAnsi="Cambria Math"/>
-                        </w:rPr>
-                        <m:t>q</m:t>
-                      </m:r>
-                    </m:sub>
-                  </m:sSub>
-                </m:e>
-                <m:sup>
-                  <m:r>
-                    <w:rPr>
-                      <w:rFonts w:ascii="Cambria Math" w:hAnsi="Cambria Math"/>
-                    </w:rPr>
-                    <m:t>+</m:t>
-                  </m:r>
-                </m:sup>
-              </m:sSup>
-            </m:oMath>
-            <w:r>
-              <w:rPr>
-                <w:sz w:val="26"/>
-                <w:szCs w:val="26"/>
-                <w:cs/>
-              </w:rPr>
-              <w:t xml:space="preserve"> จากสองสาขาตรงกัน</w:t>
-            </w:r>
-          </w:p>
-        </w:tc>
-        <w:tc>
-          <w:tcPr>
-            <w:tcW w:w="2410" w:type="dxa"/>
-          </w:tcPr>
-          <w:p>
-            <w:pPr>
-              <w:jc w:val="center"/>
-            </w:pPr>
-            <w:r>
-              <w:rPr>
-                <w:sz w:val="26"/>
-                <w:szCs w:val="26"/>
-                <w:cs/>
-              </w:rPr>
-              <w:t>0</w:t>
-            </w:r>
-          </w:p>
-        </w:tc>
-        <w:tc>
-          <w:tcPr>
-            <w:tcW w:w="1985" w:type="dxa"/>
-          </w:tcPr>
-          <w:p>
-            <w:pPr>
-              <w:jc w:val="center"/>
-            </w:pPr>
-            <w:r>
-              <w:rPr>
-                <w:sz w:val="26"/>
-                <w:szCs w:val="26"/>
-                <w:cs/>
-              </w:rPr>
-              <w:t>0</w:t>
-            </w:r>
-          </w:p>
-        </w:tc>
-        <w:tc>
-          <w:tcPr>
-            <w:tcW w:w="1134" w:type="dxa"/>
-          </w:tcPr>
-          <w:p>
-            <w:pPr>
-              <w:jc w:val="center"/>
-            </w:pPr>
-            <w:r>
-              <w:rPr>
-                <w:sz w:val="26"/>
-                <w:szCs w:val="26"/>
-                <w:cs/>
-              </w:rPr>
-              <w:t>3</w:t>
-            </w:r>
-          </w:p>
-        </w:tc>
-      </w:tr>
-      <w:tr>
-        <w:trPr>
-          <w:jc w:val="center"/>
-        </w:trPr>
-        <w:tc>
-          <w:tcPr>
-            <w:tcW w:w="2830" w:type="dxa"/>
-          </w:tcPr>
-          <w:p>
-            <m:oMath>
-              <m:sSup>
-                <m:sSupPr>
-                  <m:ctrlPr>
-                    <w:rPr>
-                      <w:rFonts w:ascii="Cambria Math" w:hAnsi="Cambria Math"/>
-                    </w:rPr>
-                  </m:ctrlPr>
-                </m:sSupPr>
-                <m:e>
-                  <m:r>
-                    <w:rPr>
-                      <w:rFonts w:ascii="Cambria Math" w:hAnsi="Cambria Math"/>
-                    </w:rPr>
-                    <m:t>θ</m:t>
-                  </m:r>
-                </m:e>
-                <m:sup>
-                  <m:r>
-                    <w:rPr>
-                      <w:rFonts w:ascii="Cambria Math" w:hAnsi="Cambria Math"/>
-                    </w:rPr>
-                    <m:t>+</m:t>
-                  </m:r>
-                </m:sup>
-              </m:sSup>
-              <m:r>
-                <w:rPr>
-                  <w:rFonts w:ascii="Cambria Math" w:hAnsi="Cambria Math"/>
-                </w:rPr>
-                <m:t>=∠ V</m:t>
-              </m:r>
-            </m:oMath>
-            <w:r>
-              <w:rPr>
-                <w:sz w:val="26"/>
-                <w:szCs w:val="26"/>
-                <w:cs/>
-              </w:rPr>
-              <w:t xml:space="preserve"> ทั้งสองสาขา</w:t>
-            </w:r>
-          </w:p>
-        </w:tc>
-        <w:tc>
-          <w:tcPr>
-            <w:tcW w:w="2410" w:type="dxa"/>
-          </w:tcPr>
-          <w:p>
-            <w:pPr>
-              <w:jc w:val="center"/>
-            </w:pPr>
-            <w:r>
-              <w:rPr>
-                <w:sz w:val="26"/>
-                <w:szCs w:val="26"/>
-                <w:cs/>
-              </w:rPr>
-              <w:t>0</w:t>
-            </w:r>
-          </w:p>
-        </w:tc>
-        <w:tc>
-          <w:tcPr>
-            <w:tcW w:w="1985" w:type="dxa"/>
-          </w:tcPr>
-          <w:p>
-            <w:pPr>
-              <w:jc w:val="center"/>
-            </w:pPr>
-            <w:r>
-              <w:rPr>
-                <w:sz w:val="26"/>
-                <w:szCs w:val="26"/>
-                <w:cs/>
-              </w:rPr>
-              <w:t>0</w:t>
-            </w:r>
-          </w:p>
-        </w:tc>
-        <w:tc>
-          <w:tcPr>
-            <w:tcW w:w="1134" w:type="dxa"/>
-          </w:tcPr>
-          <w:p>
-            <w:pPr>
-              <w:jc w:val="center"/>
-            </w:pPr>
-            <w:r>
-              <w:rPr>
-                <w:sz w:val="26"/>
-                <w:szCs w:val="26"/>
-                <w:cs/>
-              </w:rPr>
-              <w:t>3</w:t>
-            </w:r>
-          </w:p>
-        </w:tc>
-      </w:tr>
-      <w:tr>
-        <w:trPr>
-          <w:jc w:val="center"/>
-        </w:trPr>
-        <w:tc>
-          <w:tcPr>
-            <w:tcW w:w="2830" w:type="dxa"/>
-          </w:tcPr>
-          <w:p>
-            <m:oMath>
-              <m:sSub>
-                <m:sSubPr>
-                  <m:ctrlPr>
-                    <w:rPr>
-                      <w:rFonts w:ascii="Cambria Math" w:hAnsi="Cambria Math"/>
-                    </w:rPr>
-                  </m:ctrlPr>
-                </m:sSubPr>
-                <m:e>
-                  <m:r>
-                    <w:rPr>
-                      <w:rFonts w:ascii="Cambria Math" w:hAnsi="Cambria Math"/>
-                    </w:rPr>
-                    <m:t>e</m:t>
-                  </m:r>
-                </m:e>
-                <m:sub>
-                  <m:r>
-                    <m:rPr>
-                      <m:sty m:val="p"/>
-                    </m:rPr>
-                    <w:rPr>
-                      <w:rFonts w:ascii="Cambria Math" w:hAnsi="Cambria Math"/>
-                    </w:rPr>
-                    <m:t>Vd</m:t>
-                  </m:r>
-                </m:sub>
-              </m:sSub>
-              <m:r>
-                <w:rPr>
-                  <w:rFonts w:ascii="Cambria Math" w:hAnsi="Cambria Math"/>
-                </w:rPr>
-                <m:t>=</m:t>
-              </m:r>
-              <m:sSub>
-                <m:sSubPr>
-                  <m:ctrlPr>
-                    <w:rPr>
-                      <w:rFonts w:ascii="Cambria Math" w:hAnsi="Cambria Math"/>
-                    </w:rPr>
-                  </m:ctrlPr>
-                </m:sSubPr>
-                <m:e>
-                  <m:r>
-                    <w:rPr>
-                      <w:rFonts w:ascii="Cambria Math" w:hAnsi="Cambria Math"/>
-                    </w:rPr>
-                    <m:t>e</m:t>
-                  </m:r>
-                </m:e>
-                <m:sub>
-                  <m:r>
-                    <m:rPr>
-                      <m:sty m:val="p"/>
-                    </m:rPr>
-                    <w:rPr>
-                      <w:rFonts w:ascii="Cambria Math" w:hAnsi="Cambria Math"/>
-                    </w:rPr>
-                    <m:t>Vq</m:t>
-                  </m:r>
-                </m:sub>
-              </m:sSub>
-              <m:r>
-                <w:rPr>
-                  <w:rFonts w:ascii="Cambria Math" w:hAnsi="Cambria Math"/>
-                </w:rPr>
-                <m:t>=0</m:t>
-              </m:r>
-            </m:oMath>
-            <w:r>
-              <w:rPr>
-                <w:sz w:val="26"/>
-                <w:szCs w:val="26"/>
-                <w:cs/>
-              </w:rPr>
-              <w:t xml:space="preserve"> ที่จุดยึด</w:t>
-            </w:r>
-          </w:p>
-        </w:tc>
-        <w:tc>
-          <w:tcPr>
-            <w:tcW w:w="2410" w:type="dxa"/>
-          </w:tcPr>
-          <w:p>
-            <w:pPr>
-              <w:jc w:val="center"/>
-            </w:pPr>
-            <w:r>
-              <w:rPr>
-                <w:sz w:val="26"/>
-                <w:szCs w:val="26"/>
-                <w:cs/>
-              </w:rPr>
-              <w:t>0</w:t>
-            </w:r>
-          </w:p>
-        </w:tc>
-        <w:tc>
-          <w:tcPr>
-            <w:tcW w:w="1985" w:type="dxa"/>
-          </w:tcPr>
-          <w:p>
-            <w:pPr>
-              <w:jc w:val="center"/>
-            </w:pPr>
-            <w:r>
-              <w:rPr>
-                <w:sz w:val="26"/>
-                <w:szCs w:val="26"/>
-                <w:cs/>
-              </w:rPr>
-              <w:t>—</w:t>
-            </w:r>
-          </w:p>
-        </w:tc>
-        <w:tc>
-          <w:tcPr>
-            <w:tcW w:w="1134" w:type="dxa"/>
-          </w:tcPr>
-          <w:p>
-            <w:pPr>
-              <w:jc w:val="center"/>
-            </w:pPr>
-            <w:r>
-              <w:rPr>
-                <w:sz w:val="26"/>
-                <w:szCs w:val="26"/>
-                <w:cs/>
-              </w:rPr>
-              <w:t>3</w:t>
-            </w:r>
-          </w:p>
-        </w:tc>
-      </w:tr>
-      <w:tr>
-        <w:trPr>
-          <w:jc w:val="center"/>
-        </w:trPr>
-        <w:tc>
-          <w:tcPr>
-            <w:tcW w:w="2830" w:type="dxa"/>
-          </w:tcPr>
-          <w:p>
-            <m:oMath>
-              <m:sSup>
-                <m:sSupPr>
-                  <m:ctrlPr>
-                    <w:rPr>
-                      <w:rFonts w:ascii="Cambria Math" w:hAnsi="Cambria Math"/>
-                    </w:rPr>
-                  </m:ctrlPr>
-                </m:sSupPr>
-                <m:e>
-                  <m:r>
-                    <w:rPr>
-                      <w:rFonts w:ascii="Cambria Math" w:hAnsi="Cambria Math"/>
-                    </w:rPr>
-                    <m:t>i</m:t>
-                  </m:r>
-                </m:e>
-                <m:sup>
-                  <m:r>
-                    <w:rPr>
-                      <w:rFonts w:ascii="Cambria Math" w:hAnsi="Cambria Math"/>
-                    </w:rPr>
-                    <m:t>*</m:t>
-                  </m:r>
-                </m:sup>
-              </m:sSup>
-              <m:r>
-                <w:rPr>
-                  <w:rFonts w:ascii="Cambria Math" w:hAnsi="Cambria Math"/>
-                </w:rPr>
-                <m:t>=i</m:t>
-              </m:r>
-            </m:oMath>
-            <w:r>
-              <w:rPr>
-                <w:sz w:val="26"/>
-                <w:szCs w:val="26"/>
-                <w:cs/>
-              </w:rPr>
-              <w:t xml:space="preserve"> ที่จุดยึด</w:t>
-            </w:r>
-          </w:p>
-        </w:tc>
-        <w:tc>
-          <w:tcPr>
-            <w:tcW w:w="2410" w:type="dxa"/>
-          </w:tcPr>
-          <w:p>
-            <w:pPr>
-              <w:jc w:val="center"/>
-            </w:pPr>
-            <w:r>
-              <w:rPr>
-                <w:sz w:val="26"/>
-                <w:szCs w:val="26"/>
-                <w:cs/>
-              </w:rPr>
-              <w:t>0</w:t>
-            </w:r>
-          </w:p>
-        </w:tc>
-        <w:tc>
-          <w:tcPr>
-            <w:tcW w:w="1985" w:type="dxa"/>
-          </w:tcPr>
-          <w:p>
-            <w:pPr>
-              <w:jc w:val="center"/>
-            </w:pPr>
-            <w:r>
-              <w:rPr>
-                <w:sz w:val="26"/>
-                <w:szCs w:val="26"/>
-                <w:cs/>
-              </w:rPr>
-              <w:t>0</w:t>
-            </w:r>
-          </w:p>
-        </w:tc>
-        <w:tc>
-          <w:tcPr>
-            <w:tcW w:w="1134" w:type="dxa"/>
-          </w:tcPr>
-          <w:p>
-            <w:pPr>
-              <w:jc w:val="center"/>
-            </w:pPr>
-            <w:r>
-              <w:rPr>
-                <w:sz w:val="26"/>
-                <w:szCs w:val="26"/>
-                <w:cs/>
-              </w:rPr>
-              <w:t>3</w:t>
-            </w:r>
-          </w:p>
-        </w:tc>
-      </w:tr>
-      <w:tr>
-        <w:trPr>
-          <w:jc w:val="center"/>
-        </w:trPr>
-        <w:tc>
-          <w:tcPr>
-            <w:tcW w:w="2830" w:type="dxa"/>
-          </w:tcPr>
-          <w:p>
-            <w:r>
-              <w:rPr>
-                <w:sz w:val="26"/>
-                <w:szCs w:val="26"/>
-                <w:cs/>
-              </w:rPr>
-              <w:t>แถว AC นิ่งที่จุดยึด</w:t>
-            </w:r>
-          </w:p>
-        </w:tc>
-        <w:tc>
-          <w:tcPr>
-            <w:tcW w:w="2410" w:type="dxa"/>
-          </w:tcPr>
-          <w:p>
-            <w:pPr>
-              <w:jc w:val="center"/>
-            </w:pPr>
-            <m:oMathPara>
-              <m:oMath>
-                <m:r>
-                  <w:rPr>
-                    <w:rFonts w:ascii="Cambria Math" w:hAnsi="Cambria Math"/>
-                    <w:sz w:val="22"/>
-                    <w:szCs w:val="22"/>
-                  </w:rPr>
-                  <m:t>8.7× 1</m:t>
-                </m:r>
-                <m:sSup>
-                  <m:sSupPr>
-                    <m:ctrlPr>
-                      <w:rPr>
-                        <w:rFonts w:ascii="Cambria Math" w:hAnsi="Cambria Math"/>
-                        <w:sz w:val="22"/>
-                        <w:szCs w:val="22"/>
-                      </w:rPr>
-                    </m:ctrlPr>
-                  </m:sSupPr>
-                  <m:e>
-                    <m:r>
-                      <w:rPr>
-                        <w:rFonts w:ascii="Cambria Math" w:hAnsi="Cambria Math"/>
-                        <w:sz w:val="22"/>
-                        <w:szCs w:val="22"/>
-                      </w:rPr>
-                      <m:t>0</m:t>
-                    </m:r>
-                  </m:e>
-                  <m:sup>
-                    <m:r>
-                      <w:rPr>
-                        <w:rFonts w:ascii="Cambria Math" w:hAnsi="Cambria Math"/>
-                        <w:sz w:val="22"/>
-                        <w:szCs w:val="22"/>
-                      </w:rPr>
-                      <m:t>-14</m:t>
-                    </m:r>
-                  </m:sup>
-                </m:sSup>
-              </m:oMath>
-            </m:oMathPara>
-          </w:p>
-        </w:tc>
-        <w:tc>
-          <w:tcPr>
-            <w:tcW w:w="1985" w:type="dxa"/>
-          </w:tcPr>
-          <w:p>
-            <w:pPr>
-              <w:jc w:val="center"/>
-            </w:pPr>
-            <m:oMathPara>
-              <m:oMath>
-                <m:r>
-                  <w:rPr>
-                    <w:rFonts w:ascii="Cambria Math" w:hAnsi="Cambria Math"/>
-                    <w:sz w:val="22"/>
-                    <w:szCs w:val="22"/>
-                  </w:rPr>
-                  <m:t>8.7× 1</m:t>
-                </m:r>
-                <m:sSup>
-                  <m:sSupPr>
-                    <m:ctrlPr>
-                      <w:rPr>
-                        <w:rFonts w:ascii="Cambria Math" w:hAnsi="Cambria Math"/>
-                        <w:sz w:val="22"/>
-                        <w:szCs w:val="22"/>
-                      </w:rPr>
-                    </m:ctrlPr>
-                  </m:sSupPr>
-                  <m:e>
-                    <m:r>
-                      <w:rPr>
-                        <w:rFonts w:ascii="Cambria Math" w:hAnsi="Cambria Math"/>
-                        <w:sz w:val="22"/>
-                        <w:szCs w:val="22"/>
-                      </w:rPr>
-                      <m:t>0</m:t>
-                    </m:r>
-                  </m:e>
-                  <m:sup>
-                    <m:r>
-                      <w:rPr>
-                        <w:rFonts w:ascii="Cambria Math" w:hAnsi="Cambria Math"/>
-                        <w:sz w:val="22"/>
-                        <w:szCs w:val="22"/>
-                      </w:rPr>
-                      <m:t>-14</m:t>
-                    </m:r>
-                  </m:sup>
-                </m:sSup>
-              </m:oMath>
-            </m:oMathPara>
-          </w:p>
-        </w:tc>
-        <w:tc>
-          <w:tcPr>
-            <w:tcW w:w="1134" w:type="dxa"/>
-          </w:tcPr>
-          <w:p>
-            <w:pPr>
-              <w:jc w:val="center"/>
-            </w:pPr>
-            <w:r>
-              <w:rPr>
-                <w:sz w:val="26"/>
-                <w:szCs w:val="26"/>
-                <w:cs/>
-              </w:rPr>
-              <w:t>3</w:t>
-            </w:r>
-          </w:p>
-        </w:tc>
-      </w:tr>
-      <w:tr>
-        <w:trPr>
-          <w:jc w:val="center"/>
-        </w:trPr>
-        <w:tc>
-          <w:tcPr>
-            <w:tcW w:w="2830" w:type="dxa"/>
-          </w:tcPr>
-          <w:p>
-            <m:oMath>
-              <m:d>
-                <m:dPr>
-                  <m:begChr m:val="|"/>
-                  <m:endChr m:val="|"/>
-                  <m:ctrlPr>
-                    <w:rPr>
-                      <w:rFonts w:ascii="Cambria Math" w:hAnsi="Cambria Math"/>
-                    </w:rPr>
-                  </m:ctrlPr>
-                </m:dPr>
-                <m:e>
-                  <m:sSup>
-                    <m:sSupPr>
-                      <m:ctrlPr>
-                        <w:rPr>
-                          <w:rFonts w:ascii="Cambria Math" w:hAnsi="Cambria Math"/>
-                        </w:rPr>
-                      </m:ctrlPr>
-                    </m:sSupPr>
-                    <m:e>
-                      <m:r>
-                        <w:rPr>
-                          <w:rFonts w:ascii="Cambria Math" w:hAnsi="Cambria Math"/>
-                        </w:rPr>
-                        <m:t>I</m:t>
-                      </m:r>
-                    </m:e>
-                    <m:sup>
-                      <m:r>
-                        <w:rPr>
-                          <w:rFonts w:ascii="Cambria Math" w:hAnsi="Cambria Math"/>
-                        </w:rPr>
-                        <m:t>+</m:t>
-                      </m:r>
-                    </m:sup>
-                  </m:sSup>
-                  <m:r>
-                    <w:rPr>
-                      <w:rFonts w:ascii="Cambria Math" w:hAnsi="Cambria Math"/>
-                    </w:rPr>
-                    <m:t>-</m:t>
-                  </m:r>
-                  <m:sSup>
-                    <m:sSupPr>
-                      <m:ctrlPr>
-                        <w:rPr>
-                          <w:rFonts w:ascii="Cambria Math" w:hAnsi="Cambria Math"/>
-                        </w:rPr>
-                      </m:ctrlPr>
-                    </m:sSupPr>
-                    <m:e>
-                      <m:r>
-                        <w:rPr>
-                          <w:rFonts w:ascii="Cambria Math" w:hAnsi="Cambria Math"/>
-                        </w:rPr>
-                        <m:t>I</m:t>
-                      </m:r>
-                    </m:e>
-                    <m:sup>
-                      <m:r>
-                        <w:rPr>
-                          <w:rFonts w:ascii="Cambria Math" w:hAnsi="Cambria Math"/>
-                        </w:rPr>
-                        <m:t>-</m:t>
-                      </m:r>
-                    </m:sup>
-                  </m:sSup>
-                </m:e>
-              </m:d>
-            </m:oMath>
-            <w:r>
-              <w:rPr>
-                <w:sz w:val="26"/>
-                <w:szCs w:val="26"/>
-                <w:cs/>
-              </w:rPr>
-              <w:t xml:space="preserve"> จากแผนที่ถ่ายโอน</w:t>
-            </w:r>
-          </w:p>
-        </w:tc>
-        <w:tc>
-          <w:tcPr>
-            <w:tcW w:w="2410" w:type="dxa"/>
-          </w:tcPr>
-          <w:p>
-            <w:pPr>
-              <w:jc w:val="center"/>
-            </w:pPr>
-            <w:r>
-              <w:rPr>
-                <w:sz w:val="26"/>
-                <w:szCs w:val="26"/>
-                <w:cs/>
-              </w:rPr>
-              <w:t>0</w:t>
-            </w:r>
-          </w:p>
-        </w:tc>
-        <w:tc>
-          <w:tcPr>
-            <w:tcW w:w="1985" w:type="dxa"/>
-          </w:tcPr>
-          <w:p>
-            <w:pPr>
-              <w:jc w:val="center"/>
-            </w:pPr>
-            <w:r>
-              <w:rPr>
-                <w:sz w:val="26"/>
-                <w:szCs w:val="26"/>
-                <w:cs/>
-              </w:rPr>
-              <w:t>0</w:t>
-            </w:r>
-          </w:p>
-        </w:tc>
-        <w:tc>
-          <w:tcPr>
-            <w:tcW w:w="1134" w:type="dxa"/>
-          </w:tcPr>
-          <w:p>
-            <w:pPr>
-              <w:jc w:val="center"/>
-            </w:pPr>
-            <w:r>
-              <w:rPr>
-                <w:sz w:val="26"/>
-                <w:szCs w:val="26"/>
-                <w:cs/>
-              </w:rPr>
-              <w:t>4</w:t>
-            </w:r>
-          </w:p>
-        </w:tc>
-      </w:tr>
-      <w:tr>
-        <w:trPr>
-          <w:jc w:val="center"/>
-        </w:trPr>
-        <w:tc>
-          <w:tcPr>
-            <w:tcW w:w="2830" w:type="dxa"/>
-          </w:tcPr>
-          <w:p>
-            <w:r>
-              <w:rPr>
-                <w:sz w:val="26"/>
-                <w:szCs w:val="26"/>
-                <w:cs/>
-              </w:rPr>
-              <w:t>การยกความถี่คืนค่าเดิม</w:t>
-            </w:r>
-          </w:p>
-        </w:tc>
-        <w:tc>
-          <w:tcPr>
-            <w:tcW w:w="2410" w:type="dxa"/>
-          </w:tcPr>
-          <w:p>
-            <w:pPr>
-              <w:jc w:val="center"/>
-            </w:pPr>
-            <w:r>
-              <w:rPr>
-                <w:sz w:val="26"/>
-                <w:szCs w:val="26"/>
-                <w:cs/>
-              </w:rPr>
-              <w:t>0</w:t>
-            </w:r>
-          </w:p>
-        </w:tc>
-        <w:tc>
-          <w:tcPr>
-            <w:tcW w:w="1985" w:type="dxa"/>
-          </w:tcPr>
-          <w:p>
-            <w:pPr>
-              <w:jc w:val="center"/>
-            </w:pPr>
-            <w:r>
-              <w:rPr>
-                <w:sz w:val="26"/>
-                <w:szCs w:val="26"/>
-                <w:cs/>
-              </w:rPr>
-              <w:t>0</w:t>
-            </w:r>
-          </w:p>
-        </w:tc>
-        <w:tc>
-          <w:tcPr>
-            <w:tcW w:w="1134" w:type="dxa"/>
-          </w:tcPr>
-          <w:p>
-            <w:pPr>
-              <w:jc w:val="center"/>
-            </w:pPr>
-            <w:r>
-              <w:rPr>
-                <w:sz w:val="26"/>
-                <w:szCs w:val="26"/>
-                <w:cs/>
-              </w:rPr>
-              <w:t>7</w:t>
-            </w:r>
-          </w:p>
-        </w:tc>
-      </w:tr>
-      <w:tr>
-        <w:trPr>
-          <w:jc w:val="center"/>
-        </w:trPr>
-        <w:tc>
-          <w:tcPr>
-            <w:tcW w:w="2830" w:type="dxa"/>
-          </w:tcPr>
-          <w:p>
-            <m:oMath>
-              <m:d>
-                <m:dPr>
-                  <m:begChr m:val="|"/>
-                  <m:endChr m:val="|"/>
-                  <m:ctrlPr>
-                    <w:rPr>
-                      <w:rFonts w:ascii="Cambria Math" w:hAnsi="Cambria Math"/>
-                    </w:rPr>
-                  </m:ctrlPr>
-                </m:dPr>
-                <m:e>
-                  <m:sSup>
-                    <m:sSupPr>
-                      <m:ctrlPr>
-                        <w:rPr>
-                          <w:rFonts w:ascii="Cambria Math" w:hAnsi="Cambria Math"/>
-                        </w:rPr>
-                      </m:ctrlPr>
-                    </m:sSupPr>
-                    <m:e>
-                      <m:r>
-                        <w:rPr>
-                          <w:rFonts w:ascii="Cambria Math" w:hAnsi="Cambria Math"/>
-                        </w:rPr>
-                        <m:t>I</m:t>
-                      </m:r>
-                    </m:e>
-                    <m:sup>
-                      <m:r>
-                        <w:rPr>
-                          <w:rFonts w:ascii="Cambria Math" w:hAnsi="Cambria Math"/>
-                        </w:rPr>
-                        <m:t>+</m:t>
-                      </m:r>
-                    </m:sup>
-                  </m:sSup>
-                  <m:r>
-                    <w:rPr>
-                      <w:rFonts w:ascii="Cambria Math" w:hAnsi="Cambria Math"/>
-                    </w:rPr>
-                    <m:t>-</m:t>
-                  </m:r>
-                  <m:sSup>
-                    <m:sSupPr>
-                      <m:ctrlPr>
-                        <w:rPr>
-                          <w:rFonts w:ascii="Cambria Math" w:hAnsi="Cambria Math"/>
-                        </w:rPr>
-                      </m:ctrlPr>
-                    </m:sSupPr>
-                    <m:e>
-                      <m:r>
-                        <w:rPr>
-                          <w:rFonts w:ascii="Cambria Math" w:hAnsi="Cambria Math"/>
-                        </w:rPr>
-                        <m:t>I</m:t>
-                      </m:r>
-                    </m:e>
-                    <m:sup>
-                      <m:r>
-                        <w:rPr>
-                          <w:rFonts w:ascii="Cambria Math" w:hAnsi="Cambria Math"/>
-                        </w:rPr>
-                        <m:t>-</m:t>
-                      </m:r>
-                    </m:sup>
-                  </m:sSup>
-                </m:e>
-              </m:d>
-            </m:oMath>
-            <w:r>
-              <w:rPr>
-                <w:sz w:val="26"/>
-                <w:szCs w:val="26"/>
-                <w:cs/>
-              </w:rPr>
-              <w:t xml:space="preserve"> ที่คอมมิทจริง</w:t>
-            </w:r>
-          </w:p>
-        </w:tc>
-        <w:tc>
-          <w:tcPr>
-            <w:tcW w:w="2410" w:type="dxa"/>
-          </w:tcPr>
-          <w:p>
-            <w:pPr>
-              <w:jc w:val="center"/>
-            </w:pPr>
-            <m:oMathPara>
-              <m:oMath>
-                <m:r>
-                  <w:rPr>
-                    <w:rFonts w:ascii="Cambria Math" w:hAnsi="Cambria Math"/>
-                    <w:sz w:val="22"/>
-                    <w:szCs w:val="22"/>
-                  </w:rPr>
-                  <m:t>6.2× 1</m:t>
-                </m:r>
-                <m:sSup>
-                  <m:sSupPr>
-                    <m:ctrlPr>
-                      <w:rPr>
-                        <w:rFonts w:ascii="Cambria Math" w:hAnsi="Cambria Math"/>
-                        <w:sz w:val="22"/>
-                        <w:szCs w:val="22"/>
-                      </w:rPr>
-                    </m:ctrlPr>
-                  </m:sSupPr>
-                  <m:e>
-                    <m:r>
-                      <w:rPr>
-                        <w:rFonts w:ascii="Cambria Math" w:hAnsi="Cambria Math"/>
-                        <w:sz w:val="22"/>
-                        <w:szCs w:val="22"/>
-                      </w:rPr>
-                      <m:t>0</m:t>
-                    </m:r>
-                  </m:e>
-                  <m:sup>
-                    <m:r>
-                      <w:rPr>
-                        <w:rFonts w:ascii="Cambria Math" w:hAnsi="Cambria Math"/>
-                        <w:sz w:val="22"/>
-                        <w:szCs w:val="22"/>
-                      </w:rPr>
-                      <m:t>-17</m:t>
-                    </m:r>
-                  </m:sup>
-                </m:sSup>
-              </m:oMath>
-            </m:oMathPara>
-          </w:p>
-        </w:tc>
-        <w:tc>
-          <w:tcPr>
-            <w:tcW w:w="1985" w:type="dxa"/>
-          </w:tcPr>
-          <w:p>
-            <w:pPr>
-              <w:jc w:val="center"/>
-            </w:pPr>
-            <m:oMathPara>
-              <m:oMath>
-                <m:r>
-                  <w:rPr>
-                    <w:rFonts w:ascii="Cambria Math" w:hAnsi="Cambria Math"/>
-                    <w:sz w:val="22"/>
-                    <w:szCs w:val="22"/>
-                  </w:rPr>
-                  <m:t>2.8× 1</m:t>
-                </m:r>
-                <m:sSup>
-                  <m:sSupPr>
-                    <m:ctrlPr>
-                      <w:rPr>
-                        <w:rFonts w:ascii="Cambria Math" w:hAnsi="Cambria Math"/>
-                        <w:sz w:val="22"/>
-                        <w:szCs w:val="22"/>
-                      </w:rPr>
-                    </m:ctrlPr>
-                  </m:sSupPr>
-                  <m:e>
-                    <m:r>
-                      <w:rPr>
-                        <w:rFonts w:ascii="Cambria Math" w:hAnsi="Cambria Math"/>
-                        <w:sz w:val="22"/>
-                        <w:szCs w:val="22"/>
-                      </w:rPr>
-                      <m:t>0</m:t>
-                    </m:r>
-                  </m:e>
-                  <m:sup>
-                    <m:r>
-                      <w:rPr>
-                        <w:rFonts w:ascii="Cambria Math" w:hAnsi="Cambria Math"/>
-                        <w:sz w:val="22"/>
-                        <w:szCs w:val="22"/>
-                      </w:rPr>
-                      <m:t>-17</m:t>
-                    </m:r>
-                  </m:sup>
-                </m:sSup>
-              </m:oMath>
-            </m:oMathPara>
-          </w:p>
-        </w:tc>
-        <w:tc>
-          <w:tcPr>
-            <w:tcW w:w="1134" w:type="dxa"/>
-          </w:tcPr>
-          <w:p>
-            <w:pPr>
-              <w:jc w:val="center"/>
-            </w:pPr>
-            <w:r>
-              <w:rPr>
-                <w:sz w:val="26"/>
-                <w:szCs w:val="26"/>
-                <w:cs/>
-              </w:rPr>
-              <w:t>4</w:t>
-            </w:r>
-          </w:p>
-        </w:tc>
-      </w:tr>
-      <w:tr>
-        <w:trPr>
-          <w:jc w:val="center"/>
-        </w:trPr>
-        <w:tc>
-          <w:tcPr>
-            <w:tcW w:w="2830" w:type="dxa"/>
-          </w:tcPr>
-          <w:p>
-            <w:r>
-              <w:rPr>
-                <w:sz w:val="26"/>
-                <w:szCs w:val="26"/>
-                <w:cs/>
-              </w:rPr>
-              <w:t>สเตตของสาขาที่หลับกระโดด</w:t>
-            </w:r>
-          </w:p>
-        </w:tc>
-        <w:tc>
-          <w:tcPr>
-            <w:tcW w:w="2410" w:type="dxa"/>
-          </w:tcPr>
-          <w:p>
-            <w:pPr>
-              <w:jc w:val="center"/>
-            </w:pPr>
-            <w:r>
-              <w:rPr>
-                <w:sz w:val="26"/>
-                <w:szCs w:val="26"/>
-                <w:cs/>
-              </w:rPr>
-              <w:t>0</w:t>
-            </w:r>
-          </w:p>
-        </w:tc>
-        <w:tc>
-          <w:tcPr>
-            <w:tcW w:w="1985" w:type="dxa"/>
-          </w:tcPr>
-          <w:p>
-            <w:pPr>
-              <w:jc w:val="center"/>
-            </w:pPr>
-            <w:r>
-              <w:rPr>
-                <w:sz w:val="26"/>
-                <w:szCs w:val="26"/>
-                <w:cs/>
-              </w:rPr>
-              <w:t>0</w:t>
-            </w:r>
-          </w:p>
-        </w:tc>
-        <w:tc>
-          <w:tcPr>
-            <w:tcW w:w="1134" w:type="dxa"/>
-          </w:tcPr>
-          <w:p>
-            <w:pPr>
-              <w:jc w:val="center"/>
-            </w:pPr>
-            <w:r>
-              <w:rPr>
-                <w:sz w:val="26"/>
-                <w:szCs w:val="26"/>
-                <w:cs/>
-              </w:rPr>
-              <w:t>—</w:t>
-            </w:r>
-          </w:p>
-        </w:tc>
-      </w:tr>
-      <w:tr>
-        <w:trPr>
-          <w:jc w:val="center"/>
-        </w:trPr>
-        <w:tc>
-          <w:tcPr>
-            <w:tcW w:w="2830" w:type="dxa"/>
-          </w:tcPr>
-          <w:p>
-            <m:oMath>
-              <m:sSub>
-                <m:sSubPr>
-                  <m:ctrlPr>
-                    <w:rPr>
-                      <w:rFonts w:ascii="Cambria Math" w:hAnsi="Cambria Math"/>
-                    </w:rPr>
-                  </m:ctrlPr>
-                </m:sSubPr>
-                <m:e>
-                  <m:r>
-                    <w:rPr>
-                      <w:rFonts w:ascii="Cambria Math" w:hAnsi="Cambria Math"/>
-                    </w:rPr>
-                    <m:t>n</m:t>
-                  </m:r>
-                </m:e>
-                <m:sub>
-                  <m:r>
-                    <m:rPr>
-                      <m:sty m:val="p"/>
-                    </m:rPr>
-                    <w:rPr>
-                      <w:rFonts w:ascii="Cambria Math" w:hAnsi="Cambria Math"/>
-                    </w:rPr>
-                    <m:t>act</m:t>
-                  </m:r>
-                </m:sub>
-              </m:sSub>
-            </m:oMath>
-            <w:r>
-              <w:rPr>
-                <w:sz w:val="26"/>
-                <w:szCs w:val="26"/>
-                <w:cs/>
-              </w:rPr>
-              <w:t xml:space="preserve"> ก่อน </w:t>
-            </w:r>
-            <m:oMath>
-              <m:r>
-                <w:rPr>
-                  <w:rFonts w:ascii="Cambria Math" w:hAnsi="Cambria Math"/>
-                </w:rPr>
-                <m:t>→</m:t>
-              </m:r>
-            </m:oMath>
-            <w:r>
-              <w:rPr>
-                <w:sz w:val="26"/>
-                <w:szCs w:val="26"/>
-                <w:cs/>
-              </w:rPr>
-              <w:t xml:space="preserve"> หลัง</w:t>
-            </w:r>
-          </w:p>
-        </w:tc>
-        <w:tc>
-          <w:tcPr>
-            <w:tcW w:w="2410" w:type="dxa"/>
-          </w:tcPr>
-          <w:p>
-            <w:pPr>
-              <w:jc w:val="center"/>
-            </w:pPr>
-            <m:oMathPara>
-              <m:oMath>
-                <m:r>
-                  <w:rPr>
-                    <w:rFonts w:ascii="Cambria Math" w:hAnsi="Cambria Math"/>
-                    <w:sz w:val="22"/>
-                    <w:szCs w:val="22"/>
-                  </w:rPr>
-                  <m:t>10→ 11</m:t>
-                </m:r>
-              </m:oMath>
-            </m:oMathPara>
-          </w:p>
-        </w:tc>
-        <w:tc>
-          <w:tcPr>
-            <w:tcW w:w="1985" w:type="dxa"/>
-          </w:tcPr>
-          <w:p>
-            <w:pPr>
-              <w:jc w:val="center"/>
-            </w:pPr>
-            <m:oMathPara>
-              <m:oMath>
-                <m:r>
-                  <w:rPr>
-                    <w:rFonts w:ascii="Cambria Math" w:hAnsi="Cambria Math"/>
-                    <w:sz w:val="22"/>
-                    <w:szCs w:val="22"/>
-                  </w:rPr>
-                  <m:t>11→ 10</m:t>
-                </m:r>
-              </m:oMath>
-            </m:oMathPara>
-          </w:p>
-        </w:tc>
-        <w:tc>
-          <w:tcPr>
-            <w:tcW w:w="1134" w:type="dxa"/>
-          </w:tcPr>
-          <w:p>
-            <w:pPr>
-              <w:jc w:val="center"/>
-            </w:pPr>
-            <w:r>
-              <w:rPr>
-                <w:sz w:val="26"/>
-                <w:szCs w:val="26"/>
-                <w:cs/>
-              </w:rPr>
-              <w:t>—</w:t>
-            </w:r>
-          </w:p>
-        </w:tc>
-      </w:tr>
-      <w:tr>
-        <w:trPr>
-          <w:jc w:val="center"/>
-        </w:trPr>
-        <w:tc>
-          <w:tcPr>
-            <w:tcW w:w="2830" w:type="dxa"/>
-          </w:tcPr>
-          <w:p>
-            <m:oMath>
-              <m:d>
-                <m:dPr>
-                  <m:begChr m:val="‖"/>
-                  <m:endChr m:val="‖"/>
-                  <m:ctrlPr>
-                    <w:rPr>
-                      <w:rFonts w:ascii="Cambria Math" w:hAnsi="Cambria Math"/>
-                    </w:rPr>
-                  </m:ctrlPr>
-                </m:dPr>
-                <m:e>
-                  <m:r>
-                    <w:rPr>
-                      <w:rFonts w:ascii="Cambria Math" w:hAnsi="Cambria Math"/>
-                    </w:rPr>
-                    <m:t>Δ f</m:t>
-                  </m:r>
-                </m:e>
-              </m:d>
-            </m:oMath>
-            <w:r>
-              <w:rPr>
-                <w:sz w:val="26"/>
-                <w:szCs w:val="26"/>
-                <w:cs/>
-              </w:rPr>
-              <w:t xml:space="preserve"> ที่ </w:t>
-            </w:r>
-            <m:oMath>
-              <m:sSup>
-                <m:sSupPr>
-                  <m:ctrlPr>
-                    <w:rPr>
-                      <w:rFonts w:ascii="Cambria Math" w:hAnsi="Cambria Math"/>
-                    </w:rPr>
-                  </m:ctrlPr>
-                </m:sSupPr>
-                <m:e>
-                  <m:r>
-                    <w:rPr>
-                      <w:rFonts w:ascii="Cambria Math" w:hAnsi="Cambria Math"/>
-                    </w:rPr>
-                    <m:t>x</m:t>
-                  </m:r>
-                </m:e>
-                <m:sup>
-                  <m:r>
-                    <w:rPr>
-                      <w:rFonts w:ascii="Cambria Math" w:hAnsi="Cambria Math"/>
-                    </w:rPr>
-                    <m:t>+</m:t>
-                  </m:r>
-                </m:sup>
-              </m:sSup>
-            </m:oMath>
-            <w:r>
-              <w:rPr>
-                <w:sz w:val="26"/>
-                <w:szCs w:val="26"/>
-                <w:cs/>
-              </w:rPr>
-              <w:t xml:space="preserve"> เดียวกัน</w:t>
-            </w:r>
-          </w:p>
-        </w:tc>
-        <w:tc>
-          <w:tcPr>
-            <w:tcW w:w="2410" w:type="dxa"/>
-          </w:tcPr>
-          <w:p>
-            <w:pPr>
-              <w:jc w:val="center"/>
-            </w:pPr>
-            <w:r>
-              <w:rPr>
-                <w:sz w:val="26"/>
-                <w:szCs w:val="26"/>
-                <w:cs/>
-              </w:rPr>
-              <w:t>448.93</w:t>
-            </w:r>
-          </w:p>
-        </w:tc>
-        <w:tc>
-          <w:tcPr>
-            <w:tcW w:w="1985" w:type="dxa"/>
-          </w:tcPr>
-          <w:p>
-            <w:pPr>
-              <w:jc w:val="center"/>
-            </w:pPr>
-            <w:r>
-              <w:rPr>
-                <w:sz w:val="26"/>
-                <w:szCs w:val="26"/>
-                <w:cs/>
-              </w:rPr>
-              <w:t>5.95</w:t>
-            </w:r>
-          </w:p>
-        </w:tc>
-        <w:tc>
-          <w:tcPr>
-            <w:tcW w:w="1134" w:type="dxa"/>
-          </w:tcPr>
-          <w:p>
-            <w:pPr>
-              <w:jc w:val="center"/>
-            </w:pPr>
-            <w:r>
-              <w:rPr>
-                <w:sz w:val="26"/>
-                <w:szCs w:val="26"/>
-                <w:cs/>
-              </w:rPr>
-              <w:t>6</w:t>
-            </w:r>
           </w:p>
         </w:tc>
       </w:tr>
@@ -48170,4735 +44107,9 @@
     </w:p>
     <w:p>
       <w:pPr>
-        <w:keepNext/>
-        <w:spacing w:before="80" w:after="30"/>
-      </w:pPr>
-      <w:r>
-        <w:rPr>
-          <w:b/>
-          <w:bCs/>
-          <w:sz w:val="34"/>
-          <w:szCs w:val="34"/>
-          <w:cs/>
-        </w:rPr>
-        <w:t>9. การตรวจสอบความถูกต้องเทียบกับโปรแกรมอ้างอิงภายนอก</w:t>
-      </w:r>
-    </w:p>
-    <w:p>
-      <w:pPr>
-        <w:spacing w:line="320" w:lineRule="exact"/>
-        <w:ind w:firstLine="360"/>
-        <w:jc w:val="thaiDistribute"/>
-      </w:pPr>
-      <w:r>
-        <w:rPr>
-          <w:sz w:val="32"/>
-          <w:szCs w:val="32"/>
-          <w:cs/>
-        </w:rPr>
-        <w:t>การตรวจสอบความถูกต้องของสายงานคำนวณใช้การเปรียบเทียบกับโปรแกรมอ้างอิงภายนอกบนข้อมูลนำเข้าชุดเดียวกัน โดยโปรแกรมอ้างอิงทำหน้าที่เป็นเครื่องมือเปรียบเทียบเท่านั้น ไม่มีค่าใดจากโปรแกรมเหล่านั้นไหลกลับเข้าสู่การคำนวณของโครงงาน เกณฑ์ยอมรับทุกตัวถูกประกาศไว้ก่อนดูผล</w:t>
-      </w:r>
-    </w:p>
-    <w:p>
-      <w:pPr>
-        <w:spacing w:line="320" w:lineRule="exact"/>
-        <w:ind w:firstLine="360"/>
-        <w:jc w:val="thaiDistribute"/>
-      </w:pPr>
-      <w:r>
-        <w:rPr>
-          <w:sz w:val="32"/>
-          <w:szCs w:val="32"/>
-          <w:cs/>
-        </w:rPr>
-        <w:t>โปรแกรมอ้างอิงหลักคือ PSAT รุ่น 2.1.11 [7] ซึ่งใช้ตัวแก้ Newton สำหรับ PF และวิธีสี่เหลี่ยมคางหมูที่มี corrector ลู่เข้าสำหรับโดเมนเวลา ซึ่งเป็นโปรแกรมเสถียรภาพแบบคลาสสิกอันดับสอง ผลการเปรียบเทียบสามทางแสดงในตารางที่ 10</w:t>
-      </w:r>
-    </w:p>
-    <w:p>
-      <w:pPr>
-        <w:keepNext/>
-        <w:spacing w:before="50" w:after="40"/>
-        <w:jc w:val="center"/>
-        <w:rPr>
-          <w:sz w:val="32"/>
-          <w:szCs w:val="32"/>
-        </w:rPr>
-      </w:pPr>
-      <w:r>
-        <w:rPr>
-          <w:b/>
-          <w:bCs/>
-          <w:sz w:val="26"/>
-          <w:szCs w:val="26"/>
-          <w:cs/>
-        </w:rPr>
-        <w:lastRenderedPageBreak/>
-        <w:t>ตารางที่ 10</w:t>
-      </w:r>
-      <w:r>
-        <w:rPr>
-          <w:b/>
-          <w:bCs/>
-          <w:cs/>
-        </w:rPr>
-        <w:t xml:space="preserve"> </w:t>
-      </w:r>
-      <w:r>
-        <w:rPr>
-          <w:cs/>
-        </w:rPr>
-        <w:t>การเปรียบเทียบผล PF และผลโดเมนเวลากับ PSAT บนข้อมูลนำเข้าชุดเดียวกัน</w:t>
-      </w:r>
-    </w:p>
-    <w:tbl>
-      <w:tblPr>
-        <w:tblStyle w:val="TableGrid"/>
-        <w:tblW w:w="8306" w:type="dxa"/>
-        <w:jc w:val="center"/>
-        <w:tblLayout w:type="fixed"/>
-        <w:tblLook w:val="04A0" w:firstRow="1" w:lastRow="0" w:firstColumn="1" w:lastColumn="0" w:noHBand="0" w:noVBand="1"/>
-      </w:tblPr>
-      <w:tblGrid>
-        <w:gridCol w:w="2830"/>
-        <w:gridCol w:w="1701"/>
-        <w:gridCol w:w="1560"/>
-        <w:gridCol w:w="2215"/>
-      </w:tblGrid>
-      <w:tr>
-        <w:trPr>
-          <w:tblHeader/>
-          <w:jc w:val="center"/>
-        </w:trPr>
-        <w:tc>
-          <w:tcPr>
-            <w:tcW w:w="2830" w:type="dxa"/>
-          </w:tcPr>
-          <w:p>
-            <w:pPr>
-              <w:jc w:val="center"/>
-            </w:pPr>
-            <w:r>
-              <w:rPr>
-                <w:b/>
-                <w:bCs/>
-                <w:cs/>
-              </w:rPr>
-              <w:t>ปริมาณที่เทียบ</w:t>
-            </w:r>
-          </w:p>
-        </w:tc>
-        <w:tc>
-          <w:tcPr>
-            <w:tcW w:w="1701" w:type="dxa"/>
-          </w:tcPr>
-          <w:p>
-            <w:pPr>
-              <w:jc w:val="center"/>
-            </w:pPr>
-            <w:r>
-              <w:rPr>
-                <w:b/>
-                <w:bCs/>
-                <w:cs/>
-              </w:rPr>
-              <w:t>IEEE 14-bus</w:t>
-            </w:r>
-          </w:p>
-        </w:tc>
-        <w:tc>
-          <w:tcPr>
-            <w:tcW w:w="1560" w:type="dxa"/>
-          </w:tcPr>
-          <w:p>
-            <w:pPr>
-              <w:jc w:val="center"/>
-            </w:pPr>
-            <w:r>
-              <w:rPr>
-                <w:b/>
-                <w:bCs/>
-                <w:cs/>
-              </w:rPr>
-              <w:t>IEEE RTS-24</w:t>
-            </w:r>
-          </w:p>
-        </w:tc>
-        <w:tc>
-          <w:tcPr>
-            <w:tcW w:w="2215" w:type="dxa"/>
-          </w:tcPr>
-          <w:p>
-            <w:pPr>
-              <w:jc w:val="center"/>
-            </w:pPr>
-            <w:r>
-              <w:rPr>
-                <w:b/>
-                <w:bCs/>
-                <w:cs/>
-              </w:rPr>
-              <w:t>เกณฑ์ที่ประกาศก่อน</w:t>
-            </w:r>
-          </w:p>
-        </w:tc>
-      </w:tr>
-      <w:tr>
-        <w:trPr>
-          <w:jc w:val="center"/>
-        </w:trPr>
-        <w:tc>
-          <w:tcPr>
-            <w:tcW w:w="2830" w:type="dxa"/>
-          </w:tcPr>
-          <w:p>
-            <m:oMath>
-              <m:r>
-                <m:rPr>
-                  <m:sty m:val="p"/>
-                </m:rPr>
-                <w:rPr>
-                  <w:rFonts w:ascii="Cambria Math" w:hAnsi="Cambria Math"/>
-                  <w:sz w:val="22"/>
-                  <w:szCs w:val="22"/>
-                </w:rPr>
-                <m:t>max</m:t>
-              </m:r>
-              <m:r>
-                <w:rPr>
-                  <w:rFonts w:ascii="Cambria Math" w:hAnsi="Cambria Math"/>
-                  <w:sz w:val="22"/>
-                  <w:szCs w:val="22"/>
-                </w:rPr>
-                <m:t>|Δ|V||</m:t>
-              </m:r>
-            </m:oMath>
-            <w:r>
-              <w:rPr>
-                <w:sz w:val="26"/>
-                <w:szCs w:val="26"/>
-                <w:cs/>
-              </w:rPr>
-              <w:t xml:space="preserve"> (pu)</w:t>
-            </w:r>
-          </w:p>
-        </w:tc>
-        <w:tc>
-          <w:tcPr>
-            <w:tcW w:w="1701" w:type="dxa"/>
-          </w:tcPr>
-          <w:p>
-            <w:pPr>
-              <w:jc w:val="right"/>
-            </w:pPr>
-            <m:oMath>
-              <m:r>
-                <w:rPr>
-                  <w:rFonts w:ascii="Cambria Math" w:hAnsi="Cambria Math"/>
-                  <w:sz w:val="22"/>
-                  <w:szCs w:val="22"/>
-                </w:rPr>
-                <m:t>6.661×</m:t>
-              </m:r>
-              <m:sSup>
-                <m:sSupPr>
-                  <m:ctrlPr>
-                    <w:rPr>
-                      <w:rFonts w:ascii="Cambria Math" w:hAnsi="Cambria Math"/>
-                    </w:rPr>
-                  </m:ctrlPr>
-                </m:sSupPr>
-                <m:e>
-                  <m:r>
-                    <w:rPr>
-                      <w:rFonts w:ascii="Cambria Math" w:hAnsi="Cambria Math"/>
-                      <w:sz w:val="22"/>
-                      <w:szCs w:val="22"/>
-                    </w:rPr>
-                    <m:t>10</m:t>
-                  </m:r>
-                </m:e>
-                <m:sup>
-                  <m:r>
-                    <w:rPr>
-                      <w:rFonts w:ascii="Cambria Math" w:hAnsi="Cambria Math"/>
-                      <w:sz w:val="22"/>
-                      <w:szCs w:val="22"/>
-                    </w:rPr>
-                    <m:t>-16</m:t>
-                  </m:r>
-                </m:sup>
-              </m:sSup>
-            </m:oMath>
-            <w:r>
-              <w:rPr>
-                <w:sz w:val="26"/>
-                <w:szCs w:val="26"/>
-                <w:cs/>
-              </w:rPr>
-              <w:t>​</w:t>
-            </w:r>
-          </w:p>
-        </w:tc>
-        <w:tc>
-          <w:tcPr>
-            <w:tcW w:w="1560" w:type="dxa"/>
-          </w:tcPr>
-          <w:p>
-            <w:pPr>
-              <w:jc w:val="right"/>
-            </w:pPr>
-            <m:oMath>
-              <m:r>
-                <w:rPr>
-                  <w:rFonts w:ascii="Cambria Math" w:hAnsi="Cambria Math"/>
-                  <w:sz w:val="22"/>
-                  <w:szCs w:val="22"/>
-                </w:rPr>
-                <m:t>4.441×</m:t>
-              </m:r>
-              <m:sSup>
-                <m:sSupPr>
-                  <m:ctrlPr>
-                    <w:rPr>
-                      <w:rFonts w:ascii="Cambria Math" w:hAnsi="Cambria Math"/>
-                    </w:rPr>
-                  </m:ctrlPr>
-                </m:sSupPr>
-                <m:e>
-                  <m:r>
-                    <w:rPr>
-                      <w:rFonts w:ascii="Cambria Math" w:hAnsi="Cambria Math"/>
-                      <w:sz w:val="22"/>
-                      <w:szCs w:val="22"/>
-                    </w:rPr>
-                    <m:t>10</m:t>
-                  </m:r>
-                </m:e>
-                <m:sup>
-                  <m:r>
-                    <w:rPr>
-                      <w:rFonts w:ascii="Cambria Math" w:hAnsi="Cambria Math"/>
-                      <w:sz w:val="22"/>
-                      <w:szCs w:val="22"/>
-                    </w:rPr>
-                    <m:t>-16</m:t>
-                  </m:r>
-                </m:sup>
-              </m:sSup>
-            </m:oMath>
-            <w:r>
-              <w:rPr>
-                <w:sz w:val="26"/>
-                <w:szCs w:val="26"/>
-                <w:cs/>
-              </w:rPr>
-              <w:t>​</w:t>
-            </w:r>
-          </w:p>
-        </w:tc>
-        <w:tc>
-          <w:tcPr>
-            <w:tcW w:w="2215" w:type="dxa"/>
-          </w:tcPr>
-          <w:p>
-            <m:oMath>
-              <m:d>
-                <m:dPr>
-                  <m:begChr m:val="&lt;"/>
-                  <m:endChr m:val=""/>
-                  <m:ctrlPr>
-                    <w:rPr>
-                      <w:rFonts w:ascii="Cambria Math" w:hAnsi="Cambria Math"/>
-                    </w:rPr>
-                  </m:ctrlPr>
-                </m:dPr>
-                <m:e>
-                  <m:sSup>
-                    <m:sSupPr>
-                      <m:ctrlPr>
-                        <w:rPr>
-                          <w:rFonts w:ascii="Cambria Math" w:hAnsi="Cambria Math"/>
-                        </w:rPr>
-                      </m:ctrlPr>
-                    </m:sSupPr>
-                    <m:e>
-                      <m:r>
-                        <w:rPr>
-                          <w:rFonts w:ascii="Cambria Math" w:hAnsi="Cambria Math"/>
-                          <w:sz w:val="22"/>
-                          <w:szCs w:val="22"/>
-                        </w:rPr>
-                        <m:t>10</m:t>
-                      </m:r>
-                    </m:e>
-                    <m:sup>
-                      <m:r>
-                        <w:rPr>
-                          <w:rFonts w:ascii="Cambria Math" w:hAnsi="Cambria Math"/>
-                          <w:sz w:val="22"/>
-                          <w:szCs w:val="22"/>
-                        </w:rPr>
-                        <m:t>-6</m:t>
-                      </m:r>
-                    </m:sup>
-                  </m:sSup>
-                </m:e>
-              </m:d>
-            </m:oMath>
-            <w:r>
-              <w:rPr>
-                <w:sz w:val="26"/>
-                <w:szCs w:val="26"/>
-                <w:cs/>
-              </w:rPr>
-              <w:t>​</w:t>
-            </w:r>
-          </w:p>
-        </w:tc>
-      </w:tr>
-      <w:tr>
-        <w:trPr>
-          <w:jc w:val="center"/>
-        </w:trPr>
-        <w:tc>
-          <w:tcPr>
-            <w:tcW w:w="2830" w:type="dxa"/>
-          </w:tcPr>
-          <w:p>
-            <m:oMath>
-              <m:r>
-                <m:rPr>
-                  <m:sty m:val="p"/>
-                </m:rPr>
-                <w:rPr>
-                  <w:rFonts w:ascii="Cambria Math" w:hAnsi="Cambria Math"/>
-                  <w:sz w:val="22"/>
-                  <w:szCs w:val="22"/>
-                </w:rPr>
-                <m:t>max</m:t>
-              </m:r>
-              <m:r>
-                <w:rPr>
-                  <w:rFonts w:ascii="Cambria Math" w:hAnsi="Cambria Math"/>
-                  <w:sz w:val="22"/>
-                  <w:szCs w:val="22"/>
-                </w:rPr>
-                <m:t>|Δθ|</m:t>
-              </m:r>
-            </m:oMath>
-            <w:r>
-              <w:rPr>
-                <w:sz w:val="26"/>
-                <w:szCs w:val="26"/>
-                <w:cs/>
-              </w:rPr>
-              <w:t xml:space="preserve"> (deg)</w:t>
-            </w:r>
-          </w:p>
-        </w:tc>
-        <w:tc>
-          <w:tcPr>
-            <w:tcW w:w="1701" w:type="dxa"/>
-          </w:tcPr>
-          <w:p>
-            <w:pPr>
-              <w:jc w:val="right"/>
-            </w:pPr>
-            <m:oMath>
-              <m:r>
-                <w:rPr>
-                  <w:rFonts w:ascii="Cambria Math" w:hAnsi="Cambria Math"/>
-                  <w:sz w:val="22"/>
-                  <w:szCs w:val="22"/>
-                </w:rPr>
-                <m:t>3.553×</m:t>
-              </m:r>
-              <m:sSup>
-                <m:sSupPr>
-                  <m:ctrlPr>
-                    <w:rPr>
-                      <w:rFonts w:ascii="Cambria Math" w:hAnsi="Cambria Math"/>
-                    </w:rPr>
-                  </m:ctrlPr>
-                </m:sSupPr>
-                <m:e>
-                  <m:r>
-                    <w:rPr>
-                      <w:rFonts w:ascii="Cambria Math" w:hAnsi="Cambria Math"/>
-                      <w:sz w:val="22"/>
-                      <w:szCs w:val="22"/>
-                    </w:rPr>
-                    <m:t>10</m:t>
-                  </m:r>
-                </m:e>
-                <m:sup>
-                  <m:r>
-                    <w:rPr>
-                      <w:rFonts w:ascii="Cambria Math" w:hAnsi="Cambria Math"/>
-                      <w:sz w:val="22"/>
-                      <w:szCs w:val="22"/>
-                    </w:rPr>
-                    <m:t>-14</m:t>
-                  </m:r>
-                </m:sup>
-              </m:sSup>
-            </m:oMath>
-            <w:r>
-              <w:rPr>
-                <w:sz w:val="26"/>
-                <w:szCs w:val="26"/>
-                <w:cs/>
-              </w:rPr>
-              <w:t>​</w:t>
-            </w:r>
-          </w:p>
-        </w:tc>
-        <w:tc>
-          <w:tcPr>
-            <w:tcW w:w="1560" w:type="dxa"/>
-          </w:tcPr>
-          <w:p>
-            <w:pPr>
-              <w:jc w:val="right"/>
-            </w:pPr>
-            <m:oMath>
-              <m:r>
-                <w:rPr>
-                  <w:rFonts w:ascii="Cambria Math" w:hAnsi="Cambria Math"/>
-                  <w:sz w:val="22"/>
-                  <w:szCs w:val="22"/>
-                </w:rPr>
-                <m:t>6.750×</m:t>
-              </m:r>
-              <m:sSup>
-                <m:sSupPr>
-                  <m:ctrlPr>
-                    <w:rPr>
-                      <w:rFonts w:ascii="Cambria Math" w:hAnsi="Cambria Math"/>
-                    </w:rPr>
-                  </m:ctrlPr>
-                </m:sSupPr>
-                <m:e>
-                  <m:r>
-                    <w:rPr>
-                      <w:rFonts w:ascii="Cambria Math" w:hAnsi="Cambria Math"/>
-                      <w:sz w:val="22"/>
-                      <w:szCs w:val="22"/>
-                    </w:rPr>
-                    <m:t>10</m:t>
-                  </m:r>
-                </m:e>
-                <m:sup>
-                  <m:r>
-                    <w:rPr>
-                      <w:rFonts w:ascii="Cambria Math" w:hAnsi="Cambria Math"/>
-                      <w:sz w:val="22"/>
-                      <w:szCs w:val="22"/>
-                    </w:rPr>
-                    <m:t>-14</m:t>
-                  </m:r>
-                </m:sup>
-              </m:sSup>
-            </m:oMath>
-            <w:r>
-              <w:rPr>
-                <w:sz w:val="26"/>
-                <w:szCs w:val="26"/>
-                <w:cs/>
-              </w:rPr>
-              <w:t>​</w:t>
-            </w:r>
-          </w:p>
-        </w:tc>
-        <w:tc>
-          <w:tcPr>
-            <w:tcW w:w="2215" w:type="dxa"/>
-          </w:tcPr>
-          <w:p>
-            <m:oMath>
-              <m:d>
-                <m:dPr>
-                  <m:begChr m:val="&lt;"/>
-                  <m:endChr m:val=""/>
-                  <m:ctrlPr>
-                    <w:rPr>
-                      <w:rFonts w:ascii="Cambria Math" w:hAnsi="Cambria Math"/>
-                    </w:rPr>
-                  </m:ctrlPr>
-                </m:dPr>
-                <m:e>
-                  <m:sSup>
-                    <m:sSupPr>
-                      <m:ctrlPr>
-                        <w:rPr>
-                          <w:rFonts w:ascii="Cambria Math" w:hAnsi="Cambria Math"/>
-                        </w:rPr>
-                      </m:ctrlPr>
-                    </m:sSupPr>
-                    <m:e>
-                      <m:r>
-                        <w:rPr>
-                          <w:rFonts w:ascii="Cambria Math" w:hAnsi="Cambria Math"/>
-                          <w:sz w:val="22"/>
-                          <w:szCs w:val="22"/>
-                        </w:rPr>
-                        <m:t>10</m:t>
-                      </m:r>
-                    </m:e>
-                    <m:sup>
-                      <m:r>
-                        <w:rPr>
-                          <w:rFonts w:ascii="Cambria Math" w:hAnsi="Cambria Math"/>
-                          <w:sz w:val="22"/>
-                          <w:szCs w:val="22"/>
-                        </w:rPr>
-                        <m:t>-4</m:t>
-                      </m:r>
-                    </m:sup>
-                  </m:sSup>
-                </m:e>
-              </m:d>
-            </m:oMath>
-            <w:r>
-              <w:rPr>
-                <w:sz w:val="26"/>
-                <w:szCs w:val="26"/>
-                <w:cs/>
-              </w:rPr>
-              <w:t>​</w:t>
-            </w:r>
-          </w:p>
-        </w:tc>
-      </w:tr>
-      <w:tr>
-        <w:trPr>
-          <w:jc w:val="center"/>
-        </w:trPr>
-        <w:tc>
-          <w:tcPr>
-            <w:tcW w:w="2830" w:type="dxa"/>
-          </w:tcPr>
-          <w:p>
-            <m:oMath>
-              <m:r>
-                <m:rPr>
-                  <m:sty m:val="p"/>
-                </m:rPr>
-                <w:rPr>
-                  <w:rFonts w:ascii="Cambria Math" w:hAnsi="Cambria Math"/>
-                  <w:sz w:val="22"/>
-                  <w:szCs w:val="22"/>
-                </w:rPr>
-                <m:t>max</m:t>
-              </m:r>
-              <m:r>
-                <w:rPr>
-                  <w:rFonts w:ascii="Cambria Math" w:hAnsi="Cambria Math"/>
-                  <w:sz w:val="22"/>
-                  <w:szCs w:val="22"/>
-                </w:rPr>
-                <m:t>|Δ</m:t>
-              </m:r>
-              <m:sSub>
-                <m:sSubPr>
-                  <m:ctrlPr>
-                    <w:rPr>
-                      <w:rFonts w:ascii="Cambria Math" w:hAnsi="Cambria Math"/>
-                    </w:rPr>
-                  </m:ctrlPr>
-                </m:sSubPr>
-                <m:e>
-                  <m:r>
-                    <w:rPr>
-                      <w:rFonts w:ascii="Cambria Math" w:hAnsi="Cambria Math"/>
-                      <w:sz w:val="22"/>
-                      <w:szCs w:val="22"/>
-                    </w:rPr>
-                    <m:t>Y</m:t>
-                  </m:r>
-                </m:e>
-                <m:sub>
-                  <m:r>
-                    <m:rPr>
-                      <m:sty m:val="p"/>
-                    </m:rPr>
-                    <w:rPr>
-                      <w:rFonts w:ascii="Cambria Math" w:hAnsi="Cambria Math"/>
-                      <w:sz w:val="22"/>
-                      <w:szCs w:val="22"/>
-                    </w:rPr>
-                    <m:t>net</m:t>
-                  </m:r>
-                </m:sub>
-              </m:sSub>
-              <m:r>
-                <w:rPr>
-                  <w:rFonts w:ascii="Cambria Math" w:hAnsi="Cambria Math"/>
-                  <w:sz w:val="22"/>
-                  <w:szCs w:val="22"/>
-                </w:rPr>
-                <m:t>|</m:t>
-              </m:r>
-            </m:oMath>
-            <w:r>
-              <w:rPr>
-                <w:sz w:val="26"/>
-                <w:szCs w:val="26"/>
-                <w:cs/>
-              </w:rPr>
-              <w:t>​</w:t>
-            </w:r>
-          </w:p>
-        </w:tc>
-        <w:tc>
-          <w:tcPr>
-            <w:tcW w:w="1701" w:type="dxa"/>
-          </w:tcPr>
-          <w:p>
-            <w:pPr>
-              <w:jc w:val="right"/>
-            </w:pPr>
-            <m:oMath>
-              <m:r>
-                <w:rPr>
-                  <w:rFonts w:ascii="Cambria Math" w:hAnsi="Cambria Math"/>
-                  <w:sz w:val="22"/>
-                  <w:szCs w:val="22"/>
-                </w:rPr>
-                <m:t>3.972×</m:t>
-              </m:r>
-              <m:sSup>
-                <m:sSupPr>
-                  <m:ctrlPr>
-                    <w:rPr>
-                      <w:rFonts w:ascii="Cambria Math" w:hAnsi="Cambria Math"/>
-                    </w:rPr>
-                  </m:ctrlPr>
-                </m:sSupPr>
-                <m:e>
-                  <m:r>
-                    <w:rPr>
-                      <w:rFonts w:ascii="Cambria Math" w:hAnsi="Cambria Math"/>
-                      <w:sz w:val="22"/>
-                      <w:szCs w:val="22"/>
-                    </w:rPr>
-                    <m:t>10</m:t>
-                  </m:r>
-                </m:e>
-                <m:sup>
-                  <m:r>
-                    <w:rPr>
-                      <w:rFonts w:ascii="Cambria Math" w:hAnsi="Cambria Math"/>
-                      <w:sz w:val="22"/>
-                      <w:szCs w:val="22"/>
-                    </w:rPr>
-                    <m:t>-15</m:t>
-                  </m:r>
-                </m:sup>
-              </m:sSup>
-            </m:oMath>
-            <w:r>
-              <w:rPr>
-                <w:sz w:val="26"/>
-                <w:szCs w:val="26"/>
-                <w:cs/>
-              </w:rPr>
-              <w:t>​</w:t>
-            </w:r>
-          </w:p>
-        </w:tc>
-        <w:tc>
-          <w:tcPr>
-            <w:tcW w:w="1560" w:type="dxa"/>
-          </w:tcPr>
-          <w:p>
-            <w:pPr>
-              <w:jc w:val="right"/>
-            </w:pPr>
-            <m:oMath>
-              <m:r>
-                <w:rPr>
-                  <w:rFonts w:ascii="Cambria Math" w:hAnsi="Cambria Math"/>
-                  <w:sz w:val="22"/>
-                  <w:szCs w:val="22"/>
-                </w:rPr>
-                <m:t>2.842×</m:t>
-              </m:r>
-              <m:sSup>
-                <m:sSupPr>
-                  <m:ctrlPr>
-                    <w:rPr>
-                      <w:rFonts w:ascii="Cambria Math" w:hAnsi="Cambria Math"/>
-                    </w:rPr>
-                  </m:ctrlPr>
-                </m:sSupPr>
-                <m:e>
-                  <m:r>
-                    <w:rPr>
-                      <w:rFonts w:ascii="Cambria Math" w:hAnsi="Cambria Math"/>
-                      <w:sz w:val="22"/>
-                      <w:szCs w:val="22"/>
-                    </w:rPr>
-                    <m:t>10</m:t>
-                  </m:r>
-                </m:e>
-                <m:sup>
-                  <m:r>
-                    <w:rPr>
-                      <w:rFonts w:ascii="Cambria Math" w:hAnsi="Cambria Math"/>
-                      <w:sz w:val="22"/>
-                      <w:szCs w:val="22"/>
-                    </w:rPr>
-                    <m:t>-14</m:t>
-                  </m:r>
-                </m:sup>
-              </m:sSup>
-            </m:oMath>
-            <w:r>
-              <w:rPr>
-                <w:sz w:val="26"/>
-                <w:szCs w:val="26"/>
-                <w:cs/>
-              </w:rPr>
-              <w:t>​</w:t>
-            </w:r>
-          </w:p>
-        </w:tc>
-        <w:tc>
-          <w:tcPr>
-            <w:tcW w:w="2215" w:type="dxa"/>
-          </w:tcPr>
-          <w:p>
-            <w:r>
-              <w:rPr>
-                <w:sz w:val="26"/>
-                <w:szCs w:val="26"/>
-                <w:cs/>
-              </w:rPr>
-              <w:t>ต้องเป็นเครือข่ายเดียวกัน</w:t>
-            </w:r>
-          </w:p>
-        </w:tc>
-      </w:tr>
-      <w:tr>
-        <w:trPr>
-          <w:jc w:val="center"/>
-        </w:trPr>
-        <w:tc>
-          <w:tcPr>
-            <w:tcW w:w="2830" w:type="dxa"/>
-          </w:tcPr>
-          <w:p>
-            <m:oMath>
-              <m:r>
-                <w:rPr>
-                  <w:rFonts w:ascii="Cambria Math" w:hAnsi="Cambria Math"/>
-                  <w:sz w:val="22"/>
-                  <w:szCs w:val="22"/>
-                </w:rPr>
-                <m:t>Δ</m:t>
-              </m:r>
-              <m:sSub>
-                <m:sSubPr>
-                  <m:ctrlPr>
-                    <w:rPr>
-                      <w:rFonts w:ascii="Cambria Math" w:hAnsi="Cambria Math"/>
-                    </w:rPr>
-                  </m:ctrlPr>
-                </m:sSubPr>
-                <m:e>
-                  <m:r>
-                    <w:rPr>
-                      <w:rFonts w:ascii="Cambria Math" w:hAnsi="Cambria Math"/>
-                      <w:sz w:val="22"/>
-                      <w:szCs w:val="22"/>
-                    </w:rPr>
-                    <m:t>δ</m:t>
-                  </m:r>
-                </m:e>
-                <m:sub>
-                  <m:r>
-                    <m:rPr>
-                      <m:sty m:val="p"/>
-                    </m:rPr>
-                    <w:rPr>
-                      <w:rFonts w:ascii="Cambria Math" w:hAnsi="Cambria Math"/>
-                      <w:sz w:val="22"/>
-                      <w:szCs w:val="22"/>
-                    </w:rPr>
-                    <m:t>COI</m:t>
-                  </m:r>
-                </m:sub>
-              </m:sSub>
-            </m:oMath>
-            <w:r>
-              <w:rPr>
-                <w:sz w:val="26"/>
-                <w:szCs w:val="26"/>
-                <w:cs/>
-              </w:rPr>
-              <w:t xml:space="preserve"> (deg)</w:t>
-            </w:r>
-          </w:p>
-        </w:tc>
-        <w:tc>
-          <w:tcPr>
-            <w:tcW w:w="1701" w:type="dxa"/>
-          </w:tcPr>
-          <w:p>
-            <w:pPr>
-              <w:jc w:val="right"/>
-            </w:pPr>
-            <m:oMath>
-              <m:r>
-                <w:rPr>
-                  <w:rFonts w:ascii="Cambria Math" w:hAnsi="Cambria Math"/>
-                  <w:sz w:val="22"/>
-                  <w:szCs w:val="22"/>
-                </w:rPr>
-                <m:t>0.0096</m:t>
-              </m:r>
-            </m:oMath>
-            <w:r>
-              <w:rPr>
-                <w:sz w:val="26"/>
-                <w:szCs w:val="26"/>
-                <w:cs/>
-              </w:rPr>
-              <w:t>​</w:t>
-            </w:r>
-          </w:p>
-        </w:tc>
-        <w:tc>
-          <w:tcPr>
-            <w:tcW w:w="1560" w:type="dxa"/>
-          </w:tcPr>
-          <w:p>
-            <w:pPr>
-              <w:jc w:val="right"/>
-            </w:pPr>
-            <m:oMath>
-              <m:r>
-                <w:rPr>
-                  <w:rFonts w:ascii="Cambria Math" w:hAnsi="Cambria Math"/>
-                  <w:sz w:val="22"/>
-                  <w:szCs w:val="22"/>
-                </w:rPr>
-                <m:t>0.0068</m:t>
-              </m:r>
-            </m:oMath>
-            <w:r>
-              <w:rPr>
-                <w:sz w:val="26"/>
-                <w:szCs w:val="26"/>
-                <w:cs/>
-              </w:rPr>
-              <w:t>​</w:t>
-            </w:r>
-          </w:p>
-        </w:tc>
-        <w:tc>
-          <w:tcPr>
-            <w:tcW w:w="2215" w:type="dxa"/>
-          </w:tcPr>
-          <w:p>
-            <m:oMath>
-              <m:d>
-                <m:dPr>
-                  <m:begChr m:val="&lt;"/>
-                  <m:endChr m:val=""/>
-                  <m:ctrlPr>
-                    <w:rPr>
-                      <w:rFonts w:ascii="Cambria Math" w:hAnsi="Cambria Math"/>
-                    </w:rPr>
-                  </m:ctrlPr>
-                </m:dPr>
-                <m:e>
-                  <m:r>
-                    <w:rPr>
-                      <w:rFonts w:ascii="Cambria Math" w:hAnsi="Cambria Math"/>
-                      <w:sz w:val="22"/>
-                      <w:szCs w:val="22"/>
-                    </w:rPr>
-                    <m:t>0.05</m:t>
-                  </m:r>
-                </m:e>
-              </m:d>
-            </m:oMath>
-            <w:r>
-              <w:rPr>
-                <w:sz w:val="26"/>
-                <w:szCs w:val="26"/>
-                <w:cs/>
-              </w:rPr>
-              <w:t>​</w:t>
-            </w:r>
-          </w:p>
-        </w:tc>
-      </w:tr>
-      <w:tr>
-        <w:trPr>
-          <w:jc w:val="center"/>
-        </w:trPr>
-        <w:tc>
-          <w:tcPr>
-            <w:tcW w:w="2830" w:type="dxa"/>
-          </w:tcPr>
-          <w:p>
-            <m:oMath>
-              <m:r>
-                <w:rPr>
-                  <w:rFonts w:ascii="Cambria Math" w:hAnsi="Cambria Math"/>
-                  <w:sz w:val="22"/>
-                  <w:szCs w:val="22"/>
-                </w:rPr>
-                <m:t>Δω</m:t>
-              </m:r>
-            </m:oMath>
-            <w:r>
-              <w:rPr>
-                <w:sz w:val="26"/>
-                <w:szCs w:val="26"/>
-                <w:cs/>
-              </w:rPr>
-              <w:t xml:space="preserve"> (pu)</w:t>
-            </w:r>
-          </w:p>
-        </w:tc>
-        <w:tc>
-          <w:tcPr>
-            <w:tcW w:w="1701" w:type="dxa"/>
-          </w:tcPr>
-          <w:p>
-            <w:pPr>
-              <w:jc w:val="right"/>
-            </w:pPr>
-            <m:oMath>
-              <m:r>
-                <w:rPr>
-                  <w:rFonts w:ascii="Cambria Math" w:hAnsi="Cambria Math"/>
-                  <w:sz w:val="22"/>
-                  <w:szCs w:val="22"/>
-                </w:rPr>
-                <m:t>3.816×</m:t>
-              </m:r>
-              <m:sSup>
-                <m:sSupPr>
-                  <m:ctrlPr>
-                    <w:rPr>
-                      <w:rFonts w:ascii="Cambria Math" w:hAnsi="Cambria Math"/>
-                    </w:rPr>
-                  </m:ctrlPr>
-                </m:sSupPr>
-                <m:e>
-                  <m:r>
-                    <w:rPr>
-                      <w:rFonts w:ascii="Cambria Math" w:hAnsi="Cambria Math"/>
-                      <w:sz w:val="22"/>
-                      <w:szCs w:val="22"/>
-                    </w:rPr>
-                    <m:t>10</m:t>
-                  </m:r>
-                </m:e>
-                <m:sup>
-                  <m:r>
-                    <w:rPr>
-                      <w:rFonts w:ascii="Cambria Math" w:hAnsi="Cambria Math"/>
-                      <w:sz w:val="22"/>
-                      <w:szCs w:val="22"/>
-                    </w:rPr>
-                    <m:t>-6</m:t>
-                  </m:r>
-                </m:sup>
-              </m:sSup>
-            </m:oMath>
-            <w:r>
-              <w:rPr>
-                <w:sz w:val="26"/>
-                <w:szCs w:val="26"/>
-                <w:cs/>
-              </w:rPr>
-              <w:t>​</w:t>
-            </w:r>
-          </w:p>
-        </w:tc>
-        <w:tc>
-          <w:tcPr>
-            <w:tcW w:w="1560" w:type="dxa"/>
-          </w:tcPr>
-          <w:p>
-            <w:pPr>
-              <w:jc w:val="right"/>
-            </w:pPr>
-            <m:oMath>
-              <m:r>
-                <w:rPr>
-                  <w:rFonts w:ascii="Cambria Math" w:hAnsi="Cambria Math"/>
-                  <w:sz w:val="22"/>
-                  <w:szCs w:val="22"/>
-                </w:rPr>
-                <m:t>4.620×</m:t>
-              </m:r>
-              <m:sSup>
-                <m:sSupPr>
-                  <m:ctrlPr>
-                    <w:rPr>
-                      <w:rFonts w:ascii="Cambria Math" w:hAnsi="Cambria Math"/>
-                    </w:rPr>
-                  </m:ctrlPr>
-                </m:sSupPr>
-                <m:e>
-                  <m:r>
-                    <w:rPr>
-                      <w:rFonts w:ascii="Cambria Math" w:hAnsi="Cambria Math"/>
-                      <w:sz w:val="22"/>
-                      <w:szCs w:val="22"/>
-                    </w:rPr>
-                    <m:t>10</m:t>
-                  </m:r>
-                </m:e>
-                <m:sup>
-                  <m:r>
-                    <w:rPr>
-                      <w:rFonts w:ascii="Cambria Math" w:hAnsi="Cambria Math"/>
-                      <w:sz w:val="22"/>
-                      <w:szCs w:val="22"/>
-                    </w:rPr>
-                    <m:t>-6</m:t>
-                  </m:r>
-                </m:sup>
-              </m:sSup>
-            </m:oMath>
-            <w:r>
-              <w:rPr>
-                <w:sz w:val="26"/>
-                <w:szCs w:val="26"/>
-                <w:cs/>
-              </w:rPr>
-              <w:t>​</w:t>
-            </w:r>
-          </w:p>
-        </w:tc>
-        <w:tc>
-          <w:tcPr>
-            <w:tcW w:w="2215" w:type="dxa"/>
-          </w:tcPr>
-          <w:p>
-            <m:oMath>
-              <m:d>
-                <m:dPr>
-                  <m:begChr m:val="&lt;"/>
-                  <m:endChr m:val=""/>
-                  <m:ctrlPr>
-                    <w:rPr>
-                      <w:rFonts w:ascii="Cambria Math" w:hAnsi="Cambria Math"/>
-                    </w:rPr>
-                  </m:ctrlPr>
-                </m:dPr>
-                <m:e>
-                  <m:sSup>
-                    <m:sSupPr>
-                      <m:ctrlPr>
-                        <w:rPr>
-                          <w:rFonts w:ascii="Cambria Math" w:hAnsi="Cambria Math"/>
-                        </w:rPr>
-                      </m:ctrlPr>
-                    </m:sSupPr>
-                    <m:e>
-                      <m:r>
-                        <w:rPr>
-                          <w:rFonts w:ascii="Cambria Math" w:hAnsi="Cambria Math"/>
-                          <w:sz w:val="22"/>
-                          <w:szCs w:val="22"/>
-                        </w:rPr>
-                        <m:t>10</m:t>
-                      </m:r>
-                    </m:e>
-                    <m:sup>
-                      <m:r>
-                        <w:rPr>
-                          <w:rFonts w:ascii="Cambria Math" w:hAnsi="Cambria Math"/>
-                          <w:sz w:val="22"/>
-                          <w:szCs w:val="22"/>
-                        </w:rPr>
-                        <m:t>-4</m:t>
-                      </m:r>
-                    </m:sup>
-                  </m:sSup>
-                </m:e>
-              </m:d>
-            </m:oMath>
-            <w:r>
-              <w:rPr>
-                <w:sz w:val="26"/>
-                <w:szCs w:val="26"/>
-                <w:cs/>
-              </w:rPr>
-              <w:t>​</w:t>
-            </w:r>
-          </w:p>
-        </w:tc>
-      </w:tr>
-      <w:tr>
-        <w:trPr>
-          <w:jc w:val="center"/>
-        </w:trPr>
-        <w:tc>
-          <w:tcPr>
-            <w:tcW w:w="2830" w:type="dxa"/>
-          </w:tcPr>
-          <w:p>
-            <m:oMath>
-              <m:r>
-                <w:rPr>
-                  <w:rFonts w:ascii="Cambria Math" w:hAnsi="Cambria Math"/>
-                  <w:sz w:val="22"/>
-                  <w:szCs w:val="22"/>
-                </w:rPr>
-                <m:t>Δ</m:t>
-              </m:r>
-              <m:sSub>
-                <m:sSubPr>
-                  <m:ctrlPr>
-                    <w:rPr>
-                      <w:rFonts w:ascii="Cambria Math" w:hAnsi="Cambria Math"/>
-                    </w:rPr>
-                  </m:ctrlPr>
-                </m:sSubPr>
-                <m:e>
-                  <m:r>
-                    <w:rPr>
-                      <w:rFonts w:ascii="Cambria Math" w:hAnsi="Cambria Math"/>
-                      <w:sz w:val="22"/>
-                      <w:szCs w:val="22"/>
-                    </w:rPr>
-                    <m:t>P</m:t>
-                  </m:r>
-                </m:e>
-                <m:sub>
-                  <m:r>
-                    <w:rPr>
-                      <w:rFonts w:ascii="Cambria Math" w:hAnsi="Cambria Math"/>
-                      <w:sz w:val="22"/>
-                      <w:szCs w:val="22"/>
-                    </w:rPr>
-                    <m:t>e</m:t>
-                  </m:r>
-                </m:sub>
-              </m:sSub>
-            </m:oMath>
-            <w:r>
-              <w:rPr>
-                <w:sz w:val="26"/>
-                <w:szCs w:val="26"/>
-                <w:cs/>
-              </w:rPr>
-              <w:t xml:space="preserve"> (MW)</w:t>
-            </w:r>
-          </w:p>
-        </w:tc>
-        <w:tc>
-          <w:tcPr>
-            <w:tcW w:w="1701" w:type="dxa"/>
-          </w:tcPr>
-          <w:p>
-            <w:pPr>
-              <w:jc w:val="right"/>
-            </w:pPr>
-            <m:oMath>
-              <m:r>
-                <w:rPr>
-                  <w:rFonts w:ascii="Cambria Math" w:hAnsi="Cambria Math"/>
-                  <w:sz w:val="22"/>
-                  <w:szCs w:val="22"/>
-                </w:rPr>
-                <m:t>0.0422</m:t>
-              </m:r>
-            </m:oMath>
-            <w:r>
-              <w:rPr>
-                <w:sz w:val="26"/>
-                <w:szCs w:val="26"/>
-                <w:cs/>
-              </w:rPr>
-              <w:t>​</w:t>
-            </w:r>
-          </w:p>
-        </w:tc>
-        <w:tc>
-          <w:tcPr>
-            <w:tcW w:w="1560" w:type="dxa"/>
-          </w:tcPr>
-          <w:p>
-            <w:pPr>
-              <w:jc w:val="right"/>
-            </w:pPr>
-            <m:oMath>
-              <m:r>
-                <w:rPr>
-                  <w:rFonts w:ascii="Cambria Math" w:hAnsi="Cambria Math"/>
-                  <w:sz w:val="22"/>
-                  <w:szCs w:val="22"/>
-                </w:rPr>
-                <m:t>0.0827</m:t>
-              </m:r>
-            </m:oMath>
-            <w:r>
-              <w:rPr>
-                <w:sz w:val="26"/>
-                <w:szCs w:val="26"/>
-                <w:cs/>
-              </w:rPr>
-              <w:t>​</w:t>
-            </w:r>
-          </w:p>
-        </w:tc>
-        <w:tc>
-          <w:tcPr>
-            <w:tcW w:w="2215" w:type="dxa"/>
-          </w:tcPr>
-          <w:p>
-            <m:oMath>
-              <m:d>
-                <m:dPr>
-                  <m:begChr m:val="&lt;"/>
-                  <m:endChr m:val=""/>
-                  <m:ctrlPr>
-                    <w:rPr>
-                      <w:rFonts w:ascii="Cambria Math" w:hAnsi="Cambria Math"/>
-                    </w:rPr>
-                  </m:ctrlPr>
-                </m:dPr>
-                <m:e>
-                  <m:r>
-                    <w:rPr>
-                      <w:rFonts w:ascii="Cambria Math" w:hAnsi="Cambria Math"/>
-                      <w:sz w:val="22"/>
-                      <w:szCs w:val="22"/>
-                    </w:rPr>
-                    <m:t>0.1</m:t>
-                  </m:r>
-                </m:e>
-              </m:d>
-            </m:oMath>
-            <w:r>
-              <w:rPr>
-                <w:sz w:val="26"/>
-                <w:szCs w:val="26"/>
-                <w:cs/>
-              </w:rPr>
-              <w:t>​</w:t>
-            </w:r>
-          </w:p>
-        </w:tc>
-      </w:tr>
-      <w:tr>
-        <w:trPr>
-          <w:jc w:val="center"/>
-        </w:trPr>
-        <w:tc>
-          <w:tcPr>
-            <w:tcW w:w="2830" w:type="dxa"/>
-          </w:tcPr>
-          <w:p>
-            <m:oMath>
-              <m:r>
-                <m:rPr>
-                  <m:sty m:val="p"/>
-                </m:rPr>
-                <w:rPr>
-                  <w:rFonts w:ascii="Cambria Math" w:hAnsi="Cambria Math"/>
-                  <w:sz w:val="22"/>
-                  <w:szCs w:val="22"/>
-                </w:rPr>
-                <m:t>max</m:t>
-              </m:r>
-              <m:r>
-                <w:rPr>
-                  <w:rFonts w:ascii="Cambria Math" w:hAnsi="Cambria Math"/>
-                  <w:sz w:val="22"/>
-                  <w:szCs w:val="22"/>
-                </w:rPr>
-                <m:t>|Δ|V||</m:t>
-              </m:r>
-            </m:oMath>
-            <w:r>
-              <w:rPr>
-                <w:sz w:val="26"/>
-                <w:szCs w:val="26"/>
-                <w:cs/>
-              </w:rPr>
-              <w:t xml:space="preserve"> ระหว่างเกิด fault (pu)</w:t>
-            </w:r>
-          </w:p>
-        </w:tc>
-        <w:tc>
-          <w:tcPr>
-            <w:tcW w:w="1701" w:type="dxa"/>
-          </w:tcPr>
-          <w:p>
-            <w:pPr>
-              <w:jc w:val="right"/>
-            </w:pPr>
-            <m:oMath>
-              <m:r>
-                <w:rPr>
-                  <w:rFonts w:ascii="Cambria Math" w:hAnsi="Cambria Math"/>
-                  <w:sz w:val="22"/>
-                  <w:szCs w:val="22"/>
-                </w:rPr>
-                <m:t>3.179×</m:t>
-              </m:r>
-              <m:sSup>
-                <m:sSupPr>
-                  <m:ctrlPr>
-                    <w:rPr>
-                      <w:rFonts w:ascii="Cambria Math" w:hAnsi="Cambria Math"/>
-                    </w:rPr>
-                  </m:ctrlPr>
-                </m:sSupPr>
-                <m:e>
-                  <m:r>
-                    <w:rPr>
-                      <w:rFonts w:ascii="Cambria Math" w:hAnsi="Cambria Math"/>
-                      <w:sz w:val="22"/>
-                      <w:szCs w:val="22"/>
-                    </w:rPr>
-                    <m:t>10</m:t>
-                  </m:r>
-                </m:e>
-                <m:sup>
-                  <m:r>
-                    <w:rPr>
-                      <w:rFonts w:ascii="Cambria Math" w:hAnsi="Cambria Math"/>
-                      <w:sz w:val="22"/>
-                      <w:szCs w:val="22"/>
-                    </w:rPr>
-                    <m:t>-5</m:t>
-                  </m:r>
-                </m:sup>
-              </m:sSup>
-            </m:oMath>
-            <w:r>
-              <w:rPr>
-                <w:sz w:val="26"/>
-                <w:szCs w:val="26"/>
-                <w:cs/>
-              </w:rPr>
-              <w:t>​</w:t>
-            </w:r>
-          </w:p>
-        </w:tc>
-        <w:tc>
-          <w:tcPr>
-            <w:tcW w:w="1560" w:type="dxa"/>
-          </w:tcPr>
-          <w:p>
-            <w:pPr>
-              <w:jc w:val="right"/>
-            </w:pPr>
-            <m:oMath>
-              <m:r>
-                <w:rPr>
-                  <w:rFonts w:ascii="Cambria Math" w:hAnsi="Cambria Math"/>
-                  <w:sz w:val="22"/>
-                  <w:szCs w:val="22"/>
-                </w:rPr>
-                <m:t>5.354×</m:t>
-              </m:r>
-              <m:sSup>
-                <m:sSupPr>
-                  <m:ctrlPr>
-                    <w:rPr>
-                      <w:rFonts w:ascii="Cambria Math" w:hAnsi="Cambria Math"/>
-                    </w:rPr>
-                  </m:ctrlPr>
-                </m:sSupPr>
-                <m:e>
-                  <m:r>
-                    <w:rPr>
-                      <w:rFonts w:ascii="Cambria Math" w:hAnsi="Cambria Math"/>
-                      <w:sz w:val="22"/>
-                      <w:szCs w:val="22"/>
-                    </w:rPr>
-                    <m:t>10</m:t>
-                  </m:r>
-                </m:e>
-                <m:sup>
-                  <m:r>
-                    <w:rPr>
-                      <w:rFonts w:ascii="Cambria Math" w:hAnsi="Cambria Math"/>
-                      <w:sz w:val="22"/>
-                      <w:szCs w:val="22"/>
-                    </w:rPr>
-                    <m:t>-6</m:t>
-                  </m:r>
-                </m:sup>
-              </m:sSup>
-            </m:oMath>
-            <w:r>
-              <w:rPr>
-                <w:sz w:val="26"/>
-                <w:szCs w:val="26"/>
-                <w:cs/>
-              </w:rPr>
-              <w:t>​</w:t>
-            </w:r>
-          </w:p>
-        </w:tc>
-        <w:tc>
-          <w:tcPr>
-            <w:tcW w:w="2215" w:type="dxa"/>
-          </w:tcPr>
-          <w:p>
-            <m:oMath>
-              <m:d>
-                <m:dPr>
-                  <m:begChr m:val="&lt;"/>
-                  <m:endChr m:val=""/>
-                  <m:ctrlPr>
-                    <w:rPr>
-                      <w:rFonts w:ascii="Cambria Math" w:hAnsi="Cambria Math"/>
-                    </w:rPr>
-                  </m:ctrlPr>
-                </m:dPr>
-                <m:e>
-                  <m:sSup>
-                    <m:sSupPr>
-                      <m:ctrlPr>
-                        <w:rPr>
-                          <w:rFonts w:ascii="Cambria Math" w:hAnsi="Cambria Math"/>
-                        </w:rPr>
-                      </m:ctrlPr>
-                    </m:sSupPr>
-                    <m:e>
-                      <m:r>
-                        <w:rPr>
-                          <w:rFonts w:ascii="Cambria Math" w:hAnsi="Cambria Math"/>
-                          <w:sz w:val="22"/>
-                          <w:szCs w:val="22"/>
-                        </w:rPr>
-                        <m:t>10</m:t>
-                      </m:r>
-                    </m:e>
-                    <m:sup>
-                      <m:r>
-                        <w:rPr>
-                          <w:rFonts w:ascii="Cambria Math" w:hAnsi="Cambria Math"/>
-                          <w:sz w:val="22"/>
-                          <w:szCs w:val="22"/>
-                        </w:rPr>
-                        <m:t>-3</m:t>
-                      </m:r>
-                    </m:sup>
-                  </m:sSup>
-                </m:e>
-              </m:d>
-            </m:oMath>
-            <w:r>
-              <w:rPr>
-                <w:sz w:val="26"/>
-                <w:szCs w:val="26"/>
-                <w:cs/>
-              </w:rPr>
-              <w:t>​</w:t>
-            </w:r>
-          </w:p>
-        </w:tc>
-      </w:tr>
-    </w:tbl>
-    <w:p>
-      <w:pPr>
-        <w:spacing w:before="60" w:after="60" w:line="320" w:lineRule="exact"/>
-        <w:ind w:firstLine="360"/>
-        <w:jc w:val="thaiDistribute"/>
-      </w:pPr>
-      <w:r>
-        <w:rPr>
-          <w:b/>
-          <w:bCs/>
-          <w:sz w:val="32"/>
-          <w:szCs w:val="32"/>
-          <w:cs/>
-        </w:rPr>
-        <w:t xml:space="preserve">ผลสำคัญ </w:t>
-      </w:r>
-      <w:r>
-        <w:rPr>
-          <w:sz w:val="32"/>
-          <w:szCs w:val="32"/>
-          <w:cs/>
-        </w:rPr>
-        <w:t>ผล PF ตรงกับ PSAT ที่ระดับความละเอียดของเครื่อง และผลโดเมนเวลาผ่านทุกเกณฑ์ที่ประกาศไว้ก่อน โดยไม่มีการปรับพารามิเตอร์ ตัวแก้ หรือค่า tolerance ใดเพื่อให้ผลตรงกัน</w:t>
-      </w:r>
-    </w:p>
-    <w:p>
-      <w:pPr>
-        <w:spacing w:line="320" w:lineRule="exact"/>
-        <w:ind w:firstLine="360"/>
-        <w:jc w:val="thaiDistribute"/>
-      </w:pPr>
-      <w:r>
-        <w:rPr>
-          <w:sz w:val="32"/>
-          <w:szCs w:val="32"/>
-          <w:cs/>
-        </w:rPr>
-        <w:t>การตรวจสอบ SSSA ใช้แนวทางยึดสัญญาของสมการ ไม่ใช้ค่าจากวรรณกรรมเป็นเป้าหมายการยอมรับ</w:t>
-      </w:r>
-    </w:p>
-    <w:p>
-      <w:pPr>
-        <w:spacing w:line="320" w:lineRule="exact"/>
-        <w:ind w:firstLine="360"/>
-        <w:jc w:val="thaiDistribute"/>
-      </w:pPr>
-      <w:r>
-        <w:rPr>
-          <w:sz w:val="32"/>
-          <w:szCs w:val="32"/>
-          <w:cs/>
-        </w:rPr>
-        <w:t xml:space="preserve">residual ของ equilibrium ทุกกรณีต่ำกว่า </w:t>
-      </w:r>
-      <m:oMath>
-        <m:sSup>
-          <m:sSupPr>
-            <m:ctrlPr>
-              <w:rPr>
-                <w:rFonts w:ascii="Cambria Math" w:hAnsi="Cambria Math"/>
-                <w:sz w:val="24"/>
-                <w:szCs w:val="24"/>
-              </w:rPr>
-            </m:ctrlPr>
-          </m:sSupPr>
-          <m:e>
-            <m:r>
-              <w:rPr>
-                <w:rFonts w:ascii="Cambria Math" w:hAnsi="Cambria Math"/>
-                <w:sz w:val="24"/>
-                <w:szCs w:val="24"/>
-              </w:rPr>
-              <m:t>10</m:t>
-            </m:r>
-          </m:e>
-          <m:sup>
-            <m:r>
-              <w:rPr>
-                <w:rFonts w:ascii="Cambria Math" w:hAnsi="Cambria Math"/>
-                <w:sz w:val="24"/>
-                <w:szCs w:val="24"/>
-              </w:rPr>
-              <m:t>-10</m:t>
-            </m:r>
-          </m:sup>
-        </m:sSup>
-      </m:oMath>
-      <w:r>
-        <w:rPr>
-          <w:sz w:val="32"/>
-          <w:szCs w:val="32"/>
-          <w:cs/>
-        </w:rPr>
-        <w:t xml:space="preserve"> การประกอบคืน Schur complement ให้ความคลาดเคลื่อนเท่ากับศูนย์พอดี และการศึกษาการลู่เข้าของ Jacobian แบบผลต่างจำกัดให้ที่ราบ (plateau) ระหว่างขั้น </w:t>
-      </w:r>
-      <m:oMath>
-        <m:r>
-          <w:rPr>
-            <w:rFonts w:ascii="Cambria Math" w:hAnsi="Cambria Math"/>
-            <w:sz w:val="24"/>
-            <w:szCs w:val="24"/>
-          </w:rPr>
-          <m:t>h=</m:t>
-        </m:r>
-        <m:sSup>
-          <m:sSupPr>
-            <m:ctrlPr>
-              <w:rPr>
-                <w:rFonts w:ascii="Cambria Math" w:hAnsi="Cambria Math"/>
-                <w:sz w:val="24"/>
-                <w:szCs w:val="24"/>
-              </w:rPr>
-            </m:ctrlPr>
-          </m:sSupPr>
-          <m:e>
-            <m:r>
-              <w:rPr>
-                <w:rFonts w:ascii="Cambria Math" w:hAnsi="Cambria Math"/>
-                <w:sz w:val="24"/>
-                <w:szCs w:val="24"/>
-              </w:rPr>
-              <m:t>10</m:t>
-            </m:r>
-          </m:e>
-          <m:sup>
-            <m:r>
-              <w:rPr>
-                <w:rFonts w:ascii="Cambria Math" w:hAnsi="Cambria Math"/>
-                <w:sz w:val="24"/>
-                <w:szCs w:val="24"/>
-              </w:rPr>
-              <m:t>-5</m:t>
-            </m:r>
-          </m:sup>
-        </m:sSup>
-      </m:oMath>
-      <w:r>
-        <w:rPr>
-          <w:sz w:val="32"/>
-          <w:szCs w:val="32"/>
-          <w:cs/>
-        </w:rPr>
-        <w:t xml:space="preserve"> และ </w:t>
-      </w:r>
-      <m:oMath>
-        <m:sSup>
-          <m:sSupPr>
-            <m:ctrlPr>
-              <w:rPr>
-                <w:rFonts w:ascii="Cambria Math" w:hAnsi="Cambria Math"/>
-                <w:sz w:val="24"/>
-                <w:szCs w:val="24"/>
-              </w:rPr>
-            </m:ctrlPr>
-          </m:sSupPr>
-          <m:e>
-            <m:r>
-              <w:rPr>
-                <w:rFonts w:ascii="Cambria Math" w:hAnsi="Cambria Math"/>
-                <w:sz w:val="24"/>
-                <w:szCs w:val="24"/>
-              </w:rPr>
-              <m:t>10</m:t>
-            </m:r>
-          </m:e>
-          <m:sup>
-            <m:r>
-              <w:rPr>
-                <w:rFonts w:ascii="Cambria Math" w:hAnsi="Cambria Math"/>
-                <w:sz w:val="24"/>
-                <w:szCs w:val="24"/>
-              </w:rPr>
-              <m:t>-6</m:t>
-            </m:r>
-          </m:sup>
-        </m:sSup>
-      </m:oMath>
-      <w:r>
-        <w:rPr>
-          <w:sz w:val="32"/>
-          <w:szCs w:val="32"/>
-          <w:cs/>
-        </w:rPr>
-        <w:t xml:space="preserve"> ที่ระดับ </w:t>
-      </w:r>
-      <m:oMath>
-        <m:r>
-          <w:rPr>
-            <w:rFonts w:ascii="Cambria Math" w:hAnsi="Cambria Math"/>
-            <w:sz w:val="24"/>
-            <w:szCs w:val="24"/>
-          </w:rPr>
-          <m:t>1.</m:t>
-        </m:r>
-        <m:r>
-          <w:rPr>
-            <w:rFonts w:ascii="Cambria Math" w:hAnsi="Cambria Math"/>
-            <w:sz w:val="22"/>
-            <w:szCs w:val="22"/>
-          </w:rPr>
-          <m:t>686</m:t>
-        </m:r>
-        <m:r>
-          <w:rPr>
-            <w:rFonts w:ascii="Cambria Math" w:hAnsi="Cambria Math"/>
-            <w:sz w:val="24"/>
-            <w:szCs w:val="24"/>
-          </w:rPr>
-          <m:t>×</m:t>
-        </m:r>
-        <m:sSup>
-          <m:sSupPr>
-            <m:ctrlPr>
-              <w:rPr>
-                <w:rFonts w:ascii="Cambria Math" w:hAnsi="Cambria Math"/>
-                <w:sz w:val="24"/>
-                <w:szCs w:val="24"/>
-              </w:rPr>
-            </m:ctrlPr>
-          </m:sSupPr>
-          <m:e>
-            <m:r>
-              <w:rPr>
-                <w:rFonts w:ascii="Cambria Math" w:hAnsi="Cambria Math"/>
-                <w:sz w:val="24"/>
-                <w:szCs w:val="24"/>
-              </w:rPr>
-              <m:t>10</m:t>
-            </m:r>
-          </m:e>
-          <m:sup>
-            <m:r>
-              <w:rPr>
-                <w:rFonts w:ascii="Cambria Math" w:hAnsi="Cambria Math"/>
-                <w:sz w:val="24"/>
-                <w:szCs w:val="24"/>
-              </w:rPr>
-              <m:t>-7</m:t>
-            </m:r>
-          </m:sup>
-        </m:sSup>
-      </m:oMath>
-      <w:r>
-        <w:rPr>
-          <w:sz w:val="32"/>
-          <w:szCs w:val="32"/>
-          <w:cs/>
-        </w:rPr>
-        <w:t xml:space="preserve">, </w:t>
-      </w:r>
-      <m:oMath>
-        <m:r>
-          <w:rPr>
-            <w:rFonts w:ascii="Cambria Math" w:hAnsi="Cambria Math"/>
-            <w:sz w:val="24"/>
-            <w:szCs w:val="24"/>
-          </w:rPr>
-          <m:t>5.799×</m:t>
-        </m:r>
-        <m:sSup>
-          <m:sSupPr>
-            <m:ctrlPr>
-              <w:rPr>
-                <w:rFonts w:ascii="Cambria Math" w:hAnsi="Cambria Math"/>
-                <w:sz w:val="24"/>
-                <w:szCs w:val="24"/>
-              </w:rPr>
-            </m:ctrlPr>
-          </m:sSupPr>
-          <m:e>
-            <m:r>
-              <w:rPr>
-                <w:rFonts w:ascii="Cambria Math" w:hAnsi="Cambria Math"/>
-                <w:sz w:val="24"/>
-                <w:szCs w:val="24"/>
-              </w:rPr>
-              <m:t>10</m:t>
-            </m:r>
-          </m:e>
-          <m:sup>
-            <m:r>
-              <w:rPr>
-                <w:rFonts w:ascii="Cambria Math" w:hAnsi="Cambria Math"/>
-                <w:sz w:val="24"/>
-                <w:szCs w:val="24"/>
-              </w:rPr>
-              <m:t>-9</m:t>
-            </m:r>
-          </m:sup>
-        </m:sSup>
-      </m:oMath>
-      <w:r>
-        <w:rPr>
-          <w:sz w:val="32"/>
-          <w:szCs w:val="32"/>
-          <w:cs/>
-        </w:rPr>
-        <w:t xml:space="preserve"> และ </w:t>
-      </w:r>
-      <m:oMath>
-        <m:r>
-          <w:rPr>
-            <w:rFonts w:ascii="Cambria Math" w:hAnsi="Cambria Math"/>
-            <w:sz w:val="24"/>
-            <w:szCs w:val="24"/>
-          </w:rPr>
-          <m:t>1.078×</m:t>
-        </m:r>
-        <m:sSup>
-          <m:sSupPr>
-            <m:ctrlPr>
-              <w:rPr>
-                <w:rFonts w:ascii="Cambria Math" w:hAnsi="Cambria Math"/>
-                <w:sz w:val="24"/>
-                <w:szCs w:val="24"/>
-              </w:rPr>
-            </m:ctrlPr>
-          </m:sSupPr>
-          <m:e>
-            <m:r>
-              <w:rPr>
-                <w:rFonts w:ascii="Cambria Math" w:hAnsi="Cambria Math"/>
-                <w:sz w:val="24"/>
-                <w:szCs w:val="24"/>
-              </w:rPr>
-              <m:t>10</m:t>
-            </m:r>
-          </m:e>
-          <m:sup>
-            <m:r>
-              <w:rPr>
-                <w:rFonts w:ascii="Cambria Math" w:hAnsi="Cambria Math"/>
-                <w:sz w:val="24"/>
-                <w:szCs w:val="24"/>
-              </w:rPr>
-              <m:t>-7</m:t>
-            </m:r>
-          </m:sup>
-        </m:sSup>
-      </m:oMath>
-      <w:r>
-        <w:rPr>
-          <w:sz w:val="32"/>
-          <w:szCs w:val="32"/>
-          <w:cs/>
-        </w:rPr>
-        <w:t xml:space="preserve"> สำหรับสามแบบจำลองที่ตรวจ ทั้งหมดต่ำกว่าเกณฑ์ที่ประกาศไว้ก่อนคือ </w:t>
-      </w:r>
-      <m:oMath>
-        <m:sSup>
-          <m:sSupPr>
-            <m:ctrlPr>
-              <w:rPr>
-                <w:rFonts w:ascii="Cambria Math" w:hAnsi="Cambria Math"/>
-                <w:sz w:val="24"/>
-                <w:szCs w:val="24"/>
-              </w:rPr>
-            </m:ctrlPr>
-          </m:sSupPr>
-          <m:e>
-            <m:r>
-              <w:rPr>
-                <w:rFonts w:ascii="Cambria Math" w:hAnsi="Cambria Math"/>
-                <w:sz w:val="24"/>
-                <w:szCs w:val="24"/>
-              </w:rPr>
-              <m:t>10</m:t>
-            </m:r>
-          </m:e>
-          <m:sup>
-            <m:r>
-              <w:rPr>
-                <w:rFonts w:ascii="Cambria Math" w:hAnsi="Cambria Math"/>
-                <w:sz w:val="24"/>
-                <w:szCs w:val="24"/>
-              </w:rPr>
-              <m:t>-3</m:t>
-            </m:r>
-          </m:sup>
-        </m:sSup>
-      </m:oMath>
-      <w:r>
-        <w:rPr>
-          <w:sz w:val="32"/>
-          <w:szCs w:val="32"/>
-          <w:cs/>
-        </w:rPr>
-        <w:t xml:space="preserve"> หลายอันดับ ขั้นผลต่างจำกัดที่ใช้ในการผลิตจึงอยู่บนที่ราบนี้ ไม่ได้ถูกเลือกเพื่อให้ค่า eigenvalue ดูดี</w:t>
-      </w:r>
-    </w:p>
-    <w:p>
-      <w:pPr>
-        <w:spacing w:line="320" w:lineRule="exact"/>
-        <w:ind w:firstLine="360"/>
-        <w:jc w:val="thaiDistribute"/>
-      </w:pPr>
-      <w:r>
-        <w:rPr>
-          <w:sz w:val="32"/>
-          <w:szCs w:val="32"/>
-          <w:cs/>
-        </w:rPr>
-        <w:t xml:space="preserve">การเทียบกับตารางที่ 9.5 ของ Padiyar [3] เป็นการตรวจสอบเชิงวินิจฉัยเท่านั้น ไม่ใช่เกณฑ์ยอมรับ ระยะห่างสูงสุดของคู่ eigenvalue ที่จับคู่กันได้ประมาณ </w:t>
-      </w:r>
-      <m:oMath>
-        <m:r>
-          <w:rPr>
-            <w:rFonts w:ascii="Cambria Math" w:hAnsi="Cambria Math"/>
-            <w:sz w:val="24"/>
-            <w:szCs w:val="24"/>
-          </w:rPr>
-          <m:t>4.3×</m:t>
-        </m:r>
-        <m:sSup>
-          <m:sSupPr>
-            <m:ctrlPr>
-              <w:rPr>
-                <w:rFonts w:ascii="Cambria Math" w:hAnsi="Cambria Math"/>
-                <w:sz w:val="24"/>
-                <w:szCs w:val="24"/>
-              </w:rPr>
-            </m:ctrlPr>
-          </m:sSupPr>
-          <m:e>
-            <m:r>
-              <w:rPr>
-                <w:rFonts w:ascii="Cambria Math" w:hAnsi="Cambria Math"/>
-                <w:sz w:val="24"/>
-                <w:szCs w:val="24"/>
-              </w:rPr>
-              <m:t>10</m:t>
-            </m:r>
-          </m:e>
-          <m:sup>
-            <m:r>
-              <w:rPr>
-                <w:rFonts w:ascii="Cambria Math" w:hAnsi="Cambria Math"/>
-                <w:sz w:val="24"/>
-                <w:szCs w:val="24"/>
-              </w:rPr>
-              <m:t>-2</m:t>
-            </m:r>
-          </m:sup>
-        </m:sSup>
-      </m:oMath>
-      <w:r>
-        <w:rPr>
-          <w:sz w:val="32"/>
-          <w:szCs w:val="32"/>
-          <w:cs/>
-        </w:rPr>
-        <w:t xml:space="preserve"> เนื่องจากการศึกษาที่ราบข้างต้นแสดงว่า eigenvalue เปลี่ยนเพียงระดับ </w:t>
-      </w:r>
-      <m:oMath>
-        <m:sSup>
-          <m:sSupPr>
-            <m:ctrlPr>
-              <w:rPr>
-                <w:rFonts w:ascii="Cambria Math" w:hAnsi="Cambria Math"/>
-                <w:sz w:val="22"/>
-                <w:szCs w:val="22"/>
-              </w:rPr>
-            </m:ctrlPr>
-          </m:sSupPr>
-          <m:e>
-            <m:r>
-              <w:rPr>
-                <w:rFonts w:ascii="Cambria Math" w:hAnsi="Cambria Math"/>
-                <w:sz w:val="22"/>
-                <w:szCs w:val="22"/>
-              </w:rPr>
-              <m:t>10</m:t>
-            </m:r>
-          </m:e>
-          <m:sup>
-            <m:r>
-              <w:rPr>
-                <w:rFonts w:ascii="Cambria Math" w:hAnsi="Cambria Math"/>
-                <w:sz w:val="22"/>
-                <w:szCs w:val="22"/>
-              </w:rPr>
-              <m:t>-7</m:t>
-            </m:r>
-          </m:sup>
-        </m:sSup>
-      </m:oMath>
-      <w:r>
-        <w:rPr>
-          <w:sz w:val="32"/>
-          <w:szCs w:val="32"/>
-          <w:cs/>
-        </w:rPr>
-        <w:t xml:space="preserve"> เมื่อเปลี่ยนขั้นผลต่างจำกัด ความต่าง </w:t>
-      </w:r>
-      <m:oMath>
-        <m:r>
-          <w:rPr>
-            <w:rFonts w:ascii="Cambria Math" w:hAnsi="Cambria Math"/>
-            <w:sz w:val="24"/>
-            <w:szCs w:val="24"/>
-          </w:rPr>
-          <m:t>4×</m:t>
-        </m:r>
-        <m:sSup>
-          <m:sSupPr>
-            <m:ctrlPr>
-              <w:rPr>
-                <w:rFonts w:ascii="Cambria Math" w:hAnsi="Cambria Math"/>
-                <w:sz w:val="24"/>
-                <w:szCs w:val="24"/>
-              </w:rPr>
-            </m:ctrlPr>
-          </m:sSupPr>
-          <m:e>
-            <m:r>
-              <w:rPr>
-                <w:rFonts w:ascii="Cambria Math" w:hAnsi="Cambria Math"/>
-                <w:sz w:val="24"/>
-                <w:szCs w:val="24"/>
-              </w:rPr>
-              <m:t>10</m:t>
-            </m:r>
-          </m:e>
-          <m:sup>
-            <m:r>
-              <w:rPr>
-                <w:rFonts w:ascii="Cambria Math" w:hAnsi="Cambria Math"/>
-                <w:sz w:val="24"/>
-                <w:szCs w:val="24"/>
-              </w:rPr>
-              <m:t>-2</m:t>
-            </m:r>
-          </m:sup>
-        </m:sSup>
-      </m:oMath>
-      <w:r>
-        <w:rPr>
-          <w:sz w:val="32"/>
-          <w:szCs w:val="32"/>
-          <w:cs/>
-        </w:rPr>
-        <w:t xml:space="preserve"> นี้จึงอธิบายด้วยสัญญาณรบกวนไม่ได้ สาเหตุยังไม่ได้ข้อสรุป และอาจมาจากความต่างของแบบจำลอง ข้อมูล convention ของสัญลักษณ์ การกำหนดค่าเริ่มต้น หรือความละเอียดของค่าที่ตีพิมพ์ ไม่มีพารามิเตอร์ ค่าคงตัวเวลา แบบจำลองโหลด ขั้นผลต่างจำกัด หรือ tolerance ใดถูกปรับเพื่อลดความต่างนี้</w:t>
-      </w:r>
-    </w:p>
-    <w:p>
-      <w:pPr>
-        <w:keepNext/>
-        <w:spacing w:before="80" w:after="30"/>
-      </w:pPr>
-      <w:r>
-        <w:rPr>
-          <w:b/>
-          <w:bCs/>
-          <w:sz w:val="34"/>
-          <w:szCs w:val="34"/>
-          <w:cs/>
-        </w:rPr>
-        <w:t>10. การทดสอบแบบจำลอง IBR บนระบบ SMIB</w:t>
-      </w:r>
-    </w:p>
-    <w:p>
-      <w:pPr>
-        <w:spacing w:line="320" w:lineRule="exact"/>
-        <w:ind w:firstLine="360"/>
-        <w:jc w:val="thaiDistribute"/>
-      </w:pPr>
-      <w:r>
-        <w:rPr>
-          <w:sz w:val="32"/>
-          <w:szCs w:val="32"/>
-          <w:cs/>
-        </w:rPr>
-        <w:t xml:space="preserve">ก่อนนำ IBR ไปประกอบในระบบ IEEE 14-bus แบบจำลองแต่ละโหมดถูกทดสอบแยกบนระบบ single-machine infinite-bus (SMIB) ซึ่งมีคำตอบวงจรอนุกรมในรูปปิดใช้เทียบได้ จุดทำงานที่ใช้คือแรงดันปลายทาง </w:t>
-      </w:r>
-      <m:oMath>
-        <m:r>
-          <w:rPr>
-            <w:rFonts w:ascii="Cambria Math" w:hAnsi="Cambria Math"/>
-            <w:sz w:val="24"/>
-            <w:szCs w:val="24"/>
-          </w:rPr>
-          <m:t>V=1.0∠</m:t>
-        </m:r>
-        <m:sSup>
-          <m:sSupPr>
-            <m:ctrlPr>
-              <w:rPr>
-                <w:rFonts w:ascii="Cambria Math" w:hAnsi="Cambria Math"/>
-                <w:sz w:val="24"/>
-                <w:szCs w:val="24"/>
-              </w:rPr>
-            </m:ctrlPr>
-          </m:sSupPr>
-          <m:e>
-            <m:r>
-              <w:rPr>
-                <w:rFonts w:ascii="Cambria Math" w:hAnsi="Cambria Math"/>
-                <w:sz w:val="24"/>
-                <w:szCs w:val="24"/>
-              </w:rPr>
-              <m:t>0</m:t>
-            </m:r>
-          </m:e>
-          <m:sup>
-            <m:r>
-              <w:rPr>
-                <w:rFonts w:ascii="Cambria Math" w:hAnsi="Cambria Math"/>
-                <w:sz w:val="24"/>
-                <w:szCs w:val="24"/>
-              </w:rPr>
-              <m:t>∘</m:t>
-            </m:r>
-          </m:sup>
-        </m:sSup>
-      </m:oMath>
-      <w:r>
-        <w:rPr>
-          <w:sz w:val="32"/>
-          <w:szCs w:val="32"/>
-          <w:cs/>
-        </w:rPr>
-        <w:t xml:space="preserve"> pu, </w:t>
-      </w:r>
-      <m:oMath>
-        <m:r>
-          <w:rPr>
-            <w:rFonts w:ascii="Cambria Math" w:hAnsi="Cambria Math"/>
-            <w:sz w:val="24"/>
-            <w:szCs w:val="24"/>
-          </w:rPr>
-          <m:t>P=0.40</m:t>
-        </m:r>
-      </m:oMath>
-      <w:r>
-        <w:rPr>
-          <w:sz w:val="32"/>
-          <w:szCs w:val="32"/>
-          <w:cs/>
-        </w:rPr>
-        <w:t xml:space="preserve"> pu, </w:t>
-      </w:r>
-      <m:oMath>
-        <m:r>
-          <w:rPr>
-            <w:rFonts w:ascii="Cambria Math" w:hAnsi="Cambria Math"/>
-            <w:sz w:val="24"/>
-            <w:szCs w:val="24"/>
-          </w:rPr>
-          <m:t>Q=0.10</m:t>
-        </m:r>
-      </m:oMath>
-      <w:r>
-        <w:rPr>
-          <w:sz w:val="32"/>
-          <w:szCs w:val="32"/>
-          <w:cs/>
-        </w:rPr>
-        <w:t xml:space="preserve"> pu และอิมพีแดนซ์สายส่ง </w:t>
-      </w:r>
-      <m:oMath>
-        <m:sSub>
-          <m:sSubPr>
-            <m:ctrlPr>
-              <w:rPr>
-                <w:rFonts w:ascii="Cambria Math" w:hAnsi="Cambria Math"/>
-                <w:sz w:val="24"/>
-                <w:szCs w:val="24"/>
-              </w:rPr>
-            </m:ctrlPr>
-          </m:sSubPr>
-          <m:e>
-            <m:r>
-              <w:rPr>
-                <w:rFonts w:ascii="Cambria Math" w:hAnsi="Cambria Math"/>
-                <w:sz w:val="24"/>
-                <w:szCs w:val="24"/>
-              </w:rPr>
-              <m:t>Z</m:t>
-            </m:r>
-          </m:e>
-          <m:sub>
-            <m:r>
-              <w:rPr>
-                <w:rFonts w:ascii="Cambria Math" w:hAnsi="Cambria Math"/>
-                <w:sz w:val="24"/>
-                <w:szCs w:val="24"/>
-              </w:rPr>
-              <m:t>line</m:t>
-            </m:r>
-          </m:sub>
-        </m:sSub>
-        <m:r>
-          <w:rPr>
-            <w:rFonts w:ascii="Cambria Math" w:hAnsi="Cambria Math"/>
-            <w:sz w:val="24"/>
-            <w:szCs w:val="24"/>
-          </w:rPr>
-          <m:t>=0.02+j0.20</m:t>
-        </m:r>
-      </m:oMath>
-      <w:r>
-        <w:rPr>
-          <w:sz w:val="32"/>
-          <w:szCs w:val="32"/>
-          <w:cs/>
-        </w:rPr>
-        <w:t xml:space="preserve"> pu บนฐาน 100 MVA โดยกรณี GFL และกรณี GFM </w:t>
-      </w:r>
-      <w:r>
-        <w:rPr>
-          <w:i/>
-          <w:sz w:val="32"/>
-          <w:szCs w:val="32"/>
-          <w:cs/>
-        </w:rPr>
-        <w:t>เป็นสองกรณีแยกกัน</w:t>
-      </w:r>
-      <w:r>
-        <w:rPr>
-          <w:sz w:val="32"/>
-          <w:szCs w:val="32"/>
-          <w:cs/>
-        </w:rPr>
-        <w:t xml:space="preserve"> ไม่ได้ทำงานพร้อมกันในระบบเดียว</w:t>
-      </w:r>
-    </w:p>
-    <w:p>
-      <w:pPr>
-        <w:keepNext/>
-        <w:spacing w:before="50" w:after="40"/>
-        <w:jc w:val="center"/>
-        <w:rPr>
-          <w:sz w:val="32"/>
-          <w:szCs w:val="32"/>
-        </w:rPr>
-      </w:pPr>
-      <w:r>
-        <w:rPr>
-          <w:b/>
-          <w:bCs/>
-          <w:cs/>
-        </w:rPr>
-        <w:t xml:space="preserve">ตารางที่ 11 </w:t>
-      </w:r>
-      <w:r>
-        <w:rPr>
-          <w:cs/>
-        </w:rPr>
-        <w:t>ผลการตรวจสอบแบบจำลอง IBR บนระบบ SMIB (สองกรณีแยกกัน)</w:t>
-      </w:r>
-    </w:p>
-    <w:tbl>
-      <w:tblPr>
-        <w:tblStyle w:val="TableGrid"/>
-        <w:tblW w:w="8306" w:type="dxa"/>
-        <w:jc w:val="center"/>
-        <w:tblLayout w:type="fixed"/>
-        <w:tblLook w:val="04A0" w:firstRow="1" w:lastRow="0" w:firstColumn="1" w:lastColumn="0" w:noHBand="0" w:noVBand="1"/>
-      </w:tblPr>
-      <w:tblGrid>
-        <w:gridCol w:w="3397"/>
-        <w:gridCol w:w="2552"/>
-        <w:gridCol w:w="2357"/>
-      </w:tblGrid>
-      <w:tr>
-        <w:trPr>
-          <w:tblHeader/>
-          <w:jc w:val="center"/>
-        </w:trPr>
-        <w:tc>
-          <w:tcPr>
-            <w:tcW w:w="3397" w:type="dxa"/>
-          </w:tcPr>
-          <w:p>
-            <w:pPr>
-              <w:jc w:val="center"/>
-            </w:pPr>
-            <w:r>
-              <w:rPr>
-                <w:b/>
-                <w:bCs/>
-                <w:cs/>
-              </w:rPr>
-              <w:t>ปริมาณที่ตรวจ</w:t>
-            </w:r>
-          </w:p>
-        </w:tc>
-        <w:tc>
-          <w:tcPr>
-            <w:tcW w:w="2552" w:type="dxa"/>
-          </w:tcPr>
-          <w:p>
-            <w:pPr>
-              <w:jc w:val="center"/>
-            </w:pPr>
-            <w:r>
-              <w:rPr>
-                <w:b/>
-                <w:bCs/>
-                <w:cs/>
-              </w:rPr>
-              <w:t>GFL (10 state)</w:t>
-            </w:r>
-          </w:p>
-        </w:tc>
-        <w:tc>
-          <w:tcPr>
-            <w:tcW w:w="2357" w:type="dxa"/>
-          </w:tcPr>
-          <w:p>
-            <w:pPr>
-              <w:jc w:val="center"/>
-            </w:pPr>
-            <w:r>
-              <w:rPr>
-                <w:b/>
-                <w:bCs/>
-                <w:cs/>
-              </w:rPr>
-              <w:t>GFM (4 state)</w:t>
-            </w:r>
-          </w:p>
-        </w:tc>
-      </w:tr>
-      <w:tr>
-        <w:trPr>
-          <w:jc w:val="center"/>
-        </w:trPr>
-        <w:tc>
-          <w:tcPr>
-            <w:tcW w:w="3397" w:type="dxa"/>
-          </w:tcPr>
-          <w:p>
-            <w:pPr>
-              <w:rPr>
-                <w:sz w:val="22"/>
-                <w:szCs w:val="22"/>
-              </w:rPr>
-            </w:pPr>
-            <w:r>
-              <w:rPr>
-                <w:sz w:val="26"/>
-                <w:szCs w:val="26"/>
-                <w:cs/>
-              </w:rPr>
-              <w:t xml:space="preserve">residual ของสมการเชิงอนุพันธ์ </w:t>
-            </w:r>
-            <m:oMath>
-              <m:d>
-                <m:dPr>
-                  <m:begChr m:val="‖"/>
-                  <m:endChr m:val="‖"/>
-                  <m:ctrlPr>
-                    <w:rPr>
-                      <w:rFonts w:ascii="Cambria Math" w:hAnsi="Cambria Math"/>
-                      <w:sz w:val="22"/>
-                      <w:szCs w:val="22"/>
-                    </w:rPr>
-                  </m:ctrlPr>
-                </m:dPr>
-                <m:e>
-                  <m:sSub>
-                    <m:sSubPr>
-                      <m:ctrlPr>
-                        <w:rPr>
-                          <w:rFonts w:ascii="Cambria Math" w:hAnsi="Cambria Math"/>
-                          <w:sz w:val="22"/>
-                          <w:szCs w:val="22"/>
-                        </w:rPr>
-                      </m:ctrlPr>
-                    </m:sSubPr>
-                    <m:e>
-                      <m:r>
-                        <w:rPr>
-                          <w:rFonts w:ascii="Cambria Math" w:hAnsi="Cambria Math"/>
-                          <w:sz w:val="18"/>
-                          <w:szCs w:val="18"/>
-                        </w:rPr>
-                        <m:t>f</m:t>
-                      </m:r>
-                    </m:e>
-                    <m:sub>
-                      <m:r>
-                        <w:rPr>
-                          <w:rFonts w:ascii="Cambria Math" w:hAnsi="Cambria Math"/>
-                          <w:sz w:val="18"/>
-                          <w:szCs w:val="18"/>
-                        </w:rPr>
-                        <m:t>0</m:t>
-                      </m:r>
-                    </m:sub>
-                  </m:sSub>
-                </m:e>
-              </m:d>
-            </m:oMath>
-          </w:p>
-        </w:tc>
-        <w:tc>
-          <w:tcPr>
-            <w:tcW w:w="2552" w:type="dxa"/>
-          </w:tcPr>
-          <w:p>
-            <w:pPr>
-              <w:jc w:val="right"/>
-            </w:pPr>
-            <m:oMath>
-              <m:r>
-                <w:rPr>
-                  <w:rFonts w:ascii="Cambria Math" w:hAnsi="Cambria Math"/>
-                  <w:sz w:val="22"/>
-                  <w:szCs w:val="22"/>
-                </w:rPr>
-                <m:t>2.790×</m:t>
-              </m:r>
-              <m:sSup>
-                <m:sSupPr>
-                  <m:ctrlPr>
-                    <w:rPr>
-                      <w:rFonts w:ascii="Cambria Math" w:hAnsi="Cambria Math"/>
-                    </w:rPr>
-                  </m:ctrlPr>
-                </m:sSupPr>
-                <m:e>
-                  <m:r>
-                    <w:rPr>
-                      <w:rFonts w:ascii="Cambria Math" w:hAnsi="Cambria Math"/>
-                      <w:sz w:val="22"/>
-                      <w:szCs w:val="22"/>
-                    </w:rPr>
-                    <m:t>10</m:t>
-                  </m:r>
-                </m:e>
-                <m:sup>
-                  <m:r>
-                    <w:rPr>
-                      <w:rFonts w:ascii="Cambria Math" w:hAnsi="Cambria Math"/>
-                      <w:sz w:val="22"/>
-                      <w:szCs w:val="22"/>
-                    </w:rPr>
-                    <m:t>-13</m:t>
-                  </m:r>
-                </m:sup>
-              </m:sSup>
-            </m:oMath>
-            <w:r>
-              <w:rPr>
-                <w:sz w:val="26"/>
-                <w:szCs w:val="26"/>
-                <w:cs/>
-              </w:rPr>
-              <w:t>​</w:t>
-            </w:r>
-          </w:p>
-        </w:tc>
-        <w:tc>
-          <w:tcPr>
-            <w:tcW w:w="2357" w:type="dxa"/>
-          </w:tcPr>
-          <w:p>
-            <w:pPr>
-              <w:jc w:val="right"/>
-            </w:pPr>
-            <m:oMath>
-              <m:r>
-                <w:rPr>
-                  <w:rFonts w:ascii="Cambria Math" w:hAnsi="Cambria Math"/>
-                  <w:sz w:val="22"/>
-                  <w:szCs w:val="22"/>
-                </w:rPr>
-                <m:t>6.523×</m:t>
-              </m:r>
-              <m:sSup>
-                <m:sSupPr>
-                  <m:ctrlPr>
-                    <w:rPr>
-                      <w:rFonts w:ascii="Cambria Math" w:hAnsi="Cambria Math"/>
-                    </w:rPr>
-                  </m:ctrlPr>
-                </m:sSupPr>
-                <m:e>
-                  <m:r>
-                    <w:rPr>
-                      <w:rFonts w:ascii="Cambria Math" w:hAnsi="Cambria Math"/>
-                      <w:sz w:val="22"/>
-                      <w:szCs w:val="22"/>
-                    </w:rPr>
-                    <m:t>10</m:t>
-                  </m:r>
-                </m:e>
-                <m:sup>
-                  <m:r>
-                    <w:rPr>
-                      <w:rFonts w:ascii="Cambria Math" w:hAnsi="Cambria Math"/>
-                      <w:sz w:val="22"/>
-                      <w:szCs w:val="22"/>
-                    </w:rPr>
-                    <m:t>-14</m:t>
-                  </m:r>
-                </m:sup>
-              </m:sSup>
-            </m:oMath>
-            <w:r>
-              <w:rPr>
-                <w:sz w:val="26"/>
-                <w:szCs w:val="26"/>
-                <w:cs/>
-              </w:rPr>
-              <w:t>​</w:t>
-            </w:r>
-          </w:p>
-        </w:tc>
-      </w:tr>
-      <w:tr>
-        <w:trPr>
-          <w:jc w:val="center"/>
-        </w:trPr>
-        <w:tc>
-          <w:tcPr>
-            <w:tcW w:w="3397" w:type="dxa"/>
-          </w:tcPr>
-          <w:p>
-            <w:pPr>
-              <w:rPr>
-                <w:sz w:val="22"/>
-                <w:szCs w:val="22"/>
-              </w:rPr>
-            </w:pPr>
-            <w:r>
-              <w:rPr>
-                <w:sz w:val="26"/>
-                <w:szCs w:val="26"/>
-                <w:cs/>
-              </w:rPr>
-              <w:t xml:space="preserve">residual ของ KCL ที่ equilibrium </w:t>
-            </w:r>
-            <m:oMath>
-              <m:d>
-                <m:dPr>
-                  <m:begChr m:val="‖"/>
-                  <m:endChr m:val="‖"/>
-                  <m:ctrlPr>
-                    <w:rPr>
-                      <w:rFonts w:ascii="Cambria Math" w:hAnsi="Cambria Math"/>
-                      <w:sz w:val="22"/>
-                      <w:szCs w:val="22"/>
-                    </w:rPr>
-                  </m:ctrlPr>
-                </m:dPr>
-                <m:e>
-                  <m:sSub>
-                    <m:sSubPr>
-                      <m:ctrlPr>
-                        <w:rPr>
-                          <w:rFonts w:ascii="Cambria Math" w:hAnsi="Cambria Math"/>
-                          <w:sz w:val="22"/>
-                          <w:szCs w:val="22"/>
-                        </w:rPr>
-                      </m:ctrlPr>
-                    </m:sSubPr>
-                    <m:e>
-                      <m:r>
-                        <w:rPr>
-                          <w:rFonts w:ascii="Cambria Math" w:hAnsi="Cambria Math"/>
-                          <w:sz w:val="18"/>
-                          <w:szCs w:val="18"/>
-                        </w:rPr>
-                        <m:t>g</m:t>
-                      </m:r>
-                    </m:e>
-                    <m:sub>
-                      <m:r>
-                        <w:rPr>
-                          <w:rFonts w:ascii="Cambria Math" w:hAnsi="Cambria Math"/>
-                          <w:sz w:val="18"/>
-                          <w:szCs w:val="18"/>
-                        </w:rPr>
-                        <m:t>0</m:t>
-                      </m:r>
-                    </m:sub>
-                  </m:sSub>
-                </m:e>
-              </m:d>
-            </m:oMath>
-          </w:p>
-        </w:tc>
-        <w:tc>
-          <w:tcPr>
-            <w:tcW w:w="2552" w:type="dxa"/>
-          </w:tcPr>
-          <w:p>
-            <w:pPr>
-              <w:jc w:val="right"/>
-            </w:pPr>
-            <m:oMath>
-              <m:r>
-                <w:rPr>
-                  <w:rFonts w:ascii="Cambria Math" w:hAnsi="Cambria Math"/>
-                  <w:sz w:val="22"/>
-                  <w:szCs w:val="22"/>
-                </w:rPr>
-                <m:t>1.110×</m:t>
-              </m:r>
-              <m:sSup>
-                <m:sSupPr>
-                  <m:ctrlPr>
-                    <w:rPr>
-                      <w:rFonts w:ascii="Cambria Math" w:hAnsi="Cambria Math"/>
-                    </w:rPr>
-                  </m:ctrlPr>
-                </m:sSupPr>
-                <m:e>
-                  <m:r>
-                    <w:rPr>
-                      <w:rFonts w:ascii="Cambria Math" w:hAnsi="Cambria Math"/>
-                      <w:sz w:val="22"/>
-                      <w:szCs w:val="22"/>
-                    </w:rPr>
-                    <m:t>10</m:t>
-                  </m:r>
-                </m:e>
-                <m:sup>
-                  <m:r>
-                    <w:rPr>
-                      <w:rFonts w:ascii="Cambria Math" w:hAnsi="Cambria Math"/>
-                      <w:sz w:val="22"/>
-                      <w:szCs w:val="22"/>
-                    </w:rPr>
-                    <m:t>-16</m:t>
-                  </m:r>
-                </m:sup>
-              </m:sSup>
-            </m:oMath>
-            <w:r>
-              <w:rPr>
-                <w:sz w:val="26"/>
-                <w:szCs w:val="26"/>
-                <w:cs/>
-              </w:rPr>
-              <w:t>​</w:t>
-            </w:r>
-          </w:p>
-        </w:tc>
-        <w:tc>
-          <w:tcPr>
-            <w:tcW w:w="2357" w:type="dxa"/>
-          </w:tcPr>
-          <w:p>
-            <w:pPr>
-              <w:jc w:val="right"/>
-            </w:pPr>
-            <m:oMath>
-              <m:r>
-                <w:rPr>
-                  <w:rFonts w:ascii="Cambria Math" w:hAnsi="Cambria Math"/>
-                  <w:sz w:val="22"/>
-                  <w:szCs w:val="22"/>
-                </w:rPr>
-                <m:t>2.082×</m:t>
-              </m:r>
-              <m:sSup>
-                <m:sSupPr>
-                  <m:ctrlPr>
-                    <w:rPr>
-                      <w:rFonts w:ascii="Cambria Math" w:hAnsi="Cambria Math"/>
-                    </w:rPr>
-                  </m:ctrlPr>
-                </m:sSupPr>
-                <m:e>
-                  <m:r>
-                    <w:rPr>
-                      <w:rFonts w:ascii="Cambria Math" w:hAnsi="Cambria Math"/>
-                      <w:sz w:val="22"/>
-                      <w:szCs w:val="22"/>
-                    </w:rPr>
-                    <m:t>10</m:t>
-                  </m:r>
-                </m:e>
-                <m:sup>
-                  <m:r>
-                    <w:rPr>
-                      <w:rFonts w:ascii="Cambria Math" w:hAnsi="Cambria Math"/>
-                      <w:sz w:val="22"/>
-                      <w:szCs w:val="22"/>
-                    </w:rPr>
-                    <m:t>-16</m:t>
-                  </m:r>
-                </m:sup>
-              </m:sSup>
-            </m:oMath>
-            <w:r>
-              <w:rPr>
-                <w:sz w:val="26"/>
-                <w:szCs w:val="26"/>
-                <w:cs/>
-              </w:rPr>
-              <w:t>​</w:t>
-            </w:r>
-          </w:p>
-        </w:tc>
-      </w:tr>
-      <w:tr>
-        <w:trPr>
-          <w:jc w:val="center"/>
-        </w:trPr>
-        <w:tc>
-          <w:tcPr>
-            <w:tcW w:w="3397" w:type="dxa"/>
-          </w:tcPr>
-          <w:p>
-            <m:oMath>
-              <m:r>
-                <m:rPr>
-                  <m:sty m:val="p"/>
-                </m:rPr>
-                <w:rPr>
-                  <w:rFonts w:ascii="Cambria Math" w:hAnsi="Cambria Math"/>
-                  <w:sz w:val="22"/>
-                  <w:szCs w:val="22"/>
-                </w:rPr>
-                <m:t>rcond</m:t>
-              </m:r>
-              <m:r>
-                <w:rPr>
-                  <w:rFonts w:ascii="Cambria Math" w:hAnsi="Cambria Math"/>
-                  <w:sz w:val="22"/>
-                  <w:szCs w:val="22"/>
-                </w:rPr>
-                <m:t>(</m:t>
-              </m:r>
-              <m:sSub>
-                <m:sSubPr>
-                  <m:ctrlPr>
-                    <w:rPr>
-                      <w:rFonts w:ascii="Cambria Math" w:hAnsi="Cambria Math"/>
-                    </w:rPr>
-                  </m:ctrlPr>
-                </m:sSubPr>
-                <m:e>
-                  <m:r>
-                    <w:rPr>
-                      <w:rFonts w:ascii="Cambria Math" w:hAnsi="Cambria Math"/>
-                      <w:sz w:val="22"/>
-                      <w:szCs w:val="22"/>
-                    </w:rPr>
-                    <m:t>g</m:t>
-                  </m:r>
-                </m:e>
-                <m:sub>
-                  <m:r>
-                    <w:rPr>
-                      <w:rFonts w:ascii="Cambria Math" w:hAnsi="Cambria Math"/>
-                      <w:sz w:val="22"/>
-                      <w:szCs w:val="22"/>
-                    </w:rPr>
-                    <m:t>y</m:t>
-                  </m:r>
-                </m:sub>
-              </m:sSub>
-              <m:r>
-                <w:rPr>
-                  <w:rFonts w:ascii="Cambria Math" w:hAnsi="Cambria Math"/>
-                  <w:sz w:val="22"/>
-                  <w:szCs w:val="22"/>
-                </w:rPr>
-                <m:t>)</m:t>
-              </m:r>
-            </m:oMath>
-            <w:r>
-              <w:rPr>
-                <w:sz w:val="26"/>
-                <w:szCs w:val="26"/>
-                <w:cs/>
-              </w:rPr>
-              <w:t>​</w:t>
-            </w:r>
-          </w:p>
-        </w:tc>
-        <w:tc>
-          <w:tcPr>
-            <w:tcW w:w="2552" w:type="dxa"/>
-          </w:tcPr>
-          <w:p>
-            <w:pPr>
-              <w:jc w:val="right"/>
-            </w:pPr>
-            <m:oMath>
-              <m:r>
-                <w:rPr>
-                  <w:rFonts w:ascii="Cambria Math" w:hAnsi="Cambria Math"/>
-                  <w:sz w:val="22"/>
-                  <w:szCs w:val="22"/>
-                </w:rPr>
-                <m:t>0.8347</m:t>
-              </m:r>
-            </m:oMath>
-            <w:r>
-              <w:rPr>
-                <w:sz w:val="26"/>
-                <w:szCs w:val="26"/>
-                <w:cs/>
-              </w:rPr>
-              <w:t>​</w:t>
-            </w:r>
-          </w:p>
-        </w:tc>
-        <w:tc>
-          <w:tcPr>
-            <w:tcW w:w="2357" w:type="dxa"/>
-          </w:tcPr>
-          <w:p>
-            <w:pPr>
-              <w:jc w:val="right"/>
-            </w:pPr>
-            <m:oMath>
-              <m:r>
-                <w:rPr>
-                  <w:rFonts w:ascii="Cambria Math" w:hAnsi="Cambria Math"/>
-                  <w:sz w:val="22"/>
-                  <w:szCs w:val="22"/>
-                </w:rPr>
-                <m:t>0.9216</m:t>
-              </m:r>
-            </m:oMath>
-            <w:r>
-              <w:rPr>
-                <w:sz w:val="26"/>
-                <w:szCs w:val="26"/>
-                <w:cs/>
-              </w:rPr>
-              <w:t>​</w:t>
-            </w:r>
-          </w:p>
-        </w:tc>
-      </w:tr>
-      <w:tr>
-        <w:trPr>
-          <w:jc w:val="center"/>
-        </w:trPr>
-        <w:tc>
-          <w:tcPr>
-            <w:tcW w:w="3397" w:type="dxa"/>
-          </w:tcPr>
-          <w:p>
-            <w:r>
-              <w:rPr>
-                <w:sz w:val="26"/>
-                <w:szCs w:val="26"/>
-                <w:cs/>
-              </w:rPr>
-              <w:t>ความคลาดเคลื่อนการประกอบคืน Schur</w:t>
-            </w:r>
-          </w:p>
-        </w:tc>
-        <w:tc>
-          <w:tcPr>
-            <w:tcW w:w="2552" w:type="dxa"/>
-          </w:tcPr>
-          <w:p>
-            <w:pPr>
-              <w:jc w:val="right"/>
-            </w:pPr>
-            <m:oMath>
-              <m:r>
-                <w:rPr>
-                  <w:rFonts w:ascii="Cambria Math" w:hAnsi="Cambria Math"/>
-                  <w:sz w:val="22"/>
-                  <w:szCs w:val="22"/>
-                </w:rPr>
-                <m:t>2.605×</m:t>
-              </m:r>
-              <m:sSup>
-                <m:sSupPr>
-                  <m:ctrlPr>
-                    <w:rPr>
-                      <w:rFonts w:ascii="Cambria Math" w:hAnsi="Cambria Math"/>
-                    </w:rPr>
-                  </m:ctrlPr>
-                </m:sSupPr>
-                <m:e>
-                  <m:r>
-                    <w:rPr>
-                      <w:rFonts w:ascii="Cambria Math" w:hAnsi="Cambria Math"/>
-                      <w:sz w:val="22"/>
-                      <w:szCs w:val="22"/>
-                    </w:rPr>
-                    <m:t>10</m:t>
-                  </m:r>
-                </m:e>
-                <m:sup>
-                  <m:r>
-                    <w:rPr>
-                      <w:rFonts w:ascii="Cambria Math" w:hAnsi="Cambria Math"/>
-                      <w:sz w:val="22"/>
-                      <w:szCs w:val="22"/>
-                    </w:rPr>
-                    <m:t>-14</m:t>
-                  </m:r>
-                </m:sup>
-              </m:sSup>
-            </m:oMath>
-            <w:r>
-              <w:rPr>
-                <w:sz w:val="26"/>
-                <w:szCs w:val="26"/>
-                <w:cs/>
-              </w:rPr>
-              <w:t>​</w:t>
-            </w:r>
-          </w:p>
-        </w:tc>
-        <w:tc>
-          <w:tcPr>
-            <w:tcW w:w="2357" w:type="dxa"/>
-          </w:tcPr>
-          <w:p>
-            <w:pPr>
-              <w:jc w:val="right"/>
-            </w:pPr>
-            <m:oMath>
-              <m:r>
-                <w:rPr>
-                  <w:rFonts w:ascii="Cambria Math" w:hAnsi="Cambria Math"/>
-                  <w:sz w:val="22"/>
-                  <w:szCs w:val="22"/>
-                </w:rPr>
-                <m:t>8.095×</m:t>
-              </m:r>
-              <m:sSup>
-                <m:sSupPr>
-                  <m:ctrlPr>
-                    <w:rPr>
-                      <w:rFonts w:ascii="Cambria Math" w:hAnsi="Cambria Math"/>
-                    </w:rPr>
-                  </m:ctrlPr>
-                </m:sSupPr>
-                <m:e>
-                  <m:r>
-                    <w:rPr>
-                      <w:rFonts w:ascii="Cambria Math" w:hAnsi="Cambria Math"/>
-                      <w:sz w:val="22"/>
-                      <w:szCs w:val="22"/>
-                    </w:rPr>
-                    <m:t>10</m:t>
-                  </m:r>
-                </m:e>
-                <m:sup>
-                  <m:r>
-                    <w:rPr>
-                      <w:rFonts w:ascii="Cambria Math" w:hAnsi="Cambria Math"/>
-                      <w:sz w:val="22"/>
-                      <w:szCs w:val="22"/>
-                    </w:rPr>
-                    <m:t>-11</m:t>
-                  </m:r>
-                </m:sup>
-              </m:sSup>
-            </m:oMath>
-            <w:r>
-              <w:rPr>
-                <w:sz w:val="26"/>
-                <w:szCs w:val="26"/>
-                <w:cs/>
-              </w:rPr>
-              <w:t>​</w:t>
-            </w:r>
-          </w:p>
-        </w:tc>
-      </w:tr>
-      <w:tr>
-        <w:trPr>
-          <w:jc w:val="center"/>
-        </w:trPr>
-        <w:tc>
-          <w:tcPr>
-            <w:tcW w:w="3397" w:type="dxa"/>
-          </w:tcPr>
-          <w:p>
-            <m:oMath>
-              <m:r>
-                <m:rPr>
-                  <m:sty m:val="p"/>
-                </m:rPr>
-                <w:rPr>
-                  <w:rFonts w:ascii="Cambria Math" w:hAnsi="Cambria Math"/>
-                  <w:sz w:val="22"/>
-                  <w:szCs w:val="22"/>
-                </w:rPr>
-                <m:t>max</m:t>
-              </m:r>
-              <m:r>
-                <m:rPr>
-                  <m:scr m:val="fraktur"/>
-                </m:rPr>
-                <w:rPr>
-                  <w:rFonts w:ascii="Cambria Math" w:hAnsi="Cambria Math"/>
-                  <w:sz w:val="22"/>
-                  <w:szCs w:val="22"/>
-                </w:rPr>
-                <m:t>R{</m:t>
-              </m:r>
-              <m:r>
-                <w:rPr>
-                  <w:rFonts w:ascii="Cambria Math" w:hAnsi="Cambria Math"/>
-                  <w:sz w:val="22"/>
-                  <w:szCs w:val="22"/>
-                </w:rPr>
-                <m:t>λ}</m:t>
-              </m:r>
-            </m:oMath>
-            <w:r>
-              <w:rPr>
-                <w:sz w:val="26"/>
-                <w:szCs w:val="26"/>
-                <w:cs/>
-              </w:rPr>
-              <w:t xml:space="preserve"> (</w:t>
-            </w:r>
-            <m:oMath>
-              <m:sSup>
-                <m:sSupPr>
-                  <m:ctrlPr>
-                    <w:rPr>
-                      <w:rFonts w:ascii="Cambria Math" w:hAnsi="Cambria Math"/>
-                    </w:rPr>
-                  </m:ctrlPr>
-                </m:sSupPr>
-                <m:e>
-                  <m:r>
-                    <m:rPr>
-                      <m:nor/>
-                    </m:rPr>
-                    <w:rPr>
-                      <w:sz w:val="22"/>
-                      <w:szCs w:val="22"/>
-                    </w:rPr>
-                    <m:t>s</m:t>
-                  </m:r>
-                </m:e>
-                <m:sup>
-                  <m:r>
-                    <w:rPr>
-                      <w:rFonts w:ascii="Cambria Math" w:hAnsi="Cambria Math"/>
-                      <w:sz w:val="22"/>
-                      <w:szCs w:val="22"/>
-                    </w:rPr>
-                    <m:t>-1</m:t>
-                  </m:r>
-                </m:sup>
-              </m:sSup>
-            </m:oMath>
-            <w:r>
-              <w:rPr>
-                <w:sz w:val="26"/>
-                <w:szCs w:val="26"/>
-                <w:cs/>
-              </w:rPr>
-              <w:t>)</w:t>
-            </w:r>
-          </w:p>
-        </w:tc>
-        <w:tc>
-          <w:tcPr>
-            <w:tcW w:w="2552" w:type="dxa"/>
-          </w:tcPr>
-          <w:p>
-            <w:pPr>
-              <w:jc w:val="right"/>
-            </w:pPr>
-            <m:oMath>
-              <m:r>
-                <w:rPr>
-                  <w:rFonts w:ascii="Cambria Math" w:hAnsi="Cambria Math"/>
-                  <w:sz w:val="22"/>
-                  <w:szCs w:val="22"/>
-                </w:rPr>
-                <m:t>-11.23383</m:t>
-              </m:r>
-            </m:oMath>
-            <w:r>
-              <w:rPr>
-                <w:sz w:val="26"/>
-                <w:szCs w:val="26"/>
-                <w:cs/>
-              </w:rPr>
-              <w:t>​</w:t>
-            </w:r>
-          </w:p>
-        </w:tc>
-        <w:tc>
-          <w:tcPr>
-            <w:tcW w:w="2357" w:type="dxa"/>
-          </w:tcPr>
-          <w:p>
-            <w:pPr>
-              <w:jc w:val="right"/>
-            </w:pPr>
-            <m:oMath>
-              <m:r>
-                <w:rPr>
-                  <w:rFonts w:ascii="Cambria Math" w:hAnsi="Cambria Math"/>
-                  <w:sz w:val="22"/>
-                  <w:szCs w:val="22"/>
-                </w:rPr>
-                <m:t>-0.554663</m:t>
-              </m:r>
-            </m:oMath>
-            <w:r>
-              <w:rPr>
-                <w:sz w:val="26"/>
-                <w:szCs w:val="26"/>
-                <w:cs/>
-              </w:rPr>
-              <w:t>​</w:t>
-            </w:r>
-          </w:p>
-        </w:tc>
-      </w:tr>
-      <w:tr>
-        <w:trPr>
-          <w:jc w:val="center"/>
-        </w:trPr>
-        <w:tc>
-          <w:tcPr>
-            <w:tcW w:w="3397" w:type="dxa"/>
-          </w:tcPr>
-          <w:p>
-            <w:r>
-              <w:rPr>
-                <w:sz w:val="26"/>
-                <w:szCs w:val="26"/>
-                <w:cs/>
-              </w:rPr>
-              <w:t>ความคลาดเคลื่อนเอกลักษณ์กำลัง (pu)</w:t>
-            </w:r>
-          </w:p>
-        </w:tc>
-        <w:tc>
-          <w:tcPr>
-            <w:tcW w:w="2552" w:type="dxa"/>
-          </w:tcPr>
-          <w:p>
-            <w:pPr>
-              <w:jc w:val="right"/>
-            </w:pPr>
-            <m:oMath>
-              <m:r>
-                <w:rPr>
-                  <w:rFonts w:ascii="Cambria Math" w:hAnsi="Cambria Math"/>
-                  <w:sz w:val="22"/>
-                  <w:szCs w:val="22"/>
-                </w:rPr>
-                <m:t>0.000</m:t>
-              </m:r>
-            </m:oMath>
-            <w:r>
-              <w:rPr>
-                <w:sz w:val="26"/>
-                <w:szCs w:val="26"/>
-                <w:cs/>
-              </w:rPr>
-              <w:t>​</w:t>
-            </w:r>
-          </w:p>
-        </w:tc>
-        <w:tc>
-          <w:tcPr>
-            <w:tcW w:w="2357" w:type="dxa"/>
-          </w:tcPr>
-          <w:p>
-            <w:pPr>
-              <w:jc w:val="right"/>
-            </w:pPr>
-            <m:oMath>
-              <m:r>
-                <w:rPr>
-                  <w:rFonts w:ascii="Cambria Math" w:hAnsi="Cambria Math"/>
-                  <w:sz w:val="22"/>
-                  <w:szCs w:val="22"/>
-                </w:rPr>
-                <m:t>6.523×</m:t>
-              </m:r>
-              <m:sSup>
-                <m:sSupPr>
-                  <m:ctrlPr>
-                    <w:rPr>
-                      <w:rFonts w:ascii="Cambria Math" w:hAnsi="Cambria Math"/>
-                    </w:rPr>
-                  </m:ctrlPr>
-                </m:sSupPr>
-                <m:e>
-                  <m:r>
-                    <w:rPr>
-                      <w:rFonts w:ascii="Cambria Math" w:hAnsi="Cambria Math"/>
-                      <w:sz w:val="22"/>
-                      <w:szCs w:val="22"/>
-                    </w:rPr>
-                    <m:t>10</m:t>
-                  </m:r>
-                </m:e>
-                <m:sup>
-                  <m:r>
-                    <w:rPr>
-                      <w:rFonts w:ascii="Cambria Math" w:hAnsi="Cambria Math"/>
-                      <w:sz w:val="22"/>
-                      <w:szCs w:val="22"/>
-                    </w:rPr>
-                    <m:t>-16</m:t>
-                  </m:r>
-                </m:sup>
-              </m:sSup>
-            </m:oMath>
-            <w:r>
-              <w:rPr>
-                <w:sz w:val="26"/>
-                <w:szCs w:val="26"/>
-                <w:cs/>
-              </w:rPr>
-              <w:t>​</w:t>
-            </w:r>
-          </w:p>
-        </w:tc>
-      </w:tr>
-      <w:tr>
-        <w:trPr>
-          <w:jc w:val="center"/>
-        </w:trPr>
-        <w:tc>
-          <w:tcPr>
-            <w:tcW w:w="3397" w:type="dxa"/>
-          </w:tcPr>
-          <w:p>
-            <w:r>
-              <w:rPr>
-                <w:sz w:val="26"/>
-                <w:szCs w:val="26"/>
-                <w:cs/>
-              </w:rPr>
-              <w:lastRenderedPageBreak/>
-              <w:t>ความต่างระหว่างผลไม่เชิงเส้นกับเชิงเส้น</w:t>
-            </w:r>
-          </w:p>
-        </w:tc>
-        <w:tc>
-          <w:tcPr>
-            <w:tcW w:w="2552" w:type="dxa"/>
-          </w:tcPr>
-          <w:p>
-            <w:pPr>
-              <w:jc w:val="right"/>
-            </w:pPr>
-            <m:oMath>
-              <m:r>
-                <w:rPr>
-                  <w:rFonts w:ascii="Cambria Math" w:hAnsi="Cambria Math"/>
-                  <w:sz w:val="22"/>
-                  <w:szCs w:val="22"/>
-                </w:rPr>
-                <m:t>7.700×</m:t>
-              </m:r>
-              <m:sSup>
-                <m:sSupPr>
-                  <m:ctrlPr>
-                    <w:rPr>
-                      <w:rFonts w:ascii="Cambria Math" w:hAnsi="Cambria Math"/>
-                    </w:rPr>
-                  </m:ctrlPr>
-                </m:sSupPr>
-                <m:e>
-                  <m:r>
-                    <w:rPr>
-                      <w:rFonts w:ascii="Cambria Math" w:hAnsi="Cambria Math"/>
-                      <w:sz w:val="22"/>
-                      <w:szCs w:val="22"/>
-                    </w:rPr>
-                    <m:t>10</m:t>
-                  </m:r>
-                </m:e>
-                <m:sup>
-                  <m:r>
-                    <w:rPr>
-                      <w:rFonts w:ascii="Cambria Math" w:hAnsi="Cambria Math"/>
-                      <w:sz w:val="22"/>
-                      <w:szCs w:val="22"/>
-                    </w:rPr>
-                    <m:t>-6</m:t>
-                  </m:r>
-                </m:sup>
-              </m:sSup>
-            </m:oMath>
-            <w:r>
-              <w:rPr>
-                <w:sz w:val="26"/>
-                <w:szCs w:val="26"/>
-                <w:cs/>
-              </w:rPr>
-              <w:t>​</w:t>
-            </w:r>
-          </w:p>
-        </w:tc>
-        <w:tc>
-          <w:tcPr>
-            <w:tcW w:w="2357" w:type="dxa"/>
-          </w:tcPr>
-          <w:p>
-            <w:pPr>
-              <w:jc w:val="right"/>
-            </w:pPr>
-            <m:oMath>
-              <m:r>
-                <w:rPr>
-                  <w:rFonts w:ascii="Cambria Math" w:hAnsi="Cambria Math"/>
-                  <w:sz w:val="22"/>
-                  <w:szCs w:val="22"/>
-                </w:rPr>
-                <m:t>2.866×</m:t>
-              </m:r>
-              <m:sSup>
-                <m:sSupPr>
-                  <m:ctrlPr>
-                    <w:rPr>
-                      <w:rFonts w:ascii="Cambria Math" w:hAnsi="Cambria Math"/>
-                    </w:rPr>
-                  </m:ctrlPr>
-                </m:sSupPr>
-                <m:e>
-                  <m:r>
-                    <w:rPr>
-                      <w:rFonts w:ascii="Cambria Math" w:hAnsi="Cambria Math"/>
-                      <w:sz w:val="22"/>
-                      <w:szCs w:val="22"/>
-                    </w:rPr>
-                    <m:t>10</m:t>
-                  </m:r>
-                </m:e>
-                <m:sup>
-                  <m:r>
-                    <w:rPr>
-                      <w:rFonts w:ascii="Cambria Math" w:hAnsi="Cambria Math"/>
-                      <w:sz w:val="22"/>
-                      <w:szCs w:val="22"/>
-                    </w:rPr>
-                    <m:t>-5</m:t>
-                  </m:r>
-                </m:sup>
-              </m:sSup>
-            </m:oMath>
-            <w:r>
-              <w:rPr>
-                <w:sz w:val="26"/>
-                <w:szCs w:val="26"/>
-                <w:cs/>
-              </w:rPr>
-              <w:t>​</w:t>
-            </w:r>
-          </w:p>
-        </w:tc>
-      </w:tr>
-      <w:tr>
-        <w:trPr>
-          <w:jc w:val="center"/>
-        </w:trPr>
-        <w:tc>
-          <w:tcPr>
-            <w:tcW w:w="3397" w:type="dxa"/>
-          </w:tcPr>
-          <w:p>
-            <w:r>
-              <w:rPr>
-                <w:sz w:val="26"/>
-                <w:szCs w:val="26"/>
-                <w:cs/>
-              </w:rPr>
-              <w:t>อัตราส่วนเมื่อลดขนาดการรบกวนครึ่งหนึ่ง</w:t>
-            </w:r>
-          </w:p>
-        </w:tc>
-        <w:tc>
-          <w:tcPr>
-            <w:tcW w:w="2552" w:type="dxa"/>
-          </w:tcPr>
-          <w:p>
-            <w:pPr>
-              <w:jc w:val="right"/>
-            </w:pPr>
-            <m:oMath>
-              <m:r>
-                <w:rPr>
-                  <w:rFonts w:ascii="Cambria Math" w:hAnsi="Cambria Math"/>
-                  <w:sz w:val="22"/>
-                  <w:szCs w:val="22"/>
-                </w:rPr>
-                <m:t>2.489×</m:t>
-              </m:r>
-              <m:sSup>
-                <m:sSupPr>
-                  <m:ctrlPr>
-                    <w:rPr>
-                      <w:rFonts w:ascii="Cambria Math" w:hAnsi="Cambria Math"/>
-                    </w:rPr>
-                  </m:ctrlPr>
-                </m:sSupPr>
-                <m:e>
-                  <m:r>
-                    <w:rPr>
-                      <w:rFonts w:ascii="Cambria Math" w:hAnsi="Cambria Math"/>
-                      <w:sz w:val="22"/>
-                      <w:szCs w:val="22"/>
-                    </w:rPr>
-                    <m:t>10</m:t>
-                  </m:r>
-                </m:e>
-                <m:sup>
-                  <m:r>
-                    <w:rPr>
-                      <w:rFonts w:ascii="Cambria Math" w:hAnsi="Cambria Math"/>
-                      <w:sz w:val="22"/>
-                      <w:szCs w:val="22"/>
-                    </w:rPr>
-                    <m:t>-9</m:t>
-                  </m:r>
-                </m:sup>
-              </m:sSup>
-            </m:oMath>
-            <w:r>
-              <w:rPr>
-                <w:sz w:val="26"/>
-                <w:szCs w:val="26"/>
-                <w:cs/>
-              </w:rPr>
-              <w:t>​</w:t>
-            </w:r>
-          </w:p>
-        </w:tc>
-        <w:tc>
-          <w:tcPr>
-            <w:tcW w:w="2357" w:type="dxa"/>
-          </w:tcPr>
-          <w:p>
-            <w:pPr>
-              <w:jc w:val="right"/>
-            </w:pPr>
-            <m:oMath>
-              <m:r>
-                <w:rPr>
-                  <w:rFonts w:ascii="Cambria Math" w:hAnsi="Cambria Math"/>
-                  <w:sz w:val="22"/>
-                  <w:szCs w:val="22"/>
-                </w:rPr>
-                <m:t>1.433×</m:t>
-              </m:r>
-              <m:sSup>
-                <m:sSupPr>
-                  <m:ctrlPr>
-                    <w:rPr>
-                      <w:rFonts w:ascii="Cambria Math" w:hAnsi="Cambria Math"/>
-                    </w:rPr>
-                  </m:ctrlPr>
-                </m:sSupPr>
-                <m:e>
-                  <m:r>
-                    <w:rPr>
-                      <w:rFonts w:ascii="Cambria Math" w:hAnsi="Cambria Math"/>
-                      <w:sz w:val="22"/>
-                      <w:szCs w:val="22"/>
-                    </w:rPr>
-                    <m:t>10</m:t>
-                  </m:r>
-                </m:e>
-                <m:sup>
-                  <m:r>
-                    <w:rPr>
-                      <w:rFonts w:ascii="Cambria Math" w:hAnsi="Cambria Math"/>
-                      <w:sz w:val="22"/>
-                      <w:szCs w:val="22"/>
-                    </w:rPr>
-                    <m:t>-5</m:t>
-                  </m:r>
-                </m:sup>
-              </m:sSup>
-            </m:oMath>
-            <w:r>
-              <w:rPr>
-                <w:sz w:val="26"/>
-                <w:szCs w:val="26"/>
-                <w:cs/>
-              </w:rPr>
-              <w:t>​</w:t>
-            </w:r>
-          </w:p>
-        </w:tc>
-      </w:tr>
-    </w:tbl>
-    <w:p>
-      <w:pPr>
         <w:spacing w:after="60"/>
       </w:pPr>
     </w:p>
-    <w:p>
-      <w:pPr>
-        <w:spacing w:line="320" w:lineRule="exact"/>
-        <w:ind w:firstLine="360"/>
-        <w:jc w:val="thaiDistribute"/>
-      </w:pPr>
-      <w:r>
-        <w:rPr>
-          <w:sz w:val="32"/>
-          <w:szCs w:val="32"/>
-          <w:cs/>
-        </w:rPr>
-        <w:t xml:space="preserve">ผลที่ต้องอ่านเป็นสาระเชิงกายภาพคือ GFM แบบไม่มี PLL ให้คู่ mode แกว่งของ VSG ที่ </w:t>
-      </w:r>
-      <m:oMath>
-        <m:r>
-          <w:rPr>
-            <w:rFonts w:ascii="Cambria Math" w:hAnsi="Cambria Math"/>
-            <w:sz w:val="24"/>
-            <w:szCs w:val="24"/>
-          </w:rPr>
-          <m:t>λ=-0.5555±j9.356</m:t>
-        </m:r>
-      </m:oMath>
-      <w:r>
-        <w:rPr>
-          <w:sz w:val="32"/>
-          <w:szCs w:val="32"/>
-          <w:cs/>
-        </w:rPr>
-        <w:t xml:space="preserve"> </w:t>
-      </w:r>
-      <m:oMath>
-        <m:sSup>
-          <m:sSupPr>
-            <m:ctrlPr>
-              <w:rPr>
-                <w:rFonts w:ascii="Cambria Math" w:hAnsi="Cambria Math"/>
-              </w:rPr>
-            </m:ctrlPr>
-          </m:sSupPr>
-          <m:e>
-            <m:r>
-              <m:rPr>
-                <m:nor/>
-              </m:rPr>
-              <m:t>s</m:t>
-            </m:r>
-          </m:e>
-          <m:sup>
-            <m:r>
-              <w:rPr>
-                <w:rFonts w:ascii="Cambria Math" w:hAnsi="Cambria Math"/>
-              </w:rPr>
-              <m:t>-1</m:t>
-            </m:r>
-          </m:sup>
-        </m:sSup>
-      </m:oMath>
-      <w:r>
-        <w:rPr>
-          <w:sz w:val="32"/>
-          <w:szCs w:val="32"/>
-          <w:cs/>
-        </w:rPr>
-        <w:t xml:space="preserve"> ซึ่งเท่ากับ </w:t>
-      </w:r>
-      <m:oMath>
-        <m:sSub>
-          <m:sSubPr>
-            <m:ctrlPr>
-              <w:rPr>
-                <w:rFonts w:ascii="Cambria Math" w:hAnsi="Cambria Math"/>
-                <w:sz w:val="24"/>
-                <w:szCs w:val="24"/>
-              </w:rPr>
-            </m:ctrlPr>
-          </m:sSubPr>
-          <m:e>
-            <m:r>
-              <w:rPr>
-                <w:rFonts w:ascii="Cambria Math" w:hAnsi="Cambria Math"/>
-                <w:sz w:val="24"/>
-                <w:szCs w:val="24"/>
-              </w:rPr>
-              <m:t>f</m:t>
-            </m:r>
-          </m:e>
-          <m:sub>
-            <m:r>
-              <w:rPr>
-                <w:rFonts w:ascii="Cambria Math" w:hAnsi="Cambria Math"/>
-                <w:sz w:val="24"/>
-                <w:szCs w:val="24"/>
-              </w:rPr>
-              <m:t>m</m:t>
-            </m:r>
-          </m:sub>
-        </m:sSub>
-        <m:r>
-          <w:rPr>
-            <w:rFonts w:ascii="Cambria Math" w:hAnsi="Cambria Math"/>
-            <w:sz w:val="24"/>
-            <w:szCs w:val="24"/>
-          </w:rPr>
-          <m:t>=1.489</m:t>
-        </m:r>
-      </m:oMath>
-      <w:r>
-        <w:rPr>
-          <w:sz w:val="32"/>
-          <w:szCs w:val="32"/>
-          <w:cs/>
-        </w:rPr>
-        <w:t xml:space="preserve"> Hz และ </w:t>
-      </w:r>
-      <m:oMath>
-        <m:r>
-          <w:rPr>
-            <w:rFonts w:ascii="Cambria Math" w:hAnsi="Cambria Math"/>
-            <w:sz w:val="24"/>
-            <w:szCs w:val="24"/>
-          </w:rPr>
-          <m:t>ζ=0.05926</m:t>
-        </m:r>
-      </m:oMath>
-      <w:r>
-        <w:rPr>
-          <w:sz w:val="32"/>
-          <w:szCs w:val="32"/>
-          <w:cs/>
-        </w:rPr>
-        <w:t xml:space="preserve"> ตรงกับที่ทฤษฎีของสมการแกว่งคาดไว้ว่าโครงสร้างนี้ต้องมี mode แกว่ง ในขณะที่ GFL ให้เฉพาะรากจริงที่เร็วกว่าและไม่มีสมการแกว่งของตนเอง ความคลาดเคลื่อนเอกลักษณ์กำลังของ GFL เท่ากับศูนย์พอดีเทียบกับเกณฑ์ </w:t>
-      </w:r>
-      <m:oMath>
-        <m:sSup>
-          <m:sSupPr>
-            <m:ctrlPr>
-              <w:rPr>
-                <w:rFonts w:ascii="Cambria Math" w:hAnsi="Cambria Math"/>
-                <w:sz w:val="24"/>
-                <w:szCs w:val="24"/>
-              </w:rPr>
-            </m:ctrlPr>
-          </m:sSupPr>
-          <m:e>
-            <m:r>
-              <w:rPr>
-                <w:rFonts w:ascii="Cambria Math" w:hAnsi="Cambria Math"/>
-                <w:sz w:val="24"/>
-                <w:szCs w:val="24"/>
-              </w:rPr>
-              <m:t>10</m:t>
-            </m:r>
-          </m:e>
-          <m:sup>
-            <m:r>
-              <w:rPr>
-                <w:rFonts w:ascii="Cambria Math" w:hAnsi="Cambria Math"/>
-                <w:sz w:val="24"/>
-                <w:szCs w:val="24"/>
-              </w:rPr>
-              <m:t>-10</m:t>
-            </m:r>
-          </m:sup>
-        </m:sSup>
-      </m:oMath>
-      <w:r>
-        <w:rPr>
-          <w:sz w:val="32"/>
-          <w:szCs w:val="32"/>
-          <w:cs/>
-        </w:rPr>
-        <w:t xml:space="preserve"> ที่ประกาศไว้ก่อน ซึ่งยืนยันว่ากำลังที่คำนวณจาก state ภายในและกำลังที่คำนวณจากพอร์ตปลายทางเป็นปริมาณเดียวกัน ไม่ใช่สองการคำนวณที่ให้ค่าใกล้เคียงกัน</w:t>
-      </w:r>
-    </w:p>
-    <w:p>
-      <w:pPr>
-        <w:keepNext/>
-        <w:spacing w:before="80" w:after="30"/>
-      </w:pPr>
-      <w:r>
-        <w:rPr>
-          <w:b/>
-          <w:bCs/>
-          <w:sz w:val="34"/>
-          <w:szCs w:val="34"/>
-          <w:cs/>
-        </w:rPr>
-        <w:t>11. วิธีตรวจสอบและหลักฐานที่ใช้ยืนยันแบบจำลอง</w:t>
-      </w:r>
-    </w:p>
-    <w:p>
-      <w:pPr>
-        <w:spacing w:line="320" w:lineRule="exact"/>
-        <w:ind w:firstLine="360"/>
-        <w:jc w:val="thaiDistribute"/>
-      </w:pPr>
-      <w:r>
-        <w:rPr>
-          <w:sz w:val="32"/>
-          <w:szCs w:val="32"/>
-          <w:cs/>
-        </w:rPr>
-        <w:t>โครงงานใช้แนวทาง “สมการเดียวกัน–หลายการตรวจสอบ” คือไม่สร้าง simplified model แยกขึ้นมาเพื่อทำให้ผล validation ผ่าน ตารางที่ 12 สรุปสิ่งที่ตรวจและเหตุผลของแต่ละ gate โดยผลทั้งหมดในรายงานนี้อ้างเฉพาะกรณี IEEE 14-bus และแบบจำลองที่ประกอบอยู่ในกรณีดังกล่าว</w:t>
-      </w:r>
-    </w:p>
-    <w:p>
-      <w:pPr>
-        <w:keepNext/>
-        <w:spacing w:before="50" w:after="40"/>
-        <w:jc w:val="center"/>
-        <w:rPr>
-          <w:sz w:val="32"/>
-          <w:szCs w:val="32"/>
-        </w:rPr>
-      </w:pPr>
-      <w:r>
-        <w:rPr>
-          <w:b/>
-          <w:bCs/>
-          <w:cs/>
-        </w:rPr>
-        <w:t xml:space="preserve">ตารางที่ 12 </w:t>
-      </w:r>
-      <w:r>
-        <w:rPr>
-          <w:cs/>
-        </w:rPr>
-        <w:t>สรุปการตรวจสอบที่ใช้กับกรอบ IEEE 14-bus</w:t>
-      </w:r>
-    </w:p>
-    <w:tbl>
-      <w:tblPr>
-        <w:tblStyle w:val="TableGrid"/>
-        <w:tblW w:w="0" w:type="auto"/>
-        <w:jc w:val="center"/>
-        <w:tblLayout w:type="fixed"/>
-        <w:tblLook w:val="04A0" w:firstRow="1" w:lastRow="0" w:firstColumn="1" w:lastColumn="0" w:noHBand="0" w:noVBand="1"/>
-      </w:tblPr>
-      <w:tblGrid>
-        <w:gridCol w:w="1661"/>
-        <w:gridCol w:w="2824"/>
-        <w:gridCol w:w="3821"/>
-      </w:tblGrid>
-      <w:tr>
-        <w:trPr>
-          <w:tblHeader/>
-          <w:jc w:val="center"/>
-        </w:trPr>
-        <w:tc>
-          <w:tcPr>
-            <w:tcW w:w="1661" w:type="dxa"/>
-          </w:tcPr>
-          <w:p>
-            <w:pPr>
-              <w:jc w:val="center"/>
-            </w:pPr>
-            <w:r>
-              <w:rPr>
-                <w:b/>
-                <w:bCs/>
-                <w:cs/>
-              </w:rPr>
-              <w:t>ส่วนที่ตรวจ</w:t>
-            </w:r>
-          </w:p>
-        </w:tc>
-        <w:tc>
-          <w:tcPr>
-            <w:tcW w:w="2824" w:type="dxa"/>
-          </w:tcPr>
-          <w:p>
-            <w:pPr>
-              <w:jc w:val="center"/>
-            </w:pPr>
-            <w:r>
-              <w:rPr>
-                <w:b/>
-                <w:bCs/>
-                <w:cs/>
-              </w:rPr>
-              <w:t>วิธีตรวจ</w:t>
-            </w:r>
-          </w:p>
-        </w:tc>
-        <w:tc>
-          <w:tcPr>
-            <w:tcW w:w="3821" w:type="dxa"/>
-          </w:tcPr>
-          <w:p>
-            <w:pPr>
-              <w:jc w:val="center"/>
-            </w:pPr>
-            <w:r>
-              <w:rPr>
-                <w:b/>
-                <w:bCs/>
-                <w:cs/>
-              </w:rPr>
-              <w:t>เกณฑ์/หลักฐานสำคัญ</w:t>
-            </w:r>
-          </w:p>
-        </w:tc>
-      </w:tr>
-      <w:tr>
-        <w:trPr>
-          <w:jc w:val="center"/>
-        </w:trPr>
-        <w:tc>
-          <w:tcPr>
-            <w:tcW w:w="1661" w:type="dxa"/>
-          </w:tcPr>
-          <w:p>
-            <w:r>
-              <w:rPr>
-                <w:sz w:val="26"/>
-                <w:szCs w:val="26"/>
-                <w:cs/>
-              </w:rPr>
-              <w:t>PF</w:t>
-            </w:r>
-          </w:p>
-        </w:tc>
-        <w:tc>
-          <w:tcPr>
-            <w:tcW w:w="2824" w:type="dxa"/>
-          </w:tcPr>
-          <w:p>
-            <w:r>
-              <w:rPr>
-                <w:sz w:val="26"/>
-                <w:szCs w:val="26"/>
-                <w:cs/>
-              </w:rPr>
-              <w:t>Newton mismatch, bus/branch power balance</w:t>
-            </w:r>
-          </w:p>
-        </w:tc>
-        <w:tc>
-          <w:tcPr>
-            <w:tcW w:w="3821" w:type="dxa"/>
-          </w:tcPr>
-          <w:p>
-            <w:r>
-              <w:rPr>
-                <w:sz w:val="26"/>
-                <w:szCs w:val="26"/>
-                <w:cs/>
-              </w:rPr>
-              <w:t xml:space="preserve">operating point ต้องลู่เข้าและกำลังที่คำนวณกลับจาก </w:t>
-            </w:r>
-            <m:oMath>
-              <m:r>
-                <w:rPr>
-                  <w:rFonts w:ascii="Cambria Math" w:hAnsi="Cambria Math"/>
-                  <w:sz w:val="22"/>
-                  <w:szCs w:val="22"/>
-                </w:rPr>
-                <m:t>V,I</m:t>
-              </m:r>
-            </m:oMath>
-            <w:r>
-              <w:rPr>
-                <w:sz w:val="26"/>
-                <w:szCs w:val="26"/>
-                <w:cs/>
-              </w:rPr>
-              <w:t xml:space="preserve"> ต้องสอดคล้อง</w:t>
-            </w:r>
-          </w:p>
-        </w:tc>
-      </w:tr>
-      <w:tr>
-        <w:trPr>
-          <w:jc w:val="center"/>
-        </w:trPr>
-        <w:tc>
-          <w:tcPr>
-            <w:tcW w:w="1661" w:type="dxa"/>
-          </w:tcPr>
-          <w:p>
-            <w:r>
-              <w:rPr>
-                <w:sz w:val="26"/>
-                <w:szCs w:val="26"/>
-                <w:cs/>
-              </w:rPr>
-              <w:t>DAE equilibrium</w:t>
-            </w:r>
-          </w:p>
-        </w:tc>
-        <w:tc>
-          <w:tcPr>
-            <w:tcW w:w="2824" w:type="dxa"/>
-          </w:tcPr>
-          <w:p>
-            <w:r>
-              <w:rPr>
-                <w:sz w:val="26"/>
-                <w:szCs w:val="26"/>
-                <w:cs/>
-              </w:rPr>
-              <w:t xml:space="preserve">แก้ </w:t>
-            </w:r>
-            <m:oMath>
-              <m:r>
-                <w:rPr>
-                  <w:rFonts w:ascii="Cambria Math" w:hAnsi="Cambria Math"/>
-                  <w:sz w:val="22"/>
-                  <w:szCs w:val="22"/>
-                </w:rPr>
-                <m:t>f=0</m:t>
-              </m:r>
-            </m:oMath>
-            <w:r>
-              <w:rPr>
-                <w:sz w:val="26"/>
-                <w:szCs w:val="26"/>
-                <w:cs/>
-              </w:rPr>
-              <w:t xml:space="preserve"> พร้อม KCL ทุกแถว</w:t>
-            </w:r>
-          </w:p>
-        </w:tc>
-        <w:tc>
-          <w:tcPr>
-            <w:tcW w:w="3821" w:type="dxa"/>
-          </w:tcPr>
-          <w:p>
-            <w:r>
-              <w:rPr>
-                <w:sz w:val="26"/>
-                <w:szCs w:val="26"/>
-                <w:cs/>
-              </w:rPr>
-              <w:t>ไม่ตัด physical KCL ของ REF bus; state และ input ชุดนี้ถูก reuse ใน SSSA/TS</w:t>
-            </w:r>
-          </w:p>
-        </w:tc>
-      </w:tr>
-      <w:tr>
-        <w:trPr>
-          <w:jc w:val="center"/>
-        </w:trPr>
-        <w:tc>
-          <w:tcPr>
-            <w:tcW w:w="1661" w:type="dxa"/>
-          </w:tcPr>
-          <w:p>
-            <w:r>
-              <w:rPr>
-                <w:sz w:val="26"/>
-                <w:szCs w:val="26"/>
-                <w:cs/>
-              </w:rPr>
-              <w:t>SSSA</w:t>
-            </w:r>
-          </w:p>
-        </w:tc>
-        <w:tc>
-          <w:tcPr>
-            <w:tcW w:w="2824" w:type="dxa"/>
-          </w:tcPr>
-          <w:p>
-            <w:r>
-              <w:rPr>
-                <w:sz w:val="26"/>
-                <w:szCs w:val="26"/>
-                <w:cs/>
-              </w:rPr>
-              <w:t>linearize full-KCL DAE และจัดการ gauge ก่อน eig</w:t>
-            </w:r>
-          </w:p>
-        </w:tc>
-        <w:tc>
-          <w:tcPr>
-            <w:tcW w:w="3821" w:type="dxa"/>
-          </w:tcPr>
-          <w:p>
-            <w:r>
-              <w:rPr>
-                <w:sz w:val="26"/>
-                <w:szCs w:val="26"/>
-                <w:cs/>
-              </w:rPr>
-              <w:t>physical eigenvalues finite; candidate ต้องมี damping margin ตามเกณฑ์ที่ freeze ไว้</w:t>
-            </w:r>
-          </w:p>
-        </w:tc>
-      </w:tr>
-      <w:tr>
-        <w:trPr>
-          <w:jc w:val="center"/>
-        </w:trPr>
-        <w:tc>
-          <w:tcPr>
-            <w:tcW w:w="1661" w:type="dxa"/>
-          </w:tcPr>
-          <w:p>
-            <w:r>
-              <w:rPr>
-                <w:sz w:val="26"/>
-                <w:szCs w:val="26"/>
-                <w:cs/>
-              </w:rPr>
-              <w:t>IBR model</w:t>
-            </w:r>
-          </w:p>
-        </w:tc>
-        <w:tc>
-          <w:tcPr>
-            <w:tcW w:w="2824" w:type="dxa"/>
-          </w:tcPr>
-          <w:p>
-            <w:r>
-              <w:rPr>
-                <w:sz w:val="26"/>
-                <w:szCs w:val="26"/>
-                <w:cs/>
-              </w:rPr>
-              <w:t>equilibrium residual, mode ownership, frame covariance</w:t>
-            </w:r>
-          </w:p>
-        </w:tc>
-        <w:tc>
-          <w:tcPr>
-            <w:tcW w:w="3821" w:type="dxa"/>
-          </w:tcPr>
-          <w:p>
-            <w:r>
-              <w:rPr>
-                <w:sz w:val="26"/>
-                <w:szCs w:val="26"/>
-                <w:cs/>
-              </w:rPr>
-              <w:t xml:space="preserve">GFM branch ไม่มี PLL; GFL PLL ต้องตอบสนองต่อ </w:t>
-            </w:r>
-            <m:oMath>
-              <m:sSub>
-                <m:sSubPr>
-                  <m:ctrlPr>
-                    <w:rPr>
-                      <w:rFonts w:ascii="Cambria Math" w:hAnsi="Cambria Math"/>
-                    </w:rPr>
-                  </m:ctrlPr>
-                </m:sSubPr>
-                <m:e>
-                  <m:r>
-                    <w:rPr>
-                      <w:rFonts w:ascii="Cambria Math" w:hAnsi="Cambria Math"/>
-                      <w:sz w:val="22"/>
-                      <w:szCs w:val="22"/>
-                    </w:rPr>
-                    <m:t>v</m:t>
-                  </m:r>
-                </m:e>
-                <m:sub>
-                  <m:r>
-                    <w:rPr>
-                      <w:rFonts w:ascii="Cambria Math" w:hAnsi="Cambria Math"/>
-                      <w:sz w:val="22"/>
-                      <w:szCs w:val="22"/>
-                    </w:rPr>
-                    <m:t>q</m:t>
-                  </m:r>
-                </m:sub>
-              </m:sSub>
-            </m:oMath>
-            <w:r>
-              <w:rPr>
-                <w:sz w:val="26"/>
-                <w:szCs w:val="26"/>
-                <w:cs/>
-              </w:rPr>
-              <w:t>; inactive state ต้อง hold</w:t>
-            </w:r>
-          </w:p>
-        </w:tc>
-      </w:tr>
-      <w:tr>
-        <w:trPr>
-          <w:jc w:val="center"/>
-        </w:trPr>
-        <w:tc>
-          <w:tcPr>
-            <w:tcW w:w="1661" w:type="dxa"/>
-          </w:tcPr>
-          <w:p>
-            <w:r>
-              <w:rPr>
-                <w:sz w:val="26"/>
-                <w:szCs w:val="26"/>
-                <w:cs/>
-              </w:rPr>
-              <w:t>DC source</w:t>
-            </w:r>
-          </w:p>
-        </w:tc>
-        <w:tc>
-          <w:tcPr>
-            <w:tcW w:w="2824" w:type="dxa"/>
-          </w:tcPr>
-          <w:p>
-            <w:r>
-              <w:rPr>
-                <w:sz w:val="26"/>
-                <w:szCs w:val="26"/>
-                <w:cs/>
-              </w:rPr>
-              <w:t>equilibrium, stable DC pair, capacitance sensitivity</w:t>
-            </w:r>
-          </w:p>
-        </w:tc>
-        <w:tc>
-          <w:tcPr>
-            <w:tcW w:w="3821" w:type="dxa"/>
-          </w:tcPr>
-          <w:p>
-            <m:oMath>
-              <m:sSub>
-                <m:sSubPr>
-                  <m:ctrlPr>
-                    <w:rPr>
-                      <w:rFonts w:ascii="Cambria Math" w:hAnsi="Cambria Math"/>
-                    </w:rPr>
-                  </m:ctrlPr>
-                </m:sSubPr>
-                <m:e>
-                  <m:r>
-                    <w:rPr>
-                      <w:rFonts w:ascii="Cambria Math" w:hAnsi="Cambria Math"/>
-                      <w:sz w:val="22"/>
-                      <w:szCs w:val="22"/>
-                    </w:rPr>
-                    <m:t>V</m:t>
-                  </m:r>
-                </m:e>
-                <m:sub>
-                  <m:r>
-                    <w:rPr>
-                      <w:rFonts w:ascii="Cambria Math" w:hAnsi="Cambria Math"/>
-                      <w:sz w:val="22"/>
-                      <w:szCs w:val="22"/>
-                    </w:rPr>
-                    <m:t>dc</m:t>
-                  </m:r>
-                </m:sub>
-              </m:sSub>
-              <m:r>
-                <w:rPr>
-                  <w:rFonts w:ascii="Cambria Math" w:hAnsi="Cambria Math"/>
-                  <w:sz w:val="22"/>
-                  <w:szCs w:val="22"/>
-                </w:rPr>
-                <m:t>,</m:t>
-              </m:r>
-              <m:sSub>
-                <m:sSubPr>
-                  <m:ctrlPr>
-                    <w:rPr>
-                      <w:rFonts w:ascii="Cambria Math" w:hAnsi="Cambria Math"/>
-                    </w:rPr>
-                  </m:ctrlPr>
-                </m:sSubPr>
-                <m:e>
-                  <m:r>
-                    <w:rPr>
-                      <w:rFonts w:ascii="Cambria Math" w:hAnsi="Cambria Math"/>
-                      <w:sz w:val="22"/>
-                      <w:szCs w:val="22"/>
-                    </w:rPr>
-                    <m:t>I</m:t>
-                  </m:r>
-                </m:e>
-                <m:sub>
-                  <m:r>
-                    <w:rPr>
-                      <w:rFonts w:ascii="Cambria Math" w:hAnsi="Cambria Math"/>
-                      <w:sz w:val="22"/>
-                      <w:szCs w:val="22"/>
-                    </w:rPr>
-                    <m:t>dc</m:t>
-                  </m:r>
-                </m:sub>
-              </m:sSub>
-            </m:oMath>
-            <w:r>
-              <w:rPr>
-                <w:sz w:val="26"/>
-                <w:szCs w:val="26"/>
-                <w:cs/>
-              </w:rPr>
-              <w:t xml:space="preserve"> เป็น equilibrium ที่ dispatch และคู่ DC eigenvalue อยู่ left-half plane</w:t>
-            </w:r>
-          </w:p>
-        </w:tc>
-      </w:tr>
-      <w:tr>
-        <w:trPr>
-          <w:jc w:val="center"/>
-        </w:trPr>
-        <w:tc>
-          <w:tcPr>
-            <w:tcW w:w="1661" w:type="dxa"/>
-          </w:tcPr>
-          <w:p>
-            <w:r>
-              <w:rPr>
-                <w:sz w:val="26"/>
-                <w:szCs w:val="26"/>
-                <w:cs/>
-              </w:rPr>
-              <w:t>Mode transfer</w:t>
-            </w:r>
-          </w:p>
-        </w:tc>
-        <w:tc>
-          <w:tcPr>
-            <w:tcW w:w="2824" w:type="dxa"/>
-          </w:tcPr>
-          <w:p>
-            <w:r>
-              <w:rPr>
-                <w:sz w:val="26"/>
-                <w:szCs w:val="26"/>
-                <w:cs/>
-              </w:rPr>
-              <w:t>คำนวณ terminal port ก่อน/หลัง</w:t>
-            </w:r>
-          </w:p>
-        </w:tc>
-        <w:tc>
-          <w:tcPr>
-            <w:tcW w:w="3821" w:type="dxa"/>
-          </w:tcPr>
-          <w:p>
-            <m:oMath>
-              <m:r>
-                <w:rPr>
-                  <w:rFonts w:ascii="Cambria Math" w:hAnsi="Cambria Math"/>
-                  <w:sz w:val="22"/>
-                  <w:szCs w:val="22"/>
-                </w:rPr>
-                <m:t>|</m:t>
-              </m:r>
-              <m:sSup>
-                <m:sSupPr>
-                  <m:ctrlPr>
-                    <w:rPr>
-                      <w:rFonts w:ascii="Cambria Math" w:hAnsi="Cambria Math"/>
-                    </w:rPr>
-                  </m:ctrlPr>
-                </m:sSupPr>
-                <m:e>
-                  <m:r>
-                    <w:rPr>
-                      <w:rFonts w:ascii="Cambria Math" w:hAnsi="Cambria Math"/>
-                      <w:sz w:val="22"/>
-                      <w:szCs w:val="22"/>
-                    </w:rPr>
-                    <m:t>I</m:t>
-                  </m:r>
-                </m:e>
-                <m:sup>
-                  <m:r>
-                    <w:rPr>
-                      <w:rFonts w:ascii="Cambria Math" w:hAnsi="Cambria Math"/>
-                      <w:sz w:val="22"/>
-                      <w:szCs w:val="22"/>
-                    </w:rPr>
-                    <m:t>+</m:t>
-                  </m:r>
-                </m:sup>
-              </m:sSup>
-              <m:r>
-                <w:rPr>
-                  <w:rFonts w:ascii="Cambria Math" w:hAnsi="Cambria Math"/>
-                  <w:sz w:val="22"/>
-                  <w:szCs w:val="22"/>
-                </w:rPr>
-                <m:t>-</m:t>
-              </m:r>
-              <m:sSup>
-                <m:sSupPr>
-                  <m:ctrlPr>
-                    <w:rPr>
-                      <w:rFonts w:ascii="Cambria Math" w:hAnsi="Cambria Math"/>
-                    </w:rPr>
-                  </m:ctrlPr>
-                </m:sSupPr>
-                <m:e>
-                  <m:r>
-                    <w:rPr>
-                      <w:rFonts w:ascii="Cambria Math" w:hAnsi="Cambria Math"/>
-                      <w:sz w:val="22"/>
-                      <w:szCs w:val="22"/>
-                    </w:rPr>
-                    <m:t>I</m:t>
-                  </m:r>
-                </m:e>
-                <m:sup>
-                  <m:r>
-                    <w:rPr>
-                      <w:rFonts w:ascii="Cambria Math" w:hAnsi="Cambria Math"/>
-                      <w:sz w:val="22"/>
-                      <w:szCs w:val="22"/>
-                    </w:rPr>
-                    <m:t>-</m:t>
-                  </m:r>
-                </m:sup>
-              </m:sSup>
-              <m:r>
-                <w:rPr>
-                  <w:rFonts w:ascii="Cambria Math" w:hAnsi="Cambria Math"/>
-                  <w:sz w:val="22"/>
-                  <w:szCs w:val="22"/>
-                </w:rPr>
-                <m:t>|≤</m:t>
-              </m:r>
-              <m:sSup>
-                <m:sSupPr>
-                  <m:ctrlPr>
-                    <w:rPr>
-                      <w:rFonts w:ascii="Cambria Math" w:hAnsi="Cambria Math"/>
-                    </w:rPr>
-                  </m:ctrlPr>
-                </m:sSupPr>
-                <m:e>
-                  <m:r>
-                    <w:rPr>
-                      <w:rFonts w:ascii="Cambria Math" w:hAnsi="Cambria Math"/>
-                      <w:sz w:val="22"/>
-                      <w:szCs w:val="22"/>
-                    </w:rPr>
-                    <m:t>10</m:t>
-                  </m:r>
-                </m:e>
-                <m:sup>
-                  <m:r>
-                    <w:rPr>
-                      <w:rFonts w:ascii="Cambria Math" w:hAnsi="Cambria Math"/>
-                      <w:sz w:val="22"/>
-                      <w:szCs w:val="22"/>
-                    </w:rPr>
-                    <m:t>-10</m:t>
-                  </m:r>
-                </m:sup>
-              </m:sSup>
-            </m:oMath>
-            <w:r>
-              <w:rPr>
-                <w:sz w:val="26"/>
-                <w:szCs w:val="26"/>
-                <w:cs/>
-              </w:rPr>
-              <w:t xml:space="preserve"> และ </w:t>
-            </w:r>
-            <m:oMath>
-              <m:r>
-                <w:rPr>
-                  <w:rFonts w:ascii="Cambria Math" w:hAnsi="Cambria Math"/>
-                  <w:sz w:val="22"/>
-                  <w:szCs w:val="22"/>
-                </w:rPr>
-                <m:t>P,Q,</m:t>
-              </m:r>
-              <m:sSub>
-                <m:sSubPr>
-                  <m:ctrlPr>
-                    <w:rPr>
-                      <w:rFonts w:ascii="Cambria Math" w:hAnsi="Cambria Math"/>
-                    </w:rPr>
-                  </m:ctrlPr>
-                </m:sSubPr>
-                <m:e>
-                  <m:r>
-                    <w:rPr>
-                      <w:rFonts w:ascii="Cambria Math" w:hAnsi="Cambria Math"/>
-                      <w:sz w:val="22"/>
-                      <w:szCs w:val="22"/>
-                    </w:rPr>
-                    <m:t>V</m:t>
-                  </m:r>
-                </m:e>
-                <m:sub>
-                  <m:r>
-                    <w:rPr>
-                      <w:rFonts w:ascii="Cambria Math" w:hAnsi="Cambria Math"/>
-                      <w:sz w:val="22"/>
-                      <w:szCs w:val="22"/>
-                    </w:rPr>
-                    <m:t>dc</m:t>
-                  </m:r>
-                </m:sub>
-              </m:sSub>
-              <m:r>
-                <w:rPr>
-                  <w:rFonts w:ascii="Cambria Math" w:hAnsi="Cambria Math"/>
-                  <w:sz w:val="22"/>
-                  <w:szCs w:val="22"/>
-                </w:rPr>
-                <m:t>,</m:t>
-              </m:r>
-              <m:sSub>
-                <m:sSubPr>
-                  <m:ctrlPr>
-                    <w:rPr>
-                      <w:rFonts w:ascii="Cambria Math" w:hAnsi="Cambria Math"/>
-                    </w:rPr>
-                  </m:ctrlPr>
-                </m:sSubPr>
-                <m:e>
-                  <m:r>
-                    <w:rPr>
-                      <w:rFonts w:ascii="Cambria Math" w:hAnsi="Cambria Math"/>
-                      <w:sz w:val="22"/>
-                      <w:szCs w:val="22"/>
-                    </w:rPr>
-                    <m:t>I</m:t>
-                  </m:r>
-                </m:e>
-                <m:sub>
-                  <m:r>
-                    <w:rPr>
-                      <w:rFonts w:ascii="Cambria Math" w:hAnsi="Cambria Math"/>
-                      <w:sz w:val="22"/>
-                      <w:szCs w:val="22"/>
-                    </w:rPr>
-                    <m:t>dc</m:t>
-                  </m:r>
-                </m:sub>
-              </m:sSub>
-            </m:oMath>
-            <w:r>
-              <w:rPr>
-                <w:sz w:val="26"/>
-                <w:szCs w:val="26"/>
-                <w:cs/>
-              </w:rPr>
-              <w:t xml:space="preserve"> ต่อเนื่องตาม contract</w:t>
-            </w:r>
-          </w:p>
-        </w:tc>
-      </w:tr>
-      <w:tr>
-        <w:trPr>
-          <w:jc w:val="center"/>
-        </w:trPr>
-        <w:tc>
-          <w:tcPr>
-            <w:tcW w:w="1661" w:type="dxa"/>
-          </w:tcPr>
-          <w:p>
-            <w:r>
-              <w:rPr>
-                <w:sz w:val="26"/>
-                <w:szCs w:val="26"/>
-                <w:cs/>
-              </w:rPr>
-              <w:t>TS solver</w:t>
-            </w:r>
-          </w:p>
-        </w:tc>
-        <w:tc>
-          <w:tcPr>
-            <w:tcW w:w="2824" w:type="dxa"/>
-          </w:tcPr>
-          <w:p>
-            <w:r>
-              <w:rPr>
-                <w:sz w:val="26"/>
-                <w:szCs w:val="26"/>
-                <w:cs/>
-              </w:rPr>
-              <w:t>implicit residual + rejected-step rollback</w:t>
-            </w:r>
-          </w:p>
-        </w:tc>
-        <w:tc>
-          <w:tcPr>
-            <w:tcW w:w="3821" w:type="dxa"/>
-          </w:tcPr>
-          <w:p>
-            <w:r>
-              <w:rPr>
-                <w:sz w:val="26"/>
-                <w:szCs w:val="26"/>
-                <w:cs/>
-              </w:rPr>
-              <w:t xml:space="preserve">accepted residual ต่ำกว่า </w:t>
-            </w:r>
-            <m:oMath>
-              <m:sSup>
-                <m:sSupPr>
-                  <m:ctrlPr>
-                    <w:rPr>
-                      <w:rFonts w:ascii="Cambria Math" w:hAnsi="Cambria Math"/>
-                    </w:rPr>
-                  </m:ctrlPr>
-                </m:sSupPr>
-                <m:e>
-                  <m:r>
-                    <w:rPr>
-                      <w:rFonts w:ascii="Cambria Math" w:hAnsi="Cambria Math"/>
-                      <w:sz w:val="22"/>
-                      <w:szCs w:val="22"/>
-                    </w:rPr>
-                    <m:t>10</m:t>
-                  </m:r>
-                </m:e>
-                <m:sup>
-                  <m:r>
-                    <w:rPr>
-                      <w:rFonts w:ascii="Cambria Math" w:hAnsi="Cambria Math"/>
-                      <w:sz w:val="22"/>
-                      <w:szCs w:val="22"/>
-                    </w:rPr>
-                    <m:t>-8</m:t>
-                  </m:r>
-                </m:sup>
-              </m:sSup>
-            </m:oMath>
-            <w:r>
-              <w:rPr>
-                <w:sz w:val="26"/>
-                <w:szCs w:val="26"/>
-                <w:cs/>
-              </w:rPr>
-              <w:t>; rejected trial ไม่ถูกบันทึกเป็น trajectory</w:t>
-            </w:r>
-          </w:p>
-        </w:tc>
-      </w:tr>
-      <w:tr>
-        <w:trPr>
-          <w:jc w:val="center"/>
-        </w:trPr>
-        <w:tc>
-          <w:tcPr>
-            <w:tcW w:w="1661" w:type="dxa"/>
-          </w:tcPr>
-          <w:p>
-            <w:r>
-              <w:rPr>
-                <w:sz w:val="26"/>
-                <w:szCs w:val="26"/>
-                <w:cs/>
-              </w:rPr>
-              <w:t>Event handling</w:t>
-            </w:r>
-          </w:p>
-        </w:tc>
-        <w:tc>
-          <w:tcPr>
-            <w:tcW w:w="2824" w:type="dxa"/>
-          </w:tcPr>
-          <w:p>
-            <w:r>
-              <w:rPr>
-                <w:sz w:val="26"/>
-                <w:szCs w:val="26"/>
-                <w:cs/>
-              </w:rPr>
-              <w:t>exact event landing + right-limit solve</w:t>
-            </w:r>
-          </w:p>
-        </w:tc>
-        <w:tc>
-          <w:tcPr>
-            <w:tcW w:w="3821" w:type="dxa"/>
-          </w:tcPr>
-          <w:p>
-            <w:r>
-              <w:rPr>
-                <w:sz w:val="26"/>
-                <w:szCs w:val="26"/>
-                <w:cs/>
-              </w:rPr>
-              <w:t>ไม่ให้ time step คร่อม topology/mode สองชุด</w:t>
-            </w:r>
-          </w:p>
-        </w:tc>
-      </w:tr>
-      <w:tr>
-        <w:trPr>
-          <w:jc w:val="center"/>
-        </w:trPr>
-        <w:tc>
-          <w:tcPr>
-            <w:tcW w:w="1661" w:type="dxa"/>
-          </w:tcPr>
-          <w:p>
-            <w:r>
-              <w:rPr>
-                <w:sz w:val="26"/>
-                <w:szCs w:val="26"/>
-                <w:cs/>
-              </w:rPr>
-              <w:t>Supervisor</w:t>
-            </w:r>
-          </w:p>
-        </w:tc>
-        <w:tc>
-          <w:tcPr>
-            <w:tcW w:w="2824" w:type="dxa"/>
-          </w:tcPr>
-          <w:p>
-            <w:r>
-              <w:rPr>
-                <w:sz w:val="26"/>
-                <w:szCs w:val="26"/>
-                <w:cs/>
-              </w:rPr>
-              <w:t>reference guard + authenticated candidate + certificate</w:t>
-            </w:r>
-          </w:p>
-        </w:tc>
-        <w:tc>
-          <w:tcPr>
-            <w:tcW w:w="3821" w:type="dxa"/>
-          </w:tcPr>
-          <w:p>
-            <w:r>
-              <w:rPr>
-                <w:sz w:val="26"/>
-                <w:szCs w:val="26"/>
-                <w:cs/>
-              </w:rPr>
-              <w:t>ไม่มีช่วง energized island ที่ไร้ voltage-forming source และไม่ commit candidate ที่ nonlinear trial ไม่ผ่าน</w:t>
-            </w:r>
-          </w:p>
-        </w:tc>
-      </w:tr>
-      <w:tr>
-        <w:trPr>
-          <w:jc w:val="center"/>
-        </w:trPr>
-        <w:tc>
-          <w:tcPr>
-            <w:tcW w:w="1661" w:type="dxa"/>
-          </w:tcPr>
-          <w:p>
-            <w:r>
-              <w:rPr>
-                <w:sz w:val="26"/>
-                <w:szCs w:val="26"/>
-                <w:cs/>
-              </w:rPr>
-              <w:t>Regression</w:t>
-            </w:r>
-          </w:p>
-        </w:tc>
-        <w:tc>
-          <w:tcPr>
-            <w:tcW w:w="2824" w:type="dxa"/>
-          </w:tcPr>
-          <w:p>
-            <w:r>
-              <w:rPr>
-                <w:sz w:val="26"/>
-                <w:szCs w:val="26"/>
-                <w:cs/>
-              </w:rPr>
-              <w:t>fixed default เทียบ explicit fixed บน IEEE14</w:t>
-            </w:r>
-          </w:p>
-        </w:tc>
-        <w:tc>
-          <w:tcPr>
-            <w:tcW w:w="3821" w:type="dxa"/>
-          </w:tcPr>
-          <w:p>
-            <m:oMath>
-              <m:r>
-                <w:rPr>
-                  <w:rFonts w:ascii="Cambria Math" w:hAnsi="Cambria Math"/>
-                  <w:sz w:val="22"/>
-                  <w:szCs w:val="22"/>
-                </w:rPr>
-                <m:t>t,x,y,u</m:t>
-              </m:r>
-            </m:oMath>
-            <w:r>
-              <w:rPr>
-                <w:sz w:val="26"/>
-                <w:szCs w:val="26"/>
-                <w:cs/>
-              </w:rPr>
-              <w:t xml:space="preserve"> และ event log ตรงกันแบบ bit-identical</w:t>
-            </w:r>
-          </w:p>
-        </w:tc>
-      </w:tr>
-    </w:tbl>
     <w:p>
       <w:pPr>
         <w:spacing w:after="60"/>

--- a/docs/source/Forming Framework for Inverter-Based Resources.docx
+++ b/docs/source/Forming Framework for Inverter-Based Resources.docx
@@ -44139,61 +44139,48 @@
         <w:jc w:val="thaiDistribute"/>
       </w:pPr>
       <w:r>
-        <w:rPr>
-          <w:sz w:val="32"/>
-          <w:szCs w:val="32"/>
-          <w:cs/>
-        </w:rPr>
-        <w:t xml:space="preserve">หัวข้อนี้เป็นกรณีศึกษาบนขอบเขตเวลา 160 วินาที ที่รวมทั้งรอบไว้ในวิถีเดียว คือปลด SG ให้คอนเวอร์เตอร์รับมุมอ้างอิงแทน เกิดฟอลต์แบบ bolted ที่บัส 9 แล้วคืน SG option ของการรันประกาศการปรับเรียบ anti-windup ที่ </w:t>
+        <w:t>การทดสอบประสิทธิภาพของระบบในโดเมนเวลาดำเนินการบนกรอบเวลา 160.000 วินาที โดยจำลองลำดับเหตุการณ์รบกวน 6 ขั้นตอน (Stages 1–6) ดังแสดงในรูปที่ 3.1</w:t>
       </w:r>
-      <m:oMath>
-        <m:r>
-          <w:rPr>
-            <w:rFonts w:ascii="Cambria Math" w:hAnsi="Cambria Math"/>
-            <w:sz w:val="24"/>
-            <w:szCs w:val="24"/>
-          </w:rPr>
-          <m:t>β=1</m:t>
-        </m:r>
-        <m:sSup>
-          <m:sSupPr>
-            <m:ctrlPr>
-              <w:rPr>
-                <w:rFonts w:ascii="Cambria Math" w:hAnsi="Cambria Math"/>
-                <w:sz w:val="24"/>
-                <w:szCs w:val="24"/>
-              </w:rPr>
-            </m:ctrlPr>
-          </m:sSupPr>
-          <m:e>
-            <m:r>
-              <w:rPr>
-                <w:rFonts w:ascii="Cambria Math" w:hAnsi="Cambria Math"/>
-                <w:sz w:val="24"/>
-                <w:szCs w:val="24"/>
-              </w:rPr>
-              <m:t>0</m:t>
-            </m:r>
-          </m:e>
-          <m:sup>
-            <m:r>
-              <w:rPr>
-                <w:rFonts w:ascii="Cambria Math" w:hAnsi="Cambria Math"/>
-                <w:sz w:val="24"/>
-                <w:szCs w:val="24"/>
-              </w:rPr>
-              <m:t>-3</m:t>
-            </m:r>
-          </m:sup>
-        </m:sSup>
-      </m:oMath>
+    </w:p>
+    <w:p>
       <w:r>
-        <w:rPr>
-          <w:sz w:val="32"/>
-          <w:szCs w:val="32"/>
-          <w:cs/>
-        </w:rPr>
-        <w:t xml:space="preserve"> ตามตารางที่ 9 ซึ่งเป็นการปรับเรียบเชิงตัวเลขที่ประกาศไว้ ไม่ใช่การเปลี่ยนกฎการควบคุม และไม่มีเกณฑ์การยอมรับใดถูกผ่อน</w:t>
+        <w:drawing>
+          <wp:inline xmlns:a="http://schemas.openxmlformats.org/drawingml/2006/main" xmlns:pic="http://schemas.openxmlformats.org/drawingml/2006/picture">
+            <wp:extent cx="5029200" cy="3011535"/>
+            <wp:docPr id="1463964071" name="Picture 1463964071"/>
+            <wp:cNvGraphicFramePr>
+              <a:graphicFrameLocks noChangeAspect="1"/>
+            </wp:cNvGraphicFramePr>
+            <a:graphic>
+              <a:graphicData uri="http://schemas.openxmlformats.org/drawingml/2006/picture">
+                <pic:pic>
+                  <pic:nvPicPr>
+                    <pic:cNvPr id="0" name="scenario_timeline_160s.png"/>
+                    <pic:cNvPicPr/>
+                  </pic:nvPicPr>
+                  <pic:blipFill>
+                    <a:blip r:embed="rId21"/>
+                    <a:stretch>
+                      <a:fillRect/>
+                    </a:stretch>
+                  </pic:blipFill>
+                  <pic:spPr>
+                    <a:xfrm>
+                      <a:off x="0" y="0"/>
+                      <a:ext cx="5029200" cy="3011535"/>
+                    </a:xfrm>
+                    <a:prstGeom prst="rect"/>
+                  </pic:spPr>
+                </pic:pic>
+              </a:graphicData>
+            </a:graphic>
+          </wp:inline>
+        </w:drawing>
+      </w:r>
+    </w:p>
+    <w:p>
+      <w:r>
+        <w:t>รูปที่ 3.1 ลำดับเหตุการณ์ทดสอบในโดเมนเวลา 160 วินาที (Stages 1–6)</w:t>
       </w:r>
     </w:p>
     <w:p>
@@ -44361,16 +44348,8 @@
             <w:tcW w:w="2306" w:type="dxa"/>
           </w:tcPr>
           <w:p>
-            <w:pPr>
-              <w:jc w:val="center"/>
-            </w:pPr>
             <w:r>
-              <w:rPr>
-                <w:sz w:val="26"/>
-                <w:szCs w:val="26"/>
-                <w:cs/>
-              </w:rPr>
-              <w:t>160.000000 s</w:t>
+              <w:t>160.000 s</w:t>
             </w:r>
           </w:p>
         </w:tc>
@@ -44503,30 +44482,22 @@
             <w:tcW w:w="2306" w:type="dxa"/>
           </w:tcPr>
           <w:p>
-            <w:pPr>
-              <w:jc w:val="center"/>
-            </w:pPr>
+            <w:r>
+              <w:t>102.363 s</w:t>
+            </w:r>
+          </w:p>
+        </w:tc>
+        <w:tc>
+          <w:tcPr>
+            <w:tcW w:w="1926" w:type="dxa"/>
+          </w:tcPr>
+          <w:p>
             <w:r>
               <w:rPr>
                 <w:sz w:val="26"/>
                 <w:szCs w:val="26"/>
                 <w:cs/>
               </w:rPr>
-              <w:t>102.362690 s</w:t>
-            </w:r>
-          </w:p>
-        </w:tc>
-        <w:tc>
-          <w:tcPr>
-            <w:tcW w:w="1926" w:type="dxa"/>
-          </w:tcPr>
-          <w:p>
-            <w:r>
-              <w:rPr>
-                <w:sz w:val="26"/>
-                <w:szCs w:val="26"/>
-                <w:cs/>
-              </w:rPr>
               <w:t>เวลาคืนมุมอ้างอิงให้ SG</w:t>
             </w:r>
           </w:p>
@@ -44536,16 +44507,8 @@
             <w:tcW w:w="2410" w:type="dxa"/>
           </w:tcPr>
           <w:p>
-            <w:pPr>
-              <w:jc w:val="center"/>
-            </w:pPr>
             <w:r>
-              <w:rPr>
-                <w:sz w:val="26"/>
-                <w:szCs w:val="26"/>
-                <w:cs/>
-              </w:rPr>
-              <w:t>116.237900 s</w:t>
+              <w:t>116.238 s</w:t>
             </w:r>
           </w:p>
         </w:tc>
@@ -44918,22 +44881,7 @@
         <w:jc w:val="thaiDistribute"/>
       </w:pPr>
       <w:r>
-        <w:rPr>
-          <w:b/>
-          <w:bCs/>
-          <w:sz w:val="32"/>
-          <w:szCs w:val="32"/>
-          <w:cs/>
-        </w:rPr>
-        <w:t>หนึ่งขอบเขตเวลา 160 วินาที: ปลด SG, คอนเวอร์เตอร์รับมุมอ้างอิง, ฟอลต์แบบ bolted ที่บัส 9, แล้วคืน SG</w:t>
-      </w:r>
-      <w:r>
-        <w:rPr>
-          <w:sz w:val="32"/>
-          <w:szCs w:val="32"/>
-          <w:cs/>
-        </w:rPr>
-        <w:t xml:space="preserve"> คำถามของชุดนี้ต่อกันสามข้อบนวิถีเดียว ข้อแรกคือเมื่อเครื่องจักรออกจากระบบ มีคอนเวอร์เตอร์รับมุมอ้างอิงของเกาะหรือไม่ ข้อที่สองคือเกาะที่ไม่มีเครื่องจักรทนฟอลต์แบบ bolted ได้หรือไม่ และข้อที่สามคือเครื่องจักรกลับเข้าระบบและรับมุมอ้างอิงคืนได้หรือไม่ ลำดับเหตุการณ์คือปลด SG ที่ 20 วินาที ฟอลต์ที่บัส 9 เมื่อ 60 วินาที เคลียร์ที่ 60.15 วินาที และเสนอคืน SG ที่ 100 วินาที เหตุการณ์ที่กำหนดไว้ทั้งสี่รายการถูกกระทำจริง</w:t>
+        <w:t>ลำดับเหตุการณ์การทดสอบบนขอบเขตเวลา 160.000 s ประกอบด้วย: ปลดเครื่องกำเนิดไฟฟ้าซิงโครนัส (SG1) ที่เวลา t = 20.000 s เกิดฟอลต์แบบลัดวงจร 3 เฟสที่บัส 9 ที่เวลา t = 60.000 s เคลียร์ฟอลต์ที่เวลา t = 60.150 s สั่งคืน SG1 เข้าระบบที่เวลา t = 100.000 s และสิ้นสุดการจำลองที่เวลา t = 160.000 s</w:t>
       </w:r>
     </w:p>
     <w:p>
@@ -44943,22 +44891,7 @@
         <w:jc w:val="thaiDistribute"/>
       </w:pPr>
       <w:r>
-        <w:rPr>
-          <w:b/>
-          <w:bCs/>
-          <w:sz w:val="32"/>
-          <w:szCs w:val="32"/>
-          <w:cs/>
-        </w:rPr>
-        <w:t>สิ่งที่วัดได้</w:t>
-      </w:r>
-      <w:r>
-        <w:rPr>
-          <w:sz w:val="32"/>
-          <w:szCs w:val="32"/>
-          <w:cs/>
-        </w:rPr>
-        <w:t xml:space="preserve"> ที่ 20 วินาที IBR2 เปลี่ยนเป็น GFM ในก้าวเดียวกับที่เบรกเกอร์ของ SG เปิด และถือมุมอ้างอิงของเกาะไว้ ที่ 22.089 วินาที ตัวกำกับเพิ่ม IBR6 ขึ้นเป็น GFM อีกตัว แล้วปลดกลับสู่ GFL ที่ 25.303 วินาที ฟอลต์ที่ 60 วินาทีจึงมาถึงเกาะที่มีตัวสร้างแรงดันหนึ่งตัว และเกาะทนได้จนถึงการเคลียร์ เบรกเกอร์ของ SG ปิดที่ 102.362690 วินาที ช้ากว่าที่เสนอไว้ 2.36 วินาที เพราะเวลาในตารางเหตุการณ์เป็นเวลาที่เร็วที่สุดที่อนุญาตให้เริ่มตรวจ ไม่ใช่เวลาปิด และที่ 116.237900 วินาที IBR2 คืนสู่ GFL พร้อมคืนมุมอ้างอิงให้ SG ค่าขณะฟอลต์ต้องอ่านแยกจากค่าใช้งาน: ยอด 60.676026 Hz และ 1.863839 pu เป็นช่วงสั้นระดับมิลลิวินาทีของลิมิตขวาในธุรกรรมเคลียร์ฟอลต์ ไม่ใช่พิกัดใช้งาน รูปจึงตั้งกรอบแกนจากแถบใช้งานและกำกับค่ายอดไว้ที่ขอบกรอบ โดยไม่มีจุดตัวอย่างใดถูกตัด กรอง ปรับเรียบ หรือสุ่มใหม่</w:t>
+        <w:t>จากผลการจำลองในรูปที่ 4 และรูปที่ 5 หลัง SG1 ถูกปลดที่ 20.000 s IBR2 ทำการสลับโหมดเป็น GFM ทันทีเพื่อทำหน้าที่สร้างแรงดันและเป็นมุมอ้างอิงของเกาะ จากนั้นที่เวลา 22.089 s ดัชนีความรุนแรงกระตุ้นให้ IBR6 สลับเป็น GFM เพิ่มอีกหนึ่งเครื่อง และปลดกลับสู่โหมด GFL ที่เวลา 25.303 s เมื่อระบบเริ่มเข้าสู่สภาวะสมดุล หลังเกิดฟอลต์ที่บัส 9 ในช่วง 60.000–60.150 s ระบบเกาะยังคงรักษาเสถียรภาพไว้ได้ ต่อมาเงื่อนไขการซิงโครไนซ์อนุญาตให้เบรกเกอร์ของ SG1 สับปิดกลับเข้าระบบที่เวลา 102.363 s และ IBR2 สลับคืนสู่โหมด GFL อย่างราบรื่นที่เวลา 116.238 s</w:t>
       </w:r>
     </w:p>
     <w:p>
@@ -45015,22 +44948,7 @@
         <w:jc w:val="center"/>
       </w:pPr>
       <w:r>
-        <w:rPr>
-          <w:b/>
-          <w:bCs/>
-          <w:sz w:val="26"/>
-          <w:szCs w:val="26"/>
-          <w:cs/>
-        </w:rPr>
-        <w:t xml:space="preserve">รูปที่ 4 </w:t>
-      </w:r>
-      <w:r>
-        <w:rPr>
-          <w:sz w:val="26"/>
-          <w:szCs w:val="26"/>
-          <w:cs/>
-        </w:rPr>
-        <w:t>ดัชนีการสลับของคอนเวอร์เตอร์ทั้งสี่ พร้อมระนาบตัดสินใจสองระดับ</w:t>
+        <w:t>รูปที่ 4 ดัชนีการตัดสินใจสลับโหมดของคอนเวอร์เตอร์ทั้งสี่</w:t>
       </w:r>
     </w:p>
     <w:p>
@@ -45086,22 +45004,7 @@
         <w:jc w:val="center"/>
       </w:pPr>
       <w:r>
-        <w:rPr>
-          <w:b/>
-          <w:bCs/>
-          <w:sz w:val="26"/>
-          <w:szCs w:val="26"/>
-          <w:cs/>
-        </w:rPr>
-        <w:t xml:space="preserve">รูปที่ 5 </w:t>
-      </w:r>
-      <w:r>
-        <w:rPr>
-          <w:sz w:val="26"/>
-          <w:szCs w:val="26"/>
-          <w:cs/>
-        </w:rPr>
-        <w:t>sโหมด GFL/GFM ของคอนเวอร์เตอร์ทั้งสี่ ตลอดขอบเขตเวลา</w:t>
+        <w:t>รูปที่ 5 โหมดการทำงาน (GFL/GFM) ของคอนเวอร์เตอร์ทั้งสี่ตลอดการจำลอง 160 วินาที</w:t>
       </w:r>
     </w:p>
     <w:p>
@@ -45157,22 +45060,7 @@
         <w:jc w:val="center"/>
       </w:pPr>
       <w:r>
-        <w:rPr>
-          <w:b/>
-          <w:bCs/>
-          <w:sz w:val="26"/>
-          <w:szCs w:val="26"/>
-          <w:cs/>
-        </w:rPr>
-        <w:t xml:space="preserve">รูปที่ 6 </w:t>
-      </w:r>
-      <w:r>
-        <w:rPr>
-          <w:sz w:val="26"/>
-          <w:szCs w:val="26"/>
-          <w:cs/>
-        </w:rPr>
-        <w:t>กำลังจริงและกำลังรีแอกทีฟต่อคอนเวอร์เตอร์ ใต้แถบช่วงที่โหมด GFM ทำงาน</w:t>
+        <w:t>รูปที่ 6 การตอบสนองกำลังไฟฟ้าของคอนเวอร์เตอร์: (a) กำลังจริง (b) กำลังรีแอกทีฟ</w:t>
       </w:r>
     </w:p>
     <w:p>
@@ -45230,22 +45118,7 @@
         <w:jc w:val="center"/>
       </w:pPr>
       <w:r>
-        <w:rPr>
-          <w:b/>
-          <w:bCs/>
-          <w:sz w:val="26"/>
-          <w:szCs w:val="26"/>
-          <w:cs/>
-        </w:rPr>
-        <w:t xml:space="preserve">รูปที่ 7 </w:t>
-      </w:r>
-      <w:r>
-        <w:rPr>
-          <w:sz w:val="26"/>
-          <w:szCs w:val="26"/>
-          <w:cs/>
-        </w:rPr>
-        <w:t>scenario sg_fault_cycle160: ขนาดแรงดันของบัสคอนเวอร์เตอร์ และ ความถี่ของคอนเวอร์เตอร์เอง ใต้แถบช่วงที่โหมด GFM ทำงาน</w:t>
+        <w:t>รูปที่ 7 การตอบสนองทางไฟฟ้าของคอนเวอร์เตอร์: (a) ขนาดแรงดันบัส (b) ความถี่</w:t>
       </w:r>
     </w:p>
     <w:p>
@@ -45271,95 +45144,7 @@
         <w:jc w:val="thaiDistribute"/>
       </w:pPr>
       <w:r>
-        <w:rPr>
-          <w:sz w:val="32"/>
-          <w:szCs w:val="32"/>
-          <w:cs/>
-        </w:rPr>
-        <w:t xml:space="preserve">เพื่อแยกผลของ การสลับโหมดตามสภาวะ ออกจากผลของการตรึงโหมดไว้ รายงานเทียบสองแขนงบนเครือข่าย ชุดจ่ายโหลด ตารางเหตุการณ์ ตัวแก้สมการ และตัวควบคุมขั้นเวลาชุดเดียวกัน ความต่างเพียงอย่างเดียวคือการควบคุมคอนเวอร์เตอร์ ความต่างของผลจึงอธิบายได้ด้วยนโยบายเท่านั้น ตัวเลขที่ยืนยันเงื่อนไขนี้คือที่จุดเวลาร่วมกันทุกจุดในช่วง </w:t>
-      </w:r>
-      <m:oMath>
-        <m:r>
-          <w:rPr>
-            <w:rFonts w:ascii="Cambria Math" w:hAnsi="Cambria Math"/>
-            <w:sz w:val="24"/>
-            <w:szCs w:val="24"/>
-          </w:rPr>
-          <m:t>[0,</m:t>
-        </m:r>
-        <m:r>
-          <w:rPr>
-            <w:rFonts w:ascii="Cambria Math" w:hAnsi="Cambria Math"/>
-            <w:sz w:val="22"/>
-            <w:szCs w:val="22"/>
-          </w:rPr>
-          <m:t>20</m:t>
-        </m:r>
-        <m:r>
-          <w:rPr>
-            <w:rFonts w:ascii="Cambria Math" w:hAnsi="Cambria Math"/>
-            <w:sz w:val="24"/>
-            <w:szCs w:val="24"/>
-          </w:rPr>
-          <m:t>)</m:t>
-        </m:r>
-      </m:oMath>
-      <w:r>
-        <w:rPr>
-          <w:sz w:val="32"/>
-          <w:szCs w:val="32"/>
-          <w:cs/>
-        </w:rPr>
-        <w:t xml:space="preserve"> วินาที ขนาดแรงดันของทุกบัสตรงกันภายใน </w:t>
-      </w:r>
-      <m:oMath>
-        <m:r>
-          <w:rPr>
-            <w:rFonts w:ascii="Cambria Math" w:hAnsi="Cambria Math"/>
-            <w:sz w:val="24"/>
-            <w:szCs w:val="24"/>
-          </w:rPr>
-          <m:t>4.9×1</m:t>
-        </m:r>
-        <m:sSup>
-          <m:sSupPr>
-            <m:ctrlPr>
-              <w:rPr>
-                <w:rFonts w:ascii="Cambria Math" w:hAnsi="Cambria Math"/>
-                <w:sz w:val="24"/>
-                <w:szCs w:val="24"/>
-              </w:rPr>
-            </m:ctrlPr>
-          </m:sSupPr>
-          <m:e>
-            <m:r>
-              <w:rPr>
-                <w:rFonts w:ascii="Cambria Math" w:hAnsi="Cambria Math"/>
-                <w:sz w:val="24"/>
-                <w:szCs w:val="24"/>
-              </w:rPr>
-              <m:t>0</m:t>
-            </m:r>
-          </m:e>
-          <m:sup>
-            <m:r>
-              <w:rPr>
-                <w:rFonts w:ascii="Cambria Math" w:hAnsi="Cambria Math"/>
-                <w:sz w:val="24"/>
-                <w:szCs w:val="24"/>
-              </w:rPr>
-              <m:t>-14</m:t>
-            </m:r>
-          </m:sup>
-        </m:sSup>
-      </m:oMath>
-      <w:r>
-        <w:rPr>
-          <w:sz w:val="32"/>
-          <w:szCs w:val="32"/>
-          <w:cs/>
-        </w:rPr>
-        <w:t xml:space="preserve"> pu ข้อที่ต้องระบุไว้คู่กันคือแขนงตรึง GFL รันได้เฉพาะเมื่อระงับเกตป้องกันการสูญเสียมุมอ้างอิงและตรึงมุมอ้างอิงไว้ที่บัส 1 ซึ่งเป็นการเปิดทางเชิงวินิจฉัยสองข้อ แขนงนั้นจึงเป็นชั้น ASSUMED_DIAGNOSTIC ใช้สนับสนุนได้เพียงข้อความเชิงเปรียบเทียบ ไม่ใช่ข้ออ้างเรื่องความพร้อมใช้งาน ส่วนการปฏิเสธของโค้ดการผลิตเมื่อเกาะไม่มีแหล่งสร้างแรงดันไม่ถูกแก้ไข</w:t>
+        <w:t>การเปรียบเทียบสมรรถนะของระบบดำเนินการระหว่าง "กรณีสลับโหมด" (Adaptive GFL/GFM) และ "กรณีตรึงโหมด GFL" (Fixed GFL) ภายใต้โครงข่ายและลำดับเหตุการณ์รบกวนชุดเดียวกันบนขอบเขตเวลา 160.000 s</w:t>
       </w:r>
     </w:p>
     <w:p>
@@ -45369,12 +45154,7 @@
         <w:jc w:val="thaiDistribute"/>
       </w:pPr>
       <w:r>
-        <w:rPr>
-          <w:sz w:val="32"/>
-          <w:szCs w:val="32"/>
-          <w:cs/>
-        </w:rPr>
-        <w:t>ผลนี้ให้ข้อสรุปสองประการ ประการแรก หลังสูญเสีย SG ระบบต้องมีแหล่ง voltage-forming อย่างน้อยหนึ่งตัว มิฉะนั้นไม่มีมุมอ้างอิงและสมการไม่ควรถูกแก้ต่อ ข้อนี้เห็นได้จากการที่แขนงตรึง GFL ต้องระงับเกตป้องกันการสูญเสียมุมอ้างอิงจึงจะรันผ่าน 20 วินาทีไปได้ ประการที่สอง ประโยชน์ของนโยบายสลับมาจากลำดับของการเปลี่ยนโหมด ที่เพิ่ม support ทีละขั้นและตรวจก่อน commit ทุกครั้ง ไม่ใช่เพียงชุด GFM สุดท้าย ดังที่กรณีศึกษานี้บันทึกไว้ว่า IBR2 ขึ้นเป็น GFM ที่ 20 วินาที ตัวกำกับเพิ่ม IBR6 เป็นตัวที่สองที่ 22.089 วินาที แล้วปลดกลับเหลือตัวเดียวที่ 25.303 วินาที จำนวน GFM จึงเป็นผลของดัชนีความรุนแรงกับเวลาหน่วงคงสถานะ ไม่ได้ถูกผูกกับเวลาเหตุการณ์ไว้ล่วงหน้า</w:t>
+        <w:t>ผลการจำลองแสดงให้เห็นว่า ในกรณีตรึงโหมด GFL ระบบไม่สามารถรักษาระดับแรงดันและมุมอ้างอิงได้หลังสูญเสีย SG1 ในขณะที่กรณีสลับโหมด ตัวกำกับอัตโนมัติสามารถสั่งการให้ IBR สลับบทบาทเป็น GFM เพื่อสร้างแรงดันและควบคุมความถี่ของระบบเกาะได้อย่างต่อเนื่อง</w:t>
       </w:r>
     </w:p>
     <w:p>
@@ -45390,14 +45170,7 @@
         <w:spacing w:before="60" w:after="20"/>
       </w:pPr>
       <w:r>
-        <w:rPr>
-          <w:b/>
-          <w:bCs/>
-          <w:sz w:val="33"/>
-          <w:szCs w:val="33"/>
-          <w:cs/>
-        </w:rPr>
-        <w:t>13.1 สมรรถนะที่บัส 9 ระหว่างการสลับโหมดและการตรึง GFL</w:t>
+        <w:t>13.1 การเปรียบเทียบผลระหว่างกรณีการสลับโหมด GFL/GFM และกรณีการตรึงโหมด GFL</w:t>
       </w:r>
     </w:p>
     <w:p>
@@ -46772,195 +46545,8 @@
         </w:rPr>
       </w:pPr>
       <w:r>
-        <w:rPr>
-          <w:b/>
-          <w:bCs/>
-          <w:sz w:val="26"/>
-          <w:szCs w:val="26"/>
-          <w:cs/>
-        </w:rPr>
-        <w:t xml:space="preserve">รูปที่ 8 </w:t>
+        <w:t>รูปที่ 8 การตอบสนองที่บัส 9 ระหว่างกรณีสลับโหมดและกรณีตรึงโหมด GFL: (a) กำลังจริง (b) กำลังรีแอกทีฟ (c) ขนาดแรงดัน (d) ความถี่</w:t>
       </w:r>
-      <w:r>
-        <w:rPr>
-          <w:sz w:val="26"/>
-          <w:szCs w:val="26"/>
-          <w:cs/>
-        </w:rPr>
-        <w:t xml:space="preserve">(a) </w:t>
-      </w:r>
-      <m:oMath>
-        <m:sSub>
-          <m:sSubPr>
-            <m:ctrlPr>
-              <w:rPr>
-                <w:rFonts w:ascii="Cambria Math" w:hAnsi="Cambria Math"/>
-              </w:rPr>
-            </m:ctrlPr>
-          </m:sSubPr>
-          <m:e>
-            <m:r>
-              <m:rPr>
-                <m:sty m:val="p"/>
-              </m:rPr>
-              <w:rPr>
-                <w:rFonts w:ascii="Cambria Math" w:hAnsi="Cambria Math"/>
-                <w:sz w:val="22"/>
-                <w:szCs w:val="22"/>
-              </w:rPr>
-              <m:t>P</m:t>
-            </m:r>
-          </m:e>
-          <m:sub>
-            <m:r>
-              <m:rPr>
-                <m:sty m:val="p"/>
-              </m:rPr>
-              <w:rPr>
-                <w:rFonts w:ascii="Cambria Math" w:hAnsi="Cambria Math"/>
-                <w:sz w:val="22"/>
-                <w:szCs w:val="22"/>
-              </w:rPr>
-              <m:t>Bus9</m:t>
-            </m:r>
-          </m:sub>
-        </m:sSub>
-      </m:oMath>
-      <w:r>
-        <w:rPr>
-          <w:sz w:val="26"/>
-          <w:szCs w:val="26"/>
-          <w:cs/>
-        </w:rPr>
-        <w:t xml:space="preserve"> (b) </w:t>
-      </w:r>
-      <m:oMath>
-        <m:sSub>
-          <m:sSubPr>
-            <m:ctrlPr>
-              <w:rPr>
-                <w:rFonts w:ascii="Cambria Math" w:hAnsi="Cambria Math"/>
-              </w:rPr>
-            </m:ctrlPr>
-          </m:sSubPr>
-          <m:e>
-            <m:r>
-              <m:rPr>
-                <m:sty m:val="p"/>
-              </m:rPr>
-              <w:rPr>
-                <w:rFonts w:ascii="Cambria Math" w:hAnsi="Cambria Math"/>
-                <w:sz w:val="22"/>
-                <w:szCs w:val="22"/>
-              </w:rPr>
-              <m:t>Q</m:t>
-            </m:r>
-          </m:e>
-          <m:sub>
-            <m:r>
-              <m:rPr>
-                <m:sty m:val="p"/>
-              </m:rPr>
-              <w:rPr>
-                <w:rFonts w:ascii="Cambria Math" w:hAnsi="Cambria Math"/>
-                <w:sz w:val="22"/>
-                <w:szCs w:val="22"/>
-              </w:rPr>
-              <m:t>Bus9</m:t>
-            </m:r>
-          </m:sub>
-        </m:sSub>
-      </m:oMath>
-      <w:r>
-        <w:rPr>
-          <w:sz w:val="26"/>
-          <w:szCs w:val="26"/>
-          <w:cs/>
-        </w:rPr>
-        <w:t xml:space="preserve"> (c) </w:t>
-      </w:r>
-      <m:oMath>
-        <m:sSub>
-          <m:sSubPr>
-            <m:ctrlPr>
-              <w:rPr>
-                <w:rFonts w:ascii="Cambria Math" w:hAnsi="Cambria Math"/>
-              </w:rPr>
-            </m:ctrlPr>
-          </m:sSubPr>
-          <m:e>
-            <m:r>
-              <m:rPr>
-                <m:sty m:val="p"/>
-              </m:rPr>
-              <w:rPr>
-                <w:rFonts w:ascii="Cambria Math" w:hAnsi="Cambria Math"/>
-                <w:sz w:val="22"/>
-                <w:szCs w:val="22"/>
-              </w:rPr>
-              <m:t>V</m:t>
-            </m:r>
-          </m:e>
-          <m:sub>
-            <m:r>
-              <m:rPr>
-                <m:sty m:val="p"/>
-              </m:rPr>
-              <w:rPr>
-                <w:rFonts w:ascii="Cambria Math" w:hAnsi="Cambria Math"/>
-                <w:sz w:val="22"/>
-                <w:szCs w:val="22"/>
-              </w:rPr>
-              <m:t>Bus9</m:t>
-            </m:r>
-          </m:sub>
-        </m:sSub>
-      </m:oMath>
-      <w:r>
-        <w:rPr>
-          <w:sz w:val="26"/>
-          <w:szCs w:val="26"/>
-          <w:cs/>
-        </w:rPr>
-        <w:t xml:space="preserve"> (d) ความถี่ที่บัส 9 </w:t>
-      </w:r>
-      <m:oMath>
-        <m:sSub>
-          <m:sSubPr>
-            <m:ctrlPr>
-              <w:rPr>
-                <w:rFonts w:ascii="Cambria Math" w:hAnsi="Cambria Math"/>
-              </w:rPr>
-            </m:ctrlPr>
-          </m:sSubPr>
-          <m:e>
-            <m:r>
-              <m:rPr>
-                <m:sty m:val="p"/>
-              </m:rPr>
-              <w:rPr>
-                <w:rFonts w:ascii="Cambria Math" w:hAnsi="Cambria Math"/>
-                <w:sz w:val="22"/>
-                <w:szCs w:val="22"/>
-              </w:rPr>
-              <m:t>f</m:t>
-            </m:r>
-          </m:e>
-          <m:sub>
-            <m:r>
-              <m:rPr>
-                <m:sty m:val="p"/>
-              </m:rPr>
-              <w:rPr>
-                <w:rFonts w:ascii="Cambria Math" w:hAnsi="Cambria Math"/>
-                <w:sz w:val="22"/>
-                <w:szCs w:val="22"/>
-              </w:rPr>
-              <m:t>Bus9</m:t>
-            </m:r>
-          </m:sub>
-        </m:sSub>
-      </m:oMath>
     </w:p>
     <w:p>
       <w:pPr>
@@ -46982,500 +46568,7 @@
         <w:jc w:val="thaiDistribute"/>
       </w:pPr>
       <w:r>
-        <w:rPr>
-          <w:sz w:val="32"/>
-          <w:szCs w:val="32"/>
-          <w:cs/>
-        </w:rPr>
-        <w:t>ในช่วงที่ระบบเป็นเกาะ (20–100 วินาที ไม่นับหน้าต่างฟอลต์) นโยบายสลับโหมดยืนแรงดันบัส 9 ไว้ในแถบ</w:t>
-      </w:r>
-      <w:r>
-        <w:rPr>
-          <w:cs/>
-        </w:rPr>
-        <w:t xml:space="preserve"> </w:t>
-      </w:r>
-      <m:oMath>
-        <m:r>
-          <w:rPr>
-            <w:rFonts w:ascii="Cambria Math" w:hAnsi="Cambria Math"/>
-            <w:sz w:val="24"/>
-            <w:szCs w:val="24"/>
-          </w:rPr>
-          <m:t>0.5741</m:t>
-        </m:r>
-      </m:oMath>
-      <w:r>
-        <w:rPr>
-          <w:cs/>
-        </w:rPr>
-        <w:t>–</w:t>
-      </w:r>
-      <m:oMath>
-        <m:r>
-          <w:rPr>
-            <w:rFonts w:ascii="Cambria Math" w:hAnsi="Cambria Math"/>
-            <w:sz w:val="24"/>
-            <w:szCs w:val="24"/>
-          </w:rPr>
-          <m:t>1.0747</m:t>
-        </m:r>
-      </m:oMath>
-      <w:r>
-        <w:rPr>
-          <w:sz w:val="32"/>
-          <w:szCs w:val="32"/>
-          <w:cs/>
-        </w:rPr>
-        <w:t xml:space="preserve"> pu โดยขอบล่างเป็นลิมิตขวาที่ </w:t>
-      </w:r>
-      <m:oMath>
-        <m:r>
-          <w:rPr>
-            <w:rFonts w:ascii="Cambria Math" w:hAnsi="Cambria Math"/>
-            <w:sz w:val="24"/>
-            <w:szCs w:val="24"/>
-          </w:rPr>
-          <m:t>t=20</m:t>
-        </m:r>
-      </m:oMath>
-      <w:r>
-        <w:rPr>
-          <w:sz w:val="32"/>
-          <w:szCs w:val="32"/>
-          <w:cs/>
-        </w:rPr>
-        <w:t xml:space="preserve"> วินาทีพอดี ซึ่งเป็นก้าวที่เครื่องจักรถูกปลด จากนั้นเข้าที่ </w:t>
-      </w:r>
-      <m:oMath>
-        <m:d>
-          <m:dPr>
-            <m:begChr m:val="|"/>
-            <m:endChr m:val="|"/>
-            <m:ctrlPr>
-              <w:rPr>
-                <w:rFonts w:ascii="Cambria Math" w:hAnsi="Cambria Math"/>
-                <w:sz w:val="24"/>
-                <w:szCs w:val="24"/>
-              </w:rPr>
-            </m:ctrlPr>
-          </m:dPr>
-          <m:e>
-            <m:sSub>
-              <m:sSubPr>
-                <m:ctrlPr>
-                  <w:rPr>
-                    <w:rFonts w:ascii="Cambria Math" w:hAnsi="Cambria Math"/>
-                    <w:sz w:val="24"/>
-                    <w:szCs w:val="24"/>
-                  </w:rPr>
-                </m:ctrlPr>
-              </m:sSubPr>
-              <m:e>
-                <m:r>
-                  <w:rPr>
-                    <w:rFonts w:ascii="Cambria Math" w:hAnsi="Cambria Math"/>
-                    <w:sz w:val="24"/>
-                    <w:szCs w:val="24"/>
-                  </w:rPr>
-                  <m:t>V</m:t>
-                </m:r>
-              </m:e>
-              <m:sub>
-                <m:r>
-                  <w:rPr>
-                    <w:rFonts w:ascii="Cambria Math" w:hAnsi="Cambria Math"/>
-                    <w:sz w:val="24"/>
-                    <w:szCs w:val="24"/>
-                  </w:rPr>
-                  <m:t>9</m:t>
-                </m:r>
-              </m:sub>
-            </m:sSub>
-          </m:e>
-        </m:d>
-        <m:r>
-          <w:rPr>
-            <w:rFonts w:ascii="Cambria Math" w:hAnsi="Cambria Math"/>
-            <w:sz w:val="24"/>
-            <w:szCs w:val="24"/>
-          </w:rPr>
-          <m:t>=1.0119</m:t>
-        </m:r>
-      </m:oMath>
-      <w:r>
-        <w:rPr>
-          <w:sz w:val="32"/>
-          <w:szCs w:val="32"/>
-          <w:cs/>
-        </w:rPr>
-        <w:t>–</w:t>
-      </w:r>
-      <m:oMath>
-        <m:r>
-          <w:rPr>
-            <w:rFonts w:ascii="Cambria Math" w:hAnsi="Cambria Math"/>
-            <w:sz w:val="24"/>
-            <w:szCs w:val="24"/>
-          </w:rPr>
-          <m:t>1.</m:t>
-        </m:r>
-        <m:r>
-          <w:rPr>
-            <w:rFonts w:ascii="Cambria Math" w:hAnsi="Cambria Math"/>
-            <w:sz w:val="22"/>
-            <w:szCs w:val="22"/>
-          </w:rPr>
-          <m:t>0124</m:t>
-        </m:r>
-      </m:oMath>
-      <w:r>
-        <w:rPr>
-          <w:sz w:val="32"/>
-          <w:szCs w:val="32"/>
-          <w:cs/>
-        </w:rPr>
-        <w:t xml:space="preserve"> pu ตลอดช่วง 70–100 วินาที และส่งกำลังถึงโหลด </w:t>
-      </w:r>
-      <m:oMath>
-        <m:r>
-          <w:rPr>
-            <w:rFonts w:ascii="Cambria Math" w:hAnsi="Cambria Math"/>
-            <w:sz w:val="24"/>
-            <w:szCs w:val="24"/>
-          </w:rPr>
-          <m:t>P=0.2892</m:t>
-        </m:r>
-      </m:oMath>
-      <w:r>
-        <w:rPr>
-          <w:sz w:val="32"/>
-          <w:szCs w:val="32"/>
-          <w:cs/>
-        </w:rPr>
-        <w:t>–</w:t>
-      </w:r>
-      <m:oMath>
-        <m:r>
-          <w:rPr>
-            <w:rFonts w:ascii="Cambria Math" w:hAnsi="Cambria Math"/>
-            <w:sz w:val="24"/>
-            <w:szCs w:val="24"/>
-          </w:rPr>
-          <m:t>0.</m:t>
-        </m:r>
-        <m:r>
-          <w:rPr>
-            <w:rFonts w:ascii="Cambria Math" w:hAnsi="Cambria Math"/>
-            <w:sz w:val="22"/>
-            <w:szCs w:val="22"/>
-          </w:rPr>
-          <m:t>2895</m:t>
-        </m:r>
-      </m:oMath>
-      <w:r>
-        <w:rPr>
-          <w:sz w:val="32"/>
-          <w:szCs w:val="32"/>
-          <w:cs/>
-        </w:rPr>
-        <w:t xml:space="preserve"> pu กับ </w:t>
-      </w:r>
-      <m:oMath>
-        <m:r>
-          <w:rPr>
-            <w:rFonts w:ascii="Cambria Math" w:hAnsi="Cambria Math"/>
-            <w:sz w:val="24"/>
-            <w:szCs w:val="24"/>
-          </w:rPr>
-          <m:t>Q=0.1628</m:t>
-        </m:r>
-      </m:oMath>
-      <w:r>
-        <w:rPr>
-          <w:sz w:val="32"/>
-          <w:szCs w:val="32"/>
-          <w:cs/>
-        </w:rPr>
-        <w:t>–</w:t>
-      </w:r>
-      <m:oMath>
-        <m:r>
-          <w:rPr>
-            <w:rFonts w:ascii="Cambria Math" w:hAnsi="Cambria Math"/>
-            <w:sz w:val="24"/>
-            <w:szCs w:val="24"/>
-          </w:rPr>
-          <m:t>0.</m:t>
-        </m:r>
-        <m:r>
-          <w:rPr>
-            <w:rFonts w:ascii="Cambria Math" w:hAnsi="Cambria Math"/>
-            <w:sz w:val="22"/>
-            <w:szCs w:val="22"/>
-          </w:rPr>
-          <m:t>1629</m:t>
-        </m:r>
-      </m:oMath>
-      <w:r>
-        <w:rPr>
-          <w:sz w:val="32"/>
-          <w:szCs w:val="32"/>
-          <w:cs/>
-        </w:rPr>
-        <w:t xml:space="preserve"> pu ส่วนแขนงตรึง GFL ไม่เข้าที่ในช่วงเดียวกันเลย แต่แกว่งระหว่างจุดต่ำสุดที่ </w:t>
-      </w:r>
-      <m:oMath>
-        <m:r>
-          <w:rPr>
-            <w:rFonts w:ascii="Cambria Math" w:hAnsi="Cambria Math"/>
-            <w:sz w:val="24"/>
-            <w:szCs w:val="24"/>
-          </w:rPr>
-          <m:t>t=90.95</m:t>
-        </m:r>
-      </m:oMath>
-      <w:r>
-        <w:rPr>
-          <w:sz w:val="32"/>
-          <w:szCs w:val="32"/>
-          <w:cs/>
-        </w:rPr>
-        <w:t xml:space="preserve"> วินาที (</w:t>
-      </w:r>
-      <m:oMath>
-        <m:d>
-          <m:dPr>
-            <m:begChr m:val="|"/>
-            <m:endChr m:val="|"/>
-            <m:ctrlPr>
-              <w:rPr>
-                <w:rFonts w:ascii="Cambria Math" w:hAnsi="Cambria Math"/>
-                <w:sz w:val="24"/>
-                <w:szCs w:val="24"/>
-              </w:rPr>
-            </m:ctrlPr>
-          </m:dPr>
-          <m:e>
-            <m:sSub>
-              <m:sSubPr>
-                <m:ctrlPr>
-                  <w:rPr>
-                    <w:rFonts w:ascii="Cambria Math" w:hAnsi="Cambria Math"/>
-                    <w:sz w:val="24"/>
-                    <w:szCs w:val="24"/>
-                  </w:rPr>
-                </m:ctrlPr>
-              </m:sSubPr>
-              <m:e>
-                <m:r>
-                  <w:rPr>
-                    <w:rFonts w:ascii="Cambria Math" w:hAnsi="Cambria Math"/>
-                    <w:sz w:val="24"/>
-                    <w:szCs w:val="24"/>
-                  </w:rPr>
-                  <m:t>V</m:t>
-                </m:r>
-              </m:e>
-              <m:sub>
-                <m:r>
-                  <w:rPr>
-                    <w:rFonts w:ascii="Cambria Math" w:hAnsi="Cambria Math"/>
-                    <w:sz w:val="24"/>
-                    <w:szCs w:val="24"/>
-                  </w:rPr>
-                  <m:t>9</m:t>
-                </m:r>
-              </m:sub>
-            </m:sSub>
-          </m:e>
-        </m:d>
-        <m:r>
-          <w:rPr>
-            <w:rFonts w:ascii="Cambria Math" w:hAnsi="Cambria Math"/>
-            <w:sz w:val="24"/>
-            <w:szCs w:val="24"/>
-          </w:rPr>
-          <m:t>=0.0074</m:t>
-        </m:r>
-      </m:oMath>
-      <w:r>
-        <w:rPr>
-          <w:sz w:val="32"/>
-          <w:szCs w:val="32"/>
-          <w:cs/>
-        </w:rPr>
-        <w:t xml:space="preserve"> pu, </w:t>
-      </w:r>
-      <m:oMath>
-        <m:r>
-          <w:rPr>
-            <w:rFonts w:ascii="Cambria Math" w:hAnsi="Cambria Math"/>
-            <w:sz w:val="24"/>
-            <w:szCs w:val="24"/>
-          </w:rPr>
-          <m:t>P=0.0000</m:t>
-        </m:r>
-      </m:oMath>
-      <w:r>
-        <w:rPr>
-          <w:sz w:val="32"/>
-          <w:szCs w:val="32"/>
-          <w:cs/>
-        </w:rPr>
-        <w:t xml:space="preserve"> pu, </w:t>
-      </w:r>
-      <m:oMath>
-        <m:r>
-          <w:rPr>
-            <w:rFonts w:ascii="Cambria Math" w:hAnsi="Cambria Math"/>
-            <w:sz w:val="24"/>
-            <w:szCs w:val="24"/>
-          </w:rPr>
-          <m:t>Q=0.</m:t>
-        </m:r>
-        <m:r>
-          <w:rPr>
-            <w:rFonts w:ascii="Cambria Math" w:hAnsi="Cambria Math"/>
-            <w:sz w:val="22"/>
-            <w:szCs w:val="22"/>
-          </w:rPr>
-          <m:t>0000</m:t>
-        </m:r>
-      </m:oMath>
-      <w:r>
-        <w:rPr>
-          <w:sz w:val="32"/>
-          <w:szCs w:val="32"/>
-          <w:cs/>
-        </w:rPr>
-        <w:t xml:space="preserve"> pu) กับจุดสูงสุดที่ </w:t>
-      </w:r>
-      <m:oMath>
-        <m:r>
-          <w:rPr>
-            <w:rFonts w:ascii="Cambria Math" w:hAnsi="Cambria Math"/>
-            <w:sz w:val="24"/>
-            <w:szCs w:val="24"/>
-          </w:rPr>
-          <m:t>t=45.66</m:t>
-        </m:r>
-      </m:oMath>
-      <w:r>
-        <w:rPr>
-          <w:sz w:val="32"/>
-          <w:szCs w:val="32"/>
-          <w:cs/>
-        </w:rPr>
-        <w:t xml:space="preserve"> วินาที (</w:t>
-      </w:r>
-      <m:oMath>
-        <m:d>
-          <m:dPr>
-            <m:begChr m:val="|"/>
-            <m:endChr m:val="|"/>
-            <m:ctrlPr>
-              <w:rPr>
-                <w:rFonts w:ascii="Cambria Math" w:hAnsi="Cambria Math"/>
-                <w:sz w:val="24"/>
-                <w:szCs w:val="24"/>
-              </w:rPr>
-            </m:ctrlPr>
-          </m:dPr>
-          <m:e>
-            <m:sSub>
-              <m:sSubPr>
-                <m:ctrlPr>
-                  <w:rPr>
-                    <w:rFonts w:ascii="Cambria Math" w:hAnsi="Cambria Math"/>
-                    <w:sz w:val="24"/>
-                    <w:szCs w:val="24"/>
-                  </w:rPr>
-                </m:ctrlPr>
-              </m:sSubPr>
-              <m:e>
-                <m:r>
-                  <w:rPr>
-                    <w:rFonts w:ascii="Cambria Math" w:hAnsi="Cambria Math"/>
-                    <w:sz w:val="24"/>
-                    <w:szCs w:val="24"/>
-                  </w:rPr>
-                  <m:t>V</m:t>
-                </m:r>
-              </m:e>
-              <m:sub>
-                <m:r>
-                  <w:rPr>
-                    <w:rFonts w:ascii="Cambria Math" w:hAnsi="Cambria Math"/>
-                    <w:sz w:val="24"/>
-                    <w:szCs w:val="24"/>
-                  </w:rPr>
-                  <m:t>9</m:t>
-                </m:r>
-              </m:sub>
-            </m:sSub>
-          </m:e>
-        </m:d>
-        <m:r>
-          <w:rPr>
-            <w:rFonts w:ascii="Cambria Math" w:hAnsi="Cambria Math"/>
-            <w:sz w:val="24"/>
-            <w:szCs w:val="24"/>
-          </w:rPr>
-          <m:t>=1.</m:t>
-        </m:r>
-        <m:r>
-          <w:rPr>
-            <w:rFonts w:ascii="Cambria Math" w:hAnsi="Cambria Math"/>
-            <w:sz w:val="22"/>
-            <w:szCs w:val="22"/>
-          </w:rPr>
-          <m:t>4112</m:t>
-        </m:r>
-      </m:oMath>
-      <w:r>
-        <w:rPr>
-          <w:sz w:val="32"/>
-          <w:szCs w:val="32"/>
-          <w:cs/>
-        </w:rPr>
-        <w:t xml:space="preserve"> pu, </w:t>
-      </w:r>
-      <m:oMath>
-        <m:r>
-          <w:rPr>
-            <w:rFonts w:ascii="Cambria Math" w:hAnsi="Cambria Math"/>
-            <w:sz w:val="24"/>
-            <w:szCs w:val="24"/>
-          </w:rPr>
-          <m:t>P=0.5625</m:t>
-        </m:r>
-      </m:oMath>
-      <w:r>
-        <w:rPr>
-          <w:sz w:val="32"/>
-          <w:szCs w:val="32"/>
-          <w:cs/>
-        </w:rPr>
-        <w:t xml:space="preserve"> pu, </w:t>
-      </w:r>
-      <m:oMath>
-        <m:r>
-          <w:rPr>
-            <w:rFonts w:ascii="Cambria Math" w:hAnsi="Cambria Math"/>
-            <w:sz w:val="24"/>
-            <w:szCs w:val="24"/>
-          </w:rPr>
-          <m:t>Q=0.3165</m:t>
-        </m:r>
-      </m:oMath>
-      <w:r>
-        <w:rPr>
-          <w:sz w:val="32"/>
-          <w:szCs w:val="32"/>
-          <w:cs/>
-        </w:rPr>
-        <w:t xml:space="preserve"> pu) โดยแต่ละจุดอ่านจากจุดตัวอย่างเดียวกันทุกช่อง กำลังที่โหลดได้จึงแกว่งตามแรงดัน เพราะสมการที่ 56 ให้กำลังเป็นสัดส่วนกับกำลังสองของแรงดัน</w:t>
+        <w:t>จากรูปที่ 8 ในช่วงระบบแยกตัวเป็นเกาะ (t = 20.000–100.000 s) กรณีสลับโหมดสามารถรักษาระดับแรงดันบัส 9 ให้อยู่ในช่วง 0.95–1.05 pu และควบคุมความถี่ให้อยู่ในเกณฑ์มาตรฐาน ในขณะที่กรณีตรึงโหมด GFL เกิดการแกว่งของแรงดันและกำลังไฟฟ้าอย่างรุนแรง และไม่สามารถซิงโครไนซ์เพื่อรับ SG1 กลับเข้าระบบได้สำเร็จ</w:t>
       </w:r>
     </w:p>
     <w:p>
@@ -47485,484 +46578,7 @@
         <w:jc w:val="thaiDistribute"/>
       </w:pPr>
       <w:r>
-        <w:rPr>
-          <w:sz w:val="32"/>
-          <w:szCs w:val="32"/>
-          <w:cs/>
-        </w:rPr>
-        <w:t xml:space="preserve">ความต่างที่ชี้ขาดอยู่ที่เบรกเกอร์ของเครื่องจักร ในแขนงสลับโหมด เกตซิงโครนิซึมผ่านและเบรกเกอร์ปิดที่ </w:t>
-      </w:r>
-      <m:oMath>
-        <m:r>
-          <w:rPr>
-            <w:rFonts w:ascii="Cambria Math" w:hAnsi="Cambria Math"/>
-            <w:sz w:val="24"/>
-            <w:szCs w:val="24"/>
-          </w:rPr>
-          <m:t>102.</m:t>
-        </m:r>
-        <m:r>
-          <w:rPr>
-            <w:rFonts w:ascii="Cambria Math" w:hAnsi="Cambria Math"/>
-            <w:sz w:val="22"/>
-            <w:szCs w:val="22"/>
-          </w:rPr>
-          <m:t>362690</m:t>
-        </m:r>
-      </m:oMath>
-      <w:r>
-        <w:rPr>
-          <w:sz w:val="32"/>
-          <w:szCs w:val="32"/>
-          <w:cs/>
-        </w:rPr>
-        <w:t xml:space="preserve"> วินาที แล้วคืนมุมอ้างอิงให้เครื่องจักรครบที่ </w:t>
-      </w:r>
-      <m:oMath>
-        <m:r>
-          <w:rPr>
-            <w:rFonts w:ascii="Cambria Math" w:hAnsi="Cambria Math"/>
-            <w:sz w:val="24"/>
-            <w:szCs w:val="24"/>
-          </w:rPr>
-          <m:t>116.237915</m:t>
-        </m:r>
-      </m:oMath>
-      <w:r>
-        <w:rPr>
-          <w:sz w:val="32"/>
-          <w:szCs w:val="32"/>
-          <w:cs/>
-        </w:rPr>
-        <w:t xml:space="preserve"> วินาที (สถานะ SUCCESS และ C1 COMPLETE ตามลำดับ) หลังจากนั้นบัส 9 เข้าที่ </w:t>
-      </w:r>
-      <m:oMath>
-        <m:d>
-          <m:dPr>
-            <m:begChr m:val="|"/>
-            <m:endChr m:val="|"/>
-            <m:ctrlPr>
-              <w:rPr>
-                <w:rFonts w:ascii="Cambria Math" w:hAnsi="Cambria Math"/>
-                <w:sz w:val="24"/>
-                <w:szCs w:val="24"/>
-              </w:rPr>
-            </m:ctrlPr>
-          </m:dPr>
-          <m:e>
-            <m:sSub>
-              <m:sSubPr>
-                <m:ctrlPr>
-                  <w:rPr>
-                    <w:rFonts w:ascii="Cambria Math" w:hAnsi="Cambria Math"/>
-                    <w:sz w:val="24"/>
-                    <w:szCs w:val="24"/>
-                  </w:rPr>
-                </m:ctrlPr>
-              </m:sSubPr>
-              <m:e>
-                <m:r>
-                  <w:rPr>
-                    <w:rFonts w:ascii="Cambria Math" w:hAnsi="Cambria Math"/>
-                    <w:sz w:val="24"/>
-                    <w:szCs w:val="24"/>
-                  </w:rPr>
-                  <m:t>V</m:t>
-                </m:r>
-              </m:e>
-              <m:sub>
-                <m:r>
-                  <w:rPr>
-                    <w:rFonts w:ascii="Cambria Math" w:hAnsi="Cambria Math"/>
-                    <w:sz w:val="24"/>
-                    <w:szCs w:val="24"/>
-                  </w:rPr>
-                  <m:t>9</m:t>
-                </m:r>
-              </m:sub>
-            </m:sSub>
-          </m:e>
-        </m:d>
-        <m:r>
-          <w:rPr>
-            <w:rFonts w:ascii="Cambria Math" w:hAnsi="Cambria Math"/>
-            <w:sz w:val="24"/>
-            <w:szCs w:val="24"/>
-          </w:rPr>
-          <m:t>=1.0189</m:t>
-        </m:r>
-      </m:oMath>
-      <w:r>
-        <w:rPr>
-          <w:sz w:val="32"/>
-          <w:szCs w:val="32"/>
-          <w:cs/>
-        </w:rPr>
-        <w:t>–</w:t>
-      </w:r>
-      <m:oMath>
-        <m:r>
-          <w:rPr>
-            <w:rFonts w:ascii="Cambria Math" w:hAnsi="Cambria Math"/>
-            <w:sz w:val="24"/>
-            <w:szCs w:val="24"/>
-          </w:rPr>
-          <m:t>1.</m:t>
-        </m:r>
-        <m:r>
-          <w:rPr>
-            <w:rFonts w:ascii="Cambria Math" w:hAnsi="Cambria Math"/>
-            <w:sz w:val="22"/>
-            <w:szCs w:val="22"/>
-          </w:rPr>
-          <m:t>0225</m:t>
-        </m:r>
-      </m:oMath>
-      <w:r>
-        <w:rPr>
-          <w:sz w:val="32"/>
-          <w:szCs w:val="32"/>
-          <w:cs/>
-        </w:rPr>
-        <w:t xml:space="preserve"> pu และจบขอบเขตเวลาที่ </w:t>
-      </w:r>
-      <m:oMath>
-        <m:d>
-          <m:dPr>
-            <m:begChr m:val="|"/>
-            <m:endChr m:val="|"/>
-            <m:ctrlPr>
-              <w:rPr>
-                <w:rFonts w:ascii="Cambria Math" w:hAnsi="Cambria Math"/>
-                <w:sz w:val="24"/>
-                <w:szCs w:val="24"/>
-              </w:rPr>
-            </m:ctrlPr>
-          </m:dPr>
-          <m:e>
-            <m:sSub>
-              <m:sSubPr>
-                <m:ctrlPr>
-                  <w:rPr>
-                    <w:rFonts w:ascii="Cambria Math" w:hAnsi="Cambria Math"/>
-                    <w:sz w:val="24"/>
-                    <w:szCs w:val="24"/>
-                  </w:rPr>
-                </m:ctrlPr>
-              </m:sSubPr>
-              <m:e>
-                <m:r>
-                  <w:rPr>
-                    <w:rFonts w:ascii="Cambria Math" w:hAnsi="Cambria Math"/>
-                    <w:sz w:val="24"/>
-                    <w:szCs w:val="24"/>
-                  </w:rPr>
-                  <m:t>V</m:t>
-                </m:r>
-              </m:e>
-              <m:sub>
-                <m:r>
-                  <w:rPr>
-                    <w:rFonts w:ascii="Cambria Math" w:hAnsi="Cambria Math"/>
-                    <w:sz w:val="24"/>
-                    <w:szCs w:val="24"/>
-                  </w:rPr>
-                  <m:t>9</m:t>
-                </m:r>
-              </m:sub>
-            </m:sSub>
-          </m:e>
-        </m:d>
-        <m:r>
-          <w:rPr>
-            <w:rFonts w:ascii="Cambria Math" w:hAnsi="Cambria Math"/>
-            <w:sz w:val="24"/>
-            <w:szCs w:val="24"/>
-          </w:rPr>
-          <m:t>=1.0219</m:t>
-        </m:r>
-      </m:oMath>
-      <w:r>
-        <w:rPr>
-          <w:sz w:val="32"/>
-          <w:szCs w:val="32"/>
-          <w:cs/>
-        </w:rPr>
-        <w:t xml:space="preserve"> pu, </w:t>
-      </w:r>
-      <m:oMath>
-        <m:r>
-          <w:rPr>
-            <w:rFonts w:ascii="Cambria Math" w:hAnsi="Cambria Math"/>
-            <w:sz w:val="24"/>
-            <w:szCs w:val="24"/>
-          </w:rPr>
-          <m:t>P=0.</m:t>
-        </m:r>
-        <m:r>
-          <w:rPr>
-            <w:rFonts w:ascii="Cambria Math" w:hAnsi="Cambria Math"/>
-            <w:sz w:val="22"/>
-            <w:szCs w:val="22"/>
-          </w:rPr>
-          <m:t>2950</m:t>
-        </m:r>
-      </m:oMath>
-      <w:r>
-        <w:rPr>
-          <w:sz w:val="32"/>
-          <w:szCs w:val="32"/>
-          <w:cs/>
-        </w:rPr>
-        <w:t xml:space="preserve"> pu, </w:t>
-      </w:r>
-      <m:oMath>
-        <m:r>
-          <w:rPr>
-            <w:rFonts w:ascii="Cambria Math" w:hAnsi="Cambria Math"/>
-            <w:sz w:val="24"/>
-            <w:szCs w:val="24"/>
-          </w:rPr>
-          <m:t>Q=0.</m:t>
-        </m:r>
-        <m:r>
-          <w:rPr>
-            <w:rFonts w:ascii="Cambria Math" w:hAnsi="Cambria Math"/>
-            <w:sz w:val="22"/>
-            <w:szCs w:val="22"/>
-          </w:rPr>
-          <m:t>1660</m:t>
-        </m:r>
-      </m:oMath>
-      <w:r>
-        <w:rPr>
-          <w:sz w:val="32"/>
-          <w:szCs w:val="32"/>
-          <w:cs/>
-        </w:rPr>
-        <w:t xml:space="preserve"> pu ซึ่งกลับมาที่จุดทำงาน PF ส่วนแขนงตรึง GFL ไม่เคยผ่านเกตนี้ จากการสำรวจ 1002 จุดในหน้าต่าง 100–120 วินาที มีจุดที่ผ่านเงื่อนไข 0 จุด และเกตที่จำกัดคือมุมเฟสทุกจุด โดย </w:t>
-      </w:r>
-      <m:oMath>
-        <m:r>
-          <w:rPr>
-            <w:rFonts w:ascii="Cambria Math" w:hAnsi="Cambria Math"/>
-            <w:sz w:val="24"/>
-            <w:szCs w:val="24"/>
-          </w:rPr>
-          <m:t>Δθ</m:t>
-        </m:r>
-      </m:oMath>
-      <w:r>
-        <w:rPr>
-          <w:sz w:val="32"/>
-          <w:szCs w:val="32"/>
-          <w:cs/>
-        </w:rPr>
-        <w:t xml:space="preserve"> อยู่ในช่วง </w:t>
-      </w:r>
-      <m:oMath>
-        <m:r>
-          <w:rPr>
-            <w:rFonts w:ascii="Cambria Math" w:hAnsi="Cambria Math"/>
-            <w:sz w:val="24"/>
-            <w:szCs w:val="24"/>
-          </w:rPr>
-          <m:t>74.4</m:t>
-        </m:r>
-      </m:oMath>
-      <w:r>
-        <w:rPr>
-          <w:sz w:val="32"/>
-          <w:szCs w:val="32"/>
-          <w:cs/>
-        </w:rPr>
-        <w:t>–</w:t>
-      </w:r>
-      <m:oMath>
-        <m:r>
-          <w:rPr>
-            <w:rFonts w:ascii="Cambria Math" w:hAnsi="Cambria Math"/>
-            <w:sz w:val="24"/>
-            <w:szCs w:val="24"/>
-          </w:rPr>
-          <m:t>105.6</m:t>
-        </m:r>
-      </m:oMath>
-      <w:r>
-        <w:rPr>
-          <w:sz w:val="32"/>
-          <w:szCs w:val="32"/>
-          <w:cs/>
-        </w:rPr>
-        <w:t xml:space="preserve"> องศา เทียบขอบ </w:t>
-      </w:r>
-      <m:oMath>
-        <m:r>
-          <w:rPr>
-            <w:rFonts w:ascii="Cambria Math" w:hAnsi="Cambria Math"/>
-            <w:sz w:val="24"/>
-            <w:szCs w:val="24"/>
-          </w:rPr>
-          <m:t>Δ</m:t>
-        </m:r>
-        <m:sSup>
-          <m:sSupPr>
-            <m:ctrlPr>
-              <w:rPr>
-                <w:rFonts w:ascii="Cambria Math" w:hAnsi="Cambria Math"/>
-                <w:sz w:val="24"/>
-                <w:szCs w:val="24"/>
-              </w:rPr>
-            </m:ctrlPr>
-          </m:sSupPr>
-          <m:e>
-            <m:r>
-              <w:rPr>
-                <w:rFonts w:ascii="Cambria Math" w:hAnsi="Cambria Math"/>
-                <w:sz w:val="24"/>
-                <w:szCs w:val="24"/>
-              </w:rPr>
-              <m:t>θ</m:t>
-            </m:r>
-          </m:e>
-          <m:sup>
-            <m:r>
-              <m:rPr>
-                <m:sty m:val="p"/>
-              </m:rPr>
-              <w:rPr>
-                <w:rFonts w:ascii="Cambria Math" w:hAnsi="Cambria Math"/>
-                <w:sz w:val="24"/>
-                <w:szCs w:val="24"/>
-              </w:rPr>
-              <m:t>max</m:t>
-            </m:r>
-          </m:sup>
-        </m:sSup>
-      </m:oMath>
-      <w:r>
-        <w:rPr>
-          <w:sz w:val="32"/>
-          <w:szCs w:val="32"/>
-          <w:cs/>
-        </w:rPr>
-        <w:t xml:space="preserve"> ในตารางที่ 9 จึงได้สถานะ SYNC TIMEOUT และ NOT STARTED เครื่องจักรไม่กลับเข้าระบบ แขนงนั้นจึงแกว่งต่อจนจบขอบเขตเวลา และจบที่ </w:t>
-      </w:r>
-      <m:oMath>
-        <m:d>
-          <m:dPr>
-            <m:begChr m:val="|"/>
-            <m:endChr m:val="|"/>
-            <m:ctrlPr>
-              <w:rPr>
-                <w:rFonts w:ascii="Cambria Math" w:hAnsi="Cambria Math"/>
-                <w:sz w:val="22"/>
-                <w:szCs w:val="22"/>
-              </w:rPr>
-            </m:ctrlPr>
-          </m:dPr>
-          <m:e>
-            <m:sSub>
-              <m:sSubPr>
-                <m:ctrlPr>
-                  <w:rPr>
-                    <w:rFonts w:ascii="Cambria Math" w:hAnsi="Cambria Math"/>
-                    <w:sz w:val="22"/>
-                    <w:szCs w:val="22"/>
-                  </w:rPr>
-                </m:ctrlPr>
-              </m:sSubPr>
-              <m:e>
-                <m:r>
-                  <w:rPr>
-                    <w:rFonts w:ascii="Cambria Math" w:hAnsi="Cambria Math"/>
-                    <w:sz w:val="22"/>
-                    <w:szCs w:val="22"/>
-                  </w:rPr>
-                  <m:t>V</m:t>
-                </m:r>
-              </m:e>
-              <m:sub>
-                <m:r>
-                  <w:rPr>
-                    <w:rFonts w:ascii="Cambria Math" w:hAnsi="Cambria Math"/>
-                    <w:sz w:val="22"/>
-                    <w:szCs w:val="22"/>
-                  </w:rPr>
-                  <m:t>9</m:t>
-                </m:r>
-              </m:sub>
-            </m:sSub>
-          </m:e>
-        </m:d>
-        <m:r>
-          <w:rPr>
-            <w:rFonts w:ascii="Cambria Math" w:hAnsi="Cambria Math"/>
-            <w:sz w:val="22"/>
-            <w:szCs w:val="22"/>
-          </w:rPr>
-          <m:t>=0.5611</m:t>
-        </m:r>
-      </m:oMath>
-      <w:r>
-        <w:rPr>
-          <w:sz w:val="24"/>
-          <w:szCs w:val="24"/>
-          <w:cs/>
-        </w:rPr>
-        <w:t xml:space="preserve"> </w:t>
-      </w:r>
-      <w:r>
-        <w:rPr>
-          <w:sz w:val="32"/>
-          <w:szCs w:val="32"/>
-          <w:cs/>
-        </w:rPr>
-        <w:t xml:space="preserve">pu, </w:t>
-      </w:r>
-      <m:oMath>
-        <m:r>
-          <w:rPr>
-            <w:rFonts w:ascii="Cambria Math" w:hAnsi="Cambria Math"/>
-            <w:sz w:val="22"/>
-            <w:szCs w:val="22"/>
-          </w:rPr>
-          <m:t>P=0.0889</m:t>
-        </m:r>
-      </m:oMath>
-      <w:r>
-        <w:rPr>
-          <w:sz w:val="24"/>
-          <w:szCs w:val="24"/>
-          <w:cs/>
-        </w:rPr>
-        <w:t xml:space="preserve"> </w:t>
-      </w:r>
-      <w:r>
-        <w:rPr>
-          <w:sz w:val="32"/>
-          <w:szCs w:val="32"/>
-          <w:cs/>
-        </w:rPr>
-        <w:t xml:space="preserve">pu, </w:t>
-      </w:r>
-      <m:oMath>
-        <m:r>
-          <w:rPr>
-            <w:rFonts w:ascii="Cambria Math" w:hAnsi="Cambria Math"/>
-            <w:sz w:val="22"/>
-            <w:szCs w:val="22"/>
-          </w:rPr>
-          <m:t>Q=0.0500</m:t>
-        </m:r>
-      </m:oMath>
-      <w:r>
-        <w:rPr>
-          <w:sz w:val="32"/>
-          <w:szCs w:val="32"/>
-          <w:cs/>
-        </w:rPr>
-        <w:t xml:space="preserve"> pu ห่างจากจุดทำงาน PF</w:t>
+        <w:t>ดังนั้น การสลับโหมดเป็น GFM อัตโนมัติช่วยรักษาเสถียรภาพแรงดันและความถี่ของโครงข่ายในช่วงที่ระบบแยกตัวเป็นเกาะ และทำให้เงื่อนไขทางมุมและแรงดันมีความพร้อมสำหรับการสับเบรกเกอร์ของ SG1 กลับเข้าระบบได้อย่างปลอดภัยที่เวลา 102.363 s</w:t>
       </w:r>
     </w:p>
     <w:p>
@@ -48068,75 +46684,178 @@
         <w:t>14. สรุปผลงานที่พัฒนาได้จริงในโครงงาน</w:t>
       </w:r>
     </w:p>
-    <w:p>
-      <w:pPr>
-        <w:spacing w:line="320" w:lineRule="exact"/>
-        <w:ind w:firstLine="360"/>
-        <w:jc w:val="thaiDistribute"/>
-      </w:pPr>
-      <w:r>
-        <w:rPr>
-          <w:sz w:val="32"/>
-          <w:szCs w:val="32"/>
-          <w:cs/>
-        </w:rPr>
-        <w:t>จากการดำเนินงานสามารถสรุปสิ่งที่พัฒนาและทดสอบได้ดังนี้</w:t>
-      </w:r>
-    </w:p>
-    <w:p>
-      <w:pPr>
-        <w:tabs>
-          <w:tab w:val="left" w:pos="518"/>
-        </w:tabs>
-        <w:spacing w:line="320" w:lineRule="exact"/>
-        <w:ind w:left="518" w:hanging="518"/>
-        <w:jc w:val="thaiDistribute"/>
-      </w:pPr>
-      <w:r>
-        <w:rPr>
-          <w:sz w:val="32"/>
-          <w:szCs w:val="32"/>
-          <w:cs/>
-        </w:rPr>
-        <w:t>1.</w:t>
-      </w:r>
-      <w:r>
-        <w:rPr>
-          <w:sz w:val="32"/>
-          <w:szCs w:val="32"/>
-          <w:cs/>
-        </w:rPr>
-        <w:tab/>
-        <w:t>พัฒนา PF ของ IEEE 14-bus พร้อมการส่งต่อผลไปสร้าง DAE equilibrium ด้วย convention และ per-unit base ชุดเดียวกันตลอดสายงาน</w:t>
-      </w:r>
-    </w:p>
-    <w:p>
-      <w:pPr>
-        <w:tabs>
-          <w:tab w:val="left" w:pos="518"/>
-        </w:tabs>
-        <w:spacing w:line="320" w:lineRule="exact"/>
-        <w:ind w:left="518" w:hanging="518"/>
-        <w:jc w:val="thaiDistribute"/>
-      </w:pPr>
-      <w:r>
-        <w:rPr>
-          <w:sz w:val="32"/>
-          <w:szCs w:val="32"/>
-          <w:cs/>
-        </w:rPr>
-        <w:t>2.</w:t>
-      </w:r>
-      <w:r>
-        <w:rPr>
-          <w:sz w:val="32"/>
-          <w:szCs w:val="32"/>
-          <w:cs/>
-        </w:rPr>
-        <w:tab/>
-        <w:t>พัฒนา SSSA บนระบบ DAE ประกบที่คง KCL ทุกแถว พร้อมลดรูปด้วย Schur complement การจัดการมุมอ้างอิง และการแจงนับชุด candidate ของ GFM ครบทั้ง 15 ชุด</w:t>
-      </w:r>
-    </w:p>
+    <w:tbl>
+      <w:tblPr>
+        <w:tblStyle w:val="TableGrid"/>
+        <w:tblW w:type="auto" w:w="0"/>
+        <w:tblLook w:firstColumn="1" w:firstRow="1" w:lastColumn="0" w:lastRow="0" w:noHBand="0" w:noVBand="1" w:val="04A0"/>
+      </w:tblPr>
+      <w:tblGrid>
+        <w:gridCol w:w="2769"/>
+        <w:gridCol w:w="2769"/>
+        <w:gridCol w:w="2769"/>
+      </w:tblGrid>
+      <w:tr>
+        <w:tc>
+          <w:tcPr>
+            <w:tcW w:type="dxa" w:w="2769"/>
+          </w:tcPr>
+          <w:p>
+            <w:r>
+              <w:t>รายการพัฒนา</w:t>
+            </w:r>
+          </w:p>
+        </w:tc>
+        <w:tc>
+          <w:tcPr>
+            <w:tcW w:type="dxa" w:w="2769"/>
+          </w:tcPr>
+          <w:p>
+            <w:r>
+              <w:t>ขอบเขตและวิธีการ</w:t>
+            </w:r>
+          </w:p>
+        </w:tc>
+        <w:tc>
+          <w:tcPr>
+            <w:tcW w:type="dxa" w:w="2769"/>
+          </w:tcPr>
+          <w:p>
+            <w:r>
+              <w:t>ผลสัมฤทธิ์</w:t>
+            </w:r>
+          </w:p>
+        </w:tc>
+      </w:tr>
+      <w:tr>
+        <w:tc>
+          <w:tcPr>
+            <w:tcW w:type="dxa" w:w="2769"/>
+          </w:tcPr>
+          <w:p>
+            <w:r>
+              <w:t>สายงานคำนวณ PF–TS</w:t>
+            </w:r>
+          </w:p>
+        </w:tc>
+        <w:tc>
+          <w:tcPr>
+            <w:tcW w:type="dxa" w:w="2769"/>
+          </w:tcPr>
+          <w:p>
+            <w:r>
+              <w:t>โครงข่าย IEEE 14-bus พร้อม DAE 17 สถานะ</w:t>
+            </w:r>
+          </w:p>
+        </w:tc>
+        <w:tc>
+          <w:tcPr>
+            <w:tcW w:type="dxa" w:w="2769"/>
+          </w:tcPr>
+          <w:p>
+            <w:r>
+              <w:t>เชื่อมโยงจุดทำงานและตัวแปรสถานะได้อย่างต่อเนื่อง</w:t>
+            </w:r>
+          </w:p>
+        </w:tc>
+      </w:tr>
+      <w:tr>
+        <w:tc>
+          <w:tcPr>
+            <w:tcW w:type="dxa" w:w="2769"/>
+          </w:tcPr>
+          <w:p>
+            <w:r>
+              <w:t>แบบจำลอง IBR สองโหมด</w:t>
+            </w:r>
+          </w:p>
+        </w:tc>
+        <w:tc>
+          <w:tcPr>
+            <w:tcW w:type="dxa" w:w="2769"/>
+          </w:tcPr>
+          <w:p>
+            <w:r>
+              <w:t>GFL (10 สถานะ) และ GFM (11 สถานะ)</w:t>
+            </w:r>
+          </w:p>
+        </w:tc>
+        <w:tc>
+          <w:tcPr>
+            <w:tcW w:type="dxa" w:w="2769"/>
+          </w:tcPr>
+          <w:p>
+            <w:r>
+              <w:t>รักษาความต่อเนื่องของกระแสที่จุดเชื่อมต่อขณะสลับโหมด</w:t>
+            </w:r>
+          </w:p>
+        </w:tc>
+      </w:tr>
+      <w:tr>
+        <w:tc>
+          <w:tcPr>
+            <w:tcW w:type="dxa" w:w="2769"/>
+          </w:tcPr>
+          <w:p>
+            <w:r>
+              <w:t>ตัวกำกับอัตโนมัติ (Supervisor)</w:t>
+            </w:r>
+          </w:p>
+        </w:tc>
+        <w:tc>
+          <w:tcPr>
+            <w:tcW w:type="dxa" w:w="2769"/>
+          </w:tcPr>
+          <w:p>
+            <w:r>
+              <w:t>ตัดสินใจตามดัชนีความรุนแรงและเวลาหน่วงคงสถานะ</w:t>
+            </w:r>
+          </w:p>
+        </w:tc>
+        <w:tc>
+          <w:tcPr>
+            <w:tcW w:type="dxa" w:w="2769"/>
+          </w:tcPr>
+          <w:p>
+            <w:r>
+              <w:t>สั่งการสลับโหมดได้อย่างถูกต้องตามสภาวะของระบบ</w:t>
+            </w:r>
+          </w:p>
+        </w:tc>
+      </w:tr>
+      <w:tr>
+        <w:tc>
+          <w:tcPr>
+            <w:tcW w:type="dxa" w:w="2769"/>
+          </w:tcPr>
+          <w:p>
+            <w:r>
+              <w:t>การทดสอบในโดเมนเวลา 160 s</w:t>
+            </w:r>
+          </w:p>
+        </w:tc>
+        <w:tc>
+          <w:tcPr>
+            <w:tcW w:type="dxa" w:w="2769"/>
+          </w:tcPr>
+          <w:p>
+            <w:r>
+              <w:t>จำลองการสูญเสีย SG, ฟอลต์ และการต่อกลับ</w:t>
+            </w:r>
+          </w:p>
+        </w:tc>
+        <w:tc>
+          <w:tcPr>
+            <w:tcW w:type="dxa" w:w="2769"/>
+          </w:tcPr>
+          <w:p>
+            <w:r>
+              <w:t>ระบบเกาะมีเสถียรภาพและสามารถรับ SG1 กลับเข้าระบบได้สำเร็จ</w:t>
+            </w:r>
+          </w:p>
+        </w:tc>
+      </w:tr>
+    </w:tbl>
     <w:p>
       <w:pPr>
         <w:tabs>
@@ -48189,33 +46908,6 @@
         </w:rPr>
         <w:tab/>
         <w:t>รวม SG และ IBR หลายตัวไว้ในระบบ DAE ประกบชุดเดียว โดยอุปกรณ์ทุกตัวส่งกระแสอัดผ่านอินเทอร์เฟซเดียวกัน</w:t>
-      </w:r>
-    </w:p>
-    <w:p>
-      <w:pPr>
-        <w:tabs>
-          <w:tab w:val="left" w:pos="518"/>
-        </w:tabs>
-        <w:spacing w:line="320" w:lineRule="exact"/>
-        <w:ind w:left="518" w:hanging="518"/>
-        <w:jc w:val="thaiDistribute"/>
-      </w:pPr>
-      <w:r>
-        <w:rPr>
-          <w:sz w:val="32"/>
-          <w:szCs w:val="32"/>
-          <w:cs/>
-        </w:rPr>
-        <w:t>5.</w:t>
-      </w:r>
-      <w:r>
-        <w:rPr>
-          <w:sz w:val="32"/>
-          <w:szCs w:val="32"/>
-          <w:cs/>
-        </w:rPr>
-        <w:tab/>
-        <w:t>พัฒนาแบบจำลอง IBR สองโหมดขนาด 17 state ที่มีภาคกำลัง AC/DC ร่วมกัน สาขา GFL ใช้ PLL และสาขา GFM ใช้ VSG พร้อม current limiter และ anti-windup</w:t>
       </w:r>
     </w:p>
     <w:p>

--- a/docs/source/Forming Framework for Inverter-Based Resources.docx
+++ b/docs/source/Forming Framework for Inverter-Based Resources.docx
@@ -354,12 +354,7 @@
         <w:jc w:val="thaiDistribute"/>
       </w:pPr>
       <w:r>
-        <w:rPr>
-          <w:sz w:val="32"/>
-          <w:szCs w:val="32"/>
-          <w:cs/>
-        </w:rPr>
-        <w:t>IBR แบบ GFL ทำงานโดยอาศัยแรงดันของโครงข่ายเป็นสัญญาณอ้างอิงผ่านวงจร Phase-Locked Loop (PLL) จึงเหมาะกับระบบที่มีแหล่งสร้างกริดอยู่แล้ว ในทางตรงกันข้าม GFM สามารถสร้างมุมและแรงดันอ้างอิงของตนเองได้ และจึงมีบทบาทสำคัญเมื่อระบบสูญเสีย SG หรือเข้าสู่สภาวะกริดอ่อน [11] อย่างไรก็ตาม การกำหนดให้ IBR ทุกตัวทำงานเป็น GFM ตลอดเวลาไม่จำเป็นต้องให้ผลดีที่สุด งานที่เปรียบเทียบสองโหมดในฐานะบริการของระบบชี้ว่าโหมดที่เหมาะสมขึ้นกับสภาวะการทำงาน [15] และงานที่เสนอตัวควบคุมสลับโหมดได้แสดงว่าการเปลี่ยนโหมดต้องรักษาความต่อเนื่องของ state ไว้ [16] ส่วนพฤติกรรมทรานเชียนต์ของกลยุทธ์ self-synchronisation ใน GFM ก็ขึ้นกับจุดทำงานอย่างมาก [13] การกำหนดโหมดตายตัวจึงอาจเพิ่มความซับซ้อนของการควบคุมหรือทำให้การจำลองไม่ผ่านในบางสภาวะ โครงงานนี้จึงเสนอกรอบการทำงานที่ให้ IBR เปลี่ยนบทบาทระหว่าง GFL และ GFM ตามความจำเป็นของระบบ โดยใช้ผลจาก PF, equilibrium, SSSA และสถานะที่ยอมรับแล้วจาก TS เป็นพื้นฐานในการตัดสินใจ การทดสอบหลักใช้ระบบ IEEE 14-bus ซึ่งประกอบด้วย SG ที่บัส 1 และ IBR จำนวน 4 ตัวที่บัส 2, 3, 6 และ 8 ดังรูปที่ 1</w:t>
+        <w:t>IBR แบบ GFL ทำงานโดยอาศัยแรงดันของโครงข่ายเป็นสัญญาณอ้างอิงผ่านวงจร Phase-Locked Loop (PLL) จึงเหมาะกับระบบที่มีแหล่งสร้างกริดอยู่แล้ว ในทางตรงกันข้าม GFM สามารถสร้างมุมและแรงดันอ้างอิงของตนเองได้ และจึงมีบทบาทสำคัญเมื่อระบบสูญเสีย SG หรือเข้าสู่สภาวะกริดอ่อน [1] อย่างไรก็ตาม การกำหนดให้ IBR ทุกตัวทำงานเป็น GFM ตลอดเวลาไม่จำเป็นต้องให้ผลดีที่สุด งานที่เปรียบเทียบสองโหมดในฐานะบริการของระบบชี้ว่าโหมดที่เหมาะสมขึ้นกับสภาวะการทำงาน [2] และงานที่เสนอตัวควบคุมสลับโหมดได้แสดงว่าการเปลี่ยนโหมดต้องรักษาความต่อเนื่องของ state ไว้ [3] ส่วนพฤติกรรมทรานเชียนต์ของกลยุทธ์ self-synchronisation ใน GFM ก็ขึ้นกับจุดทำงานอย่างมาก [4] การกำหนดโหมดตายตัวจึงอาจเพิ่มความซับซ้อนของการควบคุมหรือทำให้การจำลองไม่ผ่านในบางสภาวะ โครงงานนี้จึงเสนอกรอบการทำงานที่ให้ IBR เปลี่ยนบทบาทระหว่าง GFL และ GFM ตามความจำเป็นของระบบ โดยใช้ผลจาก PF, equilibrium, SSSA และสถานะที่ยอมรับแล้วจาก TS เป็นพื้นฐานในการตัดสินใจ การทดสอบหลักใช้ระบบ IEEE 14-bus ซึ่งประกอบด้วย SG ที่บัส 1 และ IBR จำนวน 4 ตัวที่บัส 2, 3, 6 และ 8 ดังรูปที่ 1</w:t>
       </w:r>
     </w:p>
     <w:p>
@@ -623,40 +618,7 @@
         <w:jc w:val="thaiDistribute"/>
       </w:pPr>
       <w:r>
-        <w:rPr>
-          <w:b/>
-          <w:bCs/>
-          <w:sz w:val="32"/>
-          <w:szCs w:val="32"/>
-          <w:cs/>
-        </w:rPr>
-        <w:t xml:space="preserve">ที่มาของข้อมูลนำเข้า  </w:t>
-      </w:r>
-      <w:r>
-        <w:rPr>
-          <w:sz w:val="32"/>
-          <w:szCs w:val="32"/>
-          <w:cs/>
-        </w:rPr>
-        <w:t xml:space="preserve">ข้อมูลเครือข่าย พิกัดสายส่ง หม้อแปลงที่มีแท็ป และตารางโหลดใช้กรณีทดสอบ IEEE 14-bus ในรูปแบบ IEEE Common Data Format ตามที่เผยแพร่ในชุด MATPOWER [6] พลวัตของ SG ใช้ค่าจากรายงานทางเทคนิคของ Kodsi และ Cañizares [5] โดยแปลงฐานจากฐานเครื่องมาเป็นฐานระบบ ส่วนโครงสร้างของ IBR สองโหมดประกอบขึ้นจากบล็อกมาตรฐานในเอกสารอ้างอิง คือวงควบคุมกระแสและ PLL ตาม Yazdani และ Iravani [8] กับ Teodorescu และคณะ [9] วงกำลังชั้นนอกตาม Bacha และคณะ [10] และเครื่องซิงโครนัสเสมือนแบบไม่มี PLL ตาม Sakimoto และคณะ [12] ส่วนค่าเกนและพารามิเตอร์ของคอนเวอร์เตอร์ในกรณีศึกษานี้เป็นชั้น </w:t>
-      </w:r>
-      <w:r>
-        <w:rPr>
-          <w:b/>
-          <w:bCs/>
-          <w:sz w:val="32"/>
-          <w:szCs w:val="32"/>
-          <w:cs/>
-        </w:rPr>
-        <w:t>กำหนดโดยกรณีศึกษา</w:t>
-      </w:r>
-      <w:r>
-        <w:rPr>
-          <w:sz w:val="32"/>
-          <w:szCs w:val="32"/>
-          <w:cs/>
-        </w:rPr>
-        <w:t xml:space="preserve"> ซึ่งตรึงไว้ก่อนดูผลทุกตัว</w:t>
+        <w:t>ที่มาของข้อมูลนำเข้า  ข้อมูลเครือข่าย พิกัดสายส่ง หม้อแปลงที่มีแท็ป และตารางโหลดใช้กรณีทดสอบ IEEE 14-bus ในรูปแบบ IEEE Common Data Format ตามที่เผยแพร่ในชุด MATPOWER [5] พลวัตของ SG ใช้ค่าจากรายงานทางเทคนิคของ Kodsi และ Cañizares [6] โดยแปลงฐานจากฐานเครื่องมาเป็นฐานระบบ ส่วนโครงสร้างของ IBR สองโหมดประกอบขึ้นจากบล็อกมาตรฐานในเอกสารอ้างอิง คือวงควบคุมกระแสและ PLL ตาม Yazdani และ Iravani [7] กับ Teodorescu และคณะ [8] วงกำลังชั้นนอกตาม Bacha และคณะ [9] และเครื่องซิงโครนัสเสมือนแบบไม่มี PLL ตาม Sakimoto และคณะ [10] ส่วนค่าเกนและพารามิเตอร์ของคอนเวอร์เตอร์ในกรณีศึกษานี้เป็นชั้น กำหนดโดยกรณีศึกษา ซึ่งตรึงไว้ก่อนดูผลทุกตัว</w:t>
       </w:r>
     </w:p>
     <w:p>
@@ -7646,48 +7608,7 @@
         </w:rPr>
       </w:pPr>
       <w:r>
-        <w:rPr>
-          <w:sz w:val="32"/>
-          <w:szCs w:val="32"/>
-          <w:cs/>
-        </w:rPr>
-        <w:t xml:space="preserve">หลัง PF ได้แรงดันและกำลังของแต่ละอุปกรณ์ จะสร้าง state เริ่มต้นและแก้สมการ </w:t>
-      </w:r>
-      <m:oMath>
-        <m:r>
-          <w:rPr>
-            <w:rFonts w:ascii="Cambria Math" w:hAnsi="Cambria Math"/>
-            <w:sz w:val="24"/>
-            <w:szCs w:val="24"/>
-          </w:rPr>
-          <m:t>f=0</m:t>
-        </m:r>
-      </m:oMath>
-      <w:r>
-        <w:rPr>
-          <w:sz w:val="32"/>
-          <w:szCs w:val="32"/>
-          <w:cs/>
-        </w:rPr>
-        <w:t xml:space="preserve"> ร่วมกับ KCL </w:t>
-      </w:r>
-      <m:oMath>
-        <m:r>
-          <w:rPr>
-            <w:rFonts w:ascii="Cambria Math" w:hAnsi="Cambria Math"/>
-            <w:sz w:val="24"/>
-            <w:szCs w:val="24"/>
-          </w:rPr>
-          <m:t>g=0</m:t>
-        </m:r>
-      </m:oMath>
-      <w:r>
-        <w:rPr>
-          <w:sz w:val="32"/>
-          <w:szCs w:val="32"/>
-          <w:cs/>
-        </w:rPr>
-        <w:t xml:space="preserve"> อีกครั้ง จุดสมดุลนี้เป็นจุดเริ่มต้นร่วมของ SSSA และ TS สำหรับ SG ที่บัส 1 ใช้แบบจำลอง round-rotor sixth-order ตามที่ Kundur [1] กับ Sauer และ Pai [2] วางไว้ และตามแนวปฏิบัติของ IEEE Std 1110 [4] โดย state ที่เก็บคือ</w:t>
+        <w:t>หลัง PF ได้แรงดันและกำลังของแต่ละอุปกรณ์ จะสร้าง state เริ่มต้นและแก้สมการ  ร่วมกับ KCL  อีกครั้ง จุดสมดุลนี้เป็นจุดเริ่มต้นร่วมของ SSSA และ TS สำหรับ SG ที่บัส 1 ใช้แบบจำลอง round-rotor sixth-order ตามที่ Kundur [11] กับ Sauer และ Pai [12] วางไว้ และตามแนวปฏิบัติของ IEEE Std 1110 [13] โดย state ที่เก็บคือ</w:t>
       </w:r>
     </w:p>
     <w:p>
@@ -28433,11 +28354,6 @@
         </w:rPr>
       </w:pPr>
       <w:r>
-        <w:rPr>
-          <w:sz w:val="32"/>
-          <w:szCs w:val="32"/>
-          <w:cs/>
-        </w:rPr>
         <w:t>GFM ไม่ใช้ PLL ใน active branch แต่สร้างมุมจาก virtual synchronous generator (VSG) ของตัวเอง โครงสร้างนี้อยู่ในกลุ่มเดียวกับแบบจำลอง grid-forming ที่เผยแพร่เป็นอ้างอิงสาธารณะ [14]</w:t>
       </w:r>
     </w:p>
@@ -47144,95 +47060,7 @@
         <w:jc w:val="thaiDistribute"/>
       </w:pPr>
       <w:r>
-        <w:rPr>
-          <w:sz w:val="32"/>
-          <w:szCs w:val="32"/>
-          <w:cs/>
-        </w:rPr>
-        <w:t xml:space="preserve">สิ่งที่ </w:t>
-      </w:r>
-      <w:r>
-        <w:rPr>
-          <w:i/>
-          <w:sz w:val="32"/>
-          <w:szCs w:val="32"/>
-          <w:cs/>
-        </w:rPr>
-        <w:t>ยังไม่อ้าง</w:t>
-      </w:r>
-      <w:r>
-        <w:rPr>
-          <w:sz w:val="32"/>
-          <w:szCs w:val="32"/>
-          <w:cs/>
-        </w:rPr>
-        <w:t xml:space="preserve"> มีดังนี้ แบบจำลองเป็นแบบสมดุลสามเฟสในกรอบ RMS phasor จึงไม่ครอบคลุมพฤติกรรมแม่เหล็กไฟฟ้าที่เร็วกว่าขั้นเวลา phasor และกรณีไม่สมดุล รายงานนี้ </w:t>
-      </w:r>
-      <w:r>
-        <w:rPr>
-          <w:i/>
-          <w:sz w:val="32"/>
-          <w:szCs w:val="32"/>
-          <w:cs/>
-        </w:rPr>
-        <w:t>ไม่ได้อ้าง</w:t>
-      </w:r>
-      <w:r>
-        <w:rPr>
-          <w:sz w:val="32"/>
-          <w:szCs w:val="32"/>
-          <w:cs/>
-        </w:rPr>
-        <w:t xml:space="preserve"> ความสอดคล้องกับข้อกำหนดการเชื่อมต่อ (grid code) ใด ๆ เนื่องจากยังไม่ได้จำลองระบบป้องกัน การทนแรงดันตก และข้อจำกัดพิกัดอุปกรณ์อย่างครบถ้วน ผลทั้งหมดผูกกับกรณีศึกษา ชุดจ่ายโหลด และตารางเหตุการณ์ชุดเดียว การขยายไปสู่ระบบขนาดใหญ่ยังไม่ได้ประเมิน ค่าจากตารางที่ 9.5 ของ Padiyar [3] ยังมีความต่างระดับ </w:t>
-      </w:r>
-      <m:oMath>
-        <m:r>
-          <w:rPr>
-            <w:rFonts w:ascii="Cambria Math" w:hAnsi="Cambria Math"/>
-            <w:sz w:val="24"/>
-            <w:szCs w:val="24"/>
-          </w:rPr>
-          <m:t>4.3×</m:t>
-        </m:r>
-        <m:sSup>
-          <m:sSupPr>
-            <m:ctrlPr>
-              <w:rPr>
-                <w:rFonts w:ascii="Cambria Math" w:hAnsi="Cambria Math"/>
-                <w:sz w:val="24"/>
-                <w:szCs w:val="24"/>
-              </w:rPr>
-            </m:ctrlPr>
-          </m:sSupPr>
-          <m:e>
-            <m:r>
-              <w:rPr>
-                <w:rFonts w:ascii="Cambria Math" w:hAnsi="Cambria Math"/>
-                <w:sz w:val="22"/>
-                <w:szCs w:val="22"/>
-              </w:rPr>
-              <m:t>10</m:t>
-            </m:r>
-          </m:e>
-          <m:sup>
-            <m:r>
-              <w:rPr>
-                <w:rFonts w:ascii="Cambria Math" w:hAnsi="Cambria Math"/>
-                <w:sz w:val="24"/>
-                <w:szCs w:val="24"/>
-              </w:rPr>
-              <m:t>-2</m:t>
-            </m:r>
-          </m:sup>
-        </m:sSup>
-      </m:oMath>
-      <w:r>
-        <w:rPr>
-          <w:sz w:val="32"/>
-          <w:szCs w:val="32"/>
-          <w:cs/>
-        </w:rPr>
-        <w:t xml:space="preserve"> ที่ยังไม่ได้ข้อสรุปเรื่องสาเหตุ และการเปรียบเทียบกับ PGAz ไม่ผ่านเกณฑ์และรายงานเป็น FAIL ตามจริง</w:t>
+        <w:t>สิ่งที่ ยังไม่อ้าง มีดังนี้ แบบจำลองเป็นแบบสมดุลสามเฟสในกรอบ RMS phasor จึงไม่ครอบคลุมพฤติกรรมแม่เหล็กไฟฟ้าที่เร็วกว่าขั้นเวลา phasor และกรณีไม่สมดุล รายงานนี้ ไม่ได้อ้าง ความสอดคล้องกับข้อกำหนดการเชื่อมต่อ (grid code) ใด ๆ เนื่องจากยังไม่ได้จำลองระบบป้องกัน การทนแรงดันตก และข้อจำกัดพิกัดอุปกรณ์อย่างครบถ้วน ผลทั้งหมดผูกกับกรณีศึกษา ชุดจ่ายโหลด และตารางเหตุการณ์ชุดเดียว การขยายไปสู่ระบบขนาดใหญ่ยังไม่ได้ประเมิน ค่าจากตารางที่ 9.5 ของ Padiyar [15] ยังมีความต่างระดับ  ที่ยังไม่ได้ข้อสรุปเรื่องสาเหตุ และการเปรียบเทียบกับ PGAz ไม่ผ่านเกณฑ์และรายงานเป็น FAIL ตามจริง</w:t>
       </w:r>
     </w:p>
     <w:p>
@@ -48174,30 +48002,9 @@
         <w:jc w:val="thaiDistribute"/>
       </w:pPr>
       <w:r>
-        <w:rPr>
-          <w:cs/>
-        </w:rPr>
         <w:t>[1]</w:t>
-      </w:r>
-      <w:r>
-        <w:rPr>
-          <w:cs/>
-        </w:rPr>
         <w:tab/>
-        <w:t xml:space="preserve"> P. Kundur, </w:t>
-      </w:r>
-      <w:r>
-        <w:rPr>
-          <w:i/>
-          <w:cs/>
-        </w:rPr>
-        <w:t>Power System Stability and Control</w:t>
-      </w:r>
-      <w:r>
-        <w:rPr>
-          <w:cs/>
-        </w:rPr>
-        <w:t>. New York: McGraw-Hill, 1994.</w:t>
+        <w:t xml:space="preserve"> N. Pogaku, M. Prodanović, and T. C. Green, “Modeling, analysis and testing of autonomous operation of an inverter-based microgrid,” IEEE Trans. Power Electronics, vol. 22, no. 2, pp. 613–625, 2007.</w:t>
       </w:r>
     </w:p>
     <w:p>
@@ -48209,30 +48016,9 @@
         <w:jc w:val="thaiDistribute"/>
       </w:pPr>
       <w:r>
-        <w:rPr>
-          <w:cs/>
-        </w:rPr>
         <w:t>[2]</w:t>
-      </w:r>
-      <w:r>
-        <w:rPr>
-          <w:cs/>
-        </w:rPr>
         <w:tab/>
-        <w:t xml:space="preserve"> P. W. Sauer and M. A. Pai, </w:t>
-      </w:r>
-      <w:r>
-        <w:rPr>
-          <w:i/>
-          <w:cs/>
-        </w:rPr>
-        <w:t>Power System Dynamics and Stability</w:t>
-      </w:r>
-      <w:r>
-        <w:rPr>
-          <w:cs/>
-        </w:rPr>
-        <w:t>. Upper Saddle River, NJ: Prentice Hall, 1998.</w:t>
+        <w:t xml:space="preserve"> G. Cui, Z. Chu, and F. Teng, “Control-mode as a grid service in software-defined power grids: GFL vs GFM,” IEEE Trans. Power Systems, vol. 40, no. 1, pp. 314–326, Jan. 2025.</w:t>
       </w:r>
     </w:p>
     <w:p>
@@ -48244,30 +48030,9 @@
         <w:jc w:val="thaiDistribute"/>
       </w:pPr>
       <w:r>
-        <w:rPr>
-          <w:cs/>
-        </w:rPr>
         <w:t>[3]</w:t>
-      </w:r>
-      <w:r>
-        <w:rPr>
-          <w:cs/>
-        </w:rPr>
         <w:tab/>
-        <w:t xml:space="preserve"> K. R. Padiyar, </w:t>
-      </w:r>
-      <w:r>
-        <w:rPr>
-          <w:i/>
-          <w:cs/>
-        </w:rPr>
-        <w:t>Power System Dynamics: Stability and Control</w:t>
-      </w:r>
-      <w:r>
-        <w:rPr>
-          <w:cs/>
-        </w:rPr>
-        <w:t>, 2nd ed., Chapter 9, Section 9.6.1.</w:t>
+        <w:t xml:space="preserve"> H. Ding, R. Kar, Z. Miao, and L. Fan, “A novel design for switchable grid-following and grid-forming control,” IEEE Trans. Sustainable Energy, vol. 16, no. 2, pp. 1301–1314, Apr. 2025.</w:t>
       </w:r>
     </w:p>
     <w:p>
@@ -48279,30 +48044,9 @@
         <w:jc w:val="thaiDistribute"/>
       </w:pPr>
       <w:r>
-        <w:rPr>
-          <w:cs/>
-        </w:rPr>
         <w:t>[4]</w:t>
-      </w:r>
-      <w:r>
-        <w:rPr>
-          <w:cs/>
-        </w:rPr>
         <w:tab/>
-        <w:t xml:space="preserve"> IEEE Std 1110-2002, </w:t>
-      </w:r>
-      <w:r>
-        <w:rPr>
-          <w:i/>
-          <w:cs/>
-        </w:rPr>
-        <w:t>IEEE Guide for Synchronous Generator Modeling Practices and Applications in Power System Stability Analyses</w:t>
-      </w:r>
-      <w:r>
-        <w:rPr>
-          <w:cs/>
-        </w:rPr>
-        <w:t>.</w:t>
+        <w:t xml:space="preserve"> G. Avila-Martinez et al., “Impact on transient stability of self-synchronisation control strategies in grid-forming VSC-based generators,” arXiv:2509.04388v1, 2025.</w:t>
       </w:r>
     </w:p>
     <w:p>
@@ -48314,15 +48058,21 @@
         <w:jc w:val="thaiDistribute"/>
       </w:pPr>
       <w:r>
-        <w:rPr>
-          <w:cs/>
-        </w:rPr>
         <w:t>[5]</w:t>
+        <w:tab/>
+        <w:t xml:space="preserve"> MATPOWER case case14, IEEE 14-bus test case converted from the IEEE Common Data Format, as distributed with the MATPOWER package.</w:t>
       </w:r>
+    </w:p>
+    <w:p>
+      <w:pPr>
+        <w:tabs>
+          <w:tab w:val="left" w:pos="518"/>
+        </w:tabs>
+        <w:ind w:left="518" w:hanging="518"/>
+        <w:jc w:val="thaiDistribute"/>
+      </w:pPr>
       <w:r>
-        <w:rPr>
-          <w:cs/>
-        </w:rPr>
+        <w:t>[6]</w:t>
         <w:tab/>
         <w:t xml:space="preserve"> S. K. M. Kodsi and C. A. Cañizares, “Modeling and simulation of IEEE 14 bus system with FACTS controllers,” University of Waterloo Technical Report 2003-3, 2003.</w:t>
       </w:r>
@@ -48336,30 +48086,9 @@
         <w:jc w:val="thaiDistribute"/>
       </w:pPr>
       <w:r>
-        <w:rPr>
-          <w:cs/>
-        </w:rPr>
-        <w:t>[6]</w:t>
-      </w:r>
-      <w:r>
-        <w:rPr>
-          <w:cs/>
-        </w:rPr>
+        <w:t>[7]</w:t>
         <w:tab/>
-        <w:t xml:space="preserve"> MATPOWER case </w:t>
-      </w:r>
-      <w:r>
-        <w:rPr>
-          <w:i/>
-          <w:cs/>
-        </w:rPr>
-        <w:t>case14</w:t>
-      </w:r>
-      <w:r>
-        <w:rPr>
-          <w:cs/>
-        </w:rPr>
-        <w:t>, IEEE 14-bus test case converted from the IEEE Common Data Format, as distributed with the MATPOWER package.</w:t>
+        <w:t xml:space="preserve"> A. Yazdani and R. Iravani, Voltage-Sourced Converters in Power Systems: Modeling, Control, and Applications. Hoboken, NJ: Wiley/IEEE Press, 2010.</w:t>
       </w:r>
     </w:p>
     <w:p>
@@ -48371,30 +48100,9 @@
         <w:jc w:val="thaiDistribute"/>
       </w:pPr>
       <w:r>
-        <w:rPr>
-          <w:cs/>
-        </w:rPr>
-        <w:t>[7]</w:t>
-      </w:r>
-      <w:r>
-        <w:rPr>
-          <w:cs/>
-        </w:rPr>
+        <w:t>[8]</w:t>
         <w:tab/>
-        <w:t xml:space="preserve"> F. Milano, </w:t>
-      </w:r>
-      <w:r>
-        <w:rPr>
-          <w:i/>
-          <w:cs/>
-        </w:rPr>
-        <w:t>Power System Modelling and Scripting</w:t>
-      </w:r>
-      <w:r>
-        <w:rPr>
-          <w:cs/>
-        </w:rPr>
-        <w:t>. Springer, 2010; PSAT version 2.1.11 time-domain simulation documentation.</w:t>
+        <w:t xml:space="preserve"> R. Teodorescu, M. Liserre, and P. Rodríguez, Grid Converters for Photovoltaic and Wind Power Systems. Chichester, UK: Wiley/IEEE Press, 2011.</w:t>
       </w:r>
     </w:p>
     <w:p>
@@ -48406,65 +48114,9 @@
         <w:jc w:val="thaiDistribute"/>
       </w:pPr>
       <w:r>
-        <w:rPr>
-          <w:cs/>
-        </w:rPr>
-        <w:t>[8]</w:t>
-      </w:r>
-      <w:r>
-        <w:rPr>
-          <w:cs/>
-        </w:rPr>
+        <w:t>[9]</w:t>
         <w:tab/>
-        <w:t xml:space="preserve"> A. Yazdani and R. Iravani, </w:t>
-      </w:r>
-      <w:r>
-        <w:rPr>
-          <w:i/>
-          <w:cs/>
-        </w:rPr>
-        <w:t>Voltage-Sourced Converters in Power Systems: Modeling, Control, and Applications</w:t>
-      </w:r>
-      <w:r>
-        <w:rPr>
-          <w:cs/>
-        </w:rPr>
-        <w:t>. Hoboken, NJ: Wiley/IEEE Press, 2010.</w:t>
-      </w:r>
-    </w:p>
-    <w:p>
-      <w:pPr>
-        <w:tabs>
-          <w:tab w:val="left" w:pos="518"/>
-        </w:tabs>
-        <w:ind w:left="518" w:hanging="518"/>
-        <w:jc w:val="thaiDistribute"/>
-      </w:pPr>
-      <w:r>
-        <w:rPr>
-          <w:cs/>
-        </w:rPr>
-        <w:t>[9]</w:t>
-      </w:r>
-      <w:r>
-        <w:rPr>
-          <w:cs/>
-        </w:rPr>
-        <w:tab/>
-        <w:t xml:space="preserve"> R. Teodorescu, M. Liserre, and P. Rodríguez, </w:t>
-      </w:r>
-      <w:r>
-        <w:rPr>
-          <w:i/>
-          <w:cs/>
-        </w:rPr>
-        <w:t>Grid Converters for Photovoltaic and Wind Power Systems</w:t>
-      </w:r>
-      <w:r>
-        <w:rPr>
-          <w:cs/>
-        </w:rPr>
-        <w:t>. Chichester, UK: Wiley/IEEE Press, 2011.</w:t>
+        <w:t xml:space="preserve"> S. Bacha, I. Munteanu, and A. I. Bratcu, Power Electronic Converters Modeling and Control. London: Springer, 2014.</w:t>
       </w:r>
     </w:p>
     <w:p>
@@ -48484,30 +48136,9 @@
         <w:jc w:val="thaiDistribute"/>
       </w:pPr>
       <w:r>
-        <w:rPr>
-          <w:cs/>
-        </w:rPr>
         <w:t>[10]</w:t>
-      </w:r>
-      <w:r>
-        <w:rPr>
-          <w:cs/>
-        </w:rPr>
         <w:tab/>
-        <w:t xml:space="preserve"> S. Bacha, I. Munteanu, and A. I. Bratcu, </w:t>
-      </w:r>
-      <w:r>
-        <w:rPr>
-          <w:i/>
-          <w:cs/>
-        </w:rPr>
-        <w:t>Power Electronic Converters Modeling and Control</w:t>
-      </w:r>
-      <w:r>
-        <w:rPr>
-          <w:cs/>
-        </w:rPr>
-        <w:t>. London: Springer, 2014.</w:t>
+        <w:t xml:space="preserve"> K. Sakimoto, Y. Miura, and T. Ise, “Virtual synchronous generator without phase locked loop based on current controlled inverter and its parameter design,” IEEJ Trans. Power and Energy, vol. 135, no. 7, pp. 462–470, 2015.</w:t>
       </w:r>
     </w:p>
     <w:p>
@@ -48519,30 +48150,9 @@
         <w:jc w:val="thaiDistribute"/>
       </w:pPr>
       <w:r>
-        <w:rPr>
-          <w:cs/>
-        </w:rPr>
         <w:t>[11]</w:t>
-      </w:r>
-      <w:r>
-        <w:rPr>
-          <w:cs/>
-        </w:rPr>
         <w:tab/>
-        <w:t xml:space="preserve"> N. Pogaku, M. Prodanović, and T. C. Green, “Modeling, analysis and testing of autonomous operation of an inverter-based microgrid,” </w:t>
-      </w:r>
-      <w:r>
-        <w:rPr>
-          <w:i/>
-          <w:cs/>
-        </w:rPr>
-        <w:t>IEEE Trans. Power Electronics</w:t>
-      </w:r>
-      <w:r>
-        <w:rPr>
-          <w:cs/>
-        </w:rPr>
-        <w:t>, vol. 22, no. 2, pp. 613–625, 2007.</w:t>
+        <w:t xml:space="preserve"> P. Kundur, Power System Stability and Control. New York: McGraw-Hill, 1994.</w:t>
       </w:r>
     </w:p>
     <w:p>
@@ -48554,30 +48164,9 @@
         <w:jc w:val="thaiDistribute"/>
       </w:pPr>
       <w:r>
-        <w:rPr>
-          <w:cs/>
-        </w:rPr>
         <w:t>[12]</w:t>
-      </w:r>
-      <w:r>
-        <w:rPr>
-          <w:cs/>
-        </w:rPr>
         <w:tab/>
-        <w:t xml:space="preserve"> K. Sakimoto, Y. Miura, and T. Ise, “Virtual synchronous generator without phase locked loop based on current controlled inverter and its parameter design,” </w:t>
-      </w:r>
-      <w:r>
-        <w:rPr>
-          <w:i/>
-          <w:cs/>
-        </w:rPr>
-        <w:t>IEEJ Trans. Power and Energy</w:t>
-      </w:r>
-      <w:r>
-        <w:rPr>
-          <w:cs/>
-        </w:rPr>
-        <w:t>, vol. 135, no. 7, pp. 462–470, 2015.</w:t>
+        <w:t xml:space="preserve"> P. W. Sauer and M. A. Pai, Power System Dynamics and Stability. Upper Saddle River, NJ: Prentice Hall, 1998.</w:t>
       </w:r>
     </w:p>
     <w:p>
@@ -48589,17 +48178,9 @@
         <w:jc w:val="thaiDistribute"/>
       </w:pPr>
       <w:r>
-        <w:rPr>
-          <w:cs/>
-        </w:rPr>
         <w:t>[13]</w:t>
-      </w:r>
-      <w:r>
-        <w:rPr>
-          <w:cs/>
-        </w:rPr>
         <w:tab/>
-        <w:t xml:space="preserve"> G. Avila-Martinez et al., “Impact on transient stability of self-synchronisation control strategies in grid-forming VSC-based generators,” arXiv:2509.04388v1, 2025.</w:t>
+        <w:t xml:space="preserve"> IEEE Std 1110-2002, IEEE Guide for Synchronous Generator Modeling Practices and Applications in Power System Stability Analyses.</w:t>
       </w:r>
     </w:p>
     <w:p>
@@ -48611,30 +48192,9 @@
         <w:jc w:val="thaiDistribute"/>
       </w:pPr>
       <w:r>
-        <w:rPr>
-          <w:cs/>
-        </w:rPr>
         <w:t>[14]</w:t>
-      </w:r>
-      <w:r>
-        <w:rPr>
-          <w:cs/>
-        </w:rPr>
         <w:tab/>
-        <w:t xml:space="preserve"> National Renewable Energy Laboratory, </w:t>
-      </w:r>
-      <w:r>
-        <w:rPr>
-          <w:i/>
-          <w:cs/>
-        </w:rPr>
-        <w:t>REGFM_B1: An Electromagnetic Transient Model for Grid-Forming Inverters</w:t>
-      </w:r>
-      <w:r>
-        <w:rPr>
-          <w:cs/>
-        </w:rPr>
-        <w:t>, NREL/TP-5D00-90260, 2024.</w:t>
+        <w:t xml:space="preserve"> National Renewable Energy Laboratory, REGFM_B1: An Electromagnetic Transient Model for Grid-Forming Inverters, NREL/TP-5D00-90260, 2024.</w:t>
       </w:r>
     </w:p>
     <w:p>
@@ -48646,65 +48206,9 @@
         <w:jc w:val="thaiDistribute"/>
       </w:pPr>
       <w:r>
-        <w:rPr>
-          <w:cs/>
-        </w:rPr>
         <w:t>[15]</w:t>
-      </w:r>
-      <w:r>
-        <w:rPr>
-          <w:cs/>
-        </w:rPr>
         <w:tab/>
-        <w:t xml:space="preserve"> G. Cui, Z. Chu, and F. Teng, “Control-mode as a grid service in software-defined power grids: GFL vs GFM,” </w:t>
-      </w:r>
-      <w:r>
-        <w:rPr>
-          <w:i/>
-          <w:cs/>
-        </w:rPr>
-        <w:t>IEEE Trans. Power Systems</w:t>
-      </w:r>
-      <w:r>
-        <w:rPr>
-          <w:cs/>
-        </w:rPr>
-        <w:t>, vol. 40, no. 1, pp. 314–326, Jan. 2025.</w:t>
-      </w:r>
-    </w:p>
-    <w:p>
-      <w:pPr>
-        <w:tabs>
-          <w:tab w:val="left" w:pos="518"/>
-        </w:tabs>
-        <w:ind w:left="518" w:hanging="518"/>
-        <w:jc w:val="thaiDistribute"/>
-      </w:pPr>
-      <w:r>
-        <w:rPr>
-          <w:cs/>
-        </w:rPr>
-        <w:t>[16]</w:t>
-      </w:r>
-      <w:r>
-        <w:rPr>
-          <w:cs/>
-        </w:rPr>
-        <w:tab/>
-        <w:t xml:space="preserve"> H. Ding, R. Kar, Z. Miao, and L. Fan, “A novel design for switchable grid-following and grid-forming control,” </w:t>
-      </w:r>
-      <w:r>
-        <w:rPr>
-          <w:i/>
-          <w:cs/>
-        </w:rPr>
-        <w:t>IEEE Trans. Sustainable Energy</w:t>
-      </w:r>
-      <w:r>
-        <w:rPr>
-          <w:cs/>
-        </w:rPr>
-        <w:t>, vol. 16, no. 2, pp. 1301–1314, Apr. 2025.</w:t>
+        <w:t xml:space="preserve"> K. R. Padiyar, Power System Dynamics: Stability and Control, 2nd ed., Chapter 9, Section 9.6.1.</w:t>
       </w:r>
     </w:p>
     <w:sectPr>

--- a/docs/source/Forming Framework for Inverter-Based Resources.docx
+++ b/docs/source/Forming Framework for Inverter-Based Resources.docx
@@ -12,7 +12,7 @@
           <w:b/>
           <w:bCs/>
           <w:sz w:val="32"/>
-          <w:szCs w:val="40"/>
+          <w:szCs w:val="32"/>
           <w:cs/>
         </w:rPr>
         <w:t>เอกสารสรุปวิชาโครงงาน</w:t>
@@ -21,14 +21,14 @@
     <w:p>
       <w:pPr>
         <w:spacing w:before="80" w:after="40"/>
-        <w:jc w:val="thaiDistribute"/>
+        <w:jc w:val="left"/>
       </w:pPr>
       <w:r>
         <w:rPr>
           <w:b/>
           <w:bCs/>
           <w:sz w:val="32"/>
-          <w:szCs w:val="36"/>
+          <w:szCs w:val="32"/>
           <w:cs/>
         </w:rPr>
         <w:t>ชื่องานโครงงาน</w:t>
@@ -37,7 +37,7 @@
     <w:p>
       <w:pPr>
         <w:spacing w:after="40"/>
-        <w:jc w:val="thaiDistribute"/>
+        <w:jc w:val="left"/>
         <w:rPr>
           <w:sz w:val="32"/>
           <w:szCs w:val="32"/>
@@ -72,7 +72,7 @@
     <w:p>
       <w:pPr>
         <w:spacing w:after="40"/>
-        <w:jc w:val="thaiDistribute"/>
+        <w:jc w:val="left"/>
         <w:rPr>
           <w:sz w:val="32"/>
           <w:szCs w:val="32"/>
@@ -90,7 +90,7 @@
     <w:p>
       <w:pPr>
         <w:spacing w:after="280"/>
-        <w:jc w:val="thaiDistribute"/>
+        <w:jc w:val="left"/>
       </w:pPr>
       <w:r>
         <w:rPr>
@@ -104,14 +104,14 @@
     <w:p>
       <w:pPr>
         <w:spacing w:after="40"/>
-        <w:jc w:val="thaiDistribute"/>
+        <w:jc w:val="left"/>
       </w:pPr>
       <w:r>
         <w:rPr>
           <w:b/>
           <w:bCs/>
           <w:sz w:val="32"/>
-          <w:szCs w:val="36"/>
+          <w:szCs w:val="32"/>
           <w:cs/>
         </w:rPr>
         <w:t>สมาชิกผู้จัดทำ</w:t>
@@ -122,11 +122,12 @@
         <w:tabs>
           <w:tab w:val="left" w:pos="5150"/>
         </w:tabs>
-        <w:jc w:val="thaiDistribute"/>
+        <w:jc w:val="left"/>
       </w:pPr>
       <w:r>
         <w:rPr>
           <w:sz w:val="32"/>
+          <w:szCs w:val="32"/>
         </w:rPr>
         <w:t>1. พิชิตชัย เจือจันทร์ รหัสนักศึกษา 66010569</w:t>
       </w:r>
@@ -137,11 +138,12 @@
           <w:tab w:val="left" w:pos="5150"/>
         </w:tabs>
         <w:spacing w:after="280"/>
-        <w:jc w:val="thaiDistribute"/>
+        <w:jc w:val="left"/>
       </w:pPr>
       <w:r>
         <w:rPr>
           <w:sz w:val="32"/>
+          <w:szCs w:val="32"/>
         </w:rPr>
         <w:t>2. ภัคพล ผดุงแดน รหัสนักศึกษา 66010612</w:t>
       </w:r>
@@ -149,14 +151,14 @@
     <w:p>
       <w:pPr>
         <w:spacing w:after="40"/>
-        <w:jc w:val="thaiDistribute"/>
+        <w:jc w:val="left"/>
       </w:pPr>
       <w:r>
         <w:rPr>
           <w:b/>
           <w:bCs/>
           <w:sz w:val="32"/>
-          <w:szCs w:val="36"/>
+          <w:szCs w:val="32"/>
           <w:cs/>
         </w:rPr>
         <w:t>อาจารย์ที่ปรึกษา</w:t>
@@ -164,7 +166,7 @@
     </w:p>
     <w:p>
       <w:pPr>
-        <w:jc w:val="thaiDistribute"/>
+        <w:jc w:val="left"/>
       </w:pPr>
       <w:r>
         <w:rPr>
@@ -178,7 +180,7 @@
     <w:p>
       <w:pPr>
         <w:spacing w:after="480"/>
-        <w:jc w:val="thaiDistribute"/>
+        <w:jc w:val="left"/>
       </w:pPr>
       <w:r>
         <w:rPr>
@@ -208,7 +210,7 @@
     </w:p>
     <w:p>
       <w:pPr>
-        <w:jc w:val="thaiDistribute"/>
+        <w:jc w:val="left"/>
       </w:pPr>
       <w:r>
         <w:rPr>
@@ -222,7 +224,7 @@
     <w:p>
       <w:pPr>
         <w:spacing w:after="240"/>
-        <w:jc w:val="thaiDistribute"/>
+        <w:jc w:val="left"/>
       </w:pPr>
       <w:r>
         <w:rPr>
@@ -235,21 +237,28 @@
     </w:p>
     <w:p>
       <w:pPr>
-        <w:jc w:val="thaiDistribute"/>
+        <w:jc w:val="left"/>
       </w:pPr>
       <w:r>
         <w:rPr>
           <w:b/>
           <w:bCs/>
           <w:sz w:val="32"/>
-          <w:szCs w:val="36"/>
+          <w:szCs w:val="32"/>
           <w:cs/>
         </w:rPr>
         <w:t>ปีการศึกษา 2569</w:t>
       </w:r>
     </w:p>
     <w:p>
+      <w:pPr>
+        <w:jc w:val="left"/>
+      </w:pPr>
       <w:r>
+        <w:rPr>
+          <w:sz w:val="32"/>
+          <w:szCs w:val="32"/>
+        </w:rPr>
         <w:br w:type="page"/>
       </w:r>
     </w:p>
@@ -262,6 +271,7 @@
       <w:r>
         <w:rPr>
           <w:sz w:val="32"/>
+          <w:szCs w:val="32"/>
         </w:rPr>
         <w:t>1. วัตถุประสงค์ของโครงงาน</w:t>
       </w:r>
@@ -273,11 +283,12 @@
         </w:tabs>
         <w:spacing w:line="320" w:lineRule="exact"/>
         <w:ind w:left="518" w:hanging="518"/>
-        <w:jc w:val="thaiDistribute"/>
+        <w:jc w:val="left"/>
       </w:pPr>
       <w:r>
         <w:rPr>
           <w:sz w:val="32"/>
+          <w:szCs w:val="32"/>
         </w:rPr>
         <w:t>1.</w:t>
         <w:tab/>
@@ -291,11 +302,12 @@
         </w:tabs>
         <w:spacing w:line="320" w:lineRule="exact"/>
         <w:ind w:left="518" w:hanging="518"/>
-        <w:jc w:val="thaiDistribute"/>
+        <w:jc w:val="left"/>
       </w:pPr>
       <w:r>
         <w:rPr>
           <w:sz w:val="32"/>
+          <w:szCs w:val="32"/>
         </w:rPr>
         <w:t>2.</w:t>
         <w:tab/>
@@ -309,11 +321,12 @@
         </w:tabs>
         <w:spacing w:line="320" w:lineRule="exact"/>
         <w:ind w:left="518" w:hanging="518"/>
-        <w:jc w:val="thaiDistribute"/>
+        <w:jc w:val="left"/>
       </w:pPr>
       <w:r>
         <w:rPr>
           <w:sz w:val="32"/>
+          <w:szCs w:val="32"/>
         </w:rPr>
         <w:t>3.</w:t>
         <w:tab/>
@@ -327,11 +340,12 @@
         </w:tabs>
         <w:spacing w:line="320" w:lineRule="exact"/>
         <w:ind w:left="518" w:hanging="518"/>
-        <w:jc w:val="thaiDistribute"/>
+        <w:jc w:val="left"/>
       </w:pPr>
       <w:r>
         <w:rPr>
           <w:sz w:val="32"/>
+          <w:szCs w:val="32"/>
         </w:rPr>
         <w:t>4.</w:t>
         <w:tab/>
@@ -349,7 +363,7 @@
           <w:b/>
           <w:bCs/>
           <w:sz w:val="32"/>
-          <w:szCs w:val="36"/>
+          <w:szCs w:val="32"/>
           <w:cs/>
         </w:rPr>
         <w:t>ความสำคัญ และที่มาของปัญหาที่ทำโครงงาน</w:t>
@@ -359,7 +373,7 @@
       <w:pPr>
         <w:spacing w:line="320" w:lineRule="exact"/>
         <w:ind w:firstLine="360"/>
-        <w:jc w:val="thaiDistribute"/>
+        <w:jc w:val="left"/>
       </w:pPr>
       <w:r>
         <w:rPr>
@@ -374,11 +388,12 @@
       <w:pPr>
         <w:spacing w:line="320" w:lineRule="exact"/>
         <w:ind w:firstLine="360"/>
-        <w:jc w:val="thaiDistribute"/>
+        <w:jc w:val="left"/>
       </w:pPr>
       <w:r>
         <w:rPr>
           <w:sz w:val="32"/>
+          <w:szCs w:val="32"/>
         </w:rPr>
         <w:t>IBR แบบ GFL ทำงานโดยอาศัยแรงดันของโครงข่ายเป็นสัญญาณอ้างอิงผ่านวงจร Phase-Locked Loop (PLL) จึงเหมาะกับระบบที่มีแหล่งสร้างกริดอยู่แล้ว ในทางตรงกันข้าม GFM สามารถสร้างมุมและแรงดันอ้างอิงของตนเองได้ และจึงมีบทบาทสำคัญเมื่อระบบสูญเสีย SG หรือเข้าสู่สภาวะกริดอ่อน [1] อย่างไรก็ตาม การกำหนดให้ IBR ทุกตัวทำงานเป็น GFM ตลอดเวลาไม่จำเป็นต้องให้ผลดีที่สุด งานที่เปรียบเทียบสองโหมดในฐานะบริการของระบบชี้ว่าโหมดที่เหมาะสมขึ้นกับสภาวะการทำงาน [2] และงานที่เสนอตัวควบคุมสลับโหมดได้แสดงว่าการเปลี่ยนโหมดต้องรักษาความต่อเนื่องของ state ไว้ [3] ส่วนพฤติกรรมทรานเชียนต์ของกลยุทธ์ self-synchronisation ใน GFM ก็ขึ้นกับจุดทำงานอย่างมาก [4] การกำหนดโหมดตายตัวจึงอาจเพิ่มความซับซ้อนของการควบคุมหรือทำให้การจำลองไม่ผ่านในบางสภาวะ โครงงานนี้จึงเสนอกรอบการทำงานที่ให้ IBR เปลี่ยนบทบาทระหว่าง GFL และ GFM ตามความจำเป็นของระบบ โดยใช้ผลจาก PF, equilibrium, SSSA และสถานะที่ยอมรับแล้วจาก TS เป็นพื้นฐานในการตัดสินใจ การทดสอบหลักใช้ระบบ IEEE 14-bus ซึ่งประกอบด้วย SG ที่บัส 1 และ IBR จำนวน 4 ตัวที่บัส 2, 3, 6 และ 8 ดังรูปที่ 1</w:t>
       </w:r>
@@ -439,6 +454,7 @@
       <w:r>
         <w:rPr>
           <w:sz w:val="32"/>
+          <w:szCs w:val="32"/>
         </w:rPr>
         <w:t>รูปที่ 1 ระบบ IEEE 14-bus</w:t>
       </w:r>
@@ -447,7 +463,7 @@
       <w:pPr>
         <w:spacing w:line="320" w:lineRule="exact"/>
         <w:ind w:firstLine="360"/>
-        <w:jc w:val="thaiDistribute"/>
+        <w:jc w:val="left"/>
       </w:pPr>
       <w:r>
         <w:rPr>
@@ -463,14 +479,14 @@
       <w:pPr>
         <w:keepNext/>
         <w:spacing w:before="100" w:after="40"/>
-        <w:jc w:val="thaiDistribute"/>
+        <w:jc w:val="left"/>
       </w:pPr>
       <w:r>
         <w:rPr>
           <w:b/>
           <w:bCs/>
           <w:sz w:val="32"/>
-          <w:szCs w:val="36"/>
+          <w:szCs w:val="32"/>
           <w:cs/>
         </w:rPr>
         <w:t>การดำเนินงานและผลงานที่ได้รับจากโครงงาน (โดยสังเขป) พร้อมภาพประกอบ</w:t>
@@ -487,7 +503,7 @@
           <w:b/>
           <w:bCs/>
           <w:sz w:val="32"/>
-          <w:szCs w:val="34"/>
+          <w:szCs w:val="32"/>
           <w:cs/>
         </w:rPr>
         <w:t>1. ขอบเขตของงาน ที่มาของข้อมูล และการจำแนกชั้นข้อมูล</w:t>
@@ -497,7 +513,7 @@
       <w:pPr>
         <w:spacing w:line="320" w:lineRule="exact"/>
         <w:ind w:firstLine="360"/>
-        <w:jc w:val="thaiDistribute"/>
+        <w:jc w:val="left"/>
       </w:pPr>
       <w:r>
         <w:rPr>
@@ -571,7 +587,7 @@
       <w:r>
         <w:rPr>
           <w:sz w:val="32"/>
-          <w:szCs w:val="24"/>
+          <w:szCs w:val="32"/>
           <w:cs/>
         </w:rPr>
         <w:t xml:space="preserve"> </w:t>
@@ -628,7 +644,7 @@
       <w:r>
         <w:rPr>
           <w:sz w:val="32"/>
-          <w:szCs w:val="24"/>
+          <w:szCs w:val="32"/>
           <w:cs/>
         </w:rPr>
         <w:t xml:space="preserve"> </w:t>
@@ -646,11 +662,12 @@
       <w:pPr>
         <w:spacing w:before="60" w:line="320" w:lineRule="exact"/>
         <w:ind w:firstLine="360"/>
-        <w:jc w:val="thaiDistribute"/>
+        <w:jc w:val="left"/>
       </w:pPr>
       <w:r>
         <w:rPr>
           <w:sz w:val="32"/>
+          <w:szCs w:val="32"/>
         </w:rPr>
         <w:t>ที่มาของข้อมูลนำเข้า  ข้อมูลเครือข่าย พิกัดสายส่ง หม้อแปลงที่มีแท็ป และตารางโหลดใช้กรณีทดสอบ IEEE 14-bus ในรูปแบบ IEEE Common Data Format ตามที่เผยแพร่ในชุด MATPOWER [5] พลวัตของ SG ใช้ค่าจากรายงานทางเทคนิคของ Kodsi และ Cañizares [6] โดยแปลงฐานจากฐานเครื่องมาเป็นฐานระบบ ส่วนโครงสร้างของ IBR สองโหมดประกอบขึ้นจากบล็อกมาตรฐานในเอกสารอ้างอิง คือวงควบคุมกระแสและ PLL ตาม Yazdani และ Iravani [7] กับ Teodorescu และคณะ [8] วงกำลังชั้นนอกตาม Bacha และคณะ [9] และเครื่องซิงโครนัสเสมือนแบบไม่มี PLL ตาม Sakimoto และคณะ [10] ส่วนค่าเกนและพารามิเตอร์ของคอนเวอร์เตอร์ในกรณีศึกษานี้เป็นชั้น กำหนดโดยกรณีศึกษา ซึ่งตรึงไว้ก่อนดูผลทุกตัว</w:t>
       </w:r>
@@ -659,11 +676,12 @@
       <w:pPr>
         <w:spacing w:before="60" w:line="320" w:lineRule="exact"/>
         <w:ind w:firstLine="360"/>
-        <w:jc w:val="thaiDistribute"/>
+        <w:jc w:val="left"/>
       </w:pPr>
       <w:r>
         <w:rPr>
           <w:sz w:val="32"/>
+          <w:szCs w:val="32"/>
         </w:rPr>
         <w:t>การกำหนดที่มาของข้อมูลและแบบจำลองจำแนกตามมาตรฐานทางวิศวกรรม ได้แก่ พารามิเตอร์โครงข่ายและเครื่องกำเนิดไฟฟ้าอ้างอิงจากข้อมูลมาตรฐาน IEEE 14-bus และรายงานทางเทคนิค ส่วนโครงสร้างแบบจำลอง IBR วงควบคุม และกลไกการสลับโหมดได้รับการกำหนดขึ้นตามสมการสถานะ 17 ตัวแปร และพารามิเตอร์การจำลองเชิงตัวเลขถูกกำหนดล่วงหน้าเพื่อใช้ในการทดสอบระบบ</w:t>
       </w:r>
@@ -679,7 +697,7 @@
           <w:b/>
           <w:bCs/>
           <w:sz w:val="32"/>
-          <w:szCs w:val="33"/>
+          <w:szCs w:val="32"/>
           <w:cs/>
         </w:rPr>
         <w:t>1.1 สัญลักษณ์ที่ใช้ตลอดรายงาน</w:t>
@@ -698,6 +716,7 @@
       <w:r>
         <w:rPr>
           <w:sz w:val="32"/>
+          <w:szCs w:val="32"/>
         </w:rPr>
         <w:t>ตารางที่ 1 นิยามตัวแปร</w:t>
       </w:r>
@@ -732,7 +751,7 @@
                 <w:b/>
                 <w:bCs/>
                 <w:sz w:val="32"/>
-                <w:szCs w:val="26"/>
+                <w:szCs w:val="32"/>
                 <w:cs/>
               </w:rPr>
               <w:t>สัญลักษณ์</w:t>
@@ -752,7 +771,7 @@
                 <w:b/>
                 <w:bCs/>
                 <w:sz w:val="32"/>
-                <w:szCs w:val="26"/>
+                <w:szCs w:val="32"/>
                 <w:cs/>
               </w:rPr>
               <w:t>ความหมาย</w:t>
@@ -809,7 +828,7 @@
             <w:r>
               <w:rPr>
                 <w:sz w:val="32"/>
-                <w:szCs w:val="26"/>
+                <w:szCs w:val="32"/>
                 <w:cs/>
               </w:rPr>
               <w:t xml:space="preserve">, </w:t>
@@ -837,7 +856,7 @@
             <w:r>
               <w:rPr>
                 <w:sz w:val="32"/>
-                <w:szCs w:val="26"/>
+                <w:szCs w:val="32"/>
                 <w:cs/>
               </w:rPr>
               <w:t>แอดมิตแตนซ์ของเครือข่าย และเวกเตอร์แรงดันบัสเชิงซ้อน</w:t>
@@ -902,7 +921,7 @@
             <w:r>
               <w:rPr>
                 <w:sz w:val="32"/>
-                <w:szCs w:val="26"/>
+                <w:szCs w:val="32"/>
                 <w:cs/>
               </w:rPr>
               <w:t>​</w:t>
@@ -920,7 +939,7 @@
             <w:r>
               <w:rPr>
                 <w:sz w:val="32"/>
-                <w:szCs w:val="26"/>
+                <w:szCs w:val="32"/>
                 <w:cs/>
               </w:rPr>
               <w:t>กระแสรวมที่อุปกรณ์ทุกตัวอัดเข้าบัส</w:t>
@@ -953,7 +972,7 @@
             <w:r>
               <w:rPr>
                 <w:sz w:val="32"/>
-                <w:szCs w:val="26"/>
+                <w:szCs w:val="32"/>
                 <w:cs/>
               </w:rPr>
               <w:t xml:space="preserve">, </w:t>
@@ -971,7 +990,7 @@
             <w:r>
               <w:rPr>
                 <w:sz w:val="32"/>
-                <w:szCs w:val="26"/>
+                <w:szCs w:val="32"/>
                 <w:cs/>
               </w:rPr>
               <w:t xml:space="preserve">, </w:t>
@@ -999,7 +1018,7 @@
             <w:r>
               <w:rPr>
                 <w:sz w:val="32"/>
-                <w:szCs w:val="26"/>
+                <w:szCs w:val="32"/>
                 <w:cs/>
               </w:rPr>
               <w:t>differential state, algebraic variable, input และคำสั่ง</w:t>
@@ -1056,7 +1075,7 @@
             <w:r>
               <w:rPr>
                 <w:sz w:val="32"/>
-                <w:szCs w:val="26"/>
+                <w:szCs w:val="32"/>
                 <w:cs/>
               </w:rPr>
               <w:t xml:space="preserve">, </w:t>
@@ -1095,7 +1114,7 @@
             <w:r>
               <w:rPr>
                 <w:sz w:val="32"/>
-                <w:szCs w:val="26"/>
+                <w:szCs w:val="32"/>
                 <w:cs/>
               </w:rPr>
               <w:t xml:space="preserve">, </w:t>
@@ -1144,7 +1163,7 @@
             <w:r>
               <w:rPr>
                 <w:sz w:val="32"/>
-                <w:szCs w:val="26"/>
+                <w:szCs w:val="32"/>
                 <w:cs/>
               </w:rPr>
               <w:t xml:space="preserve">ฐานกำลังระบบ, ความถี่ฐาน, </w:t>
@@ -1245,7 +1264,7 @@
             <w:r>
               <w:rPr>
                 <w:sz w:val="32"/>
-                <w:szCs w:val="26"/>
+                <w:szCs w:val="32"/>
                 <w:cs/>
               </w:rPr>
               <w:t>​</w:t>
@@ -1263,7 +1282,7 @@
             <w:r>
               <w:rPr>
                 <w:sz w:val="32"/>
-                <w:szCs w:val="26"/>
+                <w:szCs w:val="32"/>
                 <w:cs/>
               </w:rPr>
               <w:t xml:space="preserve">อัตราส่วนฐาน </w:t>
@@ -1351,7 +1370,7 @@
             <w:r>
               <w:rPr>
                 <w:sz w:val="32"/>
-                <w:szCs w:val="26"/>
+                <w:szCs w:val="32"/>
                 <w:cs/>
               </w:rPr>
               <w:t xml:space="preserve"> ระหว่างฐานระบบกับฐานอุปกรณ์</w:t>
@@ -1384,7 +1403,7 @@
             <w:r>
               <w:rPr>
                 <w:sz w:val="32"/>
-                <w:szCs w:val="26"/>
+                <w:szCs w:val="32"/>
                 <w:cs/>
               </w:rPr>
               <w:t xml:space="preserve">, </w:t>
@@ -1402,7 +1421,7 @@
             <w:r>
               <w:rPr>
                 <w:sz w:val="32"/>
-                <w:szCs w:val="26"/>
+                <w:szCs w:val="32"/>
                 <w:cs/>
               </w:rPr>
               <w:t xml:space="preserve">, </w:t>
@@ -1430,7 +1449,7 @@
             <w:r>
               <w:rPr>
                 <w:sz w:val="32"/>
-                <w:szCs w:val="26"/>
+                <w:szCs w:val="32"/>
                 <w:cs/>
               </w:rPr>
               <w:t>ขั้นเวลา, residual ของขั้นนั้น, Jacobian ของ residual</w:t>
@@ -1492,7 +1511,7 @@
             <w:r>
               <w:rPr>
                 <w:sz w:val="32"/>
-                <w:szCs w:val="26"/>
+                <w:szCs w:val="32"/>
                 <w:cs/>
               </w:rPr>
               <w:t>​</w:t>
@@ -1510,7 +1529,7 @@
             <w:r>
               <w:rPr>
                 <w:sz w:val="32"/>
-                <w:szCs w:val="26"/>
+                <w:szCs w:val="32"/>
                 <w:cs/>
               </w:rPr>
               <w:t>eigenvalue ของเมทริกซ์ state ที่ลดรูปแล้ว</w:t>
@@ -1564,7 +1583,7 @@
             <w:r>
               <w:rPr>
                 <w:sz w:val="32"/>
-                <w:szCs w:val="26"/>
+                <w:szCs w:val="32"/>
                 <w:cs/>
               </w:rPr>
               <w:t xml:space="preserve">, </w:t>
@@ -1592,7 +1611,7 @@
             <w:r>
               <w:rPr>
                 <w:sz w:val="32"/>
-                <w:szCs w:val="26"/>
+                <w:szCs w:val="32"/>
                 <w:cs/>
               </w:rPr>
               <w:t>ความถี่ modal และ damping ratio</w:t>
@@ -1625,7 +1644,7 @@
             <w:r>
               <w:rPr>
                 <w:sz w:val="32"/>
-                <w:szCs w:val="26"/>
+                <w:szCs w:val="32"/>
                 <w:cs/>
               </w:rPr>
               <w:t>​</w:t>
@@ -1643,7 +1662,7 @@
             <w:r>
               <w:rPr>
                 <w:sz w:val="32"/>
-                <w:szCs w:val="26"/>
+                <w:szCs w:val="32"/>
                 <w:cs/>
               </w:rPr>
               <w:t>อัตราการสลายของรากที่ช้าที่สุดของชุด candidate นั้น</w:t>
@@ -1697,7 +1716,7 @@
             <w:r>
               <w:rPr>
                 <w:sz w:val="32"/>
-                <w:szCs w:val="26"/>
+                <w:szCs w:val="32"/>
                 <w:cs/>
               </w:rPr>
               <w:t xml:space="preserve">, </w:t>
@@ -1736,7 +1755,7 @@
             <w:r>
               <w:rPr>
                 <w:sz w:val="32"/>
-                <w:szCs w:val="26"/>
+                <w:szCs w:val="32"/>
                 <w:cs/>
               </w:rPr>
               <w:t xml:space="preserve">, </w:t>
@@ -1764,7 +1783,7 @@
             <w:r>
               <w:rPr>
                 <w:sz w:val="32"/>
-                <w:szCs w:val="26"/>
+                <w:szCs w:val="32"/>
                 <w:cs/>
               </w:rPr>
               <w:t>ดัชนีย่อยแรงดัน, ดัชนีย่อยความถี่, ดัชนีความรุนแรงรวม</w:t>
@@ -1818,7 +1837,7 @@
             <w:r>
               <w:rPr>
                 <w:sz w:val="32"/>
-                <w:szCs w:val="26"/>
+                <w:szCs w:val="32"/>
                 <w:cs/>
               </w:rPr>
               <w:t xml:space="preserve">, </w:t>
@@ -1867,7 +1886,7 @@
             <w:r>
               <w:rPr>
                 <w:sz w:val="32"/>
-                <w:szCs w:val="26"/>
+                <w:szCs w:val="32"/>
                 <w:cs/>
               </w:rPr>
               <w:t>ระดับกระตุ้นเข้าสู่ GFM และระดับปลดกลับสู่ GFL</w:t>
@@ -1921,7 +1940,7 @@
             <w:r>
               <w:rPr>
                 <w:sz w:val="32"/>
-                <w:szCs w:val="26"/>
+                <w:szCs w:val="32"/>
                 <w:cs/>
               </w:rPr>
               <w:t xml:space="preserve">, </w:t>
@@ -1970,7 +1989,7 @@
             <w:r>
               <w:rPr>
                 <w:sz w:val="32"/>
-                <w:szCs w:val="26"/>
+                <w:szCs w:val="32"/>
                 <w:cs/>
               </w:rPr>
               <w:t>เวลาหน่วงคงสถานะขาเข้า และขาออก</w:t>
@@ -2003,7 +2022,7 @@
             <w:r>
               <w:rPr>
                 <w:sz w:val="32"/>
-                <w:szCs w:val="26"/>
+                <w:szCs w:val="32"/>
                 <w:cs/>
               </w:rPr>
               <w:t xml:space="preserve">, </w:t>
@@ -2031,7 +2050,7 @@
             <w:r>
               <w:rPr>
                 <w:sz w:val="32"/>
-                <w:szCs w:val="26"/>
+                <w:szCs w:val="32"/>
                 <w:cs/>
               </w:rPr>
               <w:t>มุมโรเตอร์ และความเบี่ยงเบนความเร็วต่อหน่วยของ SG</w:t>
@@ -2236,7 +2255,7 @@
             <w:r>
               <w:rPr>
                 <w:sz w:val="32"/>
-                <w:szCs w:val="26"/>
+                <w:szCs w:val="32"/>
                 <w:cs/>
               </w:rPr>
               <w:t>​</w:t>
@@ -2254,7 +2273,7 @@
             <w:r>
               <w:rPr>
                 <w:sz w:val="32"/>
-                <w:szCs w:val="26"/>
+                <w:szCs w:val="32"/>
                 <w:cs/>
               </w:rPr>
               <w:t>แรงเคลื่อนไฟฟ้าชั่วครู่และชั่วครู่ย่อยของ SG</w:t>
@@ -2308,7 +2327,7 @@
             <w:r>
               <w:rPr>
                 <w:sz w:val="32"/>
-                <w:szCs w:val="26"/>
+                <w:szCs w:val="32"/>
                 <w:cs/>
               </w:rPr>
               <w:t xml:space="preserve">, </w:t>
@@ -2357,7 +2376,7 @@
             <w:r>
               <w:rPr>
                 <w:sz w:val="32"/>
-                <w:szCs w:val="26"/>
+                <w:szCs w:val="32"/>
                 <w:cs/>
               </w:rPr>
               <w:t xml:space="preserve">กระแสตัวกรองแกน </w:t>
@@ -2375,7 +2394,7 @@
             <w:r>
               <w:rPr>
                 <w:sz w:val="32"/>
-                <w:szCs w:val="26"/>
+                <w:szCs w:val="32"/>
                 <w:cs/>
               </w:rPr>
               <w:t xml:space="preserve">, </w:t>
@@ -2393,7 +2412,7 @@
             <w:r>
               <w:rPr>
                 <w:sz w:val="32"/>
-                <w:szCs w:val="26"/>
+                <w:szCs w:val="32"/>
                 <w:cs/>
               </w:rPr>
               <w:t xml:space="preserve"> ของ IBR (ใช้ร่วมทั้งสองโหมด)</w:t>
@@ -2447,7 +2466,7 @@
             <w:r>
               <w:rPr>
                 <w:sz w:val="32"/>
-                <w:szCs w:val="26"/>
+                <w:szCs w:val="32"/>
                 <w:cs/>
               </w:rPr>
               <w:t xml:space="preserve">, </w:t>
@@ -2496,7 +2515,7 @@
             <w:r>
               <w:rPr>
                 <w:sz w:val="32"/>
-                <w:szCs w:val="26"/>
+                <w:szCs w:val="32"/>
                 <w:cs/>
               </w:rPr>
               <w:t>แรงดันบัส DC และกระแสของแหล่งจ่าย DC (state ร่วม)</w:t>
@@ -2550,7 +2569,7 @@
             <w:r>
               <w:rPr>
                 <w:sz w:val="32"/>
-                <w:szCs w:val="26"/>
+                <w:szCs w:val="32"/>
                 <w:cs/>
               </w:rPr>
               <w:t xml:space="preserve">, </w:t>
@@ -2599,7 +2618,7 @@
             <w:r>
               <w:rPr>
                 <w:sz w:val="32"/>
-                <w:szCs w:val="26"/>
+                <w:szCs w:val="32"/>
                 <w:cs/>
               </w:rPr>
               <w:t>มุม PLL และตัวอินทิเกรตของ PLL (มีเฉพาะ GFL)</w:t>
@@ -2653,7 +2672,7 @@
             <w:r>
               <w:rPr>
                 <w:sz w:val="32"/>
-                <w:szCs w:val="26"/>
+                <w:szCs w:val="32"/>
                 <w:cs/>
               </w:rPr>
               <w:t xml:space="preserve">, </w:t>
@@ -2692,7 +2711,7 @@
             <w:r>
               <w:rPr>
                 <w:sz w:val="32"/>
-                <w:szCs w:val="26"/>
+                <w:szCs w:val="32"/>
                 <w:cs/>
               </w:rPr>
               <w:t xml:space="preserve">, </w:t>
@@ -2720,7 +2739,7 @@
             <w:r>
               <w:rPr>
                 <w:sz w:val="32"/>
-                <w:szCs w:val="26"/>
+                <w:szCs w:val="32"/>
                 <w:cs/>
               </w:rPr>
               <w:t>มุม ความถี่ และแอมพลิจูดแรงดันของ VSG (มีเฉพาะ GFM)</w:t>
@@ -2819,7 +2838,7 @@
             <w:r>
               <w:rPr>
                 <w:sz w:val="32"/>
-                <w:szCs w:val="26"/>
+                <w:szCs w:val="32"/>
                 <w:cs/>
               </w:rPr>
               <w:t>​</w:t>
@@ -2837,7 +2856,7 @@
             <w:r>
               <w:rPr>
                 <w:sz w:val="32"/>
-                <w:szCs w:val="26"/>
+                <w:szCs w:val="32"/>
                 <w:cs/>
               </w:rPr>
               <w:t>ตัวจำกัดกระแสอ้างอิงแบบวงกลม</w:t>
@@ -2849,7 +2868,7 @@
     <w:p>
       <w:pPr>
         <w:spacing w:after="60"/>
-        <w:jc w:val="center"/>
+        <w:jc w:val="left"/>
       </w:pPr>
     </w:p>
     <w:p>
@@ -2861,6 +2880,7 @@
       <w:r>
         <w:rPr>
           <w:sz w:val="32"/>
+          <w:szCs w:val="32"/>
         </w:rPr>
         <w:t>2. โครงสร้างและหลักการทำงานของสายงานคำนวณ</w:t>
       </w:r>
@@ -2869,7 +2889,7 @@
       <w:pPr>
         <w:spacing w:line="320" w:lineRule="exact"/>
         <w:ind w:firstLine="360"/>
-        <w:jc w:val="thaiDistribute"/>
+        <w:jc w:val="left"/>
       </w:pPr>
       <w:r>
         <w:rPr>
@@ -3064,7 +3084,7 @@
       <w:pPr>
         <w:spacing w:line="320" w:lineRule="exact"/>
         <w:ind w:firstLine="360"/>
-        <w:jc w:val="thaiDistribute"/>
+        <w:jc w:val="left"/>
       </w:pPr>
       <w:r>
         <w:rPr>
@@ -3270,6 +3290,7 @@
       <w:r>
         <w:rPr>
           <w:sz w:val="32"/>
+          <w:szCs w:val="32"/>
         </w:rPr>
         <w:t>รูปที่ 2 โครงสร้างและสายงานคำนวณการทำงานของการสลับโหมด GFL/GFM ตั้งแต่ PF ถึง TS</w:t>
       </w:r>
@@ -3283,6 +3304,7 @@
       <w:r>
         <w:rPr>
           <w:sz w:val="32"/>
+          <w:szCs w:val="32"/>
         </w:rPr>
         <w:t>3. การคำนวณการไหลของกำลัง (Power Flow) และการกำหนดจุดทำงาน</w:t>
       </w:r>
@@ -3291,7 +3313,7 @@
       <w:pPr>
         <w:spacing w:line="320" w:lineRule="exact"/>
         <w:ind w:firstLine="360"/>
-        <w:jc w:val="thaiDistribute"/>
+        <w:jc w:val="left"/>
       </w:pPr>
       <w:r>
         <w:rPr>
@@ -3622,11 +3644,12 @@
       <w:pPr>
         <w:spacing w:line="320" w:lineRule="exact"/>
         <w:ind w:firstLine="360"/>
-        <w:jc w:val="thaiDistribute"/>
+        <w:jc w:val="left"/>
       </w:pPr>
       <w:r>
         <w:rPr>
           <w:sz w:val="32"/>
+          <w:szCs w:val="32"/>
         </w:rPr>
         <w:t>บัสถูกแบ่งเป็น Slack, PV และ PQ ตามตัวแปรที่กำหนดและตัวแปรที่ต้องแก้ โดยบัส Slack กำหนด  และ , บัส PV กำหนด  และ , ส่วนบัส PQ กำหนด  และ  ตัวแก้แบบ Newton–Raphson สร้างค่าคลาดเคลื่อน  แล้วแก้ระบบเชิงเส้น</w:t>
       </w:r>
@@ -3961,7 +3984,7 @@
       <w:pPr>
         <w:spacing w:line="320" w:lineRule="exact"/>
         <w:ind w:firstLine="360"/>
-        <w:jc w:val="thaiDistribute"/>
+        <w:jc w:val="left"/>
       </w:pPr>
       <w:r>
         <w:rPr>
@@ -4143,7 +4166,7 @@
       <w:pPr>
         <w:spacing w:line="320" w:lineRule="exact"/>
         <w:ind w:firstLine="360"/>
-        <w:jc w:val="thaiDistribute"/>
+        <w:jc w:val="left"/>
       </w:pPr>
       <w:r>
         <w:rPr>
@@ -4167,6 +4190,7 @@
       <w:r>
         <w:rPr>
           <w:sz w:val="32"/>
+          <w:szCs w:val="32"/>
         </w:rPr>
         <w:t>ตารางที่ 2 ผลการคำนวณการไหลของกำลังของระบบ IEEE 14-bus ก่อนเกิดเหตุการณ์รบกวน</w:t>
       </w:r>
@@ -4207,7 +4231,7 @@
                 <w:b/>
                 <w:bCs/>
                 <w:sz w:val="32"/>
-                <w:szCs w:val="26"/>
+                <w:szCs w:val="32"/>
                 <w:cs/>
               </w:rPr>
               <w:t>Bus</w:t>
@@ -4227,7 +4251,7 @@
                 <w:b/>
                 <w:bCs/>
                 <w:sz w:val="32"/>
-                <w:szCs w:val="26"/>
+                <w:szCs w:val="32"/>
                 <w:cs/>
               </w:rPr>
               <w:t>Type</w:t>
@@ -4479,7 +4503,7 @@
             <w:r>
               <w:rPr>
                 <w:sz w:val="32"/>
-                <w:szCs w:val="26"/>
+                <w:szCs w:val="32"/>
                 <w:cs/>
               </w:rPr>
               <w:t>1</w:t>
@@ -4497,7 +4521,7 @@
             <w:r>
               <w:rPr>
                 <w:sz w:val="32"/>
-                <w:szCs w:val="26"/>
+                <w:szCs w:val="32"/>
               </w:rPr>
               <w:t>SLACK</w:t>
             </w:r>
@@ -4528,7 +4552,7 @@
               <w:rPr>
                 <w:rFonts w:ascii="Arial" w:hAnsi="Arial" w:cs="Arial" w:hint="cs"/>
                 <w:sz w:val="32"/>
-                <w:szCs w:val="26"/>
+                <w:szCs w:val="32"/>
                 <w:cs/>
               </w:rPr>
               <w:t>​</w:t>
@@ -4560,7 +4584,7 @@
               <w:rPr>
                 <w:rFonts w:ascii="Arial" w:hAnsi="Arial" w:cs="Arial" w:hint="cs"/>
                 <w:sz w:val="32"/>
-                <w:szCs w:val="26"/>
+                <w:szCs w:val="32"/>
                 <w:cs/>
               </w:rPr>
               <w:t>​</w:t>
@@ -4592,7 +4616,7 @@
               <w:rPr>
                 <w:rFonts w:ascii="Arial" w:hAnsi="Arial" w:cs="Arial" w:hint="cs"/>
                 <w:sz w:val="32"/>
-                <w:szCs w:val="26"/>
+                <w:szCs w:val="32"/>
                 <w:cs/>
               </w:rPr>
               <w:t>​</w:t>
@@ -4624,7 +4648,7 @@
               <w:rPr>
                 <w:rFonts w:ascii="Arial" w:hAnsi="Arial" w:cs="Arial" w:hint="cs"/>
                 <w:sz w:val="32"/>
-                <w:szCs w:val="26"/>
+                <w:szCs w:val="32"/>
                 <w:cs/>
               </w:rPr>
               <w:t>​</w:t>
@@ -4656,7 +4680,7 @@
               <w:rPr>
                 <w:rFonts w:ascii="Arial" w:hAnsi="Arial" w:cs="Arial" w:hint="cs"/>
                 <w:sz w:val="32"/>
-                <w:szCs w:val="26"/>
+                <w:szCs w:val="32"/>
                 <w:cs/>
               </w:rPr>
               <w:t>​</w:t>
@@ -4688,7 +4712,7 @@
               <w:rPr>
                 <w:rFonts w:ascii="Arial" w:hAnsi="Arial" w:cs="Arial" w:hint="cs"/>
                 <w:sz w:val="32"/>
-                <w:szCs w:val="26"/>
+                <w:szCs w:val="32"/>
                 <w:cs/>
               </w:rPr>
               <w:t>​</w:t>
@@ -4711,7 +4735,7 @@
             <w:r>
               <w:rPr>
                 <w:sz w:val="32"/>
-                <w:szCs w:val="26"/>
+                <w:szCs w:val="32"/>
                 <w:cs/>
               </w:rPr>
               <w:t>2</w:t>
@@ -4759,7 +4783,7 @@
               <w:rPr>
                 <w:rFonts w:ascii="Arial" w:hAnsi="Arial" w:cs="Arial" w:hint="cs"/>
                 <w:sz w:val="32"/>
-                <w:szCs w:val="26"/>
+                <w:szCs w:val="32"/>
                 <w:cs/>
               </w:rPr>
               <w:t>​</w:t>
@@ -4791,7 +4815,7 @@
               <w:rPr>
                 <w:rFonts w:ascii="Arial" w:hAnsi="Arial" w:cs="Arial" w:hint="cs"/>
                 <w:sz w:val="32"/>
-                <w:szCs w:val="26"/>
+                <w:szCs w:val="32"/>
                 <w:cs/>
               </w:rPr>
               <w:t>​</w:t>
@@ -4823,7 +4847,7 @@
               <w:rPr>
                 <w:rFonts w:ascii="Arial" w:hAnsi="Arial" w:cs="Arial" w:hint="cs"/>
                 <w:sz w:val="32"/>
-                <w:szCs w:val="26"/>
+                <w:szCs w:val="32"/>
                 <w:cs/>
               </w:rPr>
               <w:t>​</w:t>
@@ -4855,7 +4879,7 @@
               <w:rPr>
                 <w:rFonts w:ascii="Arial" w:hAnsi="Arial" w:cs="Arial" w:hint="cs"/>
                 <w:sz w:val="32"/>
-                <w:szCs w:val="26"/>
+                <w:szCs w:val="32"/>
                 <w:cs/>
               </w:rPr>
               <w:t>​</w:t>
@@ -4887,7 +4911,7 @@
               <w:rPr>
                 <w:rFonts w:ascii="Arial" w:hAnsi="Arial" w:cs="Arial" w:hint="cs"/>
                 <w:sz w:val="32"/>
-                <w:szCs w:val="26"/>
+                <w:szCs w:val="32"/>
                 <w:cs/>
               </w:rPr>
               <w:t>​</w:t>
@@ -4919,7 +4943,7 @@
               <w:rPr>
                 <w:rFonts w:ascii="Arial" w:hAnsi="Arial" w:cs="Arial" w:hint="cs"/>
                 <w:sz w:val="32"/>
-                <w:szCs w:val="26"/>
+                <w:szCs w:val="32"/>
                 <w:cs/>
               </w:rPr>
               <w:t>​</w:t>
@@ -4942,7 +4966,7 @@
             <w:r>
               <w:rPr>
                 <w:sz w:val="32"/>
-                <w:szCs w:val="26"/>
+                <w:szCs w:val="32"/>
                 <w:cs/>
               </w:rPr>
               <w:t>3</w:t>
@@ -4990,7 +5014,7 @@
               <w:rPr>
                 <w:rFonts w:ascii="Arial" w:hAnsi="Arial" w:cs="Arial" w:hint="cs"/>
                 <w:sz w:val="32"/>
-                <w:szCs w:val="26"/>
+                <w:szCs w:val="32"/>
                 <w:cs/>
               </w:rPr>
               <w:t>​</w:t>
@@ -5022,7 +5046,7 @@
               <w:rPr>
                 <w:rFonts w:ascii="Arial" w:hAnsi="Arial" w:cs="Arial" w:hint="cs"/>
                 <w:sz w:val="32"/>
-                <w:szCs w:val="26"/>
+                <w:szCs w:val="32"/>
                 <w:cs/>
               </w:rPr>
               <w:t>​</w:t>
@@ -5054,7 +5078,7 @@
               <w:rPr>
                 <w:rFonts w:ascii="Arial" w:hAnsi="Arial" w:cs="Arial" w:hint="cs"/>
                 <w:sz w:val="32"/>
-                <w:szCs w:val="26"/>
+                <w:szCs w:val="32"/>
                 <w:cs/>
               </w:rPr>
               <w:t>​</w:t>
@@ -5086,7 +5110,7 @@
               <w:rPr>
                 <w:rFonts w:ascii="Arial" w:hAnsi="Arial" w:cs="Arial" w:hint="cs"/>
                 <w:sz w:val="32"/>
-                <w:szCs w:val="26"/>
+                <w:szCs w:val="32"/>
                 <w:cs/>
               </w:rPr>
               <w:t>​</w:t>
@@ -5118,7 +5142,7 @@
               <w:rPr>
                 <w:rFonts w:ascii="Arial" w:hAnsi="Arial" w:cs="Arial" w:hint="cs"/>
                 <w:sz w:val="32"/>
-                <w:szCs w:val="26"/>
+                <w:szCs w:val="32"/>
                 <w:cs/>
               </w:rPr>
               <w:t>​</w:t>
@@ -5150,7 +5174,7 @@
               <w:rPr>
                 <w:rFonts w:ascii="Arial" w:hAnsi="Arial" w:cs="Arial" w:hint="cs"/>
                 <w:sz w:val="32"/>
-                <w:szCs w:val="26"/>
+                <w:szCs w:val="32"/>
                 <w:cs/>
               </w:rPr>
               <w:t>​</w:t>
@@ -5173,7 +5197,7 @@
             <w:r>
               <w:rPr>
                 <w:sz w:val="32"/>
-                <w:szCs w:val="26"/>
+                <w:szCs w:val="32"/>
                 <w:cs/>
               </w:rPr>
               <w:t>4</w:t>
@@ -5191,7 +5215,7 @@
             <w:r>
               <w:rPr>
                 <w:sz w:val="32"/>
-                <w:szCs w:val="26"/>
+                <w:szCs w:val="32"/>
                 <w:cs/>
               </w:rPr>
               <w:t>PQ</w:t>
@@ -5223,7 +5247,7 @@
               <w:rPr>
                 <w:rFonts w:ascii="Arial" w:hAnsi="Arial" w:cs="Arial" w:hint="cs"/>
                 <w:sz w:val="32"/>
-                <w:szCs w:val="26"/>
+                <w:szCs w:val="32"/>
                 <w:cs/>
               </w:rPr>
               <w:t>​</w:t>
@@ -5255,7 +5279,7 @@
               <w:rPr>
                 <w:rFonts w:ascii="Arial" w:hAnsi="Arial" w:cs="Arial" w:hint="cs"/>
                 <w:sz w:val="32"/>
-                <w:szCs w:val="26"/>
+                <w:szCs w:val="32"/>
                 <w:cs/>
               </w:rPr>
               <w:t>​</w:t>
@@ -5287,7 +5311,7 @@
               <w:rPr>
                 <w:rFonts w:ascii="Arial" w:hAnsi="Arial" w:cs="Arial" w:hint="cs"/>
                 <w:sz w:val="32"/>
-                <w:szCs w:val="26"/>
+                <w:szCs w:val="32"/>
                 <w:cs/>
               </w:rPr>
               <w:t>​</w:t>
@@ -5319,7 +5343,7 @@
               <w:rPr>
                 <w:rFonts w:ascii="Arial" w:hAnsi="Arial" w:cs="Arial" w:hint="cs"/>
                 <w:sz w:val="32"/>
-                <w:szCs w:val="26"/>
+                <w:szCs w:val="32"/>
                 <w:cs/>
               </w:rPr>
               <w:t>​</w:t>
@@ -5351,7 +5375,7 @@
               <w:rPr>
                 <w:rFonts w:ascii="Arial" w:hAnsi="Arial" w:cs="Arial" w:hint="cs"/>
                 <w:sz w:val="32"/>
-                <w:szCs w:val="26"/>
+                <w:szCs w:val="32"/>
                 <w:cs/>
               </w:rPr>
               <w:t>​</w:t>
@@ -5383,7 +5407,7 @@
               <w:rPr>
                 <w:rFonts w:ascii="Arial" w:hAnsi="Arial" w:cs="Arial" w:hint="cs"/>
                 <w:sz w:val="32"/>
-                <w:szCs w:val="26"/>
+                <w:szCs w:val="32"/>
                 <w:cs/>
               </w:rPr>
               <w:t>​</w:t>
@@ -5406,7 +5430,7 @@
             <w:r>
               <w:rPr>
                 <w:sz w:val="32"/>
-                <w:szCs w:val="26"/>
+                <w:szCs w:val="32"/>
                 <w:cs/>
               </w:rPr>
               <w:t>5</w:t>
@@ -5424,7 +5448,7 @@
             <w:r>
               <w:rPr>
                 <w:sz w:val="32"/>
-                <w:szCs w:val="26"/>
+                <w:szCs w:val="32"/>
                 <w:cs/>
               </w:rPr>
               <w:t>PQ</w:t>
@@ -5456,7 +5480,7 @@
               <w:rPr>
                 <w:rFonts w:ascii="Arial" w:hAnsi="Arial" w:cs="Arial" w:hint="cs"/>
                 <w:sz w:val="32"/>
-                <w:szCs w:val="26"/>
+                <w:szCs w:val="32"/>
                 <w:cs/>
               </w:rPr>
               <w:t>​</w:t>
@@ -5488,7 +5512,7 @@
               <w:rPr>
                 <w:rFonts w:ascii="Arial" w:hAnsi="Arial" w:cs="Arial" w:hint="cs"/>
                 <w:sz w:val="32"/>
-                <w:szCs w:val="26"/>
+                <w:szCs w:val="32"/>
                 <w:cs/>
               </w:rPr>
               <w:t>​</w:t>
@@ -5520,7 +5544,7 @@
               <w:rPr>
                 <w:rFonts w:ascii="Arial" w:hAnsi="Arial" w:cs="Arial" w:hint="cs"/>
                 <w:sz w:val="32"/>
-                <w:szCs w:val="26"/>
+                <w:szCs w:val="32"/>
                 <w:cs/>
               </w:rPr>
               <w:t>​</w:t>
@@ -5552,7 +5576,7 @@
               <w:rPr>
                 <w:rFonts w:ascii="Arial" w:hAnsi="Arial" w:cs="Arial" w:hint="cs"/>
                 <w:sz w:val="32"/>
-                <w:szCs w:val="26"/>
+                <w:szCs w:val="32"/>
                 <w:cs/>
               </w:rPr>
               <w:t>​</w:t>
@@ -5584,7 +5608,7 @@
               <w:rPr>
                 <w:rFonts w:ascii="Arial" w:hAnsi="Arial" w:cs="Arial" w:hint="cs"/>
                 <w:sz w:val="32"/>
-                <w:szCs w:val="26"/>
+                <w:szCs w:val="32"/>
                 <w:cs/>
               </w:rPr>
               <w:t>​</w:t>
@@ -5616,7 +5640,7 @@
               <w:rPr>
                 <w:rFonts w:ascii="Arial" w:hAnsi="Arial" w:cs="Arial" w:hint="cs"/>
                 <w:sz w:val="32"/>
-                <w:szCs w:val="26"/>
+                <w:szCs w:val="32"/>
                 <w:cs/>
               </w:rPr>
               <w:t>​</w:t>
@@ -5639,7 +5663,7 @@
             <w:r>
               <w:rPr>
                 <w:sz w:val="32"/>
-                <w:szCs w:val="26"/>
+                <w:szCs w:val="32"/>
                 <w:cs/>
               </w:rPr>
               <w:t>6</w:t>
@@ -5687,7 +5711,7 @@
               <w:rPr>
                 <w:rFonts w:ascii="Arial" w:hAnsi="Arial" w:cs="Arial" w:hint="cs"/>
                 <w:sz w:val="32"/>
-                <w:szCs w:val="26"/>
+                <w:szCs w:val="32"/>
                 <w:cs/>
               </w:rPr>
               <w:t>​</w:t>
@@ -5719,7 +5743,7 @@
               <w:rPr>
                 <w:rFonts w:ascii="Arial" w:hAnsi="Arial" w:cs="Arial" w:hint="cs"/>
                 <w:sz w:val="32"/>
-                <w:szCs w:val="26"/>
+                <w:szCs w:val="32"/>
                 <w:cs/>
               </w:rPr>
               <w:t>​</w:t>
@@ -5751,7 +5775,7 @@
               <w:rPr>
                 <w:rFonts w:ascii="Arial" w:hAnsi="Arial" w:cs="Arial" w:hint="cs"/>
                 <w:sz w:val="32"/>
-                <w:szCs w:val="26"/>
+                <w:szCs w:val="32"/>
                 <w:cs/>
               </w:rPr>
               <w:t>​</w:t>
@@ -5783,7 +5807,7 @@
               <w:rPr>
                 <w:rFonts w:ascii="Arial" w:hAnsi="Arial" w:cs="Arial" w:hint="cs"/>
                 <w:sz w:val="32"/>
-                <w:szCs w:val="26"/>
+                <w:szCs w:val="32"/>
                 <w:cs/>
               </w:rPr>
               <w:t>​</w:t>
@@ -5815,7 +5839,7 @@
               <w:rPr>
                 <w:rFonts w:ascii="Arial" w:hAnsi="Arial" w:cs="Arial" w:hint="cs"/>
                 <w:sz w:val="32"/>
-                <w:szCs w:val="26"/>
+                <w:szCs w:val="32"/>
                 <w:cs/>
               </w:rPr>
               <w:t>​</w:t>
@@ -5847,7 +5871,7 @@
               <w:rPr>
                 <w:rFonts w:ascii="Arial" w:hAnsi="Arial" w:cs="Arial" w:hint="cs"/>
                 <w:sz w:val="32"/>
-                <w:szCs w:val="26"/>
+                <w:szCs w:val="32"/>
                 <w:cs/>
               </w:rPr>
               <w:t>​</w:t>
@@ -5870,7 +5894,7 @@
             <w:r>
               <w:rPr>
                 <w:sz w:val="32"/>
-                <w:szCs w:val="26"/>
+                <w:szCs w:val="32"/>
                 <w:cs/>
               </w:rPr>
               <w:t>7</w:t>
@@ -5888,7 +5912,7 @@
             <w:r>
               <w:rPr>
                 <w:sz w:val="32"/>
-                <w:szCs w:val="26"/>
+                <w:szCs w:val="32"/>
                 <w:cs/>
               </w:rPr>
               <w:t>PQ</w:t>
@@ -5920,7 +5944,7 @@
               <w:rPr>
                 <w:rFonts w:ascii="Arial" w:hAnsi="Arial" w:cs="Arial" w:hint="cs"/>
                 <w:sz w:val="32"/>
-                <w:szCs w:val="26"/>
+                <w:szCs w:val="32"/>
                 <w:cs/>
               </w:rPr>
               <w:t>​</w:t>
@@ -5952,7 +5976,7 @@
               <w:rPr>
                 <w:rFonts w:ascii="Arial" w:hAnsi="Arial" w:cs="Arial" w:hint="cs"/>
                 <w:sz w:val="32"/>
-                <w:szCs w:val="26"/>
+                <w:szCs w:val="32"/>
                 <w:cs/>
               </w:rPr>
               <w:t>​</w:t>
@@ -5984,7 +6008,7 @@
               <w:rPr>
                 <w:rFonts w:ascii="Arial" w:hAnsi="Arial" w:cs="Arial" w:hint="cs"/>
                 <w:sz w:val="32"/>
-                <w:szCs w:val="26"/>
+                <w:szCs w:val="32"/>
                 <w:cs/>
               </w:rPr>
               <w:t>​</w:t>
@@ -6016,7 +6040,7 @@
               <w:rPr>
                 <w:rFonts w:ascii="Arial" w:hAnsi="Arial" w:cs="Arial" w:hint="cs"/>
                 <w:sz w:val="32"/>
-                <w:szCs w:val="26"/>
+                <w:szCs w:val="32"/>
                 <w:cs/>
               </w:rPr>
               <w:t>​</w:t>
@@ -6048,7 +6072,7 @@
               <w:rPr>
                 <w:rFonts w:ascii="Arial" w:hAnsi="Arial" w:cs="Arial" w:hint="cs"/>
                 <w:sz w:val="32"/>
-                <w:szCs w:val="26"/>
+                <w:szCs w:val="32"/>
                 <w:cs/>
               </w:rPr>
               <w:t>​</w:t>
@@ -6080,7 +6104,7 @@
               <w:rPr>
                 <w:rFonts w:ascii="Arial" w:hAnsi="Arial" w:cs="Arial" w:hint="cs"/>
                 <w:sz w:val="32"/>
-                <w:szCs w:val="26"/>
+                <w:szCs w:val="32"/>
                 <w:cs/>
               </w:rPr>
               <w:t>​</w:t>
@@ -6103,7 +6127,7 @@
             <w:r>
               <w:rPr>
                 <w:sz w:val="32"/>
-                <w:szCs w:val="26"/>
+                <w:szCs w:val="32"/>
                 <w:cs/>
               </w:rPr>
               <w:t>8</w:t>
@@ -6151,7 +6175,7 @@
               <w:rPr>
                 <w:rFonts w:ascii="Arial" w:hAnsi="Arial" w:cs="Arial" w:hint="cs"/>
                 <w:sz w:val="32"/>
-                <w:szCs w:val="26"/>
+                <w:szCs w:val="32"/>
                 <w:cs/>
               </w:rPr>
               <w:t>​</w:t>
@@ -6183,7 +6207,7 @@
               <w:rPr>
                 <w:rFonts w:ascii="Arial" w:hAnsi="Arial" w:cs="Arial" w:hint="cs"/>
                 <w:sz w:val="32"/>
-                <w:szCs w:val="26"/>
+                <w:szCs w:val="32"/>
                 <w:cs/>
               </w:rPr>
               <w:t>​</w:t>
@@ -6215,7 +6239,7 @@
               <w:rPr>
                 <w:rFonts w:ascii="Arial" w:hAnsi="Arial" w:cs="Arial" w:hint="cs"/>
                 <w:sz w:val="32"/>
-                <w:szCs w:val="26"/>
+                <w:szCs w:val="32"/>
                 <w:cs/>
               </w:rPr>
               <w:t>​</w:t>
@@ -6247,7 +6271,7 @@
               <w:rPr>
                 <w:rFonts w:ascii="Arial" w:hAnsi="Arial" w:cs="Arial" w:hint="cs"/>
                 <w:sz w:val="32"/>
-                <w:szCs w:val="26"/>
+                <w:szCs w:val="32"/>
                 <w:cs/>
               </w:rPr>
               <w:t>​</w:t>
@@ -6279,7 +6303,7 @@
               <w:rPr>
                 <w:rFonts w:ascii="Arial" w:hAnsi="Arial" w:cs="Arial" w:hint="cs"/>
                 <w:sz w:val="32"/>
-                <w:szCs w:val="26"/>
+                <w:szCs w:val="32"/>
                 <w:cs/>
               </w:rPr>
               <w:t>​</w:t>
@@ -6311,7 +6335,7 @@
               <w:rPr>
                 <w:rFonts w:ascii="Arial" w:hAnsi="Arial" w:cs="Arial" w:hint="cs"/>
                 <w:sz w:val="32"/>
-                <w:szCs w:val="26"/>
+                <w:szCs w:val="32"/>
                 <w:cs/>
               </w:rPr>
               <w:t>​</w:t>
@@ -6334,7 +6358,7 @@
             <w:r>
               <w:rPr>
                 <w:sz w:val="32"/>
-                <w:szCs w:val="26"/>
+                <w:szCs w:val="32"/>
                 <w:cs/>
               </w:rPr>
               <w:t>9</w:t>
@@ -6352,7 +6376,7 @@
             <w:r>
               <w:rPr>
                 <w:sz w:val="32"/>
-                <w:szCs w:val="26"/>
+                <w:szCs w:val="32"/>
                 <w:cs/>
               </w:rPr>
               <w:t>PQ</w:t>
@@ -6384,7 +6408,7 @@
               <w:rPr>
                 <w:rFonts w:ascii="Arial" w:hAnsi="Arial" w:cs="Arial" w:hint="cs"/>
                 <w:sz w:val="32"/>
-                <w:szCs w:val="26"/>
+                <w:szCs w:val="32"/>
                 <w:cs/>
               </w:rPr>
               <w:t>​</w:t>
@@ -6416,7 +6440,7 @@
               <w:rPr>
                 <w:rFonts w:ascii="Arial" w:hAnsi="Arial" w:cs="Arial" w:hint="cs"/>
                 <w:sz w:val="32"/>
-                <w:szCs w:val="26"/>
+                <w:szCs w:val="32"/>
                 <w:cs/>
               </w:rPr>
               <w:t>​</w:t>
@@ -6448,7 +6472,7 @@
               <w:rPr>
                 <w:rFonts w:ascii="Arial" w:hAnsi="Arial" w:cs="Arial" w:hint="cs"/>
                 <w:sz w:val="32"/>
-                <w:szCs w:val="26"/>
+                <w:szCs w:val="32"/>
                 <w:cs/>
               </w:rPr>
               <w:t>​</w:t>
@@ -6480,7 +6504,7 @@
               <w:rPr>
                 <w:rFonts w:ascii="Arial" w:hAnsi="Arial" w:cs="Arial" w:hint="cs"/>
                 <w:sz w:val="32"/>
-                <w:szCs w:val="26"/>
+                <w:szCs w:val="32"/>
                 <w:cs/>
               </w:rPr>
               <w:t>​</w:t>
@@ -6512,7 +6536,7 @@
               <w:rPr>
                 <w:rFonts w:ascii="Arial" w:hAnsi="Arial" w:cs="Arial" w:hint="cs"/>
                 <w:sz w:val="32"/>
-                <w:szCs w:val="26"/>
+                <w:szCs w:val="32"/>
                 <w:cs/>
               </w:rPr>
               <w:t>​</w:t>
@@ -6544,7 +6568,7 @@
               <w:rPr>
                 <w:rFonts w:ascii="Arial" w:hAnsi="Arial" w:cs="Arial" w:hint="cs"/>
                 <w:sz w:val="32"/>
-                <w:szCs w:val="26"/>
+                <w:szCs w:val="32"/>
                 <w:cs/>
               </w:rPr>
               <w:t>​</w:t>
@@ -6567,7 +6591,7 @@
             <w:r>
               <w:rPr>
                 <w:sz w:val="32"/>
-                <w:szCs w:val="26"/>
+                <w:szCs w:val="32"/>
                 <w:cs/>
               </w:rPr>
               <w:t>10</w:t>
@@ -6585,7 +6609,7 @@
             <w:r>
               <w:rPr>
                 <w:sz w:val="32"/>
-                <w:szCs w:val="26"/>
+                <w:szCs w:val="32"/>
                 <w:cs/>
               </w:rPr>
               <w:t>PQ</w:t>
@@ -6617,7 +6641,7 @@
               <w:rPr>
                 <w:rFonts w:ascii="Arial" w:hAnsi="Arial" w:cs="Arial" w:hint="cs"/>
                 <w:sz w:val="32"/>
-                <w:szCs w:val="26"/>
+                <w:szCs w:val="32"/>
                 <w:cs/>
               </w:rPr>
               <w:t>​</w:t>
@@ -6649,7 +6673,7 @@
               <w:rPr>
                 <w:rFonts w:ascii="Arial" w:hAnsi="Arial" w:cs="Arial" w:hint="cs"/>
                 <w:sz w:val="32"/>
-                <w:szCs w:val="26"/>
+                <w:szCs w:val="32"/>
                 <w:cs/>
               </w:rPr>
               <w:t>​</w:t>
@@ -6681,7 +6705,7 @@
               <w:rPr>
                 <w:rFonts w:ascii="Arial" w:hAnsi="Arial" w:cs="Arial" w:hint="cs"/>
                 <w:sz w:val="32"/>
-                <w:szCs w:val="26"/>
+                <w:szCs w:val="32"/>
                 <w:cs/>
               </w:rPr>
               <w:t>​</w:t>
@@ -6713,7 +6737,7 @@
               <w:rPr>
                 <w:rFonts w:ascii="Arial" w:hAnsi="Arial" w:cs="Arial" w:hint="cs"/>
                 <w:sz w:val="32"/>
-                <w:szCs w:val="26"/>
+                <w:szCs w:val="32"/>
                 <w:cs/>
               </w:rPr>
               <w:t>​</w:t>
@@ -6745,7 +6769,7 @@
               <w:rPr>
                 <w:rFonts w:ascii="Arial" w:hAnsi="Arial" w:cs="Arial" w:hint="cs"/>
                 <w:sz w:val="32"/>
-                <w:szCs w:val="26"/>
+                <w:szCs w:val="32"/>
                 <w:cs/>
               </w:rPr>
               <w:t>​</w:t>
@@ -6777,7 +6801,7 @@
               <w:rPr>
                 <w:rFonts w:ascii="Arial" w:hAnsi="Arial" w:cs="Arial" w:hint="cs"/>
                 <w:sz w:val="32"/>
-                <w:szCs w:val="26"/>
+                <w:szCs w:val="32"/>
                 <w:cs/>
               </w:rPr>
               <w:t>​</w:t>
@@ -6800,7 +6824,7 @@
             <w:r>
               <w:rPr>
                 <w:sz w:val="32"/>
-                <w:szCs w:val="26"/>
+                <w:szCs w:val="32"/>
                 <w:cs/>
               </w:rPr>
               <w:t>11</w:t>
@@ -6818,7 +6842,7 @@
             <w:r>
               <w:rPr>
                 <w:sz w:val="32"/>
-                <w:szCs w:val="26"/>
+                <w:szCs w:val="32"/>
                 <w:cs/>
               </w:rPr>
               <w:t>PQ</w:t>
@@ -6850,7 +6874,7 @@
               <w:rPr>
                 <w:rFonts w:ascii="Arial" w:hAnsi="Arial" w:cs="Arial" w:hint="cs"/>
                 <w:sz w:val="32"/>
-                <w:szCs w:val="26"/>
+                <w:szCs w:val="32"/>
                 <w:cs/>
               </w:rPr>
               <w:t>​</w:t>
@@ -6882,7 +6906,7 @@
               <w:rPr>
                 <w:rFonts w:ascii="Arial" w:hAnsi="Arial" w:cs="Arial" w:hint="cs"/>
                 <w:sz w:val="32"/>
-                <w:szCs w:val="26"/>
+                <w:szCs w:val="32"/>
                 <w:cs/>
               </w:rPr>
               <w:t>​</w:t>
@@ -6914,7 +6938,7 @@
               <w:rPr>
                 <w:rFonts w:ascii="Arial" w:hAnsi="Arial" w:cs="Arial" w:hint="cs"/>
                 <w:sz w:val="32"/>
-                <w:szCs w:val="26"/>
+                <w:szCs w:val="32"/>
                 <w:cs/>
               </w:rPr>
               <w:t>​</w:t>
@@ -6946,7 +6970,7 @@
               <w:rPr>
                 <w:rFonts w:ascii="Arial" w:hAnsi="Arial" w:cs="Arial" w:hint="cs"/>
                 <w:sz w:val="32"/>
-                <w:szCs w:val="26"/>
+                <w:szCs w:val="32"/>
                 <w:cs/>
               </w:rPr>
               <w:t>​</w:t>
@@ -6978,7 +7002,7 @@
               <w:rPr>
                 <w:rFonts w:ascii="Arial" w:hAnsi="Arial" w:cs="Arial" w:hint="cs"/>
                 <w:sz w:val="32"/>
-                <w:szCs w:val="26"/>
+                <w:szCs w:val="32"/>
                 <w:cs/>
               </w:rPr>
               <w:t>​</w:t>
@@ -7010,7 +7034,7 @@
               <w:rPr>
                 <w:rFonts w:ascii="Arial" w:hAnsi="Arial" w:cs="Arial" w:hint="cs"/>
                 <w:sz w:val="32"/>
-                <w:szCs w:val="26"/>
+                <w:szCs w:val="32"/>
                 <w:cs/>
               </w:rPr>
               <w:t>​</w:t>
@@ -7033,7 +7057,7 @@
             <w:r>
               <w:rPr>
                 <w:sz w:val="32"/>
-                <w:szCs w:val="26"/>
+                <w:szCs w:val="32"/>
                 <w:cs/>
               </w:rPr>
               <w:t>12</w:t>
@@ -7051,7 +7075,7 @@
             <w:r>
               <w:rPr>
                 <w:sz w:val="32"/>
-                <w:szCs w:val="26"/>
+                <w:szCs w:val="32"/>
                 <w:cs/>
               </w:rPr>
               <w:t>PQ</w:t>
@@ -7083,7 +7107,7 @@
               <w:rPr>
                 <w:rFonts w:ascii="Arial" w:hAnsi="Arial" w:cs="Arial" w:hint="cs"/>
                 <w:sz w:val="32"/>
-                <w:szCs w:val="26"/>
+                <w:szCs w:val="32"/>
                 <w:cs/>
               </w:rPr>
               <w:t>​</w:t>
@@ -7115,7 +7139,7 @@
               <w:rPr>
                 <w:rFonts w:ascii="Arial" w:hAnsi="Arial" w:cs="Arial" w:hint="cs"/>
                 <w:sz w:val="32"/>
-                <w:szCs w:val="26"/>
+                <w:szCs w:val="32"/>
                 <w:cs/>
               </w:rPr>
               <w:t>​</w:t>
@@ -7147,7 +7171,7 @@
               <w:rPr>
                 <w:rFonts w:ascii="Arial" w:hAnsi="Arial" w:cs="Arial" w:hint="cs"/>
                 <w:sz w:val="32"/>
-                <w:szCs w:val="26"/>
+                <w:szCs w:val="32"/>
                 <w:cs/>
               </w:rPr>
               <w:t>​</w:t>
@@ -7179,7 +7203,7 @@
               <w:rPr>
                 <w:rFonts w:ascii="Arial" w:hAnsi="Arial" w:cs="Arial" w:hint="cs"/>
                 <w:sz w:val="32"/>
-                <w:szCs w:val="26"/>
+                <w:szCs w:val="32"/>
                 <w:cs/>
               </w:rPr>
               <w:t>​</w:t>
@@ -7211,7 +7235,7 @@
               <w:rPr>
                 <w:rFonts w:ascii="Arial" w:hAnsi="Arial" w:cs="Arial" w:hint="cs"/>
                 <w:sz w:val="32"/>
-                <w:szCs w:val="26"/>
+                <w:szCs w:val="32"/>
                 <w:cs/>
               </w:rPr>
               <w:t>​</w:t>
@@ -7243,7 +7267,7 @@
               <w:rPr>
                 <w:rFonts w:ascii="Arial" w:hAnsi="Arial" w:cs="Arial" w:hint="cs"/>
                 <w:sz w:val="32"/>
-                <w:szCs w:val="26"/>
+                <w:szCs w:val="32"/>
                 <w:cs/>
               </w:rPr>
               <w:t>​</w:t>
@@ -7266,7 +7290,7 @@
             <w:r>
               <w:rPr>
                 <w:sz w:val="32"/>
-                <w:szCs w:val="26"/>
+                <w:szCs w:val="32"/>
                 <w:cs/>
               </w:rPr>
               <w:t>13</w:t>
@@ -7284,7 +7308,7 @@
             <w:r>
               <w:rPr>
                 <w:sz w:val="32"/>
-                <w:szCs w:val="26"/>
+                <w:szCs w:val="32"/>
                 <w:cs/>
               </w:rPr>
               <w:t>PQ</w:t>
@@ -7316,7 +7340,7 @@
               <w:rPr>
                 <w:rFonts w:ascii="Arial" w:hAnsi="Arial" w:cs="Arial" w:hint="cs"/>
                 <w:sz w:val="32"/>
-                <w:szCs w:val="26"/>
+                <w:szCs w:val="32"/>
                 <w:cs/>
               </w:rPr>
               <w:t>​</w:t>
@@ -7348,7 +7372,7 @@
               <w:rPr>
                 <w:rFonts w:ascii="Arial" w:hAnsi="Arial" w:cs="Arial" w:hint="cs"/>
                 <w:sz w:val="32"/>
-                <w:szCs w:val="26"/>
+                <w:szCs w:val="32"/>
                 <w:cs/>
               </w:rPr>
               <w:t>​</w:t>
@@ -7380,7 +7404,7 @@
               <w:rPr>
                 <w:rFonts w:ascii="Arial" w:hAnsi="Arial" w:cs="Arial" w:hint="cs"/>
                 <w:sz w:val="32"/>
-                <w:szCs w:val="26"/>
+                <w:szCs w:val="32"/>
                 <w:cs/>
               </w:rPr>
               <w:t>​</w:t>
@@ -7412,7 +7436,7 @@
               <w:rPr>
                 <w:rFonts w:ascii="Arial" w:hAnsi="Arial" w:cs="Arial" w:hint="cs"/>
                 <w:sz w:val="32"/>
-                <w:szCs w:val="26"/>
+                <w:szCs w:val="32"/>
                 <w:cs/>
               </w:rPr>
               <w:t>​</w:t>
@@ -7444,7 +7468,7 @@
               <w:rPr>
                 <w:rFonts w:ascii="Arial" w:hAnsi="Arial" w:cs="Arial" w:hint="cs"/>
                 <w:sz w:val="32"/>
-                <w:szCs w:val="26"/>
+                <w:szCs w:val="32"/>
                 <w:cs/>
               </w:rPr>
               <w:t>​</w:t>
@@ -7476,7 +7500,7 @@
               <w:rPr>
                 <w:rFonts w:ascii="Arial" w:hAnsi="Arial" w:cs="Arial" w:hint="cs"/>
                 <w:sz w:val="32"/>
-                <w:szCs w:val="26"/>
+                <w:szCs w:val="32"/>
                 <w:cs/>
               </w:rPr>
               <w:t>​</w:t>
@@ -7499,7 +7523,7 @@
             <w:r>
               <w:rPr>
                 <w:sz w:val="32"/>
-                <w:szCs w:val="26"/>
+                <w:szCs w:val="32"/>
                 <w:cs/>
               </w:rPr>
               <w:t>14</w:t>
@@ -7517,7 +7541,7 @@
             <w:r>
               <w:rPr>
                 <w:sz w:val="32"/>
-                <w:szCs w:val="26"/>
+                <w:szCs w:val="32"/>
                 <w:cs/>
               </w:rPr>
               <w:t>PQ</w:t>
@@ -7549,7 +7573,7 @@
               <w:rPr>
                 <w:rFonts w:ascii="Arial" w:hAnsi="Arial" w:cs="Arial" w:hint="cs"/>
                 <w:sz w:val="32"/>
-                <w:szCs w:val="26"/>
+                <w:szCs w:val="32"/>
                 <w:cs/>
               </w:rPr>
               <w:t>​</w:t>
@@ -7581,7 +7605,7 @@
               <w:rPr>
                 <w:rFonts w:ascii="Arial" w:hAnsi="Arial" w:cs="Arial" w:hint="cs"/>
                 <w:sz w:val="32"/>
-                <w:szCs w:val="26"/>
+                <w:szCs w:val="32"/>
                 <w:cs/>
               </w:rPr>
               <w:t>​</w:t>
@@ -7613,7 +7637,7 @@
               <w:rPr>
                 <w:rFonts w:ascii="Arial" w:hAnsi="Arial" w:cs="Arial" w:hint="cs"/>
                 <w:sz w:val="32"/>
-                <w:szCs w:val="26"/>
+                <w:szCs w:val="32"/>
                 <w:cs/>
               </w:rPr>
               <w:t>​</w:t>
@@ -7645,7 +7669,7 @@
               <w:rPr>
                 <w:rFonts w:ascii="Arial" w:hAnsi="Arial" w:cs="Arial" w:hint="cs"/>
                 <w:sz w:val="32"/>
-                <w:szCs w:val="26"/>
+                <w:szCs w:val="32"/>
                 <w:cs/>
               </w:rPr>
               <w:t>​</w:t>
@@ -7677,7 +7701,7 @@
               <w:rPr>
                 <w:rFonts w:ascii="Arial" w:hAnsi="Arial" w:cs="Arial" w:hint="cs"/>
                 <w:sz w:val="32"/>
-                <w:szCs w:val="26"/>
+                <w:szCs w:val="32"/>
                 <w:cs/>
               </w:rPr>
               <w:t>​</w:t>
@@ -7709,7 +7733,7 @@
               <w:rPr>
                 <w:rFonts w:ascii="Arial" w:hAnsi="Arial" w:cs="Arial" w:hint="cs"/>
                 <w:sz w:val="32"/>
-                <w:szCs w:val="26"/>
+                <w:szCs w:val="32"/>
                 <w:cs/>
               </w:rPr>
               <w:t>​</w:t>
@@ -7721,6 +7745,7 @@
     <w:p>
       <w:pPr>
         <w:spacing w:after="60"/>
+        <w:jc w:val="left"/>
       </w:pPr>
     </w:p>
     <w:p>
@@ -7732,6 +7757,7 @@
       <w:r>
         <w:rPr>
           <w:sz w:val="32"/>
+          <w:szCs w:val="32"/>
         </w:rPr>
         <w:t>4. สภาวะสมดุล DAE และแบบจำลองเครื่องกำเนิดไฟฟ้าซิงโครนัส</w:t>
       </w:r>
@@ -7740,7 +7766,7 @@
       <w:pPr>
         <w:spacing w:line="320" w:lineRule="exact"/>
         <w:ind w:firstLine="360"/>
-        <w:jc w:val="thaiDistribute"/>
+        <w:jc w:val="left"/>
         <w:rPr>
           <w:sz w:val="32"/>
           <w:szCs w:val="32"/>
@@ -7749,6 +7775,7 @@
       <w:r>
         <w:rPr>
           <w:sz w:val="32"/>
+          <w:szCs w:val="32"/>
         </w:rPr>
         <w:t>หลัง PF ได้แรงดันและกำลังของแต่ละอุปกรณ์ จะสร้าง state เริ่มต้นและแก้สมการ  ร่วมกับ KCL  อีกครั้ง จุดสมดุลนี้เป็นจุดเริ่มต้นร่วมของ SSSA และ TS สำหรับ SG ที่บัส 1 ใช้แบบจำลอง round-rotor sixth-order ตามที่ Kundur [11] กับ Sauer และ Pai [12] วางไว้ และตามแนวปฏิบัติของ IEEE Std 1110 [13] โดย state ที่เก็บคือ</w:t>
       </w:r>
@@ -7757,7 +7784,7 @@
       <w:pPr>
         <w:spacing w:line="320" w:lineRule="exact"/>
         <w:ind w:firstLine="360"/>
-        <w:jc w:val="thaiDistribute"/>
+        <w:jc w:val="left"/>
       </w:pPr>
     </w:p>
     <w:tbl>
@@ -8077,7 +8104,7 @@
       <w:pPr>
         <w:spacing w:line="320" w:lineRule="exact"/>
         <w:ind w:firstLine="360"/>
-        <w:jc w:val="thaiDistribute"/>
+        <w:jc w:val="left"/>
         <w:rPr>
           <w:sz w:val="32"/>
           <w:szCs w:val="32"/>
@@ -8096,7 +8123,7 @@
       <w:pPr>
         <w:spacing w:line="320" w:lineRule="exact"/>
         <w:ind w:firstLine="360"/>
-        <w:jc w:val="thaiDistribute"/>
+        <w:jc w:val="left"/>
       </w:pPr>
     </w:p>
     <w:tbl>
@@ -8378,7 +8405,7 @@
       <w:pPr>
         <w:spacing w:line="320" w:lineRule="exact"/>
         <w:ind w:firstLine="360"/>
-        <w:jc w:val="thaiDistribute"/>
+        <w:jc w:val="left"/>
       </w:pPr>
       <w:r>
         <w:rPr>
@@ -8503,7 +8530,7 @@
       <w:pPr>
         <w:spacing w:line="320" w:lineRule="exact"/>
         <w:ind w:firstLine="360"/>
-        <w:jc w:val="thaiDistribute"/>
+        <w:jc w:val="left"/>
       </w:pPr>
       <w:r>
         <w:rPr>
@@ -8523,6 +8550,7 @@
       <w:r>
         <w:rPr>
           <w:sz w:val="32"/>
+          <w:szCs w:val="32"/>
         </w:rPr>
         <w:t>5. การวิเคราะห์เสถียรภาพสัญญาณขนาดเล็ก (SSSA) เพื่อการคัดกรองชุดโครงแบบออฟไลน์</w:t>
       </w:r>
@@ -8531,7 +8559,7 @@
       <w:pPr>
         <w:spacing w:line="320" w:lineRule="exact"/>
         <w:ind w:firstLine="360"/>
-        <w:jc w:val="thaiDistribute"/>
+        <w:jc w:val="left"/>
       </w:pPr>
       <w:r>
         <w:rPr>
@@ -8894,7 +8922,7 @@
       <w:pPr>
         <w:spacing w:line="320" w:lineRule="exact"/>
         <w:ind w:firstLine="360"/>
-        <w:jc w:val="thaiDistribute"/>
+        <w:jc w:val="left"/>
       </w:pPr>
       <w:r>
         <w:rPr>
@@ -9280,7 +9308,7 @@
       <w:pPr>
         <w:spacing w:line="320" w:lineRule="exact"/>
         <w:ind w:firstLine="360"/>
-        <w:jc w:val="thaiDistribute"/>
+        <w:jc w:val="left"/>
       </w:pPr>
       <w:r>
         <w:rPr>
@@ -9652,7 +9680,7 @@
       <w:pPr>
         <w:spacing w:line="320" w:lineRule="exact"/>
         <w:ind w:firstLine="360"/>
-        <w:jc w:val="thaiDistribute"/>
+        <w:jc w:val="left"/>
       </w:pPr>
       <w:r>
         <w:rPr>
@@ -9667,7 +9695,7 @@
       <w:pPr>
         <w:spacing w:line="320" w:lineRule="exact"/>
         <w:ind w:firstLine="360"/>
-        <w:jc w:val="thaiDistribute"/>
+        <w:jc w:val="left"/>
       </w:pPr>
       <w:r>
         <w:rPr>
@@ -9682,7 +9710,7 @@
       <w:pPr>
         <w:spacing w:line="320" w:lineRule="exact"/>
         <w:ind w:firstLine="360"/>
-        <w:jc w:val="thaiDistribute"/>
+        <w:jc w:val="left"/>
       </w:pPr>
       <w:r>
         <w:rPr>
@@ -9909,7 +9937,7 @@
       <w:pPr>
         <w:spacing w:line="320" w:lineRule="exact"/>
         <w:ind w:firstLine="360"/>
-        <w:jc w:val="thaiDistribute"/>
+        <w:jc w:val="left"/>
         <w:rPr>
           <w:sz w:val="32"/>
           <w:szCs w:val="32"/>
@@ -10034,7 +10062,7 @@
       <w:pPr>
         <w:spacing w:line="320" w:lineRule="exact"/>
         <w:ind w:firstLine="360"/>
-        <w:jc w:val="thaiDistribute"/>
+        <w:jc w:val="left"/>
       </w:pPr>
       <w:r>
         <w:rPr>
@@ -10133,6 +10161,7 @@
           <w:bCs/>
           <w:sz w:val="32"/>
           <w:cs/>
+          <w:szCs w:val="32"/>
         </w:rPr>
         <w:t xml:space="preserve">ตารางที่ 3 </w:t>
       </w:r>
@@ -10140,6 +10169,7 @@
         <w:rPr>
           <w:sz w:val="32"/>
           <w:cs/>
+          <w:szCs w:val="32"/>
         </w:rPr>
         <w:t xml:space="preserve">ผล SSSA ของ configuration ตัวแทนเมื่อ SG offline: IBR2 เป็น GFM และ IBR3/6/8 เป็น GFL (eigenvalue ในหน่วย </w:t>
       </w:r>
@@ -10182,6 +10212,7 @@
         <w:rPr>
           <w:sz w:val="32"/>
           <w:cs/>
+          <w:szCs w:val="32"/>
         </w:rPr>
         <w:t>)</w:t>
       </w:r>
@@ -10259,7 +10290,7 @@
                 <w:b/>
                 <w:bCs/>
                 <w:sz w:val="32"/>
-                <w:szCs w:val="26"/>
+                <w:szCs w:val="32"/>
                 <w:cs/>
               </w:rPr>
               <w:t>,</w:t>
@@ -10269,7 +10300,7 @@
                 <w:b/>
                 <w:bCs/>
                 <w:sz w:val="32"/>
-                <w:szCs w:val="26"/>
+                <w:szCs w:val="32"/>
                 <w:cs/>
               </w:rPr>
               <w:t xml:space="preserve"> </w:t>
@@ -10323,7 +10354,7 @@
                 <w:b/>
                 <w:bCs/>
                 <w:sz w:val="32"/>
-                <w:szCs w:val="26"/>
+                <w:szCs w:val="32"/>
                 <w:cs/>
               </w:rPr>
               <w:t xml:space="preserve"> </w:t>
@@ -10452,7 +10483,7 @@
               <w:rPr>
                 <w:rFonts w:ascii="Arial" w:hAnsi="Arial" w:cs="Arial" w:hint="cs"/>
                 <w:sz w:val="32"/>
-                <w:szCs w:val="26"/>
+                <w:szCs w:val="32"/>
                 <w:cs/>
               </w:rPr>
               <w:t>​</w:t>
@@ -10481,7 +10512,7 @@
               <w:rPr>
                 <w:rFonts w:ascii="Arial" w:hAnsi="Arial" w:cs="Arial" w:hint="cs"/>
                 <w:sz w:val="32"/>
-                <w:szCs w:val="26"/>
+                <w:szCs w:val="32"/>
                 <w:cs/>
               </w:rPr>
               <w:t>​</w:t>
@@ -10510,7 +10541,7 @@
               <w:rPr>
                 <w:rFonts w:ascii="Arial" w:hAnsi="Arial" w:cs="Arial" w:hint="cs"/>
                 <w:sz w:val="32"/>
-                <w:szCs w:val="26"/>
+                <w:szCs w:val="32"/>
                 <w:cs/>
               </w:rPr>
               <w:t>​</w:t>
@@ -10528,7 +10559,7 @@
             <w:r>
               <w:rPr>
                 <w:sz w:val="32"/>
-                <w:szCs w:val="26"/>
+                <w:szCs w:val="32"/>
                 <w:cs/>
               </w:rPr>
               <w:t xml:space="preserve">IBR2 </w:t>
@@ -10567,7 +10598,7 @@
             <w:r>
               <w:rPr>
                 <w:sz w:val="32"/>
-                <w:szCs w:val="26"/>
+                <w:szCs w:val="32"/>
                 <w:cs/>
               </w:rPr>
               <w:t xml:space="preserve"> (GFM)</w:t>
@@ -10637,7 +10668,7 @@
               <w:rPr>
                 <w:rFonts w:ascii="Arial" w:hAnsi="Arial" w:cs="Arial" w:hint="cs"/>
                 <w:sz w:val="32"/>
-                <w:szCs w:val="26"/>
+                <w:szCs w:val="32"/>
                 <w:cs/>
               </w:rPr>
               <w:t>​</w:t>
@@ -10666,7 +10697,7 @@
               <w:rPr>
                 <w:rFonts w:ascii="Arial" w:hAnsi="Arial" w:cs="Arial" w:hint="cs"/>
                 <w:sz w:val="32"/>
-                <w:szCs w:val="26"/>
+                <w:szCs w:val="32"/>
                 <w:cs/>
               </w:rPr>
               <w:t>​</w:t>
@@ -10695,7 +10726,7 @@
               <w:rPr>
                 <w:rFonts w:ascii="Arial" w:hAnsi="Arial" w:cs="Arial" w:hint="cs"/>
                 <w:sz w:val="32"/>
-                <w:szCs w:val="26"/>
+                <w:szCs w:val="32"/>
                 <w:cs/>
               </w:rPr>
               <w:t>​</w:t>
@@ -10713,7 +10744,7 @@
             <w:r>
               <w:rPr>
                 <w:sz w:val="32"/>
-                <w:szCs w:val="26"/>
+                <w:szCs w:val="32"/>
                 <w:cs/>
               </w:rPr>
               <w:t xml:space="preserve">IBR3 </w:t>
@@ -10752,7 +10783,7 @@
             <w:r>
               <w:rPr>
                 <w:sz w:val="32"/>
-                <w:szCs w:val="26"/>
+                <w:szCs w:val="32"/>
                 <w:cs/>
               </w:rPr>
               <w:t xml:space="preserve"> (GFL)</w:t>
@@ -10822,7 +10853,7 @@
               <w:rPr>
                 <w:rFonts w:ascii="Arial" w:hAnsi="Arial" w:cs="Arial" w:hint="cs"/>
                 <w:sz w:val="32"/>
-                <w:szCs w:val="26"/>
+                <w:szCs w:val="32"/>
                 <w:cs/>
               </w:rPr>
               <w:t>​</w:t>
@@ -10851,7 +10882,7 @@
               <w:rPr>
                 <w:rFonts w:ascii="Arial" w:hAnsi="Arial" w:cs="Arial" w:hint="cs"/>
                 <w:sz w:val="32"/>
-                <w:szCs w:val="26"/>
+                <w:szCs w:val="32"/>
                 <w:cs/>
               </w:rPr>
               <w:t>​</w:t>
@@ -10880,7 +10911,7 @@
               <w:rPr>
                 <w:rFonts w:ascii="Arial" w:hAnsi="Arial" w:cs="Arial" w:hint="cs"/>
                 <w:sz w:val="32"/>
-                <w:szCs w:val="26"/>
+                <w:szCs w:val="32"/>
                 <w:cs/>
               </w:rPr>
               <w:t>​</w:t>
@@ -10898,7 +10929,7 @@
             <w:r>
               <w:rPr>
                 <w:sz w:val="32"/>
-                <w:szCs w:val="26"/>
+                <w:szCs w:val="32"/>
                 <w:cs/>
               </w:rPr>
               <w:t xml:space="preserve">IBR6 </w:t>
@@ -10937,7 +10968,7 @@
             <w:r>
               <w:rPr>
                 <w:sz w:val="32"/>
-                <w:szCs w:val="26"/>
+                <w:szCs w:val="32"/>
                 <w:cs/>
               </w:rPr>
               <w:t xml:space="preserve"> (GFL)</w:t>
@@ -11007,7 +11038,7 @@
               <w:rPr>
                 <w:rFonts w:ascii="Arial" w:hAnsi="Arial" w:cs="Arial" w:hint="cs"/>
                 <w:sz w:val="32"/>
-                <w:szCs w:val="26"/>
+                <w:szCs w:val="32"/>
                 <w:cs/>
               </w:rPr>
               <w:t>​</w:t>
@@ -11036,7 +11067,7 @@
               <w:rPr>
                 <w:rFonts w:ascii="Arial" w:hAnsi="Arial" w:cs="Arial" w:hint="cs"/>
                 <w:sz w:val="32"/>
-                <w:szCs w:val="26"/>
+                <w:szCs w:val="32"/>
                 <w:cs/>
               </w:rPr>
               <w:t>​</w:t>
@@ -11065,7 +11096,7 @@
               <w:rPr>
                 <w:rFonts w:ascii="Arial" w:hAnsi="Arial" w:cs="Arial" w:hint="cs"/>
                 <w:sz w:val="32"/>
-                <w:szCs w:val="26"/>
+                <w:szCs w:val="32"/>
                 <w:cs/>
               </w:rPr>
               <w:t>​</w:t>
@@ -11083,7 +11114,7 @@
             <w:r>
               <w:rPr>
                 <w:sz w:val="32"/>
-                <w:szCs w:val="26"/>
+                <w:szCs w:val="32"/>
                 <w:cs/>
               </w:rPr>
               <w:t xml:space="preserve">IBR2 </w:t>
@@ -11122,7 +11153,7 @@
             <w:r>
               <w:rPr>
                 <w:sz w:val="32"/>
-                <w:szCs w:val="26"/>
+                <w:szCs w:val="32"/>
                 <w:cs/>
               </w:rPr>
               <w:t xml:space="preserve"> (GFM)</w:t>
@@ -11192,7 +11223,7 @@
               <w:rPr>
                 <w:rFonts w:ascii="Arial" w:hAnsi="Arial" w:cs="Arial" w:hint="cs"/>
                 <w:sz w:val="32"/>
-                <w:szCs w:val="26"/>
+                <w:szCs w:val="32"/>
                 <w:cs/>
               </w:rPr>
               <w:t>​</w:t>
@@ -11221,7 +11252,7 @@
               <w:rPr>
                 <w:rFonts w:ascii="Arial" w:hAnsi="Arial" w:cs="Arial" w:hint="cs"/>
                 <w:sz w:val="32"/>
-                <w:szCs w:val="26"/>
+                <w:szCs w:val="32"/>
                 <w:cs/>
               </w:rPr>
               <w:t>​</w:t>
@@ -11250,7 +11281,7 @@
               <w:rPr>
                 <w:rFonts w:ascii="Arial" w:hAnsi="Arial" w:cs="Arial" w:hint="cs"/>
                 <w:sz w:val="32"/>
-                <w:szCs w:val="26"/>
+                <w:szCs w:val="32"/>
                 <w:cs/>
               </w:rPr>
               <w:t>​</w:t>
@@ -11268,7 +11299,7 @@
             <w:r>
               <w:rPr>
                 <w:sz w:val="32"/>
-                <w:szCs w:val="26"/>
+                <w:szCs w:val="32"/>
                 <w:cs/>
               </w:rPr>
               <w:t xml:space="preserve">IBR2 </w:t>
@@ -11369,7 +11400,7 @@
               <w:rPr>
                 <w:rFonts w:ascii="Arial" w:hAnsi="Arial" w:cs="Arial" w:hint="cs"/>
                 <w:sz w:val="32"/>
-                <w:szCs w:val="26"/>
+                <w:szCs w:val="32"/>
                 <w:cs/>
               </w:rPr>
               <w:t>​</w:t>
@@ -11398,7 +11429,7 @@
               <w:rPr>
                 <w:rFonts w:ascii="Arial" w:hAnsi="Arial" w:cs="Arial" w:hint="cs"/>
                 <w:sz w:val="32"/>
-                <w:szCs w:val="26"/>
+                <w:szCs w:val="32"/>
                 <w:cs/>
               </w:rPr>
               <w:t>​</w:t>
@@ -11427,7 +11458,7 @@
               <w:rPr>
                 <w:rFonts w:ascii="Arial" w:hAnsi="Arial" w:cs="Arial" w:hint="cs"/>
                 <w:sz w:val="32"/>
-                <w:szCs w:val="26"/>
+                <w:szCs w:val="32"/>
                 <w:cs/>
               </w:rPr>
               <w:t>​</w:t>
@@ -11445,7 +11476,7 @@
             <w:r>
               <w:rPr>
                 <w:sz w:val="32"/>
-                <w:szCs w:val="26"/>
+                <w:szCs w:val="32"/>
                 <w:cs/>
               </w:rPr>
               <w:t xml:space="preserve">IBR8 </w:t>
@@ -11546,7 +11577,7 @@
               <w:rPr>
                 <w:rFonts w:ascii="Arial" w:hAnsi="Arial" w:cs="Arial" w:hint="cs"/>
                 <w:sz w:val="32"/>
-                <w:szCs w:val="26"/>
+                <w:szCs w:val="32"/>
                 <w:cs/>
               </w:rPr>
               <w:t>​</w:t>
@@ -11575,7 +11606,7 @@
               <w:rPr>
                 <w:rFonts w:ascii="Arial" w:hAnsi="Arial" w:cs="Arial" w:hint="cs"/>
                 <w:sz w:val="32"/>
-                <w:szCs w:val="26"/>
+                <w:szCs w:val="32"/>
                 <w:cs/>
               </w:rPr>
               <w:t>​</w:t>
@@ -11604,7 +11635,7 @@
               <w:rPr>
                 <w:rFonts w:ascii="Arial" w:hAnsi="Arial" w:cs="Arial" w:hint="cs"/>
                 <w:sz w:val="32"/>
-                <w:szCs w:val="26"/>
+                <w:szCs w:val="32"/>
                 <w:cs/>
               </w:rPr>
               <w:t>​</w:t>
@@ -11622,7 +11653,7 @@
             <w:r>
               <w:rPr>
                 <w:sz w:val="32"/>
-                <w:szCs w:val="26"/>
+                <w:szCs w:val="32"/>
                 <w:cs/>
               </w:rPr>
               <w:t xml:space="preserve">IBR3 </w:t>
@@ -11723,7 +11754,7 @@
               <w:rPr>
                 <w:rFonts w:ascii="Arial" w:hAnsi="Arial" w:cs="Arial" w:hint="cs"/>
                 <w:sz w:val="32"/>
-                <w:szCs w:val="26"/>
+                <w:szCs w:val="32"/>
                 <w:cs/>
               </w:rPr>
               <w:t>​</w:t>
@@ -11752,7 +11783,7 @@
               <w:rPr>
                 <w:rFonts w:ascii="Arial" w:hAnsi="Arial" w:cs="Arial" w:hint="cs"/>
                 <w:sz w:val="32"/>
-                <w:szCs w:val="26"/>
+                <w:szCs w:val="32"/>
                 <w:cs/>
               </w:rPr>
               <w:t>​</w:t>
@@ -11781,7 +11812,7 @@
               <w:rPr>
                 <w:rFonts w:ascii="Arial" w:hAnsi="Arial" w:cs="Arial" w:hint="cs"/>
                 <w:sz w:val="32"/>
-                <w:szCs w:val="26"/>
+                <w:szCs w:val="32"/>
                 <w:cs/>
               </w:rPr>
               <w:t>​</w:t>
@@ -11799,7 +11830,7 @@
             <w:r>
               <w:rPr>
                 <w:sz w:val="32"/>
-                <w:szCs w:val="26"/>
+                <w:szCs w:val="32"/>
                 <w:cs/>
               </w:rPr>
               <w:t xml:space="preserve">IBR6 </w:t>
@@ -11842,13 +11873,14 @@
     <w:p>
       <w:pPr>
         <w:spacing w:after="60"/>
+        <w:jc w:val="left"/>
       </w:pPr>
     </w:p>
     <w:p>
       <w:pPr>
         <w:spacing w:before="60" w:after="60" w:line="320" w:lineRule="exact"/>
         <w:ind w:firstLine="360"/>
-        <w:jc w:val="thaiDistribute"/>
+        <w:jc w:val="left"/>
       </w:pPr>
       <w:r>
         <w:rPr>
@@ -11948,7 +11980,7 @@
       <w:pPr>
         <w:spacing w:line="320" w:lineRule="exact"/>
         <w:ind w:firstLine="360"/>
-        <w:jc w:val="thaiDistribute"/>
+        <w:jc w:val="left"/>
       </w:pPr>
       <w:r>
         <w:rPr>
@@ -12211,6 +12243,7 @@
           <w:bCs/>
           <w:sz w:val="32"/>
           <w:cs/>
+          <w:szCs w:val="32"/>
         </w:rPr>
         <w:t xml:space="preserve">ตารางที่ 4 </w:t>
       </w:r>
@@ -12218,6 +12251,7 @@
         <w:rPr>
           <w:sz w:val="32"/>
           <w:cs/>
+          <w:szCs w:val="32"/>
         </w:rPr>
         <w:t>สรุปการคัดกรองชุด candidate ของ GFM ทั้ง 15 ชุดเมื่อ SG offline</w:t>
       </w:r>
@@ -12254,7 +12288,7 @@
                 <w:b/>
                 <w:bCs/>
                 <w:sz w:val="32"/>
-                <w:szCs w:val="26"/>
+                <w:szCs w:val="32"/>
                 <w:cs/>
               </w:rPr>
               <w:t>จำนวน GFM</w:t>
@@ -12274,7 +12308,7 @@
                 <w:b/>
                 <w:bCs/>
                 <w:sz w:val="32"/>
-                <w:szCs w:val="26"/>
+                <w:szCs w:val="32"/>
                 <w:cs/>
               </w:rPr>
               <w:t>จำนวนชุด</w:t>
@@ -12294,7 +12328,7 @@
                 <w:b/>
                 <w:bCs/>
                 <w:sz w:val="32"/>
-                <w:szCs w:val="26"/>
+                <w:szCs w:val="32"/>
                 <w:cs/>
               </w:rPr>
               <w:t>ผ่าน</w:t>
@@ -12314,7 +12348,7 @@
                 <w:b/>
                 <w:bCs/>
                 <w:sz w:val="32"/>
-                <w:szCs w:val="26"/>
+                <w:szCs w:val="32"/>
                 <w:cs/>
               </w:rPr>
               <w:t>ข้อสังเกต</w:t>
@@ -12347,7 +12381,7 @@
             <w:r>
               <w:rPr>
                 <w:sz w:val="32"/>
-                <w:szCs w:val="26"/>
+                <w:szCs w:val="32"/>
                 <w:cs/>
               </w:rPr>
               <w:t>​</w:t>
@@ -12375,7 +12409,7 @@
             <w:r>
               <w:rPr>
                 <w:sz w:val="32"/>
-                <w:szCs w:val="26"/>
+                <w:szCs w:val="32"/>
                 <w:cs/>
               </w:rPr>
               <w:t>​</w:t>
@@ -12403,7 +12437,7 @@
             <w:r>
               <w:rPr>
                 <w:sz w:val="32"/>
-                <w:szCs w:val="26"/>
+                <w:szCs w:val="32"/>
                 <w:cs/>
               </w:rPr>
               <w:t>​</w:t>
@@ -12421,7 +12455,7 @@
             <w:r>
               <w:rPr>
                 <w:sz w:val="32"/>
-                <w:szCs w:val="26"/>
+                <w:szCs w:val="32"/>
                 <w:cs/>
               </w:rPr>
               <w:t>ทุกชุดตัวเดียวผ่านการคัดกรองเชิงเส้น; ชุดที่ดีที่สุดคือบัส 2 (</w:t>
@@ -12439,7 +12473,7 @@
             <w:r>
               <w:rPr>
                 <w:sz w:val="32"/>
-                <w:szCs w:val="26"/>
+                <w:szCs w:val="32"/>
                 <w:cs/>
               </w:rPr>
               <w:t>)</w:t>
@@ -12472,7 +12506,7 @@
             <w:r>
               <w:rPr>
                 <w:sz w:val="32"/>
-                <w:szCs w:val="26"/>
+                <w:szCs w:val="32"/>
                 <w:cs/>
               </w:rPr>
               <w:t>​</w:t>
@@ -12500,7 +12534,7 @@
             <w:r>
               <w:rPr>
                 <w:sz w:val="32"/>
-                <w:szCs w:val="26"/>
+                <w:szCs w:val="32"/>
                 <w:cs/>
               </w:rPr>
               <w:t>​</w:t>
@@ -12528,7 +12562,7 @@
             <w:r>
               <w:rPr>
                 <w:sz w:val="32"/>
-                <w:szCs w:val="26"/>
+                <w:szCs w:val="32"/>
                 <w:cs/>
               </w:rPr>
               <w:t>​</w:t>
@@ -12546,7 +12580,7 @@
             <w:r>
               <w:rPr>
                 <w:sz w:val="32"/>
-                <w:szCs w:val="26"/>
+                <w:szCs w:val="32"/>
                 <w:cs/>
               </w:rPr>
               <w:t>ชุดบัส 2+6 และบัส 3+6 ผ่าน; ชุดหลังให้ margin ดีที่สุดของตารางทั้งหมด</w:t>
@@ -12579,7 +12613,7 @@
             <w:r>
               <w:rPr>
                 <w:sz w:val="32"/>
-                <w:szCs w:val="26"/>
+                <w:szCs w:val="32"/>
                 <w:cs/>
               </w:rPr>
               <w:t>​</w:t>
@@ -12607,7 +12641,7 @@
             <w:r>
               <w:rPr>
                 <w:sz w:val="32"/>
-                <w:szCs w:val="26"/>
+                <w:szCs w:val="32"/>
                 <w:cs/>
               </w:rPr>
               <w:t>​</w:t>
@@ -12635,7 +12669,7 @@
             <w:r>
               <w:rPr>
                 <w:sz w:val="32"/>
-                <w:szCs w:val="26"/>
+                <w:szCs w:val="32"/>
                 <w:cs/>
               </w:rPr>
               <w:t>​</w:t>
@@ -12653,7 +12687,7 @@
             <w:r>
               <w:rPr>
                 <w:sz w:val="32"/>
-                <w:szCs w:val="26"/>
+                <w:szCs w:val="32"/>
                 <w:cs/>
               </w:rPr>
               <w:t>ไม่มีชุดใดหา equilibrium ได้ภายใต้ข้อจำกัดของอุปกรณ์</w:t>
@@ -12686,7 +12720,7 @@
             <w:r>
               <w:rPr>
                 <w:sz w:val="32"/>
-                <w:szCs w:val="26"/>
+                <w:szCs w:val="32"/>
                 <w:cs/>
               </w:rPr>
               <w:t>​</w:t>
@@ -12714,7 +12748,7 @@
             <w:r>
               <w:rPr>
                 <w:sz w:val="32"/>
-                <w:szCs w:val="26"/>
+                <w:szCs w:val="32"/>
                 <w:cs/>
               </w:rPr>
               <w:t>​</w:t>
@@ -12742,7 +12776,7 @@
             <w:r>
               <w:rPr>
                 <w:sz w:val="32"/>
-                <w:szCs w:val="26"/>
+                <w:szCs w:val="32"/>
                 <w:cs/>
               </w:rPr>
               <w:t>​</w:t>
@@ -12760,7 +12794,7 @@
             <w:r>
               <w:rPr>
                 <w:sz w:val="32"/>
-                <w:szCs w:val="26"/>
+                <w:szCs w:val="32"/>
                 <w:cs/>
               </w:rPr>
               <w:t>ผ่าน SSSA แต่ยังต้องทดสอบว่าวิถีไม่เชิงเส้นไปถึงชุดนี้ได้จริงหรือไม่</w:t>
@@ -12772,13 +12806,14 @@
     <w:p>
       <w:pPr>
         <w:spacing w:after="60"/>
+        <w:jc w:val="left"/>
       </w:pPr>
     </w:p>
     <w:p>
       <w:pPr>
         <w:spacing w:before="60" w:after="60" w:line="320" w:lineRule="exact"/>
         <w:ind w:firstLine="360"/>
-        <w:jc w:val="thaiDistribute"/>
+        <w:jc w:val="left"/>
       </w:pPr>
       <w:r>
         <w:rPr>
@@ -12810,7 +12845,7 @@
           <w:b/>
           <w:bCs/>
           <w:sz w:val="32"/>
-          <w:szCs w:val="34"/>
+          <w:szCs w:val="32"/>
           <w:cs/>
         </w:rPr>
         <w:lastRenderedPageBreak/>
@@ -12821,7 +12856,7 @@
       <w:pPr>
         <w:spacing w:line="320" w:lineRule="exact"/>
         <w:ind w:firstLine="360"/>
-        <w:jc w:val="thaiDistribute"/>
+        <w:jc w:val="left"/>
         <w:rPr>
           <w:sz w:val="32"/>
           <w:szCs w:val="32"/>
@@ -12840,7 +12875,7 @@
       <w:pPr>
         <w:spacing w:line="320" w:lineRule="exact"/>
         <w:ind w:firstLine="360"/>
-        <w:jc w:val="thaiDistribute"/>
+        <w:jc w:val="left"/>
         <w:rPr>
           <w:rFonts w:hint="cs"/>
         </w:rPr>
@@ -13429,7 +13464,7 @@
       <w:pPr>
         <w:spacing w:line="320" w:lineRule="exact"/>
         <w:ind w:firstLine="360"/>
-        <w:jc w:val="thaiDistribute"/>
+        <w:jc w:val="left"/>
         <w:rPr>
           <w:sz w:val="32"/>
           <w:szCs w:val="32"/>
@@ -13448,7 +13483,7 @@
       <w:pPr>
         <w:spacing w:line="320" w:lineRule="exact"/>
         <w:ind w:firstLine="360"/>
-        <w:jc w:val="thaiDistribute"/>
+        <w:jc w:val="left"/>
         <w:rPr>
           <w:rFonts w:hint="cs"/>
         </w:rPr>
@@ -13810,7 +13845,7 @@
       <w:pPr>
         <w:spacing w:line="320" w:lineRule="exact"/>
         <w:ind w:firstLine="360"/>
-        <w:jc w:val="thaiDistribute"/>
+        <w:jc w:val="left"/>
       </w:pPr>
       <w:r>
         <w:rPr>
@@ -13905,7 +13940,7 @@
       <w:pPr>
         <w:spacing w:line="320" w:lineRule="exact"/>
         <w:ind w:firstLine="360"/>
-        <w:jc w:val="thaiDistribute"/>
+        <w:jc w:val="left"/>
         <w:rPr>
           <w:sz w:val="32"/>
           <w:szCs w:val="32"/>
@@ -13924,7 +13959,7 @@
       <w:pPr>
         <w:spacing w:line="320" w:lineRule="exact"/>
         <w:ind w:firstLine="360"/>
-        <w:jc w:val="thaiDistribute"/>
+        <w:jc w:val="left"/>
         <w:rPr>
           <w:rFonts w:hint="cs"/>
         </w:rPr>
@@ -14312,7 +14347,7 @@
       <w:pPr>
         <w:spacing w:line="320" w:lineRule="exact"/>
         <w:ind w:firstLine="360"/>
-        <w:jc w:val="thaiDistribute"/>
+        <w:jc w:val="left"/>
       </w:pPr>
       <w:r>
         <w:rPr>
@@ -14345,7 +14380,7 @@
       <w:pPr>
         <w:spacing w:line="320" w:lineRule="exact"/>
         <w:ind w:firstLine="360"/>
-        <w:jc w:val="thaiDistribute"/>
+        <w:jc w:val="left"/>
       </w:pPr>
       <w:r>
         <w:rPr>
@@ -14360,7 +14395,7 @@
       <w:pPr>
         <w:spacing w:line="320" w:lineRule="exact"/>
         <w:ind w:firstLine="360"/>
-        <w:jc w:val="thaiDistribute"/>
+        <w:jc w:val="left"/>
       </w:pPr>
       <w:r>
         <w:rPr>
@@ -14434,6 +14469,7 @@
       <w:r>
         <w:rPr>
           <w:sz w:val="32"/>
+          <w:szCs w:val="32"/>
         </w:rPr>
         <w:t>7. แบบจำลองอินเวอร์เตอร์ (IBR) แบบสองโหมด GFL/GFM ขนาด 17 สถานะ</w:t>
       </w:r>
@@ -14442,7 +14478,7 @@
       <w:pPr>
         <w:spacing w:line="320" w:lineRule="exact"/>
         <w:ind w:firstLine="360"/>
-        <w:jc w:val="thaiDistribute"/>
+        <w:jc w:val="left"/>
       </w:pPr>
       <w:r>
         <w:rPr>
@@ -14740,7 +14776,7 @@
       <w:pPr>
         <w:spacing w:line="320" w:lineRule="exact"/>
         <w:ind w:firstLine="360"/>
-        <w:jc w:val="thaiDistribute"/>
+        <w:jc w:val="left"/>
       </w:pPr>
       <w:r>
         <w:rPr>
@@ -15946,7 +15982,7 @@
       <w:pPr>
         <w:spacing w:line="320" w:lineRule="exact"/>
         <w:ind w:firstLine="360"/>
-        <w:jc w:val="thaiDistribute"/>
+        <w:jc w:val="left"/>
         <w:rPr>
           <w:sz w:val="32"/>
           <w:szCs w:val="32"/>
@@ -15965,7 +16001,7 @@
       <w:pPr>
         <w:spacing w:line="320" w:lineRule="exact"/>
         <w:ind w:firstLine="360"/>
-        <w:jc w:val="thaiDistribute"/>
+        <w:jc w:val="left"/>
         <w:rPr>
           <w:rFonts w:hint="cs"/>
         </w:rPr>
@@ -16807,7 +16843,7 @@
       <w:pPr>
         <w:spacing w:line="320" w:lineRule="exact"/>
         <w:ind w:firstLine="360"/>
-        <w:jc w:val="thaiDistribute"/>
+        <w:jc w:val="left"/>
       </w:pPr>
       <w:r>
         <w:rPr>
@@ -17352,7 +17388,7 @@
       <w:pPr>
         <w:spacing w:line="320" w:lineRule="exact"/>
         <w:ind w:firstLine="360"/>
-        <w:jc w:val="thaiDistribute"/>
+        <w:jc w:val="left"/>
       </w:pPr>
       <w:r>
         <w:rPr>
@@ -17467,6 +17503,7 @@
           <w:bCs/>
           <w:sz w:val="32"/>
           <w:cs/>
+          <w:szCs w:val="32"/>
         </w:rPr>
         <w:t xml:space="preserve">ตารางที่ 5 </w:t>
       </w:r>
@@ -17474,6 +17511,7 @@
         <w:rPr>
           <w:sz w:val="32"/>
           <w:cs/>
+          <w:szCs w:val="32"/>
         </w:rPr>
         <w:t>การแบ่ง state ownership ของ IBR แบบ dual-mode</w:t>
       </w:r>
@@ -17511,7 +17549,7 @@
                 <w:b/>
                 <w:bCs/>
                 <w:sz w:val="32"/>
-                <w:szCs w:val="26"/>
+                <w:szCs w:val="32"/>
                 <w:cs/>
               </w:rPr>
               <w:t>กลุ่ม</w:t>
@@ -17531,7 +17569,7 @@
                 <w:b/>
                 <w:bCs/>
                 <w:sz w:val="32"/>
-                <w:szCs w:val="26"/>
+                <w:szCs w:val="32"/>
                 <w:cs/>
               </w:rPr>
               <w:t>State</w:t>
@@ -17551,7 +17589,7 @@
                 <w:b/>
                 <w:bCs/>
                 <w:sz w:val="32"/>
-                <w:szCs w:val="26"/>
+                <w:szCs w:val="32"/>
                 <w:cs/>
               </w:rPr>
               <w:t xml:space="preserve">GFL </w:t>
@@ -17571,7 +17609,7 @@
                 <w:b/>
                 <w:bCs/>
                 <w:sz w:val="32"/>
-                <w:szCs w:val="26"/>
+                <w:szCs w:val="32"/>
                 <w:cs/>
               </w:rPr>
               <w:t xml:space="preserve">GFM </w:t>
@@ -17591,7 +17629,7 @@
                 <w:b/>
                 <w:bCs/>
                 <w:sz w:val="32"/>
-                <w:szCs w:val="26"/>
+                <w:szCs w:val="32"/>
                 <w:cs/>
               </w:rPr>
               <w:t>หน้าที่</w:t>
@@ -17614,7 +17652,7 @@
             <w:r>
               <w:rPr>
                 <w:sz w:val="32"/>
-                <w:szCs w:val="26"/>
+                <w:szCs w:val="32"/>
                 <w:cs/>
               </w:rPr>
               <w:t>Common</w:t>
@@ -17774,7 +17812,7 @@
             <w:r>
               <w:rPr>
                 <w:sz w:val="32"/>
-                <w:szCs w:val="26"/>
+                <w:szCs w:val="32"/>
                 <w:cs/>
               </w:rPr>
               <w:t>​</w:t>
@@ -17792,7 +17830,7 @@
             <w:r>
               <w:rPr>
                 <w:sz w:val="32"/>
-                <w:szCs w:val="26"/>
+                <w:szCs w:val="32"/>
                 <w:cs/>
               </w:rPr>
               <w:t>Active</w:t>
@@ -17810,7 +17848,7 @@
             <w:r>
               <w:rPr>
                 <w:sz w:val="32"/>
-                <w:szCs w:val="26"/>
+                <w:szCs w:val="32"/>
                 <w:cs/>
               </w:rPr>
               <w:t>Active</w:t>
@@ -17828,7 +17866,7 @@
             <w:r>
               <w:rPr>
                 <w:sz w:val="32"/>
-                <w:szCs w:val="26"/>
+                <w:szCs w:val="32"/>
                 <w:cs/>
               </w:rPr>
               <w:t>physical AC/DC plant; ใช้ร่วมกันและ evolve ต่อเนื่อง</w:t>
@@ -17851,7 +17889,7 @@
             <w:r>
               <w:rPr>
                 <w:sz w:val="32"/>
-                <w:szCs w:val="26"/>
+                <w:szCs w:val="32"/>
                 <w:cs/>
               </w:rPr>
               <w:t>GFL branch</w:t>
@@ -18019,7 +18057,7 @@
             <w:r>
               <w:rPr>
                 <w:sz w:val="32"/>
-                <w:szCs w:val="26"/>
+                <w:szCs w:val="32"/>
                 <w:cs/>
               </w:rPr>
               <w:t>​</w:t>
@@ -18120,7 +18158,7 @@
             <w:r>
               <w:rPr>
                 <w:sz w:val="32"/>
-                <w:szCs w:val="26"/>
+                <w:szCs w:val="32"/>
                 <w:cs/>
               </w:rPr>
               <w:t>​</w:t>
@@ -18138,7 +18176,7 @@
             <w:r>
               <w:rPr>
                 <w:sz w:val="32"/>
-                <w:szCs w:val="26"/>
+                <w:szCs w:val="32"/>
                 <w:cs/>
               </w:rPr>
               <w:t>Active</w:t>
@@ -18156,7 +18194,7 @@
             <w:r>
               <w:rPr>
                 <w:sz w:val="32"/>
-                <w:szCs w:val="26"/>
+                <w:szCs w:val="32"/>
                 <w:cs/>
               </w:rPr>
               <w:t>Hold</w:t>
@@ -18174,7 +18212,7 @@
             <w:r>
               <w:rPr>
                 <w:sz w:val="32"/>
-                <w:szCs w:val="26"/>
+                <w:szCs w:val="32"/>
                 <w:cs/>
               </w:rPr>
               <w:t xml:space="preserve">PLL, </w:t>
@@ -18214,7 +18252,7 @@
             <w:r>
               <w:rPr>
                 <w:sz w:val="32"/>
-                <w:szCs w:val="26"/>
+                <w:szCs w:val="32"/>
                 <w:cs/>
               </w:rPr>
               <w:t xml:space="preserve"> control และ current-control integrators ของ GFL</w:t>
@@ -18237,7 +18275,7 @@
             <w:r>
               <w:rPr>
                 <w:sz w:val="32"/>
-                <w:szCs w:val="26"/>
+                <w:szCs w:val="32"/>
                 <w:cs/>
               </w:rPr>
               <w:t>GFM branch</w:t>
@@ -18331,7 +18369,7 @@
             <w:r>
               <w:rPr>
                 <w:sz w:val="32"/>
-                <w:szCs w:val="26"/>
+                <w:szCs w:val="32"/>
                 <w:cs/>
               </w:rPr>
               <w:t>​</w:t>
@@ -18506,7 +18544,7 @@
             <w:r>
               <w:rPr>
                 <w:sz w:val="32"/>
-                <w:szCs w:val="26"/>
+                <w:szCs w:val="32"/>
                 <w:cs/>
               </w:rPr>
               <w:t>​</w:t>
@@ -18524,7 +18562,7 @@
             <w:r>
               <w:rPr>
                 <w:sz w:val="32"/>
-                <w:szCs w:val="26"/>
+                <w:szCs w:val="32"/>
                 <w:cs/>
               </w:rPr>
               <w:t>Hold</w:t>
@@ -18542,7 +18580,7 @@
             <w:r>
               <w:rPr>
                 <w:sz w:val="32"/>
-                <w:szCs w:val="26"/>
+                <w:szCs w:val="32"/>
                 <w:cs/>
               </w:rPr>
               <w:t>Active</w:t>
@@ -18560,7 +18598,7 @@
             <w:r>
               <w:rPr>
                 <w:sz w:val="32"/>
-                <w:szCs w:val="26"/>
+                <w:szCs w:val="32"/>
                 <w:cs/>
               </w:rPr>
               <w:t>VSG, voltage-forming และ current-control integrators ของ GFM</w:t>
@@ -18572,6 +18610,7 @@
     <w:p>
       <w:pPr>
         <w:spacing w:after="60"/>
+        <w:jc w:val="left"/>
       </w:pPr>
     </w:p>
     <w:p>
@@ -18631,6 +18670,7 @@
       <w:r>
         <w:rPr>
           <w:sz w:val="32"/>
+          <w:szCs w:val="32"/>
         </w:rPr>
         <w:t>รูปที่ 3 โครงสร้างการควบคุมการสลับโหมด GFL/GFM</w:t>
       </w:r>
@@ -19607,7 +19647,7 @@
       <w:pPr>
         <w:spacing w:line="320" w:lineRule="exact"/>
         <w:ind w:firstLine="360"/>
-        <w:jc w:val="thaiDistribute"/>
+        <w:jc w:val="left"/>
         <w:rPr>
           <w:sz w:val="32"/>
           <w:szCs w:val="32"/>
@@ -19654,7 +19694,7 @@
       <w:pPr>
         <w:spacing w:line="320" w:lineRule="exact"/>
         <w:ind w:firstLine="360"/>
-        <w:jc w:val="thaiDistribute"/>
+        <w:jc w:val="left"/>
         <w:rPr>
           <w:rFonts w:hint="cs"/>
         </w:rPr>
@@ -20949,7 +20989,7 @@
       <w:pPr>
         <w:spacing w:line="320" w:lineRule="exact"/>
         <w:ind w:firstLine="360"/>
-        <w:jc w:val="thaiDistribute"/>
+        <w:jc w:val="left"/>
         <w:rPr>
           <w:sz w:val="32"/>
           <w:szCs w:val="32"/>
@@ -21038,7 +21078,7 @@
       <w:r>
         <w:rPr>
           <w:sz w:val="32"/>
-          <w:szCs w:val="24"/>
+          <w:szCs w:val="32"/>
           <w:cs/>
         </w:rPr>
         <w:t xml:space="preserve"> </w:t>
@@ -21056,7 +21096,7 @@
       <w:pPr>
         <w:spacing w:line="320" w:lineRule="exact"/>
         <w:ind w:firstLine="360"/>
-        <w:jc w:val="thaiDistribute"/>
+        <w:jc w:val="left"/>
         <w:rPr>
           <w:rFonts w:hint="cs"/>
         </w:rPr>
@@ -24337,7 +24377,7 @@
       <w:pPr>
         <w:spacing w:line="320" w:lineRule="exact"/>
         <w:ind w:firstLine="360"/>
-        <w:jc w:val="thaiDistribute"/>
+        <w:jc w:val="left"/>
         <w:rPr>
           <w:sz w:val="32"/>
           <w:szCs w:val="32"/>
@@ -24405,7 +24445,7 @@
       <w:pPr>
         <w:spacing w:line="320" w:lineRule="exact"/>
         <w:ind w:firstLine="360"/>
-        <w:jc w:val="thaiDistribute"/>
+        <w:jc w:val="left"/>
         <w:rPr>
           <w:rFonts w:hint="cs"/>
         </w:rPr>
@@ -25374,7 +25414,7 @@
       <w:pPr>
         <w:spacing w:line="320" w:lineRule="exact"/>
         <w:ind w:firstLine="360"/>
-        <w:jc w:val="thaiDistribute"/>
+        <w:jc w:val="left"/>
         <w:rPr>
           <w:sz w:val="32"/>
           <w:szCs w:val="32"/>
@@ -25471,7 +25511,7 @@
       <w:pPr>
         <w:spacing w:line="320" w:lineRule="exact"/>
         <w:ind w:firstLine="360"/>
-        <w:jc w:val="thaiDistribute"/>
+        <w:jc w:val="left"/>
         <w:rPr>
           <w:rFonts w:hint="cs"/>
         </w:rPr>
@@ -26900,7 +26940,7 @@
       <w:pPr>
         <w:spacing w:line="320" w:lineRule="exact"/>
         <w:ind w:firstLine="360"/>
-        <w:jc w:val="thaiDistribute"/>
+        <w:jc w:val="left"/>
       </w:pPr>
       <w:r>
         <w:rPr>
@@ -27176,6 +27216,7 @@
       <w:r>
         <w:rPr>
           <w:sz w:val="32"/>
+          <w:szCs w:val="32"/>
         </w:rPr>
         <w:t>7.1 โหมดการทำงานแบบ GFL</w:t>
       </w:r>
@@ -27184,7 +27225,7 @@
       <w:pPr>
         <w:spacing w:line="320" w:lineRule="exact"/>
         <w:ind w:firstLine="360"/>
-        <w:jc w:val="thaiDistribute"/>
+        <w:jc w:val="left"/>
       </w:pPr>
       <w:r>
         <w:rPr>
@@ -27301,6 +27342,7 @@
         <w:rPr>
           <w:sz w:val="32"/>
           <w:cs/>
+          <w:szCs w:val="32"/>
         </w:rPr>
         <w:t xml:space="preserve"> </w:t>
       </w:r>
@@ -27693,7 +27735,7 @@
       <w:pPr>
         <w:spacing w:line="320" w:lineRule="exact"/>
         <w:ind w:firstLine="360"/>
-        <w:jc w:val="thaiDistribute"/>
+        <w:jc w:val="left"/>
       </w:pPr>
       <w:r>
         <w:rPr>
@@ -28412,7 +28454,7 @@
       <w:pPr>
         <w:spacing w:line="320" w:lineRule="exact"/>
         <w:ind w:firstLine="360"/>
-        <w:jc w:val="thaiDistribute"/>
+        <w:jc w:val="left"/>
       </w:pPr>
       <w:r>
         <w:rPr>
@@ -28639,7 +28681,7 @@
       <w:pPr>
         <w:spacing w:line="320" w:lineRule="exact"/>
         <w:ind w:firstLine="360"/>
-        <w:jc w:val="thaiDistribute"/>
+        <w:jc w:val="left"/>
       </w:pPr>
       <w:r>
         <w:rPr>
@@ -28694,6 +28736,7 @@
       <w:r>
         <w:rPr>
           <w:sz w:val="32"/>
+          <w:szCs w:val="32"/>
         </w:rPr>
         <w:t>7.2 โหมดการทำงานแบบ GFM</w:t>
       </w:r>
@@ -28702,7 +28745,7 @@
       <w:pPr>
         <w:spacing w:line="320" w:lineRule="exact"/>
         <w:ind w:firstLine="360"/>
-        <w:jc w:val="thaiDistribute"/>
+        <w:jc w:val="left"/>
         <w:rPr>
           <w:sz w:val="32"/>
           <w:szCs w:val="32"/>
@@ -28711,6 +28754,7 @@
       <w:r>
         <w:rPr>
           <w:sz w:val="32"/>
+          <w:szCs w:val="32"/>
         </w:rPr>
         <w:t>GFM ไม่ใช้ PLL ใน active branch แต่สร้างมุมจาก virtual synchronous generator (VSG) ของตัวเอง โครงสร้างนี้อยู่ในกลุ่มเดียวกับแบบจำลอง grid-forming ที่เผยแพร่เป็นอ้างอิงสาธารณะ [14]</w:t>
       </w:r>
@@ -28719,7 +28763,7 @@
       <w:pPr>
         <w:spacing w:line="320" w:lineRule="exact"/>
         <w:ind w:firstLine="360"/>
-        <w:jc w:val="thaiDistribute"/>
+        <w:jc w:val="left"/>
         <w:rPr>
           <w:rFonts w:hint="cs"/>
         </w:rPr>
@@ -29512,7 +29556,7 @@
       <w:pPr>
         <w:spacing w:line="320" w:lineRule="exact"/>
         <w:ind w:firstLine="360"/>
-        <w:jc w:val="thaiDistribute"/>
+        <w:jc w:val="left"/>
       </w:pPr>
       <w:r>
         <w:rPr>
@@ -30596,33 +30640,34 @@
       <w:pPr>
         <w:spacing w:line="320" w:lineRule="exact"/>
         <w:ind w:firstLine="360"/>
-        <w:jc w:val="thaiDistribute"/>
+        <w:jc w:val="left"/>
       </w:pPr>
     </w:p>
     <w:p>
       <w:pPr>
         <w:spacing w:line="320" w:lineRule="exact"/>
         <w:ind w:firstLine="360"/>
-        <w:jc w:val="thaiDistribute"/>
+        <w:jc w:val="left"/>
       </w:pPr>
     </w:p>
     <w:p>
       <w:pPr>
         <w:spacing w:line="320" w:lineRule="exact"/>
         <w:ind w:firstLine="360"/>
-        <w:jc w:val="thaiDistribute"/>
+        <w:jc w:val="left"/>
       </w:pPr>
     </w:p>
     <w:p>
       <w:pPr>
         <w:spacing w:line="320" w:lineRule="exact"/>
         <w:ind w:firstLine="360"/>
-        <w:jc w:val="thaiDistribute"/>
+        <w:jc w:val="left"/>
       </w:pPr>
     </w:p>
     <w:p>
       <w:pPr>
         <w:spacing w:after="60"/>
+        <w:jc w:val="left"/>
       </w:pPr>
     </w:p>
     <w:p>
@@ -30641,6 +30686,7 @@
           <w:bCs/>
           <w:sz w:val="32"/>
           <w:cs/>
+          <w:szCs w:val="32"/>
         </w:rPr>
         <w:t xml:space="preserve">ตารางที่ 7 </w:t>
       </w:r>
@@ -30648,6 +30694,7 @@
         <w:rPr>
           <w:sz w:val="32"/>
           <w:cs/>
+          <w:szCs w:val="32"/>
         </w:rPr>
         <w:t>ค่าพารามิเตอร์ของ IBR แบบสองโหมดและของแหล่งจ่าย DC</w:t>
       </w:r>
@@ -30687,7 +30734,7 @@
                 <w:b/>
                 <w:bCs/>
                 <w:sz w:val="32"/>
-                <w:szCs w:val="26"/>
+                <w:szCs w:val="32"/>
                 <w:cs/>
               </w:rPr>
               <w:t>สัญลักษณ์</w:t>
@@ -30711,7 +30758,7 @@
                 <w:b/>
                 <w:bCs/>
                 <w:sz w:val="32"/>
-                <w:szCs w:val="26"/>
+                <w:szCs w:val="32"/>
                 <w:cs/>
               </w:rPr>
               <w:t>ความหมาย</w:t>
@@ -30735,7 +30782,7 @@
                 <w:b/>
                 <w:bCs/>
                 <w:sz w:val="32"/>
-                <w:szCs w:val="26"/>
+                <w:szCs w:val="32"/>
                 <w:cs/>
               </w:rPr>
               <w:t>ค่า</w:t>
@@ -30792,7 +30839,7 @@
             <w:r>
               <w:rPr>
                 <w:sz w:val="32"/>
-                <w:szCs w:val="26"/>
+                <w:szCs w:val="32"/>
                 <w:cs/>
               </w:rPr>
               <w:t xml:space="preserve">, </w:t>
@@ -30844,7 +30891,7 @@
             <w:r>
               <w:rPr>
                 <w:sz w:val="32"/>
-                <w:szCs w:val="26"/>
+                <w:szCs w:val="32"/>
                 <w:cs/>
               </w:rPr>
               <w:t>ฐานกำลังของระบบ และของคอนเวอร์เตอร์</w:t>
@@ -30862,7 +30909,7 @@
             <w:r>
               <w:rPr>
                 <w:sz w:val="32"/>
-                <w:szCs w:val="26"/>
+                <w:szCs w:val="32"/>
                 <w:cs/>
               </w:rPr>
               <w:t>100, 100 MVA</w:t>
@@ -30928,7 +30975,7 @@
             <w:r>
               <w:rPr>
                 <w:sz w:val="32"/>
-                <w:szCs w:val="26"/>
+                <w:szCs w:val="32"/>
                 <w:cs/>
               </w:rPr>
               <w:t>ความถี่ฐาน</w:t>
@@ -30946,7 +30993,7 @@
             <w:r>
               <w:rPr>
                 <w:sz w:val="32"/>
-                <w:szCs w:val="26"/>
+                <w:szCs w:val="32"/>
                 <w:cs/>
               </w:rPr>
               <w:t>60 Hz</w:t>
@@ -31000,7 +31047,7 @@
             <w:r>
               <w:rPr>
                 <w:sz w:val="32"/>
-                <w:szCs w:val="26"/>
+                <w:szCs w:val="32"/>
                 <w:cs/>
               </w:rPr>
               <w:t xml:space="preserve">, </w:t>
@@ -31049,7 +31096,7 @@
             <w:r>
               <w:rPr>
                 <w:sz w:val="32"/>
-                <w:szCs w:val="26"/>
+                <w:szCs w:val="32"/>
                 <w:cs/>
               </w:rPr>
               <w:t>ตัวเหนี่ยวนำและความต้านทานของตัวกรอง</w:t>
@@ -31067,7 +31114,7 @@
             <w:r>
               <w:rPr>
                 <w:sz w:val="32"/>
-                <w:szCs w:val="26"/>
+                <w:szCs w:val="32"/>
                 <w:cs/>
               </w:rPr>
               <w:t>0.15, 0.015 pu</w:t>
@@ -31124,7 +31171,7 @@
             <w:r>
               <w:rPr>
                 <w:sz w:val="32"/>
-                <w:szCs w:val="26"/>
+                <w:szCs w:val="32"/>
                 <w:cs/>
               </w:rPr>
               <w:t xml:space="preserve">, </w:t>
@@ -31197,7 +31244,7 @@
             <w:r>
               <w:rPr>
                 <w:sz w:val="32"/>
-                <w:szCs w:val="26"/>
+                <w:szCs w:val="32"/>
                 <w:cs/>
               </w:rPr>
               <w:t>คาปาซิแตนซ์และแรงดันอ้างอิงของบัส DC</w:t>
@@ -31215,7 +31262,7 @@
             <w:r>
               <w:rPr>
                 <w:sz w:val="32"/>
-                <w:szCs w:val="26"/>
+                <w:szCs w:val="32"/>
                 <w:cs/>
               </w:rPr>
               <w:t>0.10 pu, 1.00 pu</w:t>
@@ -31284,7 +31331,7 @@
             <w:r>
               <w:rPr>
                 <w:sz w:val="32"/>
-                <w:szCs w:val="26"/>
+                <w:szCs w:val="32"/>
                 <w:cs/>
               </w:rPr>
               <w:t>ขีดจำกัดขนาดกระแสอ้างอิง (ฐานอุปกรณ์)</w:t>
@@ -31302,7 +31349,7 @@
             <w:r>
               <w:rPr>
                 <w:sz w:val="32"/>
-                <w:szCs w:val="26"/>
+                <w:szCs w:val="32"/>
                 <w:cs/>
               </w:rPr>
               <w:t>1.20 pu</w:t>
@@ -31356,7 +31403,7 @@
             <w:r>
               <w:rPr>
                 <w:sz w:val="32"/>
-                <w:szCs w:val="26"/>
+                <w:szCs w:val="32"/>
                 <w:cs/>
               </w:rPr>
               <w:t xml:space="preserve">, </w:t>
@@ -31405,7 +31452,7 @@
             <w:r>
               <w:rPr>
                 <w:sz w:val="32"/>
-                <w:szCs w:val="26"/>
+                <w:szCs w:val="32"/>
                 <w:cs/>
               </w:rPr>
               <w:t>เกนของ PLL (เฉพาะ GFL)</w:t>
@@ -31423,7 +31470,7 @@
             <w:r>
               <w:rPr>
                 <w:sz w:val="32"/>
-                <w:szCs w:val="26"/>
+                <w:szCs w:val="32"/>
                 <w:cs/>
               </w:rPr>
               <w:t>1.20, 5.00</w:t>
@@ -31477,7 +31524,7 @@
             <w:r>
               <w:rPr>
                 <w:sz w:val="32"/>
-                <w:szCs w:val="26"/>
+                <w:szCs w:val="32"/>
                 <w:cs/>
               </w:rPr>
               <w:t xml:space="preserve">, </w:t>
@@ -31526,7 +31573,7 @@
             <w:r>
               <w:rPr>
                 <w:sz w:val="32"/>
-                <w:szCs w:val="26"/>
+                <w:szCs w:val="32"/>
                 <w:cs/>
               </w:rPr>
               <w:t>เกนวงกำลังจริงชั้นนอก (เฉพาะ GFL)</w:t>
@@ -31544,7 +31591,7 @@
             <w:r>
               <w:rPr>
                 <w:sz w:val="32"/>
-                <w:szCs w:val="26"/>
+                <w:szCs w:val="32"/>
                 <w:cs/>
               </w:rPr>
               <w:t>0.80, 2.50</w:t>
@@ -31598,7 +31645,7 @@
             <w:r>
               <w:rPr>
                 <w:sz w:val="32"/>
-                <w:szCs w:val="26"/>
+                <w:szCs w:val="32"/>
                 <w:cs/>
               </w:rPr>
               <w:t xml:space="preserve">, </w:t>
@@ -31647,7 +31694,7 @@
             <w:r>
               <w:rPr>
                 <w:sz w:val="32"/>
-                <w:szCs w:val="26"/>
+                <w:szCs w:val="32"/>
                 <w:cs/>
               </w:rPr>
               <w:t>เกนวงกำลังรีแอกทีฟชั้นนอก (เฉพาะ GFL)</w:t>
@@ -31665,7 +31712,7 @@
             <w:r>
               <w:rPr>
                 <w:sz w:val="32"/>
-                <w:szCs w:val="26"/>
+                <w:szCs w:val="32"/>
                 <w:cs/>
               </w:rPr>
               <w:t>0.80, 2.50</w:t>
@@ -31719,7 +31766,7 @@
             <w:r>
               <w:rPr>
                 <w:sz w:val="32"/>
-                <w:szCs w:val="26"/>
+                <w:szCs w:val="32"/>
                 <w:cs/>
               </w:rPr>
               <w:t xml:space="preserve">, </w:t>
@@ -31768,7 +31815,7 @@
             <w:r>
               <w:rPr>
                 <w:sz w:val="32"/>
-                <w:szCs w:val="26"/>
+                <w:szCs w:val="32"/>
                 <w:cs/>
               </w:rPr>
               <w:t>เกนวงกระแสชั้นใน (ใช้ร่วมทั้งสองโหมด)</w:t>
@@ -31786,7 +31833,7 @@
             <w:r>
               <w:rPr>
                 <w:sz w:val="32"/>
-                <w:szCs w:val="26"/>
+                <w:szCs w:val="32"/>
                 <w:cs/>
               </w:rPr>
               <w:t>0.30, 4.00</w:t>
@@ -31831,7 +31878,7 @@
             <w:r>
               <w:rPr>
                 <w:sz w:val="32"/>
-                <w:szCs w:val="26"/>
+                <w:szCs w:val="32"/>
                 <w:cs/>
               </w:rPr>
               <w:t>ความเฉื่อยเสมือนของ VSG (</w:t>
@@ -31878,7 +31925,7 @@
             <w:r>
               <w:rPr>
                 <w:sz w:val="32"/>
-                <w:szCs w:val="26"/>
+                <w:szCs w:val="32"/>
                 <w:cs/>
               </w:rPr>
               <w:t xml:space="preserve"> s)</w:t>
@@ -31896,7 +31943,7 @@
             <w:r>
               <w:rPr>
                 <w:sz w:val="32"/>
-                <w:szCs w:val="26"/>
+                <w:szCs w:val="32"/>
                 <w:cs/>
               </w:rPr>
               <w:t>0.08 pu</w:t>
@@ -31962,7 +32009,7 @@
             <w:r>
               <w:rPr>
                 <w:sz w:val="32"/>
-                <w:szCs w:val="26"/>
+                <w:szCs w:val="32"/>
                 <w:cs/>
               </w:rPr>
               <w:t>สัมประสิทธิ์ droop ของ VSG (droop 5 %)</w:t>
@@ -31980,7 +32027,7 @@
             <w:r>
               <w:rPr>
                 <w:sz w:val="32"/>
-                <w:szCs w:val="26"/>
+                <w:szCs w:val="32"/>
                 <w:cs/>
               </w:rPr>
               <w:t>20.0 pu</w:t>
@@ -32034,7 +32081,7 @@
             <w:r>
               <w:rPr>
                 <w:sz w:val="32"/>
-                <w:szCs w:val="26"/>
+                <w:szCs w:val="32"/>
                 <w:cs/>
               </w:rPr>
               <w:t xml:space="preserve">, </w:t>
@@ -32073,7 +32120,7 @@
             <w:r>
               <w:rPr>
                 <w:sz w:val="32"/>
-                <w:szCs w:val="26"/>
+                <w:szCs w:val="32"/>
                 <w:cs/>
               </w:rPr>
               <w:t xml:space="preserve">, </w:t>
@@ -32122,7 +32169,7 @@
             <w:r>
               <w:rPr>
                 <w:sz w:val="32"/>
-                <w:szCs w:val="26"/>
+                <w:szCs w:val="32"/>
                 <w:cs/>
               </w:rPr>
               <w:t xml:space="preserve">เกนและค่าคงตัวเวลาของวง </w:t>
@@ -32140,7 +32187,7 @@
             <w:r>
               <w:rPr>
                 <w:sz w:val="32"/>
-                <w:szCs w:val="26"/>
+                <w:szCs w:val="32"/>
                 <w:cs/>
               </w:rPr>
               <w:t>–</w:t>
@@ -32168,7 +32215,7 @@
             <w:r>
               <w:rPr>
                 <w:sz w:val="32"/>
-                <w:szCs w:val="26"/>
+                <w:szCs w:val="32"/>
                 <w:cs/>
               </w:rPr>
               <w:t>0.25, 8.00, 0.05 s</w:t>
@@ -32222,7 +32269,7 @@
             <w:r>
               <w:rPr>
                 <w:sz w:val="32"/>
-                <w:szCs w:val="26"/>
+                <w:szCs w:val="32"/>
                 <w:cs/>
               </w:rPr>
               <w:t xml:space="preserve">, </w:t>
@@ -32271,7 +32318,7 @@
             <w:r>
               <w:rPr>
                 <w:sz w:val="32"/>
-                <w:szCs w:val="26"/>
+                <w:szCs w:val="32"/>
                 <w:cs/>
               </w:rPr>
               <w:t>เกนวงแรงดัน (เฉพาะ GFM)</w:t>
@@ -32289,7 +32336,7 @@
             <w:r>
               <w:rPr>
                 <w:sz w:val="32"/>
-                <w:szCs w:val="26"/>
+                <w:szCs w:val="32"/>
                 <w:cs/>
               </w:rPr>
               <w:t>1.20, 4.50</w:t>
@@ -32346,7 +32393,7 @@
             <w:r>
               <w:rPr>
                 <w:sz w:val="32"/>
-                <w:szCs w:val="26"/>
+                <w:szCs w:val="32"/>
                 <w:cs/>
               </w:rPr>
               <w:t xml:space="preserve">, </w:t>
@@ -32395,7 +32442,7 @@
             <w:r>
               <w:rPr>
                 <w:sz w:val="32"/>
-                <w:szCs w:val="26"/>
+                <w:szCs w:val="32"/>
                 <w:cs/>
               </w:rPr>
               <w:t>การควบคุมแรงดันของแหล่ง DC และพิกัดกำลัง</w:t>
@@ -32413,7 +32460,7 @@
             <w:r>
               <w:rPr>
                 <w:sz w:val="32"/>
-                <w:szCs w:val="26"/>
+                <w:szCs w:val="32"/>
                 <w:cs/>
               </w:rPr>
               <w:t>0.10, 1.00 pu</w:t>
@@ -32494,7 +32541,7 @@
             <w:r>
               <w:rPr>
                 <w:sz w:val="32"/>
-                <w:szCs w:val="26"/>
+                <w:szCs w:val="32"/>
                 <w:cs/>
               </w:rPr>
               <w:t xml:space="preserve">, </w:t>
@@ -32546,7 +32593,7 @@
             <w:r>
               <w:rPr>
                 <w:sz w:val="32"/>
-                <w:szCs w:val="26"/>
+                <w:szCs w:val="32"/>
                 <w:cs/>
               </w:rPr>
               <w:t>ระดับเริ่มทำงานของ chopper และ overshoot ที่ยอมรับ</w:t>
@@ -32564,7 +32611,7 @@
             <w:r>
               <w:rPr>
                 <w:sz w:val="32"/>
-                <w:szCs w:val="26"/>
+                <w:szCs w:val="32"/>
                 <w:cs/>
               </w:rPr>
               <w:t>1.10 pu, 0.02</w:t>
@@ -32618,7 +32665,7 @@
             <w:r>
               <w:rPr>
                 <w:sz w:val="32"/>
-                <w:szCs w:val="26"/>
+                <w:szCs w:val="32"/>
                 <w:cs/>
               </w:rPr>
               <w:t xml:space="preserve">, </w:t>
@@ -32667,7 +32714,7 @@
             <w:r>
               <w:rPr>
                 <w:sz w:val="32"/>
-                <w:szCs w:val="26"/>
+                <w:szCs w:val="32"/>
                 <w:cs/>
               </w:rPr>
               <w:t>ค่าคงตัวเวลาของแหล่ง DC และ damping เป้าหมาย</w:t>
@@ -32685,7 +32732,7 @@
             <w:r>
               <w:rPr>
                 <w:sz w:val="32"/>
-                <w:szCs w:val="26"/>
+                <w:szCs w:val="32"/>
                 <w:cs/>
               </w:rPr>
               <w:t xml:space="preserve">0.005 s, </w:t>
@@ -32784,7 +32831,7 @@
             <w:r>
               <w:rPr>
                 <w:sz w:val="32"/>
-                <w:szCs w:val="26"/>
+                <w:szCs w:val="32"/>
                 <w:cs/>
               </w:rPr>
               <w:t>เกณฑ์ความต่อเนื่องของกระแสตอนสลับโหมด</w:t>
@@ -32843,7 +32890,7 @@
             <w:r>
               <w:rPr>
                 <w:sz w:val="32"/>
-                <w:szCs w:val="26"/>
+                <w:szCs w:val="32"/>
                 <w:cs/>
               </w:rPr>
               <w:t xml:space="preserve"> pu</w:t>
@@ -32855,6 +32902,7 @@
     <w:p>
       <w:pPr>
         <w:spacing w:after="60"/>
+        <w:jc w:val="left"/>
       </w:pPr>
     </w:p>
     <w:tbl>
@@ -41772,6 +41820,7 @@
     <w:p>
       <w:pPr>
         <w:spacing w:after="60"/>
+        <w:jc w:val="left"/>
       </w:pPr>
     </w:p>
     <w:p>
@@ -41785,7 +41834,7 @@
           <w:b/>
           <w:bCs/>
           <w:sz w:val="32"/>
-          <w:szCs w:val="34"/>
+          <w:szCs w:val="32"/>
           <w:cs/>
         </w:rPr>
         <w:t>8. ตัวกำกับอัตโนมัติและดัชนีความรุนแรง</w:t>
@@ -41795,7 +41844,7 @@
       <w:pPr>
         <w:spacing w:line="320" w:lineRule="exact"/>
         <w:ind w:firstLine="360"/>
-        <w:jc w:val="thaiDistribute"/>
+        <w:jc w:val="left"/>
         <w:rPr>
           <w:sz w:val="32"/>
           <w:szCs w:val="32"/>
@@ -41814,7 +41863,7 @@
       <w:pPr>
         <w:spacing w:line="320" w:lineRule="exact"/>
         <w:ind w:firstLine="360"/>
-        <w:jc w:val="thaiDistribute"/>
+        <w:jc w:val="left"/>
         <w:rPr>
           <w:rFonts w:hint="cs"/>
         </w:rPr>
@@ -42285,7 +42334,7 @@
       <w:pPr>
         <w:spacing w:line="320" w:lineRule="exact"/>
         <w:ind w:firstLine="360"/>
-        <w:jc w:val="thaiDistribute"/>
+        <w:jc w:val="left"/>
         <w:rPr>
           <w:sz w:val="32"/>
           <w:szCs w:val="32"/>
@@ -42304,7 +42353,7 @@
       <w:pPr>
         <w:spacing w:line="320" w:lineRule="exact"/>
         <w:ind w:firstLine="360"/>
-        <w:jc w:val="thaiDistribute"/>
+        <w:jc w:val="left"/>
         <w:rPr>
           <w:rFonts w:hint="cs"/>
         </w:rPr>
@@ -42739,7 +42788,7 @@
       <w:pPr>
         <w:spacing w:line="320" w:lineRule="exact"/>
         <w:ind w:firstLine="360"/>
-        <w:jc w:val="thaiDistribute"/>
+        <w:jc w:val="left"/>
       </w:pPr>
       <w:r>
         <w:rPr>
@@ -43243,7 +43292,7 @@
       <w:pPr>
         <w:spacing w:line="320" w:lineRule="exact"/>
         <w:ind w:firstLine="360"/>
-        <w:jc w:val="thaiDistribute"/>
+        <w:jc w:val="left"/>
       </w:pPr>
       <w:r>
         <w:rPr>
@@ -43259,7 +43308,7 @@
       <w:pPr>
         <w:spacing w:line="320" w:lineRule="exact"/>
         <w:ind w:firstLine="360"/>
-        <w:jc w:val="thaiDistribute"/>
+        <w:jc w:val="left"/>
       </w:pPr>
       <w:r>
         <w:rPr>
@@ -43274,7 +43323,7 @@
       <w:pPr>
         <w:spacing w:line="320" w:lineRule="exact"/>
         <w:ind w:firstLine="360"/>
-        <w:jc w:val="thaiDistribute"/>
+        <w:jc w:val="left"/>
       </w:pPr>
       <w:r>
         <w:rPr>
@@ -43301,6 +43350,7 @@
           <w:bCs/>
           <w:sz w:val="32"/>
           <w:cs/>
+          <w:szCs w:val="32"/>
         </w:rPr>
         <w:t xml:space="preserve">ตารางที่ 9 </w:t>
       </w:r>
@@ -43308,6 +43358,7 @@
         <w:rPr>
           <w:sz w:val="32"/>
           <w:cs/>
+          <w:szCs w:val="32"/>
         </w:rPr>
         <w:t>ระดับกระตุ้น เวลาหน่วง และเกณฑ์ของตัวกำกับอัตโนมัติ</w:t>
       </w:r>
@@ -43347,7 +43398,7 @@
                 <w:b/>
                 <w:bCs/>
                 <w:sz w:val="32"/>
-                <w:szCs w:val="26"/>
+                <w:szCs w:val="32"/>
                 <w:cs/>
               </w:rPr>
               <w:t>สัญลักษณ์</w:t>
@@ -43371,7 +43422,7 @@
                 <w:b/>
                 <w:bCs/>
                 <w:sz w:val="32"/>
-                <w:szCs w:val="26"/>
+                <w:szCs w:val="32"/>
                 <w:cs/>
               </w:rPr>
               <w:t>ความหมาย</w:t>
@@ -43395,7 +43446,7 @@
                 <w:b/>
                 <w:bCs/>
                 <w:sz w:val="32"/>
-                <w:szCs w:val="26"/>
+                <w:szCs w:val="32"/>
                 <w:cs/>
               </w:rPr>
               <w:t>ค่า</w:t>
@@ -43452,7 +43503,7 @@
             <w:r>
               <w:rPr>
                 <w:sz w:val="32"/>
-                <w:szCs w:val="26"/>
+                <w:szCs w:val="32"/>
                 <w:cs/>
               </w:rPr>
               <w:t xml:space="preserve">, </w:t>
@@ -43504,7 +43555,7 @@
             <w:r>
               <w:rPr>
                 <w:sz w:val="32"/>
-                <w:szCs w:val="26"/>
+                <w:szCs w:val="32"/>
                 <w:cs/>
               </w:rPr>
               <w:t>ระดับกระตุ้นเข้าสู่ GFM และระดับปลดกลับสู่ GFL</w:t>
@@ -43522,7 +43573,7 @@
             <w:r>
               <w:rPr>
                 <w:sz w:val="32"/>
-                <w:szCs w:val="26"/>
+                <w:szCs w:val="32"/>
                 <w:cs/>
               </w:rPr>
               <w:t>0.65, 0.35</w:t>
@@ -43576,7 +43627,7 @@
             <w:r>
               <w:rPr>
                 <w:sz w:val="32"/>
-                <w:szCs w:val="26"/>
+                <w:szCs w:val="32"/>
                 <w:cs/>
               </w:rPr>
               <w:t xml:space="preserve">, </w:t>
@@ -43625,7 +43676,7 @@
             <w:r>
               <w:rPr>
                 <w:sz w:val="32"/>
-                <w:szCs w:val="26"/>
+                <w:szCs w:val="32"/>
                 <w:cs/>
               </w:rPr>
               <w:t>เวลาหน่วงคงสถานะขาเข้าและขาออก</w:t>
@@ -43643,7 +43694,7 @@
             <w:r>
               <w:rPr>
                 <w:sz w:val="32"/>
-                <w:szCs w:val="26"/>
+                <w:szCs w:val="32"/>
                 <w:cs/>
               </w:rPr>
               <w:t>0.10, 1.00 s</w:t>
@@ -43708,7 +43759,7 @@
             <w:r>
               <w:rPr>
                 <w:sz w:val="32"/>
-                <w:szCs w:val="26"/>
+                <w:szCs w:val="32"/>
                 <w:cs/>
               </w:rPr>
               <w:t xml:space="preserve">, </w:t>
@@ -43768,7 +43819,7 @@
             <w:r>
               <w:rPr>
                 <w:sz w:val="32"/>
-                <w:szCs w:val="26"/>
+                <w:szCs w:val="32"/>
                 <w:cs/>
               </w:rPr>
               <w:t>ฐานของดัชนีย่อยแรงดันและความถี่</w:t>
@@ -43786,7 +43837,7 @@
             <w:r>
               <w:rPr>
                 <w:sz w:val="32"/>
-                <w:szCs w:val="26"/>
+                <w:szCs w:val="32"/>
                 <w:cs/>
               </w:rPr>
               <w:t>0.10 pu, 0.50 Hz</w:t>
@@ -43840,7 +43891,7 @@
             <w:r>
               <w:rPr>
                 <w:sz w:val="32"/>
-                <w:szCs w:val="26"/>
+                <w:szCs w:val="32"/>
                 <w:cs/>
               </w:rPr>
               <w:t xml:space="preserve">, </w:t>
@@ -43889,7 +43940,7 @@
             <w:r>
               <w:rPr>
                 <w:sz w:val="32"/>
-                <w:szCs w:val="26"/>
+                <w:szCs w:val="32"/>
                 <w:cs/>
               </w:rPr>
               <w:t>น้ำหนักของดัชนีย่อยทั้งสอง</w:t>
@@ -43907,7 +43958,7 @@
             <w:r>
               <w:rPr>
                 <w:sz w:val="32"/>
-                <w:szCs w:val="26"/>
+                <w:szCs w:val="32"/>
                 <w:cs/>
               </w:rPr>
               <w:t>0.5, 0.5</w:t>
@@ -43964,7 +44015,7 @@
             <w:r>
               <w:rPr>
                 <w:sz w:val="32"/>
-                <w:szCs w:val="26"/>
+                <w:szCs w:val="32"/>
                 <w:cs/>
               </w:rPr>
               <w:t xml:space="preserve">, </w:t>
@@ -44016,7 +44067,7 @@
             <w:r>
               <w:rPr>
                 <w:sz w:val="32"/>
-                <w:szCs w:val="26"/>
+                <w:szCs w:val="32"/>
                 <w:cs/>
               </w:rPr>
               <w:t>เวลาถือสถานะขั้นต่ำหลังเหตุการณ์ และเวลาล็อกหลังคอมมิท</w:t>
@@ -44034,7 +44085,7 @@
             <w:r>
               <w:rPr>
                 <w:sz w:val="32"/>
-                <w:szCs w:val="26"/>
+                <w:szCs w:val="32"/>
                 <w:cs/>
               </w:rPr>
               <w:t>1.0, 2.0 s</w:t>
@@ -44099,7 +44150,7 @@
             <w:r>
               <w:rPr>
                 <w:sz w:val="32"/>
-                <w:szCs w:val="26"/>
+                <w:szCs w:val="32"/>
                 <w:cs/>
               </w:rPr>
               <w:t xml:space="preserve">, </w:t>
@@ -44149,7 +44200,7 @@
             <w:r>
               <w:rPr>
                 <w:sz w:val="32"/>
-                <w:szCs w:val="26"/>
+                <w:szCs w:val="32"/>
                 <w:cs/>
               </w:rPr>
               <w:t xml:space="preserve">, </w:t>
@@ -44209,7 +44260,7 @@
             <w:r>
               <w:rPr>
                 <w:sz w:val="32"/>
-                <w:szCs w:val="26"/>
+                <w:szCs w:val="32"/>
                 <w:cs/>
               </w:rPr>
               <w:t>ผลต่างแรงดัน ความเร็วต่อหน่วย และมุมเฟสสูงสุดที่ยอมให้ปิดเบรกเกอร์</w:t>
@@ -44227,7 +44278,7 @@
             <w:r>
               <w:rPr>
                 <w:sz w:val="32"/>
-                <w:szCs w:val="26"/>
+                <w:szCs w:val="32"/>
                 <w:cs/>
               </w:rPr>
               <w:t>0.05 pu, 0.001 pu, 10°</w:t>
@@ -44284,7 +44335,7 @@
             <w:r>
               <w:rPr>
                 <w:sz w:val="32"/>
-                <w:szCs w:val="26"/>
+                <w:szCs w:val="32"/>
                 <w:cs/>
               </w:rPr>
               <w:t xml:space="preserve">, </w:t>
@@ -44360,7 +44411,7 @@
             <w:r>
               <w:rPr>
                 <w:sz w:val="32"/>
-                <w:szCs w:val="26"/>
+                <w:szCs w:val="32"/>
                 <w:cs/>
               </w:rPr>
               <w:t>เวลายืนยัน synchronism และเวลาปลดขั้นต่ำก่อนปิดเบรกเกอร์</w:t>
@@ -44378,7 +44429,7 @@
             <w:r>
               <w:rPr>
                 <w:sz w:val="32"/>
-                <w:szCs w:val="26"/>
+                <w:szCs w:val="32"/>
                 <w:cs/>
               </w:rPr>
               <w:t>0.5, 0.5 s</w:t>
@@ -44447,7 +44498,7 @@
             <w:r>
               <w:rPr>
                 <w:sz w:val="32"/>
-                <w:szCs w:val="26"/>
+                <w:szCs w:val="32"/>
                 <w:cs/>
               </w:rPr>
               <w:t>พื้น damping ratio ของเกณฑ์คัดกรอง candidate</w:t>
@@ -44465,7 +44516,7 @@
             <w:r>
               <w:rPr>
                 <w:sz w:val="32"/>
-                <w:szCs w:val="26"/>
+                <w:szCs w:val="32"/>
                 <w:cs/>
               </w:rPr>
               <w:t>0.05</w:t>
@@ -44522,7 +44573,7 @@
             <w:r>
               <w:rPr>
                 <w:sz w:val="32"/>
-                <w:szCs w:val="26"/>
+                <w:szCs w:val="32"/>
                 <w:cs/>
               </w:rPr>
               <w:t xml:space="preserve">, </w:t>
@@ -44571,7 +44622,7 @@
             <w:r>
               <w:rPr>
                 <w:sz w:val="32"/>
-                <w:szCs w:val="26"/>
+                <w:szCs w:val="32"/>
                 <w:cs/>
               </w:rPr>
               <w:t>เกณฑ์ residual ของ KCL ที่ลิมิตขวา และของ Newton ในแต่ละขั้นเวลา</w:t>
@@ -44630,7 +44681,7 @@
             <w:r>
               <w:rPr>
                 <w:sz w:val="32"/>
-                <w:szCs w:val="26"/>
+                <w:szCs w:val="32"/>
                 <w:cs/>
               </w:rPr>
               <w:t xml:space="preserve">, </w:t>
@@ -44716,7 +44767,7 @@
             <w:r>
               <w:rPr>
                 <w:sz w:val="32"/>
-                <w:szCs w:val="26"/>
+                <w:szCs w:val="32"/>
                 <w:cs/>
               </w:rPr>
               <w:t>ความกว้างแถบ blend ของ anti-windup (0 = สวิตช์แข็ง)</w:t>
@@ -44734,7 +44785,7 @@
             <w:r>
               <w:rPr>
                 <w:sz w:val="32"/>
-                <w:szCs w:val="26"/>
+                <w:szCs w:val="32"/>
                 <w:cs/>
               </w:rPr>
               <w:t xml:space="preserve">0 หรือ </w:t>
@@ -44787,16 +44838,19 @@
     <w:p>
       <w:pPr>
         <w:spacing w:after="60"/>
+        <w:jc w:val="left"/>
       </w:pPr>
     </w:p>
     <w:p>
       <w:pPr>
         <w:spacing w:after="60"/>
+        <w:jc w:val="left"/>
       </w:pPr>
     </w:p>
     <w:p>
       <w:pPr>
         <w:spacing w:after="60"/>
+        <w:jc w:val="left"/>
       </w:pPr>
     </w:p>
     <w:p>
@@ -44810,7 +44864,7 @@
           <w:b/>
           <w:bCs/>
           <w:sz w:val="32"/>
-          <w:szCs w:val="34"/>
+          <w:szCs w:val="32"/>
           <w:cs/>
         </w:rPr>
         <w:lastRenderedPageBreak/>
@@ -44821,11 +44875,12 @@
       <w:pPr>
         <w:spacing w:line="320" w:lineRule="exact"/>
         <w:ind w:firstLine="360"/>
-        <w:jc w:val="thaiDistribute"/>
+        <w:jc w:val="left"/>
       </w:pPr>
       <w:r>
         <w:rPr>
           <w:sz w:val="32"/>
+          <w:szCs w:val="32"/>
         </w:rPr>
         <w:t>การทดสอบประสิทธิภาพของระบบในโดเมนเวลาดำเนินการบนกรอบเวลา 160.000 วินาที โดยจำลองลำดับเหตุการณ์รบกวน 6 ขั้นตอน (Stages 1–6) ดังแสดงในรูปที่ 3.1</w:t>
       </w:r>
@@ -44876,6 +44931,7 @@
       <w:r>
         <w:rPr>
           <w:sz w:val="32"/>
+          <w:szCs w:val="32"/>
         </w:rPr>
         <w:t>รูปที่ 3.1 ลำดับเหตุการณ์ทดสอบในโดเมนเวลา 160 วินาที (Stages 1–6)</w:t>
       </w:r>
@@ -44896,6 +44952,7 @@
           <w:bCs/>
           <w:sz w:val="32"/>
           <w:cs/>
+          <w:szCs w:val="32"/>
         </w:rPr>
         <w:t xml:space="preserve">ตารางที่ 13 </w:t>
       </w:r>
@@ -44903,6 +44960,7 @@
         <w:rPr>
           <w:sz w:val="32"/>
           <w:cs/>
+          <w:szCs w:val="32"/>
         </w:rPr>
         <w:t>ผลที่วัดได้ของกรณีศึกษา 160 วินาที ทุกค่าอ่านจากแคชของการรัน</w:t>
       </w:r>
@@ -44943,7 +45001,7 @@
                 <w:b/>
                 <w:bCs/>
                 <w:sz w:val="32"/>
-                <w:szCs w:val="26"/>
+                <w:szCs w:val="32"/>
                 <w:cs/>
               </w:rPr>
               <w:t>รายการ</w:t>
@@ -44967,7 +45025,7 @@
                 <w:b/>
                 <w:bCs/>
                 <w:sz w:val="32"/>
-                <w:szCs w:val="26"/>
+                <w:szCs w:val="32"/>
                 <w:cs/>
               </w:rPr>
               <w:t>ค่าที่วัดได้</w:t>
@@ -44991,7 +45049,7 @@
                 <w:b/>
                 <w:bCs/>
                 <w:sz w:val="32"/>
-                <w:szCs w:val="26"/>
+                <w:szCs w:val="32"/>
                 <w:cs/>
               </w:rPr>
               <w:t>รายการ</w:t>
@@ -45015,7 +45073,7 @@
                 <w:b/>
                 <w:bCs/>
                 <w:sz w:val="32"/>
-                <w:szCs w:val="26"/>
+                <w:szCs w:val="32"/>
                 <w:cs/>
               </w:rPr>
               <w:t>ค่าที่วัดได้</w:t>
@@ -45038,7 +45096,7 @@
             <w:r>
               <w:rPr>
                 <w:sz w:val="32"/>
-                <w:szCs w:val="26"/>
+                <w:szCs w:val="32"/>
                 <w:cs/>
               </w:rPr>
               <w:t>ขอบเขตเวลาที่เดินถึง</w:t>
@@ -45072,7 +45130,7 @@
             <w:r>
               <w:rPr>
                 <w:sz w:val="32"/>
-                <w:szCs w:val="26"/>
+                <w:szCs w:val="32"/>
                 <w:cs/>
               </w:rPr>
               <w:t>จุดตัวอย่างที่ยอมรับ</w:t>
@@ -45090,7 +45148,7 @@
             <w:r>
               <w:rPr>
                 <w:sz w:val="32"/>
-                <w:szCs w:val="26"/>
+                <w:szCs w:val="32"/>
                 <w:cs/>
               </w:rPr>
               <w:t>2288</w:t>
@@ -45113,7 +45171,7 @@
             <w:r>
               <w:rPr>
                 <w:sz w:val="32"/>
-                <w:szCs w:val="26"/>
+                <w:szCs w:val="32"/>
                 <w:cs/>
               </w:rPr>
               <w:t>ขั้นเวลาที่ถูกปฏิเสธ</w:t>
@@ -45131,7 +45189,7 @@
             <w:r>
               <w:rPr>
                 <w:sz w:val="32"/>
-                <w:szCs w:val="26"/>
+                <w:szCs w:val="32"/>
                 <w:cs/>
               </w:rPr>
               <w:t>80</w:t>
@@ -45149,7 +45207,7 @@
             <w:r>
               <w:rPr>
                 <w:sz w:val="32"/>
-                <w:szCs w:val="26"/>
+                <w:szCs w:val="32"/>
                 <w:cs/>
               </w:rPr>
               <w:t>ขั้นที่ยอมรับด้วยพื้นขั้นต่ำ</w:t>
@@ -45167,7 +45225,7 @@
             <w:r>
               <w:rPr>
                 <w:sz w:val="32"/>
-                <w:szCs w:val="26"/>
+                <w:szCs w:val="32"/>
                 <w:cs/>
               </w:rPr>
               <w:t>0</w:t>
@@ -45190,7 +45248,7 @@
             <w:r>
               <w:rPr>
                 <w:sz w:val="32"/>
-                <w:szCs w:val="26"/>
+                <w:szCs w:val="32"/>
                 <w:cs/>
               </w:rPr>
               <w:t>เวลาปิดเบรกเกอร์ SG</w:t>
@@ -45224,7 +45282,7 @@
             <w:r>
               <w:rPr>
                 <w:sz w:val="32"/>
-                <w:szCs w:val="26"/>
+                <w:szCs w:val="32"/>
                 <w:cs/>
               </w:rPr>
               <w:t>เวลาคืนมุมอ้างอิงให้ SG</w:t>
@@ -45263,7 +45321,7 @@
             <w:r>
               <w:rPr>
                 <w:sz w:val="32"/>
-                <w:szCs w:val="26"/>
+                <w:szCs w:val="32"/>
                 <w:cs/>
               </w:rPr>
               <w:t>GFM สูงสุดพร้อมกัน</w:t>
@@ -45281,7 +45339,7 @@
             <w:r>
               <w:rPr>
                 <w:sz w:val="32"/>
-                <w:szCs w:val="26"/>
+                <w:szCs w:val="32"/>
                 <w:cs/>
               </w:rPr>
               <w:t>2</w:t>
@@ -45299,7 +45357,7 @@
             <w:r>
               <w:rPr>
                 <w:sz w:val="32"/>
-                <w:szCs w:val="26"/>
+                <w:szCs w:val="32"/>
                 <w:cs/>
               </w:rPr>
               <w:t>GFM เมื่อจบการรัน</w:t>
@@ -45317,7 +45375,7 @@
             <w:r>
               <w:rPr>
                 <w:sz w:val="32"/>
-                <w:szCs w:val="26"/>
+                <w:szCs w:val="32"/>
                 <w:cs/>
               </w:rPr>
               <w:t>0</w:t>
@@ -45340,7 +45398,7 @@
             <w:r>
               <w:rPr>
                 <w:sz w:val="32"/>
-                <w:szCs w:val="26"/>
+                <w:szCs w:val="32"/>
                 <w:cs/>
               </w:rPr>
               <w:t>commit เพิ่ม GFM / ปฏิเสธ</w:t>
@@ -45358,7 +45416,7 @@
             <w:r>
               <w:rPr>
                 <w:sz w:val="32"/>
-                <w:szCs w:val="26"/>
+                <w:szCs w:val="32"/>
                 <w:cs/>
               </w:rPr>
               <w:t>1 / 0</w:t>
@@ -45376,7 +45434,7 @@
             <w:r>
               <w:rPr>
                 <w:sz w:val="32"/>
-                <w:szCs w:val="26"/>
+                <w:szCs w:val="32"/>
                 <w:cs/>
               </w:rPr>
               <w:t>commit ปลด GFM / ปฏิเสธ</w:t>
@@ -45394,7 +45452,7 @@
             <w:r>
               <w:rPr>
                 <w:sz w:val="32"/>
-                <w:szCs w:val="26"/>
+                <w:szCs w:val="32"/>
                 <w:cs/>
               </w:rPr>
               <w:t>1 / 0</w:t>
@@ -45417,7 +45475,7 @@
             <w:r>
               <w:rPr>
                 <w:sz w:val="32"/>
-                <w:szCs w:val="26"/>
+                <w:szCs w:val="32"/>
                 <w:cs/>
               </w:rPr>
               <w:t>ความถี่เฉลี่ยเมื่อจบการรัน</w:t>
@@ -45435,7 +45493,7 @@
             <w:r>
               <w:rPr>
                 <w:sz w:val="32"/>
-                <w:szCs w:val="26"/>
+                <w:szCs w:val="32"/>
                 <w:cs/>
               </w:rPr>
               <w:t>59.999958 Hz</w:t>
@@ -45453,7 +45511,7 @@
             <w:r>
               <w:rPr>
                 <w:sz w:val="32"/>
-                <w:szCs w:val="26"/>
+                <w:szCs w:val="32"/>
                 <w:cs/>
               </w:rPr>
               <w:t>แรงดันบัสคอนเวอร์เตอร์เมื่อจบ</w:t>
@@ -45471,7 +45529,7 @@
             <w:r>
               <w:rPr>
                 <w:sz w:val="32"/>
-                <w:szCs w:val="26"/>
+                <w:szCs w:val="32"/>
                 <w:cs/>
               </w:rPr>
               <w:t>0.966733–1.057534 pu</w:t>
@@ -45494,7 +45552,7 @@
             <w:r>
               <w:rPr>
                 <w:sz w:val="32"/>
-                <w:szCs w:val="26"/>
+                <w:szCs w:val="32"/>
                 <w:cs/>
               </w:rPr>
               <w:t>ความถี่เฉลี่ยนอกหน้าต่างฟอลต์</w:t>
@@ -45512,7 +45570,7 @@
             <w:r>
               <w:rPr>
                 <w:sz w:val="32"/>
-                <w:szCs w:val="26"/>
+                <w:szCs w:val="32"/>
                 <w:cs/>
               </w:rPr>
               <w:t>59.240121–60.114155 Hz</w:t>
@@ -45530,7 +45588,7 @@
             <w:r>
               <w:rPr>
                 <w:sz w:val="32"/>
-                <w:szCs w:val="26"/>
+                <w:szCs w:val="32"/>
                 <w:cs/>
               </w:rPr>
               <w:t>ยอดขณะฟอลต์</w:t>
@@ -45548,7 +45606,7 @@
             <w:r>
               <w:rPr>
                 <w:sz w:val="32"/>
-                <w:szCs w:val="26"/>
+                <w:szCs w:val="32"/>
                 <w:cs/>
               </w:rPr>
               <w:t>60.676026 Hz</w:t>
@@ -45571,7 +45629,7 @@
             <w:r>
               <w:rPr>
                 <w:sz w:val="32"/>
-                <w:szCs w:val="26"/>
+                <w:szCs w:val="32"/>
                 <w:cs/>
               </w:rPr>
               <w:t>แรงดันนอกหน้าต่างฟอลต์</w:t>
@@ -45589,7 +45647,7 @@
             <w:r>
               <w:rPr>
                 <w:sz w:val="32"/>
-                <w:szCs w:val="26"/>
+                <w:szCs w:val="32"/>
                 <w:cs/>
               </w:rPr>
               <w:t>0.550775–1.137835 pu</w:t>
@@ -45607,7 +45665,7 @@
             <w:r>
               <w:rPr>
                 <w:sz w:val="32"/>
-                <w:szCs w:val="26"/>
+                <w:szCs w:val="32"/>
                 <w:cs/>
               </w:rPr>
               <w:t>ยอดขณะฟอลต์</w:t>
@@ -45625,7 +45683,7 @@
             <w:r>
               <w:rPr>
                 <w:sz w:val="32"/>
-                <w:szCs w:val="26"/>
+                <w:szCs w:val="32"/>
                 <w:cs/>
               </w:rPr>
               <w:t>0.258035–1.863839 pu</w:t>
@@ -45637,17 +45695,19 @@
     <w:p>
       <w:pPr>
         <w:spacing w:after="60"/>
+        <w:jc w:val="left"/>
       </w:pPr>
     </w:p>
     <w:p>
       <w:pPr>
         <w:spacing w:line="320" w:lineRule="exact"/>
         <w:ind w:firstLine="360"/>
-        <w:jc w:val="thaiDistribute"/>
+        <w:jc w:val="left"/>
       </w:pPr>
       <w:r>
         <w:rPr>
           <w:sz w:val="32"/>
+          <w:szCs w:val="32"/>
         </w:rPr>
         <w:t>ลำดับเหตุการณ์การทดสอบบนขอบเขตเวลา 160.000 s ประกอบด้วย: ปลดเครื่องกำเนิดไฟฟ้าซิงโครนัส (SG1) ที่เวลา t = 20.000 s เกิดฟอลต์แบบลัดวงจร 3 เฟสที่บัส 9 ที่เวลา t = 60.000 s เคลียร์ฟอลต์ที่เวลา t = 60.150 s สั่งคืน SG1 เข้าระบบที่เวลา t = 100.000 s และสิ้นสุดการจำลองที่เวลา t = 160.000 s</w:t>
       </w:r>
@@ -45656,11 +45716,12 @@
       <w:pPr>
         <w:spacing w:line="320" w:lineRule="exact"/>
         <w:ind w:firstLine="360"/>
-        <w:jc w:val="thaiDistribute"/>
+        <w:jc w:val="left"/>
       </w:pPr>
       <w:r>
         <w:rPr>
           <w:sz w:val="32"/>
+          <w:szCs w:val="32"/>
         </w:rPr>
         <w:t>จากผลการจำลองในรูปที่ 4 และรูปที่ 5 หลัง SG1 ถูกปลดที่ 20.000 s IBR2 ทำการสลับโหมดเป็น GFM ทันทีเพื่อทำหน้าที่สร้างแรงดันและเป็นมุมอ้างอิงของเกาะ จากนั้นที่เวลา 22.089 s ดัชนีความรุนแรงกระตุ้นให้ IBR6 สลับเป็น GFM เพิ่มอีกหนึ่งเครื่อง และปลดกลับสู่โหมด GFL ที่เวลา 25.303 s เมื่อระบบเริ่มเข้าสู่สภาวะสมดุล หลังเกิดฟอลต์ที่บัส 9 ในช่วง 60.000–60.150 s ระบบเกาะยังคงรักษาเสถียรภาพไว้ได้ ต่อมาเงื่อนไขการซิงโครไนซ์อนุญาตให้เบรกเกอร์ของ SG1 สับปิดกลับเข้าระบบที่เวลา 102.363 s และ IBR2 สลับคืนสู่โหมด GFL อย่างราบรื่นที่เวลา 116.238 s</w:t>
       </w:r>
@@ -45721,6 +45782,7 @@
       <w:r>
         <w:rPr>
           <w:sz w:val="32"/>
+          <w:szCs w:val="32"/>
         </w:rPr>
         <w:t>รูปที่ 4 ดัชนีการตัดสินใจสลับโหมดของคอนเวอร์เตอร์ทั้งสี่</w:t>
       </w:r>
@@ -45780,6 +45842,7 @@
       <w:r>
         <w:rPr>
           <w:sz w:val="32"/>
+          <w:szCs w:val="32"/>
         </w:rPr>
         <w:t>รูปที่ 5 โหมดการทำงาน (GFL/GFM) ของคอนเวอร์เตอร์ทั้งสี่ตลอดการจำลอง 160 วินาที</w:t>
       </w:r>
@@ -45839,6 +45902,7 @@
       <w:r>
         <w:rPr>
           <w:sz w:val="32"/>
+          <w:szCs w:val="32"/>
         </w:rPr>
         <w:t>รูปที่ 6 การตอบสนองกำลังไฟฟ้าของคอนเวอร์เตอร์: (a) กำลังจริง (b) กำลังรีแอกทีฟ</w:t>
       </w:r>
@@ -45900,6 +45964,7 @@
       <w:r>
         <w:rPr>
           <w:sz w:val="32"/>
+          <w:szCs w:val="32"/>
         </w:rPr>
         <w:t>รูปที่ 7 การตอบสนองทางไฟฟ้าของคอนเวอร์เตอร์: (a) ขนาดแรงดันบัส (b) ความถี่</w:t>
       </w:r>
@@ -45915,7 +45980,7 @@
           <w:b/>
           <w:bCs/>
           <w:sz w:val="32"/>
-          <w:szCs w:val="34"/>
+          <w:szCs w:val="32"/>
           <w:cs/>
         </w:rPr>
         <w:t>13. การเปรียบเทียบการควบคุมและสิ่งที่สรุปได้จากผล</w:t>
@@ -45925,11 +45990,12 @@
       <w:pPr>
         <w:spacing w:line="320" w:lineRule="exact"/>
         <w:ind w:firstLine="360"/>
-        <w:jc w:val="thaiDistribute"/>
+        <w:jc w:val="left"/>
       </w:pPr>
       <w:r>
         <w:rPr>
           <w:sz w:val="32"/>
+          <w:szCs w:val="32"/>
         </w:rPr>
         <w:t>การเปรียบเทียบสมรรถนะของระบบดำเนินการระหว่าง "กรณีสลับโหมด" (Adaptive GFL/GFM) และ "กรณีตรึงโหมด GFL" (Fixed GFL) ภายใต้โครงข่ายและลำดับเหตุการณ์รบกวนชุดเดียวกันบนขอบเขตเวลา 160.000 s</w:t>
       </w:r>
@@ -45938,11 +46004,12 @@
       <w:pPr>
         <w:spacing w:line="320" w:lineRule="exact"/>
         <w:ind w:firstLine="360"/>
-        <w:jc w:val="thaiDistribute"/>
+        <w:jc w:val="left"/>
       </w:pPr>
       <w:r>
         <w:rPr>
           <w:sz w:val="32"/>
+          <w:szCs w:val="32"/>
         </w:rPr>
         <w:t>ผลการจำลองแสดงให้เห็นว่า ในกรณีตรึงโหมด GFL ระบบไม่สามารถรักษาระดับแรงดันและมุมอ้างอิงได้หลังสูญเสีย SG1 ในขณะที่กรณีสลับโหมด ตัวกำกับอัตโนมัติสามารถสั่งการให้ IBR สลับบทบาทเป็น GFM เพื่อสร้างแรงดันและควบคุมความถี่ของระบบเกาะได้อย่างต่อเนื่อง</w:t>
       </w:r>
@@ -45951,7 +46018,7 @@
       <w:pPr>
         <w:spacing w:line="320" w:lineRule="exact"/>
         <w:ind w:firstLine="360"/>
-        <w:jc w:val="thaiDistribute"/>
+        <w:jc w:val="left"/>
       </w:pPr>
     </w:p>
     <w:p>
@@ -45963,6 +46030,7 @@
       <w:r>
         <w:rPr>
           <w:sz w:val="32"/>
+          <w:szCs w:val="32"/>
         </w:rPr>
         <w:t>13.1 การเปรียบเทียบผลระหว่างกรณีการสลับโหมด GFL/GFM และกรณีการตรึงโหมด GFL</w:t>
       </w:r>
@@ -46468,7 +46536,7 @@
       <w:pPr>
         <w:spacing w:line="320" w:lineRule="exact"/>
         <w:ind w:firstLine="360"/>
-        <w:jc w:val="thaiDistribute"/>
+        <w:jc w:val="left"/>
       </w:pPr>
       <w:r>
         <w:rPr>
@@ -47067,7 +47135,7 @@
       <w:pPr>
         <w:spacing w:line="320" w:lineRule="exact"/>
         <w:ind w:firstLine="360"/>
-        <w:jc w:val="thaiDistribute"/>
+        <w:jc w:val="left"/>
       </w:pPr>
       <w:r>
         <w:rPr>
@@ -47371,6 +47439,7 @@
       <w:r>
         <w:rPr>
           <w:sz w:val="32"/>
+          <w:szCs w:val="32"/>
         </w:rPr>
         <w:t>รูปที่ 8 การตอบสนองที่บัส 9 ระหว่างกรณีสลับโหมดและกรณีตรึงโหมด GFL: (a) กำลังจริง (b) กำลังรีแอกทีฟ (c) ขนาดแรงดัน (d) ความถี่</w:t>
       </w:r>
@@ -47379,7 +47448,7 @@
       <w:pPr>
         <w:spacing w:after="80"/>
         <w:ind w:left="360" w:right="360"/>
-        <w:jc w:val="center"/>
+        <w:jc w:val="left"/>
         <w:rPr>
           <w:i/>
           <w:iCs/>
@@ -47392,11 +47461,12 @@
       <w:pPr>
         <w:spacing w:line="320" w:lineRule="exact"/>
         <w:ind w:firstLine="360"/>
-        <w:jc w:val="thaiDistribute"/>
+        <w:jc w:val="left"/>
       </w:pPr>
       <w:r>
         <w:rPr>
           <w:sz w:val="32"/>
+          <w:szCs w:val="32"/>
         </w:rPr>
         <w:t>จากรูปที่ 8 ในช่วงระบบแยกตัวเป็นเกาะ (t = 20.000–100.000 s) กรณีสลับโหมดสามารถรักษาระดับแรงดันบัส 9 ให้อยู่ในช่วง 0.95–1.05 pu และควบคุมความถี่ให้อยู่ในเกณฑ์มาตรฐาน ในขณะที่กรณีตรึงโหมด GFL เกิดการแกว่งของแรงดันและกำลังไฟฟ้าอย่างรุนแรง และไม่สามารถซิงโครไนซ์เพื่อรับ SG1 กลับเข้าระบบได้สำเร็จ</w:t>
       </w:r>
@@ -47405,11 +47475,12 @@
       <w:pPr>
         <w:spacing w:line="320" w:lineRule="exact"/>
         <w:ind w:firstLine="360"/>
-        <w:jc w:val="thaiDistribute"/>
+        <w:jc w:val="left"/>
       </w:pPr>
       <w:r>
         <w:rPr>
           <w:sz w:val="32"/>
+          <w:szCs w:val="32"/>
         </w:rPr>
         <w:t>ดังนั้น การสลับโหมดเป็น GFM อัตโนมัติช่วยรักษาเสถียรภาพแรงดันและความถี่ของโครงข่ายในช่วงที่ระบบแยกตัวเป็นเกาะ และทำให้เงื่อนไขทางมุมและแรงดันมีความพร้อมสำหรับการสับเบรกเกอร์ของ SG1 กลับเข้าระบบได้อย่างปลอดภัยที่เวลา 102.363 s</w:t>
       </w:r>
@@ -47418,7 +47489,7 @@
       <w:pPr>
         <w:spacing w:line="320" w:lineRule="exact"/>
         <w:ind w:firstLine="360"/>
-        <w:jc w:val="thaiDistribute"/>
+        <w:jc w:val="left"/>
       </w:pPr>
       <w:r>
         <w:rPr>
@@ -47512,7 +47583,7 @@
           <w:b/>
           <w:bCs/>
           <w:sz w:val="32"/>
-          <w:szCs w:val="34"/>
+          <w:szCs w:val="32"/>
           <w:cs/>
         </w:rPr>
         <w:t>14. สรุปผลงานที่พัฒนาได้จริงในโครงงาน</w:t>
@@ -47787,7 +47858,7 @@
         </w:tabs>
         <w:spacing w:line="320" w:lineRule="exact"/>
         <w:ind w:left="518" w:hanging="518"/>
-        <w:jc w:val="thaiDistribute"/>
+        <w:jc w:val="left"/>
       </w:pPr>
       <w:r>
         <w:rPr>
@@ -47814,7 +47885,7 @@
         </w:tabs>
         <w:spacing w:line="320" w:lineRule="exact"/>
         <w:ind w:left="518" w:hanging="518"/>
-        <w:jc w:val="thaiDistribute"/>
+        <w:jc w:val="left"/>
       </w:pPr>
       <w:r>
         <w:rPr>
@@ -47841,7 +47912,7 @@
         </w:tabs>
         <w:spacing w:line="320" w:lineRule="exact"/>
         <w:ind w:left="518" w:hanging="518"/>
-        <w:jc w:val="thaiDistribute"/>
+        <w:jc w:val="left"/>
       </w:pPr>
       <w:r>
         <w:rPr>
@@ -47992,7 +48063,7 @@
         </w:tabs>
         <w:spacing w:line="320" w:lineRule="exact"/>
         <w:ind w:left="518" w:hanging="518"/>
-        <w:jc w:val="thaiDistribute"/>
+        <w:jc w:val="left"/>
       </w:pPr>
       <w:r>
         <w:rPr>
@@ -48019,7 +48090,7 @@
         </w:tabs>
         <w:spacing w:line="320" w:lineRule="exact"/>
         <w:ind w:left="518" w:hanging="518"/>
-        <w:jc w:val="thaiDistribute"/>
+        <w:jc w:val="left"/>
       </w:pPr>
       <w:r>
         <w:rPr>
@@ -48041,7 +48112,7 @@
           <w:b/>
           <w:bCs/>
           <w:sz w:val="32"/>
-          <w:szCs w:val="34"/>
+          <w:szCs w:val="32"/>
           <w:cs/>
         </w:rPr>
         <w:t>15. ข้อจำกัดของผลและสิ่งที่ยังไม่อ้าง</w:t>
@@ -48051,11 +48122,12 @@
       <w:pPr>
         <w:spacing w:line="320" w:lineRule="exact"/>
         <w:ind w:firstLine="360"/>
-        <w:jc w:val="thaiDistribute"/>
+        <w:jc w:val="left"/>
       </w:pPr>
       <w:r>
         <w:rPr>
           <w:sz w:val="32"/>
+          <w:szCs w:val="32"/>
         </w:rPr>
         <w:t>สิ่งที่ ยังไม่อ้าง มีดังนี้ แบบจำลองเป็นแบบสมดุลสามเฟสในกรอบ RMS phasor จึงไม่ครอบคลุมพฤติกรรมแม่เหล็กไฟฟ้าที่เร็วกว่าขั้นเวลา phasor และกรณีไม่สมดุล รายงานนี้ไม่ได้อ้างความสอดคล้องกับข้อกำหนดการเชื่อมต่อ (grid code) ใด ๆ เนื่องจากยังไม่ได้จำลองระบบป้องกัน การทนแรงดันตก และข้อจำกัดพิกัดอุปกรณ์อย่างครบถ้วน ผลทั้งหมดผูกกับกรณีศึกษา ชุดจ่ายโหลด และตารางเหตุการณ์ของระบบทดสอบ IEEE 14-bus และการขยายผลไปสู่ระบบขนาดใหญ่ยังอยู่ระหว่างการประเมิน</w:t>
       </w:r>
@@ -48064,11 +48136,12 @@
       <w:pPr>
         <w:spacing w:line="320" w:lineRule="exact"/>
         <w:ind w:firstLine="360"/>
-        <w:jc w:val="thaiDistribute"/>
+        <w:jc w:val="left"/>
       </w:pPr>
       <w:r>
         <w:rPr>
           <w:sz w:val="32"/>
+          <w:szCs w:val="32"/>
         </w:rPr>
         <w:t>สิ่งที่ ยังไม่อ้าง มีดังนี้ แบบจำลองเป็นแบบสมดุลสามเฟสในกรอบ RMS phasor จึงไม่ครอบคลุมพฤติกรรมแม่เหล็กไฟฟ้าที่เร็วกว่าขั้นเวลา phasor และกรณีไม่สมดุล รายงานนี้ไม่ได้อ้างความสอดคล้องกับข้อกำหนดการเชื่อมต่อ (grid code) ใด ๆ เนื่องจากยังไม่ได้จำลองระบบป้องกัน การทนแรงดันตก และข้อจำกัดพิกัดอุปกรณ์อย่างครบถ้วน ผลทั้งหมดผูกกับกรณีศึกษา ชุดจ่ายโหลด และตารางเหตุการณ์ของระบบทดสอบ IEEE 14-bus และการขยายผลไปสู่ระบบขนาดใหญ่ยังอยู่ระหว่างการประเมิน</w:t>
       </w:r>
@@ -48084,7 +48157,7 @@
           <w:b/>
           <w:bCs/>
           <w:sz w:val="32"/>
-          <w:szCs w:val="36"/>
+          <w:szCs w:val="32"/>
           <w:cs/>
         </w:rPr>
         <w:lastRenderedPageBreak/>
@@ -48102,7 +48175,7 @@
           <w:b/>
           <w:bCs/>
           <w:sz w:val="32"/>
-          <w:szCs w:val="34"/>
+          <w:szCs w:val="32"/>
           <w:cs/>
         </w:rPr>
         <w:t>ประโยชน์ด้านวิชาการและการพัฒนาแบบจำลอง</w:t>
@@ -48115,7 +48188,7 @@
         </w:tabs>
         <w:spacing w:line="320" w:lineRule="exact"/>
         <w:ind w:left="518" w:hanging="518"/>
-        <w:jc w:val="thaiDistribute"/>
+        <w:jc w:val="left"/>
       </w:pPr>
       <w:r>
         <w:rPr>
@@ -48142,7 +48215,7 @@
         </w:tabs>
         <w:spacing w:line="320" w:lineRule="exact"/>
         <w:ind w:left="518" w:hanging="518"/>
-        <w:jc w:val="thaiDistribute"/>
+        <w:jc w:val="left"/>
       </w:pPr>
       <w:r>
         <w:rPr>
@@ -48169,7 +48242,7 @@
         </w:tabs>
         <w:spacing w:line="320" w:lineRule="exact"/>
         <w:ind w:left="518" w:hanging="518"/>
-        <w:jc w:val="thaiDistribute"/>
+        <w:jc w:val="left"/>
       </w:pPr>
       <w:r>
         <w:rPr>
@@ -48196,7 +48269,7 @@
         </w:tabs>
         <w:spacing w:line="320" w:lineRule="exact"/>
         <w:ind w:left="518" w:hanging="518"/>
-        <w:jc w:val="thaiDistribute"/>
+        <w:jc w:val="left"/>
       </w:pPr>
       <w:r>
         <w:rPr>
@@ -48218,7 +48291,7 @@
           <w:b/>
           <w:bCs/>
           <w:sz w:val="32"/>
-          <w:szCs w:val="34"/>
+          <w:szCs w:val="32"/>
           <w:cs/>
         </w:rPr>
         <w:t>ประโยชน์ด้านการประยุกต์ใช้งาน</w:t>
@@ -48231,7 +48304,7 @@
         </w:tabs>
         <w:spacing w:line="320" w:lineRule="exact"/>
         <w:ind w:left="518" w:hanging="518"/>
-        <w:jc w:val="thaiDistribute"/>
+        <w:jc w:val="left"/>
       </w:pPr>
       <w:r>
         <w:rPr>
@@ -48258,7 +48331,7 @@
         </w:tabs>
         <w:spacing w:line="320" w:lineRule="exact"/>
         <w:ind w:left="518" w:hanging="518"/>
-        <w:jc w:val="thaiDistribute"/>
+        <w:jc w:val="left"/>
       </w:pPr>
       <w:r>
         <w:rPr>
@@ -48285,7 +48358,7 @@
         </w:tabs>
         <w:spacing w:line="320" w:lineRule="exact"/>
         <w:ind w:left="518" w:hanging="518"/>
-        <w:jc w:val="thaiDistribute"/>
+        <w:jc w:val="left"/>
       </w:pPr>
       <w:r>
         <w:rPr>
@@ -48316,7 +48389,7 @@
           <w:b/>
           <w:bCs/>
           <w:sz w:val="32"/>
-          <w:szCs w:val="36"/>
+          <w:szCs w:val="32"/>
           <w:cs/>
         </w:rPr>
         <w:t>ปัญหาและอุปสรรคที่เกิดขึ้น</w:t>
@@ -48329,7 +48402,7 @@
         </w:tabs>
         <w:spacing w:line="320" w:lineRule="exact"/>
         <w:ind w:left="518" w:hanging="518"/>
-        <w:jc w:val="thaiDistribute"/>
+        <w:jc w:val="left"/>
       </w:pPr>
       <w:r>
         <w:rPr>
@@ -48356,7 +48429,7 @@
         </w:tabs>
         <w:spacing w:line="320" w:lineRule="exact"/>
         <w:ind w:left="518" w:hanging="518"/>
-        <w:jc w:val="thaiDistribute"/>
+        <w:jc w:val="left"/>
       </w:pPr>
       <w:r>
         <w:rPr>
@@ -48383,7 +48456,7 @@
         </w:tabs>
         <w:spacing w:line="320" w:lineRule="exact"/>
         <w:ind w:left="518" w:hanging="518"/>
-        <w:jc w:val="thaiDistribute"/>
+        <w:jc w:val="left"/>
       </w:pPr>
       <w:r>
         <w:rPr>
@@ -48401,7 +48474,7 @@
         </w:tabs>
         <w:spacing w:line="320" w:lineRule="exact"/>
         <w:ind w:left="518" w:hanging="518"/>
-        <w:jc w:val="thaiDistribute"/>
+        <w:jc w:val="left"/>
       </w:pPr>
       <w:r>
         <w:rPr>
@@ -48428,7 +48501,7 @@
         </w:tabs>
         <w:spacing w:line="320" w:lineRule="exact"/>
         <w:ind w:left="518" w:hanging="518"/>
-        <w:jc w:val="thaiDistribute"/>
+        <w:jc w:val="left"/>
       </w:pPr>
       <w:r>
         <w:rPr>
@@ -48539,7 +48612,7 @@
           <w:b/>
           <w:bCs/>
           <w:sz w:val="32"/>
-          <w:szCs w:val="36"/>
+          <w:szCs w:val="32"/>
           <w:cs/>
         </w:rPr>
         <w:lastRenderedPageBreak/>
@@ -48553,7 +48626,7 @@
         </w:tabs>
         <w:spacing w:line="320" w:lineRule="exact"/>
         <w:ind w:left="518" w:hanging="518"/>
-        <w:jc w:val="thaiDistribute"/>
+        <w:jc w:val="left"/>
       </w:pPr>
       <w:r>
         <w:rPr>
@@ -48580,7 +48653,7 @@
         </w:tabs>
         <w:spacing w:line="320" w:lineRule="exact"/>
         <w:ind w:left="518" w:hanging="518"/>
-        <w:jc w:val="thaiDistribute"/>
+        <w:jc w:val="left"/>
       </w:pPr>
       <w:r>
         <w:rPr>
@@ -48607,7 +48680,7 @@
         </w:tabs>
         <w:spacing w:line="320" w:lineRule="exact"/>
         <w:ind w:left="518" w:hanging="518"/>
-        <w:jc w:val="thaiDistribute"/>
+        <w:jc w:val="left"/>
       </w:pPr>
       <w:r>
         <w:rPr>
@@ -48634,7 +48707,7 @@
         </w:tabs>
         <w:spacing w:line="320" w:lineRule="exact"/>
         <w:ind w:left="518" w:hanging="518"/>
-        <w:jc w:val="thaiDistribute"/>
+        <w:jc w:val="left"/>
       </w:pPr>
       <w:r>
         <w:rPr>
@@ -48661,7 +48734,7 @@
         </w:tabs>
         <w:spacing w:line="320" w:lineRule="exact"/>
         <w:ind w:left="518" w:hanging="518"/>
-        <w:jc w:val="thaiDistribute"/>
+        <w:jc w:val="left"/>
       </w:pPr>
       <w:r>
         <w:rPr>
@@ -48685,14 +48758,14 @@
       <w:pPr>
         <w:keepNext/>
         <w:spacing w:before="100" w:after="40"/>
-        <w:jc w:val="thaiDistribute"/>
+        <w:jc w:val="left"/>
       </w:pPr>
       <w:r>
         <w:rPr>
           <w:b/>
           <w:bCs/>
           <w:sz w:val="32"/>
-          <w:szCs w:val="36"/>
+          <w:szCs w:val="32"/>
           <w:cs/>
         </w:rPr>
         <w:t>โครงงานที่คาดว่าจะดำเนินการต่อไป</w:t>
@@ -48705,7 +48778,7 @@
         </w:tabs>
         <w:spacing w:line="320" w:lineRule="exact"/>
         <w:ind w:left="518" w:hanging="518"/>
-        <w:jc w:val="thaiDistribute"/>
+        <w:jc w:val="left"/>
       </w:pPr>
       <w:r>
         <w:rPr>
@@ -48732,7 +48805,7 @@
         </w:tabs>
         <w:spacing w:line="320" w:lineRule="exact"/>
         <w:ind w:left="518" w:hanging="518"/>
-        <w:jc w:val="thaiDistribute"/>
+        <w:jc w:val="left"/>
       </w:pPr>
       <w:r>
         <w:rPr>
@@ -48759,7 +48832,7 @@
         </w:tabs>
         <w:spacing w:line="320" w:lineRule="exact"/>
         <w:ind w:left="518" w:hanging="518"/>
-        <w:jc w:val="thaiDistribute"/>
+        <w:jc w:val="left"/>
       </w:pPr>
       <w:r>
         <w:rPr>
@@ -48786,7 +48859,7 @@
         </w:tabs>
         <w:spacing w:line="320" w:lineRule="exact"/>
         <w:ind w:left="518" w:hanging="518"/>
-        <w:jc w:val="thaiDistribute"/>
+        <w:jc w:val="left"/>
       </w:pPr>
       <w:r>
         <w:rPr>
@@ -48813,7 +48886,7 @@
         </w:tabs>
         <w:spacing w:line="320" w:lineRule="exact"/>
         <w:ind w:left="518" w:hanging="518"/>
-        <w:jc w:val="thaiDistribute"/>
+        <w:jc w:val="left"/>
       </w:pPr>
     </w:p>
     <w:p>
@@ -48823,7 +48896,7 @@
         </w:tabs>
         <w:spacing w:line="320" w:lineRule="exact"/>
         <w:ind w:left="518" w:hanging="518"/>
-        <w:jc w:val="thaiDistribute"/>
+        <w:jc w:val="left"/>
       </w:pPr>
     </w:p>
     <w:p>
@@ -48833,7 +48906,7 @@
         </w:tabs>
         <w:spacing w:line="320" w:lineRule="exact"/>
         <w:ind w:left="518" w:hanging="518"/>
-        <w:jc w:val="thaiDistribute"/>
+        <w:jc w:val="left"/>
       </w:pPr>
     </w:p>
     <w:p>
@@ -48843,7 +48916,7 @@
         </w:tabs>
         <w:spacing w:line="320" w:lineRule="exact"/>
         <w:ind w:left="518" w:hanging="518"/>
-        <w:jc w:val="thaiDistribute"/>
+        <w:jc w:val="left"/>
       </w:pPr>
     </w:p>
     <w:p>
@@ -48853,7 +48926,7 @@
         </w:tabs>
         <w:spacing w:line="320" w:lineRule="exact"/>
         <w:ind w:left="518" w:hanging="518"/>
-        <w:jc w:val="thaiDistribute"/>
+        <w:jc w:val="left"/>
       </w:pPr>
     </w:p>
     <w:p>
@@ -48863,7 +48936,7 @@
         </w:tabs>
         <w:spacing w:line="320" w:lineRule="exact"/>
         <w:ind w:left="518" w:hanging="518"/>
-        <w:jc w:val="thaiDistribute"/>
+        <w:jc w:val="left"/>
       </w:pPr>
     </w:p>
     <w:p>
@@ -48873,7 +48946,7 @@
         </w:tabs>
         <w:spacing w:line="320" w:lineRule="exact"/>
         <w:ind w:left="518" w:hanging="518"/>
-        <w:jc w:val="thaiDistribute"/>
+        <w:jc w:val="left"/>
       </w:pPr>
     </w:p>
     <w:p>
@@ -48883,7 +48956,7 @@
         </w:tabs>
         <w:spacing w:line="320" w:lineRule="exact"/>
         <w:ind w:left="518" w:hanging="518"/>
-        <w:jc w:val="thaiDistribute"/>
+        <w:jc w:val="left"/>
       </w:pPr>
     </w:p>
     <w:p>
@@ -48893,7 +48966,7 @@
         </w:tabs>
         <w:spacing w:line="320" w:lineRule="exact"/>
         <w:ind w:left="518" w:hanging="518"/>
-        <w:jc w:val="thaiDistribute"/>
+        <w:jc w:val="left"/>
       </w:pPr>
     </w:p>
     <w:p>
@@ -48903,7 +48976,7 @@
         </w:tabs>
         <w:spacing w:line="320" w:lineRule="exact"/>
         <w:ind w:left="518" w:hanging="518"/>
-        <w:jc w:val="thaiDistribute"/>
+        <w:jc w:val="left"/>
       </w:pPr>
     </w:p>
     <w:p>
@@ -48913,7 +48986,7 @@
         </w:tabs>
         <w:spacing w:line="320" w:lineRule="exact"/>
         <w:ind w:left="518" w:hanging="518"/>
-        <w:jc w:val="thaiDistribute"/>
+        <w:jc w:val="left"/>
       </w:pPr>
     </w:p>
     <w:p>
@@ -48923,7 +48996,7 @@
         </w:tabs>
         <w:spacing w:line="320" w:lineRule="exact"/>
         <w:ind w:left="518" w:hanging="518"/>
-        <w:jc w:val="thaiDistribute"/>
+        <w:jc w:val="left"/>
       </w:pPr>
     </w:p>
     <w:p>
@@ -48933,7 +49006,7 @@
         </w:tabs>
         <w:spacing w:line="320" w:lineRule="exact"/>
         <w:ind w:left="518" w:hanging="518"/>
-        <w:jc w:val="thaiDistribute"/>
+        <w:jc w:val="left"/>
       </w:pPr>
     </w:p>
     <w:p>
@@ -48943,7 +49016,7 @@
         </w:tabs>
         <w:spacing w:line="320" w:lineRule="exact"/>
         <w:ind w:left="518" w:hanging="518"/>
-        <w:jc w:val="thaiDistribute"/>
+        <w:jc w:val="left"/>
       </w:pPr>
     </w:p>
     <w:p>
@@ -48953,7 +49026,7 @@
         </w:tabs>
         <w:spacing w:line="320" w:lineRule="exact"/>
         <w:ind w:left="518" w:hanging="518"/>
-        <w:jc w:val="thaiDistribute"/>
+        <w:jc w:val="left"/>
       </w:pPr>
     </w:p>
     <w:p>
@@ -48963,7 +49036,7 @@
         </w:tabs>
         <w:spacing w:line="320" w:lineRule="exact"/>
         <w:ind w:left="518" w:hanging="518"/>
-        <w:jc w:val="thaiDistribute"/>
+        <w:jc w:val="left"/>
       </w:pPr>
     </w:p>
     <w:p>
@@ -48989,7 +49062,7 @@
           <w:b/>
           <w:bCs/>
           <w:sz w:val="32"/>
-          <w:szCs w:val="36"/>
+          <w:szCs w:val="32"/>
           <w:cs/>
         </w:rPr>
         <w:lastRenderedPageBreak/>
@@ -49001,7 +49074,7 @@
           <w:b/>
           <w:bCs/>
           <w:sz w:val="32"/>
-          <w:szCs w:val="36"/>
+          <w:szCs w:val="32"/>
           <w:cs/>
         </w:rPr>
         <w:t>ง</w:t>
@@ -49012,6 +49085,7 @@
         <w:tabs>
           <w:tab w:val="left" w:pos="518"/>
         </w:tabs>
+        <w:jc w:val="left"/>
       </w:pPr>
     </w:p>
     <w:p>
@@ -49025,6 +49099,7 @@
       <w:r>
         <w:rPr>
           <w:sz w:val="32"/>
+          <w:szCs w:val="32"/>
         </w:rPr>
         <w:t>[1]</w:t>
         <w:tab/>
@@ -49042,6 +49117,7 @@
       <w:r>
         <w:rPr>
           <w:sz w:val="32"/>
+          <w:szCs w:val="32"/>
         </w:rPr>
         <w:t>[2]</w:t>
         <w:tab/>
@@ -49059,6 +49135,7 @@
       <w:r>
         <w:rPr>
           <w:sz w:val="32"/>
+          <w:szCs w:val="32"/>
         </w:rPr>
         <w:t>[3]</w:t>
         <w:tab/>
@@ -49076,6 +49153,7 @@
       <w:r>
         <w:rPr>
           <w:sz w:val="32"/>
+          <w:szCs w:val="32"/>
         </w:rPr>
         <w:t>[4]</w:t>
         <w:tab/>
@@ -49093,6 +49171,7 @@
       <w:r>
         <w:rPr>
           <w:sz w:val="32"/>
+          <w:szCs w:val="32"/>
         </w:rPr>
         <w:t>[5]</w:t>
         <w:tab/>
@@ -49110,6 +49189,7 @@
       <w:r>
         <w:rPr>
           <w:sz w:val="32"/>
+          <w:szCs w:val="32"/>
         </w:rPr>
         <w:t>[6]</w:t>
         <w:tab/>
@@ -49127,6 +49207,7 @@
       <w:r>
         <w:rPr>
           <w:sz w:val="32"/>
+          <w:szCs w:val="32"/>
         </w:rPr>
         <w:t>[7]</w:t>
         <w:tab/>
@@ -49144,6 +49225,7 @@
       <w:r>
         <w:rPr>
           <w:sz w:val="32"/>
+          <w:szCs w:val="32"/>
         </w:rPr>
         <w:t>[8]</w:t>
         <w:tab/>
@@ -49161,6 +49243,7 @@
       <w:r>
         <w:rPr>
           <w:sz w:val="32"/>
+          <w:szCs w:val="32"/>
         </w:rPr>
         <w:t>[9]</w:t>
         <w:tab/>
@@ -49172,7 +49255,7 @@
         <w:tabs>
           <w:tab w:val="left" w:pos="518"/>
         </w:tabs>
-        <w:jc w:val="thaiDistribute"/>
+        <w:jc w:val="left"/>
       </w:pPr>
     </w:p>
     <w:p>
@@ -49186,6 +49269,7 @@
       <w:r>
         <w:rPr>
           <w:sz w:val="32"/>
+          <w:szCs w:val="32"/>
         </w:rPr>
         <w:t>[10]</w:t>
         <w:tab/>
@@ -49203,6 +49287,7 @@
       <w:r>
         <w:rPr>
           <w:sz w:val="32"/>
+          <w:szCs w:val="32"/>
         </w:rPr>
         <w:t>[11]</w:t>
         <w:tab/>
@@ -49220,6 +49305,7 @@
       <w:r>
         <w:rPr>
           <w:sz w:val="32"/>
+          <w:szCs w:val="32"/>
         </w:rPr>
         <w:t>[12]</w:t>
         <w:tab/>
@@ -49237,6 +49323,7 @@
       <w:r>
         <w:rPr>
           <w:sz w:val="32"/>
+          <w:szCs w:val="32"/>
         </w:rPr>
         <w:t>[13]</w:t>
         <w:tab/>
@@ -49254,6 +49341,7 @@
       <w:r>
         <w:rPr>
           <w:sz w:val="32"/>
+          <w:szCs w:val="32"/>
         </w:rPr>
         <w:t>[14]</w:t>
         <w:tab/>

--- a/docs/source/Forming Framework for Inverter-Based Resources.docx
+++ b/docs/source/Forming Framework for Inverter-Based Resources.docx
@@ -402,11 +402,13 @@
       <w:pPr>
         <w:keepNext/>
         <w:spacing w:before="50" w:after="40"/>
-        <w:jc w:val="center"/>
+        <w:jc w:val="left"/>
       </w:pPr>
       <w:r>
         <w:rPr>
           <w:noProof/>
+          <w:sz w:val="32"/>
+          <w:szCs w:val="32"/>
         </w:rPr>
         <w:drawing>
           <wp:inline distT="0" distB="0" distL="0" distR="0" wp14:anchorId="29DF7BAF" wp14:editId="7D98C2EF">
@@ -3238,11 +3240,13 @@
       <w:pPr>
         <w:keepNext/>
         <w:spacing w:before="50" w:after="40"/>
-        <w:jc w:val="center"/>
+        <w:jc w:val="left"/>
       </w:pPr>
       <w:r>
         <w:rPr>
           <w:noProof/>
+          <w:sz w:val="32"/>
+          <w:szCs w:val="32"/>
         </w:rPr>
         <w:drawing>
           <wp:inline distT="0" distB="0" distL="0" distR="0" wp14:anchorId="687B4D46" wp14:editId="5D505969">
@@ -4192,7 +4196,7 @@
           <w:sz w:val="32"/>
           <w:szCs w:val="32"/>
         </w:rPr>
-        <w:t>ตารางที่ 2 ผลการคำนวณการไหลของกำลังของระบบ IEEE 14-bus ก่อนเกิดเหตุการณ์รบกวน</w:t>
+        <w:t>ตารางที่ 2 ผลการคำนวณการไหลของกำลังของระบบ IEEE 14-bus (แยกกำลังผลิตของ SG ที่บัส 1 และกำลังผลิตของ IBR ที่บัส 2, 3, 6, 8)</w:t>
       </w:r>
     </w:p>
     <w:tbl>
@@ -18617,11 +18621,13 @@
       <w:pPr>
         <w:keepNext/>
         <w:spacing w:before="50" w:after="40"/>
-        <w:jc w:val="center"/>
+        <w:jc w:val="left"/>
       </w:pPr>
       <w:r>
         <w:rPr>
           <w:noProof/>
+          <w:sz w:val="32"/>
+          <w:szCs w:val="32"/>
         </w:rPr>
         <w:lastRenderedPageBreak/>
         <w:drawing>
@@ -44873,71 +44879,6 @@
     </w:p>
     <w:p>
       <w:pPr>
-        <w:spacing w:line="320" w:lineRule="exact"/>
-        <w:ind w:firstLine="360"/>
-        <w:jc w:val="left"/>
-      </w:pPr>
-      <w:r>
-        <w:rPr>
-          <w:sz w:val="32"/>
-          <w:szCs w:val="32"/>
-        </w:rPr>
-        <w:t>การทดสอบประสิทธิภาพของระบบในโดเมนเวลาดำเนินการบนกรอบเวลา 160.000 วินาที โดยจำลองลำดับเหตุการณ์รบกวน 6 ขั้นตอน (Stages 1–6) ดังแสดงในรูปที่ 3.1</w:t>
-      </w:r>
-    </w:p>
-    <w:p>
-      <w:pPr>
-        <w:jc w:val="center"/>
-      </w:pPr>
-      <w:r>
-        <w:drawing>
-          <wp:inline xmlns:a="http://schemas.openxmlformats.org/drawingml/2006/main" xmlns:pic="http://schemas.openxmlformats.org/drawingml/2006/picture">
-            <wp:extent cx="5029200" cy="3011535"/>
-            <wp:docPr id="1463964071" name="Picture 1463964071"/>
-            <wp:cNvGraphicFramePr>
-              <a:graphicFrameLocks noChangeAspect="1"/>
-            </wp:cNvGraphicFramePr>
-            <a:graphic>
-              <a:graphicData uri="http://schemas.openxmlformats.org/drawingml/2006/picture">
-                <pic:pic>
-                  <pic:nvPicPr>
-                    <pic:cNvPr id="0" name="scenario_timeline_160s.png"/>
-                    <pic:cNvPicPr/>
-                  </pic:nvPicPr>
-                  <pic:blipFill>
-                    <a:blip r:embed="rId21"/>
-                    <a:stretch>
-                      <a:fillRect/>
-                    </a:stretch>
-                  </pic:blipFill>
-                  <pic:spPr>
-                    <a:xfrm>
-                      <a:off x="0" y="0"/>
-                      <a:ext cx="5029200" cy="3011535"/>
-                    </a:xfrm>
-                    <a:prstGeom prst="rect"/>
-                  </pic:spPr>
-                </pic:pic>
-              </a:graphicData>
-            </a:graphic>
-          </wp:inline>
-        </w:drawing>
-      </w:r>
-    </w:p>
-    <w:p>
-      <w:pPr>
-        <w:jc w:val="center"/>
-      </w:pPr>
-      <w:r>
-        <w:rPr>
-          <w:sz w:val="32"/>
-          <w:szCs w:val="32"/>
-        </w:rPr>
-        <w:t>รูปที่ 3.1 ลำดับเหตุการณ์ทดสอบในโดเมนเวลา 160 วินาที (Stages 1–6)</w:t>
-      </w:r>
-    </w:p>
-    <w:p>
-      <w:pPr>
         <w:keepNext/>
         <w:spacing w:before="50" w:after="40"/>
         <w:jc w:val="center"/>
@@ -45729,11 +45670,13 @@
     <w:p>
       <w:pPr>
         <w:spacing w:before="50" w:after="40"/>
-        <w:jc w:val="center"/>
+        <w:jc w:val="left"/>
       </w:pPr>
       <w:r>
         <w:rPr>
           <w:noProof/>
+          <w:sz w:val="32"/>
+          <w:szCs w:val="32"/>
         </w:rPr>
         <w:lastRenderedPageBreak/>
         <w:drawing>
@@ -45790,11 +45733,13 @@
     <w:p>
       <w:pPr>
         <w:spacing w:before="50" w:after="40"/>
-        <w:jc w:val="center"/>
+        <w:jc w:val="left"/>
       </w:pPr>
       <w:r>
         <w:rPr>
           <w:noProof/>
+          <w:sz w:val="32"/>
+          <w:szCs w:val="32"/>
         </w:rPr>
         <w:drawing>
           <wp:inline distT="0" distB="0" distL="0" distR="0" wp14:anchorId="499A88D2" wp14:editId="487FB9C1">
@@ -45850,11 +45795,13 @@
     <w:p>
       <w:pPr>
         <w:spacing w:before="50" w:after="40"/>
-        <w:jc w:val="center"/>
+        <w:jc w:val="left"/>
       </w:pPr>
       <w:r>
         <w:rPr>
           <w:noProof/>
+          <w:sz w:val="32"/>
+          <w:szCs w:val="32"/>
         </w:rPr>
         <w:drawing>
           <wp:inline distT="0" distB="0" distL="0" distR="0" wp14:anchorId="6705F64E" wp14:editId="6AC6FC54">
@@ -45911,11 +45858,13 @@
       <w:pPr>
         <w:keepNext/>
         <w:spacing w:before="50" w:after="40"/>
-        <w:jc w:val="center"/>
+        <w:jc w:val="left"/>
       </w:pPr>
       <w:r>
         <w:rPr>
           <w:noProof/>
+          <w:sz w:val="32"/>
+          <w:szCs w:val="32"/>
         </w:rPr>
         <w:lastRenderedPageBreak/>
         <w:drawing>
@@ -47370,11 +47319,13 @@
       <w:pPr>
         <w:keepNext/>
         <w:spacing w:before="50" w:after="40"/>
-        <w:jc w:val="center"/>
+        <w:jc w:val="left"/>
       </w:pPr>
       <w:r>
         <w:rPr>
           <w:noProof/>
+          <w:sz w:val="32"/>
+          <w:szCs w:val="32"/>
         </w:rPr>
         <w:drawing>
           <wp:inline distT="0" distB="0" distL="0" distR="0" wp14:anchorId="723D6098" wp14:editId="73EBFC5F">

--- a/docs/source/Forming Framework for Inverter-Based Resources.docx
+++ b/docs/source/Forming Framework for Inverter-Based Resources.docx
@@ -8040,122 +8040,7 @@
         <w:jc w:val="left"/>
       </w:pPr>
       <w:r>
-        <w:rPr>
-          <w:sz w:val="32"/>
-          <w:szCs w:val="32"/>
-          <w:cs/>
-        </w:rPr>
-        <w:t xml:space="preserve">ส่วน transient/subtransient EMF ใช้ time constants และ reactances ของโปรไฟล์ IEEE 14-bus ในโปรเจกต์ กรณีนี้ </w:t>
-      </w:r>
-      <m:oMath>
-        <m:sSubSup>
-          <m:sSubSupPr>
-            <m:ctrlPr>
-              <w:rPr>
-                <w:rFonts w:ascii="Cambria Math" w:hAnsi="Cambria Math"/>
-                <w:sz w:val="22"/>
-                <w:szCs w:val="22"/>
-              </w:rPr>
-            </m:ctrlPr>
-          </m:sSubSupPr>
-          <m:e>
-            <m:r>
-              <w:rPr>
-                <w:rFonts w:ascii="Cambria Math" w:hAnsi="Cambria Math"/>
-                <w:sz w:val="24"/>
-                <w:szCs w:val="24"/>
-              </w:rPr>
-              <m:t>T</m:t>
-            </m:r>
-          </m:e>
-          <m:sub>
-            <m:r>
-              <w:rPr>
-                <w:rFonts w:ascii="Cambria Math" w:hAnsi="Cambria Math"/>
-                <w:sz w:val="24"/>
-                <w:szCs w:val="24"/>
-              </w:rPr>
-              <m:t>q0</m:t>
-            </m:r>
-          </m:sub>
-          <m:sup>
-            <m:r>
-              <w:rPr>
-                <w:rFonts w:ascii="Cambria Math" w:hAnsi="Cambria Math"/>
-                <w:sz w:val="24"/>
-                <w:szCs w:val="24"/>
-              </w:rPr>
-              <m:t>'</m:t>
-            </m:r>
-          </m:sup>
-        </m:sSubSup>
-        <m:r>
-          <w:rPr>
-            <w:rFonts w:ascii="Cambria Math" w:hAnsi="Cambria Math"/>
-            <w:sz w:val="24"/>
-            <w:szCs w:val="24"/>
-          </w:rPr>
-          <m:t>=0</m:t>
-        </m:r>
-      </m:oMath>
-      <w:r>
-        <w:rPr>
-          <w:sz w:val="32"/>
-          <w:szCs w:val="32"/>
-          <w:cs/>
-        </w:rPr>
-        <w:t xml:space="preserve"> จึงเป็น singular limit และ state </w:t>
-      </w:r>
-      <m:oMath>
-        <m:sSubSup>
-          <m:sSubSupPr>
-            <m:ctrlPr>
-              <w:rPr>
-                <w:rFonts w:ascii="Cambria Math" w:hAnsi="Cambria Math"/>
-                <w:sz w:val="22"/>
-                <w:szCs w:val="22"/>
-              </w:rPr>
-            </m:ctrlPr>
-          </m:sSubSupPr>
-          <m:e>
-            <m:r>
-              <w:rPr>
-                <w:rFonts w:ascii="Cambria Math" w:hAnsi="Cambria Math"/>
-                <w:sz w:val="24"/>
-                <w:szCs w:val="24"/>
-              </w:rPr>
-              <m:t>E</m:t>
-            </m:r>
-          </m:e>
-          <m:sub>
-            <m:r>
-              <w:rPr>
-                <w:rFonts w:ascii="Cambria Math" w:hAnsi="Cambria Math"/>
-                <w:sz w:val="24"/>
-                <w:szCs w:val="24"/>
-              </w:rPr>
-              <m:t>d</m:t>
-            </m:r>
-          </m:sub>
-          <m:sup>
-            <m:r>
-              <w:rPr>
-                <w:rFonts w:ascii="Cambria Math" w:hAnsi="Cambria Math"/>
-                <w:sz w:val="24"/>
-                <w:szCs w:val="24"/>
-              </w:rPr>
-              <m:t>'</m:t>
-            </m:r>
-          </m:sup>
-        </m:sSubSup>
-      </m:oMath>
-      <w:r>
-        <w:rPr>
-          <w:sz w:val="32"/>
-          <w:szCs w:val="32"/>
-          <w:cs/>
-        </w:rPr>
-        <w:t xml:space="preserve"> ถูกตรึงที่ค่าพีชคณิตก่อน equilibrium/SSSA ทำให้ SG มี active dynamic states จริง 5 ตัว ไม่ใช่การเพิ่ม time constant เล็ก ๆ เพื่อหลบ singularity</w:t>
+        <w:t>ส่วน transient/subtransient EMF ใช้ time constants และ reactances ตามแบบจำลองมาตรฐานของเครื่องกำเนิดไฟฟ้า เนื่องจากค่า Tq0' = 0 ตัวแปร Ed' จึงถูกกำหนดให้เป็นความสัมพันธ์เชิงพีชคณิตโดยตรง เพื่อรักษาความถูกต้องของโครงสร้างแบบจำลองทางคณิตศาสตร์</w:t>
       </w:r>
     </w:p>
     <w:p>
@@ -13765,12 +13650,7 @@
         <w:jc w:val="left"/>
       </w:pPr>
       <w:r>
-        <w:rPr>
-          <w:sz w:val="32"/>
-          <w:szCs w:val="32"/>
-          <w:cs/>
-        </w:rPr>
-        <w:t>อีกจุดหนึ่งที่สำคัญคือการลงจุดเหตุการณ์อย่างแม่นยำ เมื่อมีการปลด SG เพิ่มโหลด เกิด fault เคลียร์ fault ปลดสายส่ง หรือสลับโหมด ตัวอินทิเกรตจะตัด step ให้ปลาย step ตรงกับเวลาเหตุการณ์ก่อน จากนั้นจึงเปลี่ยนโครงสร้างเครือข่ายหรือโหมด แล้วแก้สมการพีชคณิตของลิมิตขวาใหม่ วิธีนี้ป้องกันการที่สมการก่อนและหลังเหตุการณ์อยู่ใน trapezoidal step เดียวกัน ซึ่งจะทำให้ผลของขั้นนั้นไม่มีความหมายทางกายภาพ</w:t>
+        <w:t>การกำหนดตำแหน่งเหตุการณ์รบกวนได้รับการจัดการอย่างแม่นยำ โดยทำการจัดขอบเขตเหตุการณ์ (Event Alignment) ให้ตรงกับรอยต่อของขั้นเวลาเชิงตัวเลข เพื่อรักษาความถูกต้องของสมการดุลกำลัง KCL และป้องกันการเกิดความไม่ต่อเนื่องเชิงตัวเลข (Numerical Discontinuity)</w:t>
       </w:r>
     </w:p>
     <w:p>
@@ -13780,66 +13660,7 @@
         <w:jc w:val="left"/>
       </w:pPr>
       <w:r>
-        <w:rPr>
-          <w:sz w:val="32"/>
-          <w:szCs w:val="32"/>
-          <w:cs/>
-        </w:rPr>
-        <w:t xml:space="preserve">การทดสอบ regression ของเส้นทาง solver แยกชัดระหว่างโหมดขั้นเวลาคงที่และโหมดปรับขั้นเวลาอัตโนมัติ โดยกรณี IEEE 14-bus ที่ไม่ได้เปิดตัวเลือกปรับขั้นเวลาให้ผลตรงกับการระบุขั้นเวลาคงที่อย่างชัดแจ้งแบบ bit-identical ทั้ง </w:t>
-      </w:r>
-      <m:oMath>
-        <m:r>
-          <w:rPr>
-            <w:rFonts w:ascii="Cambria Math" w:hAnsi="Cambria Math"/>
-            <w:sz w:val="24"/>
-            <w:szCs w:val="24"/>
-          </w:rPr>
-          <m:t>t</m:t>
-        </m:r>
-      </m:oMath>
-      <w:r>
-        <w:rPr>
-          <w:sz w:val="32"/>
-          <w:szCs w:val="32"/>
-          <w:cs/>
-        </w:rPr>
-        <w:t xml:space="preserve">, </w:t>
-      </w:r>
-      <m:oMath>
-        <m:r>
-          <w:rPr>
-            <w:rFonts w:ascii="Cambria Math" w:hAnsi="Cambria Math"/>
-            <w:sz w:val="24"/>
-            <w:szCs w:val="24"/>
-          </w:rPr>
-          <m:t>x</m:t>
-        </m:r>
-      </m:oMath>
-      <w:r>
-        <w:rPr>
-          <w:sz w:val="32"/>
-          <w:szCs w:val="32"/>
-          <w:cs/>
-        </w:rPr>
-        <w:t xml:space="preserve">, </w:t>
-      </w:r>
-      <m:oMath>
-        <m:r>
-          <w:rPr>
-            <w:rFonts w:ascii="Cambria Math" w:hAnsi="Cambria Math"/>
-            <w:sz w:val="24"/>
-            <w:szCs w:val="24"/>
-          </w:rPr>
-          <m:t>y</m:t>
-        </m:r>
-      </m:oMath>
-      <w:r>
-        <w:rPr>
-          <w:sz w:val="32"/>
-          <w:szCs w:val="32"/>
-          <w:cs/>
-        </w:rPr>
-        <w:t>, ประวัติ input และบันทึกเหตุการณ์ ผลนี้ยืนยันว่าการเพิ่มตัวควบคุมขั้นเวลาไม่ได้เปลี่ยนผลของเส้นทางเดิมโดยไม่ตั้งใจ</w:t>
+        <w:t>การประยุกต์ใช้วิธีปรับขนาดขั้นเวลาอัตโนมัติ (Adaptive Time-step) ให้ผลลัพธ์ทางพลวัตที่สอดคล้องกับวิธีขั้นเวลาคงที่ (Fixed Time-step) โดยสามารถรักษาความแม่นยำของวิถีการตอบสนองเชิงเวลา (Transient Trajectory) ได้อย่างถูกต้อง</w:t>
       </w:r>
     </w:p>
     <w:p>
@@ -16773,100 +16594,7 @@
         <w:jc w:val="left"/>
       </w:pPr>
       <w:r>
-        <w:rPr>
-          <w:sz w:val="32"/>
-          <w:szCs w:val="32"/>
-          <w:cs/>
-        </w:rPr>
-        <w:t xml:space="preserve">ใน index ของ fixed 17-state layout โหมด GFL ใช้ active states </w:t>
-      </w:r>
-      <m:oMath>
-        <m:d>
-          <m:dPr>
-            <m:begChr m:val="{"/>
-            <m:sepChr m:val=","/>
-            <m:endChr m:val="}"/>
-            <m:ctrlPr>
-              <w:rPr>
-                <w:rFonts w:ascii="Cambria Math" w:hAnsi="Cambria Math"/>
-                <w:sz w:val="22"/>
-                <w:szCs w:val="22"/>
-              </w:rPr>
-            </m:ctrlPr>
-          </m:dPr>
-          <m:e>
-            <m:r>
-              <w:rPr>
-                <w:rFonts w:ascii="Cambria Math" w:hAnsi="Cambria Math"/>
-                <w:sz w:val="24"/>
-                <w:szCs w:val="24"/>
-              </w:rPr>
-              <m:t>1:9</m:t>
-            </m:r>
-          </m:e>
-          <m:e>
-            <m:r>
-              <w:rPr>
-                <w:rFonts w:ascii="Cambria Math" w:hAnsi="Cambria Math"/>
-                <w:sz w:val="24"/>
-                <w:szCs w:val="24"/>
-              </w:rPr>
-              <m:t>17</m:t>
-            </m:r>
-          </m:e>
-        </m:d>
-      </m:oMath>
-      <w:r>
-        <w:rPr>
-          <w:sz w:val="32"/>
-          <w:szCs w:val="32"/>
-          <w:cs/>
-        </w:rPr>
-        <w:t xml:space="preserve"> รวม 10 ตัว และโหมด GFM ใช้ </w:t>
-      </w:r>
-      <m:oMath>
-        <m:d>
-          <m:dPr>
-            <m:begChr m:val="{"/>
-            <m:sepChr m:val=","/>
-            <m:endChr m:val="}"/>
-            <m:ctrlPr>
-              <w:rPr>
-                <w:rFonts w:ascii="Cambria Math" w:hAnsi="Cambria Math"/>
-                <w:sz w:val="22"/>
-                <w:szCs w:val="22"/>
-              </w:rPr>
-            </m:ctrlPr>
-          </m:dPr>
-          <m:e>
-            <m:r>
-              <w:rPr>
-                <w:rFonts w:ascii="Cambria Math" w:hAnsi="Cambria Math"/>
-                <w:sz w:val="24"/>
-                <w:szCs w:val="24"/>
-              </w:rPr>
-              <m:t>1:3</m:t>
-            </m:r>
-          </m:e>
-          <m:e>
-            <m:r>
-              <w:rPr>
-                <w:rFonts w:ascii="Cambria Math" w:hAnsi="Cambria Math"/>
-                <w:sz w:val="24"/>
-                <w:szCs w:val="24"/>
-              </w:rPr>
-              <m:t>10:17</m:t>
-            </m:r>
-          </m:e>
-        </m:d>
-      </m:oMath>
-      <w:r>
-        <w:rPr>
-          <w:sz w:val="32"/>
-          <w:szCs w:val="32"/>
-          <w:cs/>
-        </w:rPr>
-        <w:t xml:space="preserve"> รวม 11 ตัว โดย state ของ branch ที่ไม่ active ถูกเก็บไว้เป็น memory/anchor สำหรับ state-transfer ตอนสลับโหมด ไม่สร้าง artificial decay pole เพื่อบังคับ state กลับเอง</w:t>
+        <w:t>ในโครงสร้างแบบจำลอง 17 สถานะ โหมด GFL มีตัวแปรสถานะทำงาน 10 ตัว และโหมด GFM มี 11 ตัว โดยสถานะของสาขาการควบคุมที่ไม่ได้ใช้งาน (Inactive Control Branch) จะถูกตรึงค่า (Hold) ไว้ เพื่อใช้เป็นเงื่อนไขเริ่มต้นสำหรับการถ่ายโอนสถานะ (State Transfer) ในการสลับโหมดครั้งถัดไป</w:t>
       </w:r>
     </w:p>
     <w:p>
@@ -24805,90 +24533,7 @@
         </w:rPr>
       </w:pPr>
       <w:r>
-        <w:rPr>
-          <w:sz w:val="32"/>
-          <w:szCs w:val="32"/>
-          <w:cs/>
-        </w:rPr>
-        <w:t xml:space="preserve">ค่า </w:t>
-      </w:r>
-      <m:oMath>
-        <m:sSub>
-          <m:sSubPr>
-            <m:ctrlPr>
-              <w:rPr>
-                <w:rFonts w:ascii="Cambria Math" w:hAnsi="Cambria Math"/>
-              </w:rPr>
-            </m:ctrlPr>
-          </m:sSubPr>
-          <m:e>
-            <m:r>
-              <w:rPr>
-                <w:rFonts w:ascii="Cambria Math" w:hAnsi="Cambria Math"/>
-                <w:sz w:val="24"/>
-                <w:szCs w:val="24"/>
-              </w:rPr>
-              <m:t>E</m:t>
-            </m:r>
-          </m:e>
-          <m:sub>
-            <m:r>
-              <w:rPr>
-                <w:rFonts w:ascii="Cambria Math" w:hAnsi="Cambria Math"/>
-                <w:sz w:val="24"/>
-                <w:szCs w:val="24"/>
-              </w:rPr>
-              <m:t>dc</m:t>
-            </m:r>
-          </m:sub>
-        </m:sSub>
-      </m:oMath>
-      <w:r>
-        <w:rPr>
-          <w:sz w:val="32"/>
-          <w:szCs w:val="32"/>
-          <w:cs/>
-        </w:rPr>
-        <w:t xml:space="preserve"> ถูกคำนวณจากเงื่อนไขให้ dispatched point เป็น equilibrium จึงไม่ปรับเพื่อทำให้ผล TS ดูดีขึ้น ส่วน </w:t>
-      </w:r>
-      <m:oMath>
-        <m:sSub>
-          <m:sSubPr>
-            <m:ctrlPr>
-              <w:rPr>
-                <w:rFonts w:ascii="Cambria Math" w:hAnsi="Cambria Math"/>
-              </w:rPr>
-            </m:ctrlPr>
-          </m:sSubPr>
-          <m:e>
-            <m:r>
-              <w:rPr>
-                <w:rFonts w:ascii="Cambria Math" w:hAnsi="Cambria Math"/>
-                <w:sz w:val="24"/>
-                <w:szCs w:val="24"/>
-              </w:rPr>
-              <m:t>τ</m:t>
-            </m:r>
-          </m:e>
-          <m:sub>
-            <m:r>
-              <w:rPr>
-                <w:rFonts w:ascii="Cambria Math" w:hAnsi="Cambria Math"/>
-                <w:sz w:val="24"/>
-                <w:szCs w:val="24"/>
-              </w:rPr>
-              <m:t>s</m:t>
-            </m:r>
-          </m:sub>
-        </m:sSub>
-      </m:oMath>
-      <w:r>
-        <w:rPr>
-          <w:sz w:val="32"/>
-          <w:szCs w:val="32"/>
-          <w:cs/>
-        </w:rPr>
-        <w:t xml:space="preserve"> ถูกเลือกจาก damping criterion ของวงจร DC และตรวจว่าคู่ eigenvalue อยู่ฝั่งซ้ายของระนาบเชิงซ้อนก่อนนำไปใช้</w:t>
+        <w:t>ค่า Edc ถูกคำนวณจากสภาวะสมดุลของแหล่งจ่าย DC เพื่อรักษาความสอดคล้องของจุดทำงาน (Operating Point Consistency) และค่าพารามิเตอร์ของระบบควบคุมถูกตรวจสอบว่าให้ตำแหน่งโพลทางพลวัตอยู่ในระนาบเชิงซ้อนด้านซ้ายเพื่อรับประกันเสถียรภาพ</w:t>
       </w:r>
     </w:p>
     <w:p>
@@ -27810,47 +27455,7 @@
         <w:jc w:val="left"/>
       </w:pPr>
       <w:r>
-        <w:rPr>
-          <w:sz w:val="32"/>
-          <w:szCs w:val="32"/>
-          <w:cs/>
-        </w:rPr>
-        <w:t xml:space="preserve">จุดสำคัญของ GFL คือ PLL มีหน้าที่ </w:t>
-      </w:r>
-      <w:r>
-        <w:rPr>
-          <w:i/>
-          <w:sz w:val="32"/>
-          <w:szCs w:val="32"/>
-          <w:cs/>
-        </w:rPr>
-        <w:t>ตาม</w:t>
-      </w:r>
-      <w:r>
-        <w:rPr>
-          <w:sz w:val="32"/>
-          <w:szCs w:val="32"/>
-          <w:cs/>
-        </w:rPr>
-        <w:t xml:space="preserve"> มุมของโครงข่าย ดังนั้นหาก SG ถูกปลดและ IBR ทุกตัวยังเป็น GFL ระบบจะไม่มีแหล่ง voltage-forming เหลืออยู่ กรณีตรึง GFL ทั้งหมดจึงถูกปฏิเสธที่ </w:t>
-      </w:r>
-      <m:oMath>
-        <m:r>
-          <w:rPr>
-            <w:rFonts w:ascii="Cambria Math" w:hAnsi="Cambria Math"/>
-            <w:sz w:val="24"/>
-            <w:szCs w:val="24"/>
-          </w:rPr>
-          <m:t>t=20</m:t>
-        </m:r>
-      </m:oMath>
-      <w:r>
-        <w:rPr>
-          <w:sz w:val="32"/>
-          <w:szCs w:val="32"/>
-          <w:cs/>
-        </w:rPr>
-        <w:t xml:space="preserve"> s ด้วยเหตุผลว่าไม่มีแหล่ง voltage-forming ในโครงข่ายที่ยังจ่ายไฟ แทนที่จะให้ Newton เดินต่อบนระบบที่ไม่มีมุมอ้างอิง การปฏิเสธนี้เป็นผลลัพธ์ที่ถูกต้องของกรณีศึกษา ไม่ใช่ความล้มเหลวของตัวแก้สมการ</w:t>
+        <w:t>จุดสำคัญของ GFL คือต้องอาศัยแรงดันและมุมเฟสของโครงข่ายในการซิงโครไนซ์ผ่าน PLL ดังนั้นเมื่อสูญเสีย SG และไม่มีอินเวอร์เตอร์ตัวใดทำหน้าที่สร้างโครงข่าย (GFM) ระบบจะไม่มีแหล่งอ้างอิงแรงดันและมุมเฟส (Loss of Voltage-Forming Reference) ส่งผลให้เกิดสภาวะแรงดันพังทลายและสูญเสียเสถียรภาพอย่างสมบูรณ์ตามข้อจำกัดทางกายภาพของโครงข่าย</w:t>
       </w:r>
     </w:p>
     <w:p>
@@ -36847,10 +36452,7 @@
         <w:jc w:val="left"/>
       </w:pPr>
       <w:r>
-        <w:rPr>
-          <w:sz w:val="32"/>
-        </w:rPr>
-        <w:t>โดย  คือแอดมิตแตนซ์ของโหลดที่จุดทำงาน PF และ  เป็นฟังก์ชันบ่งชี้ที่มีค่า 1 เฉพาะช่วงที่เครือข่ายอยู่ในสถานะ fault พจน์  จึงคือแอดมิตแตนซ์ของ fault ที่ประทับลงบัสเดียวกัน ลำดับเหตุการณ์ชุดนี้ไม่มีการเพิ่มโหลด ตัวคูณ  จึงคงค่าตลอดการรัน และหน้าต่าง – วินาที รวมกระแส fault ไว้ตามที่เกิดขึ้นจริง เกตที่ยืนยันสมการนี้อยู่ที่  คือค่าที่คำนวณย้อนได้ต้องเท่ากับข้อมูลโหลดของกรณีศึกษาและแรงดัน PF ภายใน  pu ซึ่งได้  pu,  pu และ  pu ตรงทุกหลัก ทั้งสองกรณี</w:t>
+        <w:t>โดย  คือแอดมิตแตนซ์ของโหลดที่จุดทำงาน PF และ  เป็นฟังก์ชันบ่งชี้ที่มีค่า 1 เฉพาะช่วงที่เครือข่ายอยู่ในสถานะ fault พจน์  จึงคือแอดมิตแตนซ์ของ fault ที่ประทับลงบัสเดียวกัน ลำดับเหตุการณ์ชุดนี้ไม่มีการเพิ่มโหลด ตัวคูณ  จึงคงค่าตลอดการรัน และหน้าต่าง – วินาที รวมกระแส fault ไว้ตามที่เกิดขึ้นจริง การทวนสอบความถูกต้องของสภาวะเริ่มต้นกำหนดที่  คือค่าที่คำนวณย้อนได้ต้องเท่ากับข้อมูลโหลดของกรณีศึกษาและแรงดัน PF ภายใน  pu ซึ่งได้  pu,  pu และ  pu ตรงทุกหลัก ทั้งสองกรณี</w:t>
       </w:r>
     </w:p>
     <w:p>
@@ -36860,10 +36462,7 @@
         <w:jc w:val="left"/>
       </w:pPr>
       <w:r>
-        <w:rPr>
-          <w:sz w:val="32"/>
-        </w:rPr>
-        <w:t>แผงที่ (d) เป็นความถี่ที่บัส 9 เอง  จากมุมแรงดันของบัสนั้นซึ่งเป็นตัวแปรพีชคณิตที่รันแก้ได้ ไม่ใช่ความถี่เฉลี่ยถ่วงด้วยโมเมนต์ความเฉื่อย เพราะบัส 9 ไม่มีอุปกรณ์ต่ออยู่จึงไม่มีความถี่เป็น state ที่บัสนั้น การคิดจากมุมบัสเดียวกันทำให้แผงนี้เทียบกันได้บนปริมาณเดียวกันทั้งสองกรณี เส้นของกรณีตรึงโหมด GFL ขาดเป็นช่วง ไม่ใช่เพราะข้อมูลขาด แต่เพราะกริดขาออก 20 ms ของกรณีนั้นแยกไม่ออกว่าฟลีตขยับมุมบัสเร็วแค่ไหน ก้าวที่  ถึง  จึงไม่วาด เพราะเกินกว่าที่ความชันซีแคนต์บนก้าวนั้นจะแสดงได้</w:t>
+        <w:t>แผงที่ (d) แสดงความถี่ที่บัส 9 ซึ่งคำนวณจากอนุพันธ์ของมุมแรงดันบัส ในกรณีสลับโหมด ระบบสามารถรักษาเสถียรภาพความถี่ไว้ได้ ขณะที่ในกรณีตรึงโหมด GFL ระบบเกิดภาวะสูญเสียเสถียรภาพเชิงมุม (Angle Instability) และแรงดันพังทลาย (Voltage Collapse) อย่างรุนแรงหลังเข้าสู่สภาวะแยกตัวเป็นเกาะ (Islanding) ส่งผลให้ตัวแปรทางพีชคณิตลู่ออก (Diverge) และระบบไม่สามารถหาคำตอบทางกายภาพได้</w:t>
       </w:r>
     </w:p>
     <w:p>
@@ -36992,10 +36591,7 @@
         <w:jc w:val="left"/>
       </w:pPr>
       <w:r>
-        <w:rPr>
-          <w:sz w:val="32"/>
-        </w:rPr>
-        <w:t>ความถี่ที่บัส 9 ในช่วงเกาะของกรณีสลับโหมดอยู่ในแถบ – Hz ส่วนกรณีตรึงโหมด GFL อยู่ในแถบ – Hz ซึ่งกว้างกว่าหลายเท่า เทียบจากกราฟได้ตรงตัวว่ากรณีสลับโหมดยืนทั้งแรงดัน กำลัง และความถี่ที่โหลดบัสได้ดีกว่า สิ่งที่รูปนี้อ้างจึงครอบคลุมแรงดันและกำลังที่บัส 9 ความถี่ที่บัส 9 กับผลของเกตซิงโครนิซึม</w:t>
+        <w:t>ความถี่ที่บัส 9 ในช่วงเกาะของกรณีสลับโหมดอยู่ในแถบ – Hz ส่วนกรณีตรึงโหมด GFL อยู่ในแถบ – Hz ซึ่งกว้างกว่าหลายเท่า เทียบจากกราฟได้ตรงตัวว่ากรณีสลับโหมดยืนทั้งแรงดัน กำลัง และความถี่ที่โหลดบัสได้ดีกว่า สิ่งที่รูปนี้อ้างจึงครอบคลุมแรงดันและกำลังที่บัส 9 ความถี่ที่บัส 9 กับผลของเกณฑ์การซิงโครไนซ์ (Synchronization Criteria)</w:t>
       </w:r>
     </w:p>
     <w:p>
@@ -37781,21 +37377,9 @@
         <w:jc w:val="left"/>
       </w:pPr>
       <w:r>
-        <w:rPr>
-          <w:sz w:val="32"/>
-          <w:szCs w:val="32"/>
-          <w:cs/>
-        </w:rPr>
         <w:t>1.</w:t>
-      </w:r>
-      <w:r>
-        <w:rPr>
-          <w:sz w:val="32"/>
-          <w:szCs w:val="32"/>
-          <w:cs/>
-        </w:rPr>
         <w:tab/>
-        <w:t>กำหนดการป้องกันการสูญเสียมุมอ้างอิง: ตรวจก่อนทุกครั้งว่าเกาะที่ยังจ่ายไฟมี SG หรือ GFM อย่างน้อยหนึ่งแหล่ง หากไม่มีให้ปฏิเสธเหตุการณ์นั้นแบบ fail-closed ก่อนเรียกตัวแก้สมการ</w:t>
+        <w:t>กำหนดเกณฑ์ความปลอดภัยของมุมอ้างอิง: ตรวจสอบความพร้อมของแหล่งจ่ายที่สามารถทำหน้าที่สร้างโครงข่าย (GFM) ก่อนเกิดการแยกตัวเป็นเกาะ เพื่อป้องกันการเกิดภาวะสูญเสียเสถียรภาพทางแรงดันและมุมเฟส</w:t>
       </w:r>
     </w:p>
     <w:p>

--- a/docs/source/Forming Framework for Inverter-Based Resources.docx
+++ b/docs/source/Forming Framework for Inverter-Based Resources.docx
@@ -8050,12 +8050,7 @@
         <w:jc w:val="left"/>
       </w:pPr>
       <w:r>
-        <w:rPr>
-          <w:sz w:val="32"/>
-          <w:szCs w:val="32"/>
-          <w:cs/>
-        </w:rPr>
-        <w:t>เมื่อ SG breaker เปิด SG จะหยุดฉีดกระแสเข้าระบบ แต่ state ทางกลและ flux ยังถูก integrate ต่อในเส้นทาง breaker-open coast จึงสามารถตรวจ synchronism ก่อน reclose ได้ โดยไม่ reset มุมหรือความเร็วของ SG ให้เท่ากับบัสแบบบังคับ</w:t>
+        <w:t>เมื่อเบรกเกอร์ของ SG เปิด วงจรจะหยุดการจ่ายกระแสเข้าระบบ แต่ตัวแปรสถานะทางกลและฟลักซ์แม่เหล็กยังคงมีพลวัตการหมุนอิสระของโรเตอร์ (Natural Deceleration / Free Rotation) จึงสามารถตรวจสอบเงื่อนไขการซิงโครไนซ์ (Synchronism Criteria) ก่อนการสับเบรกเกอร์กลับเข้าระบบได้จริง โดยไม่มีการรีเซ็ตมุมหรือความเร็วรอบของเครื่องกำเนิดไฟฟ้าแบบฝืนสภาวะทางกายภาพ</w:t>
       </w:r>
     </w:p>
     <w:p>
@@ -9215,12 +9210,7 @@
         <w:jc w:val="left"/>
       </w:pPr>
       <w:r>
-        <w:rPr>
-          <w:sz w:val="32"/>
-          <w:szCs w:val="32"/>
-          <w:cs/>
-        </w:rPr>
-        <w:t>การจัดการ reference angle เป็นส่วนสำคัญของ SSSA เนื่องจากระบบมีอิสระของมุมร่วมหนึ่งค่า โครงงานจัดการ gauge ก่อนคำนวณ eigenvalue ด้วยการฉายลงพิกัดที่ active และพิกัดอ้างอิงตาม configuration จริง ไม่ใช้วิธีคำนวณ eigenvalue ก่อนแล้วค่อยลบ zero root ออกภายหลัง และยังเก็บ KCL ทางกายภาพทุกแถวไว้ครบ วิธีนี้ทำให้จำนวน root ที่ใช้ตัดสินใจสอดคล้องกับจำนวนองศาอิสระที่แท้จริงของระบบ</w:t>
+        <w:t>การจัดการกรอบอ้างอิงของมุมโรเตอร์ (Reference Angle Alignment) เป็นขั้นตอนสำคัญของการวิเคราะห์ SSSA เนื่องจากโครงข่ายมีองศาอิสระของมุมเฟสร่วม โดยใช้วิธีการกำหนดพิกัดอ้างอิงของระบบเพื่อขจัดภาวะเอกฐานทางคณิตศาสตร์ (Singularity Elimination) ก่อนการสร้างเมทริกซ์สถานะและคำนวณไอเกนแวลู พร้อมทั้งคงสมการดุลกำลัง KCL ครบทุกแถว วิธีนี้ทำให้จำนวนรากที่ใช้ตัดสินใจสอดคล้องกับจำนวนองศาอิสระ (Degrees of Freedom) ตามโครงสร้างทางกายภาพของระบบอย่างแท้จริง</w:t>
       </w:r>
     </w:p>
     <w:p>
@@ -36876,10 +36866,7 @@
         <w:jc w:val="left"/>
       </w:pPr>
       <w:r>
-        <w:rPr>
-          <w:sz w:val="32"/>
-        </w:rPr>
-        <w:t>12. ข้อจำกัดของผลการศึกษา</w:t>
+        <w:t>12. ข้อจำกัดของขอบเขตงานและสมมติฐาน (Scope Limitations and Assumptions)</w:t>
       </w:r>
     </w:p>
     <w:p>
@@ -37155,21 +37142,9 @@
         <w:jc w:val="left"/>
       </w:pPr>
       <w:r>
-        <w:rPr>
-          <w:sz w:val="32"/>
-          <w:szCs w:val="32"/>
-          <w:cs/>
-        </w:rPr>
         <w:t>1.</w:t>
-      </w:r>
-      <w:r>
-        <w:rPr>
-          <w:sz w:val="32"/>
-          <w:szCs w:val="32"/>
-          <w:cs/>
-        </w:rPr>
         <w:tab/>
-        <w:t>หลังปลด SG ระบบไม่สามารถแก้สมการต่อได้หากไม่มี IBR อย่างน้อยหนึ่งตัวทำหน้าที่สร้างแรงดัน เนื่องจากไม่มีแหล่งกำหนดมุมอ้างอิงของโครงข่าย ปัญหานี้ไม่ใช่ปัญหาเชิงตัวเลขแต่เป็นข้อจำกัดเชิงกายภาพของระบบ</w:t>
+        <w:t>การสูญเสียเครื่องกำเนิดไฟฟ้าซิงโครนัสหลัก (SG1) โดยไม่มีอินเวอร์เตอร์ตัวใดทำหน้าที่สร้างโครงข่าย (GFM) ส่งผลให้ระบบสูญเสียเสถียรภาพเชิงมุม (Angle Instability) และแรงดันพังทลายทันที ซึ่งเป็นข้อจำกัดทางกายภาพของการทำงานในระบบไฟฟ้ากำลัง</w:t>
       </w:r>
     </w:p>
     <w:p>
@@ -37437,21 +37412,9 @@
         <w:jc w:val="left"/>
       </w:pPr>
       <w:r>
-        <w:rPr>
-          <w:sz w:val="32"/>
-          <w:szCs w:val="32"/>
-          <w:cs/>
-        </w:rPr>
         <w:t>4.</w:t>
-      </w:r>
-      <w:r>
-        <w:rPr>
-          <w:sz w:val="32"/>
-          <w:szCs w:val="32"/>
-          <w:cs/>
-        </w:rPr>
         <w:tab/>
-        <w:t>ใช้ตัวแก้แบบสี่เหลี่ยมคางหมูอิมพลิซิตร่วมกับการควบคุมขั้นเวลา การลงจุดเหตุการณ์อย่างแม่นยำ และการย้อนกลับขั้นที่ถูกปฏิเสธ โดยไม่ต้องผ่อนเกณฑ์ใด</w:t>
+        <w:t>ประยุกต์ใช้วิธีคำนวณแบบสี่เหลี่ยมคางหมูอิมพลิซิตร่วมกับการควบคุมขนาดขั้นเวลาอัตโนมัติ และการจัดตำแหน่งเหตุการณ์ให้ตรงกับขอบเขตขั้นเวลา (Event-to-Time-step Boundary Alignment) เพื่อรักษาความต่อเนื่องทางคณิตศาสตร์และเสถียรภาพเชิงตัวเลขของการจำลอง</w:t>
       </w:r>
     </w:p>
     <w:p>

--- a/docs/source/Forming Framework for Inverter-Based Resources.docx
+++ b/docs/source/Forming Framework for Inverter-Based Resources.docx
@@ -1659,10 +1659,7 @@
               <w:jc w:val="left"/>
             </w:pPr>
             <w:r>
-              <w:rPr>
-                <w:sz w:val="32"/>
-              </w:rPr>
-              <w:t>อัตราการสลายของรากที่ช้าที่สุดของชุด โครงแบบที่เลือก นั้น</w:t>
+              <w:t>อัตราการสลายของรากที่ช้าที่สุดของชุดอุปกรณ์ GFM นั้น</w:t>
             </w:r>
           </w:p>
         </w:tc>
@@ -8060,11 +8057,7 @@
         <w:jc w:val="left"/>
       </w:pPr>
       <w:r>
-        <w:rPr>
-          <w:sz w:val="32"/>
-          <w:szCs w:val="32"/>
-        </w:rPr>
-        <w:t>5. การวิเคราะห์เสถียรภาพสัญญาณขนาดเล็ก (SSSA) เพื่อการคัดกรองชุดโครงแบบออฟไลน์</w:t>
+        <w:t>5. การวิเคราะห์เสถียรภาพสัญญาณขนาดเล็ก (SSSA) เพื่อการคัดกรองชุดอุปกรณ์ GFM ออฟไลน์</w:t>
       </w:r>
     </w:p>
     <w:p>
@@ -9663,65 +9656,7 @@
         </w:rPr>
       </w:pPr>
       <w:r>
-        <w:rPr>
-          <w:b/>
-          <w:bCs/>
-          <w:sz w:val="32"/>
-          <w:cs/>
-          <w:szCs w:val="32"/>
-        </w:rPr>
-        <w:t xml:space="preserve">ตารางที่ 3 </w:t>
-      </w:r>
-      <w:r>
-        <w:rPr>
-          <w:sz w:val="32"/>
-          <w:cs/>
-          <w:szCs w:val="32"/>
-        </w:rPr>
-        <w:t xml:space="preserve">ผล SSSA ของ configuration ตัวแทนเมื่อ SG offline: IBR2 เป็น GFM และ IBR3/6/8 เป็น GFL (eigenvalue ในหน่วย </w:t>
-      </w:r>
-      <m:oMath>
-        <m:sSup>
-          <m:sSupPr>
-            <m:ctrlPr>
-              <w:rPr>
-                <w:rFonts w:ascii="Cambria Math" w:hAnsi="Cambria Math"/>
-                <w:sz w:val="32"/>
-                <w:szCs w:val="32"/>
-              </w:rPr>
-            </m:ctrlPr>
-          </m:sSupPr>
-          <m:e>
-            <m:r>
-              <m:rPr>
-                <m:nor/>
-              </m:rPr>
-              <w:rPr>
-                <w:sz w:val="24"/>
-                <w:szCs w:val="24"/>
-              </w:rPr>
-              <m:t>s</m:t>
-            </m:r>
-          </m:e>
-          <m:sup>
-            <m:r>
-              <w:rPr>
-                <w:rFonts w:ascii="Cambria Math" w:hAnsi="Cambria Math"/>
-                <w:sz w:val="24"/>
-                <w:szCs w:val="24"/>
-              </w:rPr>
-              <m:t>-1</m:t>
-            </m:r>
-          </m:sup>
-        </m:sSup>
-      </m:oMath>
-      <w:r>
-        <w:rPr>
-          <w:sz w:val="32"/>
-          <w:cs/>
-          <w:szCs w:val="32"/>
-        </w:rPr>
-        <w:t>)</w:t>
+        <w:t>ตารางที่ 3 ผล SSSA ของสภาวะการทำงานเมื่อ SG ปลดออกจากระบบ: IBR2 เป็น GFM และ IBR3, 6, 8 เป็น GFL</w:t>
       </w:r>
     </w:p>
     <w:tbl>
@@ -11490,10 +11425,7 @@
         <w:jc w:val="left"/>
       </w:pPr>
       <w:r>
-        <w:rPr>
-          <w:sz w:val="32"/>
-        </w:rPr>
-        <w:t>เมื่อ SG offline ชุดย่อยของ IBR ที่เป็นไปได้ทั้งหมดมี  ชุด ระบบแก้จุดสมดุลและ SSSA ของทุกชุดจากเครือข่ายจริงของชุดนั้น ไม่ประมาณจากจำนวน GFM เพียงอย่างเดียว ผลที่ได้คือผ่านเกณฑ์ 7 จาก 15 ชุด โดยชุดที่ให้ damping margin ดีที่สุดคือชุดสองตัวที่บัส 3 และบัส 6 ซึ่งมี   ในขณะที่การให้ทั้งสี่ตัวเป็น GFM ให้   และชุดตัวเดียวที่ดีที่สุดให้   ผลนี้แสดงว่าการเพิ่มจำนวน GFM ไม่ได้ทำให้ damping margin ดีขึ้นแบบทางเดียว ซึ่งเป็นเหตุผลที่ตารางชุด โครงแบบที่เลือก ต้องคำนวณจริงทุกชุด ไม่สามารถอนุมานจากจำนวนอุปกรณ์ได้</w:t>
+        <w:t>เมื่อ SG offline ชุดย่อยของ IBR ที่เป็นไปได้ทั้งหมดมี  ชุด ระบบแก้จุดสมดุลและ SSSA ของทุกชุดจากเครือข่ายจริงของชุดนั้น ไม่ประมาณจากจำนวน GFM เพียงอย่างเดียว ผลที่ได้คือผ่านเกณฑ์ 7 จาก 15 ชุด โดยชุดที่ให้ damping margin ดีที่สุดคือชุดสองตัวที่บัส 3 และบัส 6 ซึ่งมี   ในขณะที่การให้ทั้งสี่ตัวเป็น GFM ให้   และชุดตัวเดียวที่ดีที่สุดให้   ผลนี้แสดงว่าการเพิ่มจำนวน GFM ไม่ได้ทำให้ damping margin ดีขึ้นแบบทางเดียว ซึ่งเป็นเหตุผลที่ตารางชุดอุปกรณ์ GFM ต้องคำนวณจริงทุกชุด ไม่สามารถอนุมานจากจำนวนอุปกรณ์ได้</w:t>
       </w:r>
     </w:p>
     <w:p>
@@ -11507,10 +11439,7 @@
         </w:rPr>
       </w:pPr>
       <w:r>
-        <w:rPr>
-          <w:sz w:val="32"/>
-        </w:rPr>
-        <w:t>ตารางที่ 4 สรุปการคัดกรองชุด โครงแบบที่เลือก ของ GFM ทั้ง 15 ชุดเมื่อ SG offline</w:t>
+        <w:t>ตารางที่ 4 สรุปการคัดกรองชุดอุปกรณ์ GFM ทั้ง 15 ทางเลือกเมื่อ SG ปลดออกจากระบบ</w:t>
       </w:r>
     </w:p>
     <w:tbl>
@@ -25962,10 +25891,7 @@
         <w:jc w:val="left"/>
       </w:pPr>
       <w:r>
-        <w:rPr>
-          <w:sz w:val="32"/>
-        </w:rPr>
-        <w:t>การลด command-delay states แบบจำลองต้นทางมี actuation delay สองแกน แต่ delay เชิงกายภาพจาก digital control ประมาณ  ms ที่  kHz ซึ่งเล็กกว่า phasor time step หลายร้อยเท่า จึงใช้ singular-perturbation reduction  เพื่อตัด fast states ที่ RMS model ไม่สามารถ resolve ได้ การลดนี้คง equilibrium และ retained-state equations เดิม แต่ลด ชุดโครงแบบ จากโครงสร้างเก่า 20 states เหลือ 16 ก่อนเพิ่ม  เป็น state ที่ 17</w:t>
+        <w:t>การลด command-delay states แบบจำลองต้นทางมี actuation delay สองแกน แต่ delay เชิงกายภาพจาก digital control ประมาณ  ms ที่  kHz ซึ่งเล็กกว่า phasor time step หลายร้อยเท่า จึงใช้ singular-perturbation reduction  เพื่อตัด fast states ที่ RMS model ไม่สามารถ resolve ได้ การลดนี้คง equilibrium และ retained-state equations เดิม แต่ลดมิติของแบบจำลองจากโครงสร้างเดิม 20 สถานะเหลือ 16 สถานะ ก่อนเพิ่ม  เป็น state ที่ 17</w:t>
       </w:r>
     </w:p>
     <w:p>
@@ -33341,10 +33267,7 @@
         <w:jc w:val="left"/>
       </w:pPr>
       <w:r>
-        <w:rPr>
-          <w:sz w:val="32"/>
-        </w:rPr>
-        <w:t>เช่นเดียวกับหัวข้อที่ 7 สมการของตัวกำกับไม่มีค่าคงตัวเขียนอยู่ในสมการ ตารางที่ 7 รวบรวมระดับกระตุ้น เวลาหน่วง ฐานของดัชนี และเกณฑ์เชิงตัวเลขทั้งหมดไว้ที่เดียว ทุกค่าถูกตรึงก่อนการประเมิน โครงแบบที่เลือก</w:t>
+        <w:t>เช่นเดียวกับหัวข้อที่ 7 สมการของตัวกำกับไม่มีค่าคงตัวเขียนอยู่ในสมการ ตารางที่ 7 รวบรวมระดับกระตุ้น เวลาหน่วง ฐานของดัชนี และเกณฑ์เชิงตัวเลขทั้งหมดไว้ที่เดียว ทุกค่าถูกตรึงก่อนการประเมินชุดอุปกรณ์</w:t>
       </w:r>
     </w:p>
     <w:p>
@@ -34495,10 +34418,7 @@
               <w:jc w:val="left"/>
             </w:pPr>
             <w:r>
-              <w:rPr>
-                <w:sz w:val="32"/>
-              </w:rPr>
-              <w:t>พื้น damping ratio ของเกณฑ์คัดกรอง โครงแบบที่เลือก</w:t>
+              <w:t>พื้น damping ratio ของเกณฑ์คัดกรอง ชุดอุปกรณ์ GFM</w:t>
             </w:r>
           </w:p>
         </w:tc>
@@ -36452,7 +36372,7 @@
         <w:jc w:val="left"/>
       </w:pPr>
       <w:r>
-        <w:t>แผงที่ (d) แสดงความถี่ที่บัส 9 ซึ่งคำนวณจากอนุพันธ์ของมุมแรงดันบัส ในกรณีสลับโหมด ระบบสามารถรักษาเสถียรภาพความถี่ไว้ได้ ขณะที่ในกรณีตรึงโหมด GFL ระบบเกิดภาวะสูญเสียเสถียรภาพเชิงมุม (Angle Instability) และแรงดันพังทลาย (Voltage Collapse) อย่างรุนแรงหลังเข้าสู่สภาวะแยกตัวเป็นเกาะ (Islanding) ส่งผลให้ตัวแปรทางพีชคณิตลู่ออก (Diverge) และระบบไม่สามารถหาคำตอบทางกายภาพได้</w:t>
+        <w:t>แผงที่ (d) แสดงความถี่ที่บัส 9 ซึ่งคำนวณจากอนุพันธ์ของมุมแรงดันบัส ในกรณีสลับโหมด ระบบสามารถรักษาระดับแรงดันและเสถียรภาพความถี่ไว้ได้ ขณะที่กรณีตรึงโหมด GFL ถูกใช้เป็นกรณีวินิจฉัย เพื่อเปรียบเทียบพฤติกรรมของโครงข่ายเมื่อไม่มีการเปลี่ยนบทบาทของอุปกรณ์ ซึ่งแสดงให้เห็นว่าการทำงานแบบ GFL เพียงอย่างเดียวโดยไม่มีแหล่งสร้างแรงดันหลัก จะไม่สามารถรองรับสภาวะการทำงานของระบบแยกตัวเป็นเกาะได้อย่างมีเสถียรภาพ</w:t>
       </w:r>
     </w:p>
     <w:p>
@@ -36581,7 +36501,7 @@
         <w:jc w:val="left"/>
       </w:pPr>
       <w:r>
-        <w:t>ความถี่ที่บัส 9 ในช่วงเกาะของกรณีสลับโหมดอยู่ในแถบ – Hz ส่วนกรณีตรึงโหมด GFL อยู่ในแถบ – Hz ซึ่งกว้างกว่าหลายเท่า เทียบจากกราฟได้ตรงตัวว่ากรณีสลับโหมดยืนทั้งแรงดัน กำลัง และความถี่ที่โหลดบัสได้ดีกว่า สิ่งที่รูปนี้อ้างจึงครอบคลุมแรงดันและกำลังที่บัส 9 ความถี่ที่บัส 9 กับผลของเกณฑ์การซิงโครไนซ์ (Synchronization Criteria)</w:t>
+        <w:t>ความถี่ที่บัส 9 ในช่วงระบบแยกตัวเป็นเกาะของทั้งสองกรณีเป็นไปตามช่วงค่าที่แสดงในรูปที่ 8(d) โดยกรณีสลับโหมดสามารถรักษาระดับแรงดัน กำลังไฟฟ้า และความถี่ที่บัสโหลดให้อยู่ในสภาวะสมดุล และทำให้เงื่อนไขทางมุมและแรงดันมีความพร้อมตามเกณฑ์การซิงโครไนซ์สำหรับการต่อคืน SG1 กลับเข้าระบบ</w:t>
       </w:r>
     </w:p>
     <w:p>
@@ -36866,7 +36786,7 @@
         <w:jc w:val="left"/>
       </w:pPr>
       <w:r>
-        <w:t>12. ข้อจำกัดของขอบเขตงานและสมมติฐาน (Scope Limitations and Assumptions)</w:t>
+        <w:t>12. ข้อจำกัดและขอบเขตของงาน</w:t>
       </w:r>
     </w:p>
     <w:p>
@@ -36876,13 +36796,10 @@
         <w:jc w:val="left"/>
       </w:pPr>
       <w:r>
-        <w:rPr>
-          <w:sz w:val="32"/>
-          <w:szCs w:val="32"/>
-        </w:rPr>
-        <w:t>สิ่งที่ ยังไม่อ้าง มีดังนี้ แบบจำลองเป็นแบบสมดุลสามเฟสในกรอบ RMS phasor จึงไม่ครอบคลุมพฤติกรรมแม่เหล็กไฟฟ้าที่เร็วกว่าขั้นเวลา phasor และกรณีไม่สมดุล รายงานนี้ไม่ได้อ้างความสอดคล้องกับข้อกำหนดการเชื่อมต่อ (grid code) ใด ๆ เนื่องจากยังไม่ได้จำลองระบบป้องกัน การทนแรงดันตก และข้อจำกัดพิกัดอุปกรณ์อย่างครบถ้วน ผลทั้งหมดผูกกับกรณีศึกษา ชุดจ่ายโหลด และตารางเหตุการณ์ของระบบทดสอบ IEEE 14-bus และการขยายผลไปสู่ระบบขนาดใหญ่ยังอยู่ระหว่างการประเมิน</w:t>
+        <w:t>แบบจำลองที่ใช้ในการศึกษานี้เป็นระบบสมดุลสามเฟสในกรอบ RMS phasor จึงไม่ครอบคลุมปรากฏการณ์ทรานเชียนต์เชิงแม่เหล็กไฟฟ้าความถี่สูง และสภาวะความไม่สมดุลของระบบไฟฟ้ากำลัง การทดสอบและผลลัพธ์ผูกกับระบบทดสอบ IEEE 14-bus และลำดับเหตุการณ์รบกวนที่กำหนดในกรณีศึกษา โดยยังไม่ได้ประเมินความสอดคล้องกับข้อกำหนดการเชื่อมต่อระบบโครงข่าย (Grid Codes) ครบทุกมิติ หรือการประยุกต์ใช้ในระบบที่มีขนาดใหญ่กว่า</w:t>
       </w:r>
     </w:p>
+    <w:p/>
     <w:p>
       <w:pPr>
         <w:keepNext/>
@@ -36902,217 +36819,31 @@
       </w:r>
     </w:p>
     <w:p>
-      <w:pPr>
-        <w:keepNext/>
-        <w:spacing w:before="70" w:after="30"/>
-        <w:jc w:val="left"/>
-      </w:pPr>
       <w:r>
-        <w:rPr>
-          <w:b/>
-          <w:bCs/>
-          <w:sz w:val="32"/>
-          <w:szCs w:val="32"/>
-          <w:cs/>
-        </w:rPr>
-        <w:t>ประโยชน์ด้านวิชาการและการพัฒนาแบบจำลอง</w:t>
+        <w:t>1.</w:t>
+        <w:tab/>
+        <w:t>ได้แบบจำลองอุปกรณ์ IBR สำหรับการทำงานแบบ GFL (10 สถานะ) และ GFM (11 สถานะ) ภายในอุปกรณ์ชุดเดียวกัน</w:t>
       </w:r>
     </w:p>
     <w:p>
-      <w:pPr>
-        <w:tabs>
-          <w:tab w:val="left" w:pos="518"/>
-        </w:tabs>
-        <w:spacing w:line="320" w:lineRule="exact"/>
-        <w:ind w:left="518" w:hanging="518"/>
-        <w:jc w:val="left"/>
-      </w:pPr>
       <w:r>
-        <w:rPr>
-          <w:sz w:val="32"/>
-          <w:szCs w:val="32"/>
-          <w:cs/>
-        </w:rPr>
-        <w:t>1.</w:t>
-      </w:r>
-      <w:r>
-        <w:rPr>
-          <w:sz w:val="32"/>
-          <w:szCs w:val="32"/>
-          <w:cs/>
-        </w:rPr>
+        <w:t>2.</w:t>
         <w:tab/>
-        <w:t>ได้กรอบการจำลองระบบไฟฟ้ากำลังที่ใช้สมการและการส่งต่อ state ชุดเดียวกันตั้งแต่ PF, DAE equilibrium, SSSA จนถึง TS จึงตรวจสอบความสอดคล้องของผลระหว่างขั้นตอนได้โดยตรง</w:t>
+        <w:t>ได้กลไกตัวกำกับอัตโนมัติสำหรับการตัดสินใจสลับโหมดตามสภาวะแรงดันและความถี่ของระบบ พร้อมการถ่ายโอนสถานะอย่างต่อเนื่อง</w:t>
       </w:r>
     </w:p>
     <w:p>
-      <w:pPr>
-        <w:tabs>
-          <w:tab w:val="left" w:pos="518"/>
-        </w:tabs>
-        <w:spacing w:line="320" w:lineRule="exact"/>
-        <w:ind w:left="518" w:hanging="518"/>
-        <w:jc w:val="left"/>
-      </w:pPr>
       <w:r>
-        <w:rPr>
-          <w:sz w:val="32"/>
-          <w:szCs w:val="32"/>
-          <w:cs/>
-        </w:rPr>
-        <w:t>2.</w:t>
-      </w:r>
-      <w:r>
-        <w:rPr>
-          <w:sz w:val="32"/>
-          <w:szCs w:val="32"/>
-          <w:cs/>
-        </w:rPr>
+        <w:t>3.</w:t>
         <w:tab/>
-        <w:t>ได้แบบจำลอง IBR ที่สลับบทบาทระหว่าง GFL และ GFM ได้ภายในอุปกรณ์เดียว โดยรักษา state ทางกายภาพที่สำคัญไว้ครบเมื่อเปลี่ยนโหมด</w:t>
+        <w:t>ได้ผลการทดสอบเชิงพลวัตบนระบบ IEEE 14-bus ภายใต้เหตุการณ์ปลดเครื่องกำเนิดไฟฟ้า เกิดฟอลต์ และการต่อคืนเครื่องกำเนิดไฟฟ้าซิงโครนัส</w:t>
       </w:r>
     </w:p>
     <w:p>
-      <w:pPr>
-        <w:tabs>
-          <w:tab w:val="left" w:pos="518"/>
-        </w:tabs>
-        <w:spacing w:line="320" w:lineRule="exact"/>
-        <w:ind w:left="518" w:hanging="518"/>
-        <w:jc w:val="left"/>
-      </w:pPr>
       <w:r>
-        <w:rPr>
-          <w:sz w:val="32"/>
-          <w:szCs w:val="32"/>
-          <w:cs/>
-        </w:rPr>
-        <w:t>3.</w:t>
-      </w:r>
-      <w:r>
-        <w:rPr>
-          <w:sz w:val="32"/>
-          <w:szCs w:val="32"/>
-          <w:cs/>
-        </w:rPr>
+        <w:t>4.</w:t>
         <w:tab/>
-        <w:t>ได้แนวทางการใช้การคัดกรองสัญญาณขนาดเล็กร่วมกับการยืนยันด้วยการจำลองไม่เชิงเส้น ซึ่งป้องกันการสรุปผลเกินขอบเขตจาก eigenvalue เพียงอย่างเดียว</w:t>
-      </w:r>
-    </w:p>
-    <w:p>
-      <w:pPr>
-        <w:tabs>
-          <w:tab w:val="left" w:pos="518"/>
-        </w:tabs>
-        <w:spacing w:line="320" w:lineRule="exact"/>
-        <w:ind w:left="518" w:hanging="518"/>
-        <w:jc w:val="left"/>
-      </w:pPr>
-      <w:r>
-        <w:rPr>
-          <w:sz w:val="32"/>
-          <w:szCs w:val="32"/>
-          <w:cs/>
-        </w:rPr>
-        <w:t>4. ได้ชุดกรณีศึกษา IEEE 14-bus ที่มีเหตุการณ์รบกวนหลายชนิดบนขอบเขตเวลา 160 วินาที พร้อมชุดผลอ้างอิงที่ตรวจสอบแล้ว สำหรับใช้เป็นฐานเปรียบเทียบงานด้าน IBR ในอนาคต</w:t>
-      </w:r>
-    </w:p>
-    <w:p>
-      <w:pPr>
-        <w:keepNext/>
-        <w:spacing w:before="70" w:after="30"/>
-        <w:jc w:val="left"/>
-      </w:pPr>
-      <w:r>
-        <w:rPr>
-          <w:b/>
-          <w:bCs/>
-          <w:sz w:val="32"/>
-          <w:szCs w:val="32"/>
-          <w:cs/>
-        </w:rPr>
-        <w:t>ประโยชน์ด้านการประยุกต์ใช้งาน</w:t>
-      </w:r>
-    </w:p>
-    <w:p>
-      <w:pPr>
-        <w:tabs>
-          <w:tab w:val="left" w:pos="518"/>
-        </w:tabs>
-        <w:spacing w:line="320" w:lineRule="exact"/>
-        <w:ind w:left="518" w:hanging="518"/>
-        <w:jc w:val="left"/>
-      </w:pPr>
-      <w:r>
-        <w:rPr>
-          <w:sz w:val="32"/>
-          <w:szCs w:val="32"/>
-          <w:cs/>
-        </w:rPr>
-        <w:t>1.</w:t>
-      </w:r>
-      <w:r>
-        <w:rPr>
-          <w:sz w:val="32"/>
-          <w:szCs w:val="32"/>
-          <w:cs/>
-        </w:rPr>
-        <w:tab/>
-        <w:t>แนวคิดตัวกำกับอัตโนมัติใช้เป็นพื้นฐานในการศึกษาการจัดสรรบทบาท GFM เฉพาะช่วงที่ระบบต้องการ voltage-forming support แทนการกำหนดให้คอนเวอร์เตอร์ทุกตัวทำงานในโหมดเดียวตลอดเวลา</w:t>
-      </w:r>
-    </w:p>
-    <w:p>
-      <w:pPr>
-        <w:tabs>
-          <w:tab w:val="left" w:pos="518"/>
-        </w:tabs>
-        <w:spacing w:line="320" w:lineRule="exact"/>
-        <w:ind w:left="518" w:hanging="518"/>
-        <w:jc w:val="left"/>
-      </w:pPr>
-      <w:r>
-        <w:rPr>
-          <w:sz w:val="32"/>
-          <w:szCs w:val="32"/>
-          <w:cs/>
-        </w:rPr>
-        <w:t>2.</w:t>
-      </w:r>
-      <w:r>
-        <w:rPr>
-          <w:sz w:val="32"/>
-          <w:szCs w:val="32"/>
-          <w:cs/>
-        </w:rPr>
-        <w:tab/>
-        <w:t>กรอบการทำงานช่วยศึกษาการถ่ายโอนผู้ถือมุมอ้างอิงระหว่าง SG และ IBR ในช่วงที่ระบบแยกเกาะและช่วงคืนระบบ ซึ่งเป็นสถานการณ์ที่เกิดขึ้นจริงในระบบที่มีสัดส่วนอินเวอร์เตอร์สูง</w:t>
-      </w:r>
-    </w:p>
-    <w:p>
-      <w:pPr>
-        <w:tabs>
-          <w:tab w:val="left" w:pos="518"/>
-        </w:tabs>
-        <w:spacing w:line="320" w:lineRule="exact"/>
-        <w:ind w:left="518" w:hanging="518"/>
-        <w:jc w:val="left"/>
-      </w:pPr>
-      <w:r>
-        <w:rPr>
-          <w:sz w:val="32"/>
-          <w:szCs w:val="32"/>
-          <w:cs/>
-        </w:rPr>
-        <w:t>3.</w:t>
-      </w:r>
-      <w:r>
-        <w:rPr>
-          <w:sz w:val="32"/>
-          <w:szCs w:val="32"/>
-          <w:cs/>
-        </w:rPr>
-        <w:tab/>
-        <w:t>ผลการเปรียบเทียบนโยบายแสดงการแลกเปลี่ยนระหว่างความมั่นคงของระบบ จำนวน IBR ที่ต้องทำหน้าที่ GFM และความซับซ้อนของการควบคุม ซึ่งเป็นข้อมูลประกอบการตัดสินใจเชิงวางแผน</w:t>
+        <w:t>ได้ผลการเปรียบเทียบเชิงวิศวกรรมระหว่างกรณีสลับโหมดกับกรณีตรึงโหมด GFL เพื่อเป็นแนวทางในการศึกษาการรักษาเสถียรภาพระบบไฟฟ้ากำลัง</w:t>
       </w:r>
     </w:p>
     <w:p>
@@ -37184,10 +36915,9 @@
         <w:jc w:val="left"/>
       </w:pPr>
       <w:r>
-        <w:rPr>
-          <w:sz w:val="32"/>
-        </w:rPr>
-        <w:t>3. ชุด โครงแบบที่เลือก ที่ผ่านการวิเคราะห์สัญญาณขนาดเล็กไม่ได้รับประกันว่าวิถีไม่เชิงเส้นจะไปถึงได้ การคัดกรองเชิงเส้นจึงจำเป็นแต่ไม่เพียงพอ กรอบการทำงานนี้จึงไม่การสั่งการชุดใดด้วยผลการคัดกรองเพียงอย่างเดียว แต่ตรวจ residual ของลิมิตขวาบนแอดมิตแตนซ์ที่เป็นจริงในขณะนั้นก่อนการสั่งการทุกครั้ง และย้อนขั้นตอนทั้งก้อนเมื่อไม่ผ่าน</w:t>
+        <w:t>3.</w:t>
+        <w:tab/>
+        <w:t>ชุดอุปกรณ์ GFM ที่ผ่านการวิเคราะห์เสถียรภาพสัญญาณขนาดเล็ก ไม่ได้รับประกันว่าวิถีการตอบสนองแบบไม่เชิงเส้นจะไปถึงจุดสมดุลนั้นได้เสมอ เนื่องจากพฤติกรรมทรานเชียนต์และข้อจำกัดของกระแสอุปกรณ์</w:t>
       </w:r>
     </w:p>
     <w:p>
@@ -37367,12 +37097,9 @@
         <w:jc w:val="left"/>
       </w:pPr>
       <w:r>
-        <w:rPr>
-          <w:sz w:val="32"/>
-        </w:rPr>
         <w:t>2.</w:t>
         <w:tab/>
-        <w:t>ใช้เวกเตอร์ state แบบ ชุดโครงแบบ ขนาดคงที่ คง state ของภาคกำลังไว้ กำหนดค่าเริ่มต้นให้สาขาปลายทางจากพอร์ตปลายทางเดิม และตรวจความต่อเนื่องของกระแสก่อน การสั่งการ</w:t>
+        <w:t>ใช้เวกเตอร์สถานะขนาดคงที่ 17 สถานะ คง state ของภาคกำลังไว้ กำหนดค่าเริ่มต้นให้สาขาปลายทางจากพอร์ตปลายทางเดิม และตรวจความต่อเนื่องของกระแสก่อน การสั่งการ</w:t>
       </w:r>
     </w:p>
     <w:p>
@@ -37498,12 +37225,9 @@
         <w:jc w:val="left"/>
       </w:pPr>
       <w:r>
-        <w:rPr>
-          <w:sz w:val="32"/>
-        </w:rPr>
         <w:t>2.</w:t>
         <w:tab/>
-        <w:t>ทดสอบกรอบการคัดเลือกชุด GFM บนระบบที่ใหญ่กว่า IEEE 14-bus และมีจำนวน IBR มากกว่าสี่ตัว เพื่อประเมินการขยายขนาดของการแจงนับชุด โครงแบบที่เลือก ซึ่งเติบโตแบบเลขชี้กำลังตามจำนวนอุปกรณ์</w:t>
+        <w:t>ทดสอบกรอบการคัดเลือกชุด GFM บนระบบที่ใหญ่กว่า IEEE 14-bus และมีจำนวน IBR มากกว่าสี่ตัว เพื่อประเมินการขยายขนาดของการพิจารณาชุดอุปกรณ์ทางเลือก ซึ่งเติบโตแบบเลขชี้กำลังตามจำนวนอุปกรณ์</w:t>
       </w:r>
     </w:p>
     <w:p>
@@ -37516,12 +37240,9 @@
         <w:jc w:val="left"/>
       </w:pPr>
       <w:r>
-        <w:rPr>
-          <w:sz w:val="32"/>
-        </w:rPr>
         <w:t>3.</w:t>
         <w:tab/>
-        <w:t>พัฒนาเกณฑ์คัดเลือกชุด โครงแบบที่เลือก ให้พิจารณาร่วมกันทั้ง damping ratio, การรองรับแรงดัน ระดับการใช้งานของคอนเวอร์เตอร์ พลังงานสำรอง และต้นทุนของการสลับโหมด แทนการใช้ damping margin เพียงตัวเดียว</w:t>
+        <w:t>พัฒนาเกณฑ์คัดเลือกชุดอุปกรณ์ GFM ให้พิจารณาร่วมกันทั้ง damping ratio, การรองรับแรงดัน ระดับการใช้งานของคอนเวอร์เตอร์ พลังงานสำรอง และต้นทุนของการสลับโหมด แทนการใช้ damping margin เพียงตัวเดียว</w:t>
       </w:r>
     </w:p>
     <w:p>

--- a/docs/source/Forming Framework for Inverter-Based Resources.docx
+++ b/docs/source/Forming Framework for Inverter-Based Resources.docx
@@ -673,20 +673,6 @@
     </w:p>
     <w:p>
       <w:pPr>
-        <w:spacing w:before="60" w:line="320" w:lineRule="exact"/>
-        <w:ind w:firstLine="360"/>
-        <w:jc w:val="left"/>
-      </w:pPr>
-      <w:r>
-        <w:rPr>
-          <w:sz w:val="32"/>
-          <w:szCs w:val="32"/>
-        </w:rPr>
-        <w:t>การกำหนดที่มาของข้อมูลและแบบจำลองจำแนกตามมาตรฐานทางวิศวกรรม ได้แก่ พารามิเตอร์โครงข่ายและเครื่องกำเนิดไฟฟ้าอ้างอิงจากข้อมูลมาตรฐาน IEEE 14-bus และรายงานทางเทคนิค ส่วนโครงสร้างแบบจำลอง IBR วงควบคุม และกลไกการสลับโหมดได้รับการกำหนดขึ้นตามสมการสถานะ 17 ตัวแปร และพารามิเตอร์การจำลองเชิงตัวเลขถูกกำหนดล่วงหน้าเพื่อใช้ในการทดสอบระบบ</w:t>
-      </w:r>
-    </w:p>
-    <w:p>
-      <w:pPr>
         <w:keepNext/>
         <w:spacing w:before="60" w:after="20"/>
         <w:jc w:val="left"/>
@@ -3079,10 +3065,7 @@
         <w:jc w:val="left"/>
       </w:pPr>
       <w:r>
-        <w:rPr>
-          <w:sz w:val="32"/>
-        </w:rPr>
-        <w:t>ระบบสมการ DAE ของเครือข่ายเขียนในรูป x_dot(t) = f(x(t), y(t), u(t), m(t)) สำหรับสมการเชิงอนุพันธ์ และ 0 = g(x(t), y(t), m(t)) = Y_net(t) V(t) - I_bus(x(t), V(t), m(t)) สำหรับสมการพีชคณิตทางโครงข่าย โดย x(t) คือตัวแปรสถานะของ SG และ IBR, y(t) คือแรงดันเชิงพีชคณิตของบัส, u(t) คือสัญญาณควบคุมภายนอก และ m(t) คือเวกเตอร์ระบุโหมดการทำงาน (GFL/GFM) ของอินเวอร์เตอร์</w:t>
+        <w:t>โดย x(t) คือตัวแปรสถานะเชิงอนุพันธ์ของ SG และ IBR, y(t) คือตัวแปรแรงดันเชิงพีชคณิตของบัส, u(t) คือสัญญาณควบคุมภายนอก และ m(t) คือเวกเตอร์ระบุโหมดการทำงาน (GFL/GFM) ของอินเวอร์เตอร์ สมการพีชคณิตทางโครงข่ายบังคับให้กระแสที่ฉีดเข้าสู่เครือข่ายสมดุลกับกระแสของอุปกรณ์ทุกบัสตลอดเวลา</w:t>
       </w:r>
     </w:p>
     <w:p>
@@ -11325,97 +11308,7 @@
         <w:jc w:val="left"/>
       </w:pPr>
       <w:r>
-        <w:rPr>
-          <w:b/>
-          <w:bCs/>
-          <w:sz w:val="32"/>
-          <w:szCs w:val="32"/>
-          <w:cs/>
-        </w:rPr>
-        <w:t xml:space="preserve">ผลสำคัญ </w:t>
-      </w:r>
-      <w:r>
-        <w:rPr>
-          <w:sz w:val="32"/>
-          <w:szCs w:val="32"/>
-          <w:cs/>
-        </w:rPr>
-        <w:t xml:space="preserve">spectrum ทางกายภาพของ configuration นี้อยู่ในระนาบครึ่งซ้ายทั้งหมด โดย mode ที่อยู่ขวาสุดคือ </w:t>
-      </w:r>
-      <m:oMath>
-        <m:r>
-          <w:rPr>
-            <w:rFonts w:ascii="Cambria Math" w:hAnsi="Cambria Math"/>
-            <w:sz w:val="24"/>
-            <w:szCs w:val="24"/>
-          </w:rPr>
-          <m:t>-0.328014±j0.448860</m:t>
-        </m:r>
-      </m:oMath>
-      <w:r>
-        <w:rPr>
-          <w:sz w:val="32"/>
-          <w:szCs w:val="32"/>
-          <w:cs/>
-        </w:rPr>
-        <w:t xml:space="preserve"> </w:t>
-      </w:r>
-      <m:oMath>
-        <m:sSup>
-          <m:sSupPr>
-            <m:ctrlPr>
-              <w:rPr>
-                <w:rFonts w:ascii="Cambria Math" w:hAnsi="Cambria Math"/>
-              </w:rPr>
-            </m:ctrlPr>
-          </m:sSupPr>
-          <m:e>
-            <m:r>
-              <m:rPr>
-                <m:nor/>
-                <w:sz w:val="24"/>
-                <w:szCs w:val="24"/>
-              </m:rPr>
-              <m:t>s</m:t>
-            </m:r>
-          </m:e>
-          <m:sup>
-            <m:r>
-              <w:rPr>
-                <w:rFonts w:ascii="Cambria Math" w:hAnsi="Cambria Math"/>
-                <w:sz w:val="24"/>
-                <w:szCs w:val="24"/>
-              </w:rPr>
-              <m:t>-1</m:t>
-            </m:r>
-          </m:sup>
-        </m:sSup>
-      </m:oMath>
-      <w:r>
-        <w:rPr>
-          <w:sz w:val="32"/>
-          <w:szCs w:val="32"/>
-          <w:cs/>
-        </w:rPr>
-        <w:t xml:space="preserve"> และคู่ mode ของ DC link มี damping ratio ใกล้ </w:t>
-      </w:r>
-      <m:oMath>
-        <m:r>
-          <w:rPr>
-            <w:rFonts w:ascii="Cambria Math" w:hAnsi="Cambria Math"/>
-            <w:sz w:val="24"/>
-            <w:szCs w:val="24"/>
-          </w:rPr>
-          <m:t>0.707</m:t>
-        </m:r>
-      </m:oMath>
-      <w:r>
-        <w:rPr>
-          <w:sz w:val="32"/>
-          <w:szCs w:val="32"/>
-          <w:cs/>
-        </w:rPr>
-        <w:t xml:space="preserve"> ตามค่าเป้าหมายที่ออกแบบไว้</w:t>
+        <w:t>spectrum ทางกายภาพของ configuration นี้อยู่ในระนาบครึ่งซ้ายทั้งหมด โดย mode ที่อยู่ขวาสุดคือ   และคู่ mode ของ DC link มี damping ratio ใกล้  ตามค่าเป้าหมายที่ออกแบบไว้</w:t>
       </w:r>
     </w:p>
     <w:p>
@@ -11425,7 +11318,7 @@
         <w:jc w:val="left"/>
       </w:pPr>
       <w:r>
-        <w:t>เมื่อ SG offline ชุดย่อยของ IBR ที่เป็นไปได้ทั้งหมดมี  ชุด ระบบแก้จุดสมดุลและ SSSA ของทุกชุดจากเครือข่ายจริงของชุดนั้น ไม่ประมาณจากจำนวน GFM เพียงอย่างเดียว ผลที่ได้คือผ่านเกณฑ์ 7 จาก 15 ชุด โดยชุดที่ให้ damping margin ดีที่สุดคือชุดสองตัวที่บัส 3 และบัส 6 ซึ่งมี   ในขณะที่การให้ทั้งสี่ตัวเป็น GFM ให้   และชุดตัวเดียวที่ดีที่สุดให้   ผลนี้แสดงว่าการเพิ่มจำนวน GFM ไม่ได้ทำให้ damping margin ดีขึ้นแบบทางเดียว ซึ่งเป็นเหตุผลที่ตารางชุดอุปกรณ์ GFM ต้องคำนวณจริงทุกชุด ไม่สามารถอนุมานจากจำนวนอุปกรณ์ได้</w:t>
+        <w:t>เมื่อ SG offline ชุดย่อยของ IBR ที่เป็นไปได้ทั้งหมดมี  ชุด ระบบแก้จุดสมดุลและ SSSA ของทุกชุดจากเครือข่ายจริงของชุดนั้น ไม่ประมาณจากจำนวน GFM เพียงอย่างเดียว ผลที่ได้คือผ่านเกณฑ์ 7 จาก 15 ชุด โดยชุดที่ให้ค่าอัตราการสลายตัวของรากที่ช้าที่สุด (Ω) ต่ำสุดในกลุ่มที่ผ่านเกณฑ์คือชุดสองเครื่องที่บัส 3 และบัส 6 ซึ่งมี   ในขณะที่การให้ทั้งสี่ตัวเป็น GFM ให้   และชุดหนึ่งเครื่องที่ให้ค่า Ω ต่ำสุดให้   ผลนี้แสดงว่าการเพิ่มจำนวน GFM ไม่ได้ทำให้ damping margin ดีขึ้นแบบทางเดียว ซึ่งเป็นเหตุผลที่ตารางชุดอุปกรณ์ GFM ต้องคำนวณจริงทุกชุด ไม่สามารถอนุมานจากจำนวนอุปกรณ์ได้</w:t>
       </w:r>
     </w:p>
     <w:p>
@@ -11635,34 +11528,8 @@
             <w:tcW w:w="5759" w:type="dxa"/>
           </w:tcPr>
           <w:p>
-            <w:pPr>
-              <w:jc w:val="left"/>
-            </w:pPr>
-            <w:r>
-              <w:rPr>
-                <w:sz w:val="32"/>
-                <w:szCs w:val="32"/>
-                <w:cs/>
-              </w:rPr>
-              <w:t>ทุกชุดตัวเดียวผ่านการคัดกรองเชิงเส้น; ชุดที่ดีที่สุดคือบัส 2 (</w:t>
-            </w:r>
-            <m:oMath>
-              <m:r>
-                <w:rPr>
-                  <w:rFonts w:ascii="Cambria Math" w:hAnsi="Cambria Math"/>
-                  <w:sz w:val="24"/>
-                  <w:szCs w:val="24"/>
-                </w:rPr>
-                <m:t>Ω=-0.32801</m:t>
-              </m:r>
-            </m:oMath>
-            <w:r>
-              <w:rPr>
-                <w:sz w:val="32"/>
-                <w:szCs w:val="32"/>
-                <w:cs/>
-              </w:rPr>
-              <w:t>)</w:t>
+            <w:r>
+              <w:t>ทุกชุดตัวเดียวผ่านการคัดกรองเชิงเส้น; ชุดที่ให้ค่า Ω ต่ำสุดคือบัส 2 ()</w:t>
             </w:r>
           </w:p>
         </w:tc>
@@ -11760,16 +11627,8 @@
             <w:tcW w:w="5759" w:type="dxa"/>
           </w:tcPr>
           <w:p>
-            <w:pPr>
-              <w:jc w:val="left"/>
-            </w:pPr>
-            <w:r>
-              <w:rPr>
-                <w:sz w:val="32"/>
-                <w:szCs w:val="32"/>
-                <w:cs/>
-              </w:rPr>
-              <w:t>ชุดบัส 2+6 และบัส 3+6 ผ่าน; ชุดหลังให้ margin ดีที่สุดของตารางทั้งหมด</w:t>
+            <w:r>
+              <w:t>ชุดบัส 2+6 และบัส 3+6 ผ่าน; ชุดหลังให้ค่า Ω ต่ำสุดในตารางทั้งหมด</w:t>
             </w:r>
           </w:p>
         </w:tc>
@@ -12002,21 +11861,6 @@
         <w:jc w:val="left"/>
       </w:pPr>
       <w:r>
-        <w:rPr>
-          <w:b/>
-          <w:bCs/>
-          <w:sz w:val="32"/>
-          <w:szCs w:val="32"/>
-          <w:cs/>
-        </w:rPr>
-        <w:t xml:space="preserve">ผลสำคัญ </w:t>
-      </w:r>
-      <w:r>
-        <w:rPr>
-          <w:sz w:val="32"/>
-          <w:szCs w:val="32"/>
-          <w:cs/>
-        </w:rPr>
         <w:t>ชุดที่ผ่านเกณฑ์ไม่เป็นฟังก์ชันทางเดียวของจำนวน GFM: ชุดสามตัวไม่มีชุดใดผ่านเลย ในขณะที่ชุดสองตัวและชุดสี่ตัวผ่าน ผลนี้ทำให้การแจงนับทุกชุดเป็นสิ่งจำเป็น ไม่ใช่ทางเลือก</w:t>
       </w:r>
     </w:p>
@@ -29571,10 +29415,7 @@
           </w:tcPr>
           <w:p>
             <w:r>
-              <w:rPr>
-                <w:sz w:val="32"/>
-              </w:rPr>
-              <w:t>มาตรฐานระบบ IEEE 14-bus</w:t>
+              <w:t>มาตรฐานระบบไฟฟ้ากำลัง IEEE 14-bus</w:t>
             </w:r>
           </w:p>
         </w:tc>
@@ -29668,10 +29509,7 @@
           </w:tcPr>
           <w:p>
             <w:r>
-              <w:rPr>
-                <w:sz w:val="32"/>
-              </w:rPr>
-              <w:t>ความถี่มาตรฐานระบบกำลัง</w:t>
+              <w:t>มาตรฐานระบบไฟฟ้ากำลัง IEEE 14-bus</w:t>
             </w:r>
           </w:p>
         </w:tc>
@@ -29802,10 +29640,7 @@
           </w:tcPr>
           <w:p>
             <w:r>
-              <w:rPr>
-                <w:sz w:val="32"/>
-              </w:rPr>
-              <w:t>พารามิเตอร์ LCL filter อ้างอิง [8], [9]</w:t>
+              <w:t>โครงสร้างควบคุมอ้างอิง [7]–[10]; ค่าพารามิเตอร์กำหนดสำหรับกรณีศึกษา</w:t>
             </w:r>
           </w:p>
         </w:tc>
@@ -29963,10 +29798,7 @@
           </w:tcPr>
           <w:p>
             <w:r>
-              <w:rPr>
-                <w:sz w:val="32"/>
-              </w:rPr>
-              <w:t>การออกแบบบัส DC อ้างอิง [8]</w:t>
+              <w:t>โครงสร้างควบคุมอ้างอิง [7]–[10]; ค่าพารามิเตอร์กำหนดสำหรับกรณีศึกษา</w:t>
             </w:r>
           </w:p>
         </w:tc>
@@ -30063,10 +29895,7 @@
           </w:tcPr>
           <w:p>
             <w:r>
-              <w:rPr>
-                <w:sz w:val="32"/>
-              </w:rPr>
-              <w:t>พิกัดกระแสสูงสุดของอินเวอร์เตอร์</w:t>
+              <w:t>ค่าพารามิเตอร์กำหนดสำหรับกรณีศึกษา</w:t>
             </w:r>
           </w:p>
         </w:tc>
@@ -30197,10 +30026,7 @@
           </w:tcPr>
           <w:p>
             <w:r>
-              <w:rPr>
-                <w:sz w:val="32"/>
-              </w:rPr>
-              <w:t>เกนวงควบคุม PLL อ้างอิง [8]</w:t>
+              <w:t>โครงสร้างควบคุมอ้างอิง [7]–[10]; ค่าพารามิเตอร์กำหนดสำหรับกรณีศึกษา</w:t>
             </w:r>
           </w:p>
         </w:tc>
@@ -30331,10 +30157,7 @@
           </w:tcPr>
           <w:p>
             <w:r>
-              <w:rPr>
-                <w:sz w:val="32"/>
-              </w:rPr>
-              <w:t>เกนวงควบคุมกำลังจริง อ้างอิง [9]</w:t>
+              <w:t>โครงสร้างควบคุมอ้างอิง [7]–[10]; ค่าพารามิเตอร์กำหนดสำหรับกรณีศึกษา</w:t>
             </w:r>
           </w:p>
         </w:tc>
@@ -30465,10 +30288,7 @@
           </w:tcPr>
           <w:p>
             <w:r>
-              <w:rPr>
-                <w:sz w:val="32"/>
-              </w:rPr>
-              <w:t>เกนวงควบคุมกำลังรีแอกทีฟ อ้างอิง [9]</w:t>
+              <w:t>โครงสร้างควบคุมอ้างอิง [7]–[10]; ค่าพารามิเตอร์กำหนดสำหรับกรณีศึกษา</w:t>
             </w:r>
           </w:p>
         </w:tc>
@@ -30599,10 +30419,7 @@
           </w:tcPr>
           <w:p>
             <w:r>
-              <w:rPr>
-                <w:sz w:val="32"/>
-              </w:rPr>
-              <w:t>เกนวงควบคุมกระแสชั้นใน อ้างอิง [8], [9]</w:t>
+              <w:t>โครงสร้างควบคุมอ้างอิง [7]–[10]; ค่าพารามิเตอร์กำหนดสำหรับกรณีศึกษา</w:t>
             </w:r>
           </w:p>
         </w:tc>
@@ -30722,10 +30539,7 @@
           </w:tcPr>
           <w:p>
             <w:r>
-              <w:rPr>
-                <w:sz w:val="32"/>
-              </w:rPr>
-              <w:t>พารามิเตอร์ VSG inertia อ้างอิง [10]</w:t>
+              <w:t>โครงสร้างควบคุมอ้างอิง [7]–[10]; ค่าพารามิเตอร์กำหนดสำหรับกรณีศึกษา</w:t>
             </w:r>
           </w:p>
         </w:tc>
@@ -30819,10 +30633,7 @@
           </w:tcPr>
           <w:p>
             <w:r>
-              <w:rPr>
-                <w:sz w:val="32"/>
-              </w:rPr>
-              <w:t>พารามิเตอร์ Droop 5% อ้างอิง [10]</w:t>
+              <w:t>โครงสร้างควบคุมอ้างอิง [7]–[10]; ค่าพารามิเตอร์กำหนดสำหรับกรณีศึกษา</w:t>
             </w:r>
           </w:p>
         </w:tc>
@@ -31020,10 +30831,7 @@
           </w:tcPr>
           <w:p>
             <w:r>
-              <w:rPr>
-                <w:sz w:val="32"/>
-              </w:rPr>
-              <w:t>วงควบคุม Q-V อ้างอิง [10]</w:t>
+              <w:t>โครงสร้างควบคุมอ้างอิง [7]–[10]; ค่าพารามิเตอร์กำหนดสำหรับกรณีศึกษา</w:t>
             </w:r>
           </w:p>
         </w:tc>
@@ -31154,10 +30962,7 @@
           </w:tcPr>
           <w:p>
             <w:r>
-              <w:rPr>
-                <w:sz w:val="32"/>
-              </w:rPr>
-              <w:t>วงควบคุมแรงดัน GFM อ้างอิง [10]</w:t>
+              <w:t>โครงสร้างควบคุมอ้างอิง [7]–[10]; ค่าพารามิเตอร์กำหนดสำหรับกรณีศึกษา</w:t>
             </w:r>
           </w:p>
         </w:tc>
@@ -31291,10 +31096,7 @@
           </w:tcPr>
           <w:p>
             <w:r>
-              <w:rPr>
-                <w:sz w:val="32"/>
-              </w:rPr>
-              <w:t>พิกัดกำลังแหล่งจ่าย DC</w:t>
+              <w:t>ค่าพารามิเตอร์กำหนดสำหรับกรณีศึกษา</w:t>
             </w:r>
           </w:p>
         </w:tc>
@@ -31455,10 +31257,7 @@
           </w:tcPr>
           <w:p>
             <w:r>
-              <w:rPr>
-                <w:sz w:val="32"/>
-              </w:rPr>
-              <w:t>เกณฑ์การป้องกันแรงดันเกิน DC</w:t>
+              <w:t>ค่าพารามิเตอร์กำหนดสำหรับกรณีศึกษา</w:t>
             </w:r>
           </w:p>
         </w:tc>
@@ -31622,10 +31421,7 @@
           </w:tcPr>
           <w:p>
             <w:r>
-              <w:rPr>
-                <w:sz w:val="32"/>
-              </w:rPr>
-              <w:t>ค่าคงตัวเวลาแหล่งจ่าย DC อ้างอิง [8]</w:t>
+              <w:t>ค่าพารามิเตอร์กำหนดสำหรับกรณีศึกษา</w:t>
             </w:r>
           </w:p>
         </w:tc>
@@ -31760,10 +31556,7 @@
           </w:tcPr>
           <w:p>
             <w:r>
-              <w:rPr>
-                <w:sz w:val="32"/>
-              </w:rPr>
-              <w:t>เกณฑ์ความต่อเนื่องเชิงตัวเลข</w:t>
+              <w:t>ค่าพารามิเตอร์กำหนดสำหรับกรณีศึกษา</w:t>
             </w:r>
           </w:p>
         </w:tc>
@@ -34824,21 +34617,7 @@
             <w:tcW w:w="2000" w:type="dxa"/>
           </w:tcPr>
           <w:p>
-            <w:pPr>
-              <w:jc w:val="center"/>
-              <w:rPr>
-                <w:b/>
-                <w:bCs/>
-              </w:rPr>
-            </w:pPr>
-            <w:r>
-              <w:rPr>
-                <w:b/>
-                <w:bCs/>
-                <w:sz w:val="32"/>
-                <w:szCs w:val="32"/>
-                <w:cs/>
-              </w:rPr>
+            <w:r>
               <w:t>รายการ</w:t>
             </w:r>
           </w:p>
@@ -34848,21 +34627,7 @@
             <w:tcW w:w="2306" w:type="dxa"/>
           </w:tcPr>
           <w:p>
-            <w:pPr>
-              <w:jc w:val="center"/>
-              <w:rPr>
-                <w:b/>
-                <w:bCs/>
-              </w:rPr>
-            </w:pPr>
-            <w:r>
-              <w:rPr>
-                <w:b/>
-                <w:bCs/>
-                <w:sz w:val="32"/>
-                <w:szCs w:val="32"/>
-                <w:cs/>
-              </w:rPr>
+            <w:r>
               <w:t>ค่าที่วัดได้</w:t>
             </w:r>
           </w:p>
@@ -34872,21 +34637,7 @@
             <w:tcW w:w="1926" w:type="dxa"/>
           </w:tcPr>
           <w:p>
-            <w:pPr>
-              <w:jc w:val="center"/>
-              <w:rPr>
-                <w:b/>
-                <w:bCs/>
-              </w:rPr>
-            </w:pPr>
-            <w:r>
-              <w:rPr>
-                <w:b/>
-                <w:bCs/>
-                <w:sz w:val="32"/>
-                <w:szCs w:val="32"/>
-                <w:cs/>
-              </w:rPr>
+            <w:r>
               <w:t>รายการ</w:t>
             </w:r>
           </w:p>
@@ -34896,21 +34647,7 @@
             <w:tcW w:w="2410" w:type="dxa"/>
           </w:tcPr>
           <w:p>
-            <w:pPr>
-              <w:jc w:val="center"/>
-              <w:rPr>
-                <w:b/>
-                <w:bCs/>
-              </w:rPr>
-            </w:pPr>
-            <w:r>
-              <w:rPr>
-                <w:b/>
-                <w:bCs/>
-                <w:sz w:val="32"/>
-                <w:szCs w:val="32"/>
-                <w:cs/>
-              </w:rPr>
+            <w:r>
               <w:t>ค่าที่วัดได้</w:t>
             </w:r>
           </w:p>
@@ -34925,15 +34662,7 @@
             <w:tcW w:w="2000" w:type="dxa"/>
           </w:tcPr>
           <w:p>
-            <w:pPr>
-              <w:jc w:val="left"/>
-            </w:pPr>
-            <w:r>
-              <w:rPr>
-                <w:sz w:val="32"/>
-                <w:szCs w:val="32"/>
-                <w:cs/>
-              </w:rPr>
+            <w:r>
               <w:t>ขอบเขตเวลาที่เดินถึง</w:t>
             </w:r>
           </w:p>
@@ -34943,13 +34672,7 @@
             <w:tcW w:w="2306" w:type="dxa"/>
           </w:tcPr>
           <w:p>
-            <w:pPr>
-              <w:jc w:val="center"/>
-            </w:pPr>
-            <w:r>
-              <w:rPr>
-                <w:sz w:val="32"/>
-              </w:rPr>
+            <w:r>
               <w:t>160.000 s</w:t>
             </w:r>
           </w:p>
@@ -34959,15 +34682,7 @@
             <w:tcW w:w="1926" w:type="dxa"/>
           </w:tcPr>
           <w:p>
-            <w:pPr>
-              <w:jc w:val="left"/>
-            </w:pPr>
-            <w:r>
-              <w:rPr>
-                <w:sz w:val="32"/>
-                <w:szCs w:val="32"/>
-                <w:cs/>
-              </w:rPr>
+            <w:r>
               <w:t>จุดตัวอย่างที่ยอมรับ</w:t>
             </w:r>
           </w:p>
@@ -34977,15 +34692,7 @@
             <w:tcW w:w="2410" w:type="dxa"/>
           </w:tcPr>
           <w:p>
-            <w:pPr>
-              <w:jc w:val="center"/>
-            </w:pPr>
-            <w:r>
-              <w:rPr>
-                <w:sz w:val="32"/>
-                <w:szCs w:val="32"/>
-                <w:cs/>
-              </w:rPr>
+            <w:r>
               <w:t>2288</w:t>
             </w:r>
           </w:p>
@@ -35001,9 +34708,6 @@
           </w:tcPr>
           <w:p>
             <w:r>
-              <w:rPr>
-                <w:sz w:val="32"/>
-              </w:rPr>
               <w:t>สถานะการจำลอง</w:t>
             </w:r>
           </w:p>
@@ -35014,9 +34718,6 @@
           </w:tcPr>
           <w:p>
             <w:r>
-              <w:rPr>
-                <w:sz w:val="32"/>
-              </w:rPr>
               <w:t>ลู่เข้าสมบูรณ์</w:t>
             </w:r>
           </w:p>
@@ -35026,15 +34727,7 @@
             <w:tcW w:w="1926" w:type="dxa"/>
           </w:tcPr>
           <w:p>
-            <w:pPr>
-              <w:jc w:val="left"/>
-            </w:pPr>
-            <w:r>
-              <w:rPr>
-                <w:sz w:val="32"/>
-                <w:szCs w:val="32"/>
-                <w:cs/>
-              </w:rPr>
+            <w:r>
               <w:t>ขั้นที่ยอมรับด้วยพื้นขั้นต่ำ</w:t>
             </w:r>
           </w:p>
@@ -35044,15 +34737,7 @@
             <w:tcW w:w="2410" w:type="dxa"/>
           </w:tcPr>
           <w:p>
-            <w:pPr>
-              <w:jc w:val="center"/>
-            </w:pPr>
-            <w:r>
-              <w:rPr>
-                <w:sz w:val="32"/>
-                <w:szCs w:val="32"/>
-                <w:cs/>
-              </w:rPr>
+            <w:r>
               <w:t>0</w:t>
             </w:r>
           </w:p>
@@ -35067,15 +34752,7 @@
             <w:tcW w:w="2000" w:type="dxa"/>
           </w:tcPr>
           <w:p>
-            <w:pPr>
-              <w:jc w:val="left"/>
-            </w:pPr>
-            <w:r>
-              <w:rPr>
-                <w:sz w:val="32"/>
-                <w:szCs w:val="32"/>
-                <w:cs/>
-              </w:rPr>
+            <w:r>
               <w:t>เวลาปิดเบรกเกอร์ SG</w:t>
             </w:r>
           </w:p>
@@ -35085,13 +34762,7 @@
             <w:tcW w:w="2306" w:type="dxa"/>
           </w:tcPr>
           <w:p>
-            <w:pPr>
-              <w:jc w:val="center"/>
-            </w:pPr>
-            <w:r>
-              <w:rPr>
-                <w:sz w:val="32"/>
-              </w:rPr>
+            <w:r>
               <w:t>102.363 s</w:t>
             </w:r>
           </w:p>
@@ -35101,15 +34772,7 @@
             <w:tcW w:w="1926" w:type="dxa"/>
           </w:tcPr>
           <w:p>
-            <w:pPr>
-              <w:jc w:val="left"/>
-            </w:pPr>
-            <w:r>
-              <w:rPr>
-                <w:sz w:val="32"/>
-                <w:szCs w:val="32"/>
-                <w:cs/>
-              </w:rPr>
+            <w:r>
               <w:t>เวลาคืนมุมอ้างอิงให้ SG</w:t>
             </w:r>
           </w:p>
@@ -35119,13 +34782,7 @@
             <w:tcW w:w="2410" w:type="dxa"/>
           </w:tcPr>
           <w:p>
-            <w:pPr>
-              <w:jc w:val="center"/>
-            </w:pPr>
-            <w:r>
-              <w:rPr>
-                <w:sz w:val="32"/>
-              </w:rPr>
+            <w:r>
               <w:t>116.238 s</w:t>
             </w:r>
           </w:p>
@@ -35140,15 +34797,7 @@
             <w:tcW w:w="2000" w:type="dxa"/>
           </w:tcPr>
           <w:p>
-            <w:pPr>
-              <w:jc w:val="left"/>
-            </w:pPr>
-            <w:r>
-              <w:rPr>
-                <w:sz w:val="32"/>
-                <w:szCs w:val="32"/>
-                <w:cs/>
-              </w:rPr>
+            <w:r>
               <w:t>GFM สูงสุดพร้อมกัน</w:t>
             </w:r>
           </w:p>
@@ -35158,15 +34807,7 @@
             <w:tcW w:w="2306" w:type="dxa"/>
           </w:tcPr>
           <w:p>
-            <w:pPr>
-              <w:jc w:val="center"/>
-            </w:pPr>
-            <w:r>
-              <w:rPr>
-                <w:sz w:val="32"/>
-                <w:szCs w:val="32"/>
-                <w:cs/>
-              </w:rPr>
+            <w:r>
               <w:t>2</w:t>
             </w:r>
           </w:p>
@@ -35176,15 +34817,7 @@
             <w:tcW w:w="1926" w:type="dxa"/>
           </w:tcPr>
           <w:p>
-            <w:pPr>
-              <w:jc w:val="left"/>
-            </w:pPr>
-            <w:r>
-              <w:rPr>
-                <w:sz w:val="32"/>
-                <w:szCs w:val="32"/>
-                <w:cs/>
-              </w:rPr>
+            <w:r>
               <w:t>GFM เมื่อจบการรัน</w:t>
             </w:r>
           </w:p>
@@ -35194,15 +34827,7 @@
             <w:tcW w:w="2410" w:type="dxa"/>
           </w:tcPr>
           <w:p>
-            <w:pPr>
-              <w:jc w:val="center"/>
-            </w:pPr>
-            <w:r>
-              <w:rPr>
-                <w:sz w:val="32"/>
-                <w:szCs w:val="32"/>
-                <w:cs/>
-              </w:rPr>
+            <w:r>
               <w:t>0</w:t>
             </w:r>
           </w:p>
@@ -35217,13 +34842,7 @@
             <w:tcW w:w="2000" w:type="dxa"/>
           </w:tcPr>
           <w:p>
-            <w:pPr>
-              <w:jc w:val="left"/>
-            </w:pPr>
-            <w:r>
-              <w:rPr>
-                <w:sz w:val="32"/>
-              </w:rPr>
+            <w:r>
               <w:t>การสั่งการ เพิ่ม GFM / ปฏิเสธ</w:t>
             </w:r>
           </w:p>
@@ -35233,15 +34852,7 @@
             <w:tcW w:w="2306" w:type="dxa"/>
           </w:tcPr>
           <w:p>
-            <w:pPr>
-              <w:jc w:val="left"/>
-            </w:pPr>
-            <w:r>
-              <w:rPr>
-                <w:sz w:val="32"/>
-                <w:szCs w:val="32"/>
-                <w:cs/>
-              </w:rPr>
+            <w:r>
               <w:t>1 / 0</w:t>
             </w:r>
           </w:p>
@@ -35251,13 +34862,7 @@
             <w:tcW w:w="1926" w:type="dxa"/>
           </w:tcPr>
           <w:p>
-            <w:pPr>
-              <w:jc w:val="left"/>
-            </w:pPr>
-            <w:r>
-              <w:rPr>
-                <w:sz w:val="32"/>
-              </w:rPr>
+            <w:r>
               <w:t>การสั่งการ ปลด GFM / ปฏิเสธ</w:t>
             </w:r>
           </w:p>
@@ -35267,15 +34872,7 @@
             <w:tcW w:w="2410" w:type="dxa"/>
           </w:tcPr>
           <w:p>
-            <w:pPr>
-              <w:jc w:val="left"/>
-            </w:pPr>
-            <w:r>
-              <w:rPr>
-                <w:sz w:val="32"/>
-                <w:szCs w:val="32"/>
-                <w:cs/>
-              </w:rPr>
+            <w:r>
               <w:t>1 / 0</w:t>
             </w:r>
           </w:p>
@@ -35290,15 +34887,7 @@
             <w:tcW w:w="2000" w:type="dxa"/>
           </w:tcPr>
           <w:p>
-            <w:pPr>
-              <w:jc w:val="left"/>
-            </w:pPr>
-            <w:r>
-              <w:rPr>
-                <w:sz w:val="32"/>
-                <w:szCs w:val="32"/>
-                <w:cs/>
-              </w:rPr>
+            <w:r>
               <w:t>ความถี่เฉลี่ยเมื่อจบการรัน</w:t>
             </w:r>
           </w:p>
@@ -35308,16 +34897,8 @@
             <w:tcW w:w="2306" w:type="dxa"/>
           </w:tcPr>
           <w:p>
-            <w:pPr>
-              <w:jc w:val="center"/>
-            </w:pPr>
-            <w:r>
-              <w:rPr>
-                <w:sz w:val="32"/>
-                <w:szCs w:val="32"/>
-                <w:cs/>
-              </w:rPr>
-              <w:t>59.999958 Hz</w:t>
+            <w:r>
+              <w:t>60.000 Hz</w:t>
             </w:r>
           </w:p>
         </w:tc>
@@ -35326,15 +34907,7 @@
             <w:tcW w:w="1926" w:type="dxa"/>
           </w:tcPr>
           <w:p>
-            <w:pPr>
-              <w:jc w:val="left"/>
-            </w:pPr>
-            <w:r>
-              <w:rPr>
-                <w:sz w:val="32"/>
-                <w:szCs w:val="32"/>
-                <w:cs/>
-              </w:rPr>
+            <w:r>
               <w:t>แรงดันบัสคอนเวอร์เตอร์เมื่อจบ</w:t>
             </w:r>
           </w:p>
@@ -35344,16 +34917,8 @@
             <w:tcW w:w="2410" w:type="dxa"/>
           </w:tcPr>
           <w:p>
-            <w:pPr>
-              <w:jc w:val="left"/>
-            </w:pPr>
-            <w:r>
-              <w:rPr>
-                <w:sz w:val="32"/>
-                <w:szCs w:val="32"/>
-                <w:cs/>
-              </w:rPr>
-              <w:t>0.966733–1.057534 pu</w:t>
+            <w:r>
+              <w:t>0.967–1.058 pu</w:t>
             </w:r>
           </w:p>
         </w:tc>
@@ -35367,15 +34932,7 @@
             <w:tcW w:w="2000" w:type="dxa"/>
           </w:tcPr>
           <w:p>
-            <w:pPr>
-              <w:jc w:val="left"/>
-            </w:pPr>
-            <w:r>
-              <w:rPr>
-                <w:sz w:val="32"/>
-                <w:szCs w:val="32"/>
-                <w:cs/>
-              </w:rPr>
+            <w:r>
               <w:t>ความถี่เฉลี่ยนอกหน้าต่างฟอลต์</w:t>
             </w:r>
           </w:p>
@@ -35385,16 +34942,8 @@
             <w:tcW w:w="2306" w:type="dxa"/>
           </w:tcPr>
           <w:p>
-            <w:pPr>
-              <w:jc w:val="left"/>
-            </w:pPr>
-            <w:r>
-              <w:rPr>
-                <w:sz w:val="32"/>
-                <w:szCs w:val="32"/>
-                <w:cs/>
-              </w:rPr>
-              <w:t>59.240121–60.114155 Hz</w:t>
+            <w:r>
+              <w:t>59.240–60.114 Hz</w:t>
             </w:r>
           </w:p>
         </w:tc>
@@ -35403,15 +34952,7 @@
             <w:tcW w:w="1926" w:type="dxa"/>
           </w:tcPr>
           <w:p>
-            <w:pPr>
-              <w:jc w:val="left"/>
-            </w:pPr>
-            <w:r>
-              <w:rPr>
-                <w:sz w:val="32"/>
-                <w:szCs w:val="32"/>
-                <w:cs/>
-              </w:rPr>
+            <w:r>
               <w:t>ยอดขณะฟอลต์</w:t>
             </w:r>
           </w:p>
@@ -35421,16 +34962,8 @@
             <w:tcW w:w="2410" w:type="dxa"/>
           </w:tcPr>
           <w:p>
-            <w:pPr>
-              <w:jc w:val="center"/>
-            </w:pPr>
-            <w:r>
-              <w:rPr>
-                <w:sz w:val="32"/>
-                <w:szCs w:val="32"/>
-                <w:cs/>
-              </w:rPr>
-              <w:t>60.676026 Hz</w:t>
+            <w:r>
+              <w:t>60.676 Hz</w:t>
             </w:r>
           </w:p>
         </w:tc>
@@ -35444,15 +34977,7 @@
             <w:tcW w:w="2000" w:type="dxa"/>
           </w:tcPr>
           <w:p>
-            <w:pPr>
-              <w:jc w:val="left"/>
-            </w:pPr>
-            <w:r>
-              <w:rPr>
-                <w:sz w:val="32"/>
-                <w:szCs w:val="32"/>
-                <w:cs/>
-              </w:rPr>
+            <w:r>
               <w:t>แรงดันนอกหน้าต่างฟอลต์</w:t>
             </w:r>
           </w:p>
@@ -35462,16 +34987,8 @@
             <w:tcW w:w="2306" w:type="dxa"/>
           </w:tcPr>
           <w:p>
-            <w:pPr>
-              <w:jc w:val="left"/>
-            </w:pPr>
-            <w:r>
-              <w:rPr>
-                <w:sz w:val="32"/>
-                <w:szCs w:val="32"/>
-                <w:cs/>
-              </w:rPr>
-              <w:t>0.550775–1.137835 pu</w:t>
+            <w:r>
+              <w:t>0.551–1.138 pu</w:t>
             </w:r>
           </w:p>
         </w:tc>
@@ -35480,15 +34997,7 @@
             <w:tcW w:w="1926" w:type="dxa"/>
           </w:tcPr>
           <w:p>
-            <w:pPr>
-              <w:jc w:val="left"/>
-            </w:pPr>
-            <w:r>
-              <w:rPr>
-                <w:sz w:val="32"/>
-                <w:szCs w:val="32"/>
-                <w:cs/>
-              </w:rPr>
+            <w:r>
               <w:t>ยอดขณะฟอลต์</w:t>
             </w:r>
           </w:p>
@@ -35498,16 +35007,8 @@
             <w:tcW w:w="2410" w:type="dxa"/>
           </w:tcPr>
           <w:p>
-            <w:pPr>
-              <w:jc w:val="left"/>
-            </w:pPr>
-            <w:r>
-              <w:rPr>
-                <w:sz w:val="32"/>
-                <w:szCs w:val="32"/>
-                <w:cs/>
-              </w:rPr>
-              <w:t>0.258035–1.863839 pu</w:t>
+            <w:r>
+              <w:t>0.258–1.864 pu</w:t>
             </w:r>
           </w:p>
         </w:tc>
@@ -35540,10 +35041,7 @@
         <w:jc w:val="left"/>
       </w:pPr>
       <w:r>
-        <w:rPr>
-          <w:sz w:val="32"/>
-        </w:rPr>
-        <w:t>จากผลการจำลองในรูปที่ 4 และรูปที่ 5 หลัง SG1 ถูกปลดที่ 20.000 s IBR2 ทำการสลับโหมดเป็น GFM ทันทีเพื่อทำหน้าที่สร้างแรงดันและเป็นมุมอ้างอิงของเกาะ จากนั้นที่เวลา 22.089 s ดัชนีความรุนแรงกระตุ้นให้ IBR6 สลับเป็น GFM เพิ่มอีกหนึ่งเครื่อง และปลดกลับสู่โหมด GFL ที่เวลา 25.303 s เมื่อระบบเริ่มเข้าสู่สภาวะสมดุล หลังเกิดฟอลต์ที่บัส 9 ในช่วง 60.000–60.150 s ระบบเกาะยังคงรักษาเสถียรภาพไว้ได้ ต่อมาเงื่อนไขการซิงโครไนซ์อนุญาตให้เบรกเกอร์ของ SG1 สับปิดกลับเข้าระบบที่เวลา 102.363 s และ IBR2 สลับคืนสู่โหมด GFL ตามเกณฑ์ความต่อเนื่องที่เวลา 116.238 s</w:t>
+        <w:t>จากผลการจำลองในรูปที่ 4 และรูปที่ 5 หลัง SG1 ถูกปลดที่ 20.000 s IBR2 ทำการสลับโหมดเป็น GFM ทันทีเพื่อทำหน้าที่สร้างแรงดันและเป็นมุมอ้างอิงของเกาะ จากนั้นที่เวลา 22.089 s ดัชนีความรุนแรงกระตุ้นให้ IBR6 สลับเป็น GFM เพิ่มอีกหนึ่งเครื่อง และปลดกลับสู่โหมด GFL ที่เวลา 25.303 s เมื่อระบบเริ่มเข้าสู่สภาวะสมดุล หลังเกิดฟอลต์ที่บัส 9 ในช่วง 60.000–60.150 s การจำลองสามารถดำเนินต่อไปผ่านช่วงฟอลต์ 60.000–60.150 s และเบรกเกอร์ของ SG1 สับปิดกลับเข้าระบบที่เวลา 102.363 s ตามเกณฑ์การซิงโครไนซ์ และ IBR2 สลับคืนสู่โหมด GFL ตามเกณฑ์ความต่อเนื่องที่เวลา 116.238 s</w:t>
       </w:r>
     </w:p>
     <w:p>
@@ -35817,11 +35315,7 @@
         <w:jc w:val="left"/>
       </w:pPr>
       <w:r>
-        <w:rPr>
-          <w:sz w:val="32"/>
-          <w:szCs w:val="32"/>
-        </w:rPr>
-        <w:t>การเปรียบเทียบสมรรถนะของระบบดำเนินการระหว่าง "กรณีสลับโหมด" (Adaptive GFL/GFM) และ "กรณีตรึงโหมด GFL" (Fixed GFL) ภายใต้โครงข่ายและลำดับเหตุการณ์รบกวนชุดเดียวกันบนขอบเขตเวลา 160.000 s</w:t>
+        <w:t>การเปรียบเทียบสมรรถนะของระบบดำเนินการระหว่าง "กรณีสลับโหมด" (Adaptive GFL/GFM) และ "กรณีตรึงโหมด GFL" (Fixed GFL) ภายใต้โครงข่ายและลำดับเหตุการณ์รบกวนเดียวกันบนขอบเขตเวลา 160.000 s ทั้งนี้ กรณีตรึงโหมด GFL ทำหน้าที่เป็นกรณีวินิจฉัยเชิงเปรียบเทียบ ซึ่งจำเป็นต้องคงกรอบอ้างอิงแรงดันไว้เพื่อให้สามารถจำลองพฤติกรรมต่อไปได้หลัง SG1 ถูกปลดออก</w:t>
       </w:r>
     </w:p>
     <w:p>
@@ -36475,10 +35969,7 @@
         <w:jc w:val="left"/>
       </w:pPr>
       <w:r>
-        <w:rPr>
-          <w:sz w:val="32"/>
-        </w:rPr>
-        <w:t>จากรูปที่ 8 ในช่วงระบบแยกตัวเป็นเกาะ (t = 20.000–100.000 s) กรณีสลับโหมดสามารถรักษาระดับแรงดันบัส 9 ให้อยู่ในช่วง 0.95–1.05 pu และควบคุมความถี่ให้กลับเข้าสู่สภาวะสมดุล ในขณะที่กรณีตรึงโหมด GFL เกิดการแกว่งของแรงดันและกำลังไฟฟ้าอย่างรุนแรง และไม่สามารถซิงโครไนซ์เพื่อรับ SG1 กลับเข้าระบบได้สำเร็จ</w:t>
+        <w:t>จากรูปที่ 8 ในช่วงระบบแยกตัวเป็นเกาะ (t = 20.000–100.000 s) การตอบสนองของแรงดัน กำลังไฟฟ้า และความถี่ที่บัส 9 ของกรณีสลับโหมดและกรณีตรึงโหมด GFL เป็นไปตามเส้นการตอบสนองที่แสดงในรูปที่ 8 โดยกรณีสลับโหมดมีระดับแรงดันและความถี่ที่พร้อมสำหรับการซิงโครไนซ์เพื่อรับ SG1 กลับเข้าระบบที่เวลา 102.363 s ขณะที่กรณีตรึงโหมด GFL มีการแกว่งของแรงดันและกำลังไฟฟ้าอย่างรุนแรงและไม่เกิดการปิดเบรกเกอร์ของ SG1</w:t>
       </w:r>
     </w:p>
     <w:p>
@@ -36501,7 +35992,7 @@
         <w:jc w:val="left"/>
       </w:pPr>
       <w:r>
-        <w:t>ความถี่ที่บัส 9 ในช่วงระบบแยกตัวเป็นเกาะของทั้งสองกรณีเป็นไปตามช่วงค่าที่แสดงในรูปที่ 8(d) โดยกรณีสลับโหมดสามารถรักษาระดับแรงดัน กำลังไฟฟ้า และความถี่ที่บัสโหลดให้อยู่ในสภาวะสมดุล และทำให้เงื่อนไขทางมุมและแรงดันมีความพร้อมตามเกณฑ์การซิงโครไนซ์สำหรับการต่อคืน SG1 กลับเข้าระบบ</w:t>
+        <w:t>ความถี่ที่บัส 9 ในช่วงระบบแยกตัวเป็นเกาะของทั้งสองกรณีเป็นไปตามช่วงค่าที่แสดงในรูปที่ 8(d) โดยกรณีสลับโหมดมีการควบคุมแรงดันเพื่อรองรับการจ่ายกำลังไฟฟ้าไปยังโหลด และทำให้เงื่อนไขทางมุมและแรงดันมีความพร้อมตามเกณฑ์การซิงโครไนซ์สำหรับการต่อคืน SG1 กลับเข้าระบบ</w:t>
       </w:r>
     </w:p>
     <w:p>
@@ -36716,14 +36207,8 @@
             <w:tcW w:type="dxa" w:w="2769"/>
           </w:tcPr>
           <w:p>
-            <w:pPr>
-              <w:jc w:val="left"/>
-            </w:pPr>
-            <w:r>
-              <w:rPr>
-                <w:sz w:val="32"/>
-              </w:rPr>
-              <w:t>สั่งการสลับโหมดได้อย่างถูกต้องตามสภาวะของระบบ</w:t>
+            <w:r>
+              <w:t>IBR2 สลับเป็น GFM ที่ 20.000 s, IBR6 สลับเป็น GFM ที่ 22.089 s และ IBR6 คืนเป็น GFL ที่ 25.303 s</w:t>
             </w:r>
           </w:p>
         </w:tc>
@@ -36766,14 +36251,8 @@
             <w:tcW w:type="dxa" w:w="2769"/>
           </w:tcPr>
           <w:p>
-            <w:pPr>
-              <w:jc w:val="left"/>
-            </w:pPr>
-            <w:r>
-              <w:rPr>
-                <w:sz w:val="32"/>
-              </w:rPr>
-              <w:t>ระบบเกาะมีเสถียรภาพและสามารถรับ SG1 กลับเข้าระบบได้สำเร็จ</w:t>
+            <w:r>
+              <w:t>ทนฟอลต์บัส 9 ช่วง 60.000–60.150 s, SG1 ปิดเบรกเกอร์ที่ 102.363 s และ IBR2 คืนเป็น GFL ที่ 116.238 s</w:t>
             </w:r>
           </w:p>
         </w:tc>
@@ -36875,7 +36354,7 @@
       <w:r>
         <w:t>1.</w:t>
         <w:tab/>
-        <w:t>การสูญเสียเครื่องกำเนิดไฟฟ้าซิงโครนัสหลัก (SG1) โดยไม่มีอินเวอร์เตอร์ตัวใดทำหน้าที่สร้างโครงข่าย (GFM) ส่งผลให้ระบบสูญเสียเสถียรภาพเชิงมุม (Angle Instability) และแรงดันพังทลายทันที ซึ่งเป็นข้อจำกัดทางกายภาพของการทำงานในระบบไฟฟ้ากำลัง</w:t>
+        <w:t>หลังเครื่องกำเนิดไฟฟ้าซิงโครนัสหลัก (SG1) ถูกปลดออกจากระบบ หากไม่มีอินเวอร์เตอร์ตัวใดทำหน้าที่สร้างโครงข่าย (GFM) ระบบจะไม่มีแหล่งกำหนดแรงดันและมุมอ้างอิงของโครงข่าย ซึ่งเป็นข้อจำกัดทางกายภาพของการทำงานในระบบไฟฟ้ากำลัง</w:t>
       </w:r>
     </w:p>
     <w:p>

--- a/docs/source/Forming Framework for Inverter-Based Resources.docx
+++ b/docs/source/Forming Framework for Inverter-Based Resources.docx
@@ -393,9 +393,8 @@
       <w:r>
         <w:rPr>
           <w:sz w:val="32"/>
-          <w:szCs w:val="32"/>
         </w:rPr>
-        <w:t>IBR แบบ GFL ทำงานโดยอาศัยแรงดันของโครงข่ายเป็นสัญญาณอ้างอิงผ่านวงจร Phase-Locked Loop (PLL) จึงเหมาะกับระบบที่มีแหล่งสร้างกริดอยู่แล้ว ในทางตรงกันข้าม GFM สามารถสร้างมุมและแรงดันอ้างอิงของตนเองได้ และจึงมีบทบาทสำคัญเมื่อระบบสูญเสีย SG หรือเข้าสู่สภาวะกริดอ่อน [1] อย่างไรก็ตาม การกำหนดให้ IBR ทุกตัวทำงานเป็น GFM ตลอดเวลาไม่จำเป็นต้องให้ผลดีที่สุด งานที่เปรียบเทียบสองโหมดในฐานะบริการของระบบชี้ว่าโหมดที่เหมาะสมขึ้นกับสภาวะการทำงาน [2] และงานที่เสนอตัวควบคุมสลับโหมดได้แสดงว่าการเปลี่ยนโหมดต้องรักษาความต่อเนื่องของ state ไว้ [3] ส่วนพฤติกรรมทรานเชียนต์ของกลยุทธ์ self-synchronisation ใน GFM ก็ขึ้นกับจุดทำงานอย่างมาก [4] การกำหนดโหมดตายตัวจึงอาจเพิ่มความซับซ้อนของการควบคุมหรือทำให้การจำลองไม่ผ่านในบางสภาวะ โครงงานนี้จึงเสนอกรอบการทำงานที่ให้ IBR เปลี่ยนบทบาทระหว่าง GFL และ GFM ตามความจำเป็นของระบบ โดยใช้ผลจาก PF, equilibrium, SSSA และสถานะที่ยอมรับแล้วจาก TS เป็นพื้นฐานในการตัดสินใจ การทดสอบหลักใช้ระบบ IEEE 14-bus ซึ่งประกอบด้วย SG ที่บัส 1 และ IBR จำนวน 4 ตัวที่บัส 2, 3, 6 และ 8 ดังรูปที่ 1</w:t>
+        <w:t>อุปกรณ์ IBR ที่ทำงานในโหมด Grid-Following (GFL) ต้องอาศัยแรงดันและมุมเฟสของโครงข่ายเป็นสัญญาณอ้างอิงผ่านวงจร Phase-Locked Loop (PLL) ขณะที่โหมด Grid-Forming (GFM) สามารถกำหนดมุมและขนาดแรงดันอ้างอิงได้เอง จึงมีบทบาทสำคัญในการรักษาเสถียรภาพเมื่อระบบสูญเสียเครื่องกำเนิดไฟฟ้าซิงโครนัส [1]–[4] โครงงานนี้ศึกษากรอบการทำงานสำหรับการสลับโหมด GFL และ GFM โดยอัตโนมัติตามสภาวะของระบบ โดยใช้ผลการคำนวณการไหลของกำลัง จุดสมดุล และการวิเคราะห์เสถียรภาพสัญญาณขนาดเล็กประกอบการตัดสินใจ และทดสอบบนระบบ IEEE 14-bus ซึ่งประกอบด้วย SG ที่บัส 1 และ IBR จำนวน 4 เครื่องที่บัส 2, 3, 6 และ 8 ดังรูปที่ 1</w:t>
       </w:r>
     </w:p>
     <w:p>
@@ -471,7 +470,7 @@
         <w:rPr>
           <w:sz w:val="32"/>
         </w:rPr>
-        <w:t>กรณีศึกษาถูกออกแบบให้เกิดการสูญเสียเครื่องกำเนิดไฟฟ้าซิงโครนัส (SG) การเกิดฟอลต์ที่บัส 9 และการต่อคืน SG กลับเข้าระบบ เพื่อแสดงให้เห็นความจำเป็นของการสลับบทบาทของอินเวอร์เตอร์อย่างชัดเจน หากไม่มีแหล่งสร้างแรงดัน (voltage-forming) หลัง SG ถูกปลด โครงข่ายไฟฟ้าจะไม่สามารถรักษามุมอ้างอิงและระดับแรงดันไว้ได้</w:t>
+        <w:t>กรณีศึกษาถูกออกแบบเพื่อทดสอบการตอบสนองต่อการสูญเสีย SG ที่บัส 1 การเกิดฟอลต์ที่บัส 9 และการต่อคืน SG กลับเข้าระบบ เพื่อแสดงให้เห็นความจำเป็นของการเปลี่ยนบทบาทของ IBR ในการรักษาเสถียรภาพแรงดันและมุมอ้างอิงของโครงข่าย</w:t>
       </w:r>
     </w:p>
     <w:p>
@@ -2918,7 +2917,7 @@
                         <w:sz w:val="24"/>
                         <w:szCs w:val="24"/>
                       </w:rPr>
-                      <m:t>x</m:t>
+                      <m:t>ẋ = f(x, y, u, m(t), t),      0 = g(x, y, u, m(t), t) = Y_net(t)V - I_bus(x, V, m(t))</m:t>
                     </m:r>
                   </m:e>
                 </m:acc>
@@ -2928,7 +2927,7 @@
                     <w:sz w:val="24"/>
                     <w:szCs w:val="24"/>
                   </w:rPr>
-                  <m:t>=f(x,y,u),</m:t>
+                  <m:t/>
                 </m:r>
                 <m:r>
                   <m:rPr>
@@ -2939,7 +2938,7 @@
                     <w:sz w:val="24"/>
                     <w:szCs w:val="24"/>
                   </w:rPr>
-                  <m:t>      </m:t>
+                  <m:t/>
                 </m:r>
                 <m:r>
                   <w:rPr>
@@ -2947,7 +2946,7 @@
                     <w:sz w:val="24"/>
                     <w:szCs w:val="24"/>
                   </w:rPr>
-                  <m:t>0=g(x,y,u)=</m:t>
+                  <m:t/>
                 </m:r>
                 <m:sSub>
                   <m:sSubPr>
@@ -2966,7 +2965,7 @@
                         <w:sz w:val="24"/>
                         <w:szCs w:val="24"/>
                       </w:rPr>
-                      <m:t>Y</m:t>
+                      <m:t/>
                     </m:r>
                   </m:e>
                   <m:sub>
@@ -2979,7 +2978,7 @@
                         <w:sz w:val="24"/>
                         <w:szCs w:val="24"/>
                       </w:rPr>
-                      <m:t>net</m:t>
+                      <m:t/>
                     </m:r>
                   </m:sub>
                 </m:sSub>
@@ -2989,7 +2988,7 @@
                     <w:sz w:val="24"/>
                     <w:szCs w:val="24"/>
                   </w:rPr>
-                  <m:t>V-</m:t>
+                  <m:t/>
                 </m:r>
                 <m:sSub>
                   <m:sSubPr>
@@ -3008,7 +3007,7 @@
                         <w:sz w:val="24"/>
                         <w:szCs w:val="24"/>
                       </w:rPr>
-                      <m:t>I</m:t>
+                      <m:t/>
                     </m:r>
                   </m:e>
                   <m:sub>
@@ -3021,7 +3020,7 @@
                         <w:sz w:val="24"/>
                         <w:szCs w:val="24"/>
                       </w:rPr>
-                      <m:t>bus</m:t>
+                      <m:t/>
                     </m:r>
                   </m:sub>
                 </m:sSub>
@@ -3031,7 +3030,7 @@
                     <w:sz w:val="24"/>
                     <w:szCs w:val="24"/>
                   </w:rPr>
-                  <m:t>(x,V)</m:t>
+                  <m:t/>
                 </m:r>
               </m:oMath>
             </m:oMathPara>
@@ -3065,7 +3064,10 @@
         <w:jc w:val="left"/>
       </w:pPr>
       <w:r>
-        <w:t>โดย x(t) คือตัวแปรสถานะเชิงอนุพันธ์ของ SG และ IBR, y(t) คือตัวแปรแรงดันเชิงพีชคณิตของบัส, u(t) คือสัญญาณควบคุมภายนอก และ m(t) คือเวกเตอร์ระบุโหมดการทำงาน (GFL/GFM) ของอินเวอร์เตอร์ สมการพีชคณิตทางโครงข่ายบังคับให้กระแสที่ฉีดเข้าสู่เครือข่ายสมดุลกับกระแสของอุปกรณ์ทุกบัสตลอดเวลา</w:t>
+        <w:rPr>
+          <w:sz w:val="32"/>
+        </w:rPr>
+        <w:t>โดย x(t) คือตัวแปรสถานะเชิงอนุพันธ์, y(t) คือแรงดันเชิงพีชคณิตของบัส, u(t) คือสัญญาณควบคุมภายนอก และ m(t) คือเวกเตอร์ระบุโหมดการทำงาน (GFL/GFM) ของอินเวอร์เตอร์แต่ละเครื่อง สมการพีชคณิตกำหนดให้กระแสที่ฉีดเข้าสู่เครือข่ายสมดุลกับกระแสรวมของอุปกรณ์ทุกบัสตลอดเวลา</w:t>
       </w:r>
     </w:p>
     <w:p>
@@ -8020,6 +8022,9 @@
         <w:jc w:val="left"/>
       </w:pPr>
       <w:r>
+        <w:rPr>
+          <w:sz w:val="32"/>
+        </w:rPr>
         <w:t>ส่วน transient/subtransient EMF ใช้ time constants และ reactances ตามแบบจำลองมาตรฐานของเครื่องกำเนิดไฟฟ้า เนื่องจากค่า Tq0' = 0 ตัวแปร Ed' จึงถูกกำหนดให้เป็นความสัมพันธ์เชิงพีชคณิตโดยตรง เพื่อรักษาความถูกต้องของโครงสร้างแบบจำลองทางคณิตศาสตร์</w:t>
       </w:r>
     </w:p>
@@ -8030,6 +8035,9 @@
         <w:jc w:val="left"/>
       </w:pPr>
       <w:r>
+        <w:rPr>
+          <w:sz w:val="32"/>
+        </w:rPr>
         <w:t>เมื่อเบรกเกอร์ของ SG เปิด วงจรจะหยุดการจ่ายกระแสเข้าระบบ แต่ตัวแปรสถานะทางกลและฟลักซ์แม่เหล็กยังคงมีพลวัตการหมุนอิสระของโรเตอร์ (Natural Deceleration / Free Rotation) จึงสามารถตรวจสอบเงื่อนไขการซิงโครไนซ์ (Synchronism Criteria) ก่อนการสับเบรกเกอร์กลับเข้าระบบได้จริง โดยไม่มีการรีเซ็ตมุมหรือความเร็วรอบของเครื่องกำเนิดไฟฟ้าแบบฝืนสภาวะทางกายภาพ</w:t>
       </w:r>
     </w:p>
@@ -8040,6 +8048,9 @@
         <w:jc w:val="left"/>
       </w:pPr>
       <w:r>
+        <w:rPr>
+          <w:sz w:val="32"/>
+        </w:rPr>
         <w:t>5. การวิเคราะห์เสถียรภาพสัญญาณขนาดเล็ก (SSSA) เพื่อการคัดกรองชุดอุปกรณ์ GFM ออฟไลน์</w:t>
       </w:r>
     </w:p>
@@ -9186,6 +9197,9 @@
         <w:jc w:val="left"/>
       </w:pPr>
       <w:r>
+        <w:rPr>
+          <w:sz w:val="32"/>
+        </w:rPr>
         <w:t>การจัดการกรอบอ้างอิงของมุมโรเตอร์ (Reference Angle Alignment) เป็นขั้นตอนสำคัญของการวิเคราะห์ SSSA เนื่องจากโครงข่ายมีองศาอิสระของมุมเฟสร่วม โดยใช้วิธีการกำหนดพิกัดอ้างอิงของระบบเพื่อขจัดภาวะเอกฐานทางคณิตศาสตร์ (Singularity Elimination) ก่อนการสร้างเมทริกซ์สถานะและคำนวณไอเกนแวลู พร้อมทั้งคงสมการดุลกำลัง KCL ครบทุกแถว วิธีนี้ทำให้จำนวนรากที่ใช้ตัดสินใจสอดคล้องกับจำนวนองศาอิสระ (Degrees of Freedom) ตามโครงสร้างทางกายภาพของระบบอย่างแท้จริง</w:t>
       </w:r>
     </w:p>
@@ -9639,6 +9653,9 @@
         </w:rPr>
       </w:pPr>
       <w:r>
+        <w:rPr>
+          <w:sz w:val="32"/>
+        </w:rPr>
         <w:t>ตารางที่ 3 ผล SSSA ของสภาวะการทำงานเมื่อ SG ปลดออกจากระบบ: IBR2 เป็น GFM และ IBR3, 6, 8 เป็น GFL</w:t>
       </w:r>
     </w:p>
@@ -11308,6 +11325,9 @@
         <w:jc w:val="left"/>
       </w:pPr>
       <w:r>
+        <w:rPr>
+          <w:sz w:val="32"/>
+        </w:rPr>
         <w:t>spectrum ทางกายภาพของ configuration นี้อยู่ในระนาบครึ่งซ้ายทั้งหมด โดย mode ที่อยู่ขวาสุดคือ   และคู่ mode ของ DC link มี damping ratio ใกล้  ตามค่าเป้าหมายที่ออกแบบไว้</w:t>
       </w:r>
     </w:p>
@@ -11318,7 +11338,248 @@
         <w:jc w:val="left"/>
       </w:pPr>
       <w:r>
-        <w:t>เมื่อ SG offline ชุดย่อยของ IBR ที่เป็นไปได้ทั้งหมดมี  ชุด ระบบแก้จุดสมดุลและ SSSA ของทุกชุดจากเครือข่ายจริงของชุดนั้น ไม่ประมาณจากจำนวน GFM เพียงอย่างเดียว ผลที่ได้คือผ่านเกณฑ์ 7 จาก 15 ชุด โดยชุดที่ให้ค่าอัตราการสลายตัวของรากที่ช้าที่สุด (Ω) ต่ำสุดในกลุ่มที่ผ่านเกณฑ์คือชุดสองเครื่องที่บัส 3 และบัส 6 ซึ่งมี   ในขณะที่การให้ทั้งสี่ตัวเป็น GFM ให้   และชุดหนึ่งเครื่องที่ให้ค่า Ω ต่ำสุดให้   ผลนี้แสดงว่าการเพิ่มจำนวน GFM ไม่ได้ทำให้ damping margin ดีขึ้นแบบทางเดียว ซึ่งเป็นเหตุผลที่ตารางชุดอุปกรณ์ GFM ต้องคำนวณจริงทุกชุด ไม่สามารถอนุมานจากจำนวนอุปกรณ์ได้</w:t>
+        <w:rPr>
+          <w:sz w:val="32"/>
+          <w:szCs w:val="32"/>
+          <w:cs/>
+        </w:rPr>
+        <w:t xml:space="preserve">เมื่อ SG offline ชุดย่อยของ IBR ที่เป็นไปได้ทั้งหมดมี </w:t>
+      </w:r>
+      <m:oMath>
+        <m:sSup>
+          <m:sSupPr>
+            <m:ctrlPr>
+              <w:rPr>
+                <w:rFonts w:ascii="Cambria Math" w:hAnsi="Cambria Math"/>
+                <w:sz w:val="22"/>
+                <w:szCs w:val="22"/>
+              </w:rPr>
+            </m:ctrlPr>
+          </m:sSupPr>
+          <m:e>
+            <m:r>
+              <w:rPr>
+                <w:rFonts w:ascii="Cambria Math" w:hAnsi="Cambria Math"/>
+                <w:sz w:val="24"/>
+                <w:szCs w:val="24"/>
+              </w:rPr>
+              <m:t>2</m:t>
+            </m:r>
+          </m:e>
+          <m:sup>
+            <m:r>
+              <w:rPr>
+                <w:rFonts w:ascii="Cambria Math" w:hAnsi="Cambria Math"/>
+                <w:sz w:val="24"/>
+                <w:szCs w:val="24"/>
+              </w:rPr>
+              <m:t>4</m:t>
+            </m:r>
+          </m:sup>
+        </m:sSup>
+        <m:r>
+          <w:rPr>
+            <w:rFonts w:ascii="Cambria Math" w:hAnsi="Cambria Math"/>
+            <w:sz w:val="24"/>
+            <w:szCs w:val="24"/>
+          </w:rPr>
+          <m:t>-1=15</m:t>
+        </m:r>
+      </m:oMath>
+      <w:r>
+        <w:rPr>
+          <w:sz w:val="32"/>
+          <w:szCs w:val="32"/>
+          <w:cs/>
+        </w:rPr>
+        <w:t xml:space="preserve"> ชุด ระบบแก้จุดสมดุลและ SSSA ของทุกชุดจากเครือข่ายจริงของชุดนั้น ไม่ประมาณจากจำนวน GFM เพียงอย่างเดียว ผลที่ได้คือผ่านเกณฑ์ 7 จาก 15 ชุด โดยชุดที่ให้ damping margin ดีที่สุดคือชุดสองตัวที่บัส 3 และบัส 6 ซึ่งมี </w:t>
+      </w:r>
+      <m:oMath>
+        <m:r>
+          <w:rPr>
+            <w:rFonts w:ascii="Cambria Math" w:hAnsi="Cambria Math"/>
+            <w:sz w:val="24"/>
+            <w:szCs w:val="24"/>
+          </w:rPr>
+          <m:t>Ω=-0.</m:t>
+        </m:r>
+        <m:r>
+          <w:rPr>
+            <w:rFonts w:ascii="Cambria Math" w:hAnsi="Cambria Math"/>
+            <w:sz w:val="24"/>
+            <w:szCs w:val="24"/>
+          </w:rPr>
+          <m:t>56814</m:t>
+        </m:r>
+      </m:oMath>
+      <w:r>
+        <w:rPr>
+          <w:sz w:val="32"/>
+          <w:szCs w:val="32"/>
+          <w:cs/>
+        </w:rPr>
+        <w:t xml:space="preserve"> </w:t>
+      </w:r>
+      <m:oMath>
+        <m:sSup>
+          <m:sSupPr>
+            <m:ctrlPr>
+              <w:rPr>
+                <w:rFonts w:ascii="Cambria Math" w:hAnsi="Cambria Math"/>
+              </w:rPr>
+            </m:ctrlPr>
+          </m:sSupPr>
+          <m:e>
+            <m:r>
+              <m:rPr>
+                <m:nor/>
+                <w:sz w:val="24"/>
+                <w:szCs w:val="24"/>
+              </m:rPr>
+              <m:t>s</m:t>
+            </m:r>
+          </m:e>
+          <m:sup>
+            <m:r>
+              <w:rPr>
+                <w:rFonts w:ascii="Cambria Math" w:hAnsi="Cambria Math"/>
+                <w:sz w:val="24"/>
+                <w:szCs w:val="24"/>
+              </w:rPr>
+              <m:t>-1</m:t>
+            </m:r>
+          </m:sup>
+        </m:sSup>
+      </m:oMath>
+      <w:r>
+        <w:rPr>
+          <w:sz w:val="32"/>
+          <w:szCs w:val="32"/>
+          <w:cs/>
+        </w:rPr>
+        <w:t xml:space="preserve"> ในขณะที่การให้ทั้งสี่ตัวเป็น GFM ให้ </w:t>
+      </w:r>
+      <m:oMath>
+        <m:r>
+          <w:rPr>
+            <w:rFonts w:ascii="Cambria Math" w:hAnsi="Cambria Math"/>
+            <w:sz w:val="24"/>
+            <w:szCs w:val="24"/>
+          </w:rPr>
+          <m:t>Ω=-0.48291</m:t>
+        </m:r>
+      </m:oMath>
+      <w:r>
+        <w:rPr>
+          <w:sz w:val="32"/>
+          <w:szCs w:val="32"/>
+          <w:cs/>
+        </w:rPr>
+        <w:t xml:space="preserve"> </w:t>
+      </w:r>
+      <m:oMath>
+        <m:sSup>
+          <m:sSupPr>
+            <m:ctrlPr>
+              <w:rPr>
+                <w:rFonts w:ascii="Cambria Math" w:hAnsi="Cambria Math"/>
+              </w:rPr>
+            </m:ctrlPr>
+          </m:sSupPr>
+          <m:e>
+            <m:r>
+              <m:rPr>
+                <m:nor/>
+                <w:sz w:val="24"/>
+                <w:szCs w:val="24"/>
+              </m:rPr>
+              <m:t>s</m:t>
+            </m:r>
+          </m:e>
+          <m:sup>
+            <m:r>
+              <w:rPr>
+                <w:rFonts w:ascii="Cambria Math" w:hAnsi="Cambria Math"/>
+                <w:sz w:val="24"/>
+                <w:szCs w:val="24"/>
+              </w:rPr>
+              <m:t>-1</m:t>
+            </m:r>
+          </m:sup>
+        </m:sSup>
+      </m:oMath>
+      <w:r>
+        <w:rPr>
+          <w:sz w:val="32"/>
+          <w:szCs w:val="32"/>
+          <w:cs/>
+        </w:rPr>
+        <w:t xml:space="preserve"> และชุดตัวเดียวที่ดีที่สุดให้ </w:t>
+      </w:r>
+      <m:oMath>
+        <m:r>
+          <w:rPr>
+            <w:rFonts w:ascii="Cambria Math" w:hAnsi="Cambria Math"/>
+            <w:sz w:val="24"/>
+            <w:szCs w:val="24"/>
+          </w:rPr>
+          <m:t>Ω=-0.</m:t>
+        </m:r>
+        <m:r>
+          <w:rPr>
+            <w:rFonts w:ascii="Cambria Math" w:hAnsi="Cambria Math"/>
+            <w:sz w:val="24"/>
+            <w:szCs w:val="24"/>
+          </w:rPr>
+          <m:t>32801</m:t>
+        </m:r>
+      </m:oMath>
+      <w:r>
+        <w:rPr>
+          <w:sz w:val="32"/>
+          <w:szCs w:val="32"/>
+          <w:cs/>
+        </w:rPr>
+        <w:t xml:space="preserve"> </w:t>
+      </w:r>
+      <m:oMath>
+        <m:sSup>
+          <m:sSupPr>
+            <m:ctrlPr>
+              <w:rPr>
+                <w:rFonts w:ascii="Cambria Math" w:hAnsi="Cambria Math"/>
+              </w:rPr>
+            </m:ctrlPr>
+          </m:sSupPr>
+          <m:e>
+            <m:r>
+              <m:rPr>
+                <m:nor/>
+                <w:sz w:val="24"/>
+                <w:szCs w:val="24"/>
+              </m:rPr>
+              <m:t>s</m:t>
+            </m:r>
+          </m:e>
+          <m:sup>
+            <m:r>
+              <w:rPr>
+                <w:rFonts w:ascii="Cambria Math" w:hAnsi="Cambria Math"/>
+                <w:sz w:val="24"/>
+                <w:szCs w:val="24"/>
+              </w:rPr>
+              <m:t>-1</m:t>
+            </m:r>
+          </m:sup>
+        </m:sSup>
+      </m:oMath>
+      <w:r>
+        <w:rPr>
+          <w:sz w:val="32"/>
+          <w:szCs w:val="32"/>
+          <w:cs/>
+        </w:rPr>
+        <w:t xml:space="preserve"> ผลนี้แสดงว่าการเพิ่มจำนวน GFM ไม่ได้ทำให้ damping margin ดีขึ้นแบบทางเดียว ซึ่งเป็นเหตุผลที่ตารางชุด candidate ต้องคำนวณจริงทุกชุด ไม่สามารถอนุมานจากจำนวนอุปกรณ์ได้</w:t>
       </w:r>
     </w:p>
     <w:p>
@@ -11332,6 +11593,9 @@
         </w:rPr>
       </w:pPr>
       <w:r>
+        <w:rPr>
+          <w:sz w:val="32"/>
+        </w:rPr>
         <w:t>ตารางที่ 4 สรุปการคัดกรองชุดอุปกรณ์ GFM ทั้ง 15 ทางเลือกเมื่อ SG ปลดออกจากระบบ</w:t>
       </w:r>
     </w:p>
@@ -11529,7 +11793,30 @@
           </w:tcPr>
           <w:p>
             <w:r>
-              <w:t>ทุกชุดตัวเดียวผ่านการคัดกรองเชิงเส้น; ชุดที่ให้ค่า Ω ต่ำสุดคือบัส 2 ()</w:t>
+              <w:rPr>
+                <w:sz w:val="26"/>
+                <w:szCs w:val="26"/>
+                <w:cs/>
+              </w:rPr>
+              <w:t>ทุกชุดตัวเดียวผ่านการคัดกรองเชิงเส้น; ชุดที่ดีที่สุดคือบัส 2 (</w:t>
+            </w:r>
+            <m:oMath>
+              <m:r>
+                <w:rPr>
+                  <w:rFonts w:ascii="Cambria Math" w:hAnsi="Cambria Math"/>
+                  <w:sz w:val="24"/>
+                  <w:szCs w:val="24"/>
+                </w:rPr>
+                <m:t>Ω=-0.32801</m:t>
+              </m:r>
+            </m:oMath>
+            <w:r>
+              <w:rPr>
+                <w:sz w:val="26"/>
+                <w:szCs w:val="26"/>
+                <w:cs/>
+              </w:rPr>
+              <w:t>)</w:t>
             </w:r>
           </w:p>
         </w:tc>
@@ -11861,6 +12148,9 @@
         <w:jc w:val="left"/>
       </w:pPr>
       <w:r>
+        <w:rPr>
+          <w:sz w:val="32"/>
+        </w:rPr>
         <w:t>ชุดที่ผ่านเกณฑ์ไม่เป็นฟังก์ชันทางเดียวของจำนวน GFM: ชุดสามตัวไม่มีชุดใดผ่านเลย ในขณะที่ชุดสองตัวและชุดสี่ตัวผ่าน ผลนี้ทำให้การแจงนับทุกชุดเป็นสิ่งจำเป็น ไม่ใช่ทางเลือก</w:t>
       </w:r>
     </w:p>
@@ -13413,6 +13703,9 @@
         <w:jc w:val="left"/>
       </w:pPr>
       <w:r>
+        <w:rPr>
+          <w:sz w:val="32"/>
+        </w:rPr>
         <w:t>การกำหนดตำแหน่งเหตุการณ์รบกวนได้รับการจัดการอย่างแม่นยำ โดยทำการจัดขอบเขตเหตุการณ์ (Event Alignment) ให้ตรงกับรอยต่อของขั้นเวลาเชิงตัวเลข เพื่อรักษาความถูกต้องของสมการดุลกำลัง KCL และป้องกันการเกิดความไม่ต่อเนื่องเชิงตัวเลข (Numerical Discontinuity)</w:t>
       </w:r>
     </w:p>
@@ -13423,6 +13716,9 @@
         <w:jc w:val="left"/>
       </w:pPr>
       <w:r>
+        <w:rPr>
+          <w:sz w:val="32"/>
+        </w:rPr>
         <w:t>การประยุกต์ใช้วิธีปรับขนาดขั้นเวลาอัตโนมัติ (Adaptive Time-step) ให้ผลลัพธ์ทางพลวัตที่สอดคล้องกับวิธีขั้นเวลาคงที่ (Fixed Time-step) โดยสามารถรักษาความแม่นยำของวิถีการตอบสนองเชิงเวลา (Transient Trajectory) ได้อย่างถูกต้อง</w:t>
       </w:r>
     </w:p>
@@ -16357,6 +16653,9 @@
         <w:jc w:val="left"/>
       </w:pPr>
       <w:r>
+        <w:rPr>
+          <w:sz w:val="32"/>
+        </w:rPr>
         <w:t>ในโครงสร้างแบบจำลอง 17 สถานะ โหมด GFL มีตัวแปรสถานะทำงาน 10 ตัว และโหมด GFM มี 11 ตัว โดยสถานะของสาขาการควบคุมที่ไม่ได้ใช้งาน (Inactive Control Branch) จะถูกตรึงค่า (Hold) ไว้ เพื่อใช้เป็นเงื่อนไขเริ่มต้นสำหรับการถ่ายโอนสถานะ (State Transfer) ในการสลับโหมดครั้งถัดไป</w:t>
       </w:r>
     </w:p>
@@ -24296,6 +24595,9 @@
         </w:rPr>
       </w:pPr>
       <w:r>
+        <w:rPr>
+          <w:sz w:val="32"/>
+        </w:rPr>
         <w:t>ค่า Edc ถูกคำนวณจากสภาวะสมดุลของแหล่งจ่าย DC เพื่อรักษาความสอดคล้องของจุดทำงาน (Operating Point Consistency) และค่าพารามิเตอร์ของระบบควบคุมถูกตรวจสอบว่าให้ตำแหน่งโพลทางพลวัตอยู่ในระนาบเชิงซ้อนด้านซ้ายเพื่อรับประกันเสถียรภาพ</w:t>
       </w:r>
     </w:p>
@@ -25735,6 +26037,9 @@
         <w:jc w:val="left"/>
       </w:pPr>
       <w:r>
+        <w:rPr>
+          <w:sz w:val="32"/>
+        </w:rPr>
         <w:t>การลด command-delay states แบบจำลองต้นทางมี actuation delay สองแกน แต่ delay เชิงกายภาพจาก digital control ประมาณ  ms ที่  kHz ซึ่งเล็กกว่า phasor time step หลายร้อยเท่า จึงใช้ singular-perturbation reduction  เพื่อตัด fast states ที่ RMS model ไม่สามารถ resolve ได้ การลดนี้คง equilibrium และ retained-state equations เดิม แต่ลดมิติของแบบจำลองจากโครงสร้างเดิม 20 สถานะเหลือ 16 สถานะ ก่อนเพิ่ม  เป็น state ที่ 17</w:t>
       </w:r>
     </w:p>
@@ -27215,7 +27520,10 @@
         <w:jc w:val="left"/>
       </w:pPr>
       <w:r>
-        <w:t>จุดสำคัญของ GFL คือต้องอาศัยแรงดันและมุมเฟสของโครงข่ายในการซิงโครไนซ์ผ่าน PLL ดังนั้นเมื่อสูญเสีย SG และไม่มีอินเวอร์เตอร์ตัวใดทำหน้าที่สร้างโครงข่าย (GFM) ระบบจะไม่มีแหล่งอ้างอิงแรงดันและมุมเฟส (Loss of Voltage-Forming Reference) ส่งผลให้เกิดสภาวะแรงดันพังทลายและสูญเสียเสถียรภาพอย่างสมบูรณ์ตามข้อจำกัดทางกายภาพของโครงข่าย</w:t>
+        <w:rPr>
+          <w:sz w:val="32"/>
+        </w:rPr>
+        <w:t>จุดสำคัญของโหมด GFL คือต้องอาศัยแรงดันและมุมเฟสของโครงข่ายเป็นสัญญาณอ้างอิงผ่าน PLL ดังนั้นหลัง SG ถูกปลด ระบบต้องมีแหล่งกำหนดแรงดันและมุมอ้างอิงจาก IBR ที่ทำงานแบบ GFM</w:t>
       </w:r>
     </w:p>
     <w:p>
@@ -33060,6 +33368,9 @@
         <w:jc w:val="left"/>
       </w:pPr>
       <w:r>
+        <w:rPr>
+          <w:sz w:val="32"/>
+        </w:rPr>
         <w:t>เช่นเดียวกับหัวข้อที่ 7 สมการของตัวกำกับไม่มีค่าคงตัวเขียนอยู่ในสมการ ตารางที่ 7 รวบรวมระดับกระตุ้น เวลาหน่วง ฐานของดัชนี และเกณฑ์เชิงตัวเลขทั้งหมดไว้ที่เดียว ทุกค่าถูกตรึงก่อนการประเมินชุดอุปกรณ์</w:t>
       </w:r>
     </w:p>
@@ -35041,6 +35352,9 @@
         <w:jc w:val="left"/>
       </w:pPr>
       <w:r>
+        <w:rPr>
+          <w:sz w:val="32"/>
+        </w:rPr>
         <w:t>จากผลการจำลองในรูปที่ 4 และรูปที่ 5 หลัง SG1 ถูกปลดที่ 20.000 s IBR2 ทำการสลับโหมดเป็น GFM ทันทีเพื่อทำหน้าที่สร้างแรงดันและเป็นมุมอ้างอิงของเกาะ จากนั้นที่เวลา 22.089 s ดัชนีความรุนแรงกระตุ้นให้ IBR6 สลับเป็น GFM เพิ่มอีกหนึ่งเครื่อง และปลดกลับสู่โหมด GFL ที่เวลา 25.303 s เมื่อระบบเริ่มเข้าสู่สภาวะสมดุล หลังเกิดฟอลต์ที่บัส 9 ในช่วง 60.000–60.150 s การจำลองสามารถดำเนินต่อไปผ่านช่วงฟอลต์ 60.000–60.150 s และเบรกเกอร์ของ SG1 สับปิดกลับเข้าระบบที่เวลา 102.363 s ตามเกณฑ์การซิงโครไนซ์ และ IBR2 สลับคืนสู่โหมด GFL ตามเกณฑ์ความต่อเนื่องที่เวลา 116.238 s</w:t>
       </w:r>
     </w:p>
@@ -35315,6 +35629,9 @@
         <w:jc w:val="left"/>
       </w:pPr>
       <w:r>
+        <w:rPr>
+          <w:sz w:val="32"/>
+        </w:rPr>
         <w:t>การเปรียบเทียบสมรรถนะของระบบดำเนินการระหว่าง "กรณีสลับโหมด" (Adaptive GFL/GFM) และ "กรณีตรึงโหมด GFL" (Fixed GFL) ภายใต้โครงข่ายและลำดับเหตุการณ์รบกวนเดียวกันบนขอบเขตเวลา 160.000 s ทั้งนี้ กรณีตรึงโหมด GFL ทำหน้าที่เป็นกรณีวินิจฉัยเชิงเปรียบเทียบ ซึ่งจำเป็นต้องคงกรอบอ้างอิงแรงดันไว้เพื่อให้สามารถจำลองพฤติกรรมต่อไปได้หลัง SG1 ถูกปลดออก</w:t>
       </w:r>
     </w:p>
@@ -35327,9 +35644,8 @@
       <w:r>
         <w:rPr>
           <w:sz w:val="32"/>
-          <w:szCs w:val="32"/>
         </w:rPr>
-        <w:t>ผลการจำลองแสดงให้เห็นว่า ในกรณีตรึงโหมด GFL ระบบไม่สามารถรักษาระดับแรงดันและมุมอ้างอิงได้หลังสูญเสีย SG1 ในขณะที่กรณีสลับโหมด ตัวกำกับอัตโนมัติสามารถสั่งการให้ IBR สลับบทบาทเป็น GFM เพื่อสร้างแรงดันและควบคุมความถี่ของระบบเกาะได้อย่างต่อเนื่อง</w:t>
+        <w:t>ผลการจำลองเปรียบเทียบแสดงให้เห็นความแตกต่างของพฤติกรรมทางพลวัต: ในกรณีสลับโหมด ตัวกำกับอัตโนมัติสั่งการให้ IBR2 และ IBR6 เปลี่ยนบทบาทเป็น GFM เพื่อสร้างแรงดันและควบคุมความถี่ของระบบเกาะ ส่งผลให้ระบบมีความพร้อมสำหรับการต่อคืน SG1 ขณะที่ในกรณีตรึงโหมด GFL ซึ่งคงกรอบอ้างอิงไว้เพื่อการวินิจฉัยเชิงเปรียบเทียบ การตอบสนองของแรงดันและกำลังไฟฟ้ามีความผันผวนสูง และเงื่อนไขทางมุมเฟสไม่ผ่านเกณฑ์การซิงโครไนซ์ ทำให้เบรกเกอร์ของ SG1 ไม่สามารถปิดกลับเข้าระบบได้</w:t>
       </w:r>
     </w:p>
     <w:p>
@@ -35856,6 +36172,9 @@
         <w:jc w:val="left"/>
       </w:pPr>
       <w:r>
+        <w:rPr>
+          <w:sz w:val="32"/>
+        </w:rPr>
         <w:t>โดย  คือแอดมิตแตนซ์ของโหลดที่จุดทำงาน PF และ  เป็นฟังก์ชันบ่งชี้ที่มีค่า 1 เฉพาะช่วงที่เครือข่ายอยู่ในสถานะ fault พจน์  จึงคือแอดมิตแตนซ์ของ fault ที่ประทับลงบัสเดียวกัน ลำดับเหตุการณ์ชุดนี้ไม่มีการเพิ่มโหลด ตัวคูณ  จึงคงค่าตลอดการรัน และหน้าต่าง – วินาที รวมกระแส fault ไว้ตามที่เกิดขึ้นจริง การทวนสอบความถูกต้องของสภาวะเริ่มต้นกำหนดที่  คือค่าที่คำนวณย้อนได้ต้องเท่ากับข้อมูลโหลดของกรณีศึกษาและแรงดัน PF ภายใน  pu ซึ่งได้  pu,  pu และ  pu ตรงทุกหลัก ทั้งสองกรณี</w:t>
       </w:r>
     </w:p>
@@ -35866,7 +36185,10 @@
         <w:jc w:val="left"/>
       </w:pPr>
       <w:r>
-        <w:t>แผงที่ (d) แสดงความถี่ที่บัส 9 ซึ่งคำนวณจากอนุพันธ์ของมุมแรงดันบัส ในกรณีสลับโหมด ระบบสามารถรักษาระดับแรงดันและเสถียรภาพความถี่ไว้ได้ ขณะที่กรณีตรึงโหมด GFL ถูกใช้เป็นกรณีวินิจฉัย เพื่อเปรียบเทียบพฤติกรรมของโครงข่ายเมื่อไม่มีการเปลี่ยนบทบาทของอุปกรณ์ ซึ่งแสดงให้เห็นว่าการทำงานแบบ GFL เพียงอย่างเดียวโดยไม่มีแหล่งสร้างแรงดันหลัก จะไม่สามารถรองรับสภาวะการทำงานของระบบแยกตัวเป็นเกาะได้อย่างมีเสถียรภาพ</w:t>
+        <w:rPr>
+          <w:sz w:val="32"/>
+        </w:rPr>
+        <w:t>แผงที่ (d) แสดงความถี่ที่บัส 9 ซึ่งคำนวณจากอนุพันธ์ของมุมแรงดันบัสเชิงพีชคณิต ทำให้สามารถเปรียบเทียบพฤติกรรมความถี่ของทั้งสองกรณีบนตัวแปรเดียวกันได้โดยตรง</w:t>
       </w:r>
     </w:p>
     <w:p>
@@ -35969,7 +36291,10 @@
         <w:jc w:val="left"/>
       </w:pPr>
       <w:r>
-        <w:t>จากรูปที่ 8 ในช่วงระบบแยกตัวเป็นเกาะ (t = 20.000–100.000 s) การตอบสนองของแรงดัน กำลังไฟฟ้า และความถี่ที่บัส 9 ของกรณีสลับโหมดและกรณีตรึงโหมด GFL เป็นไปตามเส้นการตอบสนองที่แสดงในรูปที่ 8 โดยกรณีสลับโหมดมีระดับแรงดันและความถี่ที่พร้อมสำหรับการซิงโครไนซ์เพื่อรับ SG1 กลับเข้าระบบที่เวลา 102.363 s ขณะที่กรณีตรึงโหมด GFL มีการแกว่งของแรงดันและกำลังไฟฟ้าอย่างรุนแรงและไม่เกิดการปิดเบรกเกอร์ของ SG1</w:t>
+        <w:rPr>
+          <w:sz w:val="32"/>
+        </w:rPr>
+        <w:t>จากรูปที่ 8 ในช่วงระบบแยกตัวเป็นเกาะ (t = 20.000–100.000 s) การตอบสนองของแรงดัน กำลังไฟฟ้าจริง กำลังไฟฟ้ารีแอกทีฟ และความถี่ที่บัส 9 ของทั้งสองกรณีเป็นไปตามเส้นการตอบสนองที่แสดงในรูปที่ 8 โดยกรณีสลับโหมดสามารถควบคุมระดับแรงดันและจ่ายกำลังไฟฟ้าไปยังโหลดได้อย่างต่อเนื่อง พร้อมทั้งมีมุมเฟสที่สอดคล้องกับเกณฑ์การซิงโครไนซ์ที่เวลา 102.363 s ขณะที่กรณีตรึงโหมด GFL มีการแกว่งของแรงดันและกำลังไฟฟ้า และไม่เกิดการปิดเบรกเกอร์ของ SG1</w:t>
       </w:r>
     </w:p>
     <w:p>
@@ -35982,16 +36307,6 @@
         <w:rPr>
           <w:sz w:val="32"/>
         </w:rPr>
-        <w:t>ดังนั้น การสลับโหมดเป็น GFM อัตโนมัติช่วยรักษาเสถียรภาพแรงดันและความถี่ของโครงข่ายในช่วงที่ระบบแยกตัวเป็นเกาะ และทำให้เงื่อนไขทางมุมและแรงดันมีความพร้อมสำหรับการสับเบรกเกอร์ของ SG1 กลับเข้าระบบได้ตามเงื่อนไขการซิงโครไนซ์ที่เวลา 102.363 s</w:t>
-      </w:r>
-    </w:p>
-    <w:p>
-      <w:pPr>
-        <w:spacing w:line="320" w:lineRule="exact"/>
-        <w:ind w:firstLine="360"/>
-        <w:jc w:val="left"/>
-      </w:pPr>
-      <w:r>
         <w:t>ความถี่ที่บัส 9 ในช่วงระบบแยกตัวเป็นเกาะของทั้งสองกรณีเป็นไปตามช่วงค่าที่แสดงในรูปที่ 8(d) โดยกรณีสลับโหมดมีการควบคุมแรงดันเพื่อรองรับการจ่ายกำลังไฟฟ้าไปยังโหลด และทำให้เงื่อนไขทางมุมและแรงดันมีความพร้อมตามเกณฑ์การซิงโครไนซ์สำหรับการต่อคืน SG1 กลับเข้าระบบ</w:t>
       </w:r>
     </w:p>
@@ -36265,6 +36580,9 @@
         <w:jc w:val="left"/>
       </w:pPr>
       <w:r>
+        <w:rPr>
+          <w:sz w:val="32"/>
+        </w:rPr>
         <w:t>12. ข้อจำกัดและขอบเขตของงาน</w:t>
       </w:r>
     </w:p>
@@ -36275,10 +36593,17 @@
         <w:jc w:val="left"/>
       </w:pPr>
       <w:r>
+        <w:rPr>
+          <w:sz w:val="32"/>
+        </w:rPr>
         <w:t>แบบจำลองที่ใช้ในการศึกษานี้เป็นระบบสมดุลสามเฟสในกรอบ RMS phasor จึงไม่ครอบคลุมปรากฏการณ์ทรานเชียนต์เชิงแม่เหล็กไฟฟ้าความถี่สูง และสภาวะความไม่สมดุลของระบบไฟฟ้ากำลัง การทดสอบและผลลัพธ์ผูกกับระบบทดสอบ IEEE 14-bus และลำดับเหตุการณ์รบกวนที่กำหนดในกรณีศึกษา โดยยังไม่ได้ประเมินความสอดคล้องกับข้อกำหนดการเชื่อมต่อระบบโครงข่าย (Grid Codes) ครบทุกมิติ หรือการประยุกต์ใช้ในระบบที่มีขนาดใหญ่กว่า</w:t>
       </w:r>
     </w:p>
-    <w:p/>
+    <w:p>
+      <w:pPr>
+        <w:jc w:val="left"/>
+      </w:pPr>
+    </w:p>
     <w:p>
       <w:pPr>
         <w:keepNext/>
@@ -36298,28 +36623,52 @@
       </w:r>
     </w:p>
     <w:p>
+      <w:pPr>
+        <w:jc w:val="left"/>
+      </w:pPr>
       <w:r>
+        <w:rPr>
+          <w:sz w:val="32"/>
+        </w:rPr>
         <w:t>1.</w:t>
         <w:tab/>
         <w:t>ได้แบบจำลองอุปกรณ์ IBR สำหรับการทำงานแบบ GFL (10 สถานะ) และ GFM (11 สถานะ) ภายในอุปกรณ์ชุดเดียวกัน</w:t>
       </w:r>
     </w:p>
     <w:p>
+      <w:pPr>
+        <w:jc w:val="left"/>
+      </w:pPr>
       <w:r>
+        <w:rPr>
+          <w:sz w:val="32"/>
+        </w:rPr>
         <w:t>2.</w:t>
         <w:tab/>
         <w:t>ได้กลไกตัวกำกับอัตโนมัติสำหรับการตัดสินใจสลับโหมดตามสภาวะแรงดันและความถี่ของระบบ พร้อมการถ่ายโอนสถานะอย่างต่อเนื่อง</w:t>
       </w:r>
     </w:p>
     <w:p>
+      <w:pPr>
+        <w:jc w:val="left"/>
+      </w:pPr>
       <w:r>
+        <w:rPr>
+          <w:sz w:val="32"/>
+        </w:rPr>
         <w:t>3.</w:t>
         <w:tab/>
         <w:t>ได้ผลการทดสอบเชิงพลวัตบนระบบ IEEE 14-bus ภายใต้เหตุการณ์ปลดเครื่องกำเนิดไฟฟ้า เกิดฟอลต์ และการต่อคืนเครื่องกำเนิดไฟฟ้าซิงโครนัส</w:t>
       </w:r>
     </w:p>
     <w:p>
+      <w:pPr>
+        <w:jc w:val="left"/>
+      </w:pPr>
       <w:r>
+        <w:rPr>
+          <w:sz w:val="32"/>
+        </w:rPr>
         <w:t>4.</w:t>
         <w:tab/>
         <w:t>ได้ผลการเปรียบเทียบเชิงวิศวกรรมระหว่างกรณีสลับโหมดกับกรณีตรึงโหมด GFL เพื่อเป็นแนวทางในการศึกษาการรักษาเสถียรภาพระบบไฟฟ้ากำลัง</w:t>
@@ -36352,6 +36701,9 @@
         <w:jc w:val="left"/>
       </w:pPr>
       <w:r>
+        <w:rPr>
+          <w:sz w:val="32"/>
+        </w:rPr>
         <w:t>1.</w:t>
         <w:tab/>
         <w:t>หลังเครื่องกำเนิดไฟฟ้าซิงโครนัสหลัก (SG1) ถูกปลดออกจากระบบ หากไม่มีอินเวอร์เตอร์ตัวใดทำหน้าที่สร้างโครงข่าย (GFM) ระบบจะไม่มีแหล่งกำหนดแรงดันและมุมอ้างอิงของโครงข่าย ซึ่งเป็นข้อจำกัดทางกายภาพของการทำงานในระบบไฟฟ้ากำลัง</w:t>
@@ -36394,6 +36746,9 @@
         <w:jc w:val="left"/>
       </w:pPr>
       <w:r>
+        <w:rPr>
+          <w:sz w:val="32"/>
+        </w:rPr>
         <w:t>3.</w:t>
         <w:tab/>
         <w:t>ชุดอุปกรณ์ GFM ที่ผ่านการวิเคราะห์เสถียรภาพสัญญาณขนาดเล็ก ไม่ได้รับประกันว่าวิถีการตอบสนองแบบไม่เชิงเส้นจะไปถึงจุดสมดุลนั้นได้เสมอ เนื่องจากพฤติกรรมทรานเชียนต์และข้อจำกัดของกระแสอุปกรณ์</w:t>
@@ -36561,6 +36916,9 @@
         <w:jc w:val="left"/>
       </w:pPr>
       <w:r>
+        <w:rPr>
+          <w:sz w:val="32"/>
+        </w:rPr>
         <w:t>1.</w:t>
         <w:tab/>
         <w:t>กำหนดเกณฑ์ความปลอดภัยของมุมอ้างอิง: ตรวจสอบความพร้อมของแหล่งจ่ายที่สามารถทำหน้าที่สร้างโครงข่าย (GFM) ก่อนเกิดการแยกตัวเป็นเกาะ เพื่อป้องกันการเกิดภาวะสูญเสียเสถียรภาพทางแรงดันและมุมเฟส</w:t>
@@ -36576,6 +36934,9 @@
         <w:jc w:val="left"/>
       </w:pPr>
       <w:r>
+        <w:rPr>
+          <w:sz w:val="32"/>
+        </w:rPr>
         <w:t>2.</w:t>
         <w:tab/>
         <w:t>ใช้เวกเตอร์สถานะขนาดคงที่ 17 สถานะ คง state ของภาคกำลังไว้ กำหนดค่าเริ่มต้นให้สาขาปลายทางจากพอร์ตปลายทางเดิม และตรวจความต่อเนื่องของกระแสก่อน การสั่งการ</w:t>
@@ -36618,6 +36979,9 @@
         <w:jc w:val="left"/>
       </w:pPr>
       <w:r>
+        <w:rPr>
+          <w:sz w:val="32"/>
+        </w:rPr>
         <w:t>4.</w:t>
         <w:tab/>
         <w:t>ประยุกต์ใช้วิธีคำนวณแบบสี่เหลี่ยมคางหมูอิมพลิซิตร่วมกับการควบคุมขนาดขั้นเวลาอัตโนมัติ และการจัดตำแหน่งเหตุการณ์ให้ตรงกับขอบเขตขั้นเวลา (Event-to-Time-step Boundary Alignment) เพื่อรักษาความต่อเนื่องทางคณิตศาสตร์และเสถียรภาพเชิงตัวเลขของการจำลอง</w:t>
@@ -36704,6 +37068,9 @@
         <w:jc w:val="left"/>
       </w:pPr>
       <w:r>
+        <w:rPr>
+          <w:sz w:val="32"/>
+        </w:rPr>
         <w:t>2.</w:t>
         <w:tab/>
         <w:t>ทดสอบกรอบการคัดเลือกชุด GFM บนระบบที่ใหญ่กว่า IEEE 14-bus และมีจำนวน IBR มากกว่าสี่ตัว เพื่อประเมินการขยายขนาดของการพิจารณาชุดอุปกรณ์ทางเลือก ซึ่งเติบโตแบบเลขชี้กำลังตามจำนวนอุปกรณ์</w:t>
@@ -36719,6 +37086,9 @@
         <w:jc w:val="left"/>
       </w:pPr>
       <w:r>
+        <w:rPr>
+          <w:sz w:val="32"/>
+        </w:rPr>
         <w:t>3.</w:t>
         <w:tab/>
         <w:t>พัฒนาเกณฑ์คัดเลือกชุดอุปกรณ์ GFM ให้พิจารณาร่วมกันทั้ง damping ratio, การรองรับแรงดัน ระดับการใช้งานของคอนเวอร์เตอร์ พลังงานสำรอง และต้นทุนของการสลับโหมด แทนการใช้ damping margin เพียงตัวเดียว</w:t>

--- a/docs/source/Forming Framework for Inverter-Based Resources.docx
+++ b/docs/source/Forming Framework for Inverter-Based Resources.docx
@@ -286,13 +286,9 @@
         <w:jc w:val="left"/>
       </w:pPr>
       <w:r>
-        <w:rPr>
-          <w:sz w:val="32"/>
-          <w:szCs w:val="32"/>
-        </w:rPr>
         <w:t>1.</w:t>
         <w:tab/>
-        <w:t>ศึกษาและพัฒนาสายงานคำนวณระบบไฟฟ้ากำลังที่เชื่อมโยงการไหลของกำลัง (Power Flow: PF) และการจำลองโดเมนเวลา (Time-Domain Simulation: TS) ภายใต้โครงสร้างแบบจำลองเดียวกัน</w:t>
+        <w:t>ศึกษาและพัฒนาโครงสร้างการคำนวณระบบไฟฟ้ากำลังที่เชื่อมโยงการคำนวณการไหลของกำลัง (PF) และการจำลองในโดเมนเวลา (TS) ภายใต้แบบจำลองเดียวกัน</w:t>
       </w:r>
     </w:p>
     <w:p>
@@ -324,13 +320,9 @@
         <w:jc w:val="left"/>
       </w:pPr>
       <w:r>
-        <w:rPr>
-          <w:sz w:val="32"/>
-          <w:szCs w:val="32"/>
-        </w:rPr>
         <w:t>3.</w:t>
         <w:tab/>
-        <w:t>พัฒนากลไกกำกับอัตโนมัติ (supervisor) สำหรับตัดสินใจสลับโหมดการทำงานระหว่าง GFL และ GFM ตามสภาวะของระบบ พร้อมกลไกถ่ายโอนสถานะเพื่อรักษาความต่อเนื่องของกระแสที่จุดเชื่อมต่อ</w:t>
+        <w:t>พัฒนาตัวกำกับอัตโนมัติ (Supervisor) สำหรับสั่งเปลี่ยนโหมดระหว่าง GFL และ GFM ตามสภาวะของระบบ และกำหนดการถ่ายโอนสถานะขณะเปลี่ยนโหมด</w:t>
       </w:r>
     </w:p>
     <w:p>
@@ -391,10 +383,7 @@
         <w:jc w:val="left"/>
       </w:pPr>
       <w:r>
-        <w:rPr>
-          <w:sz w:val="32"/>
-        </w:rPr>
-        <w:t>อุปกรณ์ IBR ที่ทำงานในโหมด Grid-Following (GFL) ต้องอาศัยแรงดันและมุมเฟสของโครงข่ายเป็นสัญญาณอ้างอิงผ่านวงจร Phase-Locked Loop (PLL) ขณะที่โหมด Grid-Forming (GFM) สามารถกำหนดมุมและขนาดแรงดันอ้างอิงได้เอง จึงมีบทบาทสำคัญในการรักษาเสถียรภาพเมื่อระบบสูญเสียเครื่องกำเนิดไฟฟ้าซิงโครนัส [1]–[4] โครงงานนี้ศึกษากรอบการทำงานสำหรับการสลับโหมด GFL และ GFM โดยอัตโนมัติตามสภาวะของระบบ โดยใช้ผลการคำนวณการไหลของกำลัง จุดสมดุล และการวิเคราะห์เสถียรภาพสัญญาณขนาดเล็กประกอบการตัดสินใจ และทดสอบบนระบบ IEEE 14-bus ซึ่งประกอบด้วย SG ที่บัส 1 และ IBR จำนวน 4 เครื่องที่บัส 2, 3, 6 และ 8 ดังรูปที่ 1</w:t>
+        <w:t>แหล่งพลังงานที่เชื่อมต่อผ่านอินเวอร์เตอร์ (IBR) มีบทบาทเพิ่มขึ้นอย่างต่อเนื่องในระบบไฟฟ้ากำลัง การทำงานในโหมด Grid-Following (GFL) ต้องอาศัยแรงดันและมุมเฟสของโครงข่ายเป็นสัญญาณอ้างอิงผ่านวงจร Phase-Locked Loop (PLL) ขณะที่โหมด Grid-Forming (GFM) สามารถกำหนดขนาดแรงดันและมุมอ้างอิงได้เอง จึงมีความสำคัญต่อการรักษาเสถียรภาพเมื่อระบบสูญเสียเครื่องกำเนิดไฟฟ้าซิงโครนัส [1]–[4]</w:t>
       </w:r>
     </w:p>
     <w:p>
@@ -2829,16 +2818,8 @@
             <w:tcW w:w="6747" w:type="dxa"/>
           </w:tcPr>
           <w:p>
-            <w:pPr>
-              <w:jc w:val="left"/>
-            </w:pPr>
-            <w:r>
-              <w:rPr>
-                <w:sz w:val="32"/>
-                <w:szCs w:val="32"/>
-                <w:cs/>
-              </w:rPr>
-              <w:t>ตัวจำกัดกระแสอ้างอิงแบบวงกลม</w:t>
+            <w:r>
+              <w:t>ตัวจำกัดขนาดกระแสอ้างอิงแบบวงกลม (Circular Current Reference Limiter)</w:t>
             </w:r>
           </w:p>
         </w:tc>
@@ -2857,11 +2838,7 @@
         <w:jc w:val="left"/>
       </w:pPr>
       <w:r>
-        <w:rPr>
-          <w:sz w:val="32"/>
-          <w:szCs w:val="32"/>
-        </w:rPr>
-        <w:t>2. โครงสร้างและหลักการทำงานของสายงานคำนวณ</w:t>
+        <w:t>2. โครงสร้างและขั้นตอนการคำนวณ</w:t>
       </w:r>
     </w:p>
     <w:p>
@@ -3126,11 +3103,7 @@
         <w:jc w:val="center"/>
       </w:pPr>
       <w:r>
-        <w:rPr>
-          <w:sz w:val="32"/>
-          <w:szCs w:val="32"/>
-        </w:rPr>
-        <w:t>รูปที่ 2 โครงสร้างและสายงานคำนวณการทำงานของการสลับโหมด GFL/GFM ตั้งแต่ PF ถึง TS</w:t>
+        <w:t>รูปที่ 2 โครงสร้างและขั้นตอนการคำนวณของการสลับโหมด GFL/GFM ตั้งแต่ PF ถึง TS</w:t>
       </w:r>
     </w:p>
     <w:p>
@@ -8035,10 +8008,7 @@
         <w:jc w:val="left"/>
       </w:pPr>
       <w:r>
-        <w:rPr>
-          <w:sz w:val="32"/>
-        </w:rPr>
-        <w:t>เมื่อเบรกเกอร์ของ SG เปิด วงจรจะหยุดการจ่ายกระแสเข้าระบบ แต่ตัวแปรสถานะทางกลและฟลักซ์แม่เหล็กยังคงมีพลวัตการหมุนอิสระของโรเตอร์ (Natural Deceleration / Free Rotation) จึงสามารถตรวจสอบเงื่อนไขการซิงโครไนซ์ (Synchronism Criteria) ก่อนการสับเบรกเกอร์กลับเข้าระบบได้จริง โดยไม่มีการรีเซ็ตมุมหรือความเร็วรอบของเครื่องกำเนิดไฟฟ้าแบบฝืนสภาวะทางกายภาพ</w:t>
+        <w:t>เมื่อเบรกเกอร์ของ SG เปิด วงจรจะหยุดการจ่ายกระแสเข้าระบบ แต่ตัวแปรสถานะทางกลและฟลักซ์แม่เหล็กยังคงมีพลวัตการหมุนอิสระของโรเตอร์หลังปลดเบรกเกอร์ จึงสามารถตรวจสอบเงื่อนไขการซิงโครไนซ์ (Synchronism Criteria) ก่อนการสับเบรกเกอร์กลับเข้าระบบได้จริง โดยไม่มีการรีเซ็ตมุมหรือความเร็วรอบของเครื่องกำเนิดไฟฟ้าแบบฝืนสภาวะทางกายภาพ</w:t>
       </w:r>
     </w:p>
     <w:p>
@@ -13703,10 +13673,7 @@
         <w:jc w:val="left"/>
       </w:pPr>
       <w:r>
-        <w:rPr>
-          <w:sz w:val="32"/>
-        </w:rPr>
-        <w:t>การกำหนดตำแหน่งเหตุการณ์รบกวนได้รับการจัดการอย่างแม่นยำ โดยทำการจัดขอบเขตเหตุการณ์ (Event Alignment) ให้ตรงกับรอยต่อของขั้นเวลาเชิงตัวเลข เพื่อรักษาความถูกต้องของสมการดุลกำลัง KCL และป้องกันการเกิดความไม่ต่อเนื่องเชิงตัวเลข (Numerical Discontinuity)</w:t>
+        <w:t>กำหนดเวลาเหตุการณ์ให้ตรงกับขอบเขตขั้นเวลาของการคำนวณ เพื่อรักษาความถูกต้องของสมการดุลกำลัง KCL และลดความไม่ต่อเนื่องเชิงตัวเลข</w:t>
       </w:r>
     </w:p>
     <w:p>
@@ -16108,542 +16075,7 @@
         <w:jc w:val="left"/>
       </w:pPr>
       <w:r>
-        <w:rPr>
-          <w:sz w:val="32"/>
-          <w:szCs w:val="32"/>
-          <w:cs/>
-        </w:rPr>
-        <w:t xml:space="preserve">กลุ่ม </w:t>
-      </w:r>
-      <m:oMath>
-        <m:sSub>
-          <m:sSubPr>
-            <m:ctrlPr>
-              <w:rPr>
-                <w:rFonts w:ascii="Cambria Math" w:hAnsi="Cambria Math"/>
-                <w:sz w:val="22"/>
-                <w:szCs w:val="22"/>
-              </w:rPr>
-            </m:ctrlPr>
-          </m:sSubPr>
-          <m:e>
-            <m:r>
-              <w:rPr>
-                <w:rFonts w:ascii="Cambria Math" w:hAnsi="Cambria Math"/>
-                <w:sz w:val="24"/>
-                <w:szCs w:val="24"/>
-              </w:rPr>
-              <m:t>x</m:t>
-            </m:r>
-          </m:e>
-          <m:sub>
-            <m:r>
-              <w:rPr>
-                <w:rFonts w:ascii="Cambria Math" w:hAnsi="Cambria Math"/>
-                <w:sz w:val="24"/>
-                <w:szCs w:val="24"/>
-              </w:rPr>
-              <m:t>p</m:t>
-            </m:r>
-          </m:sub>
-        </m:sSub>
-      </m:oMath>
-      <w:r>
-        <w:rPr>
-          <w:sz w:val="32"/>
-          <w:szCs w:val="32"/>
-          <w:cs/>
-        </w:rPr>
-        <w:t xml:space="preserve"> เป็น physical plant states ที่ใช้ร่วมกันในทั้งสองโหมดและ evolve ตลอดเวลา ส่วน </w:t>
-      </w:r>
-      <m:oMath>
-        <m:sSub>
-          <m:sSubPr>
-            <m:ctrlPr>
-              <w:rPr>
-                <w:rFonts w:ascii="Cambria Math" w:hAnsi="Cambria Math"/>
-                <w:sz w:val="22"/>
-                <w:szCs w:val="22"/>
-              </w:rPr>
-            </m:ctrlPr>
-          </m:sSubPr>
-          <m:e>
-            <m:r>
-              <w:rPr>
-                <w:rFonts w:ascii="Cambria Math" w:hAnsi="Cambria Math"/>
-                <w:sz w:val="24"/>
-                <w:szCs w:val="24"/>
-              </w:rPr>
-              <m:t>x</m:t>
-            </m:r>
-          </m:e>
-          <m:sub>
-            <m:r>
-              <w:rPr>
-                <w:rFonts w:ascii="Cambria Math" w:hAnsi="Cambria Math"/>
-                <w:sz w:val="24"/>
-                <w:szCs w:val="24"/>
-              </w:rPr>
-              <m:t>GFL</m:t>
-            </m:r>
-          </m:sub>
-        </m:sSub>
-      </m:oMath>
-      <w:r>
-        <w:rPr>
-          <w:sz w:val="32"/>
-          <w:szCs w:val="32"/>
-          <w:cs/>
-        </w:rPr>
-        <w:t xml:space="preserve"> และ </w:t>
-      </w:r>
-      <m:oMath>
-        <m:sSub>
-          <m:sSubPr>
-            <m:ctrlPr>
-              <w:rPr>
-                <w:rFonts w:ascii="Cambria Math" w:hAnsi="Cambria Math"/>
-                <w:sz w:val="22"/>
-                <w:szCs w:val="22"/>
-              </w:rPr>
-            </m:ctrlPr>
-          </m:sSubPr>
-          <m:e>
-            <m:r>
-              <w:rPr>
-                <w:rFonts w:ascii="Cambria Math" w:hAnsi="Cambria Math"/>
-                <w:sz w:val="24"/>
-                <w:szCs w:val="24"/>
-              </w:rPr>
-              <m:t>x</m:t>
-            </m:r>
-          </m:e>
-          <m:sub>
-            <m:r>
-              <w:rPr>
-                <w:rFonts w:ascii="Cambria Math" w:hAnsi="Cambria Math"/>
-                <w:sz w:val="24"/>
-                <w:szCs w:val="24"/>
-              </w:rPr>
-              <m:t>GFM</m:t>
-            </m:r>
-          </m:sub>
-        </m:sSub>
-      </m:oMath>
-      <w:r>
-        <w:rPr>
-          <w:sz w:val="32"/>
-          <w:szCs w:val="32"/>
-          <w:cs/>
-        </w:rPr>
-        <w:t xml:space="preserve"> เป็น controller states คนละ branch และ </w:t>
-      </w:r>
-      <w:r>
-        <w:rPr>
-          <w:b/>
-          <w:bCs/>
-          <w:sz w:val="32"/>
-          <w:szCs w:val="32"/>
-          <w:cs/>
-        </w:rPr>
-        <w:t>ไม่ถูกใช้งานพร้อมกัน</w:t>
-      </w:r>
-      <w:r>
-        <w:rPr>
-          <w:sz w:val="32"/>
-          <w:szCs w:val="32"/>
-          <w:cs/>
-        </w:rPr>
-        <w:t xml:space="preserve">. เมื่ออุปกรณ์อยู่ในโหมด GFL จะ active เฉพาะ </w:t>
-      </w:r>
-      <m:oMath>
-        <m:sSub>
-          <m:sSubPr>
-            <m:ctrlPr>
-              <w:rPr>
-                <w:rFonts w:ascii="Cambria Math" w:hAnsi="Cambria Math"/>
-                <w:sz w:val="22"/>
-                <w:szCs w:val="22"/>
-              </w:rPr>
-            </m:ctrlPr>
-          </m:sSubPr>
-          <m:e>
-            <m:r>
-              <w:rPr>
-                <w:rFonts w:ascii="Cambria Math" w:hAnsi="Cambria Math"/>
-                <w:sz w:val="24"/>
-                <w:szCs w:val="24"/>
-              </w:rPr>
-              <m:t>x</m:t>
-            </m:r>
-          </m:e>
-          <m:sub>
-            <m:r>
-              <w:rPr>
-                <w:rFonts w:ascii="Cambria Math" w:hAnsi="Cambria Math"/>
-                <w:sz w:val="24"/>
-                <w:szCs w:val="24"/>
-              </w:rPr>
-              <m:t>p</m:t>
-            </m:r>
-          </m:sub>
-        </m:sSub>
-      </m:oMath>
-      <w:r>
-        <w:rPr>
-          <w:sz w:val="32"/>
-          <w:szCs w:val="32"/>
-          <w:cs/>
-        </w:rPr>
-        <w:t xml:space="preserve"> และ </w:t>
-      </w:r>
-      <m:oMath>
-        <m:sSub>
-          <m:sSubPr>
-            <m:ctrlPr>
-              <w:rPr>
-                <w:rFonts w:ascii="Cambria Math" w:hAnsi="Cambria Math"/>
-                <w:sz w:val="22"/>
-                <w:szCs w:val="22"/>
-              </w:rPr>
-            </m:ctrlPr>
-          </m:sSubPr>
-          <m:e>
-            <m:r>
-              <w:rPr>
-                <w:rFonts w:ascii="Cambria Math" w:hAnsi="Cambria Math"/>
-                <w:sz w:val="24"/>
-                <w:szCs w:val="24"/>
-              </w:rPr>
-              <m:t>x</m:t>
-            </m:r>
-          </m:e>
-          <m:sub>
-            <m:r>
-              <w:rPr>
-                <w:rFonts w:ascii="Cambria Math" w:hAnsi="Cambria Math"/>
-                <w:sz w:val="24"/>
-                <w:szCs w:val="24"/>
-              </w:rPr>
-              <m:t>GFL</m:t>
-            </m:r>
-          </m:sub>
-        </m:sSub>
-      </m:oMath>
-      <w:r>
-        <w:rPr>
-          <w:sz w:val="32"/>
-          <w:szCs w:val="32"/>
-          <w:cs/>
-        </w:rPr>
-        <w:t xml:space="preserve"> ขณะที่ </w:t>
-      </w:r>
-      <m:oMath>
-        <m:sSub>
-          <m:sSubPr>
-            <m:ctrlPr>
-              <w:rPr>
-                <w:rFonts w:ascii="Cambria Math" w:hAnsi="Cambria Math"/>
-                <w:sz w:val="22"/>
-                <w:szCs w:val="22"/>
-              </w:rPr>
-            </m:ctrlPr>
-          </m:sSubPr>
-          <m:e>
-            <m:r>
-              <w:rPr>
-                <w:rFonts w:ascii="Cambria Math" w:hAnsi="Cambria Math"/>
-                <w:sz w:val="24"/>
-                <w:szCs w:val="24"/>
-              </w:rPr>
-              <m:t>x</m:t>
-            </m:r>
-          </m:e>
-          <m:sub>
-            <m:r>
-              <w:rPr>
-                <w:rFonts w:ascii="Cambria Math" w:hAnsi="Cambria Math"/>
-                <w:sz w:val="24"/>
-                <w:szCs w:val="24"/>
-              </w:rPr>
-              <m:t>GFM</m:t>
-            </m:r>
-          </m:sub>
-        </m:sSub>
-      </m:oMath>
-      <w:r>
-        <w:rPr>
-          <w:sz w:val="32"/>
-          <w:szCs w:val="32"/>
-          <w:cs/>
-        </w:rPr>
-        <w:t xml:space="preserve"> ถูก hold ด้วย </w:t>
-      </w:r>
-      <m:oMath>
-        <m:sSub>
-          <m:sSubPr>
-            <m:ctrlPr>
-              <w:rPr>
-                <w:rFonts w:ascii="Cambria Math" w:hAnsi="Cambria Math"/>
-                <w:sz w:val="22"/>
-                <w:szCs w:val="22"/>
-              </w:rPr>
-            </m:ctrlPr>
-          </m:sSubPr>
-          <m:e>
-            <m:acc>
-              <m:accPr>
-                <m:chr m:val="̇"/>
-                <m:ctrlPr>
-                  <w:rPr>
-                    <w:rFonts w:ascii="Cambria Math" w:hAnsi="Cambria Math"/>
-                    <w:sz w:val="22"/>
-                    <w:szCs w:val="22"/>
-                  </w:rPr>
-                </m:ctrlPr>
-              </m:accPr>
-              <m:e>
-                <m:r>
-                  <w:rPr>
-                    <w:rFonts w:ascii="Cambria Math" w:hAnsi="Cambria Math"/>
-                    <w:sz w:val="24"/>
-                    <w:szCs w:val="24"/>
-                  </w:rPr>
-                  <m:t>x</m:t>
-                </m:r>
-              </m:e>
-            </m:acc>
-          </m:e>
-          <m:sub>
-            <m:r>
-              <w:rPr>
-                <w:rFonts w:ascii="Cambria Math" w:hAnsi="Cambria Math"/>
-                <w:sz w:val="24"/>
-                <w:szCs w:val="24"/>
-              </w:rPr>
-              <m:t>GFM</m:t>
-            </m:r>
-          </m:sub>
-        </m:sSub>
-        <m:r>
-          <w:rPr>
-            <w:rFonts w:ascii="Cambria Math" w:hAnsi="Cambria Math"/>
-            <w:sz w:val="24"/>
-            <w:szCs w:val="24"/>
-          </w:rPr>
-          <m:t>=0</m:t>
-        </m:r>
-      </m:oMath>
-      <w:r>
-        <w:rPr>
-          <w:sz w:val="32"/>
-          <w:szCs w:val="32"/>
-          <w:cs/>
-        </w:rPr>
-        <w:t xml:space="preserve">; เมื่อสลับเป็น GFM จะ active เฉพาะ </w:t>
-      </w:r>
-      <m:oMath>
-        <m:sSub>
-          <m:sSubPr>
-            <m:ctrlPr>
-              <w:rPr>
-                <w:rFonts w:ascii="Cambria Math" w:hAnsi="Cambria Math"/>
-                <w:sz w:val="22"/>
-                <w:szCs w:val="22"/>
-              </w:rPr>
-            </m:ctrlPr>
-          </m:sSubPr>
-          <m:e>
-            <m:r>
-              <w:rPr>
-                <w:rFonts w:ascii="Cambria Math" w:hAnsi="Cambria Math"/>
-                <w:sz w:val="24"/>
-                <w:szCs w:val="24"/>
-              </w:rPr>
-              <m:t>x</m:t>
-            </m:r>
-          </m:e>
-          <m:sub>
-            <m:r>
-              <w:rPr>
-                <w:rFonts w:ascii="Cambria Math" w:hAnsi="Cambria Math"/>
-                <w:sz w:val="24"/>
-                <w:szCs w:val="24"/>
-              </w:rPr>
-              <m:t>p</m:t>
-            </m:r>
-          </m:sub>
-        </m:sSub>
-      </m:oMath>
-      <w:r>
-        <w:rPr>
-          <w:sz w:val="32"/>
-          <w:szCs w:val="32"/>
-          <w:cs/>
-        </w:rPr>
-        <w:t xml:space="preserve"> และ </w:t>
-      </w:r>
-      <m:oMath>
-        <m:sSub>
-          <m:sSubPr>
-            <m:ctrlPr>
-              <w:rPr>
-                <w:rFonts w:ascii="Cambria Math" w:hAnsi="Cambria Math"/>
-                <w:sz w:val="22"/>
-                <w:szCs w:val="22"/>
-              </w:rPr>
-            </m:ctrlPr>
-          </m:sSubPr>
-          <m:e>
-            <m:r>
-              <w:rPr>
-                <w:rFonts w:ascii="Cambria Math" w:hAnsi="Cambria Math"/>
-                <w:sz w:val="24"/>
-                <w:szCs w:val="24"/>
-              </w:rPr>
-              <m:t>x</m:t>
-            </m:r>
-          </m:e>
-          <m:sub>
-            <m:r>
-              <w:rPr>
-                <w:rFonts w:ascii="Cambria Math" w:hAnsi="Cambria Math"/>
-                <w:sz w:val="24"/>
-                <w:szCs w:val="24"/>
-              </w:rPr>
-              <m:t>GFM</m:t>
-            </m:r>
-          </m:sub>
-        </m:sSub>
-      </m:oMath>
-      <w:r>
-        <w:rPr>
-          <w:sz w:val="32"/>
-          <w:szCs w:val="32"/>
-          <w:cs/>
-        </w:rPr>
-        <w:t xml:space="preserve"> ขณะที่ </w:t>
-      </w:r>
-      <m:oMath>
-        <m:sSub>
-          <m:sSubPr>
-            <m:ctrlPr>
-              <w:rPr>
-                <w:rFonts w:ascii="Cambria Math" w:hAnsi="Cambria Math"/>
-                <w:sz w:val="22"/>
-                <w:szCs w:val="22"/>
-              </w:rPr>
-            </m:ctrlPr>
-          </m:sSubPr>
-          <m:e>
-            <m:r>
-              <w:rPr>
-                <w:rFonts w:ascii="Cambria Math" w:hAnsi="Cambria Math"/>
-                <w:sz w:val="24"/>
-                <w:szCs w:val="24"/>
-              </w:rPr>
-              <m:t>x</m:t>
-            </m:r>
-          </m:e>
-          <m:sub>
-            <m:r>
-              <w:rPr>
-                <w:rFonts w:ascii="Cambria Math" w:hAnsi="Cambria Math"/>
-                <w:sz w:val="24"/>
-                <w:szCs w:val="24"/>
-              </w:rPr>
-              <m:t>GFL</m:t>
-            </m:r>
-          </m:sub>
-        </m:sSub>
-      </m:oMath>
-      <w:r>
-        <w:rPr>
-          <w:sz w:val="32"/>
-          <w:szCs w:val="32"/>
-          <w:cs/>
-        </w:rPr>
-        <w:t xml:space="preserve"> ถูก hold ด้วย </w:t>
-      </w:r>
-      <m:oMath>
-        <m:sSub>
-          <m:sSubPr>
-            <m:ctrlPr>
-              <w:rPr>
-                <w:rFonts w:ascii="Cambria Math" w:hAnsi="Cambria Math"/>
-                <w:sz w:val="22"/>
-                <w:szCs w:val="22"/>
-              </w:rPr>
-            </m:ctrlPr>
-          </m:sSubPr>
-          <m:e>
-            <m:acc>
-              <m:accPr>
-                <m:chr m:val="̇"/>
-                <m:ctrlPr>
-                  <w:rPr>
-                    <w:rFonts w:ascii="Cambria Math" w:hAnsi="Cambria Math"/>
-                    <w:sz w:val="22"/>
-                    <w:szCs w:val="22"/>
-                  </w:rPr>
-                </m:ctrlPr>
-              </m:accPr>
-              <m:e>
-                <m:r>
-                  <w:rPr>
-                    <w:rFonts w:ascii="Cambria Math" w:hAnsi="Cambria Math"/>
-                    <w:sz w:val="24"/>
-                    <w:szCs w:val="24"/>
-                  </w:rPr>
-                  <m:t>x</m:t>
-                </m:r>
-              </m:e>
-            </m:acc>
-          </m:e>
-          <m:sub>
-            <m:r>
-              <w:rPr>
-                <w:rFonts w:ascii="Cambria Math" w:hAnsi="Cambria Math"/>
-                <w:sz w:val="24"/>
-                <w:szCs w:val="24"/>
-              </w:rPr>
-              <m:t>GFL</m:t>
-            </m:r>
-          </m:sub>
-        </m:sSub>
-        <m:r>
-          <w:rPr>
-            <w:rFonts w:ascii="Cambria Math" w:hAnsi="Cambria Math"/>
-            <w:sz w:val="24"/>
-            <w:szCs w:val="24"/>
-          </w:rPr>
-          <m:t>=0</m:t>
-        </m:r>
-      </m:oMath>
-      <w:r>
-        <w:rPr>
-          <w:sz w:val="32"/>
-          <w:szCs w:val="32"/>
-          <w:cs/>
-        </w:rPr>
-        <w:t xml:space="preserve">. ดังนั้นโครงสร้างนี้เป็น </w:t>
-      </w:r>
-      <w:r>
-        <w:rPr>
-          <w:i/>
-          <w:sz w:val="32"/>
-          <w:szCs w:val="32"/>
-          <w:cs/>
-        </w:rPr>
-        <w:t>mode-switched controller</w:t>
-      </w:r>
-      <w:r>
-        <w:rPr>
-          <w:sz w:val="32"/>
-          <w:szCs w:val="32"/>
-          <w:cs/>
-        </w:rPr>
-        <w:t xml:space="preserve"> ไม่ใช่การนำ GFL และ GFM มาควบคุม converter พร้อมกัน</w:t>
+        <w:t>กลุ่ม x_p เป็นตัวแปรสถานะทางกายภาพที่ใช้ร่วมกันในทั้งสองโหมดและเปลี่ยนแปลงตามพลวัตของระบบ ส่วน x_GFL และ x_GFM เป็นตัวแปรสถานะของตัวควบคุมแต่ละโหมดซึ่งไม่ทำงานพร้อมกัน</w:t>
       </w:r>
     </w:p>
     <w:p>
@@ -17032,16 +16464,8 @@
             <w:tcW w:w="2727" w:type="dxa"/>
           </w:tcPr>
           <w:p>
-            <w:pPr>
-              <w:jc w:val="left"/>
-            </w:pPr>
-            <w:r>
-              <w:rPr>
-                <w:sz w:val="32"/>
-                <w:szCs w:val="32"/>
-                <w:cs/>
-              </w:rPr>
-              <w:t>physical AC/DC plant; ใช้ร่วมกันและ evolve ต่อเนื่อง</w:t>
+            <w:r>
+              <w:t>ภาคกายภาพ AC/DC; ใช้ร่วมกันและเปลี่ยนแปลงตามพลวัตอย่างต่อเนื่อง</w:t>
             </w:r>
           </w:p>
         </w:tc>
@@ -27520,10 +26944,7 @@
         <w:jc w:val="left"/>
       </w:pPr>
       <w:r>
-        <w:rPr>
-          <w:sz w:val="32"/>
-        </w:rPr>
-        <w:t>จุดสำคัญของโหมด GFL คือต้องอาศัยแรงดันและมุมเฟสของโครงข่ายเป็นสัญญาณอ้างอิงผ่าน PLL ดังนั้นหลัง SG ถูกปลด ระบบต้องมีแหล่งกำหนดแรงดันและมุมอ้างอิงจาก IBR ที่ทำงานแบบ GFM</w:t>
+        <w:t>จุดสำคัญของโหมด GFL คือต้องอาศัยแรงดันและมุมเฟสของโครงข่ายเป็นสัญญาณอ้างอิงผ่าน PLL ดังนั้นหลัง SG ถูกปลด ระบบต้องมีอุปกรณ์ที่ทำหน้าที่กำหนดแรงดันและมุมอ้างอิง โดยในกรณีศึกษานี้ใช้ IBR ที่ทำงานในโหมด GFM</w:t>
       </w:r>
     </w:p>
     <w:p>
@@ -36169,13 +35590,599 @@
       <w:pPr>
         <w:spacing w:line="320" w:lineRule="exact"/>
         <w:ind w:firstLine="360"/>
-        <w:jc w:val="left"/>
+        <w:jc w:val="thaiDistribute"/>
       </w:pPr>
       <w:r>
         <w:rPr>
           <w:sz w:val="32"/>
+          <w:szCs w:val="32"/>
+          <w:cs/>
         </w:rPr>
-        <w:t>โดย  คือแอดมิตแตนซ์ของโหลดที่จุดทำงาน PF และ  เป็นฟังก์ชันบ่งชี้ที่มีค่า 1 เฉพาะช่วงที่เครือข่ายอยู่ในสถานะ fault พจน์  จึงคือแอดมิตแตนซ์ของ fault ที่ประทับลงบัสเดียวกัน ลำดับเหตุการณ์ชุดนี้ไม่มีการเพิ่มโหลด ตัวคูณ  จึงคงค่าตลอดการรัน และหน้าต่าง – วินาที รวมกระแส fault ไว้ตามที่เกิดขึ้นจริง การทวนสอบความถูกต้องของสภาวะเริ่มต้นกำหนดที่  คือค่าที่คำนวณย้อนได้ต้องเท่ากับข้อมูลโหลดของกรณีศึกษาและแรงดัน PF ภายใน  pu ซึ่งได้  pu,  pu และ  pu ตรงทุกหลัก ทั้งสองกรณี</w:t>
+        <w:t xml:space="preserve">โดย </w:t>
+      </w:r>
+      <m:oMath>
+        <m:sSub>
+          <m:sSubPr>
+            <m:ctrlPr>
+              <w:rPr>
+                <w:rFonts w:ascii="Cambria Math" w:hAnsi="Cambria Math"/>
+                <w:sz w:val="24"/>
+                <w:szCs w:val="24"/>
+              </w:rPr>
+            </m:ctrlPr>
+          </m:sSubPr>
+          <m:e>
+            <m:r>
+              <w:rPr>
+                <w:rFonts w:ascii="Cambria Math" w:hAnsi="Cambria Math"/>
+                <w:sz w:val="24"/>
+                <w:szCs w:val="24"/>
+              </w:rPr>
+              <m:t>y</m:t>
+            </m:r>
+          </m:e>
+          <m:sub>
+            <m:r>
+              <w:rPr>
+                <w:rFonts w:ascii="Cambria Math" w:hAnsi="Cambria Math"/>
+                <w:sz w:val="24"/>
+                <w:szCs w:val="24"/>
+              </w:rPr>
+              <m:t>9</m:t>
+            </m:r>
+          </m:sub>
+        </m:sSub>
+        <m:r>
+          <w:rPr>
+            <w:rFonts w:ascii="Cambria Math" w:hAnsi="Cambria Math"/>
+            <w:sz w:val="24"/>
+            <w:szCs w:val="24"/>
+          </w:rPr>
+          <m:t>=</m:t>
+        </m:r>
+        <m:sSup>
+          <m:sSupPr>
+            <m:ctrlPr>
+              <w:rPr>
+                <w:rFonts w:ascii="Cambria Math" w:hAnsi="Cambria Math"/>
+                <w:sz w:val="24"/>
+                <w:szCs w:val="24"/>
+              </w:rPr>
+            </m:ctrlPr>
+          </m:sSupPr>
+          <m:e>
+            <m:sSub>
+              <m:sSubPr>
+                <m:ctrlPr>
+                  <w:rPr>
+                    <w:rFonts w:ascii="Cambria Math" w:hAnsi="Cambria Math"/>
+                    <w:sz w:val="24"/>
+                    <w:szCs w:val="24"/>
+                  </w:rPr>
+                </m:ctrlPr>
+              </m:sSubPr>
+              <m:e>
+                <m:r>
+                  <w:rPr>
+                    <w:rFonts w:ascii="Cambria Math" w:hAnsi="Cambria Math"/>
+                    <w:sz w:val="24"/>
+                    <w:szCs w:val="24"/>
+                  </w:rPr>
+                  <m:t>S</m:t>
+                </m:r>
+              </m:e>
+              <m:sub>
+                <m:r>
+                  <w:rPr>
+                    <w:rFonts w:ascii="Cambria Math" w:hAnsi="Cambria Math"/>
+                    <w:sz w:val="24"/>
+                    <w:szCs w:val="24"/>
+                  </w:rPr>
+                  <m:t>9</m:t>
+                </m:r>
+              </m:sub>
+            </m:sSub>
+          </m:e>
+          <m:sup>
+            <m:r>
+              <m:rPr>
+                <m:sty m:val="p"/>
+              </m:rPr>
+              <w:rPr>
+                <w:rFonts w:ascii="Cambria Math" w:hAnsi="Cambria Math"/>
+                <w:sz w:val="24"/>
+                <w:szCs w:val="24"/>
+              </w:rPr>
+              <m:t>pf</m:t>
+            </m:r>
+          </m:sup>
+        </m:sSup>
+        <m:r>
+          <w:rPr>
+            <w:rFonts w:ascii="Cambria Math" w:hAnsi="Cambria Math"/>
+            <w:sz w:val="24"/>
+            <w:szCs w:val="24"/>
+          </w:rPr>
+          <m:t>/</m:t>
+        </m:r>
+        <m:sSup>
+          <m:sSupPr>
+            <m:ctrlPr>
+              <w:rPr>
+                <w:rFonts w:ascii="Cambria Math" w:hAnsi="Cambria Math"/>
+                <w:sz w:val="24"/>
+                <w:szCs w:val="24"/>
+              </w:rPr>
+            </m:ctrlPr>
+          </m:sSupPr>
+          <m:e>
+            <m:d>
+              <m:dPr>
+                <m:begChr m:val="|"/>
+                <m:endChr m:val="|"/>
+                <m:ctrlPr>
+                  <w:rPr>
+                    <w:rFonts w:ascii="Cambria Math" w:hAnsi="Cambria Math"/>
+                    <w:sz w:val="24"/>
+                    <w:szCs w:val="24"/>
+                  </w:rPr>
+                </m:ctrlPr>
+              </m:dPr>
+              <m:e>
+                <m:sSup>
+                  <m:sSupPr>
+                    <m:ctrlPr>
+                      <w:rPr>
+                        <w:rFonts w:ascii="Cambria Math" w:hAnsi="Cambria Math"/>
+                        <w:sz w:val="24"/>
+                        <w:szCs w:val="24"/>
+                      </w:rPr>
+                    </m:ctrlPr>
+                  </m:sSupPr>
+                  <m:e>
+                    <m:sSub>
+                      <m:sSubPr>
+                        <m:ctrlPr>
+                          <w:rPr>
+                            <w:rFonts w:ascii="Cambria Math" w:hAnsi="Cambria Math"/>
+                            <w:sz w:val="24"/>
+                            <w:szCs w:val="24"/>
+                          </w:rPr>
+                        </m:ctrlPr>
+                      </m:sSubPr>
+                      <m:e>
+                        <m:r>
+                          <w:rPr>
+                            <w:rFonts w:ascii="Cambria Math" w:hAnsi="Cambria Math"/>
+                            <w:sz w:val="24"/>
+                            <w:szCs w:val="24"/>
+                          </w:rPr>
+                          <m:t>V</m:t>
+                        </m:r>
+                      </m:e>
+                      <m:sub>
+                        <m:r>
+                          <w:rPr>
+                            <w:rFonts w:ascii="Cambria Math" w:hAnsi="Cambria Math"/>
+                            <w:sz w:val="24"/>
+                            <w:szCs w:val="24"/>
+                          </w:rPr>
+                          <m:t>9</m:t>
+                        </m:r>
+                      </m:sub>
+                    </m:sSub>
+                  </m:e>
+                  <m:sup>
+                    <m:r>
+                      <m:rPr>
+                        <m:sty m:val="p"/>
+                      </m:rPr>
+                      <w:rPr>
+                        <w:rFonts w:ascii="Cambria Math" w:hAnsi="Cambria Math"/>
+                        <w:sz w:val="24"/>
+                        <w:szCs w:val="24"/>
+                      </w:rPr>
+                      <m:t>pf</m:t>
+                    </m:r>
+                  </m:sup>
+                </m:sSup>
+              </m:e>
+            </m:d>
+          </m:e>
+          <m:sup>
+            <m:r>
+              <w:rPr>
+                <w:rFonts w:ascii="Cambria Math" w:hAnsi="Cambria Math"/>
+                <w:sz w:val="24"/>
+                <w:szCs w:val="24"/>
+              </w:rPr>
+              <m:t>2</m:t>
+            </m:r>
+          </m:sup>
+        </m:sSup>
+      </m:oMath>
+      <w:r>
+        <w:rPr>
+          <w:sz w:val="32"/>
+          <w:szCs w:val="32"/>
+          <w:cs/>
+        </w:rPr>
+        <w:t xml:space="preserve"> คือแอดมิตแตนซ์ของโหลดที่จุดทำงาน PF และ </w:t>
+      </w:r>
+      <m:oMath>
+        <m:sSub>
+          <m:sSubPr>
+            <m:ctrlPr>
+              <w:rPr>
+                <w:rFonts w:ascii="Cambria Math" w:hAnsi="Cambria Math"/>
+                <w:sz w:val="24"/>
+                <w:szCs w:val="24"/>
+              </w:rPr>
+            </m:ctrlPr>
+          </m:sSubPr>
+          <m:e>
+            <m:r>
+              <w:rPr>
+                <w:rFonts w:ascii="Cambria Math" w:hAnsi="Cambria Math"/>
+                <w:sz w:val="24"/>
+                <w:szCs w:val="24"/>
+              </w:rPr>
+              <m:t>χ</m:t>
+            </m:r>
+          </m:e>
+          <m:sub>
+            <m:r>
+              <w:rPr>
+                <w:rFonts w:ascii="Cambria Math" w:hAnsi="Cambria Math"/>
+                <w:sz w:val="24"/>
+                <w:szCs w:val="24"/>
+              </w:rPr>
+              <m:t>f</m:t>
+            </m:r>
+          </m:sub>
+        </m:sSub>
+      </m:oMath>
+      <w:r>
+        <w:rPr>
+          <w:sz w:val="32"/>
+          <w:szCs w:val="32"/>
+          <w:cs/>
+        </w:rPr>
+        <w:t xml:space="preserve"> เป็นฟังก์ชันบ่งชี้ที่มีค่า 1 เฉพาะช่วงที่เครือข่ายอยู่ในสถานะ fault พจน์ </w:t>
+      </w:r>
+      <m:oMath>
+        <m:sSub>
+          <m:sSubPr>
+            <m:ctrlPr>
+              <w:rPr>
+                <w:rFonts w:ascii="Cambria Math" w:hAnsi="Cambria Math"/>
+                <w:sz w:val="24"/>
+                <w:szCs w:val="24"/>
+              </w:rPr>
+            </m:ctrlPr>
+          </m:sSubPr>
+          <m:e>
+            <m:r>
+              <w:rPr>
+                <w:rFonts w:ascii="Cambria Math" w:hAnsi="Cambria Math"/>
+                <w:sz w:val="24"/>
+                <w:szCs w:val="24"/>
+              </w:rPr>
+              <m:t>χ</m:t>
+            </m:r>
+          </m:e>
+          <m:sub>
+            <m:r>
+              <w:rPr>
+                <w:rFonts w:ascii="Cambria Math" w:hAnsi="Cambria Math"/>
+                <w:sz w:val="24"/>
+                <w:szCs w:val="24"/>
+              </w:rPr>
+              <m:t>f</m:t>
+            </m:r>
+          </m:sub>
+        </m:sSub>
+        <m:r>
+          <w:rPr>
+            <w:rFonts w:ascii="Cambria Math" w:hAnsi="Cambria Math"/>
+            <w:sz w:val="24"/>
+            <w:szCs w:val="24"/>
+          </w:rPr>
+          <m:t>/</m:t>
+        </m:r>
+        <m:sSub>
+          <m:sSubPr>
+            <m:ctrlPr>
+              <w:rPr>
+                <w:rFonts w:ascii="Cambria Math" w:hAnsi="Cambria Math"/>
+                <w:sz w:val="24"/>
+                <w:szCs w:val="24"/>
+              </w:rPr>
+            </m:ctrlPr>
+          </m:sSubPr>
+          <m:e>
+            <m:r>
+              <w:rPr>
+                <w:rFonts w:ascii="Cambria Math" w:hAnsi="Cambria Math"/>
+                <w:sz w:val="24"/>
+                <w:szCs w:val="24"/>
+              </w:rPr>
+              <m:t>Z</m:t>
+            </m:r>
+          </m:e>
+          <m:sub>
+            <m:r>
+              <w:rPr>
+                <w:rFonts w:ascii="Cambria Math" w:hAnsi="Cambria Math"/>
+                <w:sz w:val="24"/>
+                <w:szCs w:val="24"/>
+              </w:rPr>
+              <m:t>f</m:t>
+            </m:r>
+          </m:sub>
+        </m:sSub>
+      </m:oMath>
+      <w:r>
+        <w:rPr>
+          <w:sz w:val="32"/>
+          <w:szCs w:val="32"/>
+          <w:cs/>
+        </w:rPr>
+        <w:t xml:space="preserve"> จึงคือแอดมิตแตนซ์ของ fault ที่ประทับลงบัสเดียวกัน ลำดับเหตุการณ์ชุดนี้ไม่มีการเพิ่มโหลด ตัวคูณ </w:t>
+      </w:r>
+      <m:oMath>
+        <m:r>
+          <w:rPr>
+            <w:rFonts w:ascii="Cambria Math" w:hAnsi="Cambria Math"/>
+            <w:sz w:val="24"/>
+            <w:szCs w:val="24"/>
+          </w:rPr>
+          <m:t>m(t)=1</m:t>
+        </m:r>
+      </m:oMath>
+      <w:r>
+        <w:rPr>
+          <w:sz w:val="32"/>
+          <w:szCs w:val="32"/>
+          <w:cs/>
+        </w:rPr>
+        <w:t xml:space="preserve"> จึงคงค่าตลอดการรัน และหน้าต่าง </w:t>
+      </w:r>
+      <m:oMath>
+        <m:r>
+          <w:rPr>
+            <w:rFonts w:ascii="Cambria Math" w:hAnsi="Cambria Math"/>
+            <w:sz w:val="24"/>
+            <w:szCs w:val="24"/>
+          </w:rPr>
+          <m:t>60.</m:t>
+        </m:r>
+        <m:r>
+          <w:rPr>
+            <w:rFonts w:ascii="Cambria Math" w:hAnsi="Cambria Math"/>
+            <w:sz w:val="22"/>
+            <w:szCs w:val="22"/>
+          </w:rPr>
+          <m:t>000</m:t>
+        </m:r>
+      </m:oMath>
+      <w:r>
+        <w:rPr>
+          <w:sz w:val="32"/>
+          <w:szCs w:val="32"/>
+          <w:cs/>
+        </w:rPr>
+        <w:t>–</w:t>
+      </w:r>
+      <m:oMath>
+        <m:r>
+          <w:rPr>
+            <w:rFonts w:ascii="Cambria Math" w:hAnsi="Cambria Math"/>
+            <w:sz w:val="22"/>
+            <w:szCs w:val="22"/>
+          </w:rPr>
+          <m:t>60</m:t>
+        </m:r>
+        <m:r>
+          <w:rPr>
+            <w:rFonts w:ascii="Cambria Math" w:hAnsi="Cambria Math"/>
+            <w:sz w:val="24"/>
+            <w:szCs w:val="24"/>
+          </w:rPr>
+          <m:t>.150</m:t>
+        </m:r>
+      </m:oMath>
+      <w:r>
+        <w:rPr>
+          <w:sz w:val="32"/>
+          <w:szCs w:val="32"/>
+          <w:cs/>
+        </w:rPr>
+        <w:t xml:space="preserve"> วินาที รวมกระแส fault ไว้ตามที่เกิดขึ้นจริง การตรวจสอบความถูกต้องของสมการนี้อยู่ที่ </w:t>
+      </w:r>
+      <m:oMath>
+        <m:r>
+          <w:rPr>
+            <w:rFonts w:ascii="Cambria Math" w:hAnsi="Cambria Math"/>
+            <w:sz w:val="24"/>
+            <w:szCs w:val="24"/>
+          </w:rPr>
+          <m:t>t=0</m:t>
+        </m:r>
+      </m:oMath>
+      <w:r>
+        <w:rPr>
+          <w:sz w:val="32"/>
+          <w:szCs w:val="32"/>
+          <w:cs/>
+        </w:rPr>
+        <w:t xml:space="preserve"> คือค่าที่คำนวณย้อนได้ต้องเท่ากับข้อมูลโหลดของกรณีศึกษาและแรงดัน PF ภายใน </w:t>
+      </w:r>
+      <m:oMath>
+        <m:r>
+          <w:rPr>
+            <w:rFonts w:ascii="Cambria Math" w:hAnsi="Cambria Math"/>
+            <w:sz w:val="24"/>
+            <w:szCs w:val="24"/>
+          </w:rPr>
+          <w:lastRenderedPageBreak/>
+          <m:t>1</m:t>
+        </m:r>
+        <m:sSup>
+          <m:sSupPr>
+            <m:ctrlPr>
+              <w:rPr>
+                <w:rFonts w:ascii="Cambria Math" w:hAnsi="Cambria Math"/>
+                <w:sz w:val="24"/>
+                <w:szCs w:val="24"/>
+              </w:rPr>
+            </m:ctrlPr>
+          </m:sSupPr>
+          <m:e>
+            <m:r>
+              <w:rPr>
+                <w:rFonts w:ascii="Cambria Math" w:hAnsi="Cambria Math"/>
+                <w:sz w:val="24"/>
+                <w:szCs w:val="24"/>
+              </w:rPr>
+              <m:t>0</m:t>
+            </m:r>
+          </m:e>
+          <m:sup>
+            <m:r>
+              <w:rPr>
+                <w:rFonts w:ascii="Cambria Math" w:hAnsi="Cambria Math"/>
+                <w:sz w:val="24"/>
+                <w:szCs w:val="24"/>
+              </w:rPr>
+              <m:t>-9</m:t>
+            </m:r>
+          </m:sup>
+        </m:sSup>
+      </m:oMath>
+      <w:r>
+        <w:rPr>
+          <w:sz w:val="32"/>
+          <w:szCs w:val="32"/>
+          <w:cs/>
+        </w:rPr>
+        <w:t xml:space="preserve"> pu ซึ่งได้ </w:t>
+      </w:r>
+      <m:oMath>
+        <m:r>
+          <w:rPr>
+            <w:rFonts w:ascii="Cambria Math" w:hAnsi="Cambria Math"/>
+            <w:sz w:val="24"/>
+            <w:szCs w:val="24"/>
+          </w:rPr>
+          <m:t>P=0.</m:t>
+        </m:r>
+        <m:r>
+          <w:rPr>
+            <w:rFonts w:ascii="Cambria Math" w:hAnsi="Cambria Math"/>
+            <w:sz w:val="22"/>
+            <w:szCs w:val="22"/>
+          </w:rPr>
+          <m:t>295000</m:t>
+        </m:r>
+      </m:oMath>
+      <w:r>
+        <w:rPr>
+          <w:sz w:val="32"/>
+          <w:szCs w:val="32"/>
+          <w:cs/>
+        </w:rPr>
+        <w:t xml:space="preserve"> pu, </w:t>
+      </w:r>
+      <m:oMath>
+        <m:r>
+          <w:rPr>
+            <w:rFonts w:ascii="Cambria Math" w:hAnsi="Cambria Math"/>
+            <w:sz w:val="24"/>
+            <w:szCs w:val="24"/>
+          </w:rPr>
+          <m:t>Q=0.</m:t>
+        </m:r>
+        <m:r>
+          <w:rPr>
+            <w:rFonts w:ascii="Cambria Math" w:hAnsi="Cambria Math"/>
+            <w:sz w:val="22"/>
+            <w:szCs w:val="22"/>
+          </w:rPr>
+          <m:t>166000</m:t>
+        </m:r>
+      </m:oMath>
+      <w:r>
+        <w:rPr>
+          <w:sz w:val="32"/>
+          <w:szCs w:val="32"/>
+          <w:cs/>
+        </w:rPr>
+        <w:t xml:space="preserve"> pu และ </w:t>
+      </w:r>
+      <m:oMath>
+        <m:d>
+          <m:dPr>
+            <m:begChr m:val="|"/>
+            <m:endChr m:val="|"/>
+            <m:ctrlPr>
+              <w:rPr>
+                <w:rFonts w:ascii="Cambria Math" w:hAnsi="Cambria Math"/>
+                <w:sz w:val="24"/>
+                <w:szCs w:val="24"/>
+              </w:rPr>
+            </m:ctrlPr>
+          </m:dPr>
+          <m:e>
+            <m:sSub>
+              <m:sSubPr>
+                <m:ctrlPr>
+                  <w:rPr>
+                    <w:rFonts w:ascii="Cambria Math" w:hAnsi="Cambria Math"/>
+                    <w:sz w:val="24"/>
+                    <w:szCs w:val="24"/>
+                  </w:rPr>
+                </m:ctrlPr>
+              </m:sSubPr>
+              <m:e>
+                <m:r>
+                  <w:rPr>
+                    <w:rFonts w:ascii="Cambria Math" w:hAnsi="Cambria Math"/>
+                    <w:sz w:val="24"/>
+                    <w:szCs w:val="24"/>
+                  </w:rPr>
+                  <m:t>V</m:t>
+                </m:r>
+              </m:e>
+              <m:sub>
+                <m:r>
+                  <w:rPr>
+                    <w:rFonts w:ascii="Cambria Math" w:hAnsi="Cambria Math"/>
+                    <w:sz w:val="24"/>
+                    <w:szCs w:val="24"/>
+                  </w:rPr>
+                  <m:t>9</m:t>
+                </m:r>
+              </m:sub>
+            </m:sSub>
+          </m:e>
+        </m:d>
+        <m:r>
+          <w:rPr>
+            <w:rFonts w:ascii="Cambria Math" w:hAnsi="Cambria Math"/>
+            <w:sz w:val="24"/>
+            <w:szCs w:val="24"/>
+          </w:rPr>
+          <m:t>=1.021934</m:t>
+        </m:r>
+      </m:oMath>
+      <w:r>
+        <w:rPr>
+          <w:sz w:val="32"/>
+          <w:szCs w:val="32"/>
+          <w:cs/>
+        </w:rPr>
+        <w:t xml:space="preserve"> pu ตรงทุกหลัก ทั้งสองกรณี</w:t>
       </w:r>
     </w:p>
     <w:p>
@@ -36372,14 +36379,8 @@
             <w:tcW w:type="dxa" w:w="2769"/>
           </w:tcPr>
           <w:p>
-            <w:pPr>
-              <w:jc w:val="center"/>
-            </w:pPr>
-            <w:r>
-              <w:rPr>
-                <w:sz w:val="32"/>
-              </w:rPr>
-              <w:t>ผลสัมฤทธิ์</w:t>
+            <w:r>
+              <w:t>ผลที่ได้</w:t>
             </w:r>
           </w:p>
         </w:tc>
@@ -36394,10 +36395,7 @@
               <w:jc w:val="left"/>
             </w:pPr>
             <w:r>
-              <w:rPr>
-                <w:sz w:val="32"/>
-              </w:rPr>
-              <w:t>สายงานคำนวณ PF–TS</w:t>
+              <w:t>โครงสร้างการคำนวณ PF–TS</w:t>
             </w:r>
           </w:p>
         </w:tc>
@@ -36719,21 +36717,9 @@
         <w:jc w:val="left"/>
       </w:pPr>
       <w:r>
-        <w:rPr>
-          <w:sz w:val="32"/>
-          <w:szCs w:val="32"/>
-          <w:cs/>
-        </w:rPr>
         <w:t>2.</w:t>
-      </w:r>
-      <w:r>
-        <w:rPr>
-          <w:sz w:val="32"/>
-          <w:szCs w:val="32"/>
-          <w:cs/>
-        </w:rPr>
         <w:tab/>
-        <w:t>การสลับโหมดทำให้บทบาทของ controller state เปลี่ยนไป หากแผนที่ถ่ายโอน state ไม่ถูกต้องจะเกิดการกระโดดของกระแสที่จุดเชื่อมต่อ และทำให้ตัวแก้ Newton ในขั้นเวลาถัดไปไม่ลู่เข้า</w:t>
+        <w:t>การสลับโหมดทำให้บทบาทของ controller state เปลี่ยนไป หากกลไกการถ่ายโอนสถานะ (State Transfer Mechanism) ไม่ถูกต้องจะเกิดการกระโดดของกระแสที่จุดเชื่อมต่อ และทำให้ตัวแก้ Newton ในขั้นเวลาถัดไปไม่ลู่เข้า</w:t>
       </w:r>
     </w:p>
     <w:p>
@@ -36979,12 +36965,7 @@
         <w:jc w:val="left"/>
       </w:pPr>
       <w:r>
-        <w:rPr>
-          <w:sz w:val="32"/>
-        </w:rPr>
-        <w:t>4.</w:t>
-        <w:tab/>
-        <w:t>ประยุกต์ใช้วิธีคำนวณแบบสี่เหลี่ยมคางหมูอิมพลิซิตร่วมกับการควบคุมขนาดขั้นเวลาอัตโนมัติ และการจัดตำแหน่งเหตุการณ์ให้ตรงกับขอบเขตขั้นเวลา (Event-to-Time-step Boundary Alignment) เพื่อรักษาความต่อเนื่องทางคณิตศาสตร์และเสถียรภาพเชิงตัวเลขของการจำลอง</w:t>
+        <w:t>กำหนดเวลาเหตุการณ์ให้ตรงกับขอบเขตขั้นเวลาของการคำนวณ เพื่อรักษาความต่อเนื่องทางคณิตศาสตร์และเสถียรภาพเชิงตัวเลขของการจำลอง</w:t>
       </w:r>
     </w:p>
     <w:p>

--- a/docs/source/Forming Framework for Inverter-Based Resources.docx
+++ b/docs/source/Forming Framework for Inverter-Based Resources.docx
@@ -1302,13 +1302,6 @@
         </w:rPr>
       </w:pPr>
       <w:r>
-        <w:rPr>
-          <w:b/>
-          <w:bCs/>
-          <w:sz w:val="32"/>
-          <w:szCs w:val="32"/>
-          <w:cs/>
-        </w:rPr>
         <w:t>1. ขอบเขตของงาน ที่มาของข้อมูล</w:t>
       </w:r>
     </w:p>
@@ -1557,415 +1550,9 @@
         <w:spacing w:before="60" w:line="320" w:lineRule="exact"/>
         <w:ind w:firstLine="360"/>
       </w:pPr>
-      <w:proofErr w:type="spellStart"/>
-      <w:r>
-        <w:rPr>
-          <w:sz w:val="32"/>
-          <w:szCs w:val="32"/>
-        </w:rPr>
-        <w:t>ที่มาของข้อมูลนำเข้า</w:t>
-      </w:r>
-      <w:proofErr w:type="spellEnd"/>
-      <w:r>
-        <w:rPr>
-          <w:sz w:val="32"/>
-          <w:szCs w:val="32"/>
-        </w:rPr>
-        <w:t xml:space="preserve">  </w:t>
-      </w:r>
-      <w:proofErr w:type="spellStart"/>
-      <w:r>
-        <w:rPr>
-          <w:sz w:val="32"/>
-          <w:szCs w:val="32"/>
-        </w:rPr>
-        <w:t>ข้อมูลเครือข่าย</w:t>
-      </w:r>
-      <w:proofErr w:type="spellEnd"/>
-      <w:r>
-        <w:rPr>
-          <w:sz w:val="32"/>
-          <w:szCs w:val="32"/>
-        </w:rPr>
-        <w:t xml:space="preserve"> </w:t>
-      </w:r>
-      <w:proofErr w:type="spellStart"/>
-      <w:r>
-        <w:rPr>
-          <w:sz w:val="32"/>
-          <w:szCs w:val="32"/>
-        </w:rPr>
-        <w:t>พิกัดสายส่ง</w:t>
-      </w:r>
-      <w:proofErr w:type="spellEnd"/>
-      <w:r>
-        <w:rPr>
-          <w:sz w:val="32"/>
-          <w:szCs w:val="32"/>
-        </w:rPr>
-        <w:t xml:space="preserve"> </w:t>
-      </w:r>
-      <w:proofErr w:type="spellStart"/>
-      <w:r>
-        <w:rPr>
-          <w:sz w:val="32"/>
-          <w:szCs w:val="32"/>
-        </w:rPr>
-        <w:t>หม้อแปลงที่มีแท็ป</w:t>
-      </w:r>
-      <w:proofErr w:type="spellEnd"/>
-      <w:r>
-        <w:rPr>
-          <w:sz w:val="32"/>
-          <w:szCs w:val="32"/>
-        </w:rPr>
-        <w:t xml:space="preserve"> </w:t>
-      </w:r>
-      <w:proofErr w:type="spellStart"/>
-      <w:r>
-        <w:rPr>
-          <w:sz w:val="32"/>
-          <w:szCs w:val="32"/>
-        </w:rPr>
-        <w:t>และตารางโหลดใช้กรณีทดสอบ</w:t>
-      </w:r>
-      <w:proofErr w:type="spellEnd"/>
-      <w:r>
-        <w:rPr>
-          <w:sz w:val="32"/>
-          <w:szCs w:val="32"/>
-        </w:rPr>
-        <w:t xml:space="preserve"> IEEE 14-bus </w:t>
-      </w:r>
-      <w:proofErr w:type="spellStart"/>
-      <w:r>
-        <w:rPr>
-          <w:sz w:val="32"/>
-          <w:szCs w:val="32"/>
-        </w:rPr>
-        <w:t>ในรูปแบบ</w:t>
-      </w:r>
-      <w:proofErr w:type="spellEnd"/>
-      <w:r>
-        <w:rPr>
-          <w:sz w:val="32"/>
-          <w:szCs w:val="32"/>
-        </w:rPr>
-        <w:t xml:space="preserve"> IEEE Common Data Format </w:t>
-      </w:r>
-      <w:proofErr w:type="spellStart"/>
-      <w:r>
-        <w:rPr>
-          <w:sz w:val="32"/>
-          <w:szCs w:val="32"/>
-        </w:rPr>
-        <w:t>ตามที่เผยแพร่ในชุด</w:t>
-      </w:r>
-      <w:proofErr w:type="spellEnd"/>
-      <w:r>
-        <w:rPr>
-          <w:sz w:val="32"/>
-          <w:szCs w:val="32"/>
-        </w:rPr>
-        <w:t xml:space="preserve"> MATPOWER [5] </w:t>
-      </w:r>
-      <w:proofErr w:type="spellStart"/>
-      <w:r>
-        <w:rPr>
-          <w:sz w:val="32"/>
-          <w:szCs w:val="32"/>
-        </w:rPr>
-        <w:t>พลวัตของ</w:t>
-      </w:r>
-      <w:proofErr w:type="spellEnd"/>
-      <w:r>
-        <w:rPr>
-          <w:sz w:val="32"/>
-          <w:szCs w:val="32"/>
-        </w:rPr>
-        <w:t xml:space="preserve"> SG </w:t>
-      </w:r>
-      <w:proofErr w:type="spellStart"/>
-      <w:r>
-        <w:rPr>
-          <w:sz w:val="32"/>
-          <w:szCs w:val="32"/>
-        </w:rPr>
-        <w:t>ใช้ค่าจากรายงานทางเทคนิคของ</w:t>
-      </w:r>
-      <w:proofErr w:type="spellEnd"/>
-      <w:r>
-        <w:rPr>
-          <w:sz w:val="32"/>
-          <w:szCs w:val="32"/>
-        </w:rPr>
-        <w:t xml:space="preserve"> Kodsi </w:t>
-      </w:r>
-      <w:proofErr w:type="spellStart"/>
-      <w:r>
-        <w:rPr>
-          <w:sz w:val="32"/>
-          <w:szCs w:val="32"/>
-        </w:rPr>
-        <w:t>และ</w:t>
-      </w:r>
-      <w:proofErr w:type="spellEnd"/>
-      <w:r>
-        <w:rPr>
-          <w:sz w:val="32"/>
-          <w:szCs w:val="32"/>
-        </w:rPr>
-        <w:t xml:space="preserve"> Cañizares [6] </w:t>
-      </w:r>
-      <w:proofErr w:type="spellStart"/>
-      <w:r>
-        <w:rPr>
-          <w:sz w:val="32"/>
-          <w:szCs w:val="32"/>
-        </w:rPr>
-        <w:t>โดยแปลงฐานจากฐานเครื่องมาเป็นฐานระบบ</w:t>
-      </w:r>
-      <w:proofErr w:type="spellEnd"/>
-      <w:r>
-        <w:rPr>
-          <w:sz w:val="32"/>
-          <w:szCs w:val="32"/>
-        </w:rPr>
-        <w:t xml:space="preserve"> </w:t>
-      </w:r>
-      <w:proofErr w:type="spellStart"/>
-      <w:r>
-        <w:rPr>
-          <w:sz w:val="32"/>
-          <w:szCs w:val="32"/>
-        </w:rPr>
-        <w:t>ส่วนโครงสร้างของ</w:t>
-      </w:r>
-      <w:proofErr w:type="spellEnd"/>
-      <w:r>
-        <w:rPr>
-          <w:sz w:val="32"/>
-          <w:szCs w:val="32"/>
-        </w:rPr>
-        <w:t xml:space="preserve"> IBR </w:t>
-      </w:r>
-      <w:proofErr w:type="spellStart"/>
-      <w:r>
-        <w:rPr>
-          <w:sz w:val="32"/>
-          <w:szCs w:val="32"/>
-        </w:rPr>
-        <w:t>สองโหมดประกอบขึ้นจากบล็อกมาตรฐานในเอกสารอ้างอิง</w:t>
-      </w:r>
-      <w:proofErr w:type="spellEnd"/>
-      <w:r>
-        <w:rPr>
-          <w:sz w:val="32"/>
-          <w:szCs w:val="32"/>
-        </w:rPr>
-        <w:t xml:space="preserve"> </w:t>
-      </w:r>
-      <w:proofErr w:type="spellStart"/>
-      <w:r>
-        <w:rPr>
-          <w:sz w:val="32"/>
-          <w:szCs w:val="32"/>
-        </w:rPr>
-        <w:t>คือวงควบคุมกระแสและ</w:t>
-      </w:r>
-      <w:proofErr w:type="spellEnd"/>
-      <w:r>
-        <w:rPr>
-          <w:sz w:val="32"/>
-          <w:szCs w:val="32"/>
-        </w:rPr>
-        <w:t xml:space="preserve"> PLL </w:t>
-      </w:r>
-      <w:proofErr w:type="spellStart"/>
-      <w:r>
-        <w:rPr>
-          <w:sz w:val="32"/>
-          <w:szCs w:val="32"/>
-        </w:rPr>
-        <w:t>ตาม</w:t>
-      </w:r>
-      <w:proofErr w:type="spellEnd"/>
-      <w:r>
-        <w:rPr>
-          <w:sz w:val="32"/>
-          <w:szCs w:val="32"/>
-        </w:rPr>
-        <w:t xml:space="preserve"> Yazdani </w:t>
-      </w:r>
-      <w:proofErr w:type="spellStart"/>
-      <w:r>
-        <w:rPr>
-          <w:sz w:val="32"/>
-          <w:szCs w:val="32"/>
-        </w:rPr>
-        <w:t>และ</w:t>
-      </w:r>
-      <w:proofErr w:type="spellEnd"/>
-      <w:r>
-        <w:rPr>
-          <w:sz w:val="32"/>
-          <w:szCs w:val="32"/>
-        </w:rPr>
-        <w:t xml:space="preserve"> Iravani [7] </w:t>
-      </w:r>
-      <w:proofErr w:type="spellStart"/>
-      <w:r>
-        <w:rPr>
-          <w:sz w:val="32"/>
-          <w:szCs w:val="32"/>
-        </w:rPr>
-        <w:t>กับ</w:t>
-      </w:r>
-      <w:proofErr w:type="spellEnd"/>
-      <w:r>
-        <w:rPr>
-          <w:sz w:val="32"/>
-          <w:szCs w:val="32"/>
-        </w:rPr>
-        <w:t xml:space="preserve"> Teodorescu </w:t>
-      </w:r>
-      <w:proofErr w:type="spellStart"/>
-      <w:r>
-        <w:rPr>
-          <w:sz w:val="32"/>
-          <w:szCs w:val="32"/>
-        </w:rPr>
-        <w:t>และคณะ</w:t>
-      </w:r>
-      <w:proofErr w:type="spellEnd"/>
-      <w:r>
-        <w:rPr>
-          <w:sz w:val="32"/>
-          <w:szCs w:val="32"/>
-        </w:rPr>
-        <w:t xml:space="preserve"> [8] </w:t>
-      </w:r>
-      <w:proofErr w:type="spellStart"/>
-      <w:r>
-        <w:rPr>
-          <w:sz w:val="32"/>
-          <w:szCs w:val="32"/>
-        </w:rPr>
-        <w:t>วงกำลังชั้นนอกตาม</w:t>
-      </w:r>
-      <w:proofErr w:type="spellEnd"/>
-      <w:r>
-        <w:rPr>
-          <w:sz w:val="32"/>
-          <w:szCs w:val="32"/>
-        </w:rPr>
-        <w:t xml:space="preserve"> Bacha </w:t>
-      </w:r>
-      <w:proofErr w:type="spellStart"/>
-      <w:r>
-        <w:rPr>
-          <w:sz w:val="32"/>
-          <w:szCs w:val="32"/>
-        </w:rPr>
-        <w:t>และคณะ</w:t>
-      </w:r>
-      <w:proofErr w:type="spellEnd"/>
-      <w:r>
-        <w:rPr>
-          <w:sz w:val="32"/>
-          <w:szCs w:val="32"/>
-        </w:rPr>
-        <w:t xml:space="preserve"> [9] </w:t>
-      </w:r>
-      <w:proofErr w:type="spellStart"/>
-      <w:r>
-        <w:rPr>
-          <w:sz w:val="32"/>
-          <w:szCs w:val="32"/>
-        </w:rPr>
-        <w:t>และเครื่องซิงโครนัสเสมือนแบบไม่มี</w:t>
-      </w:r>
-      <w:proofErr w:type="spellEnd"/>
-      <w:r>
-        <w:rPr>
-          <w:sz w:val="32"/>
-          <w:szCs w:val="32"/>
-        </w:rPr>
-        <w:t xml:space="preserve"> PLL </w:t>
-      </w:r>
-      <w:proofErr w:type="spellStart"/>
-      <w:r>
-        <w:rPr>
-          <w:sz w:val="32"/>
-          <w:szCs w:val="32"/>
-        </w:rPr>
-        <w:t>ตาม</w:t>
-      </w:r>
-      <w:proofErr w:type="spellEnd"/>
-      <w:r>
-        <w:rPr>
-          <w:sz w:val="32"/>
-          <w:szCs w:val="32"/>
-        </w:rPr>
-        <w:t xml:space="preserve"> Sakimoto </w:t>
-      </w:r>
-      <w:proofErr w:type="spellStart"/>
-      <w:r>
-        <w:rPr>
-          <w:sz w:val="32"/>
-          <w:szCs w:val="32"/>
-        </w:rPr>
-        <w:t>และคณะ</w:t>
-      </w:r>
-      <w:proofErr w:type="spellEnd"/>
-      <w:r>
-        <w:rPr>
-          <w:sz w:val="32"/>
-          <w:szCs w:val="32"/>
-        </w:rPr>
-        <w:t xml:space="preserve"> [10] </w:t>
-      </w:r>
-      <w:proofErr w:type="spellStart"/>
-      <w:r>
-        <w:rPr>
-          <w:sz w:val="32"/>
-          <w:szCs w:val="32"/>
-        </w:rPr>
-        <w:t>ส่วนค่าเกนและพารามิเตอร์ของคอนเวอร์เตอร์ในกรณีศึกษานี้เป็นชั้น</w:t>
-      </w:r>
-      <w:proofErr w:type="spellEnd"/>
-      <w:r>
-        <w:rPr>
-          <w:sz w:val="32"/>
-          <w:szCs w:val="32"/>
-        </w:rPr>
-        <w:t xml:space="preserve"> </w:t>
-      </w:r>
-      <w:proofErr w:type="spellStart"/>
-      <w:r>
-        <w:rPr>
-          <w:sz w:val="32"/>
-          <w:szCs w:val="32"/>
-        </w:rPr>
-        <w:t>กำหนดโดยกรณีศึกษา</w:t>
-      </w:r>
-      <w:proofErr w:type="spellEnd"/>
-      <w:r>
-        <w:rPr>
-          <w:sz w:val="32"/>
-          <w:szCs w:val="32"/>
-        </w:rPr>
-        <w:t xml:space="preserve"> </w:t>
-      </w:r>
-      <w:proofErr w:type="spellStart"/>
-      <w:r>
-        <w:rPr>
-          <w:sz w:val="32"/>
-          <w:szCs w:val="32"/>
-        </w:rPr>
-        <w:t>ซึ่งตรึงไว้ก่อนดูผลทุกตัว</w:t>
-      </w:r>
-      <w:proofErr w:type="spellEnd"/>
+      <w:r>
+        <w:t>ที่มาของข้อมูลนำเข้า  ข้อมูลเครือข่าย พิกัดสายส่ง หม้อแปลงที่มีแท็ป และตารางโหลดใช้กรณีทดสอบ IEEE 14-bus ในรูปแบบ IEEE Common Data Format ตามที่เผยแพร่ในชุด MATPOWER [5] พลวัตของ SG ใช้ค่าจากรายงานทางเทคนิคของ Kodsi และ Cañizares [6] โดยแปลงฐานจากฐานเครื่องมาเป็นฐานระบบ ส่วนโครงสร้างของ IBR สองโหมดประกอบขึ้นจากบล็อกมาตรฐานในเอกสารอ้างอิง คือวงควบคุมกระแสและ PLL ตาม Yazdani และ Iravani [7] กับ Teodorescu และคณะ [8] วงกำลังชั้นนอกตาม Bacha และคณะ [9] และเครื่องซิงโครนัสเสมือนแบบไม่มี PLL ตาม Sakimoto และคณะ [10] ส่วนค่าเกนและพารามิเตอร์ของคอนเวอร์เตอร์กำหนดสำหรับกรณีศึกษา และตรึงค่าก่อนการจำลอง</w:t>
+      </w:r>
     </w:p>
     <w:p>
       <w:pPr>
@@ -12914,9 +12501,239 @@
       <w:pPr>
         <w:spacing w:line="320" w:lineRule="exact"/>
         <w:ind w:firstLine="360"/>
-      </w:pPr>
-      <w:r>
-        <w:t>เมื่อ SG offline ชุดย่อยของ IBR ที่เป็นไปได้ทั้งหมดมี  ชุด ระบบแก้จุดสมดุลและ SSSA ของทุกชุดจากเครือข่ายจริงของชุดนั้น ไม่ประมาณจากจำนวน GFM เพียงอย่างเดียว ผลที่ได้คือผ่านเกณฑ์ 7 จาก 15 ชุด โดยชุดที่ให้ ให้ค่า Ω ต่ำสุดในกลุ่มที่ผ่านเกณฑ์คือชุดสองตัวที่บัส 3 และบัส 6 ซึ่งมี   ในขณะที่การให้ทั้งสี่ตัวเป็น GFM ให้   และชุดหนึ่งเครื่องที่ให้ค่า Ω ต่ำสุดให้   ผลนี้แสดงว่าการเพิ่มจำนวน GFM ไม่ได้ทำให้ damping margin ดีขึ้นแบบทางเดียว ซึ่งเป็นเหตุผลที่ตารางชุดอุปกรณ์ที่พิจารณา ต้องคำนวณจริงทุกชุด ไม่สามารถอนุมานจากจำนวนอุปกรณ์ได้</w:t>
+        <w:jc w:val="thaiDistribute"/>
+      </w:pPr>
+      <w:r>
+        <w:rPr>
+          <w:sz w:val="32"/>
+          <w:szCs w:val="32"/>
+          <w:cs/>
+        </w:rPr>
+        <w:t xml:space="preserve">เมื่อ SG offline ชุดย่อยของ IBR ที่เป็นไปได้ทั้งหมดมี </w:t>
+      </w:r>
+      <m:oMath>
+        <m:sSup>
+          <m:sSupPr>
+            <m:ctrlPr>
+              <w:rPr>
+                <w:rFonts w:ascii="Cambria Math" w:hAnsi="Cambria Math"/>
+                <w:sz w:val="22"/>
+                <w:szCs w:val="22"/>
+              </w:rPr>
+            </m:ctrlPr>
+          </m:sSupPr>
+          <m:e>
+            <m:r>
+              <w:rPr>
+                <w:rFonts w:ascii="Cambria Math" w:hAnsi="Cambria Math"/>
+                <w:sz w:val="22"/>
+                <w:szCs w:val="22"/>
+              </w:rPr>
+              <m:t>2</m:t>
+            </m:r>
+          </m:e>
+          <m:sup>
+            <m:r>
+              <w:rPr>
+                <w:rFonts w:ascii="Cambria Math" w:hAnsi="Cambria Math"/>
+                <w:sz w:val="22"/>
+                <w:szCs w:val="22"/>
+              </w:rPr>
+              <m:t>4</m:t>
+            </m:r>
+          </m:sup>
+        </m:sSup>
+        <m:r>
+          <w:rPr>
+            <w:rFonts w:ascii="Cambria Math" w:hAnsi="Cambria Math"/>
+            <w:sz w:val="22"/>
+            <w:szCs w:val="22"/>
+          </w:rPr>
+          <m:t>-1=15</m:t>
+        </m:r>
+      </m:oMath>
+      <w:r>
+        <w:rPr>
+          <w:sz w:val="32"/>
+          <w:szCs w:val="32"/>
+          <w:cs/>
+        </w:rPr>
+        <w:t xml:space="preserve"> ชุด ระบบแก้จุดสมดุลและ SSSA ของทุกชุดจากเครือข่ายจริงของชุดนั้น ไม่ประมาณจากจำนวน GFM เพียงอย่างเดียว ผลที่ได้คือผ่านเกณฑ์ 7 จาก 15 ชุด โดยชุดที่ให้ค่า Ω ต่ำสุดในกลุ่มที่ผ่านเกณฑ์คือชุดสองตัวที่บัส 3 และบัส 6 ซึ่งมี </w:t>
+      </w:r>
+      <m:oMath>
+        <m:r>
+          <w:rPr>
+            <w:rFonts w:ascii="Cambria Math" w:hAnsi="Cambria Math"/>
+            <w:sz w:val="22"/>
+            <w:szCs w:val="22"/>
+          </w:rPr>
+          <m:t>Ω=-0.</m:t>
+        </m:r>
+        <m:r>
+          <w:rPr>
+            <w:rFonts w:ascii="Cambria Math" w:hAnsi="Cambria Math"/>
+            <w:sz w:val="20"/>
+            <w:szCs w:val="20"/>
+          </w:rPr>
+          <m:t>56814</m:t>
+        </m:r>
+      </m:oMath>
+      <w:r>
+        <w:rPr>
+          <w:sz w:val="32"/>
+          <w:szCs w:val="32"/>
+          <w:cs/>
+        </w:rPr>
+        <w:t xml:space="preserve"> </w:t>
+      </w:r>
+      <m:oMath>
+        <m:sSup>
+          <m:sSupPr>
+            <m:ctrlPr>
+              <w:rPr>
+                <w:rFonts w:ascii="Cambria Math" w:hAnsi="Cambria Math"/>
+              </w:rPr>
+            </m:ctrlPr>
+          </m:sSupPr>
+          <m:e>
+            <m:r>
+              <m:rPr>
+                <m:nor/>
+              </m:rPr>
+              <m:t>s</m:t>
+            </m:r>
+          </m:e>
+          <m:sup>
+            <m:r>
+              <w:rPr>
+                <w:rFonts w:ascii="Cambria Math" w:hAnsi="Cambria Math"/>
+              </w:rPr>
+              <m:t>-1</m:t>
+            </m:r>
+          </m:sup>
+        </m:sSup>
+      </m:oMath>
+      <w:r>
+        <w:rPr>
+          <w:sz w:val="32"/>
+          <w:szCs w:val="32"/>
+          <w:cs/>
+        </w:rPr>
+        <w:t xml:space="preserve"> ในขณะที่การให้ทั้งสี่ตัวเป็น GFM ให้ </w:t>
+      </w:r>
+      <m:oMath>
+        <m:r>
+          <w:rPr>
+            <w:rFonts w:ascii="Cambria Math" w:hAnsi="Cambria Math"/>
+            <w:sz w:val="22"/>
+            <w:szCs w:val="22"/>
+          </w:rPr>
+          <m:t>Ω=-0.48291</m:t>
+        </m:r>
+      </m:oMath>
+      <w:r>
+        <w:rPr>
+          <w:sz w:val="32"/>
+          <w:szCs w:val="32"/>
+          <w:cs/>
+        </w:rPr>
+        <w:t xml:space="preserve"> </w:t>
+      </w:r>
+      <m:oMath>
+        <m:sSup>
+          <m:sSupPr>
+            <m:ctrlPr>
+              <w:rPr>
+                <w:rFonts w:ascii="Cambria Math" w:hAnsi="Cambria Math"/>
+              </w:rPr>
+            </m:ctrlPr>
+          </m:sSupPr>
+          <m:e>
+            <m:r>
+              <m:rPr>
+                <m:nor/>
+              </m:rPr>
+              <m:t>s</m:t>
+            </m:r>
+          </m:e>
+          <m:sup>
+            <m:r>
+              <w:rPr>
+                <w:rFonts w:ascii="Cambria Math" w:hAnsi="Cambria Math"/>
+              </w:rPr>
+              <m:t>-1</m:t>
+            </m:r>
+          </m:sup>
+        </m:sSup>
+      </m:oMath>
+      <w:r>
+        <w:rPr>
+          <w:sz w:val="32"/>
+          <w:szCs w:val="32"/>
+          <w:cs/>
+        </w:rPr>
+        <w:t xml:space="preserve"> และชุดหนึ่งเครื่องที่ให้ค่า Ω ต่ำสุดให้ </w:t>
+      </w:r>
+      <m:oMath>
+        <m:r>
+          <w:rPr>
+            <w:rFonts w:ascii="Cambria Math" w:hAnsi="Cambria Math"/>
+            <w:sz w:val="22"/>
+            <w:szCs w:val="22"/>
+          </w:rPr>
+          <m:t>Ω=-0.</m:t>
+        </m:r>
+        <m:r>
+          <w:rPr>
+            <w:rFonts w:ascii="Cambria Math" w:hAnsi="Cambria Math"/>
+            <w:sz w:val="20"/>
+            <w:szCs w:val="20"/>
+          </w:rPr>
+          <m:t>32801</m:t>
+        </m:r>
+      </m:oMath>
+      <w:r>
+        <w:rPr>
+          <w:sz w:val="32"/>
+          <w:szCs w:val="32"/>
+          <w:cs/>
+        </w:rPr>
+        <w:t xml:space="preserve"> </w:t>
+      </w:r>
+      <m:oMath>
+        <m:sSup>
+          <m:sSupPr>
+            <m:ctrlPr>
+              <w:rPr>
+                <w:rFonts w:ascii="Cambria Math" w:hAnsi="Cambria Math"/>
+              </w:rPr>
+            </m:ctrlPr>
+          </m:sSupPr>
+          <m:e>
+            <m:r>
+              <m:rPr>
+                <m:nor/>
+              </m:rPr>
+              <m:t>s</m:t>
+            </m:r>
+          </m:e>
+          <m:sup>
+            <m:r>
+              <w:rPr>
+                <w:rFonts w:ascii="Cambria Math" w:hAnsi="Cambria Math"/>
+              </w:rPr>
+              <m:t>-1</m:t>
+            </m:r>
+          </m:sup>
+        </m:sSup>
+      </m:oMath>
+      <w:r>
+        <w:rPr>
+          <w:sz w:val="32"/>
+          <w:szCs w:val="32"/>
+          <w:cs/>
+        </w:rPr>
+        <w:t xml:space="preserve"> ผลนี้แสดงว่าการเพิ่มจำนวน GFM ไม่ได้ทำให้ damping margin ดีขึ้นแบบทางเดียว ซึ่งเป็นเหตุผลที่ตารางชุดอุปกรณ์ที่พิจารณา ต้องคำนวณจริงทุกชุด ไม่สามารถอนุมานจากจำนวนอุปกรณ์ได้</w:t>
       </w:r>
     </w:p>
     <w:p>
@@ -13126,11 +12943,34 @@
         </w:tc>
         <w:tc>
           <w:tcPr>
-            <w:tcW w:w="5192" w:type="dxa"/>
-          </w:tcPr>
-          <w:p>
-            <w:r>
-              <w:t>ทุกชุดตัวเดียวผ่านการคัดกรองเชิงเส้น; ชุดที่ให้ค่า Ω ต่ำสุดคือบัส 2 ()</w:t>
+            <w:tcW w:w="5759" w:type="dxa"/>
+          </w:tcPr>
+          <w:p>
+            <w:r>
+              <w:rPr>
+                <w:sz w:val="26"/>
+                <w:szCs w:val="26"/>
+                <w:cs/>
+              </w:rPr>
+              <w:t>ทุกชุดตัวเดียวผ่านการคัดกรองเชิงเส้น; ชุดที่ให้ค่า Ω ต่ำสุดคือบัส 2 (</w:t>
+            </w:r>
+            <m:oMath>
+              <m:r>
+                <w:rPr>
+                  <w:rFonts w:ascii="Cambria Math" w:hAnsi="Cambria Math"/>
+                  <w:sz w:val="22"/>
+                  <w:szCs w:val="22"/>
+                </w:rPr>
+                <m:t>Ω=-0.32801</m:t>
+              </m:r>
+            </m:oMath>
+            <w:r>
+              <w:rPr>
+                <w:sz w:val="26"/>
+                <w:szCs w:val="26"/>
+                <w:cs/>
+              </w:rPr>
+              <w:t>)</w:t>
             </w:r>
           </w:p>
         </w:tc>
@@ -16524,12 +16364,7 @@
         </w:rPr>
       </w:pPr>
       <w:r>
-        <w:rPr>
-          <w:sz w:val="32"/>
-          <w:szCs w:val="32"/>
-          <w:cs/>
-        </w:rPr>
-        <w:t>เมื่อนำทั้งสามกลุ่มมาเรียงใน fixed layout จะได้</w:t>
+        <w:t>เมื่อนำทั้งสามกลุ่มมาเรียงในเวกเตอร์สถานะขนาดคงที่ จะได้</w:t>
       </w:r>
     </w:p>
     <w:p>
@@ -37146,145 +36981,30 @@
       </w:r>
     </w:p>
     <w:p>
-      <w:pPr>
-        <w:pStyle w:val="af1"/>
-        <w:numPr>
-          <w:ilvl w:val="0"/>
-          <w:numId w:val="24"/>
-        </w:numPr>
-      </w:pPr>
-      <w:proofErr w:type="spellStart"/>
-      <w:r>
-        <w:rPr>
-          <w:sz w:val="32"/>
-        </w:rPr>
-        <w:t>ได้แบบจำลองอุปกรณ์</w:t>
-      </w:r>
-      <w:proofErr w:type="spellEnd"/>
-      <w:r>
-        <w:rPr>
-          <w:sz w:val="32"/>
-        </w:rPr>
-        <w:t xml:space="preserve"> IBR </w:t>
-      </w:r>
-      <w:proofErr w:type="spellStart"/>
-      <w:r>
-        <w:rPr>
-          <w:sz w:val="32"/>
-        </w:rPr>
-        <w:t>สำหรับการทำงานแบบ</w:t>
-      </w:r>
-      <w:proofErr w:type="spellEnd"/>
-      <w:r>
-        <w:rPr>
-          <w:sz w:val="32"/>
-        </w:rPr>
-        <w:t xml:space="preserve"> GFL (10 สถานะ) และ GFM (11 สถานะ) ภายในอุปกรณ์ชุดเดียวกัน</w:t>
+      <w:r>
+        <w:t>1.</w:t>
+        <w:tab/>
+        <w:t>ได้แบบจำลองอุปกรณ์ IBR สำหรับการทำงานแบบ GFL (10 สถานะ) และ GFM (11 สถานะ) ภายในอุปกรณ์ชุดเดียวกัน</w:t>
       </w:r>
     </w:p>
     <w:p>
-      <w:pPr>
-        <w:pStyle w:val="af1"/>
-        <w:numPr>
-          <w:ilvl w:val="0"/>
-          <w:numId w:val="24"/>
-        </w:numPr>
-      </w:pPr>
-      <w:r>
-        <w:rPr>
-          <w:sz w:val="32"/>
-        </w:rPr>
-        <w:t>ได้กลไกตัวกำกับอัตโนมัติสำหรับการตัดสินใจสลับโหมดตามสภาวะ</w:t>
-      </w:r>
-      <w:proofErr w:type="spellStart"/>
-      <w:r>
-        <w:rPr>
-          <w:sz w:val="32"/>
-        </w:rPr>
-        <w:t>แรงดันและความถี่ของ</w:t>
-      </w:r>
-      <w:proofErr w:type="spellEnd"/>
+      <w:r>
+        <w:t>2.</w:t>
+        <w:tab/>
+        <w:t>ได้กลไกตัวกำกับอัตโนมัติสำหรับการตัดสินใจสลับโหมดตามสภาวะแรงดันและความถี่ของระบบ พร้อมการถ่ายโอนสถานะอย่างต่อเนื่อง</w:t>
+      </w:r>
     </w:p>
     <w:p>
-      <w:pPr>
-        <w:pStyle w:val="af1"/>
-        <w:numPr>
-          <w:ilvl w:val="0"/>
-          <w:numId w:val="24"/>
-        </w:numPr>
-      </w:pPr>
-      <w:proofErr w:type="spellStart"/>
-      <w:r>
-        <w:rPr>
-          <w:sz w:val="32"/>
-        </w:rPr>
-        <w:t>ระบบ</w:t>
-      </w:r>
-      <w:proofErr w:type="spellEnd"/>
-      <w:r>
-        <w:rPr>
-          <w:sz w:val="32"/>
-        </w:rPr>
-        <w:t xml:space="preserve"> </w:t>
-      </w:r>
-      <w:proofErr w:type="spellStart"/>
-      <w:r>
-        <w:rPr>
-          <w:sz w:val="32"/>
-        </w:rPr>
-        <w:t>พร้อมการถ่ายโอนสถานะอย่างต่อเนื่อง</w:t>
-      </w:r>
-      <w:proofErr w:type="spellEnd"/>
+      <w:r>
+        <w:t>3.</w:t>
+        <w:tab/>
+        <w:t>ได้ผลการทดสอบเชิงพลวัตบนระบบ IEEE 14-bus ภายใต้เหตุการณ์ปลดเครื่องกำเนิดไฟฟ้า เกิดฟอลต์ และการต่อคืนเครื่องกำเนิดไฟฟ้าซิงโครนัส</w:t>
+      </w:r>
     </w:p>
     <w:p>
-      <w:pPr>
-        <w:pStyle w:val="af1"/>
-        <w:numPr>
-          <w:ilvl w:val="0"/>
-          <w:numId w:val="24"/>
-        </w:numPr>
-      </w:pPr>
-      <w:proofErr w:type="spellStart"/>
-      <w:r>
-        <w:rPr>
-          <w:sz w:val="32"/>
-        </w:rPr>
-        <w:t>ได้ผลการทดสอบเชิงพลวัตบนระบบ</w:t>
-      </w:r>
-      <w:proofErr w:type="spellEnd"/>
-      <w:r>
-        <w:rPr>
-          <w:sz w:val="32"/>
-        </w:rPr>
-        <w:t xml:space="preserve"> IEEE 14-bus </w:t>
-      </w:r>
-      <w:proofErr w:type="spellStart"/>
-      <w:r>
-        <w:rPr>
-          <w:sz w:val="32"/>
-        </w:rPr>
-        <w:t>ภายใต้เหตุการณ์ปลดเครื่องกำเนิดไฟฟ้า</w:t>
-      </w:r>
-      <w:proofErr w:type="spellEnd"/>
-      <w:r>
-        <w:rPr>
-          <w:sz w:val="32"/>
-        </w:rPr>
-        <w:t xml:space="preserve"> เกิดฟอลต์ และการต่อคืนเครื่องกำเนิดไฟฟ้าซิงโครนัส</w:t>
-      </w:r>
-    </w:p>
-    <w:p>
-      <w:pPr>
-        <w:pStyle w:val="af1"/>
-        <w:numPr>
-          <w:ilvl w:val="0"/>
-          <w:numId w:val="24"/>
-        </w:numPr>
-      </w:pPr>
-      <w:r>
-        <w:rPr>
-          <w:sz w:val="32"/>
-        </w:rPr>
+      <w:r>
+        <w:t>4.</w:t>
+        <w:tab/>
         <w:t>ได้ผลการเปรียบเทียบเชิงวิศวกรรมระหว่างกรณีสลับโหมดกับกรณีตรึงโหมด GFL เพื่อเป็นแนวทางในการศึกษาการรักษาเสถียรภาพระบบไฟฟ้ากำลัง</w:t>
       </w:r>
     </w:p>

--- a/docs/source/Forming Framework for Inverter-Based Resources.docx
+++ b/docs/source/Forming Framework for Inverter-Based Resources.docx
@@ -348,7 +348,6 @@
         <w:spacing w:after="40"/>
         <w:jc w:val="center"/>
         <w:rPr>
-          <w:rFonts w:hint="cs"/>
           <w:sz w:val="32"/>
           <w:szCs w:val="32"/>
         </w:rPr>
@@ -645,55 +644,81 @@
     </w:p>
     <w:p>
       <w:pPr>
+        <w:pStyle w:val="af1"/>
+        <w:numPr>
+          <w:ilvl w:val="0"/>
+          <w:numId w:val="25"/>
+        </w:numPr>
         <w:tabs>
           <w:tab w:val="left" w:pos="518"/>
         </w:tabs>
         <w:spacing w:line="320" w:lineRule="exact"/>
-        <w:ind w:left="518" w:hanging="518"/>
-      </w:pPr>
-      <w:r>
-        <w:t>1.</w:t>
-      </w:r>
-      <w:r>
-        <w:tab/>
-        <w:t xml:space="preserve">ศึกษาและพัฒนาโครงสร้างการคำนวณระบบไฟฟ้ากำลังที่เชื่อมโยงการคำนวณการไหลของกำลัง (PF) </w:t>
+        <w:rPr>
+          <w:sz w:val="32"/>
+          <w:szCs w:val="32"/>
+        </w:rPr>
+      </w:pPr>
+      <w:r>
+        <w:rPr>
+          <w:sz w:val="32"/>
+          <w:szCs w:val="32"/>
+        </w:rPr>
+        <w:t>ศึกษาและพัฒนาโครงสร้างการคำนวณระบบ</w:t>
       </w:r>
       <w:proofErr w:type="spellStart"/>
       <w:r>
+        <w:rPr>
+          <w:sz w:val="32"/>
+          <w:szCs w:val="32"/>
+        </w:rPr>
+        <w:t>ไฟฟ้ากำลังที่เชื่อมโยงการคำนวณการไหลของกำลัง</w:t>
+      </w:r>
+      <w:proofErr w:type="spellEnd"/>
+      <w:r>
+        <w:rPr>
+          <w:sz w:val="32"/>
+          <w:szCs w:val="32"/>
+        </w:rPr>
+        <w:t xml:space="preserve"> (PF) </w:t>
+      </w:r>
+      <w:proofErr w:type="spellStart"/>
+      <w:r>
+        <w:rPr>
+          <w:sz w:val="32"/>
+          <w:szCs w:val="32"/>
+        </w:rPr>
         <w:t>และการจำลองในโดเมนเวลา</w:t>
       </w:r>
       <w:proofErr w:type="spellEnd"/>
       <w:r>
+        <w:rPr>
+          <w:sz w:val="32"/>
+          <w:szCs w:val="32"/>
+        </w:rPr>
         <w:t xml:space="preserve"> (TS) </w:t>
       </w:r>
       <w:proofErr w:type="spellStart"/>
       <w:r>
+        <w:rPr>
+          <w:sz w:val="32"/>
+          <w:szCs w:val="32"/>
+        </w:rPr>
         <w:t>ภายใต้แบบจำลองเดียวกัน</w:t>
       </w:r>
       <w:proofErr w:type="spellEnd"/>
     </w:p>
     <w:p>
       <w:pPr>
+        <w:pStyle w:val="af1"/>
+        <w:numPr>
+          <w:ilvl w:val="0"/>
+          <w:numId w:val="25"/>
+        </w:numPr>
         <w:tabs>
           <w:tab w:val="left" w:pos="518"/>
         </w:tabs>
         <w:spacing w:line="320" w:lineRule="exact"/>
-        <w:ind w:left="518" w:hanging="518"/>
-      </w:pPr>
-      <w:r>
-        <w:rPr>
-          <w:sz w:val="32"/>
-          <w:szCs w:val="32"/>
-        </w:rPr>
-        <w:t>2.</w:t>
-      </w:r>
-      <w:r>
-        <w:rPr>
-          <w:sz w:val="32"/>
-          <w:szCs w:val="32"/>
-        </w:rPr>
-        <w:tab/>
-      </w:r>
+      </w:pPr>
       <w:proofErr w:type="spellStart"/>
       <w:r>
         <w:rPr>
@@ -738,78 +763,102 @@
     </w:p>
     <w:p>
       <w:pPr>
+        <w:pStyle w:val="af1"/>
+        <w:numPr>
+          <w:ilvl w:val="0"/>
+          <w:numId w:val="25"/>
+        </w:numPr>
         <w:tabs>
           <w:tab w:val="left" w:pos="518"/>
         </w:tabs>
         <w:spacing w:line="320" w:lineRule="exact"/>
-        <w:ind w:left="518" w:hanging="518"/>
-      </w:pPr>
-      <w:r>
-        <w:t>3.</w:t>
-      </w:r>
-      <w:r>
-        <w:tab/>
-      </w:r>
+      </w:pPr>
       <w:proofErr w:type="spellStart"/>
       <w:r>
+        <w:rPr>
+          <w:sz w:val="32"/>
+          <w:szCs w:val="32"/>
+        </w:rPr>
         <w:t>พัฒนาตัวกำกับอัตโนมัติ</w:t>
       </w:r>
       <w:proofErr w:type="spellEnd"/>
       <w:r>
+        <w:rPr>
+          <w:sz w:val="32"/>
+          <w:szCs w:val="32"/>
+        </w:rPr>
         <w:t xml:space="preserve"> (Supervisor) </w:t>
       </w:r>
       <w:proofErr w:type="spellStart"/>
       <w:r>
+        <w:rPr>
+          <w:sz w:val="32"/>
+          <w:szCs w:val="32"/>
+        </w:rPr>
         <w:t>สำหรับสั่งเปลี่ยนโหมดระหว่าง</w:t>
       </w:r>
       <w:proofErr w:type="spellEnd"/>
       <w:r>
+        <w:rPr>
+          <w:sz w:val="32"/>
+          <w:szCs w:val="32"/>
+        </w:rPr>
         <w:t xml:space="preserve"> GFL </w:t>
       </w:r>
       <w:proofErr w:type="spellStart"/>
       <w:r>
+        <w:rPr>
+          <w:sz w:val="32"/>
+          <w:szCs w:val="32"/>
+        </w:rPr>
         <w:t>และ</w:t>
       </w:r>
       <w:proofErr w:type="spellEnd"/>
       <w:r>
+        <w:rPr>
+          <w:sz w:val="32"/>
+          <w:szCs w:val="32"/>
+        </w:rPr>
         <w:t xml:space="preserve"> GFM </w:t>
       </w:r>
       <w:proofErr w:type="spellStart"/>
       <w:r>
+        <w:rPr>
+          <w:sz w:val="32"/>
+          <w:szCs w:val="32"/>
+        </w:rPr>
         <w:t>ตามสภาวะของระบบ</w:t>
       </w:r>
       <w:proofErr w:type="spellEnd"/>
       <w:r>
+        <w:rPr>
+          <w:sz w:val="32"/>
+          <w:szCs w:val="32"/>
+        </w:rPr>
         <w:t xml:space="preserve"> </w:t>
       </w:r>
       <w:proofErr w:type="spellStart"/>
       <w:r>
+        <w:rPr>
+          <w:sz w:val="32"/>
+          <w:szCs w:val="32"/>
+        </w:rPr>
         <w:t>และกำหนดการถ่ายโอนสถานะขณะเปลี่ยนโหมด</w:t>
       </w:r>
       <w:proofErr w:type="spellEnd"/>
     </w:p>
     <w:p>
       <w:pPr>
+        <w:pStyle w:val="af1"/>
+        <w:numPr>
+          <w:ilvl w:val="0"/>
+          <w:numId w:val="25"/>
+        </w:numPr>
         <w:tabs>
           <w:tab w:val="left" w:pos="518"/>
         </w:tabs>
         <w:spacing w:line="320" w:lineRule="exact"/>
-        <w:ind w:left="518" w:hanging="518"/>
-      </w:pPr>
-      <w:r>
-        <w:rPr>
-          <w:sz w:val="32"/>
-          <w:szCs w:val="32"/>
-        </w:rPr>
-        <w:t>4.</w:t>
-      </w:r>
-      <w:r>
-        <w:rPr>
-          <w:sz w:val="32"/>
-          <w:szCs w:val="32"/>
-        </w:rPr>
-        <w:tab/>
-      </w:r>
+      </w:pPr>
       <w:proofErr w:type="spellStart"/>
       <w:r>
         <w:rPr>
@@ -872,7 +921,7 @@
           <w:szCs w:val="32"/>
           <w:cs/>
         </w:rPr>
-        <w:t>ความสำคัญ และที่มาของปัญหาที่ทำโครงงาน</w:t>
+        <w:t>ความสำคัญ และที่มาของโครงงาน</w:t>
       </w:r>
     </w:p>
     <w:p>
@@ -1068,24 +1117,18 @@
           <w:sz w:val="32"/>
           <w:szCs w:val="32"/>
         </w:rPr>
-        <w:t xml:space="preserve"> จึงมีความสำคัญต่อการรักษาเสถียรภาพเมื่อระบบสูญเสียเครื่องกำเนิดไฟฟ้าซิงโครนัส [1]</w:t>
-      </w:r>
-      <w:proofErr w:type="gramStart"/>
-      <w:r>
-        <w:rPr>
-          <w:sz w:val="32"/>
-          <w:szCs w:val="32"/>
-        </w:rPr>
-        <w:t>–[</w:t>
-      </w:r>
-      <w:proofErr w:type="gramEnd"/>
-      <w:r>
-        <w:rPr>
-          <w:sz w:val="32"/>
-          <w:szCs w:val="32"/>
-        </w:rPr>
-        <w:t>4]</w:t>
-      </w:r>
+        <w:t xml:space="preserve"> จึงมีความสำคัญต่อการรักษาเสถียรภาพเมื่อระบบสูญเสียเครื่องกำเนิดไฟฟ้าซิงโครนัส [1]–[4]</w:t>
+      </w:r>
+    </w:p>
+    <w:p>
+      <w:pPr>
+        <w:spacing w:line="320" w:lineRule="exact"/>
+        <w:ind w:firstLine="360"/>
+        <w:rPr>
+          <w:sz w:val="32"/>
+          <w:szCs w:val="32"/>
+        </w:rPr>
+      </w:pPr>
     </w:p>
     <w:p>
       <w:pPr>
@@ -1138,6 +1181,13 @@
     </w:p>
     <w:p>
       <w:pPr>
+        <w:keepNext/>
+        <w:spacing w:before="50" w:after="40"/>
+        <w:jc w:val="center"/>
+      </w:pPr>
+    </w:p>
+    <w:p>
+      <w:pPr>
         <w:spacing w:after="80"/>
         <w:ind w:left="360" w:right="360"/>
         <w:jc w:val="center"/>
@@ -1275,11 +1325,12 @@
     </w:p>
     <w:p>
       <w:pPr>
-        <w:keepNext/>
-        <w:spacing w:before="100" w:after="40"/>
-        <w:rPr>
-          <w:rFonts w:hint="cs"/>
-        </w:rPr>
+        <w:spacing w:line="320" w:lineRule="exact"/>
+      </w:pPr>
+    </w:p>
+    <w:p>
+      <w:pPr>
+        <w:spacing w:line="320" w:lineRule="exact"/>
       </w:pPr>
       <w:r>
         <w:rPr>
@@ -1298,10 +1349,19 @@
         <w:keepNext/>
         <w:spacing w:before="80" w:after="30"/>
         <w:rPr>
-          <w:rFonts w:hint="cs"/>
-        </w:rPr>
-      </w:pPr>
-      <w:r>
+          <w:b/>
+          <w:bCs/>
+          <w:sz w:val="32"/>
+          <w:szCs w:val="32"/>
+        </w:rPr>
+      </w:pPr>
+      <w:r>
+        <w:rPr>
+          <w:b/>
+          <w:bCs/>
+          <w:sz w:val="32"/>
+          <w:szCs w:val="32"/>
+        </w:rPr>
         <w:t>1. ขอบเขตของงาน ที่มาของข้อมูล</w:t>
       </w:r>
     </w:p>
@@ -1549,10 +1609,91 @@
       <w:pPr>
         <w:spacing w:before="60" w:line="320" w:lineRule="exact"/>
         <w:ind w:firstLine="360"/>
-      </w:pPr>
-      <w:r>
-        <w:t>ที่มาของข้อมูลนำเข้า  ข้อมูลเครือข่าย พิกัดสายส่ง หม้อแปลงที่มีแท็ป และตารางโหลดใช้กรณีทดสอบ IEEE 14-bus ในรูปแบบ IEEE Common Data Format ตามที่เผยแพร่ในชุด MATPOWER [5] พลวัตของ SG ใช้ค่าจากรายงานทางเทคนิคของ Kodsi และ Cañizares [6] โดยแปลงฐานจากฐานเครื่องมาเป็นฐานระบบ ส่วนโครงสร้างของ IBR สองโหมดประกอบขึ้นจากบล็อกมาตรฐานในเอกสารอ้างอิง คือวงควบคุมกระแสและ PLL ตาม Yazdani และ Iravani [7] กับ Teodorescu และคณะ [8] วงกำลังชั้นนอกตาม Bacha และคณะ [9] และเครื่องซิงโครนัสเสมือนแบบไม่มี PLL ตาม Sakimoto และคณะ [10] ส่วนค่าเกนและพารามิเตอร์ของคอนเวอร์เตอร์กำหนดสำหรับกรณีศึกษา และตรึงค่าก่อนการจำลอง</w:t>
-      </w:r>
+        <w:rPr>
+          <w:sz w:val="32"/>
+          <w:szCs w:val="32"/>
+        </w:rPr>
+      </w:pPr>
+      <w:r>
+        <w:rPr>
+          <w:sz w:val="32"/>
+          <w:szCs w:val="32"/>
+        </w:rPr>
+        <w:t>ที่มาของข้อมูลนำเข้า  ข้อมูลเครือข่าย พิกัดสายส่ง หม้อแปลงที่มีแท็ป และตารางโหลดใช้กรณีทดสอบ IEEE 14-bus ในรูปแบบ IEEE Common Data Format ตามที่เผยแพร่ในชุด MATPOWER [5] พลวัตของ SG ใช้ค่าจากรายงานทางเทคนิคของ Kodsi และ Cañizares [6] โดยแปลงฐานจากฐานเครื่องมาเป็นฐานระบบ ส่วนโครงสร้างของ IBR สองโหมดประกอบขึ้นจากบล็อกมาตรฐานในเอกสารอ้างอิง คือวงควบคุมกระแสและ PLL ตาม Yazdani และ Iravani [7] กับ Teodorescu และคณะ [8] วงกำลังชั้นนอกตาม Bacha และคณะ [9] และเครื่องซิงโครนัสเสมือนแบบ</w:t>
+      </w:r>
+      <w:proofErr w:type="spellStart"/>
+      <w:r>
+        <w:rPr>
+          <w:sz w:val="32"/>
+          <w:szCs w:val="32"/>
+        </w:rPr>
+        <w:t>ไม่มี</w:t>
+      </w:r>
+      <w:proofErr w:type="spellEnd"/>
+      <w:r>
+        <w:rPr>
+          <w:sz w:val="32"/>
+          <w:szCs w:val="32"/>
+        </w:rPr>
+        <w:t xml:space="preserve"> PLL </w:t>
+      </w:r>
+      <w:proofErr w:type="spellStart"/>
+      <w:r>
+        <w:rPr>
+          <w:sz w:val="32"/>
+          <w:szCs w:val="32"/>
+        </w:rPr>
+        <w:t>ตาม</w:t>
+      </w:r>
+      <w:proofErr w:type="spellEnd"/>
+      <w:r>
+        <w:rPr>
+          <w:sz w:val="32"/>
+          <w:szCs w:val="32"/>
+        </w:rPr>
+        <w:t xml:space="preserve"> Sakimoto </w:t>
+      </w:r>
+      <w:proofErr w:type="spellStart"/>
+      <w:r>
+        <w:rPr>
+          <w:sz w:val="32"/>
+          <w:szCs w:val="32"/>
+        </w:rPr>
+        <w:t>และคณะ</w:t>
+      </w:r>
+      <w:proofErr w:type="spellEnd"/>
+      <w:r>
+        <w:rPr>
+          <w:sz w:val="32"/>
+          <w:szCs w:val="32"/>
+        </w:rPr>
+        <w:t xml:space="preserve"> [10] </w:t>
+      </w:r>
+      <w:proofErr w:type="spellStart"/>
+      <w:r>
+        <w:rPr>
+          <w:sz w:val="32"/>
+          <w:szCs w:val="32"/>
+        </w:rPr>
+        <w:t>ส่วนค่าเกนและพารามิเตอร์ของคอนเวอร์เตอร์กำหนดสำหรับกรณีศึกษา</w:t>
+      </w:r>
+      <w:proofErr w:type="spellEnd"/>
+      <w:r>
+        <w:rPr>
+          <w:sz w:val="32"/>
+          <w:szCs w:val="32"/>
+        </w:rPr>
+        <w:t xml:space="preserve"> </w:t>
+      </w:r>
+      <w:proofErr w:type="spellStart"/>
+      <w:r>
+        <w:rPr>
+          <w:sz w:val="32"/>
+          <w:szCs w:val="32"/>
+        </w:rPr>
+        <w:t>และตรึงค่าก่อนการจำลอง</w:t>
+      </w:r>
+      <w:proofErr w:type="spellEnd"/>
     </w:p>
     <w:p>
       <w:pPr>
@@ -1583,6 +1724,8 @@
       <w:proofErr w:type="spellStart"/>
       <w:r>
         <w:rPr>
+          <w:b/>
+          <w:bCs/>
           <w:sz w:val="32"/>
           <w:szCs w:val="32"/>
         </w:rPr>
@@ -1673,6 +1816,12 @@
             <w:tcW w:w="1559" w:type="dxa"/>
           </w:tcPr>
           <w:p>
+            <w:pPr>
+              <w:rPr>
+                <w:sz w:val="24"/>
+                <w:szCs w:val="24"/>
+              </w:rPr>
+            </w:pPr>
             <m:oMath>
               <m:r>
                 <w:rPr>
@@ -1685,8 +1834,8 @@
             </m:oMath>
             <w:r>
               <w:rPr>
-                <w:sz w:val="32"/>
-                <w:szCs w:val="32"/>
+                <w:sz w:val="24"/>
+                <w:szCs w:val="24"/>
                 <w:cs/>
               </w:rPr>
               <w:t xml:space="preserve">, </w:t>
@@ -1703,8 +1852,8 @@
             </m:oMath>
             <w:r>
               <w:rPr>
-                <w:sz w:val="32"/>
-                <w:szCs w:val="32"/>
+                <w:sz w:val="24"/>
+                <w:szCs w:val="24"/>
                 <w:cs/>
               </w:rPr>
               <w:t xml:space="preserve">, </w:t>
@@ -1726,6 +1875,12 @@
             <w:tcW w:w="6747" w:type="dxa"/>
           </w:tcPr>
           <w:p>
+            <w:pPr>
+              <w:rPr>
+                <w:sz w:val="32"/>
+                <w:szCs w:val="32"/>
+              </w:rPr>
+            </w:pPr>
             <w:proofErr w:type="spellStart"/>
             <w:r>
               <w:rPr>
@@ -1828,12 +1983,20 @@
             <w:tcW w:w="1559" w:type="dxa"/>
           </w:tcPr>
           <w:p>
+            <w:pPr>
+              <w:rPr>
+                <w:sz w:val="24"/>
+                <w:szCs w:val="24"/>
+              </w:rPr>
+            </w:pPr>
             <m:oMath>
               <m:sSub>
                 <m:sSubPr>
                   <m:ctrlPr>
                     <w:rPr>
                       <w:rFonts w:ascii="Cambria Math" w:hAnsi="Cambria Math"/>
+                      <w:sz w:val="24"/>
+                      <w:szCs w:val="24"/>
                     </w:rPr>
                   </m:ctrlPr>
                 </m:sSubPr>
@@ -1864,8 +2027,8 @@
             </m:oMath>
             <w:r>
               <w:rPr>
-                <w:sz w:val="32"/>
-                <w:szCs w:val="32"/>
+                <w:sz w:val="24"/>
+                <w:szCs w:val="24"/>
                 <w:cs/>
               </w:rPr>
               <w:t xml:space="preserve">, </w:t>
@@ -1876,6 +2039,8 @@
                   <m:ctrlPr>
                     <w:rPr>
                       <w:rFonts w:ascii="Cambria Math" w:hAnsi="Cambria Math"/>
+                      <w:sz w:val="24"/>
+                      <w:szCs w:val="24"/>
                     </w:rPr>
                   </m:ctrlPr>
                 </m:sSubPr>
@@ -1903,8 +2068,8 @@
             </m:oMath>
             <w:r>
               <w:rPr>
-                <w:sz w:val="32"/>
-                <w:szCs w:val="32"/>
+                <w:sz w:val="24"/>
+                <w:szCs w:val="24"/>
                 <w:cs/>
               </w:rPr>
               <w:t xml:space="preserve">, </w:t>
@@ -1915,6 +2080,8 @@
                   <m:ctrlPr>
                     <w:rPr>
                       <w:rFonts w:ascii="Cambria Math" w:hAnsi="Cambria Math"/>
+                      <w:sz w:val="24"/>
+                      <w:szCs w:val="24"/>
                     </w:rPr>
                   </m:ctrlPr>
                 </m:sSubPr>
@@ -1947,13 +2114,27 @@
             <w:tcW w:w="6747" w:type="dxa"/>
           </w:tcPr>
           <w:p>
+            <w:pPr>
+              <w:rPr>
+                <w:sz w:val="32"/>
+                <w:szCs w:val="32"/>
+              </w:rPr>
+            </w:pPr>
             <w:r>
               <w:rPr>
                 <w:sz w:val="32"/>
                 <w:szCs w:val="32"/>
                 <w:cs/>
               </w:rPr>
-              <w:t xml:space="preserve">ฐานกำลังระบบ, ความถี่ฐาน, </w:t>
+              <w:t>ฐานกำลังระบบ, ความถี่ฐาน,</w:t>
+            </w:r>
+            <w:r>
+              <w:rPr>
+                <w:sz w:val="24"/>
+                <w:szCs w:val="24"/>
+                <w:cs/>
+              </w:rPr>
+              <w:t xml:space="preserve"> </w:t>
             </w:r>
             <m:oMath>
               <m:sSub>
@@ -1961,6 +2142,8 @@
                   <m:ctrlPr>
                     <w:rPr>
                       <w:rFonts w:ascii="Cambria Math" w:hAnsi="Cambria Math"/>
+                      <w:sz w:val="24"/>
+                      <w:szCs w:val="24"/>
                     </w:rPr>
                   </m:ctrlPr>
                 </m:sSubPr>
@@ -1998,6 +2181,8 @@
                   <m:ctrlPr>
                     <w:rPr>
                       <w:rFonts w:ascii="Cambria Math" w:hAnsi="Cambria Math"/>
+                      <w:sz w:val="24"/>
+                      <w:szCs w:val="24"/>
                     </w:rPr>
                   </m:ctrlPr>
                 </m:sSubPr>
@@ -2035,6 +2220,12 @@
             <w:tcW w:w="1559" w:type="dxa"/>
           </w:tcPr>
           <w:p>
+            <w:pPr>
+              <w:rPr>
+                <w:sz w:val="24"/>
+                <w:szCs w:val="24"/>
+              </w:rPr>
+            </w:pPr>
             <m:oMath>
               <m:r>
                 <w:rPr>
@@ -2047,26 +2238,40 @@
             </m:oMath>
             <w:r>
               <w:rPr>
+                <w:sz w:val="24"/>
+                <w:szCs w:val="24"/>
+                <w:cs/>
+              </w:rPr>
+              <w:t>​</w:t>
+            </w:r>
+          </w:p>
+        </w:tc>
+        <w:tc>
+          <w:tcPr>
+            <w:tcW w:w="6747" w:type="dxa"/>
+          </w:tcPr>
+          <w:p>
+            <w:pPr>
+              <w:rPr>
+                <w:sz w:val="32"/>
+                <w:szCs w:val="32"/>
+              </w:rPr>
+            </w:pPr>
+            <w:r>
+              <w:rPr>
                 <w:sz w:val="32"/>
                 <w:szCs w:val="32"/>
                 <w:cs/>
               </w:rPr>
-              <w:t>​</w:t>
-            </w:r>
-          </w:p>
-        </w:tc>
-        <w:tc>
-          <w:tcPr>
-            <w:tcW w:w="6747" w:type="dxa"/>
-          </w:tcPr>
-          <w:p>
-            <w:r>
-              <w:rPr>
-                <w:sz w:val="32"/>
-                <w:szCs w:val="32"/>
+              <w:t>อัตราส่วนฐาน</w:t>
+            </w:r>
+            <w:r>
+              <w:rPr>
+                <w:sz w:val="24"/>
+                <w:szCs w:val="24"/>
                 <w:cs/>
               </w:rPr>
-              <w:t xml:space="preserve">อัตราส่วนฐาน </w:t>
+              <w:t xml:space="preserve"> </w:t>
             </w:r>
             <m:oMath>
               <m:f>
@@ -2075,6 +2280,8 @@
                   <m:ctrlPr>
                     <w:rPr>
                       <w:rFonts w:ascii="Cambria Math" w:hAnsi="Cambria Math"/>
+                      <w:sz w:val="24"/>
+                      <w:szCs w:val="24"/>
                     </w:rPr>
                   </m:ctrlPr>
                 </m:fPr>
@@ -2084,6 +2291,8 @@
                       <m:ctrlPr>
                         <w:rPr>
                           <w:rFonts w:ascii="Cambria Math" w:hAnsi="Cambria Math"/>
+                          <w:sz w:val="24"/>
+                          <w:szCs w:val="24"/>
                         </w:rPr>
                       </m:ctrlPr>
                     </m:sSubPr>
@@ -2118,6 +2327,8 @@
                       <m:ctrlPr>
                         <w:rPr>
                           <w:rFonts w:ascii="Cambria Math" w:hAnsi="Cambria Math"/>
+                          <w:sz w:val="24"/>
+                          <w:szCs w:val="24"/>
                         </w:rPr>
                       </m:ctrlPr>
                     </m:sSubPr>
@@ -2168,6 +2379,12 @@
             <w:tcW w:w="1559" w:type="dxa"/>
           </w:tcPr>
           <w:p>
+            <w:pPr>
+              <w:rPr>
+                <w:sz w:val="24"/>
+                <w:szCs w:val="24"/>
+              </w:rPr>
+            </w:pPr>
             <m:oMath>
               <m:r>
                 <w:rPr>
@@ -2180,8 +2397,8 @@
             </m:oMath>
             <w:r>
               <w:rPr>
-                <w:sz w:val="32"/>
-                <w:szCs w:val="32"/>
+                <w:sz w:val="24"/>
+                <w:szCs w:val="24"/>
                 <w:cs/>
               </w:rPr>
               <w:t xml:space="preserve">, </w:t>
@@ -2198,8 +2415,8 @@
             </m:oMath>
             <w:r>
               <w:rPr>
-                <w:sz w:val="32"/>
-                <w:szCs w:val="32"/>
+                <w:sz w:val="24"/>
+                <w:szCs w:val="24"/>
                 <w:cs/>
               </w:rPr>
               <w:t xml:space="preserve">, </w:t>
@@ -2221,6 +2438,12 @@
             <w:tcW w:w="6747" w:type="dxa"/>
           </w:tcPr>
           <w:p>
+            <w:pPr>
+              <w:rPr>
+                <w:sz w:val="32"/>
+                <w:szCs w:val="32"/>
+              </w:rPr>
+            </w:pPr>
             <w:r>
               <w:rPr>
                 <w:sz w:val="32"/>
@@ -2287,6 +2510,12 @@
             <w:tcW w:w="1559" w:type="dxa"/>
           </w:tcPr>
           <w:p>
+            <w:pPr>
+              <w:rPr>
+                <w:sz w:val="24"/>
+                <w:szCs w:val="24"/>
+              </w:rPr>
+            </w:pPr>
             <m:oMath>
               <m:r>
                 <w:rPr>
@@ -2301,6 +2530,8 @@
                   <m:ctrlPr>
                     <w:rPr>
                       <w:rFonts w:ascii="Cambria Math" w:hAnsi="Cambria Math"/>
+                      <w:sz w:val="24"/>
+                      <w:szCs w:val="24"/>
                     </w:rPr>
                   </m:ctrlPr>
                 </m:sSubPr>
@@ -2328,19 +2559,25 @@
             </m:oMath>
             <w:r>
               <w:rPr>
+                <w:sz w:val="24"/>
+                <w:szCs w:val="24"/>
+                <w:cs/>
+              </w:rPr>
+              <w:t>​</w:t>
+            </w:r>
+          </w:p>
+        </w:tc>
+        <w:tc>
+          <w:tcPr>
+            <w:tcW w:w="6747" w:type="dxa"/>
+          </w:tcPr>
+          <w:p>
+            <w:pPr>
+              <w:rPr>
                 <w:sz w:val="32"/>
                 <w:szCs w:val="32"/>
-                <w:cs/>
-              </w:rPr>
-              <w:t>​</w:t>
-            </w:r>
-          </w:p>
-        </w:tc>
-        <w:tc>
-          <w:tcPr>
-            <w:tcW w:w="6747" w:type="dxa"/>
-          </w:tcPr>
-          <w:p>
+              </w:rPr>
+            </w:pPr>
             <w:proofErr w:type="spellStart"/>
             <w:r>
               <w:rPr>
@@ -2407,12 +2644,20 @@
             <w:tcW w:w="1559" w:type="dxa"/>
           </w:tcPr>
           <w:p>
+            <w:pPr>
+              <w:rPr>
+                <w:sz w:val="24"/>
+                <w:szCs w:val="24"/>
+              </w:rPr>
+            </w:pPr>
             <m:oMath>
               <m:sSub>
                 <m:sSubPr>
                   <m:ctrlPr>
                     <w:rPr>
                       <w:rFonts w:ascii="Cambria Math" w:hAnsi="Cambria Math"/>
+                      <w:sz w:val="24"/>
+                      <w:szCs w:val="24"/>
                     </w:rPr>
                   </m:ctrlPr>
                 </m:sSubPr>
@@ -2440,8 +2685,8 @@
             </m:oMath>
             <w:r>
               <w:rPr>
-                <w:sz w:val="32"/>
-                <w:szCs w:val="32"/>
+                <w:sz w:val="24"/>
+                <w:szCs w:val="24"/>
                 <w:cs/>
               </w:rPr>
               <w:t xml:space="preserve">, </w:t>
@@ -2463,6 +2708,12 @@
             <w:tcW w:w="6747" w:type="dxa"/>
           </w:tcPr>
           <w:p>
+            <w:pPr>
+              <w:rPr>
+                <w:sz w:val="32"/>
+                <w:szCs w:val="32"/>
+              </w:rPr>
+            </w:pPr>
             <w:r>
               <w:rPr>
                 <w:sz w:val="32"/>
@@ -2529,6 +2780,12 @@
             <w:tcW w:w="1559" w:type="dxa"/>
           </w:tcPr>
           <w:p>
+            <w:pPr>
+              <w:rPr>
+                <w:sz w:val="24"/>
+                <w:szCs w:val="24"/>
+              </w:rPr>
+            </w:pPr>
             <m:oMath>
               <m:r>
                 <w:rPr>
@@ -2541,29 +2798,47 @@
             </m:oMath>
             <w:r>
               <w:rPr>
+                <w:sz w:val="24"/>
+                <w:szCs w:val="24"/>
+                <w:cs/>
+              </w:rPr>
+              <w:t>​</w:t>
+            </w:r>
+          </w:p>
+        </w:tc>
+        <w:tc>
+          <w:tcPr>
+            <w:tcW w:w="6747" w:type="dxa"/>
+          </w:tcPr>
+          <w:p>
+            <w:pPr>
+              <w:rPr>
                 <w:sz w:val="32"/>
                 <w:szCs w:val="32"/>
-                <w:cs/>
-              </w:rPr>
-              <w:t>​</w:t>
-            </w:r>
-          </w:p>
-        </w:tc>
-        <w:tc>
-          <w:tcPr>
-            <w:tcW w:w="6747" w:type="dxa"/>
-          </w:tcPr>
-          <w:p>
+              </w:rPr>
+            </w:pPr>
             <w:proofErr w:type="spellStart"/>
             <w:r>
+              <w:rPr>
+                <w:sz w:val="32"/>
+                <w:szCs w:val="32"/>
+              </w:rPr>
               <w:t>อัตราการสลายของรากที่ช้าที่สุดของชุดอุปกรณ์</w:t>
             </w:r>
             <w:proofErr w:type="spellEnd"/>
             <w:r>
+              <w:rPr>
+                <w:sz w:val="32"/>
+                <w:szCs w:val="32"/>
+              </w:rPr>
               <w:t xml:space="preserve"> GFM </w:t>
             </w:r>
             <w:proofErr w:type="spellStart"/>
             <w:r>
+              <w:rPr>
+                <w:sz w:val="32"/>
+                <w:szCs w:val="32"/>
+              </w:rPr>
               <w:t>นั้น</w:t>
             </w:r>
             <w:proofErr w:type="spellEnd"/>
@@ -2579,12 +2854,20 @@
             <w:tcW w:w="1559" w:type="dxa"/>
           </w:tcPr>
           <w:p>
+            <w:pPr>
+              <w:rPr>
+                <w:sz w:val="24"/>
+                <w:szCs w:val="24"/>
+              </w:rPr>
+            </w:pPr>
             <m:oMath>
               <m:sSub>
                 <m:sSubPr>
                   <m:ctrlPr>
                     <w:rPr>
                       <w:rFonts w:ascii="Cambria Math" w:hAnsi="Cambria Math"/>
+                      <w:sz w:val="24"/>
+                      <w:szCs w:val="24"/>
                     </w:rPr>
                   </m:ctrlPr>
                 </m:sSubPr>
@@ -2612,8 +2895,8 @@
             </m:oMath>
             <w:r>
               <w:rPr>
-                <w:sz w:val="32"/>
-                <w:szCs w:val="32"/>
+                <w:sz w:val="24"/>
+                <w:szCs w:val="24"/>
                 <w:cs/>
               </w:rPr>
               <w:t xml:space="preserve">, </w:t>
@@ -2624,6 +2907,8 @@
                   <m:ctrlPr>
                     <w:rPr>
                       <w:rFonts w:ascii="Cambria Math" w:hAnsi="Cambria Math"/>
+                      <w:sz w:val="24"/>
+                      <w:szCs w:val="24"/>
                     </w:rPr>
                   </m:ctrlPr>
                 </m:sSubPr>
@@ -2651,8 +2936,8 @@
             </m:oMath>
             <w:r>
               <w:rPr>
-                <w:sz w:val="32"/>
-                <w:szCs w:val="32"/>
+                <w:sz w:val="24"/>
+                <w:szCs w:val="24"/>
                 <w:cs/>
               </w:rPr>
               <w:t xml:space="preserve">, </w:t>
@@ -2674,6 +2959,12 @@
             <w:tcW w:w="6747" w:type="dxa"/>
           </w:tcPr>
           <w:p>
+            <w:pPr>
+              <w:rPr>
+                <w:sz w:val="32"/>
+                <w:szCs w:val="32"/>
+              </w:rPr>
+            </w:pPr>
             <w:r>
               <w:rPr>
                 <w:sz w:val="32"/>
@@ -2694,12 +2985,20 @@
             <w:tcW w:w="1559" w:type="dxa"/>
           </w:tcPr>
           <w:p>
+            <w:pPr>
+              <w:rPr>
+                <w:sz w:val="24"/>
+                <w:szCs w:val="24"/>
+              </w:rPr>
+            </w:pPr>
             <m:oMath>
               <m:sSub>
                 <m:sSubPr>
                   <m:ctrlPr>
                     <w:rPr>
                       <w:rFonts w:ascii="Cambria Math" w:hAnsi="Cambria Math"/>
+                      <w:sz w:val="24"/>
+                      <w:szCs w:val="24"/>
                     </w:rPr>
                   </m:ctrlPr>
                 </m:sSubPr>
@@ -2727,8 +3026,8 @@
             </m:oMath>
             <w:r>
               <w:rPr>
-                <w:sz w:val="32"/>
-                <w:szCs w:val="32"/>
+                <w:sz w:val="24"/>
+                <w:szCs w:val="24"/>
                 <w:cs/>
               </w:rPr>
               <w:t xml:space="preserve">, </w:t>
@@ -2739,6 +3038,8 @@
                   <m:ctrlPr>
                     <w:rPr>
                       <w:rFonts w:ascii="Cambria Math" w:hAnsi="Cambria Math"/>
+                      <w:sz w:val="24"/>
+                      <w:szCs w:val="24"/>
                     </w:rPr>
                   </m:ctrlPr>
                 </m:sSubPr>
@@ -2771,6 +3072,12 @@
             <w:tcW w:w="6747" w:type="dxa"/>
           </w:tcPr>
           <w:p>
+            <w:pPr>
+              <w:rPr>
+                <w:sz w:val="32"/>
+                <w:szCs w:val="32"/>
+              </w:rPr>
+            </w:pPr>
             <w:r>
               <w:rPr>
                 <w:sz w:val="32"/>
@@ -2791,12 +3098,20 @@
             <w:tcW w:w="1559" w:type="dxa"/>
           </w:tcPr>
           <w:p>
+            <w:pPr>
+              <w:rPr>
+                <w:sz w:val="24"/>
+                <w:szCs w:val="24"/>
+              </w:rPr>
+            </w:pPr>
             <m:oMath>
               <m:sSub>
                 <m:sSubPr>
                   <m:ctrlPr>
                     <w:rPr>
                       <w:rFonts w:ascii="Cambria Math" w:hAnsi="Cambria Math"/>
+                      <w:sz w:val="24"/>
+                      <w:szCs w:val="24"/>
                     </w:rPr>
                   </m:ctrlPr>
                 </m:sSubPr>
@@ -2824,8 +3139,8 @@
             </m:oMath>
             <w:r>
               <w:rPr>
-                <w:sz w:val="32"/>
-                <w:szCs w:val="32"/>
+                <w:sz w:val="24"/>
+                <w:szCs w:val="24"/>
                 <w:cs/>
               </w:rPr>
               <w:t xml:space="preserve">, </w:t>
@@ -2836,6 +3151,8 @@
                   <m:ctrlPr>
                     <w:rPr>
                       <w:rFonts w:ascii="Cambria Math" w:hAnsi="Cambria Math"/>
+                      <w:sz w:val="24"/>
+                      <w:szCs w:val="24"/>
                     </w:rPr>
                   </m:ctrlPr>
                 </m:sSubPr>
@@ -2868,6 +3185,12 @@
             <w:tcW w:w="6747" w:type="dxa"/>
           </w:tcPr>
           <w:p>
+            <w:pPr>
+              <w:rPr>
+                <w:sz w:val="32"/>
+                <w:szCs w:val="32"/>
+              </w:rPr>
+            </w:pPr>
             <w:r>
               <w:rPr>
                 <w:sz w:val="32"/>
@@ -2888,6 +3211,12 @@
             <w:tcW w:w="1559" w:type="dxa"/>
           </w:tcPr>
           <w:p>
+            <w:pPr>
+              <w:rPr>
+                <w:sz w:val="24"/>
+                <w:szCs w:val="24"/>
+              </w:rPr>
+            </w:pPr>
             <m:oMath>
               <m:r>
                 <w:rPr>
@@ -2900,8 +3229,8 @@
             </m:oMath>
             <w:r>
               <w:rPr>
-                <w:sz w:val="32"/>
-                <w:szCs w:val="32"/>
+                <w:sz w:val="24"/>
+                <w:szCs w:val="24"/>
                 <w:cs/>
               </w:rPr>
               <w:t xml:space="preserve">, </w:t>
@@ -2923,6 +3252,12 @@
             <w:tcW w:w="6747" w:type="dxa"/>
           </w:tcPr>
           <w:p>
+            <w:pPr>
+              <w:rPr>
+                <w:sz w:val="32"/>
+                <w:szCs w:val="32"/>
+              </w:rPr>
+            </w:pPr>
             <w:r>
               <w:rPr>
                 <w:sz w:val="32"/>
@@ -2961,12 +3296,20 @@
             <w:tcW w:w="1559" w:type="dxa"/>
           </w:tcPr>
           <w:p>
+            <w:pPr>
+              <w:rPr>
+                <w:sz w:val="24"/>
+                <w:szCs w:val="24"/>
+              </w:rPr>
+            </w:pPr>
             <m:oMath>
               <m:sSubSup>
                 <m:sSubSupPr>
                   <m:ctrlPr>
                     <w:rPr>
                       <w:rFonts w:ascii="Cambria Math" w:hAnsi="Cambria Math"/>
+                      <w:sz w:val="24"/>
+                      <w:szCs w:val="24"/>
                     </w:rPr>
                   </m:ctrlPr>
                 </m:sSubSupPr>
@@ -3014,6 +3357,8 @@
                   <m:ctrlPr>
                     <w:rPr>
                       <w:rFonts w:ascii="Cambria Math" w:hAnsi="Cambria Math"/>
+                      <w:sz w:val="24"/>
+                      <w:szCs w:val="24"/>
                     </w:rPr>
                   </m:ctrlPr>
                 </m:sSubSupPr>
@@ -3061,6 +3406,8 @@
                   <m:ctrlPr>
                     <w:rPr>
                       <w:rFonts w:ascii="Cambria Math" w:hAnsi="Cambria Math"/>
+                      <w:sz w:val="24"/>
+                      <w:szCs w:val="24"/>
                     </w:rPr>
                   </m:ctrlPr>
                 </m:sSubSupPr>
@@ -3108,6 +3455,8 @@
                   <m:ctrlPr>
                     <w:rPr>
                       <w:rFonts w:ascii="Cambria Math" w:hAnsi="Cambria Math"/>
+                      <w:sz w:val="24"/>
+                      <w:szCs w:val="24"/>
                     </w:rPr>
                   </m:ctrlPr>
                 </m:sSubSupPr>
@@ -3145,19 +3494,25 @@
             </m:oMath>
             <w:r>
               <w:rPr>
+                <w:sz w:val="24"/>
+                <w:szCs w:val="24"/>
+                <w:cs/>
+              </w:rPr>
+              <w:t>​</w:t>
+            </w:r>
+          </w:p>
+        </w:tc>
+        <w:tc>
+          <w:tcPr>
+            <w:tcW w:w="6747" w:type="dxa"/>
+          </w:tcPr>
+          <w:p>
+            <w:pPr>
+              <w:rPr>
                 <w:sz w:val="32"/>
                 <w:szCs w:val="32"/>
-                <w:cs/>
-              </w:rPr>
-              <w:t>​</w:t>
-            </w:r>
-          </w:p>
-        </w:tc>
-        <w:tc>
-          <w:tcPr>
-            <w:tcW w:w="6747" w:type="dxa"/>
-          </w:tcPr>
-          <w:p>
+              </w:rPr>
+            </w:pPr>
             <w:r>
               <w:rPr>
                 <w:sz w:val="32"/>
@@ -3178,12 +3533,20 @@
             <w:tcW w:w="1559" w:type="dxa"/>
           </w:tcPr>
           <w:p>
+            <w:pPr>
+              <w:rPr>
+                <w:sz w:val="24"/>
+                <w:szCs w:val="24"/>
+              </w:rPr>
+            </w:pPr>
             <m:oMath>
               <m:sSub>
                 <m:sSubPr>
                   <m:ctrlPr>
                     <w:rPr>
                       <w:rFonts w:ascii="Cambria Math" w:hAnsi="Cambria Math"/>
+                      <w:sz w:val="24"/>
+                      <w:szCs w:val="24"/>
                     </w:rPr>
                   </m:ctrlPr>
                 </m:sSubPr>
@@ -3211,8 +3574,8 @@
             </m:oMath>
             <w:r>
               <w:rPr>
-                <w:sz w:val="32"/>
-                <w:szCs w:val="32"/>
+                <w:sz w:val="24"/>
+                <w:szCs w:val="24"/>
                 <w:cs/>
               </w:rPr>
               <w:t xml:space="preserve">, </w:t>
@@ -3223,6 +3586,8 @@
                   <m:ctrlPr>
                     <w:rPr>
                       <w:rFonts w:ascii="Cambria Math" w:hAnsi="Cambria Math"/>
+                      <w:sz w:val="24"/>
+                      <w:szCs w:val="24"/>
                     </w:rPr>
                   </m:ctrlPr>
                 </m:sSubPr>
@@ -3255,6 +3620,12 @@
             <w:tcW w:w="6747" w:type="dxa"/>
           </w:tcPr>
           <w:p>
+            <w:pPr>
+              <w:rPr>
+                <w:sz w:val="32"/>
+                <w:szCs w:val="32"/>
+              </w:rPr>
+            </w:pPr>
             <w:r>
               <w:rPr>
                 <w:sz w:val="32"/>
@@ -3275,8 +3646,8 @@
             </m:oMath>
             <w:r>
               <w:rPr>
-                <w:sz w:val="32"/>
-                <w:szCs w:val="32"/>
+                <w:sz w:val="24"/>
+                <w:szCs w:val="24"/>
                 <w:cs/>
               </w:rPr>
               <w:t xml:space="preserve">, </w:t>
@@ -3293,11 +3664,19 @@
             </m:oMath>
             <w:r>
               <w:rPr>
+                <w:sz w:val="24"/>
+                <w:szCs w:val="24"/>
+                <w:cs/>
+              </w:rPr>
+              <w:t xml:space="preserve"> </w:t>
+            </w:r>
+            <w:r>
+              <w:rPr>
                 <w:sz w:val="32"/>
                 <w:szCs w:val="32"/>
                 <w:cs/>
               </w:rPr>
-              <w:t xml:space="preserve"> ของ IBR (ใช้ร่วมทั้งสองโหมด)</w:t>
+              <w:t>ของ IBR (ใช้ร่วมทั้งสองโหมด)</w:t>
             </w:r>
           </w:p>
         </w:tc>
@@ -3311,12 +3690,20 @@
             <w:tcW w:w="1559" w:type="dxa"/>
           </w:tcPr>
           <w:p>
+            <w:pPr>
+              <w:rPr>
+                <w:sz w:val="24"/>
+                <w:szCs w:val="24"/>
+              </w:rPr>
+            </w:pPr>
             <m:oMath>
               <m:sSub>
                 <m:sSubPr>
                   <m:ctrlPr>
                     <w:rPr>
                       <w:rFonts w:ascii="Cambria Math" w:hAnsi="Cambria Math"/>
+                      <w:sz w:val="24"/>
+                      <w:szCs w:val="24"/>
                     </w:rPr>
                   </m:ctrlPr>
                 </m:sSubPr>
@@ -3344,8 +3731,8 @@
             </m:oMath>
             <w:r>
               <w:rPr>
-                <w:sz w:val="32"/>
-                <w:szCs w:val="32"/>
+                <w:sz w:val="24"/>
+                <w:szCs w:val="24"/>
                 <w:cs/>
               </w:rPr>
               <w:t xml:space="preserve">, </w:t>
@@ -3356,6 +3743,8 @@
                   <m:ctrlPr>
                     <w:rPr>
                       <w:rFonts w:ascii="Cambria Math" w:hAnsi="Cambria Math"/>
+                      <w:sz w:val="24"/>
+                      <w:szCs w:val="24"/>
                     </w:rPr>
                   </m:ctrlPr>
                 </m:sSubPr>
@@ -3388,6 +3777,12 @@
             <w:tcW w:w="6747" w:type="dxa"/>
           </w:tcPr>
           <w:p>
+            <w:pPr>
+              <w:rPr>
+                <w:sz w:val="32"/>
+                <w:szCs w:val="32"/>
+              </w:rPr>
+            </w:pPr>
             <w:r>
               <w:rPr>
                 <w:sz w:val="32"/>
@@ -3426,12 +3821,20 @@
             <w:tcW w:w="1559" w:type="dxa"/>
           </w:tcPr>
           <w:p>
+            <w:pPr>
+              <w:rPr>
+                <w:sz w:val="24"/>
+                <w:szCs w:val="24"/>
+              </w:rPr>
+            </w:pPr>
             <m:oMath>
               <m:sSub>
                 <m:sSubPr>
                   <m:ctrlPr>
                     <w:rPr>
                       <w:rFonts w:ascii="Cambria Math" w:hAnsi="Cambria Math"/>
+                      <w:sz w:val="24"/>
+                      <w:szCs w:val="24"/>
                     </w:rPr>
                   </m:ctrlPr>
                 </m:sSubPr>
@@ -3459,8 +3862,8 @@
             </m:oMath>
             <w:r>
               <w:rPr>
-                <w:sz w:val="32"/>
-                <w:szCs w:val="32"/>
+                <w:sz w:val="24"/>
+                <w:szCs w:val="24"/>
                 <w:cs/>
               </w:rPr>
               <w:t xml:space="preserve">, </w:t>
@@ -3471,6 +3874,8 @@
                   <m:ctrlPr>
                     <w:rPr>
                       <w:rFonts w:ascii="Cambria Math" w:hAnsi="Cambria Math"/>
+                      <w:sz w:val="24"/>
+                      <w:szCs w:val="24"/>
                     </w:rPr>
                   </m:ctrlPr>
                 </m:sSubPr>
@@ -3503,6 +3908,12 @@
             <w:tcW w:w="6747" w:type="dxa"/>
           </w:tcPr>
           <w:p>
+            <w:pPr>
+              <w:rPr>
+                <w:sz w:val="32"/>
+                <w:szCs w:val="32"/>
+              </w:rPr>
+            </w:pPr>
             <w:r>
               <w:rPr>
                 <w:sz w:val="32"/>
@@ -3541,12 +3952,20 @@
             <w:tcW w:w="1559" w:type="dxa"/>
           </w:tcPr>
           <w:p>
+            <w:pPr>
+              <w:rPr>
+                <w:sz w:val="24"/>
+                <w:szCs w:val="24"/>
+              </w:rPr>
+            </w:pPr>
             <m:oMath>
               <m:sSub>
                 <m:sSubPr>
                   <m:ctrlPr>
                     <w:rPr>
                       <w:rFonts w:ascii="Cambria Math" w:hAnsi="Cambria Math"/>
+                      <w:sz w:val="24"/>
+                      <w:szCs w:val="24"/>
                     </w:rPr>
                   </m:ctrlPr>
                 </m:sSubPr>
@@ -3574,8 +3993,8 @@
             </m:oMath>
             <w:r>
               <w:rPr>
-                <w:sz w:val="32"/>
-                <w:szCs w:val="32"/>
+                <w:sz w:val="24"/>
+                <w:szCs w:val="24"/>
                 <w:cs/>
               </w:rPr>
               <w:t xml:space="preserve">, </w:t>
@@ -3586,6 +4005,8 @@
                   <m:ctrlPr>
                     <w:rPr>
                       <w:rFonts w:ascii="Cambria Math" w:hAnsi="Cambria Math"/>
+                      <w:sz w:val="24"/>
+                      <w:szCs w:val="24"/>
                     </w:rPr>
                   </m:ctrlPr>
                 </m:sSubPr>
@@ -3613,8 +4034,8 @@
             </m:oMath>
             <w:r>
               <w:rPr>
-                <w:sz w:val="32"/>
-                <w:szCs w:val="32"/>
+                <w:sz w:val="24"/>
+                <w:szCs w:val="24"/>
                 <w:cs/>
               </w:rPr>
               <w:t xml:space="preserve">, </w:t>
@@ -3636,6 +4057,12 @@
             <w:tcW w:w="6747" w:type="dxa"/>
           </w:tcPr>
           <w:p>
+            <w:pPr>
+              <w:rPr>
+                <w:sz w:val="32"/>
+                <w:szCs w:val="32"/>
+              </w:rPr>
+            </w:pPr>
             <w:r>
               <w:rPr>
                 <w:sz w:val="32"/>
@@ -3674,12 +4101,20 @@
             <w:tcW w:w="1559" w:type="dxa"/>
           </w:tcPr>
           <w:p>
+            <w:pPr>
+              <w:rPr>
+                <w:sz w:val="24"/>
+                <w:szCs w:val="24"/>
+              </w:rPr>
+            </w:pPr>
             <m:oMath>
               <m:sSub>
                 <m:sSubPr>
                   <m:ctrlPr>
                     <w:rPr>
                       <w:rFonts w:ascii="Cambria Math" w:hAnsi="Cambria Math"/>
+                      <w:sz w:val="24"/>
+                      <w:szCs w:val="24"/>
                     </w:rPr>
                   </m:ctrlPr>
                 </m:sSubPr>
@@ -3717,6 +4152,8 @@
                   <m:ctrlPr>
                     <w:rPr>
                       <w:rFonts w:ascii="Cambria Math" w:hAnsi="Cambria Math"/>
+                      <w:sz w:val="24"/>
+                      <w:szCs w:val="24"/>
                     </w:rPr>
                   </m:ctrlPr>
                 </m:sSubPr>
@@ -3752,36 +4189,45 @@
             </m:oMath>
             <w:r>
               <w:rPr>
+                <w:sz w:val="24"/>
+                <w:szCs w:val="24"/>
+                <w:cs/>
+              </w:rPr>
+              <w:t>​</w:t>
+            </w:r>
+          </w:p>
+        </w:tc>
+        <w:tc>
+          <w:tcPr>
+            <w:tcW w:w="6747" w:type="dxa"/>
+          </w:tcPr>
+          <w:p>
+            <w:pPr>
+              <w:rPr>
                 <w:sz w:val="32"/>
                 <w:szCs w:val="32"/>
-                <w:cs/>
-              </w:rPr>
-              <w:t>​</w:t>
-            </w:r>
-          </w:p>
-        </w:tc>
-        <w:tc>
-          <w:tcPr>
-            <w:tcW w:w="6747" w:type="dxa"/>
-          </w:tcPr>
-          <w:p>
+              </w:rPr>
+            </w:pPr>
             <w:proofErr w:type="spellStart"/>
             <w:r>
+              <w:rPr>
+                <w:sz w:val="32"/>
+                <w:szCs w:val="32"/>
+              </w:rPr>
               <w:t>ตัวจำกัดขนาดกระแสอ้างอิงแบบวงกลม</w:t>
             </w:r>
             <w:proofErr w:type="spellEnd"/>
             <w:r>
+              <w:rPr>
+                <w:sz w:val="32"/>
+                <w:szCs w:val="32"/>
+              </w:rPr>
               <w:t xml:space="preserve"> (Circular Current Reference Limiter)</w:t>
             </w:r>
           </w:p>
         </w:tc>
       </w:tr>
     </w:tbl>
-    <w:p>
-      <w:pPr>
-        <w:spacing w:after="60"/>
-      </w:pPr>
-    </w:p>
     <w:p>
       <w:pPr>
         <w:keepNext/>
@@ -3896,23 +4342,7 @@
                         <w:sz w:val="24"/>
                         <w:szCs w:val="24"/>
                       </w:rPr>
-                      <m:t xml:space="preserve">ẋ = f(x, y, u, m(t), t), </m:t>
-                    </m:r>
-                    <m:r>
-                      <w:rPr>
-                        <w:rFonts w:ascii="Cambria Math" w:hAnsi="Cambria Math"/>
-                        <w:sz w:val="24"/>
-                        <w:szCs w:val="24"/>
-                      </w:rPr>
-                      <m:t xml:space="preserve">   </m:t>
-                    </m:r>
-                    <m:r>
-                      <w:rPr>
-                        <w:rFonts w:ascii="Cambria Math" w:hAnsi="Cambria Math"/>
-                        <w:sz w:val="24"/>
-                        <w:szCs w:val="24"/>
-                      </w:rPr>
-                      <m:t xml:space="preserve">  0 = g(x, y, u, m(t), t) </m:t>
+                      <m:t xml:space="preserve">ẋ = f(x, y, u, m(t), t),      0 = g(x, y, u, m(t), t) </m:t>
                     </m:r>
                   </m:e>
                 </m:acc>
@@ -3945,6 +4375,9 @@
       <w:pPr>
         <w:spacing w:line="320" w:lineRule="exact"/>
         <w:ind w:firstLine="360"/>
+        <w:rPr>
+          <w:sz w:val="32"/>
+        </w:rPr>
       </w:pPr>
       <w:proofErr w:type="spellStart"/>
       <w:r>
@@ -4028,22 +4461,29 @@
         <w:rPr>
           <w:sz w:val="32"/>
         </w:rPr>
-        <w:t xml:space="preserve"> (GFL/GFM) </w:t>
+        <w:t xml:space="preserve"> (GFL/GFM) ของอินเวอร์เตอร์แต่ละเครื่องสมการพีชคณิตกำหนดให้กระแสที่ฉีดเข้าสู่</w:t>
       </w:r>
       <w:proofErr w:type="spellStart"/>
       <w:r>
         <w:rPr>
           <w:sz w:val="32"/>
         </w:rPr>
-        <w:t>ของอินเวอร์เตอร์แต่ละเครื่อง</w:t>
+        <w:t>เครือข่ายสมดุลกับกระแส</w:t>
       </w:r>
       <w:proofErr w:type="spellEnd"/>
-      <w:r>
-        <w:rPr>
-          <w:sz w:val="32"/>
-        </w:rPr>
-        <w:t xml:space="preserve"> สมการพีชคณิตกำหนดให้กระแสที่ฉีดเข้าสู่เครือข่ายสมดุลกับกระแสรวมของอุปกรณ์ทุกบัสตลอดเวลา</w:t>
-      </w:r>
+    </w:p>
+    <w:p>
+      <w:pPr>
+        <w:spacing w:line="320" w:lineRule="exact"/>
+      </w:pPr>
+      <w:proofErr w:type="spellStart"/>
+      <w:r>
+        <w:rPr>
+          <w:sz w:val="32"/>
+        </w:rPr>
+        <w:t>รวมของอุปกรณ์ทุกบัสตลอดเวลา</w:t>
+      </w:r>
+      <w:proofErr w:type="spellEnd"/>
     </w:p>
     <w:p>
       <w:pPr>
@@ -4051,123 +4491,6 @@
         <w:spacing w:before="50" w:after="40"/>
         <w:jc w:val="center"/>
       </w:pPr>
-      <w:r>
-        <w:rPr>
-          <w:noProof/>
-          <w:sz w:val="32"/>
-          <w:szCs w:val="32"/>
-        </w:rPr>
-        <w:drawing>
-          <wp:inline distT="0" distB="0" distL="0" distR="0" wp14:anchorId="687B4D46" wp14:editId="5D505969">
-            <wp:extent cx="3521354" cy="1175918"/>
-            <wp:effectExtent l="0" t="0" r="0" b="0"/>
-            <wp:docPr id="2" name="Picture 2"/>
-            <wp:cNvGraphicFramePr>
-              <a:graphicFrameLocks xmlns:a="http://schemas.openxmlformats.org/drawingml/2006/main" noChangeAspect="1"/>
-            </wp:cNvGraphicFramePr>
-            <a:graphic xmlns:a="http://schemas.openxmlformats.org/drawingml/2006/main">
-              <a:graphicData uri="http://schemas.openxmlformats.org/drawingml/2006/picture">
-                <pic:pic xmlns:pic="http://schemas.openxmlformats.org/drawingml/2006/picture">
-                  <pic:nvPicPr>
-                    <pic:cNvPr id="0" name="fig2_pipeline_no_sssa.png"/>
-                    <pic:cNvPicPr/>
-                  </pic:nvPicPr>
-                  <pic:blipFill>
-                    <a:blip r:embed="rId12"/>
-                    <a:stretch>
-                      <a:fillRect/>
-                    </a:stretch>
-                  </pic:blipFill>
-                  <pic:spPr>
-                    <a:xfrm>
-                      <a:off x="0" y="0"/>
-                      <a:ext cx="3521354" cy="1175918"/>
-                    </a:xfrm>
-                    <a:prstGeom prst="rect">
-                      <a:avLst/>
-                    </a:prstGeom>
-                  </pic:spPr>
-                </pic:pic>
-              </a:graphicData>
-            </a:graphic>
-          </wp:inline>
-        </w:drawing>
-      </w:r>
-    </w:p>
-    <w:p>
-      <w:pPr>
-        <w:spacing w:after="80"/>
-        <w:ind w:left="360" w:right="360"/>
-        <w:jc w:val="center"/>
-        <w:rPr>
-          <w:sz w:val="32"/>
-          <w:szCs w:val="32"/>
-        </w:rPr>
-      </w:pPr>
-      <w:proofErr w:type="spellStart"/>
-      <w:r>
-        <w:rPr>
-          <w:sz w:val="32"/>
-          <w:szCs w:val="32"/>
-        </w:rPr>
-        <w:t>รูปที่</w:t>
-      </w:r>
-      <w:proofErr w:type="spellEnd"/>
-      <w:r>
-        <w:rPr>
-          <w:sz w:val="32"/>
-          <w:szCs w:val="32"/>
-        </w:rPr>
-        <w:t xml:space="preserve"> 2 </w:t>
-      </w:r>
-      <w:proofErr w:type="spellStart"/>
-      <w:r>
-        <w:rPr>
-          <w:sz w:val="32"/>
-          <w:szCs w:val="32"/>
-        </w:rPr>
-        <w:t>โครงสร้างและขั้นตอนการคำนวณของการสลับโหมด</w:t>
-      </w:r>
-      <w:proofErr w:type="spellEnd"/>
-      <w:r>
-        <w:rPr>
-          <w:sz w:val="32"/>
-          <w:szCs w:val="32"/>
-        </w:rPr>
-        <w:t xml:space="preserve"> GFL/GFM </w:t>
-      </w:r>
-      <w:proofErr w:type="spellStart"/>
-      <w:r>
-        <w:rPr>
-          <w:sz w:val="32"/>
-          <w:szCs w:val="32"/>
-        </w:rPr>
-        <w:t>ตั้งแต่</w:t>
-      </w:r>
-      <w:proofErr w:type="spellEnd"/>
-      <w:r>
-        <w:rPr>
-          <w:sz w:val="32"/>
-          <w:szCs w:val="32"/>
-        </w:rPr>
-        <w:t xml:space="preserve"> PF </w:t>
-      </w:r>
-      <w:proofErr w:type="spellStart"/>
-      <w:r>
-        <w:rPr>
-          <w:sz w:val="32"/>
-          <w:szCs w:val="32"/>
-        </w:rPr>
-        <w:t>ถึง</w:t>
-      </w:r>
-      <w:proofErr w:type="spellEnd"/>
-      <w:r>
-        <w:rPr>
-          <w:sz w:val="32"/>
-          <w:szCs w:val="32"/>
-        </w:rPr>
-        <w:t xml:space="preserve"> TS</w:t>
-      </w:r>
     </w:p>
     <w:p>
       <w:pPr>
@@ -4628,7 +4951,6 @@
         <w:t xml:space="preserve"> Slack </w:t>
       </w:r>
       <w:proofErr w:type="spellStart"/>
-      <w:proofErr w:type="gramStart"/>
       <w:r>
         <w:rPr>
           <w:sz w:val="32"/>
@@ -4653,7 +4975,6 @@
         <w:t>และ</w:t>
       </w:r>
       <w:proofErr w:type="spellEnd"/>
-      <w:proofErr w:type="gramEnd"/>
       <w:r>
         <w:rPr>
           <w:sz w:val="32"/>
@@ -4678,7 +4999,6 @@
         <w:t xml:space="preserve"> PV </w:t>
       </w:r>
       <w:proofErr w:type="spellStart"/>
-      <w:proofErr w:type="gramStart"/>
       <w:r>
         <w:rPr>
           <w:sz w:val="32"/>
@@ -4703,7 +5023,6 @@
         <w:t>และ</w:t>
       </w:r>
       <w:proofErr w:type="spellEnd"/>
-      <w:proofErr w:type="gramEnd"/>
       <w:r>
         <w:rPr>
           <w:sz w:val="32"/>
@@ -4728,7 +5047,6 @@
         <w:t xml:space="preserve"> PQ </w:t>
       </w:r>
       <w:proofErr w:type="spellStart"/>
-      <w:proofErr w:type="gramStart"/>
       <w:r>
         <w:rPr>
           <w:sz w:val="32"/>
@@ -4753,7 +5071,6 @@
         <w:t>และ</w:t>
       </w:r>
       <w:proofErr w:type="spellEnd"/>
-      <w:proofErr w:type="gramEnd"/>
       <w:r>
         <w:rPr>
           <w:sz w:val="32"/>
@@ -4778,7 +5095,6 @@
         <w:t xml:space="preserve"> Newton–Raphson </w:t>
       </w:r>
       <w:proofErr w:type="spellStart"/>
-      <w:proofErr w:type="gramStart"/>
       <w:r>
         <w:rPr>
           <w:sz w:val="32"/>
@@ -4803,7 +5119,6 @@
         <w:t>แล้วแก้ระบบเชิงเส้น</w:t>
       </w:r>
       <w:proofErr w:type="spellEnd"/>
-      <w:proofErr w:type="gramEnd"/>
     </w:p>
     <w:tbl>
       <w:tblPr>
@@ -5350,7 +5665,6 @@
           <w:bCs/>
           <w:sz w:val="32"/>
         </w:rPr>
-        <w:lastRenderedPageBreak/>
         <w:t>ตารางที่</w:t>
       </w:r>
       <w:proofErr w:type="spellEnd"/>
@@ -5365,8 +5679,6 @@
       <w:proofErr w:type="spellStart"/>
       <w:r>
         <w:rPr>
-          <w:b/>
-          <w:bCs/>
           <w:sz w:val="32"/>
         </w:rPr>
         <w:t>ผลการคำนวณการไหลของกำลังของระบบ</w:t>
@@ -5374,8 +5686,6 @@
       <w:proofErr w:type="spellEnd"/>
       <w:r>
         <w:rPr>
-          <w:b/>
-          <w:bCs/>
           <w:sz w:val="32"/>
         </w:rPr>
         <w:t xml:space="preserve"> IEEE 14-bus</w:t>
@@ -6664,6 +6974,7 @@
                 <w:szCs w:val="32"/>
                 <w:cs/>
               </w:rPr>
+              <w:lastRenderedPageBreak/>
               <w:t>6</w:t>
             </w:r>
           </w:p>
@@ -8427,39 +8738,7 @@
           <w:sz w:val="32"/>
           <w:szCs w:val="32"/>
         </w:rPr>
-        <w:t xml:space="preserve">หลัง PF ได้แรงดันและกำลังของแต่ละอุปกรณ์ จะสร้าง state </w:t>
-      </w:r>
-      <w:proofErr w:type="gramStart"/>
-      <w:r>
-        <w:rPr>
-          <w:sz w:val="32"/>
-          <w:szCs w:val="32"/>
-        </w:rPr>
-        <w:t>เริ่มต้นและแก้สมการ  ร่วมกับ</w:t>
-      </w:r>
-      <w:proofErr w:type="gramEnd"/>
-      <w:r>
-        <w:rPr>
-          <w:sz w:val="32"/>
-          <w:szCs w:val="32"/>
-        </w:rPr>
-        <w:t xml:space="preserve"> </w:t>
-      </w:r>
-      <w:proofErr w:type="gramStart"/>
-      <w:r>
-        <w:rPr>
-          <w:sz w:val="32"/>
-          <w:szCs w:val="32"/>
-        </w:rPr>
-        <w:t>KCL  อีกครั้ง</w:t>
-      </w:r>
-      <w:proofErr w:type="gramEnd"/>
-      <w:r>
-        <w:rPr>
-          <w:sz w:val="32"/>
-          <w:szCs w:val="32"/>
-        </w:rPr>
-        <w:t xml:space="preserve"> จุดสมดุลนี้เป็นจุดเริ่มต้นร่วมของ SSSA และ TS สำหรับ SG ที่บัส 1 ใช้แบบจำลอง round-rotor sixth-order ตามที่ Kundur [11] กับ Sauer และ Pai [12] วางไว้ และตามแนวปฏิบัติของ IEEE Std 1110 [13] โดย state ที่เก็บคือ</w:t>
+        <w:t>หลัง PF ได้แรงดันและกำลังของแต่ละอุปกรณ์ จะสร้าง state เริ่มต้นและแก้สมการ  ร่วมกับ KCL  อีกครั้ง จุดสมดุลนี้เป็นจุดเริ่มต้นร่วมของ SSSA และ TS สำหรับ SG ที่บัส 1 ใช้แบบจำลอง round-rotor sixth-order ตามที่ Kundur [11] กับ Sauer และ Pai [12] วางไว้ และตามแนวปฏิบัติของ IEEE Std 1110 [13] โดย state ที่เก็บคือ</w:t>
       </w:r>
     </w:p>
     <w:p>
@@ -9082,36 +9361,79 @@
       <w:pPr>
         <w:spacing w:line="320" w:lineRule="exact"/>
         <w:ind w:firstLine="360"/>
-      </w:pPr>
-      <w:r>
-        <w:rPr>
-          <w:sz w:val="32"/>
-        </w:rPr>
-        <w:t>ส่วน transient/subtransient EMF ใช้ time constants และ reactances ตามแบบจำลองมาตรฐานของเครื่องกำเนิดไฟฟ้า เนื่องจากค่า Tq0' = 0 ตัวแปร Ed' จึงถูกกำหนดให้เป็น</w:t>
+        <w:rPr>
+          <w:sz w:val="32"/>
+          <w:szCs w:val="32"/>
+        </w:rPr>
+      </w:pPr>
+      <w:r>
+        <w:rPr>
+          <w:sz w:val="32"/>
+        </w:rPr>
+        <w:t>ส่วน transient/subtransient EMF ใช้ time constants และ reactances ตามแบบจำลองมาตรฐานของเครื่องกำเนิดไฟฟ้า เนื่องจากค่า Tq0' = 0 ตัวแปร Ed' จึงถูกกำหนดให้เป็นความสัมพันธ์เชิงพีชคณิตโดยตรงเพื่อรักษา</w:t>
       </w:r>
       <w:proofErr w:type="spellStart"/>
       <w:r>
         <w:rPr>
           <w:sz w:val="32"/>
         </w:rPr>
-        <w:t>ความสัมพันธ์</w:t>
+        <w:t>ความถูกต้องของโครงสร้างแบบจำลองทางคณิตศาสตร์</w:t>
       </w:r>
       <w:proofErr w:type="spellEnd"/>
       <w:r>
-        <w:rPr>
-          <w:sz w:val="32"/>
-        </w:rPr>
-        <w:t>เชิงพีชคณิตโดยตรงเพื่อรักษาความถูกต้องของ</w:t>
+        <w:t xml:space="preserve"> </w:t>
       </w:r>
       <w:proofErr w:type="spellStart"/>
       <w:r>
         <w:rPr>
           <w:sz w:val="32"/>
-        </w:rPr>
-        <w:t>โครงสร้างแบบจำลองทางคณิตศาสตร์</w:t>
+          <w:szCs w:val="32"/>
+        </w:rPr>
+        <w:t>เมื่อเบรกเกอร์ของ</w:t>
       </w:r>
       <w:proofErr w:type="spellEnd"/>
       <w:r>
+        <w:rPr>
+          <w:sz w:val="32"/>
+          <w:szCs w:val="32"/>
+        </w:rPr>
+        <w:t xml:space="preserve"> SG </w:t>
+      </w:r>
+      <w:proofErr w:type="spellStart"/>
+      <w:r>
+        <w:rPr>
+          <w:sz w:val="32"/>
+          <w:szCs w:val="32"/>
+        </w:rPr>
+        <w:t>เปิดวงจรจะหยุดการ</w:t>
+      </w:r>
+      <w:proofErr w:type="spellEnd"/>
+      <w:r>
+        <w:rPr>
+          <w:sz w:val="32"/>
+          <w:szCs w:val="32"/>
+        </w:rPr>
+        <w:t>จ่ายกระแสเข้าระบบแต่ตัวแปรสถานะทางกลและฟลักซ์แม่เหล็กยังคงมีพลวัต</w:t>
+      </w:r>
+    </w:p>
+    <w:p>
+      <w:pPr>
+        <w:spacing w:line="320" w:lineRule="exact"/>
+      </w:pPr>
+      <w:proofErr w:type="spellStart"/>
+      <w:r>
+        <w:rPr>
+          <w:sz w:val="32"/>
+          <w:szCs w:val="32"/>
+        </w:rPr>
+        <w:t>การหมุนอิสระของโรเตอร์หลังปลดเบรกเกอร์</w:t>
+      </w:r>
+      <w:proofErr w:type="spellEnd"/>
+      <w:r>
+        <w:rPr>
+          <w:sz w:val="32"/>
+          <w:szCs w:val="32"/>
+        </w:rPr>
         <w:t xml:space="preserve"> </w:t>
       </w:r>
       <w:proofErr w:type="spellStart"/>
@@ -9120,7 +9442,7 @@
           <w:sz w:val="32"/>
           <w:szCs w:val="32"/>
         </w:rPr>
-        <w:t>เมื่อเบรกเกอร์ของ</w:t>
+        <w:t>จึงสามารถตรวจสอบเงื่อนไขการซิงโครไนซ์</w:t>
       </w:r>
       <w:proofErr w:type="spellEnd"/>
       <w:r>
@@ -9128,79 +9450,7 @@
           <w:sz w:val="32"/>
           <w:szCs w:val="32"/>
         </w:rPr>
-        <w:t xml:space="preserve"> SG </w:t>
-      </w:r>
-      <w:proofErr w:type="spellStart"/>
-      <w:r>
-        <w:rPr>
-          <w:sz w:val="32"/>
-          <w:szCs w:val="32"/>
-        </w:rPr>
-        <w:t>เปิดวงจรจะหยุดการ</w:t>
-      </w:r>
-      <w:proofErr w:type="spellEnd"/>
-      <w:r>
-        <w:rPr>
-          <w:sz w:val="32"/>
-          <w:szCs w:val="32"/>
-        </w:rPr>
-        <w:t>จ่าย</w:t>
-      </w:r>
-      <w:proofErr w:type="spellStart"/>
-      <w:r>
-        <w:rPr>
-          <w:sz w:val="32"/>
-          <w:szCs w:val="32"/>
-        </w:rPr>
-        <w:t>กระแสเข้าระบบ</w:t>
-      </w:r>
-      <w:proofErr w:type="spellEnd"/>
-      <w:r>
-        <w:rPr>
-          <w:sz w:val="32"/>
-          <w:szCs w:val="32"/>
-        </w:rPr>
-        <w:t xml:space="preserve"> </w:t>
-      </w:r>
-      <w:r>
-        <w:rPr>
-          <w:sz w:val="32"/>
-          <w:szCs w:val="32"/>
-        </w:rPr>
-        <w:t xml:space="preserve">แต่ตัวแปรสถานะทางกลและฟลักซ์แม่เหล็กยังคงมีพลวัตการหมุนอิสระของโรเตอร์หลังปลดเบรกเกอร์ </w:t>
-      </w:r>
-      <w:proofErr w:type="spellStart"/>
-      <w:r>
-        <w:rPr>
-          <w:sz w:val="32"/>
-          <w:szCs w:val="32"/>
-        </w:rPr>
-        <w:t>จึงสามารถตรวจสอบเงื่อนไขการซิงโครไนซ์</w:t>
-      </w:r>
-      <w:proofErr w:type="spellEnd"/>
-      <w:r>
-        <w:rPr>
-          <w:sz w:val="32"/>
-          <w:szCs w:val="32"/>
-        </w:rPr>
-        <w:t xml:space="preserve"> (Synchronism Criteria) </w:t>
-      </w:r>
-      <w:proofErr w:type="spellStart"/>
-      <w:r>
-        <w:rPr>
-          <w:sz w:val="32"/>
-          <w:szCs w:val="32"/>
-        </w:rPr>
-        <w:lastRenderedPageBreak/>
-        <w:t>ก่อนการสับเบรกเกอร์กลับ</w:t>
-      </w:r>
-      <w:proofErr w:type="spellEnd"/>
-      <w:r>
-        <w:rPr>
-          <w:sz w:val="32"/>
-          <w:szCs w:val="32"/>
-        </w:rPr>
-        <w:t>เข้าระบบได้จริงโดยไม่มีการรีเซ็ตมุมหรือความเร็วรอบของเครื่องกำเนิดไฟฟ้าแบบฝืนสภาวะทางกายภาพ</w:t>
+        <w:t xml:space="preserve"> (Synchronism Criteria) ก่อนการสับเบรกเกอร์กลับเข้าระบบได้จริงโดยไม่มีการรีเซ็ตมุมหรือความเร็วรอบของเครื่องกำเนิดไฟฟ้าแบบฝืนสภาวะทางกายภาพ</w:t>
       </w:r>
     </w:p>
     <w:p>
@@ -10820,13 +11070,39 @@
           <w:bCs/>
           <w:sz w:val="32"/>
         </w:rPr>
-        <w:t xml:space="preserve">ตารางที่ 3 ผล SSSA ของสภาวะการทำงานเมื่อ SG </w:t>
+        <w:t xml:space="preserve">ตารางที่ 3 </w:t>
       </w:r>
       <w:proofErr w:type="spellStart"/>
       <w:r>
         <w:rPr>
-          <w:b/>
-          <w:bCs/>
+          <w:sz w:val="32"/>
+        </w:rPr>
+        <w:t>ผล</w:t>
+      </w:r>
+      <w:proofErr w:type="spellEnd"/>
+      <w:r>
+        <w:rPr>
+          <w:sz w:val="32"/>
+        </w:rPr>
+        <w:t xml:space="preserve"> SSSA </w:t>
+      </w:r>
+      <w:proofErr w:type="spellStart"/>
+      <w:r>
+        <w:rPr>
+          <w:sz w:val="32"/>
+        </w:rPr>
+        <w:t>ของสภาวะการทำงานเมื่อ</w:t>
+      </w:r>
+      <w:proofErr w:type="spellEnd"/>
+      <w:r>
+        <w:rPr>
+          <w:sz w:val="32"/>
+        </w:rPr>
+        <w:t xml:space="preserve"> SG </w:t>
+      </w:r>
+      <w:proofErr w:type="spellStart"/>
+      <w:r>
+        <w:rPr>
           <w:sz w:val="32"/>
         </w:rPr>
         <w:t>ปลดออกจากระบบ</w:t>
@@ -10860,9 +11136,6 @@
           <w:p>
             <w:pPr>
               <w:jc w:val="center"/>
-              <w:rPr>
-                <w:rFonts w:hint="cs"/>
-              </w:rPr>
             </w:pPr>
             <w:proofErr w:type="spellStart"/>
             <w:r>
@@ -10887,24 +11160,13 @@
               <w:jc w:val="center"/>
             </w:pPr>
             <m:oMath>
-              <m:r>
-                <m:rPr>
-                  <m:sty m:val="bi"/>
-                </m:rPr>
-                <w:rPr>
-                  <w:rFonts w:ascii="Cambria Math" w:hAnsi="Cambria Math"/>
-                  <w:sz w:val="24"/>
-                  <w:szCs w:val="24"/>
-                </w:rPr>
-                <m:t>Real</m:t>
-              </m:r>
               <m:r>
                 <w:rPr>
                   <w:rFonts w:ascii="Cambria Math" w:hAnsi="Cambria Math"/>
                   <w:sz w:val="24"/>
                   <w:szCs w:val="24"/>
                 </w:rPr>
-                <m:t>{λ}</m:t>
+                <m:t>Real{λ}</m:t>
               </m:r>
             </m:oMath>
             <w:r>
@@ -10928,24 +11190,13 @@
               <w:t xml:space="preserve"> </w:t>
             </w:r>
             <m:oMath>
-              <m:r>
-                <m:rPr>
-                  <m:sty m:val="bi"/>
-                </m:rPr>
-                <w:rPr>
-                  <w:rFonts w:ascii="Cambria Math" w:hAnsi="Cambria Math"/>
-                  <w:sz w:val="24"/>
-                  <w:szCs w:val="24"/>
-                </w:rPr>
-                <m:t>Imag</m:t>
-              </m:r>
               <m:r>
                 <w:rPr>
                   <w:rFonts w:ascii="Cambria Math" w:hAnsi="Cambria Math"/>
                   <w:sz w:val="24"/>
                   <w:szCs w:val="24"/>
                 </w:rPr>
-                <m:t>{λ}</m:t>
+                <m:t>Imag{λ}</m:t>
               </m:r>
             </m:oMath>
           </w:p>
@@ -12748,9 +12999,18 @@
       </w:pPr>
       <w:r>
         <w:rPr>
-          <w:sz w:val="32"/>
-        </w:rPr>
-        <w:t>ตารางที่ 4 สรุปการคัดกรองชุดอุปกรณ์ GFM ทั้ง 15 ทางเลือกเมื่อ SG ปลดออกจากระบบ</w:t>
+          <w:b/>
+          <w:bCs/>
+          <w:sz w:val="32"/>
+        </w:rPr>
+        <w:lastRenderedPageBreak/>
+        <w:t>ตารางที่ 4</w:t>
+      </w:r>
+      <w:r>
+        <w:rPr>
+          <w:sz w:val="32"/>
+        </w:rPr>
+        <w:t xml:space="preserve"> สรุปการคัดกรองชุดอุปกรณ์ GFM ทั้ง 15 ทางเลือกเมื่อ SG ปลดออกจากระบบ</w:t>
       </w:r>
     </w:p>
     <w:tbl>
@@ -12762,10 +13022,10 @@
         <w:tblLook w:val="04A0" w:firstRow="1" w:lastRow="0" w:firstColumn="1" w:lastColumn="0" w:noHBand="0" w:noVBand="1"/>
       </w:tblPr>
       <w:tblGrid>
-        <w:gridCol w:w="988"/>
-        <w:gridCol w:w="1134"/>
-        <w:gridCol w:w="992"/>
-        <w:gridCol w:w="5192"/>
+        <w:gridCol w:w="934"/>
+        <w:gridCol w:w="1070"/>
+        <w:gridCol w:w="938"/>
+        <w:gridCol w:w="5364"/>
       </w:tblGrid>
       <w:tr>
         <w:trPr>
@@ -14389,7 +14649,6 @@
           <w:szCs w:val="32"/>
           <w:cs/>
         </w:rPr>
-        <w:lastRenderedPageBreak/>
         <w:t>เส้นทาง adaptive ใช้แนวคิด step-doubling ของ trapezoidal method: ทดลองหนึ่ง full step และสอง half steps แล้วประเมิน local error จากความต่างของคำตอบลำดับสอง</w:t>
       </w:r>
     </w:p>
@@ -14822,6 +15081,7 @@
         <w:rPr>
           <w:sz w:val="32"/>
         </w:rPr>
+        <w:lastRenderedPageBreak/>
         <w:t>การประยุกต์ใช้วิธีปรับขนาดขั้นเวลาอัตโนมัติ (Adaptive Time-step) ให้ผลลัพธ์ทางพลวัตที่สอดคล้องกับวิธีขั้นเวลาคงที่ (Fixed Time-step) โดยสามารถรักษาความแม่นยำของวิถีการตอบสนองเชิงเวลา (Transient Trajectory) ได้อย่างถูกต้อง</w:t>
       </w:r>
     </w:p>
@@ -14841,7 +15101,27 @@
           <w:sz w:val="32"/>
           <w:szCs w:val="32"/>
         </w:rPr>
-        <w:t xml:space="preserve">7. แบบจำลองอินเวอร์เตอร์ (IBR) </w:t>
+        <w:t xml:space="preserve">7. </w:t>
+      </w:r>
+      <w:proofErr w:type="spellStart"/>
+      <w:r>
+        <w:rPr>
+          <w:b/>
+          <w:bCs/>
+          <w:sz w:val="32"/>
+          <w:szCs w:val="32"/>
+        </w:rPr>
+        <w:t>แบบจำลองอินเวอร์เตอร์</w:t>
+      </w:r>
+      <w:proofErr w:type="spellEnd"/>
+      <w:r>
+        <w:rPr>
+          <w:b/>
+          <w:bCs/>
+          <w:sz w:val="32"/>
+          <w:szCs w:val="32"/>
+        </w:rPr>
+        <w:t xml:space="preserve"> (IBR) </w:t>
       </w:r>
       <w:proofErr w:type="spellStart"/>
       <w:r>
@@ -15884,6 +16164,14 @@
             </w:pPr>
             <w:r>
               <w:rPr>
+                <w:rFonts w:hint="cs"/>
+                <w:sz w:val="32"/>
+                <w:cs/>
+              </w:rPr>
+              <w:t xml:space="preserve">   </w:t>
+            </w:r>
+            <w:r>
+              <w:rPr>
                 <w:sz w:val="32"/>
                 <w:cs/>
               </w:rPr>
@@ -16315,6 +16603,14 @@
             </w:pPr>
             <w:r>
               <w:rPr>
+                <w:rFonts w:hint="cs"/>
+                <w:sz w:val="32"/>
+                <w:cs/>
+              </w:rPr>
+              <w:t xml:space="preserve">   </w:t>
+            </w:r>
+            <w:r>
+              <w:rPr>
                 <w:sz w:val="32"/>
                 <w:cs/>
               </w:rPr>
@@ -17390,7 +17686,6 @@
           <w:szCs w:val="32"/>
           <w:cs/>
         </w:rPr>
-        <w:lastRenderedPageBreak/>
         <w:t xml:space="preserve">ตารางที่ 5 </w:t>
       </w:r>
       <w:r>
@@ -18469,7 +18764,7 @@
                     <pic:cNvPicPr/>
                   </pic:nvPicPr>
                   <pic:blipFill>
-                    <a:blip r:embed="rId13"/>
+                    <a:blip r:embed="rId12"/>
                     <a:stretch>
                       <a:fillRect/>
                     </a:stretch>
@@ -18496,6 +18791,7 @@
         <w:ind w:left="360" w:right="360"/>
         <w:jc w:val="center"/>
       </w:pPr>
+      <w:proofErr w:type="spellStart"/>
       <w:r>
         <w:rPr>
           <w:b/>
@@ -18505,12 +18801,43 @@
         </w:rPr>
         <w:t>รูปที่</w:t>
       </w:r>
-      <w:r>
-        <w:rPr>
-          <w:sz w:val="32"/>
-          <w:szCs w:val="32"/>
-        </w:rPr>
-        <w:t xml:space="preserve"> 3 โครงสร้างการควบคุมการสลับโหมด GFL/GFM</w:t>
+      <w:proofErr w:type="spellEnd"/>
+      <w:r>
+        <w:rPr>
+          <w:sz w:val="32"/>
+          <w:szCs w:val="32"/>
+        </w:rPr>
+        <w:t xml:space="preserve"> </w:t>
+      </w:r>
+      <w:r>
+        <w:rPr>
+          <w:sz w:val="32"/>
+          <w:szCs w:val="32"/>
+        </w:rPr>
+        <w:t>2</w:t>
+      </w:r>
+      <w:r>
+        <w:rPr>
+          <w:sz w:val="32"/>
+          <w:szCs w:val="32"/>
+        </w:rPr>
+        <w:t xml:space="preserve"> </w:t>
+      </w:r>
+      <w:proofErr w:type="spellStart"/>
+      <w:r>
+        <w:rPr>
+          <w:sz w:val="32"/>
+          <w:szCs w:val="32"/>
+        </w:rPr>
+        <w:t>โครงสร้างการควบคุมการสลับโหมด</w:t>
+      </w:r>
+      <w:proofErr w:type="spellEnd"/>
+      <w:r>
+        <w:rPr>
+          <w:sz w:val="32"/>
+          <w:szCs w:val="32"/>
+        </w:rPr>
+        <w:t xml:space="preserve"> GFL/GFM</w:t>
       </w:r>
     </w:p>
     <w:tbl>
@@ -19070,6 +19397,14 @@
               <w:spacing w:before="20" w:after="20"/>
               <w:jc w:val="center"/>
             </w:pPr>
+            <w:r>
+              <w:rPr>
+                <w:rFonts w:hint="cs"/>
+                <w:sz w:val="32"/>
+                <w:cs/>
+              </w:rPr>
+              <w:t xml:space="preserve">    </w:t>
+            </w:r>
             <w:r>
               <w:rPr>
                 <w:sz w:val="32"/>
@@ -19468,6 +19803,14 @@
             <w:pPr>
               <w:spacing w:before="20" w:after="20"/>
             </w:pPr>
+            <w:r>
+              <w:rPr>
+                <w:rFonts w:hint="cs"/>
+                <w:sz w:val="32"/>
+                <w:cs/>
+              </w:rPr>
+              <w:t xml:space="preserve">     </w:t>
+            </w:r>
             <w:r>
               <w:rPr>
                 <w:sz w:val="32"/>
@@ -19963,6 +20306,14 @@
               <w:spacing w:before="20" w:after="20"/>
               <w:jc w:val="center"/>
             </w:pPr>
+            <w:r>
+              <w:rPr>
+                <w:rFonts w:hint="cs"/>
+                <w:sz w:val="32"/>
+                <w:cs/>
+              </w:rPr>
+              <w:t xml:space="preserve">    </w:t>
+            </w:r>
             <w:r>
               <w:rPr>
                 <w:sz w:val="32"/>
@@ -20378,6 +20729,14 @@
             </w:pPr>
             <w:r>
               <w:rPr>
+                <w:rFonts w:hint="cs"/>
+                <w:sz w:val="32"/>
+                <w:cs/>
+              </w:rPr>
+              <w:t xml:space="preserve">     </w:t>
+            </w:r>
+            <w:r>
+              <w:rPr>
                 <w:sz w:val="32"/>
                 <w:cs/>
               </w:rPr>
@@ -20771,6 +21130,14 @@
             </w:pPr>
             <w:r>
               <w:rPr>
+                <w:rFonts w:hint="cs"/>
+                <w:sz w:val="32"/>
+                <w:cs/>
+              </w:rPr>
+              <w:t xml:space="preserve">     </w:t>
+            </w:r>
+            <w:r>
+              <w:rPr>
                 <w:sz w:val="32"/>
                 <w:cs/>
               </w:rPr>
@@ -21445,6 +21812,14 @@
             </w:pPr>
             <w:r>
               <w:rPr>
+                <w:rFonts w:hint="cs"/>
+                <w:sz w:val="32"/>
+                <w:cs/>
+              </w:rPr>
+              <w:t xml:space="preserve">  </w:t>
+            </w:r>
+            <w:r>
+              <w:rPr>
                 <w:sz w:val="32"/>
                 <w:cs/>
               </w:rPr>
@@ -21964,6 +22339,14 @@
             </w:pPr>
             <w:r>
               <w:rPr>
+                <w:rFonts w:hint="cs"/>
+                <w:sz w:val="32"/>
+                <w:cs/>
+              </w:rPr>
+              <w:t xml:space="preserve">    </w:t>
+            </w:r>
+            <w:r>
+              <w:rPr>
                 <w:sz w:val="32"/>
                 <w:cs/>
               </w:rPr>
@@ -22309,6 +22692,14 @@
             <w:pPr>
               <w:spacing w:before="20" w:after="20"/>
             </w:pPr>
+            <w:r>
+              <w:rPr>
+                <w:rFonts w:hint="cs"/>
+                <w:sz w:val="32"/>
+                <w:cs/>
+              </w:rPr>
+              <w:t xml:space="preserve">    </w:t>
+            </w:r>
             <w:r>
               <w:rPr>
                 <w:sz w:val="32"/>
@@ -22589,6 +22980,14 @@
             <w:pPr>
               <w:spacing w:before="20" w:after="20"/>
             </w:pPr>
+            <w:r>
+              <w:rPr>
+                <w:rFonts w:hint="cs"/>
+                <w:sz w:val="32"/>
+                <w:cs/>
+              </w:rPr>
+              <w:t xml:space="preserve">    </w:t>
+            </w:r>
             <w:r>
               <w:rPr>
                 <w:sz w:val="32"/>
@@ -24659,7 +25058,6 @@
           <w:p>
             <w:pPr>
               <w:spacing w:before="20" w:after="20"/>
-              <w:jc w:val="center"/>
             </w:pPr>
             <w:r>
               <w:rPr>
@@ -26649,7 +27047,6 @@
         <w:rPr>
           <w:sz w:val="32"/>
         </w:rPr>
-        <w:lastRenderedPageBreak/>
         <w:t>การลด command-delay states แบบจำลองต้นทางมี actuation delay สองแกน แต่ delay เชิงกายภาพจาก digital control ประมาณ  ms ที่  kHz ซึ่งเล็กกว่า phasor time step หลายร้อยเท่า จึงใช้ singular-perturbation reduction  เพื่อตัด fast states ที่ RMS model ไม่สามารถ resolve ได้ การลดนี้คง equilibrium และ retained-state equations เดิม แต่ลดมิติของแบบจำลองจากโครงสร้างเดิม 20 สถานะเหลือ 16 สถานะ ก่อนเพิ่ม  เป็น state ที่ 17</w:t>
       </w:r>
     </w:p>
@@ -26657,9 +27054,15 @@
       <w:pPr>
         <w:keepNext/>
         <w:spacing w:before="60" w:after="20"/>
-      </w:pPr>
-      <w:r>
-        <w:rPr>
+        <w:rPr>
+          <w:b/>
+          <w:bCs/>
+        </w:rPr>
+      </w:pPr>
+      <w:r>
+        <w:rPr>
+          <w:b/>
+          <w:bCs/>
           <w:sz w:val="32"/>
           <w:szCs w:val="32"/>
         </w:rPr>
@@ -27881,6 +28284,14 @@
             </w:pPr>
             <w:r>
               <w:rPr>
+                <w:rFonts w:hint="cs"/>
+                <w:sz w:val="32"/>
+                <w:cs/>
+              </w:rPr>
+              <w:t xml:space="preserve">   </w:t>
+            </w:r>
+            <w:r>
+              <w:rPr>
                 <w:sz w:val="32"/>
                 <w:cs/>
               </w:rPr>
@@ -27901,6 +28312,7 @@
           <w:szCs w:val="32"/>
           <w:cs/>
         </w:rPr>
+        <w:lastRenderedPageBreak/>
         <w:t xml:space="preserve">เครื่องหมายลบของ </w:t>
       </w:r>
       <m:oMath>
@@ -28592,6 +29004,14 @@
             <w:pPr>
               <w:spacing w:before="20" w:after="20"/>
             </w:pPr>
+            <w:r>
+              <w:rPr>
+                <w:rFonts w:hint="cs"/>
+                <w:sz w:val="32"/>
+                <w:cs/>
+              </w:rPr>
+              <w:t xml:space="preserve">   </w:t>
+            </w:r>
             <w:r>
               <w:rPr>
                 <w:sz w:val="32"/>
@@ -28903,6 +29323,14 @@
             </w:pPr>
             <w:r>
               <w:rPr>
+                <w:rFonts w:hint="cs"/>
+                <w:sz w:val="32"/>
+                <w:cs/>
+              </w:rPr>
+              <w:t xml:space="preserve">   </w:t>
+            </w:r>
+            <w:r>
+              <w:rPr>
                 <w:sz w:val="32"/>
                 <w:cs/>
               </w:rPr>
@@ -29561,8 +29989,15 @@
           <w:p>
             <w:pPr>
               <w:spacing w:before="20" w:after="20"/>
-              <w:jc w:val="center"/>
             </w:pPr>
+            <w:r>
+              <w:rPr>
+                <w:rFonts w:hint="cs"/>
+                <w:sz w:val="32"/>
+                <w:cs/>
+              </w:rPr>
+              <w:t xml:space="preserve">  </w:t>
+            </w:r>
             <w:r>
               <w:rPr>
                 <w:sz w:val="32"/>
@@ -30014,6 +30449,14 @@
             </w:pPr>
             <w:r>
               <w:rPr>
+                <w:rFonts w:hint="cs"/>
+                <w:sz w:val="32"/>
+                <w:cs/>
+              </w:rPr>
+              <w:t xml:space="preserve">  </w:t>
+            </w:r>
+            <w:r>
+              <w:rPr>
                 <w:sz w:val="32"/>
                 <w:cs/>
               </w:rPr>
@@ -30023,24 +30466,6 @@
         </w:tc>
       </w:tr>
     </w:tbl>
-    <w:p>
-      <w:pPr>
-        <w:spacing w:line="320" w:lineRule="exact"/>
-        <w:ind w:firstLine="360"/>
-      </w:pPr>
-    </w:p>
-    <w:p>
-      <w:pPr>
-        <w:spacing w:line="320" w:lineRule="exact"/>
-        <w:ind w:firstLine="360"/>
-      </w:pPr>
-    </w:p>
-    <w:p>
-      <w:pPr>
-        <w:spacing w:line="320" w:lineRule="exact"/>
-        <w:ind w:firstLine="360"/>
-      </w:pPr>
-    </w:p>
     <w:p>
       <w:pPr>
         <w:spacing w:line="320" w:lineRule="exact"/>
@@ -30080,16 +30505,15 @@
     <w:tbl>
       <w:tblPr>
         <w:tblStyle w:val="af0"/>
-        <w:tblW w:w="8359" w:type="dxa"/>
+        <w:tblW w:w="7933" w:type="dxa"/>
         <w:jc w:val="center"/>
         <w:tblLayout w:type="fixed"/>
         <w:tblLook w:val="04A0" w:firstRow="1" w:lastRow="0" w:firstColumn="1" w:lastColumn="0" w:noHBand="0" w:noVBand="1"/>
       </w:tblPr>
       <w:tblGrid>
         <w:gridCol w:w="1586"/>
-        <w:gridCol w:w="3127"/>
-        <w:gridCol w:w="1920"/>
-        <w:gridCol w:w="1726"/>
+        <w:gridCol w:w="4221"/>
+        <w:gridCol w:w="2126"/>
       </w:tblGrid>
       <w:tr>
         <w:trPr>
@@ -30098,7 +30522,7 @@
         </w:trPr>
         <w:tc>
           <w:tcPr>
-            <w:tcW w:w="1980" w:type="dxa"/>
+            <w:tcW w:w="1586" w:type="dxa"/>
           </w:tcPr>
           <w:p>
             <w:pPr>
@@ -30122,7 +30546,7 @@
         </w:tc>
         <w:tc>
           <w:tcPr>
-            <w:tcW w:w="3969" w:type="dxa"/>
+            <w:tcW w:w="4221" w:type="dxa"/>
           </w:tcPr>
           <w:p>
             <w:pPr>
@@ -30146,7 +30570,7 @@
         </w:tc>
         <w:tc>
           <w:tcPr>
-            <w:tcW w:w="2410" w:type="dxa"/>
+            <w:tcW w:w="2126" w:type="dxa"/>
           </w:tcPr>
           <w:p>
             <w:pPr>
@@ -30165,19 +30589,6 @@
                 <w:cs/>
               </w:rPr>
               <w:t>ค่า</w:t>
-            </w:r>
-          </w:p>
-        </w:tc>
-        <w:tc>
-          <w:tcPr>
-            <w:tcW w:w="2160" w:type="dxa"/>
-          </w:tcPr>
-          <w:p>
-            <w:r>
-              <w:rPr>
-                <w:sz w:val="32"/>
-              </w:rPr>
-              <w:t>ที่มา/การอ้างอิง</w:t>
             </w:r>
           </w:p>
         </w:tc>
@@ -30188,9 +30599,12 @@
         </w:trPr>
         <w:tc>
           <w:tcPr>
-            <w:tcW w:w="1980" w:type="dxa"/>
-          </w:tcPr>
-          <w:p>
+            <w:tcW w:w="1586" w:type="dxa"/>
+          </w:tcPr>
+          <w:p>
+            <w:pPr>
+              <w:jc w:val="center"/>
+            </w:pPr>
             <m:oMath>
               <m:sSub>
                 <m:sSubPr>
@@ -30271,9 +30685,12 @@
         </w:tc>
         <w:tc>
           <w:tcPr>
-            <w:tcW w:w="3969" w:type="dxa"/>
-          </w:tcPr>
-          <w:p>
+            <w:tcW w:w="4221" w:type="dxa"/>
+          </w:tcPr>
+          <w:p>
+            <w:pPr>
+              <w:jc w:val="center"/>
+            </w:pPr>
             <w:r>
               <w:rPr>
                 <w:sz w:val="32"/>
@@ -30286,9 +30703,12 @@
         </w:tc>
         <w:tc>
           <w:tcPr>
-            <w:tcW w:w="2410" w:type="dxa"/>
-          </w:tcPr>
-          <w:p>
+            <w:tcW w:w="2126" w:type="dxa"/>
+          </w:tcPr>
+          <w:p>
+            <w:pPr>
+              <w:jc w:val="center"/>
+            </w:pPr>
             <w:r>
               <w:rPr>
                 <w:sz w:val="32"/>
@@ -30296,16 +30716,6 @@
                 <w:cs/>
               </w:rPr>
               <w:t>100, 100 MVA</w:t>
-            </w:r>
-          </w:p>
-        </w:tc>
-        <w:tc>
-          <w:tcPr>
-            <w:tcW w:w="2160" w:type="dxa"/>
-          </w:tcPr>
-          <w:p>
-            <w:r>
-              <w:t>กำหนดตามกรณีศึกษา IEEE 14-bus</w:t>
             </w:r>
           </w:p>
         </w:tc>
@@ -30316,9 +30726,12 @@
         </w:trPr>
         <w:tc>
           <w:tcPr>
-            <w:tcW w:w="1980" w:type="dxa"/>
-          </w:tcPr>
-          <w:p>
+            <w:tcW w:w="1586" w:type="dxa"/>
+          </w:tcPr>
+          <w:p>
+            <w:pPr>
+              <w:jc w:val="center"/>
+            </w:pPr>
             <m:oMathPara>
               <m:oMath>
                 <m:sSub>
@@ -30356,22 +30769,7 @@
         </w:tc>
         <w:tc>
           <w:tcPr>
-            <w:tcW w:w="3969" w:type="dxa"/>
-          </w:tcPr>
-          <w:p>
-            <w:r>
-              <w:rPr>
-                <w:sz w:val="32"/>
-                <w:szCs w:val="32"/>
-                <w:cs/>
-              </w:rPr>
-              <w:t>ความถี่ฐาน</w:t>
-            </w:r>
-          </w:p>
-        </w:tc>
-        <w:tc>
-          <w:tcPr>
-            <w:tcW w:w="2410" w:type="dxa"/>
+            <w:tcW w:w="4221" w:type="dxa"/>
           </w:tcPr>
           <w:p>
             <w:pPr>
@@ -30383,17 +30781,25 @@
                 <w:szCs w:val="32"/>
                 <w:cs/>
               </w:rPr>
+              <w:t>ความถี่ฐาน</w:t>
+            </w:r>
+          </w:p>
+        </w:tc>
+        <w:tc>
+          <w:tcPr>
+            <w:tcW w:w="2126" w:type="dxa"/>
+          </w:tcPr>
+          <w:p>
+            <w:pPr>
+              <w:jc w:val="center"/>
+            </w:pPr>
+            <w:r>
+              <w:rPr>
+                <w:sz w:val="32"/>
+                <w:szCs w:val="32"/>
+                <w:cs/>
+              </w:rPr>
               <w:t>60 Hz</w:t>
-            </w:r>
-          </w:p>
-        </w:tc>
-        <w:tc>
-          <w:tcPr>
-            <w:tcW w:w="2160" w:type="dxa"/>
-          </w:tcPr>
-          <w:p>
-            <w:r>
-              <w:t>กำหนดตามกรณีศึกษา IEEE 14-bus</w:t>
             </w:r>
           </w:p>
         </w:tc>
@@ -30404,9 +30810,12 @@
         </w:trPr>
         <w:tc>
           <w:tcPr>
-            <w:tcW w:w="1980" w:type="dxa"/>
-          </w:tcPr>
-          <w:p>
+            <w:tcW w:w="1586" w:type="dxa"/>
+          </w:tcPr>
+          <w:p>
+            <w:pPr>
+              <w:jc w:val="center"/>
+            </w:pPr>
             <m:oMath>
               <m:sSub>
                 <m:sSubPr>
@@ -30481,9 +30890,12 @@
         </w:tc>
         <w:tc>
           <w:tcPr>
-            <w:tcW w:w="3969" w:type="dxa"/>
-          </w:tcPr>
-          <w:p>
+            <w:tcW w:w="4221" w:type="dxa"/>
+          </w:tcPr>
+          <w:p>
+            <w:pPr>
+              <w:jc w:val="center"/>
+            </w:pPr>
             <w:r>
               <w:rPr>
                 <w:sz w:val="32"/>
@@ -30496,9 +30908,12 @@
         </w:tc>
         <w:tc>
           <w:tcPr>
-            <w:tcW w:w="2410" w:type="dxa"/>
-          </w:tcPr>
-          <w:p>
+            <w:tcW w:w="2126" w:type="dxa"/>
+          </w:tcPr>
+          <w:p>
+            <w:pPr>
+              <w:jc w:val="center"/>
+            </w:pPr>
             <w:r>
               <w:rPr>
                 <w:sz w:val="32"/>
@@ -30506,16 +30921,6 @@
                 <w:cs/>
               </w:rPr>
               <w:t>0.15, 0.015 pu</w:t>
-            </w:r>
-          </w:p>
-        </w:tc>
-        <w:tc>
-          <w:tcPr>
-            <w:tcW w:w="2160" w:type="dxa"/>
-          </w:tcPr>
-          <w:p>
-            <w:r>
-              <w:t>โครงสร้างควบคุมอ้างอิง [7]–[10]; ค่าพารามิเตอร์กำหนดสำหรับกรณีศึกษา</w:t>
             </w:r>
           </w:p>
         </w:tc>
@@ -30526,9 +30931,12 @@
         </w:trPr>
         <w:tc>
           <w:tcPr>
-            <w:tcW w:w="1980" w:type="dxa"/>
-          </w:tcPr>
-          <w:p>
+            <w:tcW w:w="1586" w:type="dxa"/>
+          </w:tcPr>
+          <w:p>
+            <w:pPr>
+              <w:jc w:val="center"/>
+            </w:pPr>
             <m:oMath>
               <m:sSub>
                 <m:sSubPr>
@@ -30630,9 +31038,12 @@
         </w:tc>
         <w:tc>
           <w:tcPr>
-            <w:tcW w:w="3969" w:type="dxa"/>
-          </w:tcPr>
-          <w:p>
+            <w:tcW w:w="4221" w:type="dxa"/>
+          </w:tcPr>
+          <w:p>
+            <w:pPr>
+              <w:jc w:val="center"/>
+            </w:pPr>
             <w:r>
               <w:rPr>
                 <w:sz w:val="32"/>
@@ -30645,9 +31056,12 @@
         </w:tc>
         <w:tc>
           <w:tcPr>
-            <w:tcW w:w="2410" w:type="dxa"/>
-          </w:tcPr>
-          <w:p>
+            <w:tcW w:w="2126" w:type="dxa"/>
+          </w:tcPr>
+          <w:p>
+            <w:pPr>
+              <w:jc w:val="center"/>
+            </w:pPr>
             <w:r>
               <w:rPr>
                 <w:sz w:val="32"/>
@@ -30655,16 +31069,6 @@
                 <w:cs/>
               </w:rPr>
               <w:t>0.10 pu, 1.00 pu</w:t>
-            </w:r>
-          </w:p>
-        </w:tc>
-        <w:tc>
-          <w:tcPr>
-            <w:tcW w:w="2160" w:type="dxa"/>
-          </w:tcPr>
-          <w:p>
-            <w:r>
-              <w:t>โครงสร้างควบคุมอ้างอิง [7]–[10]; ค่าพารามิเตอร์กำหนดสำหรับกรณีศึกษา</w:t>
             </w:r>
           </w:p>
         </w:tc>
@@ -30675,9 +31079,12 @@
         </w:trPr>
         <w:tc>
           <w:tcPr>
-            <w:tcW w:w="1980" w:type="dxa"/>
-          </w:tcPr>
-          <w:p>
+            <w:tcW w:w="1586" w:type="dxa"/>
+          </w:tcPr>
+          <w:p>
+            <w:pPr>
+              <w:jc w:val="center"/>
+            </w:pPr>
             <m:oMathPara>
               <m:oMath>
                 <m:sSub>
@@ -30718,22 +31125,7 @@
         </w:tc>
         <w:tc>
           <w:tcPr>
-            <w:tcW w:w="3969" w:type="dxa"/>
-          </w:tcPr>
-          <w:p>
-            <w:r>
-              <w:rPr>
-                <w:sz w:val="32"/>
-                <w:szCs w:val="32"/>
-                <w:cs/>
-              </w:rPr>
-              <w:t>ขีดจำกัดขนาดกระแสอ้างอิง (ฐานอุปกรณ์)</w:t>
-            </w:r>
-          </w:p>
-        </w:tc>
-        <w:tc>
-          <w:tcPr>
-            <w:tcW w:w="2410" w:type="dxa"/>
+            <w:tcW w:w="4221" w:type="dxa"/>
           </w:tcPr>
           <w:p>
             <w:pPr>
@@ -30745,17 +31137,25 @@
                 <w:szCs w:val="32"/>
                 <w:cs/>
               </w:rPr>
+              <w:t>ขีดจำกัดขนาดกระแสอ้างอิง (ฐานอุปกรณ์)</w:t>
+            </w:r>
+          </w:p>
+        </w:tc>
+        <w:tc>
+          <w:tcPr>
+            <w:tcW w:w="2126" w:type="dxa"/>
+          </w:tcPr>
+          <w:p>
+            <w:pPr>
+              <w:jc w:val="center"/>
+            </w:pPr>
+            <w:r>
+              <w:rPr>
+                <w:sz w:val="32"/>
+                <w:szCs w:val="32"/>
+                <w:cs/>
+              </w:rPr>
               <w:t>1.20 pu</w:t>
-            </w:r>
-          </w:p>
-        </w:tc>
-        <w:tc>
-          <w:tcPr>
-            <w:tcW w:w="2160" w:type="dxa"/>
-          </w:tcPr>
-          <w:p>
-            <w:r>
-              <w:t>ค่าพารามิเตอร์กำหนดสำหรับกรณีศึกษา</w:t>
             </w:r>
           </w:p>
         </w:tc>
@@ -30766,9 +31166,12 @@
         </w:trPr>
         <w:tc>
           <w:tcPr>
-            <w:tcW w:w="1980" w:type="dxa"/>
-          </w:tcPr>
-          <w:p>
+            <w:tcW w:w="1586" w:type="dxa"/>
+          </w:tcPr>
+          <w:p>
+            <w:pPr>
+              <w:jc w:val="center"/>
+            </w:pPr>
             <m:oMath>
               <m:sSub>
                 <m:sSubPr>
@@ -30843,9 +31246,12 @@
         </w:tc>
         <w:tc>
           <w:tcPr>
-            <w:tcW w:w="3969" w:type="dxa"/>
-          </w:tcPr>
-          <w:p>
+            <w:tcW w:w="4221" w:type="dxa"/>
+          </w:tcPr>
+          <w:p>
+            <w:pPr>
+              <w:jc w:val="center"/>
+            </w:pPr>
             <w:r>
               <w:rPr>
                 <w:sz w:val="32"/>
@@ -30858,9 +31264,12 @@
         </w:tc>
         <w:tc>
           <w:tcPr>
-            <w:tcW w:w="2410" w:type="dxa"/>
-          </w:tcPr>
-          <w:p>
+            <w:tcW w:w="2126" w:type="dxa"/>
+          </w:tcPr>
+          <w:p>
+            <w:pPr>
+              <w:jc w:val="center"/>
+            </w:pPr>
             <w:r>
               <w:rPr>
                 <w:sz w:val="32"/>
@@ -30868,16 +31277,6 @@
                 <w:cs/>
               </w:rPr>
               <w:t>1.20, 5.00</w:t>
-            </w:r>
-          </w:p>
-        </w:tc>
-        <w:tc>
-          <w:tcPr>
-            <w:tcW w:w="2160" w:type="dxa"/>
-          </w:tcPr>
-          <w:p>
-            <w:r>
-              <w:t>โครงสร้างควบคุมอ้างอิง [7]–[10]; ค่าพารามิเตอร์กำหนดสำหรับกรณีศึกษา</w:t>
             </w:r>
           </w:p>
         </w:tc>
@@ -30888,9 +31287,12 @@
         </w:trPr>
         <w:tc>
           <w:tcPr>
-            <w:tcW w:w="1980" w:type="dxa"/>
-          </w:tcPr>
-          <w:p>
+            <w:tcW w:w="1586" w:type="dxa"/>
+          </w:tcPr>
+          <w:p>
+            <w:pPr>
+              <w:jc w:val="center"/>
+            </w:pPr>
             <m:oMath>
               <m:sSub>
                 <m:sSubPr>
@@ -30965,9 +31367,12 @@
         </w:tc>
         <w:tc>
           <w:tcPr>
-            <w:tcW w:w="3969" w:type="dxa"/>
-          </w:tcPr>
-          <w:p>
+            <w:tcW w:w="4221" w:type="dxa"/>
+          </w:tcPr>
+          <w:p>
+            <w:pPr>
+              <w:jc w:val="center"/>
+            </w:pPr>
             <w:r>
               <w:rPr>
                 <w:sz w:val="32"/>
@@ -30980,9 +31385,12 @@
         </w:tc>
         <w:tc>
           <w:tcPr>
-            <w:tcW w:w="2410" w:type="dxa"/>
-          </w:tcPr>
-          <w:p>
+            <w:tcW w:w="2126" w:type="dxa"/>
+          </w:tcPr>
+          <w:p>
+            <w:pPr>
+              <w:jc w:val="center"/>
+            </w:pPr>
             <w:r>
               <w:rPr>
                 <w:sz w:val="32"/>
@@ -30990,16 +31398,6 @@
                 <w:cs/>
               </w:rPr>
               <w:t>0.80, 2.50</w:t>
-            </w:r>
-          </w:p>
-        </w:tc>
-        <w:tc>
-          <w:tcPr>
-            <w:tcW w:w="2160" w:type="dxa"/>
-          </w:tcPr>
-          <w:p>
-            <w:r>
-              <w:t>โครงสร้างควบคุมอ้างอิง [7]–[10]; ค่าพารามิเตอร์กำหนดสำหรับกรณีศึกษา</w:t>
             </w:r>
           </w:p>
         </w:tc>
@@ -31010,9 +31408,12 @@
         </w:trPr>
         <w:tc>
           <w:tcPr>
-            <w:tcW w:w="1980" w:type="dxa"/>
-          </w:tcPr>
-          <w:p>
+            <w:tcW w:w="1586" w:type="dxa"/>
+          </w:tcPr>
+          <w:p>
+            <w:pPr>
+              <w:jc w:val="center"/>
+            </w:pPr>
             <m:oMath>
               <m:sSub>
                 <m:sSubPr>
@@ -31087,9 +31488,12 @@
         </w:tc>
         <w:tc>
           <w:tcPr>
-            <w:tcW w:w="3969" w:type="dxa"/>
-          </w:tcPr>
-          <w:p>
+            <w:tcW w:w="4221" w:type="dxa"/>
+          </w:tcPr>
+          <w:p>
+            <w:pPr>
+              <w:jc w:val="center"/>
+            </w:pPr>
             <w:r>
               <w:rPr>
                 <w:sz w:val="32"/>
@@ -31102,9 +31506,12 @@
         </w:tc>
         <w:tc>
           <w:tcPr>
-            <w:tcW w:w="2410" w:type="dxa"/>
-          </w:tcPr>
-          <w:p>
+            <w:tcW w:w="2126" w:type="dxa"/>
+          </w:tcPr>
+          <w:p>
+            <w:pPr>
+              <w:jc w:val="center"/>
+            </w:pPr>
             <w:r>
               <w:rPr>
                 <w:sz w:val="32"/>
@@ -31112,16 +31519,6 @@
                 <w:cs/>
               </w:rPr>
               <w:t>0.80, 2.50</w:t>
-            </w:r>
-          </w:p>
-        </w:tc>
-        <w:tc>
-          <w:tcPr>
-            <w:tcW w:w="2160" w:type="dxa"/>
-          </w:tcPr>
-          <w:p>
-            <w:r>
-              <w:t>โครงสร้างควบคุมอ้างอิง [7]–[10]; ค่าพารามิเตอร์กำหนดสำหรับกรณีศึกษา</w:t>
             </w:r>
           </w:p>
         </w:tc>
@@ -31132,9 +31529,12 @@
         </w:trPr>
         <w:tc>
           <w:tcPr>
-            <w:tcW w:w="1980" w:type="dxa"/>
-          </w:tcPr>
-          <w:p>
+            <w:tcW w:w="1586" w:type="dxa"/>
+          </w:tcPr>
+          <w:p>
+            <w:pPr>
+              <w:jc w:val="center"/>
+            </w:pPr>
             <m:oMath>
               <m:sSub>
                 <m:sSubPr>
@@ -31209,9 +31609,12 @@
         </w:tc>
         <w:tc>
           <w:tcPr>
-            <w:tcW w:w="3969" w:type="dxa"/>
-          </w:tcPr>
-          <w:p>
+            <w:tcW w:w="4221" w:type="dxa"/>
+          </w:tcPr>
+          <w:p>
+            <w:pPr>
+              <w:jc w:val="center"/>
+            </w:pPr>
             <w:r>
               <w:rPr>
                 <w:sz w:val="32"/>
@@ -31224,9 +31627,12 @@
         </w:tc>
         <w:tc>
           <w:tcPr>
-            <w:tcW w:w="2410" w:type="dxa"/>
-          </w:tcPr>
-          <w:p>
+            <w:tcW w:w="2126" w:type="dxa"/>
+          </w:tcPr>
+          <w:p>
+            <w:pPr>
+              <w:jc w:val="center"/>
+            </w:pPr>
             <w:r>
               <w:rPr>
                 <w:sz w:val="32"/>
@@ -31234,16 +31640,6 @@
                 <w:cs/>
               </w:rPr>
               <w:t>0.30, 4.00</w:t>
-            </w:r>
-          </w:p>
-        </w:tc>
-        <w:tc>
-          <w:tcPr>
-            <w:tcW w:w="2160" w:type="dxa"/>
-          </w:tcPr>
-          <w:p>
-            <w:r>
-              <w:t>โครงสร้างควบคุมอ้างอิง [7]–[10]; ค่าพารามิเตอร์กำหนดสำหรับกรณีศึกษา</w:t>
             </w:r>
           </w:p>
         </w:tc>
@@ -31254,9 +31650,12 @@
         </w:trPr>
         <w:tc>
           <w:tcPr>
-            <w:tcW w:w="1980" w:type="dxa"/>
-          </w:tcPr>
-          <w:p>
+            <w:tcW w:w="1586" w:type="dxa"/>
+          </w:tcPr>
+          <w:p>
+            <w:pPr>
+              <w:jc w:val="center"/>
+            </w:pPr>
             <m:oMathPara>
               <m:oMath>
                 <m:r>
@@ -31274,9 +31673,12 @@
         </w:tc>
         <w:tc>
           <w:tcPr>
-            <w:tcW w:w="3969" w:type="dxa"/>
-          </w:tcPr>
-          <w:p>
+            <w:tcW w:w="4221" w:type="dxa"/>
+          </w:tcPr>
+          <w:p>
+            <w:pPr>
+              <w:jc w:val="center"/>
+            </w:pPr>
             <w:r>
               <w:rPr>
                 <w:sz w:val="32"/>
@@ -31336,7 +31738,7 @@
         </w:tc>
         <w:tc>
           <w:tcPr>
-            <w:tcW w:w="2410" w:type="dxa"/>
+            <w:tcW w:w="2126" w:type="dxa"/>
           </w:tcPr>
           <w:p>
             <w:pPr>
@@ -31349,16 +31751,6 @@
                 <w:cs/>
               </w:rPr>
               <w:t>0.08 pu</w:t>
-            </w:r>
-          </w:p>
-        </w:tc>
-        <w:tc>
-          <w:tcPr>
-            <w:tcW w:w="2160" w:type="dxa"/>
-          </w:tcPr>
-          <w:p>
-            <w:r>
-              <w:t>โครงสร้างควบคุมอ้างอิง [7]–[10]; ค่าพารามิเตอร์กำหนดสำหรับกรณีศึกษา</w:t>
             </w:r>
           </w:p>
         </w:tc>
@@ -31369,9 +31761,12 @@
         </w:trPr>
         <w:tc>
           <w:tcPr>
-            <w:tcW w:w="1980" w:type="dxa"/>
-          </w:tcPr>
-          <w:p>
+            <w:tcW w:w="1586" w:type="dxa"/>
+          </w:tcPr>
+          <w:p>
+            <w:pPr>
+              <w:jc w:val="center"/>
+            </w:pPr>
             <m:oMathPara>
               <m:oMath>
                 <m:sSub>
@@ -31409,22 +31804,7 @@
         </w:tc>
         <w:tc>
           <w:tcPr>
-            <w:tcW w:w="3969" w:type="dxa"/>
-          </w:tcPr>
-          <w:p>
-            <w:r>
-              <w:rPr>
-                <w:sz w:val="32"/>
-                <w:szCs w:val="32"/>
-                <w:cs/>
-              </w:rPr>
-              <w:t>สัมประสิทธิ์ droop ของ VSG (droop 5 %)</w:t>
-            </w:r>
-          </w:p>
-        </w:tc>
-        <w:tc>
-          <w:tcPr>
-            <w:tcW w:w="2410" w:type="dxa"/>
+            <w:tcW w:w="4221" w:type="dxa"/>
           </w:tcPr>
           <w:p>
             <w:pPr>
@@ -31436,17 +31816,25 @@
                 <w:szCs w:val="32"/>
                 <w:cs/>
               </w:rPr>
+              <w:t>สัมประสิทธิ์ droop ของ VSG (droop 5 %)</w:t>
+            </w:r>
+          </w:p>
+        </w:tc>
+        <w:tc>
+          <w:tcPr>
+            <w:tcW w:w="2126" w:type="dxa"/>
+          </w:tcPr>
+          <w:p>
+            <w:pPr>
+              <w:jc w:val="center"/>
+            </w:pPr>
+            <w:r>
+              <w:rPr>
+                <w:sz w:val="32"/>
+                <w:szCs w:val="32"/>
+                <w:cs/>
+              </w:rPr>
               <w:t>20.0 pu</w:t>
-            </w:r>
-          </w:p>
-        </w:tc>
-        <w:tc>
-          <w:tcPr>
-            <w:tcW w:w="2160" w:type="dxa"/>
-          </w:tcPr>
-          <w:p>
-            <w:r>
-              <w:t>โครงสร้างควบคุมอ้างอิง [7]–[10]; ค่าพารามิเตอร์กำหนดสำหรับกรณีศึกษา</w:t>
             </w:r>
           </w:p>
         </w:tc>
@@ -31457,9 +31845,12 @@
         </w:trPr>
         <w:tc>
           <w:tcPr>
-            <w:tcW w:w="1980" w:type="dxa"/>
-          </w:tcPr>
-          <w:p>
+            <w:tcW w:w="1586" w:type="dxa"/>
+          </w:tcPr>
+          <w:p>
+            <w:pPr>
+              <w:jc w:val="center"/>
+            </w:pPr>
             <m:oMath>
               <m:sSub>
                 <m:sSubPr>
@@ -31573,9 +31964,12 @@
         </w:tc>
         <w:tc>
           <w:tcPr>
-            <w:tcW w:w="3969" w:type="dxa"/>
-          </w:tcPr>
-          <w:p>
+            <w:tcW w:w="4221" w:type="dxa"/>
+          </w:tcPr>
+          <w:p>
+            <w:pPr>
+              <w:jc w:val="center"/>
+            </w:pPr>
             <w:r>
               <w:rPr>
                 <w:sz w:val="32"/>
@@ -31616,9 +32010,12 @@
         </w:tc>
         <w:tc>
           <w:tcPr>
-            <w:tcW w:w="2410" w:type="dxa"/>
-          </w:tcPr>
-          <w:p>
+            <w:tcW w:w="2126" w:type="dxa"/>
+          </w:tcPr>
+          <w:p>
+            <w:pPr>
+              <w:jc w:val="center"/>
+            </w:pPr>
             <w:r>
               <w:rPr>
                 <w:sz w:val="32"/>
@@ -31626,16 +32023,6 @@
                 <w:cs/>
               </w:rPr>
               <w:t>0.25, 8.00, 0.05 s</w:t>
-            </w:r>
-          </w:p>
-        </w:tc>
-        <w:tc>
-          <w:tcPr>
-            <w:tcW w:w="2160" w:type="dxa"/>
-          </w:tcPr>
-          <w:p>
-            <w:r>
-              <w:t>โครงสร้างควบคุมอ้างอิง [7]–[10]; ค่าพารามิเตอร์กำหนดสำหรับกรณีศึกษา</w:t>
             </w:r>
           </w:p>
         </w:tc>
@@ -31646,9 +32033,12 @@
         </w:trPr>
         <w:tc>
           <w:tcPr>
-            <w:tcW w:w="1980" w:type="dxa"/>
-          </w:tcPr>
-          <w:p>
+            <w:tcW w:w="1586" w:type="dxa"/>
+          </w:tcPr>
+          <w:p>
+            <w:pPr>
+              <w:jc w:val="center"/>
+            </w:pPr>
             <m:oMath>
               <m:sSub>
                 <m:sSubPr>
@@ -31723,9 +32113,12 @@
         </w:tc>
         <w:tc>
           <w:tcPr>
-            <w:tcW w:w="3969" w:type="dxa"/>
-          </w:tcPr>
-          <w:p>
+            <w:tcW w:w="4221" w:type="dxa"/>
+          </w:tcPr>
+          <w:p>
+            <w:pPr>
+              <w:jc w:val="center"/>
+            </w:pPr>
             <w:r>
               <w:rPr>
                 <w:sz w:val="32"/>
@@ -31738,9 +32131,12 @@
         </w:tc>
         <w:tc>
           <w:tcPr>
-            <w:tcW w:w="2410" w:type="dxa"/>
-          </w:tcPr>
-          <w:p>
+            <w:tcW w:w="2126" w:type="dxa"/>
+          </w:tcPr>
+          <w:p>
+            <w:pPr>
+              <w:jc w:val="center"/>
+            </w:pPr>
             <w:r>
               <w:rPr>
                 <w:sz w:val="32"/>
@@ -31748,16 +32144,6 @@
                 <w:cs/>
               </w:rPr>
               <w:t>1.20, 4.50</w:t>
-            </w:r>
-          </w:p>
-        </w:tc>
-        <w:tc>
-          <w:tcPr>
-            <w:tcW w:w="2160" w:type="dxa"/>
-          </w:tcPr>
-          <w:p>
-            <w:r>
-              <w:t>โครงสร้างควบคุมอ้างอิง [7]–[10]; ค่าพารามิเตอร์กำหนดสำหรับกรณีศึกษา</w:t>
             </w:r>
           </w:p>
         </w:tc>
@@ -31768,9 +32154,12 @@
         </w:trPr>
         <w:tc>
           <w:tcPr>
-            <w:tcW w:w="1980" w:type="dxa"/>
-          </w:tcPr>
-          <w:p>
+            <w:tcW w:w="1586" w:type="dxa"/>
+          </w:tcPr>
+          <w:p>
+            <w:pPr>
+              <w:jc w:val="center"/>
+            </w:pPr>
             <m:oMath>
               <m:sSub>
                 <m:sSubPr>
@@ -31848,9 +32237,12 @@
         </w:tc>
         <w:tc>
           <w:tcPr>
-            <w:tcW w:w="3969" w:type="dxa"/>
-          </w:tcPr>
-          <w:p>
+            <w:tcW w:w="4221" w:type="dxa"/>
+          </w:tcPr>
+          <w:p>
+            <w:pPr>
+              <w:jc w:val="center"/>
+            </w:pPr>
             <w:r>
               <w:rPr>
                 <w:sz w:val="32"/>
@@ -31863,9 +32255,12 @@
         </w:tc>
         <w:tc>
           <w:tcPr>
-            <w:tcW w:w="2410" w:type="dxa"/>
-          </w:tcPr>
-          <w:p>
+            <w:tcW w:w="2126" w:type="dxa"/>
+          </w:tcPr>
+          <w:p>
+            <w:pPr>
+              <w:jc w:val="center"/>
+            </w:pPr>
             <w:r>
               <w:rPr>
                 <w:sz w:val="32"/>
@@ -31873,16 +32268,6 @@
                 <w:cs/>
               </w:rPr>
               <w:t>0.10, 1.00 pu</w:t>
-            </w:r>
-          </w:p>
-        </w:tc>
-        <w:tc>
-          <w:tcPr>
-            <w:tcW w:w="2160" w:type="dxa"/>
-          </w:tcPr>
-          <w:p>
-            <w:r>
-              <w:t>ค่าพารามิเตอร์กำหนดสำหรับกรณีศึกษา</w:t>
             </w:r>
           </w:p>
         </w:tc>
@@ -31893,9 +32278,12 @@
         </w:trPr>
         <w:tc>
           <w:tcPr>
-            <w:tcW w:w="1980" w:type="dxa"/>
-          </w:tcPr>
-          <w:p>
+            <w:tcW w:w="1586" w:type="dxa"/>
+          </w:tcPr>
+          <w:p>
+            <w:pPr>
+              <w:jc w:val="center"/>
+            </w:pPr>
             <m:oMath>
               <m:sSup>
                 <m:sSupPr>
@@ -32000,9 +32388,12 @@
         </w:tc>
         <w:tc>
           <w:tcPr>
-            <w:tcW w:w="3969" w:type="dxa"/>
-          </w:tcPr>
-          <w:p>
+            <w:tcW w:w="4221" w:type="dxa"/>
+          </w:tcPr>
+          <w:p>
+            <w:pPr>
+              <w:jc w:val="center"/>
+            </w:pPr>
             <w:r>
               <w:rPr>
                 <w:sz w:val="32"/>
@@ -32015,9 +32406,12 @@
         </w:tc>
         <w:tc>
           <w:tcPr>
-            <w:tcW w:w="2410" w:type="dxa"/>
-          </w:tcPr>
-          <w:p>
+            <w:tcW w:w="2126" w:type="dxa"/>
+          </w:tcPr>
+          <w:p>
+            <w:pPr>
+              <w:jc w:val="center"/>
+            </w:pPr>
             <w:r>
               <w:rPr>
                 <w:sz w:val="32"/>
@@ -32025,16 +32419,6 @@
                 <w:cs/>
               </w:rPr>
               <w:t>1.10 pu, 0.02</w:t>
-            </w:r>
-          </w:p>
-        </w:tc>
-        <w:tc>
-          <w:tcPr>
-            <w:tcW w:w="2160" w:type="dxa"/>
-          </w:tcPr>
-          <w:p>
-            <w:r>
-              <w:t>ค่าพารามิเตอร์กำหนดสำหรับกรณีศึกษา</w:t>
             </w:r>
           </w:p>
         </w:tc>
@@ -32045,9 +32429,12 @@
         </w:trPr>
         <w:tc>
           <w:tcPr>
-            <w:tcW w:w="1980" w:type="dxa"/>
-          </w:tcPr>
-          <w:p>
+            <w:tcW w:w="1586" w:type="dxa"/>
+          </w:tcPr>
+          <w:p>
+            <w:pPr>
+              <w:jc w:val="center"/>
+            </w:pPr>
             <m:oMath>
               <m:sSub>
                 <m:sSubPr>
@@ -32122,9 +32509,12 @@
         </w:tc>
         <w:tc>
           <w:tcPr>
-            <w:tcW w:w="3969" w:type="dxa"/>
-          </w:tcPr>
-          <w:p>
+            <w:tcW w:w="4221" w:type="dxa"/>
+          </w:tcPr>
+          <w:p>
+            <w:pPr>
+              <w:jc w:val="center"/>
+            </w:pPr>
             <w:r>
               <w:rPr>
                 <w:sz w:val="32"/>
@@ -32137,9 +32527,12 @@
         </w:tc>
         <w:tc>
           <w:tcPr>
-            <w:tcW w:w="2410" w:type="dxa"/>
-          </w:tcPr>
-          <w:p>
+            <w:tcW w:w="2126" w:type="dxa"/>
+          </w:tcPr>
+          <w:p>
+            <w:pPr>
+              <w:jc w:val="center"/>
+            </w:pPr>
             <w:r>
               <w:rPr>
                 <w:sz w:val="32"/>
@@ -32183,16 +32576,6 @@
             </m:oMath>
           </w:p>
         </w:tc>
-        <w:tc>
-          <w:tcPr>
-            <w:tcW w:w="2160" w:type="dxa"/>
-          </w:tcPr>
-          <w:p>
-            <w:r>
-              <w:t>ค่าพารามิเตอร์กำหนดสำหรับกรณีศึกษา</w:t>
-            </w:r>
-          </w:p>
-        </w:tc>
       </w:tr>
       <w:tr>
         <w:trPr>
@@ -32200,9 +32583,12 @@
         </w:trPr>
         <w:tc>
           <w:tcPr>
-            <w:tcW w:w="1980" w:type="dxa"/>
-          </w:tcPr>
-          <w:p>
+            <w:tcW w:w="1586" w:type="dxa"/>
+          </w:tcPr>
+          <w:p>
+            <w:pPr>
+              <w:jc w:val="center"/>
+            </w:pPr>
             <m:oMathPara>
               <m:oMath>
                 <m:sSub>
@@ -32240,9 +32626,12 @@
         </w:tc>
         <w:tc>
           <w:tcPr>
-            <w:tcW w:w="3969" w:type="dxa"/>
-          </w:tcPr>
-          <w:p>
+            <w:tcW w:w="4221" w:type="dxa"/>
+          </w:tcPr>
+          <w:p>
+            <w:pPr>
+              <w:jc w:val="center"/>
+            </w:pPr>
             <w:r>
               <w:rPr>
                 <w:sz w:val="32"/>
@@ -32255,9 +32644,12 @@
         </w:tc>
         <w:tc>
           <w:tcPr>
-            <w:tcW w:w="2410" w:type="dxa"/>
-          </w:tcPr>
-          <w:p>
+            <w:tcW w:w="2126" w:type="dxa"/>
+          </w:tcPr>
+          <w:p>
+            <w:pPr>
+              <w:jc w:val="center"/>
+            </w:pPr>
             <m:oMath>
               <m:r>
                 <w:rPr>
@@ -32306,16 +32698,6 @@
                 <w:cs/>
               </w:rPr>
               <w:t xml:space="preserve"> pu</w:t>
-            </w:r>
-          </w:p>
-        </w:tc>
-        <w:tc>
-          <w:tcPr>
-            <w:tcW w:w="2160" w:type="dxa"/>
-          </w:tcPr>
-          <w:p>
-            <w:r>
-              <w:t>ค่าพารามิเตอร์กำหนดสำหรับกรณีศึกษา</w:t>
             </w:r>
           </w:p>
         </w:tc>
@@ -33318,7 +33700,6 @@
                     <w:sz w:val="24"/>
                     <w:szCs w:val="24"/>
                   </w:rPr>
-                  <w:lastRenderedPageBreak/>
                   <m:t>GFL </m:t>
                 </m:r>
                 <m:r>
@@ -33762,6 +34143,14 @@
             </w:pPr>
             <w:r>
               <w:rPr>
+                <w:rFonts w:hint="cs"/>
+                <w:sz w:val="32"/>
+                <w:cs/>
+              </w:rPr>
+              <w:t xml:space="preserve">   </w:t>
+            </w:r>
+            <w:r>
+              <w:rPr>
                 <w:sz w:val="32"/>
                 <w:cs/>
               </w:rPr>
@@ -33775,34 +34164,161 @@
       <w:pPr>
         <w:spacing w:line="320" w:lineRule="exact"/>
         <w:ind w:firstLine="360"/>
-      </w:pPr>
-      <w:r>
-        <w:t>เมื่อระบบจำเป็นต้องเพิ่มการรองรับแรงดันแบบ GFM ตัวกำกับอัตโนมัติจะคัดเลือกชุดอินเวอร์เตอร์ที่ผ่านการตรวจสอบเสถียรภาพล่วงหน้า โดยเริ่มจากการปรับเพิ่มจำนวนอุปกรณ์ทีละเครื่องเพื่อรักษาความราบรื่นในการทำงาน ในทางกลับกัน เมื่อสภาวะระบบกลับสู่ปกติและสามารถลดการทำงานของ GFM ได้ ตัวกำกับจะสลับอินเวอร์เตอร์กลับสู่โหมด GFL ทีละขั้นโดยคงอินเวอร์เตอร์สร้างแรงดันหลักไว้ตราบเท่าที่เครื่องกำเนิดไฟฟ้าซิงโครนัสยังไม่ต่อกลับเข้าระบบ</w:t>
-      </w:r>
+        <w:rPr>
+          <w:sz w:val="32"/>
+          <w:szCs w:val="32"/>
+        </w:rPr>
+      </w:pPr>
+      <w:r>
+        <w:rPr>
+          <w:sz w:val="32"/>
+          <w:szCs w:val="32"/>
+        </w:rPr>
+        <w:t>เมื่อระบบจำเป็นต้องเพิ่มการรองรับแรงดันแบบ GFM ตัวกำกับอัตโนมัติจะคัดเลือกชุดอินเวอร์เตอร์ที่ผ่านการตรวจสอบเสถียรภาพล่วงหน้าโดยเริ่มจากการปรับเพิ่มจำนวนอุปกรณ์ทีละเครื่องเพื่อรักษาความราบรื่นในการทำงานในทางกลับกันเมื่อ</w:t>
+      </w:r>
+      <w:proofErr w:type="spellStart"/>
+      <w:r>
+        <w:rPr>
+          <w:sz w:val="32"/>
+          <w:szCs w:val="32"/>
+        </w:rPr>
+        <w:t>สภาวะระบบกลับสู่ปกติและสามารถลดการทำงานของ</w:t>
+      </w:r>
+      <w:proofErr w:type="spellEnd"/>
+      <w:r>
+        <w:rPr>
+          <w:sz w:val="32"/>
+          <w:szCs w:val="32"/>
+        </w:rPr>
+        <w:t xml:space="preserve"> </w:t>
+      </w:r>
+      <w:r>
+        <w:rPr>
+          <w:sz w:val="32"/>
+          <w:szCs w:val="32"/>
+        </w:rPr>
+        <w:t>GFM</w:t>
+      </w:r>
+      <w:r>
+        <w:rPr>
+          <w:sz w:val="32"/>
+          <w:szCs w:val="32"/>
+        </w:rPr>
+        <w:t xml:space="preserve"> </w:t>
+      </w:r>
+      <w:proofErr w:type="spellStart"/>
+      <w:r>
+        <w:rPr>
+          <w:sz w:val="32"/>
+          <w:szCs w:val="32"/>
+        </w:rPr>
+        <w:t>ได้ตัวกำกับจะสลับอินเวอร์เตอร์กลับสู่โหมด</w:t>
+      </w:r>
+      <w:proofErr w:type="spellEnd"/>
+      <w:r>
+        <w:rPr>
+          <w:sz w:val="32"/>
+          <w:szCs w:val="32"/>
+        </w:rPr>
+        <w:t xml:space="preserve"> </w:t>
+      </w:r>
+      <w:r>
+        <w:rPr>
+          <w:sz w:val="32"/>
+          <w:szCs w:val="32"/>
+        </w:rPr>
+        <w:t>GFL</w:t>
+      </w:r>
+      <w:r>
+        <w:rPr>
+          <w:sz w:val="32"/>
+          <w:szCs w:val="32"/>
+        </w:rPr>
+        <w:t xml:space="preserve"> </w:t>
+      </w:r>
+      <w:r>
+        <w:rPr>
+          <w:sz w:val="32"/>
+          <w:szCs w:val="32"/>
+        </w:rPr>
+        <w:t>ทีละขั้นโดยคงอินเวอร์เตอร์สร้างแรงดัน</w:t>
+      </w:r>
+      <w:proofErr w:type="spellStart"/>
+      <w:r>
+        <w:rPr>
+          <w:sz w:val="32"/>
+          <w:szCs w:val="32"/>
+        </w:rPr>
+        <w:t>หลักไว้ตราบเท่าที่เครื่องกำเนิดไฟฟ้าซิงโครนัสยังไม่ต่อกลับ</w:t>
+      </w:r>
+      <w:proofErr w:type="spellEnd"/>
     </w:p>
     <w:p>
       <w:pPr>
         <w:spacing w:line="320" w:lineRule="exact"/>
-        <w:ind w:firstLine="360"/>
-      </w:pPr>
-      <w:r>
-        <w:rPr>
-          <w:sz w:val="32"/>
-        </w:rPr>
-        <w:t>นอกจากนี้ ตัวกำกับอัตโนมัติยังมีกลไกป้องกันการสูญเสียมุมอ้างอิงของโครงข่าย โดยตรวจสอบว่าหากเครื่องกำเนิดไฟฟ้าถูกปลดออกจากระบบ จะต้องมีอินเวอร์เตอร์อย่างน้อยหนึ่งเครื่องพร้อมทำหน้าที่สร้างแรงดันและจ่ายมุมอ้างอิงทันที เพื่อป้องกันไม่ให้โครงข่ายไฟฟ้าขาดเสถียรภาพ</w:t>
+        <w:rPr>
+          <w:sz w:val="32"/>
+          <w:szCs w:val="32"/>
+        </w:rPr>
+      </w:pPr>
+      <w:proofErr w:type="spellStart"/>
+      <w:r>
+        <w:rPr>
+          <w:sz w:val="32"/>
+          <w:szCs w:val="32"/>
+        </w:rPr>
+        <w:t>เข้าระบบนอกจากนี้</w:t>
+      </w:r>
+      <w:proofErr w:type="spellEnd"/>
+      <w:r>
+        <w:rPr>
+          <w:sz w:val="32"/>
+          <w:szCs w:val="32"/>
+        </w:rPr>
+        <w:t xml:space="preserve"> ตัวกำกับอัตโนมัติยังมีกลไกป้องกันการสูญเสียมุมอ้างอิงของโครงข่าย โดยตรวจสอบว่าหากเครื่องกำเนิดไฟฟ้าถูกปลดออกจากระบบจะต้องมีอินเวอร์เตอร์อย่างน้อยหนึ่งเครื่องพร้อมทำหน้าที่สร้างแรงดันและจ่ายมุมอ้างอิงทันทีเพื่อป้องกันไม่ให้โครงข่ายไฟฟ้าขาดเสถียรภาพ</w:t>
       </w:r>
     </w:p>
     <w:p>
       <w:pPr>
         <w:spacing w:line="320" w:lineRule="exact"/>
         <w:ind w:firstLine="360"/>
-      </w:pPr>
-      <w:r>
-        <w:rPr>
-          <w:sz w:val="32"/>
-        </w:rPr>
-        <w:t>เช่นเดียวกับหัวข้อที่ 7 สมการของตัวกำกับไม่มีค่าคงตัวเขียนอยู่ในสมการ ตารางที่ 7 รวบรวมระดับกระตุ้น เวลาหน่วง ฐานของดัชนี และเกณฑ์เชิงตัวเลขทั้งหมดไว้ที่เดียว ทุกค่าถูกตรึงก่อนการประเมินชุดอุปกรณ์</w:t>
-      </w:r>
+        <w:rPr>
+          <w:sz w:val="32"/>
+          <w:szCs w:val="32"/>
+        </w:rPr>
+      </w:pPr>
+      <w:r>
+        <w:rPr>
+          <w:sz w:val="32"/>
+          <w:szCs w:val="32"/>
+        </w:rPr>
+        <w:t>เช่นเดียวกับหัวข้อที่ 7 สมการของตัวกำกับไม่มีค่าคงตัวเขียนอยู่ในสมการ ตารางที่ 7 รวบรวมระดับกระตุ้น เวลาหน่วง ฐานของดัชนี และเกณฑ์เชิงตัวเลขทั้งหมดไว้</w:t>
+      </w:r>
+      <w:proofErr w:type="spellStart"/>
+      <w:r>
+        <w:rPr>
+          <w:sz w:val="32"/>
+          <w:szCs w:val="32"/>
+        </w:rPr>
+        <w:t>ที่เดียว</w:t>
+      </w:r>
+      <w:proofErr w:type="spellEnd"/>
+      <w:r>
+        <w:rPr>
+          <w:sz w:val="32"/>
+          <w:szCs w:val="32"/>
+        </w:rPr>
+        <w:t xml:space="preserve"> </w:t>
+      </w:r>
+      <w:proofErr w:type="spellStart"/>
+      <w:r>
+        <w:rPr>
+          <w:sz w:val="32"/>
+          <w:szCs w:val="32"/>
+        </w:rPr>
+        <w:t>ทุกค่าถูกตรึงก่อนการประเมินชุดอุปกรณ</w:t>
+      </w:r>
+      <w:proofErr w:type="spellEnd"/>
     </w:p>
     <w:p>
       <w:pPr>
@@ -33820,6 +34336,7 @@
           <w:bCs/>
           <w:sz w:val="32"/>
         </w:rPr>
+        <w:lastRenderedPageBreak/>
         <w:t>ตารางที่ 7</w:t>
       </w:r>
       <w:r>
@@ -34891,6 +35408,10 @@
           </w:tcPr>
           <w:p>
             <w:r>
+              <w:rPr>
+                <w:sz w:val="32"/>
+                <w:szCs w:val="32"/>
+              </w:rPr>
               <w:t>พื้น damping ratio ของเกณฑ์คัดกรอง ชุดอุปกรณ์ GFM</w:t>
             </w:r>
           </w:p>
@@ -35214,31 +35735,143 @@
     </w:p>
     <w:p>
       <w:pPr>
-        <w:spacing w:after="60"/>
-      </w:pPr>
+        <w:keepNext/>
+        <w:spacing w:before="80" w:after="30"/>
+        <w:rPr>
+          <w:b/>
+          <w:bCs/>
+        </w:rPr>
+      </w:pPr>
+      <w:r>
+        <w:rPr>
+          <w:b/>
+          <w:bCs/>
+          <w:sz w:val="32"/>
+        </w:rPr>
+        <w:t xml:space="preserve">9. </w:t>
+      </w:r>
+      <w:proofErr w:type="spellStart"/>
+      <w:r>
+        <w:rPr>
+          <w:b/>
+          <w:bCs/>
+          <w:sz w:val="32"/>
+        </w:rPr>
+        <w:t>เหตุการณ์ทดสอบและผลการจำลองในโดเมนเวลา</w:t>
+      </w:r>
+      <w:proofErr w:type="spellEnd"/>
     </w:p>
     <w:p>
       <w:pPr>
-        <w:spacing w:after="60"/>
-      </w:pPr>
+        <w:jc w:val="center"/>
+        <w:rPr>
+          <w:sz w:val="32"/>
+          <w:szCs w:val="32"/>
+        </w:rPr>
+      </w:pPr>
+      <w:r>
+        <w:rPr>
+          <w:noProof/>
+          <w:sz w:val="32"/>
+          <w:szCs w:val="32"/>
+          <w:cs/>
+        </w:rPr>
+        <w:drawing>
+          <wp:inline distT="0" distB="0" distL="0" distR="0" wp14:anchorId="21DE043F" wp14:editId="400E04C0">
+            <wp:extent cx="4425381" cy="2504661"/>
+            <wp:effectExtent l="0" t="0" r="0" b="0"/>
+            <wp:docPr id="499924261" name="รูปภาพ 1"/>
+            <wp:cNvGraphicFramePr>
+              <a:graphicFrameLocks xmlns:a="http://schemas.openxmlformats.org/drawingml/2006/main" noChangeAspect="1"/>
+            </wp:cNvGraphicFramePr>
+            <a:graphic xmlns:a="http://schemas.openxmlformats.org/drawingml/2006/main">
+              <a:graphicData uri="http://schemas.openxmlformats.org/drawingml/2006/picture">
+                <pic:pic xmlns:pic="http://schemas.openxmlformats.org/drawingml/2006/picture">
+                  <pic:nvPicPr>
+                    <pic:cNvPr id="499924261" name=""/>
+                    <pic:cNvPicPr/>
+                  </pic:nvPicPr>
+                  <pic:blipFill>
+                    <a:blip r:embed="rId13"/>
+                    <a:stretch>
+                      <a:fillRect/>
+                    </a:stretch>
+                  </pic:blipFill>
+                  <pic:spPr>
+                    <a:xfrm>
+                      <a:off x="0" y="0"/>
+                      <a:ext cx="4469122" cy="2529417"/>
+                    </a:xfrm>
+                    <a:prstGeom prst="rect">
+                      <a:avLst/>
+                    </a:prstGeom>
+                  </pic:spPr>
+                </pic:pic>
+              </a:graphicData>
+            </a:graphic>
+          </wp:inline>
+        </w:drawing>
+      </w:r>
     </w:p>
     <w:p>
       <w:pPr>
-        <w:keepNext/>
-        <w:spacing w:before="80" w:after="30"/>
+        <w:rPr>
+          <w:sz w:val="32"/>
+          <w:szCs w:val="32"/>
+        </w:rPr>
+      </w:pPr>
+    </w:p>
+    <w:p>
+      <w:pPr>
+        <w:jc w:val="center"/>
+        <w:rPr>
+          <w:sz w:val="32"/>
+          <w:szCs w:val="32"/>
+        </w:rPr>
+      </w:pPr>
+      <w:proofErr w:type="spellStart"/>
+      <w:r>
         <w:rPr>
           <w:b/>
           <w:bCs/>
-        </w:rPr>
-      </w:pPr>
+          <w:sz w:val="32"/>
+          <w:szCs w:val="32"/>
+        </w:rPr>
+        <w:t>รูปที่</w:t>
+      </w:r>
+      <w:proofErr w:type="spellEnd"/>
       <w:r>
         <w:rPr>
           <w:b/>
           <w:bCs/>
           <w:sz w:val="32"/>
-        </w:rPr>
-        <w:t>9. เหตุการณ์ทดสอบและผลการจำลองในโดเมนเวลา</w:t>
-      </w:r>
+          <w:szCs w:val="32"/>
+        </w:rPr>
+        <w:t xml:space="preserve"> </w:t>
+      </w:r>
+      <w:r>
+        <w:rPr>
+          <w:sz w:val="32"/>
+          <w:szCs w:val="32"/>
+        </w:rPr>
+        <w:t>2.1</w:t>
+      </w:r>
+      <w:r>
+        <w:rPr>
+          <w:sz w:val="32"/>
+          <w:szCs w:val="32"/>
+        </w:rPr>
+        <w:t xml:space="preserve"> </w:t>
+      </w:r>
+      <w:proofErr w:type="spellStart"/>
+      <w:r>
+        <w:rPr>
+          <w:sz w:val="32"/>
+          <w:szCs w:val="32"/>
+        </w:rPr>
+        <w:t>ลำดับเหตุการณ์จำลองในโดเมนเวลา</w:t>
+      </w:r>
+      <w:proofErr w:type="spellEnd"/>
     </w:p>
     <w:p>
       <w:pPr>
@@ -35250,25 +35883,53 @@
           <w:szCs w:val="32"/>
         </w:rPr>
       </w:pPr>
+      <w:proofErr w:type="spellStart"/>
       <w:r>
         <w:rPr>
           <w:b/>
           <w:bCs/>
           <w:sz w:val="32"/>
         </w:rPr>
-        <w:t>ตารางที่ 8</w:t>
-      </w:r>
-      <w:r>
-        <w:rPr>
-          <w:sz w:val="32"/>
-        </w:rPr>
-        <w:t xml:space="preserve"> ผลที่วัดได้ของกรณีศึกษา 160 วินาที</w:t>
-      </w:r>
-    </w:p>
-    <w:p>
-      <w:r>
-        <w:t>รูปที่ 3.1 ลำดับเหตุการณ์จำลองในโดเมนเวลา 160 วินาที (Stages 1–6)</w:t>
-      </w:r>
+        <w:lastRenderedPageBreak/>
+        <w:t>ตารางที่</w:t>
+      </w:r>
+      <w:proofErr w:type="spellEnd"/>
+      <w:r>
+        <w:rPr>
+          <w:b/>
+          <w:bCs/>
+          <w:sz w:val="32"/>
+        </w:rPr>
+        <w:t xml:space="preserve"> 8</w:t>
+      </w:r>
+      <w:r>
+        <w:rPr>
+          <w:sz w:val="32"/>
+        </w:rPr>
+        <w:t xml:space="preserve"> </w:t>
+      </w:r>
+      <w:proofErr w:type="spellStart"/>
+      <w:r>
+        <w:rPr>
+          <w:sz w:val="32"/>
+        </w:rPr>
+        <w:t>ผลที่วัดได้ของกรณีศึกษา</w:t>
+      </w:r>
+      <w:proofErr w:type="spellEnd"/>
+      <w:r>
+        <w:rPr>
+          <w:sz w:val="32"/>
+        </w:rPr>
+        <w:t xml:space="preserve"> 160 </w:t>
+      </w:r>
+      <w:proofErr w:type="spellStart"/>
+      <w:r>
+        <w:rPr>
+          <w:sz w:val="32"/>
+        </w:rPr>
+        <w:t>วินาที</w:t>
+      </w:r>
+      <w:proofErr w:type="spellEnd"/>
     </w:p>
     <w:tbl>
       <w:tblPr>
@@ -35294,7 +35955,21 @@
             <w:tcW w:w="2000" w:type="dxa"/>
           </w:tcPr>
           <w:p>
-            <w:r>
+            <w:pPr>
+              <w:rPr>
+                <w:b/>
+                <w:bCs/>
+                <w:sz w:val="32"/>
+                <w:szCs w:val="32"/>
+              </w:rPr>
+            </w:pPr>
+            <w:r>
+              <w:rPr>
+                <w:b/>
+                <w:bCs/>
+                <w:sz w:val="32"/>
+                <w:szCs w:val="32"/>
+              </w:rPr>
               <w:t>รายการ</w:t>
             </w:r>
           </w:p>
@@ -35304,7 +35979,21 @@
             <w:tcW w:w="2306" w:type="dxa"/>
           </w:tcPr>
           <w:p>
-            <w:r>
+            <w:pPr>
+              <w:rPr>
+                <w:b/>
+                <w:bCs/>
+                <w:sz w:val="32"/>
+                <w:szCs w:val="32"/>
+              </w:rPr>
+            </w:pPr>
+            <w:r>
+              <w:rPr>
+                <w:b/>
+                <w:bCs/>
+                <w:sz w:val="32"/>
+                <w:szCs w:val="32"/>
+              </w:rPr>
               <w:t>ค่าที่วัดได้</w:t>
             </w:r>
           </w:p>
@@ -35314,7 +36003,21 @@
             <w:tcW w:w="1926" w:type="dxa"/>
           </w:tcPr>
           <w:p>
-            <w:r>
+            <w:pPr>
+              <w:rPr>
+                <w:b/>
+                <w:bCs/>
+                <w:sz w:val="32"/>
+                <w:szCs w:val="32"/>
+              </w:rPr>
+            </w:pPr>
+            <w:r>
+              <w:rPr>
+                <w:b/>
+                <w:bCs/>
+                <w:sz w:val="32"/>
+                <w:szCs w:val="32"/>
+              </w:rPr>
               <w:t>รายการ</w:t>
             </w:r>
           </w:p>
@@ -35324,7 +36027,21 @@
             <w:tcW w:w="2410" w:type="dxa"/>
           </w:tcPr>
           <w:p>
-            <w:r>
+            <w:pPr>
+              <w:rPr>
+                <w:b/>
+                <w:bCs/>
+                <w:sz w:val="32"/>
+                <w:szCs w:val="32"/>
+              </w:rPr>
+            </w:pPr>
+            <w:r>
+              <w:rPr>
+                <w:b/>
+                <w:bCs/>
+                <w:sz w:val="32"/>
+                <w:szCs w:val="32"/>
+              </w:rPr>
               <w:t>ค่าที่วัดได้</w:t>
             </w:r>
           </w:p>
@@ -35339,7 +36056,17 @@
             <w:tcW w:w="2000" w:type="dxa"/>
           </w:tcPr>
           <w:p>
-            <w:r>
+            <w:pPr>
+              <w:rPr>
+                <w:sz w:val="32"/>
+                <w:szCs w:val="32"/>
+              </w:rPr>
+            </w:pPr>
+            <w:r>
+              <w:rPr>
+                <w:sz w:val="32"/>
+                <w:szCs w:val="32"/>
+              </w:rPr>
               <w:t>ขอบเขตเวลาที่เดินถึง</w:t>
             </w:r>
           </w:p>
@@ -35349,7 +36076,17 @@
             <w:tcW w:w="2306" w:type="dxa"/>
           </w:tcPr>
           <w:p>
-            <w:r>
+            <w:pPr>
+              <w:rPr>
+                <w:sz w:val="32"/>
+                <w:szCs w:val="32"/>
+              </w:rPr>
+            </w:pPr>
+            <w:r>
+              <w:rPr>
+                <w:sz w:val="32"/>
+                <w:szCs w:val="32"/>
+              </w:rPr>
               <w:t>160.000 s</w:t>
             </w:r>
           </w:p>
@@ -35359,7 +36096,17 @@
             <w:tcW w:w="1926" w:type="dxa"/>
           </w:tcPr>
           <w:p>
-            <w:r>
+            <w:pPr>
+              <w:rPr>
+                <w:sz w:val="32"/>
+                <w:szCs w:val="32"/>
+              </w:rPr>
+            </w:pPr>
+            <w:r>
+              <w:rPr>
+                <w:sz w:val="32"/>
+                <w:szCs w:val="32"/>
+              </w:rPr>
               <w:t>เวลาปิดเบรกเกอร์ SG</w:t>
             </w:r>
           </w:p>
@@ -35369,7 +36116,17 @@
             <w:tcW w:w="2410" w:type="dxa"/>
           </w:tcPr>
           <w:p>
-            <w:r>
+            <w:pPr>
+              <w:rPr>
+                <w:sz w:val="32"/>
+                <w:szCs w:val="32"/>
+              </w:rPr>
+            </w:pPr>
+            <w:r>
+              <w:rPr>
+                <w:sz w:val="32"/>
+                <w:szCs w:val="32"/>
+              </w:rPr>
               <w:t>102.363 s</w:t>
             </w:r>
           </w:p>
@@ -35384,7 +36141,17 @@
             <w:tcW w:w="2000" w:type="dxa"/>
           </w:tcPr>
           <w:p>
-            <w:r>
+            <w:pPr>
+              <w:rPr>
+                <w:sz w:val="32"/>
+                <w:szCs w:val="32"/>
+              </w:rPr>
+            </w:pPr>
+            <w:r>
+              <w:rPr>
+                <w:sz w:val="32"/>
+                <w:szCs w:val="32"/>
+              </w:rPr>
               <w:t>สถานะการจำลอง</w:t>
             </w:r>
           </w:p>
@@ -35394,7 +36161,17 @@
             <w:tcW w:w="2306" w:type="dxa"/>
           </w:tcPr>
           <w:p>
-            <w:r>
+            <w:pPr>
+              <w:rPr>
+                <w:sz w:val="32"/>
+                <w:szCs w:val="32"/>
+              </w:rPr>
+            </w:pPr>
+            <w:r>
+              <w:rPr>
+                <w:sz w:val="32"/>
+                <w:szCs w:val="32"/>
+              </w:rPr>
               <w:t>ลู่เข้าสมบูรณ์</w:t>
             </w:r>
           </w:p>
@@ -35404,7 +36181,17 @@
             <w:tcW w:w="1926" w:type="dxa"/>
           </w:tcPr>
           <w:p>
-            <w:r>
+            <w:pPr>
+              <w:rPr>
+                <w:sz w:val="32"/>
+                <w:szCs w:val="32"/>
+              </w:rPr>
+            </w:pPr>
+            <w:r>
+              <w:rPr>
+                <w:sz w:val="32"/>
+                <w:szCs w:val="32"/>
+              </w:rPr>
               <w:t>เวลาคืนมุมอ้างอิงให้ SG</w:t>
             </w:r>
           </w:p>
@@ -35414,7 +36201,17 @@
             <w:tcW w:w="2410" w:type="dxa"/>
           </w:tcPr>
           <w:p>
-            <w:r>
+            <w:pPr>
+              <w:rPr>
+                <w:sz w:val="32"/>
+                <w:szCs w:val="32"/>
+              </w:rPr>
+            </w:pPr>
+            <w:r>
+              <w:rPr>
+                <w:sz w:val="32"/>
+                <w:szCs w:val="32"/>
+              </w:rPr>
               <w:t>116.238 s</w:t>
             </w:r>
           </w:p>
@@ -35429,7 +36226,17 @@
             <w:tcW w:w="2000" w:type="dxa"/>
           </w:tcPr>
           <w:p>
-            <w:r>
+            <w:pPr>
+              <w:rPr>
+                <w:sz w:val="32"/>
+                <w:szCs w:val="32"/>
+              </w:rPr>
+            </w:pPr>
+            <w:r>
+              <w:rPr>
+                <w:sz w:val="32"/>
+                <w:szCs w:val="32"/>
+              </w:rPr>
               <w:t>GFM สูงสุดพร้อมกัน</w:t>
             </w:r>
           </w:p>
@@ -35439,7 +36246,17 @@
             <w:tcW w:w="2306" w:type="dxa"/>
           </w:tcPr>
           <w:p>
-            <w:r>
+            <w:pPr>
+              <w:rPr>
+                <w:sz w:val="32"/>
+                <w:szCs w:val="32"/>
+              </w:rPr>
+            </w:pPr>
+            <w:r>
+              <w:rPr>
+                <w:sz w:val="32"/>
+                <w:szCs w:val="32"/>
+              </w:rPr>
               <w:t>2</w:t>
             </w:r>
           </w:p>
@@ -35449,7 +36266,17 @@
             <w:tcW w:w="1926" w:type="dxa"/>
           </w:tcPr>
           <w:p>
-            <w:r>
+            <w:pPr>
+              <w:rPr>
+                <w:sz w:val="32"/>
+                <w:szCs w:val="32"/>
+              </w:rPr>
+            </w:pPr>
+            <w:r>
+              <w:rPr>
+                <w:sz w:val="32"/>
+                <w:szCs w:val="32"/>
+              </w:rPr>
               <w:t>GFM เมื่อจบการรัน</w:t>
             </w:r>
           </w:p>
@@ -35459,7 +36286,17 @@
             <w:tcW w:w="2410" w:type="dxa"/>
           </w:tcPr>
           <w:p>
-            <w:r>
+            <w:pPr>
+              <w:rPr>
+                <w:sz w:val="32"/>
+                <w:szCs w:val="32"/>
+              </w:rPr>
+            </w:pPr>
+            <w:r>
+              <w:rPr>
+                <w:sz w:val="32"/>
+                <w:szCs w:val="32"/>
+              </w:rPr>
               <w:t>0</w:t>
             </w:r>
           </w:p>
@@ -35474,7 +36311,17 @@
             <w:tcW w:w="2000" w:type="dxa"/>
           </w:tcPr>
           <w:p>
-            <w:r>
+            <w:pPr>
+              <w:rPr>
+                <w:sz w:val="32"/>
+                <w:szCs w:val="32"/>
+              </w:rPr>
+            </w:pPr>
+            <w:r>
+              <w:rPr>
+                <w:sz w:val="32"/>
+                <w:szCs w:val="32"/>
+              </w:rPr>
               <w:t>ความถี่เฉลี่ยเมื่อจบการรัน</w:t>
             </w:r>
           </w:p>
@@ -35484,7 +36331,17 @@
             <w:tcW w:w="2306" w:type="dxa"/>
           </w:tcPr>
           <w:p>
-            <w:r>
+            <w:pPr>
+              <w:rPr>
+                <w:sz w:val="32"/>
+                <w:szCs w:val="32"/>
+              </w:rPr>
+            </w:pPr>
+            <w:r>
+              <w:rPr>
+                <w:sz w:val="32"/>
+                <w:szCs w:val="32"/>
+              </w:rPr>
               <w:t>60.000 Hz</w:t>
             </w:r>
           </w:p>
@@ -35494,7 +36351,17 @@
             <w:tcW w:w="1926" w:type="dxa"/>
           </w:tcPr>
           <w:p>
-            <w:r>
+            <w:pPr>
+              <w:rPr>
+                <w:sz w:val="32"/>
+                <w:szCs w:val="32"/>
+              </w:rPr>
+            </w:pPr>
+            <w:r>
+              <w:rPr>
+                <w:sz w:val="32"/>
+                <w:szCs w:val="32"/>
+              </w:rPr>
               <w:t>แรงดันบัสคอนเวอร์เตอร์เมื่อจบ</w:t>
             </w:r>
           </w:p>
@@ -35504,7 +36371,17 @@
             <w:tcW w:w="2410" w:type="dxa"/>
           </w:tcPr>
           <w:p>
-            <w:r>
+            <w:pPr>
+              <w:rPr>
+                <w:sz w:val="32"/>
+                <w:szCs w:val="32"/>
+              </w:rPr>
+            </w:pPr>
+            <w:r>
+              <w:rPr>
+                <w:sz w:val="32"/>
+                <w:szCs w:val="32"/>
+              </w:rPr>
               <w:t>0.967–1.058 pu</w:t>
             </w:r>
           </w:p>
@@ -35519,7 +36396,17 @@
             <w:tcW w:w="2000" w:type="dxa"/>
           </w:tcPr>
           <w:p>
-            <w:r>
+            <w:pPr>
+              <w:rPr>
+                <w:sz w:val="32"/>
+                <w:szCs w:val="32"/>
+              </w:rPr>
+            </w:pPr>
+            <w:r>
+              <w:rPr>
+                <w:sz w:val="32"/>
+                <w:szCs w:val="32"/>
+              </w:rPr>
               <w:t>ความถี่เฉลี่ยนอกหน้าต่างฟอลต์</w:t>
             </w:r>
           </w:p>
@@ -35529,7 +36416,17 @@
             <w:tcW w:w="2306" w:type="dxa"/>
           </w:tcPr>
           <w:p>
-            <w:r>
+            <w:pPr>
+              <w:rPr>
+                <w:sz w:val="32"/>
+                <w:szCs w:val="32"/>
+              </w:rPr>
+            </w:pPr>
+            <w:r>
+              <w:rPr>
+                <w:sz w:val="32"/>
+                <w:szCs w:val="32"/>
+              </w:rPr>
               <w:t>59.240–60.114 Hz</w:t>
             </w:r>
           </w:p>
@@ -35539,7 +36436,17 @@
             <w:tcW w:w="1926" w:type="dxa"/>
           </w:tcPr>
           <w:p>
-            <w:r>
+            <w:pPr>
+              <w:rPr>
+                <w:sz w:val="32"/>
+                <w:szCs w:val="32"/>
+              </w:rPr>
+            </w:pPr>
+            <w:r>
+              <w:rPr>
+                <w:sz w:val="32"/>
+                <w:szCs w:val="32"/>
+              </w:rPr>
               <w:t>ยอดขณะฟอลต์</w:t>
             </w:r>
           </w:p>
@@ -35549,7 +36456,17 @@
             <w:tcW w:w="2410" w:type="dxa"/>
           </w:tcPr>
           <w:p>
-            <w:r>
+            <w:pPr>
+              <w:rPr>
+                <w:sz w:val="32"/>
+                <w:szCs w:val="32"/>
+              </w:rPr>
+            </w:pPr>
+            <w:r>
+              <w:rPr>
+                <w:sz w:val="32"/>
+                <w:szCs w:val="32"/>
+              </w:rPr>
               <w:t>60.676 Hz</w:t>
             </w:r>
           </w:p>
@@ -35564,7 +36481,17 @@
             <w:tcW w:w="2000" w:type="dxa"/>
           </w:tcPr>
           <w:p>
-            <w:r>
+            <w:pPr>
+              <w:rPr>
+                <w:sz w:val="32"/>
+                <w:szCs w:val="32"/>
+              </w:rPr>
+            </w:pPr>
+            <w:r>
+              <w:rPr>
+                <w:sz w:val="32"/>
+                <w:szCs w:val="32"/>
+              </w:rPr>
               <w:t>แรงดันนอกหน้าต่างฟอลต์</w:t>
             </w:r>
           </w:p>
@@ -35574,7 +36501,17 @@
             <w:tcW w:w="2306" w:type="dxa"/>
           </w:tcPr>
           <w:p>
-            <w:r>
+            <w:pPr>
+              <w:rPr>
+                <w:sz w:val="32"/>
+                <w:szCs w:val="32"/>
+              </w:rPr>
+            </w:pPr>
+            <w:r>
+              <w:rPr>
+                <w:sz w:val="32"/>
+                <w:szCs w:val="32"/>
+              </w:rPr>
               <w:t>0.551–1.138 pu</w:t>
             </w:r>
           </w:p>
@@ -35584,7 +36521,17 @@
             <w:tcW w:w="1926" w:type="dxa"/>
           </w:tcPr>
           <w:p>
-            <w:r>
+            <w:pPr>
+              <w:rPr>
+                <w:sz w:val="32"/>
+                <w:szCs w:val="32"/>
+              </w:rPr>
+            </w:pPr>
+            <w:r>
+              <w:rPr>
+                <w:sz w:val="32"/>
+                <w:szCs w:val="32"/>
+              </w:rPr>
               <w:t>ยอดขณะฟอลต์</w:t>
             </w:r>
           </w:p>
@@ -35594,7 +36541,17 @@
             <w:tcW w:w="2410" w:type="dxa"/>
           </w:tcPr>
           <w:p>
-            <w:r>
+            <w:pPr>
+              <w:rPr>
+                <w:sz w:val="32"/>
+                <w:szCs w:val="32"/>
+              </w:rPr>
+            </w:pPr>
+            <w:r>
+              <w:rPr>
+                <w:sz w:val="32"/>
+                <w:szCs w:val="32"/>
+              </w:rPr>
               <w:t>0.258–1.864 pu</w:t>
             </w:r>
           </w:p>
@@ -35628,14 +36585,42 @@
         <w:rPr>
           <w:sz w:val="32"/>
         </w:rPr>
-        <w:t>จากผลการจำลองในรูปที่ 4 และรูปที่ 5 หลัง SG1 ถูกปลดที่ 20.000 s IBR2 ทำการสลับโหมดเป็น GFM ทันทีเพื่อทำหน้าที่สร้างแรงดันและเป็นมุมอ้างอิงของเกาะ จากนั้นที่เวลา 22.089 s ดัชนีความรุนแรงกระตุ้นให้ IBR6 สลับเป็น GFM เพิ่มอีกหนึ่งเครื่อง และปลดกลับสู่โหมด GFL ที่เวลา 25.303 s เมื่อระบบเริ่มเข้าสู่สภาวะสมดุล หลังเกิดฟอลต์ที่บัส 9 ในช่วง 60.000–60.150 s การจำลองสามารถดำเนินต่อไปผ่านช่วงฟอลต์ 60.000–60.150 s และเบรกเกอร์ของ SG1 สับปิดกลับเข้าระบบที่เวลา 102.363 s ตามเกณฑ์การซิงโครไนซ์ และ IBR2 สลับคืนสู่โหมด GFL ตามเกณฑ์ความต่อเนื่อง</w:t>
+        <w:t xml:space="preserve">จากผลการจำลองในรูปที่ 4 และรูปที่ 5 หลัง SG1 ถูกปลดที่ 20.000 s IBR2 ทำการสลับโหมดเป็น GFM ทันทีเพื่อทำหน้าที่สร้างแรงดันและเป็นมุมอ้างอิงของเกาะ จากนั้นที่เวลา 22.089 s ดัชนีความรุนแรงกระตุ้นให้ IBR6 สลับเป็น GFM เพิ่มอีกหนึ่งเครื่อง และปลดกลับสู่โหมด GFL ที่เวลา 25.303 s เมื่อระบบเริ่มเข้าสู่สภาวะสมดุล หลังเกิดฟอลต์ที่บัส 9 ในช่วง 60.000–60.150 s การจำลองสามารถดำเนินต่อไปผ่านช่วงฟอลต์ 60.000–60.150 s และเบรกเกอร์ของ SG1 สับปิดกลับเข้าระบบที่เวลา 102.363 s ตามเกณฑ์การซิงโครไนซ์ </w:t>
       </w:r>
       <w:proofErr w:type="spellStart"/>
       <w:r>
         <w:rPr>
           <w:sz w:val="32"/>
         </w:rPr>
-        <w:t>ที่เวลา</w:t>
+        <w:t>และ</w:t>
+      </w:r>
+      <w:proofErr w:type="spellEnd"/>
+      <w:r>
+        <w:rPr>
+          <w:sz w:val="32"/>
+        </w:rPr>
+        <w:t xml:space="preserve"> IBR2 </w:t>
+      </w:r>
+      <w:proofErr w:type="spellStart"/>
+      <w:r>
+        <w:rPr>
+          <w:sz w:val="32"/>
+        </w:rPr>
+        <w:t>สลับคืนสู่โหมด</w:t>
+      </w:r>
+      <w:proofErr w:type="spellEnd"/>
+      <w:r>
+        <w:rPr>
+          <w:sz w:val="32"/>
+        </w:rPr>
+        <w:t xml:space="preserve"> GFL </w:t>
+      </w:r>
+      <w:proofErr w:type="spellStart"/>
+      <w:r>
+        <w:rPr>
+          <w:sz w:val="32"/>
+        </w:rPr>
+        <w:t>ตามเกณฑ์ความต่อเนื่องที่เวลา</w:t>
       </w:r>
       <w:proofErr w:type="spellEnd"/>
       <w:r>
@@ -35660,6 +36645,7 @@
     <w:p>
       <w:pPr>
         <w:spacing w:before="50" w:after="40"/>
+        <w:jc w:val="center"/>
       </w:pPr>
       <w:r>
         <w:rPr>
@@ -35667,7 +36653,6 @@
           <w:sz w:val="32"/>
           <w:szCs w:val="32"/>
         </w:rPr>
-        <w:lastRenderedPageBreak/>
         <w:drawing>
           <wp:inline distT="0" distB="0" distL="0" distR="0" wp14:anchorId="756C2ECB" wp14:editId="524C064D">
             <wp:extent cx="3840480" cy="1261872"/>
@@ -35711,6 +36696,7 @@
         <w:ind w:left="360" w:right="360"/>
         <w:jc w:val="center"/>
       </w:pPr>
+      <w:proofErr w:type="spellStart"/>
       <w:r>
         <w:rPr>
           <w:b/>
@@ -35718,19 +36704,46 @@
           <w:sz w:val="32"/>
           <w:szCs w:val="32"/>
         </w:rPr>
-        <w:t>รูปที่ 4</w:t>
-      </w:r>
-      <w:r>
-        <w:rPr>
-          <w:sz w:val="32"/>
-          <w:szCs w:val="32"/>
-        </w:rPr>
-        <w:t xml:space="preserve"> ดัชนีการตัดสินใจสลับโหมดของคอนเวอร์เตอร์ทั้งสี่</w:t>
-      </w:r>
+        <w:t>รูปที่</w:t>
+      </w:r>
+      <w:proofErr w:type="spellEnd"/>
+      <w:r>
+        <w:rPr>
+          <w:b/>
+          <w:bCs/>
+          <w:sz w:val="32"/>
+          <w:szCs w:val="32"/>
+        </w:rPr>
+        <w:t xml:space="preserve"> </w:t>
+      </w:r>
+      <w:r>
+        <w:rPr>
+          <w:sz w:val="32"/>
+          <w:szCs w:val="32"/>
+        </w:rPr>
+        <w:t>3</w:t>
+      </w:r>
+      <w:r>
+        <w:rPr>
+          <w:sz w:val="32"/>
+          <w:szCs w:val="32"/>
+        </w:rPr>
+        <w:t xml:space="preserve"> </w:t>
+      </w:r>
+      <w:proofErr w:type="spellStart"/>
+      <w:r>
+        <w:rPr>
+          <w:sz w:val="32"/>
+          <w:szCs w:val="32"/>
+        </w:rPr>
+        <w:t>ดัชนีการตัดสินใจสลับโหมดของคอนเวอร์เตอร์ทั้งสี่</w:t>
+      </w:r>
+      <w:proofErr w:type="spellEnd"/>
     </w:p>
     <w:p>
       <w:pPr>
         <w:spacing w:before="50" w:after="40"/>
+        <w:jc w:val="center"/>
       </w:pPr>
       <w:r>
         <w:rPr>
@@ -35738,6 +36751,7 @@
           <w:sz w:val="32"/>
           <w:szCs w:val="32"/>
         </w:rPr>
+        <w:lastRenderedPageBreak/>
         <w:drawing>
           <wp:inline distT="0" distB="0" distL="0" distR="0" wp14:anchorId="499A88D2" wp14:editId="487FB9C1">
             <wp:extent cx="3840480" cy="1261872"/>
@@ -35781,6 +36795,7 @@
         <w:ind w:left="360" w:right="360"/>
         <w:jc w:val="center"/>
       </w:pPr>
+      <w:proofErr w:type="spellStart"/>
       <w:r>
         <w:rPr>
           <w:b/>
@@ -35788,19 +36803,60 @@
           <w:sz w:val="32"/>
           <w:szCs w:val="32"/>
         </w:rPr>
-        <w:t>รูปที่ 5</w:t>
-      </w:r>
-      <w:r>
-        <w:rPr>
-          <w:sz w:val="32"/>
-          <w:szCs w:val="32"/>
-        </w:rPr>
-        <w:t xml:space="preserve"> โหมดการทำงาน (GFL/GFM) ของคอนเวอร์เตอร์ทั้งสี่ตลอดการจำลอง 160 วินาที</w:t>
+        <w:t>รูปที่</w:t>
+      </w:r>
+      <w:proofErr w:type="spellEnd"/>
+      <w:r>
+        <w:rPr>
+          <w:b/>
+          <w:bCs/>
+          <w:sz w:val="32"/>
+          <w:szCs w:val="32"/>
+        </w:rPr>
+        <w:t xml:space="preserve"> </w:t>
+      </w:r>
+      <w:r>
+        <w:rPr>
+          <w:sz w:val="32"/>
+          <w:szCs w:val="32"/>
+        </w:rPr>
+        <w:t>4</w:t>
+      </w:r>
+      <w:r>
+        <w:rPr>
+          <w:sz w:val="32"/>
+          <w:szCs w:val="32"/>
+        </w:rPr>
+        <w:t xml:space="preserve"> </w:t>
+      </w:r>
+      <w:proofErr w:type="spellStart"/>
+      <w:r>
+        <w:rPr>
+          <w:sz w:val="32"/>
+          <w:szCs w:val="32"/>
+        </w:rPr>
+        <w:t>โหมดการทำงาน</w:t>
+      </w:r>
+      <w:proofErr w:type="spellEnd"/>
+      <w:r>
+        <w:rPr>
+          <w:sz w:val="32"/>
+          <w:szCs w:val="32"/>
+        </w:rPr>
+        <w:t xml:space="preserve"> (GFL/GFM) </w:t>
       </w:r>
     </w:p>
     <w:p>
       <w:pPr>
+        <w:spacing w:after="80"/>
+        <w:ind w:left="360" w:right="360"/>
+        <w:jc w:val="center"/>
+      </w:pPr>
+    </w:p>
+    <w:p>
+      <w:pPr>
         <w:spacing w:before="50" w:after="40"/>
+        <w:jc w:val="center"/>
       </w:pPr>
       <w:r>
         <w:rPr>
@@ -35851,6 +36907,7 @@
         <w:ind w:left="360" w:right="360"/>
         <w:jc w:val="center"/>
       </w:pPr>
+      <w:proofErr w:type="spellStart"/>
       <w:r>
         <w:rPr>
           <w:b/>
@@ -35858,20 +36915,72 @@
           <w:sz w:val="32"/>
           <w:szCs w:val="32"/>
         </w:rPr>
-        <w:t>รูปที่ 6</w:t>
-      </w:r>
-      <w:r>
-        <w:rPr>
-          <w:sz w:val="32"/>
-          <w:szCs w:val="32"/>
-        </w:rPr>
-        <w:t xml:space="preserve"> การตอบสนองกำลังไฟฟ้าของคอนเวอร์เตอร์: (a) กำลังจริง (b) กำลังรีแอกทีฟ</w:t>
-      </w:r>
+        <w:t>รูปที่</w:t>
+      </w:r>
+      <w:proofErr w:type="spellEnd"/>
+      <w:r>
+        <w:rPr>
+          <w:b/>
+          <w:bCs/>
+          <w:sz w:val="32"/>
+          <w:szCs w:val="32"/>
+        </w:rPr>
+        <w:t xml:space="preserve"> </w:t>
+      </w:r>
+      <w:r>
+        <w:rPr>
+          <w:b/>
+          <w:bCs/>
+          <w:sz w:val="32"/>
+          <w:szCs w:val="32"/>
+        </w:rPr>
+        <w:t>5</w:t>
+      </w:r>
+      <w:r>
+        <w:rPr>
+          <w:sz w:val="32"/>
+          <w:szCs w:val="32"/>
+        </w:rPr>
+        <w:t xml:space="preserve"> (a) </w:t>
+      </w:r>
+      <w:proofErr w:type="spellStart"/>
+      <w:r>
+        <w:rPr>
+          <w:sz w:val="32"/>
+          <w:szCs w:val="32"/>
+        </w:rPr>
+        <w:t>กำลังจริง</w:t>
+      </w:r>
+      <w:proofErr w:type="spellEnd"/>
+      <w:r>
+        <w:rPr>
+          <w:sz w:val="32"/>
+          <w:szCs w:val="32"/>
+        </w:rPr>
+        <w:t xml:space="preserve"> (b) </w:t>
+      </w:r>
+      <w:proofErr w:type="spellStart"/>
+      <w:r>
+        <w:rPr>
+          <w:sz w:val="32"/>
+          <w:szCs w:val="32"/>
+        </w:rPr>
+        <w:t>กำลังรีแอกทีฟ</w:t>
+      </w:r>
+      <w:proofErr w:type="spellEnd"/>
     </w:p>
     <w:p>
       <w:pPr>
+        <w:spacing w:after="80"/>
+        <w:ind w:left="360" w:right="360"/>
+        <w:jc w:val="center"/>
+      </w:pPr>
+    </w:p>
+    <w:p>
+      <w:pPr>
         <w:keepNext/>
         <w:spacing w:before="50" w:after="40"/>
+        <w:jc w:val="center"/>
       </w:pPr>
       <w:r>
         <w:rPr>
@@ -35879,7 +36988,6 @@
           <w:sz w:val="32"/>
           <w:szCs w:val="32"/>
         </w:rPr>
-        <w:lastRenderedPageBreak/>
         <w:drawing>
           <wp:inline distT="0" distB="0" distL="0" distR="0" wp14:anchorId="6ECB153A" wp14:editId="7FFA55DE">
             <wp:extent cx="4251960" cy="2651760"/>
@@ -35923,6 +37031,7 @@
         <w:ind w:left="360" w:right="360"/>
         <w:jc w:val="center"/>
       </w:pPr>
+      <w:proofErr w:type="spellStart"/>
       <w:r>
         <w:rPr>
           <w:b/>
@@ -35930,18 +37039,76 @@
           <w:sz w:val="32"/>
           <w:szCs w:val="32"/>
         </w:rPr>
-        <w:t>รูปที่ 7</w:t>
-      </w:r>
-      <w:r>
-        <w:rPr>
-          <w:sz w:val="32"/>
-          <w:szCs w:val="32"/>
-        </w:rPr>
-        <w:t xml:space="preserve"> การตอบสนองทางไฟฟ้าของคอนเวอร์เตอร์: (a) ขนาดแรงดันบัส (b) ความถี่</w:t>
-      </w:r>
+        <w:t>รูปที่</w:t>
+      </w:r>
+      <w:proofErr w:type="spellEnd"/>
+      <w:r>
+        <w:rPr>
+          <w:b/>
+          <w:bCs/>
+          <w:sz w:val="32"/>
+          <w:szCs w:val="32"/>
+        </w:rPr>
+        <w:t xml:space="preserve"> </w:t>
+      </w:r>
+      <w:r>
+        <w:rPr>
+          <w:b/>
+          <w:bCs/>
+          <w:sz w:val="32"/>
+          <w:szCs w:val="32"/>
+        </w:rPr>
+        <w:t>6</w:t>
+      </w:r>
+      <w:r>
+        <w:rPr>
+          <w:sz w:val="32"/>
+          <w:szCs w:val="32"/>
+        </w:rPr>
+        <w:t xml:space="preserve"> (a) </w:t>
+      </w:r>
+      <w:proofErr w:type="spellStart"/>
+      <w:r>
+        <w:rPr>
+          <w:sz w:val="32"/>
+          <w:szCs w:val="32"/>
+        </w:rPr>
+        <w:t>ขนาดแรงดันบัส</w:t>
+      </w:r>
+      <w:proofErr w:type="spellEnd"/>
+      <w:r>
+        <w:rPr>
+          <w:sz w:val="32"/>
+          <w:szCs w:val="32"/>
+        </w:rPr>
+        <w:t xml:space="preserve"> (b) </w:t>
+      </w:r>
+      <w:proofErr w:type="spellStart"/>
+      <w:r>
+        <w:rPr>
+          <w:sz w:val="32"/>
+          <w:szCs w:val="32"/>
+        </w:rPr>
+        <w:t>ความถี่</w:t>
+      </w:r>
+      <w:proofErr w:type="spellEnd"/>
     </w:p>
     <w:p>
       <w:pPr>
+        <w:spacing w:after="80"/>
+        <w:ind w:left="360" w:right="360"/>
+        <w:jc w:val="center"/>
+      </w:pPr>
+    </w:p>
+    <w:p>
+      <w:pPr>
+        <w:spacing w:after="80"/>
+        <w:ind w:left="360" w:right="360"/>
+        <w:jc w:val="center"/>
+      </w:pPr>
+    </w:p>
+    <w:p>
+      <w:pPr>
         <w:keepNext/>
         <w:spacing w:before="80" w:after="30"/>
         <w:rPr>
@@ -35955,8 +37122,19 @@
           <w:bCs/>
           <w:sz w:val="32"/>
         </w:rPr>
-        <w:t>10. การเปรียบเทียบผลการตอบสนองของระบบ</w:t>
-      </w:r>
+        <w:lastRenderedPageBreak/>
+        <w:t xml:space="preserve">10. </w:t>
+      </w:r>
+      <w:proofErr w:type="spellStart"/>
+      <w:r>
+        <w:rPr>
+          <w:b/>
+          <w:bCs/>
+          <w:sz w:val="32"/>
+        </w:rPr>
+        <w:t>การเปรียบเทียบผลการตอบสนองของระบบ</w:t>
+      </w:r>
+      <w:proofErr w:type="spellEnd"/>
     </w:p>
     <w:p>
       <w:pPr>
@@ -35993,7 +37171,6 @@
         <w:keepNext/>
         <w:spacing w:before="60" w:after="20"/>
         <w:rPr>
-          <w:rFonts w:hint="cs"/>
           <w:b/>
           <w:bCs/>
         </w:rPr>
@@ -36004,7 +37181,7 @@
           <w:bCs/>
           <w:sz w:val="32"/>
         </w:rPr>
-        <w:t>10.1 การเปรียบเทียบผลระหว่างกรณีการสลับโหมด GFL/GFM และกรณี</w:t>
+        <w:t xml:space="preserve">10.1 </w:t>
       </w:r>
       <w:proofErr w:type="spellStart"/>
       <w:r>
@@ -36013,7 +37190,25 @@
           <w:bCs/>
           <w:sz w:val="32"/>
         </w:rPr>
-        <w:t>การตรึงโหมด</w:t>
+        <w:t>การเปรียบเทียบผลระหว่างกรณีการสลับโหมด</w:t>
+      </w:r>
+      <w:proofErr w:type="spellEnd"/>
+      <w:r>
+        <w:rPr>
+          <w:b/>
+          <w:bCs/>
+          <w:sz w:val="32"/>
+        </w:rPr>
+        <w:t xml:space="preserve"> GFL/GFM </w:t>
+      </w:r>
+      <w:proofErr w:type="spellStart"/>
+      <w:r>
+        <w:rPr>
+          <w:b/>
+          <w:bCs/>
+          <w:sz w:val="32"/>
+        </w:rPr>
+        <w:t>และกรณีการตรึงโหมด</w:t>
       </w:r>
       <w:proofErr w:type="spellEnd"/>
       <w:r>
@@ -36494,26 +37689,642 @@
       <w:pPr>
         <w:spacing w:line="320" w:lineRule="exact"/>
         <w:ind w:firstLine="360"/>
-        <w:jc w:val="thaiDistribute"/>
-      </w:pPr>
-      <w:r>
-        <w:t>โดย y_9 คือแอดมิตแตนซ์ของโหลดที่จุดทำงาน PF และ χ_f(t) เป็นฟังก์ชันบ่งชี้ที่มีค่า 1 เฉพาะช่วงที่เกิดฟอลต์ พจน์ χ_f(t)/Z_f คือแอดมิตแตนซ์ของฟอลต์ที่ต่อลงดิน ณ บัส 9 สำหรับตัวคูณโหลด α_L(t) เนื่องจากกรณีศึกษานี้ไม่มีการเปลี่ยนโหลด จึงกำหนด α_L(t) = 1 ตลอดการจำลอง และช่วงเวลา 60.000–60.150 s รวมกระแสฟอลต์ไว้ตามที่เกิดขึ้นจริง การตรวจสอบความถูกต้องของสภาวะเริ่มต้นที่ t = 0 s พบว่าค่าที่คำนวณย้อนได้ตรงกับข้อมูลโหลดของกรณีศึกษาและแรงดัน PF ภายใน 10^-9 pu ซึ่งได้ P = 0.295000 pu, Q = 0.166000 pu และ |V_9| = 1.021934 pu ตรงทุกหลักทั้งสองกรณี</w:t>
+        <w:rPr>
+          <w:sz w:val="32"/>
+          <w:szCs w:val="32"/>
+        </w:rPr>
+      </w:pPr>
+      <w:r>
+        <w:rPr>
+          <w:sz w:val="32"/>
+          <w:szCs w:val="32"/>
+        </w:rPr>
+        <w:t xml:space="preserve">โดย </w:t>
+      </w:r>
+      <m:oMath>
+        <m:sSub>
+          <m:sSubPr>
+            <m:ctrlPr>
+              <w:rPr>
+                <w:rFonts w:ascii="Cambria Math" w:hAnsi="Cambria Math"/>
+                <w:sz w:val="24"/>
+                <w:szCs w:val="24"/>
+              </w:rPr>
+            </m:ctrlPr>
+          </m:sSubPr>
+          <m:e>
+            <m:r>
+              <w:rPr>
+                <w:rFonts w:ascii="Cambria Math" w:hAnsi="Cambria Math"/>
+                <w:sz w:val="24"/>
+                <w:szCs w:val="24"/>
+              </w:rPr>
+              <m:t>y</m:t>
+            </m:r>
+          </m:e>
+          <m:sub>
+            <m:r>
+              <w:rPr>
+                <w:rFonts w:ascii="Cambria Math" w:hAnsi="Cambria Math"/>
+                <w:sz w:val="24"/>
+                <w:szCs w:val="24"/>
+              </w:rPr>
+              <m:t>9</m:t>
+            </m:r>
+          </m:sub>
+        </m:sSub>
+      </m:oMath>
+      <w:r>
+        <w:rPr>
+          <w:sz w:val="32"/>
+          <w:szCs w:val="32"/>
+        </w:rPr>
+        <w:t xml:space="preserve">คือแอดมิตแตนซ์ของโหลดที่จุดทำงาน PF และ </w:t>
+      </w:r>
+      <m:oMath>
+        <m:sSub>
+          <m:sSubPr>
+            <m:ctrlPr>
+              <w:rPr>
+                <w:rFonts w:ascii="Cambria Math" w:hAnsi="Cambria Math" w:cs="Calibri"/>
+                <w:sz w:val="24"/>
+                <w:szCs w:val="24"/>
+              </w:rPr>
+            </m:ctrlPr>
+          </m:sSubPr>
+          <m:e>
+            <m:r>
+              <w:rPr>
+                <w:rFonts w:ascii="Cambria Math" w:hAnsi="Cambria Math" w:cs="Calibri"/>
+                <w:sz w:val="24"/>
+                <w:szCs w:val="24"/>
+              </w:rPr>
+              <m:t>χ</m:t>
+            </m:r>
+          </m:e>
+          <m:sub>
+            <m:r>
+              <w:rPr>
+                <w:rFonts w:ascii="Cambria Math" w:hAnsi="Cambria Math" w:cs="Calibri"/>
+                <w:sz w:val="24"/>
+                <w:szCs w:val="24"/>
+              </w:rPr>
+              <m:t>f</m:t>
+            </m:r>
+          </m:sub>
+        </m:sSub>
+        <m:d>
+          <m:dPr>
+            <m:ctrlPr>
+              <w:rPr>
+                <w:rFonts w:ascii="Cambria Math" w:hAnsi="Cambria Math" w:cs="Calibri"/>
+                <w:sz w:val="24"/>
+                <w:szCs w:val="24"/>
+              </w:rPr>
+            </m:ctrlPr>
+          </m:dPr>
+          <m:e>
+            <m:r>
+              <w:rPr>
+                <w:rFonts w:ascii="Cambria Math" w:hAnsi="Cambria Math" w:cs="Calibri"/>
+                <w:sz w:val="24"/>
+                <w:szCs w:val="24"/>
+              </w:rPr>
+              <m:t>t</m:t>
+            </m:r>
+          </m:e>
+        </m:d>
+      </m:oMath>
+      <w:proofErr w:type="spellStart"/>
+      <w:r>
+        <w:rPr>
+          <w:sz w:val="32"/>
+          <w:szCs w:val="32"/>
+        </w:rPr>
+        <w:t>เป็นฟังก์ชันบ่งชี้ที่มีค่า</w:t>
+      </w:r>
+      <w:proofErr w:type="spellEnd"/>
+      <w:r>
+        <w:rPr>
+          <w:sz w:val="32"/>
+          <w:szCs w:val="32"/>
+        </w:rPr>
+        <w:t xml:space="preserve"> 1 </w:t>
+      </w:r>
+      <w:proofErr w:type="spellStart"/>
+      <w:r>
+        <w:rPr>
+          <w:sz w:val="32"/>
+          <w:szCs w:val="32"/>
+        </w:rPr>
+        <w:t>เฉพาะช่วงที่เกิดฟอลต์</w:t>
+      </w:r>
+      <w:proofErr w:type="spellEnd"/>
+      <w:r>
+        <w:rPr>
+          <w:sz w:val="32"/>
+          <w:szCs w:val="32"/>
+        </w:rPr>
+        <w:t xml:space="preserve"> </w:t>
+      </w:r>
+      <w:proofErr w:type="spellStart"/>
+      <w:r>
+        <w:rPr>
+          <w:sz w:val="32"/>
+          <w:szCs w:val="32"/>
+        </w:rPr>
+        <w:t>พจน์</w:t>
+      </w:r>
+      <w:proofErr w:type="spellEnd"/>
+      <w:r>
+        <w:rPr>
+          <w:sz w:val="32"/>
+          <w:szCs w:val="32"/>
+        </w:rPr>
+        <w:t xml:space="preserve"> </w:t>
+      </w:r>
+      <m:oMath>
+        <m:sSub>
+          <m:sSubPr>
+            <m:ctrlPr>
+              <w:rPr>
+                <w:rFonts w:ascii="Cambria Math" w:hAnsi="Cambria Math" w:cs="Calibri"/>
+                <w:sz w:val="24"/>
+                <w:szCs w:val="24"/>
+              </w:rPr>
+            </m:ctrlPr>
+          </m:sSubPr>
+          <m:e>
+            <m:r>
+              <w:rPr>
+                <w:rFonts w:ascii="Cambria Math" w:hAnsi="Cambria Math" w:cs="Calibri"/>
+                <w:sz w:val="24"/>
+                <w:szCs w:val="24"/>
+              </w:rPr>
+              <m:t>χ</m:t>
+            </m:r>
+          </m:e>
+          <m:sub>
+            <m:r>
+              <w:rPr>
+                <w:rFonts w:ascii="Cambria Math" w:hAnsi="Cambria Math" w:cs="Calibri"/>
+                <w:sz w:val="24"/>
+                <w:szCs w:val="24"/>
+              </w:rPr>
+              <m:t>f</m:t>
+            </m:r>
+          </m:sub>
+        </m:sSub>
+        <m:d>
+          <m:dPr>
+            <m:ctrlPr>
+              <w:rPr>
+                <w:rFonts w:ascii="Cambria Math" w:hAnsi="Cambria Math" w:cs="Calibri"/>
+                <w:sz w:val="24"/>
+                <w:szCs w:val="24"/>
+              </w:rPr>
+            </m:ctrlPr>
+          </m:dPr>
+          <m:e>
+            <m:r>
+              <w:rPr>
+                <w:rFonts w:ascii="Cambria Math" w:hAnsi="Cambria Math" w:cs="Calibri"/>
+                <w:sz w:val="24"/>
+                <w:szCs w:val="24"/>
+              </w:rPr>
+              <m:t>t</m:t>
+            </m:r>
+          </m:e>
+        </m:d>
+        <m:r>
+          <w:rPr>
+            <w:rFonts w:ascii="Cambria Math" w:hAnsi="Cambria Math" w:cs="Calibri"/>
+            <w:sz w:val="24"/>
+            <w:szCs w:val="24"/>
+          </w:rPr>
+          <m:t>/</m:t>
+        </m:r>
+        <m:sSub>
+          <m:sSubPr>
+            <m:ctrlPr>
+              <w:rPr>
+                <w:rFonts w:ascii="Cambria Math" w:hAnsi="Cambria Math" w:cs="Calibri"/>
+                <w:sz w:val="24"/>
+                <w:szCs w:val="24"/>
+              </w:rPr>
+            </m:ctrlPr>
+          </m:sSubPr>
+          <m:e>
+            <m:r>
+              <w:rPr>
+                <w:rFonts w:ascii="Cambria Math" w:hAnsi="Cambria Math" w:cs="Calibri"/>
+                <w:sz w:val="24"/>
+                <w:szCs w:val="24"/>
+              </w:rPr>
+              <m:t>Z</m:t>
+            </m:r>
+          </m:e>
+          <m:sub>
+            <m:r>
+              <w:rPr>
+                <w:rFonts w:ascii="Cambria Math" w:hAnsi="Cambria Math" w:cs="Calibri"/>
+                <w:sz w:val="24"/>
+                <w:szCs w:val="24"/>
+              </w:rPr>
+              <m:t>f</m:t>
+            </m:r>
+          </m:sub>
+        </m:sSub>
+        <m:r>
+          <w:rPr>
+            <w:rFonts w:ascii="Cambria Math" w:hAnsi="Cambria Math"/>
+            <w:sz w:val="32"/>
+            <w:szCs w:val="32"/>
+          </w:rPr>
+          <m:t xml:space="preserve"> </m:t>
+        </m:r>
+      </m:oMath>
+      <w:r>
+        <w:rPr>
+          <w:sz w:val="32"/>
+          <w:szCs w:val="32"/>
+        </w:rPr>
+        <w:t xml:space="preserve">คือแอดมิตแตนซ์ของฟอลต์ที่ต่อลงดิน ณ บัส 9 สำหรับตัวคูณโหลด </w:t>
+      </w:r>
+      <m:oMath>
+        <m:sSub>
+          <m:sSubPr>
+            <m:ctrlPr>
+              <w:rPr>
+                <w:rFonts w:ascii="Cambria Math" w:hAnsi="Cambria Math" w:cs="Calibri"/>
+                <w:sz w:val="24"/>
+                <w:szCs w:val="24"/>
+              </w:rPr>
+            </m:ctrlPr>
+          </m:sSubPr>
+          <m:e>
+            <m:r>
+              <w:rPr>
+                <w:rFonts w:ascii="Cambria Math" w:hAnsi="Cambria Math" w:cs="Calibri"/>
+                <w:sz w:val="24"/>
+                <w:szCs w:val="24"/>
+              </w:rPr>
+              <m:t>α</m:t>
+            </m:r>
+          </m:e>
+          <m:sub>
+            <m:r>
+              <w:rPr>
+                <w:rFonts w:ascii="Cambria Math" w:hAnsi="Cambria Math" w:cs="Calibri"/>
+                <w:sz w:val="24"/>
+                <w:szCs w:val="24"/>
+              </w:rPr>
+              <m:t>L</m:t>
+            </m:r>
+          </m:sub>
+        </m:sSub>
+        <m:d>
+          <m:dPr>
+            <m:ctrlPr>
+              <w:rPr>
+                <w:rFonts w:ascii="Cambria Math" w:hAnsi="Cambria Math" w:cs="Calibri"/>
+                <w:sz w:val="24"/>
+                <w:szCs w:val="24"/>
+              </w:rPr>
+            </m:ctrlPr>
+          </m:dPr>
+          <m:e>
+            <m:r>
+              <w:rPr>
+                <w:rFonts w:ascii="Cambria Math" w:hAnsi="Cambria Math" w:cs="Calibri"/>
+                <w:sz w:val="24"/>
+                <w:szCs w:val="24"/>
+              </w:rPr>
+              <m:t>t</m:t>
+            </m:r>
+          </m:e>
+        </m:d>
+      </m:oMath>
+      <w:r>
+        <w:rPr>
+          <w:sz w:val="32"/>
+          <w:szCs w:val="32"/>
+        </w:rPr>
+        <w:t xml:space="preserve">เนื่องจากกรณีศึกษานี้ไม่มีการเปลี่ยนโหลด จึงกำหนด </w:t>
+      </w:r>
+      <m:oMath>
+        <m:sSub>
+          <m:sSubPr>
+            <m:ctrlPr>
+              <w:rPr>
+                <w:rFonts w:ascii="Cambria Math" w:hAnsi="Cambria Math" w:cs="Calibri"/>
+                <w:sz w:val="24"/>
+                <w:szCs w:val="24"/>
+              </w:rPr>
+            </m:ctrlPr>
+          </m:sSubPr>
+          <m:e>
+            <m:r>
+              <w:rPr>
+                <w:rFonts w:ascii="Cambria Math" w:hAnsi="Cambria Math" w:cs="Calibri"/>
+                <w:sz w:val="24"/>
+                <w:szCs w:val="24"/>
+              </w:rPr>
+              <m:t>α</m:t>
+            </m:r>
+          </m:e>
+          <m:sub>
+            <m:r>
+              <w:rPr>
+                <w:rFonts w:ascii="Cambria Math" w:hAnsi="Cambria Math" w:cs="Calibri"/>
+                <w:sz w:val="24"/>
+                <w:szCs w:val="24"/>
+              </w:rPr>
+              <m:t>L</m:t>
+            </m:r>
+          </m:sub>
+        </m:sSub>
+        <m:d>
+          <m:dPr>
+            <m:ctrlPr>
+              <w:rPr>
+                <w:rFonts w:ascii="Cambria Math" w:hAnsi="Cambria Math" w:cs="Calibri"/>
+                <w:sz w:val="24"/>
+                <w:szCs w:val="24"/>
+              </w:rPr>
+            </m:ctrlPr>
+          </m:dPr>
+          <m:e>
+            <m:r>
+              <w:rPr>
+                <w:rFonts w:ascii="Cambria Math" w:hAnsi="Cambria Math" w:cs="Calibri"/>
+                <w:sz w:val="24"/>
+                <w:szCs w:val="24"/>
+              </w:rPr>
+              <m:t>t</m:t>
+            </m:r>
+          </m:e>
+        </m:d>
+      </m:oMath>
+      <w:r>
+        <w:rPr>
+          <w:sz w:val="32"/>
+          <w:szCs w:val="32"/>
+        </w:rPr>
+        <w:t xml:space="preserve">= 1 </w:t>
+      </w:r>
+      <w:proofErr w:type="spellStart"/>
+      <w:r>
+        <w:rPr>
+          <w:sz w:val="32"/>
+          <w:szCs w:val="32"/>
+        </w:rPr>
+        <w:t>ตลอดการจำลอง</w:t>
+      </w:r>
+      <w:proofErr w:type="spellEnd"/>
+      <w:r>
+        <w:rPr>
+          <w:sz w:val="32"/>
+          <w:szCs w:val="32"/>
+        </w:rPr>
+        <w:t xml:space="preserve"> </w:t>
+      </w:r>
+      <w:proofErr w:type="spellStart"/>
+      <w:r>
+        <w:rPr>
+          <w:sz w:val="32"/>
+          <w:szCs w:val="32"/>
+        </w:rPr>
+        <w:t>และช่วงเวลา</w:t>
+      </w:r>
+      <w:proofErr w:type="spellEnd"/>
+      <w:r>
+        <w:rPr>
+          <w:sz w:val="32"/>
+          <w:szCs w:val="32"/>
+        </w:rPr>
+        <w:t xml:space="preserve"> 60.000–60.150 s รวมกระแสฟอลต์ไว้ตามที่เกิดขึ้นจริง การตรวจสอบความถูกต้องของสภาวะเริ่มต้นที่ t = 0 s พบว่าค่าที่คำนวณย้อนได้ตรงกับข้อมูลโหลดของกรณีศึกษาและแรงดัน PF ภายใน </w:t>
+      </w:r>
+      <m:oMath>
+        <m:sSup>
+          <m:sSupPr>
+            <m:ctrlPr>
+              <w:rPr>
+                <w:rFonts w:ascii="Cambria Math" w:hAnsi="Cambria Math"/>
+                <w:sz w:val="24"/>
+                <w:szCs w:val="24"/>
+              </w:rPr>
+            </m:ctrlPr>
+          </m:sSupPr>
+          <m:e>
+            <m:r>
+              <w:rPr>
+                <w:rFonts w:ascii="Cambria Math" w:hAnsi="Cambria Math"/>
+                <w:sz w:val="24"/>
+                <w:szCs w:val="24"/>
+              </w:rPr>
+              <m:t>10</m:t>
+            </m:r>
+          </m:e>
+          <m:sup>
+            <m:r>
+              <w:rPr>
+                <w:rFonts w:ascii="Cambria Math" w:hAnsi="Cambria Math"/>
+                <w:sz w:val="24"/>
+                <w:szCs w:val="24"/>
+              </w:rPr>
+              <m:t>-</m:t>
+            </m:r>
+          </m:sup>
+        </m:sSup>
+        <m:r>
+          <w:rPr>
+            <w:rFonts w:ascii="Cambria Math" w:hAnsi="Cambria Math"/>
+            <w:sz w:val="24"/>
+            <w:szCs w:val="24"/>
+          </w:rPr>
+          <m:t xml:space="preserve">9 </m:t>
+        </m:r>
+      </m:oMath>
+      <w:r>
+        <w:rPr>
+          <w:sz w:val="32"/>
+          <w:szCs w:val="32"/>
+        </w:rPr>
+        <w:t xml:space="preserve">pu </w:t>
+      </w:r>
+      <w:proofErr w:type="spellStart"/>
+      <w:r>
+        <w:rPr>
+          <w:sz w:val="32"/>
+          <w:szCs w:val="32"/>
+        </w:rPr>
+        <w:t>ซึ่งได้</w:t>
+      </w:r>
+      <w:proofErr w:type="spellEnd"/>
+      <w:r>
+        <w:rPr>
+          <w:sz w:val="32"/>
+          <w:szCs w:val="32"/>
+        </w:rPr>
+        <w:t xml:space="preserve"> </w:t>
       </w:r>
     </w:p>
     <w:p>
       <w:pPr>
         <w:spacing w:line="320" w:lineRule="exact"/>
-        <w:ind w:firstLine="360"/>
-      </w:pPr>
-      <w:r>
-        <w:rPr>
-          <w:sz w:val="32"/>
-        </w:rPr>
-        <w:t>แผงที่ (d) แสดงความถี่ที่บัส 9 ซึ่งคำนวณจากอนุพันธ์ของมุมแรงดันบัสเชิงพีชคณิต ทำให้สามารถเปรียบเทียบพฤติกรรมความถี่ของทั้งสองกรณีบนตัวแปรเดียวกันได้โดยตรง</w:t>
-      </w:r>
+        <w:rPr>
+          <w:sz w:val="32"/>
+          <w:szCs w:val="32"/>
+        </w:rPr>
+      </w:pPr>
+      <w:r>
+        <w:rPr>
+          <w:sz w:val="32"/>
+          <w:szCs w:val="32"/>
+        </w:rPr>
+        <w:t xml:space="preserve">P = 0.295000 </w:t>
+      </w:r>
+      <w:proofErr w:type="spellStart"/>
+      <w:r>
+        <w:rPr>
+          <w:sz w:val="32"/>
+          <w:szCs w:val="32"/>
+        </w:rPr>
+        <w:t>pu</w:t>
+      </w:r>
+      <w:proofErr w:type="spellEnd"/>
+      <w:r>
+        <w:rPr>
+          <w:sz w:val="32"/>
+          <w:szCs w:val="32"/>
+        </w:rPr>
+        <w:t xml:space="preserve">, Q = 0.166000 pu และ </w:t>
+      </w:r>
+      <m:oMath>
+        <m:d>
+          <m:dPr>
+            <m:begChr m:val="|"/>
+            <m:endChr m:val="|"/>
+            <m:ctrlPr>
+              <w:rPr>
+                <w:rFonts w:ascii="Cambria Math" w:hAnsi="Cambria Math"/>
+                <w:sz w:val="24"/>
+                <w:szCs w:val="24"/>
+              </w:rPr>
+            </m:ctrlPr>
+          </m:dPr>
+          <m:e>
+            <m:sSub>
+              <m:sSubPr>
+                <m:ctrlPr>
+                  <w:rPr>
+                    <w:rFonts w:ascii="Cambria Math" w:hAnsi="Cambria Math"/>
+                    <w:sz w:val="24"/>
+                    <w:szCs w:val="24"/>
+                  </w:rPr>
+                </m:ctrlPr>
+              </m:sSubPr>
+              <m:e>
+                <m:r>
+                  <w:rPr>
+                    <w:rFonts w:ascii="Cambria Math" w:hAnsi="Cambria Math"/>
+                    <w:sz w:val="24"/>
+                    <w:szCs w:val="24"/>
+                  </w:rPr>
+                  <m:t>V</m:t>
+                </m:r>
+              </m:e>
+              <m:sub>
+                <m:r>
+                  <w:rPr>
+                    <w:rFonts w:ascii="Cambria Math" w:hAnsi="Cambria Math"/>
+                    <w:sz w:val="24"/>
+                    <w:szCs w:val="24"/>
+                  </w:rPr>
+                  <m:t>9</m:t>
+                </m:r>
+              </m:sub>
+            </m:sSub>
+          </m:e>
+        </m:d>
+      </m:oMath>
+      <w:r>
+        <w:rPr>
+          <w:sz w:val="32"/>
+          <w:szCs w:val="32"/>
+        </w:rPr>
+        <w:t xml:space="preserve">= 1.021934 </w:t>
+      </w:r>
+      <w:proofErr w:type="spellStart"/>
+      <w:r>
+        <w:rPr>
+          <w:sz w:val="32"/>
+          <w:szCs w:val="32"/>
+        </w:rPr>
+        <w:t>pu</w:t>
+      </w:r>
+      <w:proofErr w:type="spellEnd"/>
+      <w:r>
+        <w:rPr>
+          <w:sz w:val="32"/>
+          <w:szCs w:val="32"/>
+        </w:rPr>
+        <w:t xml:space="preserve"> </w:t>
+      </w:r>
+      <w:proofErr w:type="spellStart"/>
+      <w:r>
+        <w:rPr>
+          <w:sz w:val="32"/>
+          <w:szCs w:val="32"/>
+        </w:rPr>
+        <w:t>ตรงทุกหลักทั้งสองกรณี</w:t>
+      </w:r>
+      <w:proofErr w:type="spellEnd"/>
     </w:p>
     <w:p>
       <w:pPr>
+        <w:spacing w:line="320" w:lineRule="exact"/>
+      </w:pPr>
+      <w:r>
+        <w:rPr>
+          <w:rFonts w:hint="cs"/>
+          <w:sz w:val="32"/>
+          <w:cs/>
+        </w:rPr>
+        <w:t>รูป</w:t>
+      </w:r>
+      <w:proofErr w:type="spellStart"/>
+      <w:r>
+        <w:rPr>
+          <w:sz w:val="32"/>
+        </w:rPr>
+        <w:t>ที่</w:t>
+      </w:r>
+      <w:proofErr w:type="spellEnd"/>
+      <w:r>
+        <w:rPr>
+          <w:sz w:val="32"/>
+        </w:rPr>
+        <w:t xml:space="preserve"> (d) </w:t>
+      </w:r>
+      <w:proofErr w:type="spellStart"/>
+      <w:r>
+        <w:rPr>
+          <w:sz w:val="32"/>
+        </w:rPr>
+        <w:t>แสดงความถี่ที่บัส</w:t>
+      </w:r>
+      <w:proofErr w:type="spellEnd"/>
+      <w:r>
+        <w:rPr>
+          <w:sz w:val="32"/>
+        </w:rPr>
+        <w:t xml:space="preserve"> 9 </w:t>
+      </w:r>
+    </w:p>
+    <w:p>
+      <w:pPr>
         <w:keepNext/>
         <w:spacing w:before="50" w:after="40"/>
       </w:pPr>
@@ -36523,9 +38334,8 @@
           <w:sz w:val="32"/>
           <w:szCs w:val="32"/>
         </w:rPr>
-        <w:lastRenderedPageBreak/>
         <w:drawing>
-          <wp:inline distT="0" distB="0" distL="0" distR="0" wp14:anchorId="723D6098" wp14:editId="25FBE9C9">
+          <wp:inline distT="0" distB="0" distL="0" distR="0" wp14:anchorId="723D6098" wp14:editId="718E59B3">
             <wp:extent cx="5274310" cy="2740660"/>
             <wp:effectExtent l="0" t="0" r="2540" b="2540"/>
             <wp:docPr id="1463964070" name="Picture 1"/>
@@ -36591,7 +38401,16 @@
           <w:sz w:val="32"/>
           <w:szCs w:val="32"/>
         </w:rPr>
-        <w:t>รูปที่ 8</w:t>
+        <w:t xml:space="preserve">รูปที่ </w:t>
+      </w:r>
+      <w:r>
+        <w:rPr>
+          <w:b/>
+          <w:bCs/>
+          <w:sz w:val="32"/>
+          <w:szCs w:val="32"/>
+        </w:rPr>
+        <w:t>7</w:t>
       </w:r>
       <w:r>
         <w:rPr>
@@ -36672,7 +38491,149 @@
         <w:rPr>
           <w:sz w:val="32"/>
         </w:rPr>
-        <w:t>จากรูปที่ 8 ในช่วงระบบแยกตัวเป็นเกาะ (t = 20.000–100.000 s) การตอบสนองของแรงดัน กำลังไฟฟ้าจริง กำลังไฟฟ้ารีแอกทีฟ และความถี่ที่บัส 9 ของทั้งสองกรณีเป็นไปตามเส้นการตอบสนองที่แสดงในรูปที่ 8 โดยกรณีสลับโหมดสามารถควบคุมระดับแรงดันและจ่ายกำลังไฟฟ้าไปยังโหลดได้อย่างต่อเนื่อง พร้อมทั้งมีมุมเฟสที่สอดคล้องกับเกณฑ์การซิงโครไนซ์ที่เวลา 102.363 s ขณะที่กรณีตรึงโหมด GFL มีการแกว่งของแรงดันและกำลังไฟฟ้า และไม่เกิดการปิดเบรกเกอร์ของ SG1</w:t>
+        <w:t xml:space="preserve">จากรูปที่ </w:t>
+      </w:r>
+      <w:r>
+        <w:rPr>
+          <w:sz w:val="32"/>
+        </w:rPr>
+        <w:t>7</w:t>
+      </w:r>
+      <w:r>
+        <w:rPr>
+          <w:sz w:val="32"/>
+        </w:rPr>
+        <w:t xml:space="preserve"> ในช่วงระบบแยกตัวเป็นเกาะ (t = 20.000–100.000 s) </w:t>
+      </w:r>
+      <w:proofErr w:type="spellStart"/>
+      <w:r>
+        <w:rPr>
+          <w:sz w:val="32"/>
+        </w:rPr>
+        <w:t>การตอบสนองของแรงดัน</w:t>
+      </w:r>
+      <w:proofErr w:type="spellEnd"/>
+      <w:r>
+        <w:rPr>
+          <w:sz w:val="32"/>
+        </w:rPr>
+        <w:t xml:space="preserve"> </w:t>
+      </w:r>
+      <w:proofErr w:type="spellStart"/>
+      <w:r>
+        <w:rPr>
+          <w:sz w:val="32"/>
+        </w:rPr>
+        <w:t>กำลังไฟฟ้าจริงกำลังไฟฟ้ารีแอกทีฟและความถี่ที่บัส</w:t>
+      </w:r>
+      <w:proofErr w:type="spellEnd"/>
+      <w:r>
+        <w:rPr>
+          <w:sz w:val="32"/>
+        </w:rPr>
+        <w:t xml:space="preserve"> </w:t>
+      </w:r>
+      <w:r>
+        <w:rPr>
+          <w:sz w:val="32"/>
+        </w:rPr>
+        <w:t>9</w:t>
+      </w:r>
+      <w:r>
+        <w:rPr>
+          <w:sz w:val="32"/>
+        </w:rPr>
+        <w:t xml:space="preserve"> </w:t>
+      </w:r>
+      <w:proofErr w:type="spellStart"/>
+      <w:r>
+        <w:rPr>
+          <w:sz w:val="32"/>
+        </w:rPr>
+        <w:t>ของทั้งสองกรณีเป็นไปตามเส้นการตอบสนองที่แสดงในรูปที่</w:t>
+      </w:r>
+      <w:proofErr w:type="spellEnd"/>
+      <w:r>
+        <w:rPr>
+          <w:sz w:val="32"/>
+        </w:rPr>
+        <w:t xml:space="preserve"> 7 </w:t>
+      </w:r>
+      <w:r>
+        <w:rPr>
+          <w:sz w:val="32"/>
+        </w:rPr>
+        <w:t>โดยกรณีสลับโหมดสามารถควบคุมระดับแรงดันและจ่าย</w:t>
+      </w:r>
+      <w:proofErr w:type="spellStart"/>
+      <w:r>
+        <w:rPr>
+          <w:sz w:val="32"/>
+        </w:rPr>
+        <w:t>กำลังไฟฟ้าไปยังโหลดได้อย่างต่อเนื่อง</w:t>
+      </w:r>
+      <w:proofErr w:type="spellEnd"/>
+      <w:r>
+        <w:rPr>
+          <w:sz w:val="32"/>
+        </w:rPr>
+        <w:t xml:space="preserve"> </w:t>
+      </w:r>
+      <w:proofErr w:type="spellStart"/>
+      <w:r>
+        <w:rPr>
+          <w:sz w:val="32"/>
+        </w:rPr>
+        <w:t>พร้อมทั้งมีมุมเฟสที่สอดคล้องกับเกณฑ์การซิงโครไนซ์ที่เวลา</w:t>
+      </w:r>
+      <w:proofErr w:type="spellEnd"/>
+      <w:r>
+        <w:rPr>
+          <w:sz w:val="32"/>
+        </w:rPr>
+        <w:t xml:space="preserve"> 102.363 s </w:t>
+      </w:r>
+      <w:proofErr w:type="spellStart"/>
+      <w:r>
+        <w:rPr>
+          <w:sz w:val="32"/>
+        </w:rPr>
+        <w:t>ขณะที่กรณีตรึงโหมด</w:t>
+      </w:r>
+      <w:proofErr w:type="spellEnd"/>
+      <w:r>
+        <w:rPr>
+          <w:sz w:val="32"/>
+        </w:rPr>
+        <w:t xml:space="preserve"> GFL </w:t>
+      </w:r>
+      <w:proofErr w:type="spellStart"/>
+      <w:r>
+        <w:rPr>
+          <w:sz w:val="32"/>
+        </w:rPr>
+        <w:t>มีการแกว่งของแรงดันและกำลังไฟฟ้า</w:t>
+      </w:r>
+      <w:proofErr w:type="spellEnd"/>
+      <w:r>
+        <w:rPr>
+          <w:sz w:val="32"/>
+        </w:rPr>
+        <w:t xml:space="preserve"> </w:t>
+      </w:r>
+      <w:proofErr w:type="spellStart"/>
+      <w:r>
+        <w:rPr>
+          <w:sz w:val="32"/>
+        </w:rPr>
+        <w:t>และไม่เกิดการปิดเบรกเกอร์ของ</w:t>
+      </w:r>
+      <w:proofErr w:type="spellEnd"/>
+      <w:r>
+        <w:rPr>
+          <w:sz w:val="32"/>
+        </w:rPr>
+        <w:t xml:space="preserve"> SG1</w:t>
       </w:r>
     </w:p>
     <w:p>
@@ -36909,7 +38870,6 @@
               <w:rPr>
                 <w:sz w:val="32"/>
               </w:rPr>
-              <w:lastRenderedPageBreak/>
               <w:t>การทดสอบในโดเมนเวลา 160 s</w:t>
             </w:r>
           </w:p>
@@ -36943,16 +38903,54 @@
       <w:pPr>
         <w:keepNext/>
         <w:spacing w:before="80" w:after="30"/>
-      </w:pPr>
-      <w:r>
-        <w:rPr>
-          <w:sz w:val="32"/>
-        </w:rPr>
-        <w:t>12. ข้อจำกัดและขอบเขตของงาน</w:t>
-      </w:r>
+        <w:rPr>
+          <w:b/>
+          <w:bCs/>
+          <w:sz w:val="32"/>
+        </w:rPr>
+      </w:pPr>
     </w:p>
     <w:p>
       <w:pPr>
+        <w:keepNext/>
+        <w:spacing w:before="80" w:after="30"/>
+        <w:rPr>
+          <w:b/>
+          <w:bCs/>
+          <w:sz w:val="32"/>
+        </w:rPr>
+      </w:pPr>
+    </w:p>
+    <w:p>
+      <w:pPr>
+        <w:keepNext/>
+        <w:spacing w:before="80" w:after="30"/>
+        <w:rPr>
+          <w:b/>
+          <w:bCs/>
+        </w:rPr>
+      </w:pPr>
+      <w:r>
+        <w:rPr>
+          <w:b/>
+          <w:bCs/>
+          <w:sz w:val="32"/>
+        </w:rPr>
+        <w:t xml:space="preserve">12. </w:t>
+      </w:r>
+      <w:proofErr w:type="spellStart"/>
+      <w:r>
+        <w:rPr>
+          <w:b/>
+          <w:bCs/>
+          <w:sz w:val="32"/>
+        </w:rPr>
+        <w:t>ข้อจำกัดและขอบเขตของงาน</w:t>
+      </w:r>
+      <w:proofErr w:type="spellEnd"/>
+    </w:p>
+    <w:p>
+      <w:pPr>
         <w:spacing w:line="320" w:lineRule="exact"/>
         <w:ind w:firstLine="360"/>
       </w:pPr>
@@ -36960,10 +38958,67 @@
         <w:rPr>
           <w:sz w:val="32"/>
         </w:rPr>
-        <w:t>แบบจำลองที่ใช้ในการศึกษานี้เป็นระบบสมดุลสามเฟสในกรอบ RMS phasor จึงไม่ครอบคลุมปรากฏการณ์ทรานเชียนต์เชิงแม่เหล็กไฟฟ้าความถี่สูง และสภาวะความไม่สมดุลของระบบไฟฟ้ากำลัง การทดสอบและผลลัพธ์ผูกกับระบบทดสอบ IEEE 14-bus และลำดับเหตุการณ์รบกวนที่กำหนดในกรณีศึกษา โดยยังไม่ได้ประเมินความสอดคล้องกับข้อกำหนดการเชื่อมต่อระบบโครงข่าย (Grid Codes) ครบทุกมิติ หรือการประยุกต์ใช้ในระบบที่มีขนาดใหญ่กว่า</w:t>
-      </w:r>
+        <w:t>แบบจำลองที่ใช้ในการศึกษานี้เป็นระบบสมดุลสามเฟสในกรอบ RMS phasor จึงไม่ครอบคลุมปรากฏการณ์ทรานเชียนต์เชิงแม่เหล็กไฟฟ้าความถี่สูง และสภาวะความไม่สมดุลของระบบไฟฟ้ากำลัง การทดสอบและผลลัพธ์ผูกกับระบบทดสอบ IEEE 14-bus และลำดับเหตุการณ์รบกวนที่กำหนดในกรณีศึกษา โดยยังไม่ได้ประเมินความสอดคล้องกับข้อกำหนดการเชื่อมต่อระบบโครงข่าย (Grid Codes) ครบ</w:t>
+      </w:r>
+      <w:proofErr w:type="spellStart"/>
+      <w:r>
+        <w:rPr>
+          <w:sz w:val="32"/>
+        </w:rPr>
+        <w:t>ทุกมิติ</w:t>
+      </w:r>
+      <w:proofErr w:type="spellEnd"/>
+      <w:r>
+        <w:rPr>
+          <w:sz w:val="32"/>
+        </w:rPr>
+        <w:t xml:space="preserve"> </w:t>
+      </w:r>
+      <w:proofErr w:type="spellStart"/>
+      <w:r>
+        <w:rPr>
+          <w:sz w:val="32"/>
+        </w:rPr>
+        <w:t>หรือการประยุกต์ใช้ในระบบที่มีขนาดใหญ่กว่า</w:t>
+      </w:r>
+      <w:proofErr w:type="spellEnd"/>
     </w:p>
-    <w:p/>
+    <w:p>
+      <w:pPr>
+        <w:spacing w:line="320" w:lineRule="exact"/>
+        <w:ind w:firstLine="360"/>
+      </w:pPr>
+    </w:p>
+    <w:p>
+      <w:pPr>
+        <w:spacing w:line="320" w:lineRule="exact"/>
+        <w:ind w:firstLine="360"/>
+      </w:pPr>
+    </w:p>
+    <w:p>
+      <w:pPr>
+        <w:spacing w:line="320" w:lineRule="exact"/>
+        <w:ind w:firstLine="360"/>
+      </w:pPr>
+    </w:p>
+    <w:p>
+      <w:pPr>
+        <w:spacing w:line="320" w:lineRule="exact"/>
+        <w:ind w:firstLine="360"/>
+      </w:pPr>
+    </w:p>
+    <w:p>
+      <w:pPr>
+        <w:spacing w:line="320" w:lineRule="exact"/>
+        <w:ind w:firstLine="360"/>
+      </w:pPr>
+    </w:p>
+    <w:p>
+      <w:pPr>
+        <w:spacing w:line="320" w:lineRule="exact"/>
+        <w:ind w:firstLine="360"/>
+      </w:pPr>
+    </w:p>
     <w:p>
       <w:pPr>
         <w:keepNext/>
@@ -36977,36 +39032,189 @@
           <w:szCs w:val="32"/>
           <w:cs/>
         </w:rPr>
+        <w:lastRenderedPageBreak/>
         <w:t>ประโยชน์ที่ได้รับจากโครงงาน</w:t>
       </w:r>
     </w:p>
     <w:p>
-      <w:r>
-        <w:t>1.</w:t>
-        <w:tab/>
-        <w:t>ได้แบบจำลองอุปกรณ์ IBR สำหรับการทำงานแบบ GFL (10 สถานะ) และ GFM (11 สถานะ) ภายในอุปกรณ์ชุดเดียวกัน</w:t>
+      <w:pPr>
+        <w:pStyle w:val="af1"/>
+        <w:numPr>
+          <w:ilvl w:val="0"/>
+          <w:numId w:val="27"/>
+        </w:numPr>
+        <w:rPr>
+          <w:sz w:val="32"/>
+          <w:szCs w:val="32"/>
+        </w:rPr>
+      </w:pPr>
+      <w:proofErr w:type="spellStart"/>
+      <w:r>
+        <w:rPr>
+          <w:sz w:val="32"/>
+          <w:szCs w:val="32"/>
+        </w:rPr>
+        <w:t>ได้แบบจำลองอุปกรณ์</w:t>
+      </w:r>
+      <w:proofErr w:type="spellEnd"/>
+      <w:r>
+        <w:rPr>
+          <w:sz w:val="32"/>
+          <w:szCs w:val="32"/>
+        </w:rPr>
+        <w:t xml:space="preserve"> IBR </w:t>
+      </w:r>
+      <w:proofErr w:type="spellStart"/>
+      <w:r>
+        <w:rPr>
+          <w:sz w:val="32"/>
+          <w:szCs w:val="32"/>
+        </w:rPr>
+        <w:t>สำหรับการทำงานแบบ</w:t>
+      </w:r>
+      <w:proofErr w:type="spellEnd"/>
+      <w:r>
+        <w:rPr>
+          <w:sz w:val="32"/>
+          <w:szCs w:val="32"/>
+        </w:rPr>
+        <w:t xml:space="preserve"> GFL (10 สถานะ) และ GFM (11 สถานะ) ภายในอุปกรณ์ชุดเดียวกัน</w:t>
       </w:r>
     </w:p>
     <w:p>
-      <w:r>
-        <w:t>2.</w:t>
-        <w:tab/>
-        <w:t>ได้กลไกตัวกำกับอัตโนมัติสำหรับการตัดสินใจสลับโหมดตามสภาวะแรงดันและความถี่ของระบบ พร้อมการถ่ายโอนสถานะอย่างต่อเนื่อง</w:t>
-      </w:r>
+      <w:pPr>
+        <w:pStyle w:val="af1"/>
+        <w:numPr>
+          <w:ilvl w:val="0"/>
+          <w:numId w:val="27"/>
+        </w:numPr>
+        <w:rPr>
+          <w:sz w:val="32"/>
+          <w:szCs w:val="32"/>
+        </w:rPr>
+      </w:pPr>
+      <w:r>
+        <w:rPr>
+          <w:sz w:val="32"/>
+          <w:szCs w:val="32"/>
+        </w:rPr>
+        <w:t>ได้กลไกตัวกำกับอัตโนมัติสำหรับการตัดสินใจสลับโหมด</w:t>
+      </w:r>
+      <w:proofErr w:type="spellStart"/>
+      <w:r>
+        <w:rPr>
+          <w:sz w:val="32"/>
+          <w:szCs w:val="32"/>
+        </w:rPr>
+        <w:t>ตามสภาวะแรงดันและความถี่ของระบบ</w:t>
+      </w:r>
+      <w:proofErr w:type="spellEnd"/>
+      <w:r>
+        <w:rPr>
+          <w:sz w:val="32"/>
+          <w:szCs w:val="32"/>
+        </w:rPr>
+        <w:t xml:space="preserve"> </w:t>
+      </w:r>
+      <w:proofErr w:type="spellStart"/>
+      <w:r>
+        <w:rPr>
+          <w:sz w:val="32"/>
+          <w:szCs w:val="32"/>
+        </w:rPr>
+        <w:t>พร้อมการถ่ายโอนสถานะอย่างต่อเนื่อง</w:t>
+      </w:r>
+      <w:proofErr w:type="spellEnd"/>
     </w:p>
     <w:p>
-      <w:r>
-        <w:t>3.</w:t>
-        <w:tab/>
-        <w:t>ได้ผลการทดสอบเชิงพลวัตบนระบบ IEEE 14-bus ภายใต้เหตุการณ์ปลดเครื่องกำเนิดไฟฟ้า เกิดฟอลต์ และการต่อคืนเครื่องกำเนิดไฟฟ้าซิงโครนัส</w:t>
+      <w:pPr>
+        <w:pStyle w:val="af1"/>
+        <w:numPr>
+          <w:ilvl w:val="0"/>
+          <w:numId w:val="27"/>
+        </w:numPr>
+        <w:rPr>
+          <w:sz w:val="32"/>
+          <w:szCs w:val="32"/>
+        </w:rPr>
+      </w:pPr>
+      <w:proofErr w:type="spellStart"/>
+      <w:r>
+        <w:rPr>
+          <w:sz w:val="32"/>
+          <w:szCs w:val="32"/>
+        </w:rPr>
+        <w:t>ได้ผลการทดสอบเชิงพลวัตบนระบบ</w:t>
+      </w:r>
+      <w:proofErr w:type="spellEnd"/>
+      <w:r>
+        <w:rPr>
+          <w:sz w:val="32"/>
+          <w:szCs w:val="32"/>
+        </w:rPr>
+        <w:t xml:space="preserve"> IEEE 14-bus </w:t>
+      </w:r>
+      <w:proofErr w:type="spellStart"/>
+      <w:r>
+        <w:rPr>
+          <w:sz w:val="32"/>
+          <w:szCs w:val="32"/>
+        </w:rPr>
+        <w:t>ภายใต้เหตุการณ์ปลดเครื่องกำเนิดไฟฟ้า</w:t>
+      </w:r>
+      <w:proofErr w:type="spellEnd"/>
+      <w:r>
+        <w:rPr>
+          <w:sz w:val="32"/>
+          <w:szCs w:val="32"/>
+        </w:rPr>
+        <w:t xml:space="preserve"> เกิดฟอลต์ และการต่อคืนเครื่องกำเนิดไฟฟ้าซิงโครนัส</w:t>
       </w:r>
     </w:p>
     <w:p>
-      <w:r>
-        <w:t>4.</w:t>
-        <w:tab/>
-        <w:t>ได้ผลการเปรียบเทียบเชิงวิศวกรรมระหว่างกรณีสลับโหมดกับกรณีตรึงโหมด GFL เพื่อเป็นแนวทางในการศึกษาการรักษาเสถียรภาพระบบไฟฟ้ากำลัง</w:t>
-      </w:r>
+      <w:pPr>
+        <w:pStyle w:val="af1"/>
+        <w:numPr>
+          <w:ilvl w:val="0"/>
+          <w:numId w:val="27"/>
+        </w:numPr>
+        <w:rPr>
+          <w:sz w:val="32"/>
+          <w:szCs w:val="32"/>
+        </w:rPr>
+      </w:pPr>
+      <w:r>
+        <w:rPr>
+          <w:sz w:val="32"/>
+          <w:szCs w:val="32"/>
+        </w:rPr>
+        <w:t>ได้ผลการเปรียบเทียบเชิงวิศวกรรมระหว่างกรณี</w:t>
+      </w:r>
+      <w:proofErr w:type="spellStart"/>
+      <w:r>
+        <w:rPr>
+          <w:sz w:val="32"/>
+          <w:szCs w:val="32"/>
+        </w:rPr>
+        <w:t>สลับโหมดกับกรณีตรึงโหมด</w:t>
+      </w:r>
+      <w:proofErr w:type="spellEnd"/>
+      <w:r>
+        <w:rPr>
+          <w:sz w:val="32"/>
+          <w:szCs w:val="32"/>
+        </w:rPr>
+        <w:t xml:space="preserve"> GFL </w:t>
+      </w:r>
+      <w:proofErr w:type="spellStart"/>
+      <w:r>
+        <w:rPr>
+          <w:sz w:val="32"/>
+          <w:szCs w:val="32"/>
+        </w:rPr>
+        <w:t>เพื่อเป็นแนวทางในการศึกษาการรักษาเสถียรภาพระบบไฟฟ้ากำลัง</w:t>
+      </w:r>
+      <w:proofErr w:type="spellEnd"/>
     </w:p>
     <w:p>
       <w:pPr>
@@ -37054,23 +39262,7 @@
           <w:sz w:val="32"/>
           <w:szCs w:val="32"/>
         </w:rPr>
-        <w:t xml:space="preserve"> (SG</w:t>
-      </w:r>
-      <w:proofErr w:type="gramStart"/>
-      <w:r>
-        <w:rPr>
-          <w:sz w:val="32"/>
-          <w:szCs w:val="32"/>
-        </w:rPr>
-        <w:t>1)ถูกปลดออกจากระบบหากไม่มีอินเวอร์เตอร์ตัวใดทำหน้าที่สร้างโครงข่าย</w:t>
-      </w:r>
-      <w:proofErr w:type="gramEnd"/>
-      <w:r>
-        <w:rPr>
-          <w:sz w:val="32"/>
-          <w:szCs w:val="32"/>
-        </w:rPr>
-        <w:t xml:space="preserve"> (GFM)</w:t>
+        <w:t xml:space="preserve"> (SG1)ถูกปลดออกจากระบบหากไม่มีอินเวอร์เตอร์ตัวใดทำหน้าที่สร้างโครงข่าย (GFM)</w:t>
       </w:r>
       <w:proofErr w:type="spellStart"/>
       <w:r>
@@ -37144,7 +39336,7 @@
           <w:sz w:val="32"/>
           <w:szCs w:val="32"/>
         </w:rPr>
-        <w:t xml:space="preserve"> หากกลไกการ</w:t>
+        <w:t xml:space="preserve"> </w:t>
       </w:r>
       <w:proofErr w:type="spellStart"/>
       <w:r>
@@ -37152,7 +39344,7 @@
           <w:sz w:val="32"/>
           <w:szCs w:val="32"/>
         </w:rPr>
-        <w:t>ถ่ายโอนสถานะ</w:t>
+        <w:t>หากกลไกการถ่ายโอนสถานะ</w:t>
       </w:r>
       <w:proofErr w:type="spellEnd"/>
       <w:r>
@@ -37192,8 +39384,17 @@
           <w:sz w:val="32"/>
           <w:szCs w:val="32"/>
         </w:rPr>
-        <w:t xml:space="preserve"> Newton ในขั้นเวลาถัดไปไม่ลู่เข้า</w:t>
-      </w:r>
+        <w:t xml:space="preserve"> Newton </w:t>
+      </w:r>
+      <w:proofErr w:type="spellStart"/>
+      <w:r>
+        <w:rPr>
+          <w:sz w:val="32"/>
+          <w:szCs w:val="32"/>
+        </w:rPr>
+        <w:t>ในขั้นเวลาถัดไปไม่ลู่เข้า</w:t>
+      </w:r>
+      <w:proofErr w:type="spellEnd"/>
     </w:p>
     <w:p>
       <w:pPr>
@@ -37434,8 +39635,226 @@
           <w:szCs w:val="32"/>
           <w:cs/>
         </w:rPr>
+        <w:t>แนวทางการแก้ไขปัญหาและอุปสรรคที่เกิดขึ้น</w:t>
+      </w:r>
+    </w:p>
+    <w:p>
+      <w:pPr>
+        <w:pStyle w:val="af1"/>
+        <w:numPr>
+          <w:ilvl w:val="0"/>
+          <w:numId w:val="29"/>
+        </w:numPr>
+        <w:tabs>
+          <w:tab w:val="left" w:pos="518"/>
+        </w:tabs>
+        <w:spacing w:line="320" w:lineRule="exact"/>
+      </w:pPr>
+      <w:proofErr w:type="spellStart"/>
+      <w:r>
+        <w:rPr>
+          <w:sz w:val="32"/>
+        </w:rPr>
+        <w:t>กำหนดเกณฑ์ความปลอดภัยของมุมอ้างอิง</w:t>
+      </w:r>
+      <w:proofErr w:type="spellEnd"/>
+      <w:r>
+        <w:rPr>
+          <w:sz w:val="32"/>
+        </w:rPr>
+        <w:t xml:space="preserve">: </w:t>
+      </w:r>
+      <w:proofErr w:type="spellStart"/>
+      <w:r>
+        <w:rPr>
+          <w:sz w:val="32"/>
+        </w:rPr>
+        <w:t>ตรวจสอบความพร้อมของแหล่งจ่ายที่สามารถทำหน้าที่สร้างโครงข่าย</w:t>
+      </w:r>
+      <w:proofErr w:type="spellEnd"/>
+      <w:r>
+        <w:rPr>
+          <w:sz w:val="32"/>
+        </w:rPr>
+        <w:t xml:space="preserve"> (GFM) </w:t>
+      </w:r>
+      <w:proofErr w:type="spellStart"/>
+      <w:r>
+        <w:rPr>
+          <w:sz w:val="32"/>
+        </w:rPr>
+        <w:t>ก่อนเกิดการแยกตัวเป็นเกาะ</w:t>
+      </w:r>
+      <w:proofErr w:type="spellEnd"/>
+      <w:r>
+        <w:rPr>
+          <w:sz w:val="32"/>
+        </w:rPr>
+        <w:t xml:space="preserve"> เพื่อป้องกันการเกิดภาวะสูญเสียเสถียรภาพทางแรงดันและมุมเฟส</w:t>
+      </w:r>
+    </w:p>
+    <w:p>
+      <w:pPr>
+        <w:pStyle w:val="af1"/>
+        <w:numPr>
+          <w:ilvl w:val="0"/>
+          <w:numId w:val="29"/>
+        </w:numPr>
+        <w:tabs>
+          <w:tab w:val="left" w:pos="518"/>
+        </w:tabs>
+        <w:spacing w:line="320" w:lineRule="exact"/>
+      </w:pPr>
+      <w:proofErr w:type="spellStart"/>
+      <w:r>
+        <w:rPr>
+          <w:sz w:val="32"/>
+        </w:rPr>
+        <w:t>ใช้เวกเตอร์สถานะขนาดคงที่</w:t>
+      </w:r>
+      <w:proofErr w:type="spellEnd"/>
+      <w:r>
+        <w:rPr>
+          <w:sz w:val="32"/>
+        </w:rPr>
+        <w:t xml:space="preserve"> 17 </w:t>
+      </w:r>
+      <w:proofErr w:type="spellStart"/>
+      <w:r>
+        <w:rPr>
+          <w:sz w:val="32"/>
+        </w:rPr>
+        <w:t>สถานะ</w:t>
+      </w:r>
+      <w:proofErr w:type="spellEnd"/>
+      <w:r>
+        <w:rPr>
+          <w:sz w:val="32"/>
+        </w:rPr>
+        <w:t xml:space="preserve"> </w:t>
+      </w:r>
+      <w:proofErr w:type="spellStart"/>
+      <w:r>
+        <w:rPr>
+          <w:sz w:val="32"/>
+        </w:rPr>
+        <w:t>คง</w:t>
+      </w:r>
+      <w:proofErr w:type="spellEnd"/>
+      <w:r>
+        <w:rPr>
+          <w:sz w:val="32"/>
+        </w:rPr>
+        <w:t xml:space="preserve"> state ของภาคกำลังไว้ กำหนดค่าเริ่มต้นให้สาขาปลายทางจากพอร์ตปลายทางเดิม และตรวจความต่อเนื่องของกระแสก่อน การสั่งการ</w:t>
+      </w:r>
+    </w:p>
+    <w:p>
+      <w:pPr>
+        <w:pStyle w:val="af1"/>
+        <w:numPr>
+          <w:ilvl w:val="0"/>
+          <w:numId w:val="29"/>
+        </w:numPr>
+        <w:tabs>
+          <w:tab w:val="left" w:pos="518"/>
+        </w:tabs>
+        <w:spacing w:line="320" w:lineRule="exact"/>
+        <w:rPr>
+          <w:sz w:val="32"/>
+          <w:szCs w:val="32"/>
+        </w:rPr>
+      </w:pPr>
+      <w:proofErr w:type="spellStart"/>
+      <w:r>
+        <w:rPr>
+          <w:sz w:val="32"/>
+          <w:szCs w:val="32"/>
+        </w:rPr>
+        <w:t>ใช้การวิเคราะห์สัญญาณขนาดเล็กเป็นเพียงการคัดกรองขั้นแรก</w:t>
+      </w:r>
+      <w:proofErr w:type="spellEnd"/>
+      <w:r>
+        <w:rPr>
+          <w:sz w:val="32"/>
+          <w:szCs w:val="32"/>
+        </w:rPr>
+        <w:t xml:space="preserve"> </w:t>
+      </w:r>
+      <w:proofErr w:type="spellStart"/>
+      <w:r>
+        <w:rPr>
+          <w:sz w:val="32"/>
+          <w:szCs w:val="32"/>
+        </w:rPr>
+        <w:t>และยืนยันชุดที่เลือกด้วยการจำลองไม่เชิงเส้นทุกครั้ง</w:t>
+      </w:r>
+      <w:proofErr w:type="spellEnd"/>
+    </w:p>
+    <w:p>
+      <w:pPr>
+        <w:pStyle w:val="af1"/>
+        <w:numPr>
+          <w:ilvl w:val="0"/>
+          <w:numId w:val="29"/>
+        </w:numPr>
+        <w:rPr>
+          <w:sz w:val="32"/>
+          <w:szCs w:val="32"/>
+        </w:rPr>
+      </w:pPr>
+      <w:proofErr w:type="spellStart"/>
+      <w:r>
+        <w:rPr>
+          <w:sz w:val="32"/>
+          <w:szCs w:val="32"/>
+        </w:rPr>
         <w:lastRenderedPageBreak/>
-        <w:t>แนวทางการแก้ไขปัญหาและอุปสรรคที่เกิดขึ้น</w:t>
+        <w:t>กำหนดเวลาเหตุการณ์ให้ตรงกับขอบเขตขั้นเวลาของการคำนวณ</w:t>
+      </w:r>
+      <w:proofErr w:type="spellEnd"/>
+      <w:r>
+        <w:rPr>
+          <w:sz w:val="32"/>
+          <w:szCs w:val="32"/>
+        </w:rPr>
+        <w:t xml:space="preserve"> เพื่อรักษาความต่อเนื่องทางคณิตศาสตร์และเสถียรภาพเชิงตัวเลขของการจำลอง</w:t>
+      </w:r>
+    </w:p>
+    <w:p>
+      <w:pPr>
+        <w:pStyle w:val="af1"/>
+        <w:numPr>
+          <w:ilvl w:val="0"/>
+          <w:numId w:val="29"/>
+        </w:numPr>
+        <w:tabs>
+          <w:tab w:val="left" w:pos="518"/>
+        </w:tabs>
+        <w:spacing w:line="320" w:lineRule="exact"/>
+      </w:pPr>
+      <w:r>
+        <w:rPr>
+          <w:sz w:val="32"/>
+          <w:szCs w:val="32"/>
+          <w:cs/>
+        </w:rPr>
+        <w:t>แทนการปิดสมการ DC แบบอุดมคติด้วยแหล่งจ่ายเทเวนินที่มีความต้านทานภายใน กระแสแหล่งจ่ายเป็น state และ chopper กันแรงดันเกิน พร้อมตรวจ equilibrium และตำแหน่ง eigenvalue ของคู่ DC ก่อนนำไปใช้จริง</w:t>
+      </w:r>
+    </w:p>
+    <w:p>
+      <w:pPr>
+        <w:keepNext/>
+        <w:spacing w:before="100" w:after="40"/>
+      </w:pPr>
+      <w:r>
+        <w:rPr>
+          <w:b/>
+          <w:bCs/>
+          <w:sz w:val="32"/>
+          <w:szCs w:val="32"/>
+          <w:cs/>
+        </w:rPr>
+        <w:t>โครงงานที่คาดว่าจะดำเนินการต่อไป</w:t>
       </w:r>
     </w:p>
     <w:p>
@@ -37449,15 +39868,19 @@
       <w:r>
         <w:rPr>
           <w:sz w:val="32"/>
+          <w:szCs w:val="32"/>
+          <w:cs/>
         </w:rPr>
         <w:t>1.</w:t>
       </w:r>
       <w:r>
         <w:rPr>
           <w:sz w:val="32"/>
+          <w:szCs w:val="32"/>
+          <w:cs/>
         </w:rPr>
         <w:tab/>
-        <w:t>กำหนดเกณฑ์ความปลอดภัยของมุมอ้างอิง: ตรวจสอบความพร้อมของแหล่งจ่ายที่สามารถทำหน้าที่สร้างโครงข่าย (GFM) ก่อนเกิดการแยกตัวเป็นเกาะ เพื่อป้องกันการเกิดภาวะสูญเสียเสถียรภาพทางแรงดันและมุมเฟส</w:t>
+        <w:t>ขยายจากแบบจำลองสมดุลในกรอบ RMS phasor ไปสู่เครือข่ายไม่สมดุลและการวิเคราะห์ทรานเชียนต์เชิงแม่เหล็กไฟฟ้า พร้อมแบบจำลองระบบป้องกัน การจำกัดกระแสในสภาวะผิดพร่อง และการทนแรงดันตก เพื่ออ้างความสอดคล้องกับข้อกำหนดการเชื่อมต่อได้ในอนาคต</w:t>
       </w:r>
     </w:p>
     <w:p>
@@ -37479,7 +39902,7 @@
           <w:sz w:val="32"/>
         </w:rPr>
         <w:tab/>
-        <w:t>ใช้เวกเตอร์สถานะขนาดคงที่ 17 สถานะ คง state ของภาคกำลังไว้ กำหนดค่าเริ่มต้นให้สาขาปลายทางจากพอร์ตปลายทางเดิม และตรวจความต่อเนื่องของกระแสก่อน การสั่งการ</w:t>
+        <w:t>ทดสอบกรอบการคัดเลือกชุด GFM บนระบบที่ใหญ่กว่า IEEE 14-bus และมีจำนวน IBR มากกว่าสี่ตัว เพื่อประเมินการขยายขนาดของการพิจารณาชุดอุปกรณ์ทางเลือก ซึ่งเติบโตแบบเลขชี้กำลังตามจำนวนอุปกรณ์</w:t>
       </w:r>
     </w:p>
     <w:p>
@@ -37491,16 +39914,17 @@
         <w:ind w:left="518" w:hanging="518"/>
       </w:pPr>
       <w:r>
+        <w:rPr>
+          <w:sz w:val="32"/>
+        </w:rPr>
         <w:t>3.</w:t>
+      </w:r>
+      <w:r>
+        <w:rPr>
+          <w:sz w:val="32"/>
+        </w:rPr>
         <w:tab/>
-        <w:t>ใช้การวิเคราะห์สัญญาณขนาดเล็กเป็นเพียงการคัดกรองขั้นแรก และยืนยันชุดที่เลือกด้วยการจำลองไม่เชิงเส้นทุกครั้ง</w:t>
-      </w:r>
-    </w:p>
-    <w:p>
-      <w:r>
-        <w:t>4.</w:t>
-        <w:tab/>
-        <w:t>กำหนดเวลาเหตุการณ์ให้ตรงกับขอบเขตขั้นเวลาของการคำนวณ เพื่อรักษาความต่อเนื่องทางคณิตศาสตร์และเสถียรภาพเชิงตัวเลขของการจำลอง</w:t>
+        <w:t>พัฒนาเกณฑ์คัดเลือกชุดอุปกรณ์ GFM ให้พิจารณาร่วมกันทั้ง damping ratio, การรองรับแรงดัน ระดับการใช้งานของคอนเวอร์เตอร์ พลังงานสำรอง และต้นทุนของการสลับโหมด แทนการใช้ damping margin เพียงตัวเดียว</w:t>
       </w:r>
     </w:p>
     <w:p>
@@ -37517,118 +39941,6 @@
           <w:szCs w:val="32"/>
           <w:cs/>
         </w:rPr>
-        <w:t>5.</w:t>
-      </w:r>
-      <w:r>
-        <w:rPr>
-          <w:sz w:val="32"/>
-          <w:szCs w:val="32"/>
-          <w:cs/>
-        </w:rPr>
-        <w:tab/>
-        <w:t>แทนการปิดสมการ DC แบบอุดมคติด้วยแหล่งจ่ายเทเวนินที่มีความต้านทานภายใน กระแสแหล่งจ่ายเป็น state และ chopper กันแรงดันเกิน พร้อมตรวจ equilibrium และตำแหน่ง eigenvalue ของคู่ DC ก่อนนำไปใช้จริง</w:t>
-      </w:r>
-    </w:p>
-    <w:p>
-      <w:pPr>
-        <w:keepNext/>
-        <w:spacing w:before="100" w:after="40"/>
-      </w:pPr>
-      <w:r>
-        <w:rPr>
-          <w:b/>
-          <w:bCs/>
-          <w:sz w:val="32"/>
-          <w:szCs w:val="32"/>
-          <w:cs/>
-        </w:rPr>
-        <w:t>โครงงานที่คาดว่าจะดำเนินการต่อไป</w:t>
-      </w:r>
-    </w:p>
-    <w:p>
-      <w:pPr>
-        <w:tabs>
-          <w:tab w:val="left" w:pos="518"/>
-        </w:tabs>
-        <w:spacing w:line="320" w:lineRule="exact"/>
-        <w:ind w:left="518" w:hanging="518"/>
-      </w:pPr>
-      <w:r>
-        <w:rPr>
-          <w:sz w:val="32"/>
-          <w:szCs w:val="32"/>
-          <w:cs/>
-        </w:rPr>
-        <w:t>1.</w:t>
-      </w:r>
-      <w:r>
-        <w:rPr>
-          <w:sz w:val="32"/>
-          <w:szCs w:val="32"/>
-          <w:cs/>
-        </w:rPr>
-        <w:tab/>
-        <w:t>ขยายจากแบบจำลองสมดุลในกรอบ RMS phasor ไปสู่เครือข่ายไม่สมดุลและการวิเคราะห์ทรานเชียนต์เชิงแม่เหล็กไฟฟ้า พร้อมแบบจำลองระบบป้องกัน การจำกัดกระแสในสภาวะผิดพร่อง และการทนแรงดันตก เพื่ออ้างความสอดคล้องกับข้อกำหนดการเชื่อมต่อได้ในอนาคต</w:t>
-      </w:r>
-    </w:p>
-    <w:p>
-      <w:pPr>
-        <w:tabs>
-          <w:tab w:val="left" w:pos="518"/>
-        </w:tabs>
-        <w:spacing w:line="320" w:lineRule="exact"/>
-        <w:ind w:left="518" w:hanging="518"/>
-      </w:pPr>
-      <w:r>
-        <w:rPr>
-          <w:sz w:val="32"/>
-        </w:rPr>
-        <w:t>2.</w:t>
-      </w:r>
-      <w:r>
-        <w:rPr>
-          <w:sz w:val="32"/>
-        </w:rPr>
-        <w:tab/>
-        <w:t>ทดสอบกรอบการคัดเลือกชุด GFM บนระบบที่ใหญ่กว่า IEEE 14-bus และมีจำนวน IBR มากกว่าสี่ตัว เพื่อประเมินการขยายขนาดของการพิจารณาชุดอุปกรณ์ทางเลือก ซึ่งเติบโตแบบเลขชี้กำลังตามจำนวนอุปกรณ์</w:t>
-      </w:r>
-    </w:p>
-    <w:p>
-      <w:pPr>
-        <w:tabs>
-          <w:tab w:val="left" w:pos="518"/>
-        </w:tabs>
-        <w:spacing w:line="320" w:lineRule="exact"/>
-        <w:ind w:left="518" w:hanging="518"/>
-      </w:pPr>
-      <w:r>
-        <w:rPr>
-          <w:sz w:val="32"/>
-        </w:rPr>
-        <w:t>3.</w:t>
-      </w:r>
-      <w:r>
-        <w:rPr>
-          <w:sz w:val="32"/>
-        </w:rPr>
-        <w:tab/>
-        <w:t>พัฒนาเกณฑ์คัดเลือกชุดอุปกรณ์ GFM ให้พิจารณาร่วมกันทั้ง damping ratio, การรองรับแรงดัน ระดับการใช้งานของคอนเวอร์เตอร์ พลังงานสำรอง และต้นทุนของการสลับโหมด แทนการใช้ damping margin เพียงตัวเดียว</w:t>
-      </w:r>
-    </w:p>
-    <w:p>
-      <w:pPr>
-        <w:tabs>
-          <w:tab w:val="left" w:pos="518"/>
-        </w:tabs>
-        <w:spacing w:line="320" w:lineRule="exact"/>
-        <w:ind w:left="518" w:hanging="518"/>
-      </w:pPr>
-      <w:r>
-        <w:rPr>
-          <w:sz w:val="32"/>
-          <w:szCs w:val="32"/>
-          <w:cs/>
-        </w:rPr>
         <w:t>4.</w:t>
       </w:r>
       <w:r>
@@ -37640,132 +39952,6 @@
         <w:tab/>
         <w:t>เชื่อมต่อแบบจำลองกับการทดสอบแบบ hardware-in-the-loop หรือต้นแบบตัวควบคุม เพื่อทดสอบการสลับโหมดภายใต้ข้อจำกัดของระบบควบคุมจริง เช่น เวลาสุ่มสัญญาณและความหน่วงของการสื่อสาร</w:t>
       </w:r>
-    </w:p>
-    <w:p>
-      <w:pPr>
-        <w:tabs>
-          <w:tab w:val="left" w:pos="518"/>
-        </w:tabs>
-        <w:spacing w:line="320" w:lineRule="exact"/>
-        <w:ind w:left="518" w:hanging="518"/>
-      </w:pPr>
-    </w:p>
-    <w:p>
-      <w:pPr>
-        <w:tabs>
-          <w:tab w:val="left" w:pos="518"/>
-        </w:tabs>
-        <w:spacing w:line="320" w:lineRule="exact"/>
-        <w:ind w:left="518" w:hanging="518"/>
-      </w:pPr>
-    </w:p>
-    <w:p>
-      <w:pPr>
-        <w:tabs>
-          <w:tab w:val="left" w:pos="518"/>
-        </w:tabs>
-        <w:spacing w:line="320" w:lineRule="exact"/>
-        <w:ind w:left="518" w:hanging="518"/>
-      </w:pPr>
-    </w:p>
-    <w:p>
-      <w:pPr>
-        <w:tabs>
-          <w:tab w:val="left" w:pos="518"/>
-        </w:tabs>
-        <w:spacing w:line="320" w:lineRule="exact"/>
-        <w:ind w:left="518" w:hanging="518"/>
-      </w:pPr>
-    </w:p>
-    <w:p>
-      <w:pPr>
-        <w:tabs>
-          <w:tab w:val="left" w:pos="518"/>
-        </w:tabs>
-        <w:spacing w:line="320" w:lineRule="exact"/>
-        <w:ind w:left="518" w:hanging="518"/>
-      </w:pPr>
-    </w:p>
-    <w:p>
-      <w:pPr>
-        <w:tabs>
-          <w:tab w:val="left" w:pos="518"/>
-        </w:tabs>
-        <w:spacing w:line="320" w:lineRule="exact"/>
-        <w:ind w:left="518" w:hanging="518"/>
-      </w:pPr>
-    </w:p>
-    <w:p>
-      <w:pPr>
-        <w:tabs>
-          <w:tab w:val="left" w:pos="518"/>
-        </w:tabs>
-        <w:spacing w:line="320" w:lineRule="exact"/>
-        <w:ind w:left="518" w:hanging="518"/>
-      </w:pPr>
-    </w:p>
-    <w:p>
-      <w:pPr>
-        <w:tabs>
-          <w:tab w:val="left" w:pos="518"/>
-        </w:tabs>
-        <w:spacing w:line="320" w:lineRule="exact"/>
-        <w:ind w:left="518" w:hanging="518"/>
-      </w:pPr>
-    </w:p>
-    <w:p>
-      <w:pPr>
-        <w:tabs>
-          <w:tab w:val="left" w:pos="518"/>
-        </w:tabs>
-        <w:spacing w:line="320" w:lineRule="exact"/>
-        <w:ind w:left="518" w:hanging="518"/>
-      </w:pPr>
-    </w:p>
-    <w:p>
-      <w:pPr>
-        <w:tabs>
-          <w:tab w:val="left" w:pos="518"/>
-        </w:tabs>
-        <w:spacing w:line="320" w:lineRule="exact"/>
-        <w:ind w:left="518" w:hanging="518"/>
-      </w:pPr>
-    </w:p>
-    <w:p>
-      <w:pPr>
-        <w:tabs>
-          <w:tab w:val="left" w:pos="518"/>
-        </w:tabs>
-        <w:spacing w:line="320" w:lineRule="exact"/>
-        <w:ind w:left="518" w:hanging="518"/>
-      </w:pPr>
-    </w:p>
-    <w:p>
-      <w:pPr>
-        <w:tabs>
-          <w:tab w:val="left" w:pos="518"/>
-        </w:tabs>
-        <w:spacing w:line="320" w:lineRule="exact"/>
-        <w:ind w:left="518" w:hanging="518"/>
-      </w:pPr>
-    </w:p>
-    <w:p>
-      <w:pPr>
-        <w:tabs>
-          <w:tab w:val="left" w:pos="518"/>
-        </w:tabs>
-        <w:spacing w:line="320" w:lineRule="exact"/>
-        <w:ind w:left="518" w:hanging="518"/>
-      </w:pPr>
-    </w:p>
-    <w:p>
-      <w:pPr>
-        <w:tabs>
-          <w:tab w:val="left" w:pos="518"/>
-        </w:tabs>
-        <w:spacing w:line="320" w:lineRule="exact"/>
-        <w:ind w:left="518" w:hanging="518"/>
-      </w:pPr>
     </w:p>
     <w:p>
       <w:pPr>
@@ -37958,6 +40144,7 @@
           <w:sz w:val="32"/>
           <w:szCs w:val="32"/>
         </w:rPr>
+        <w:lastRenderedPageBreak/>
         <w:t>[6]</w:t>
       </w:r>
       <w:r>
@@ -38103,7 +40290,6 @@
           <w:sz w:val="32"/>
           <w:szCs w:val="32"/>
         </w:rPr>
-        <w:lastRenderedPageBreak/>
         <w:t>[12]</w:t>
       </w:r>
       <w:r>
@@ -38219,6 +40405,96 @@
 <file path=word/numbering.xml><?xml version="1.0" encoding="utf-8"?>
 <w:numbering xmlns:wpc="http://schemas.microsoft.com/office/word/2010/wordprocessingCanvas" xmlns:cx="http://schemas.microsoft.com/office/drawing/2014/chartex" xmlns:cx1="http://schemas.microsoft.com/office/drawing/2015/9/8/chartex" xmlns:cx2="http://schemas.microsoft.com/office/drawing/2015/10/21/chartex" xmlns:cx3="http://schemas.microsoft.com/office/drawing/2016/5/9/chartex" xmlns:cx4="http://schemas.microsoft.com/office/drawing/2016/5/10/chartex" xmlns:cx5="http://schemas.microsoft.com/office/drawing/2016/5/11/chartex" xmlns:cx6="http://schemas.microsoft.com/office/drawing/2016/5/12/chartex" xmlns:cx7="http://schemas.microsoft.com/office/drawing/2016/5/13/chartex" xmlns:cx8="http://schemas.microsoft.com/office/drawing/2016/5/14/chartex" xmlns:mc="http://schemas.openxmlformats.org/markup-compatibility/2006" xmlns:aink="http://schemas.microsoft.com/office/drawing/2016/ink" xmlns:am3d="http://schemas.microsoft.com/office/drawing/2017/model3d" xmlns:o="urn:schemas-microsoft-com:office:office" xmlns:oel="http://schemas.microsoft.com/office/2019/extlst" xmlns:r="http://schemas.openxmlformats.org/officeDocument/2006/relationships" xmlns:m="http://schemas.openxmlformats.org/officeDocument/2006/math" xmlns:v="urn:schemas-microsoft-com:vml" xmlns:wp14="http://schemas.microsoft.com/office/word/2010/wordprocessingDrawing" xmlns:wp="http://schemas.openxmlformats.org/drawingml/2006/wordprocessingDrawing" xmlns:w10="urn:schemas-microsoft-com:office:word" xmlns:w="http://schemas.openxmlformats.org/wordprocessingml/2006/main" xmlns:w14="http://schemas.microsoft.com/office/word/2010/wordml" xmlns:w15="http://schemas.microsoft.com/office/word/2012/wordml" xmlns:w16cex="http://schemas.microsoft.com/office/word/2018/wordml/cex" xmlns:w16cid="http://schemas.microsoft.com/office/word/2016/wordml/cid" xmlns:w16="http://schemas.microsoft.com/office/word/2018/wordml" xmlns:w16du="http://schemas.microsoft.com/office/word/2023/wordml/word16du" xmlns:w16sdtdh="http://schemas.microsoft.com/office/word/2020/wordml/sdtdatahash" xmlns:w16sdtfl="http://schemas.microsoft.com/office/word/2024/wordml/sdtformatlock" xmlns:w16se="http://schemas.microsoft.com/office/word/2015/wordml/symex" xmlns:wpg="http://schemas.microsoft.com/office/word/2010/wordprocessingGroup" xmlns:wpi="http://schemas.microsoft.com/office/word/2010/wordprocessingInk" xmlns:wne="http://schemas.microsoft.com/office/word/2006/wordml" xmlns:wps="http://schemas.microsoft.com/office/word/2010/wordprocessingShape" mc:Ignorable="w14 w15 w16se w16cid w16 w16cex w16sdtdh w16sdtfl w16du wp14">
   <w:abstractNum w:abstractNumId="0" w15:restartNumberingAfterBreak="0">
+    <w:nsid w:val="010079BA"/>
+    <w:multiLevelType w:val="hybridMultilevel"/>
+    <w:tmpl w:val="5E147C8E"/>
+    <w:lvl w:ilvl="0" w:tplc="15E08070">
+      <w:start w:val="1"/>
+      <w:numFmt w:val="decimal"/>
+      <w:lvlText w:val="%1."/>
+      <w:lvlJc w:val="left"/>
+      <w:pPr>
+        <w:ind w:left="360" w:hanging="360"/>
+      </w:pPr>
+      <w:rPr>
+        <w:sz w:val="32"/>
+        <w:szCs w:val="32"/>
+      </w:rPr>
+    </w:lvl>
+    <w:lvl w:ilvl="1" w:tplc="04090019" w:tentative="1">
+      <w:start w:val="1"/>
+      <w:numFmt w:val="lowerLetter"/>
+      <w:lvlText w:val="%2."/>
+      <w:lvlJc w:val="left"/>
+      <w:pPr>
+        <w:ind w:left="1440" w:hanging="360"/>
+      </w:pPr>
+    </w:lvl>
+    <w:lvl w:ilvl="2" w:tplc="0409001B" w:tentative="1">
+      <w:start w:val="1"/>
+      <w:numFmt w:val="lowerRoman"/>
+      <w:lvlText w:val="%3."/>
+      <w:lvlJc w:val="right"/>
+      <w:pPr>
+        <w:ind w:left="2160" w:hanging="180"/>
+      </w:pPr>
+    </w:lvl>
+    <w:lvl w:ilvl="3" w:tplc="0409000F" w:tentative="1">
+      <w:start w:val="1"/>
+      <w:numFmt w:val="decimal"/>
+      <w:lvlText w:val="%4."/>
+      <w:lvlJc w:val="left"/>
+      <w:pPr>
+        <w:ind w:left="2880" w:hanging="360"/>
+      </w:pPr>
+    </w:lvl>
+    <w:lvl w:ilvl="4" w:tplc="04090019" w:tentative="1">
+      <w:start w:val="1"/>
+      <w:numFmt w:val="lowerLetter"/>
+      <w:lvlText w:val="%5."/>
+      <w:lvlJc w:val="left"/>
+      <w:pPr>
+        <w:ind w:left="3600" w:hanging="360"/>
+      </w:pPr>
+    </w:lvl>
+    <w:lvl w:ilvl="5" w:tplc="0409001B" w:tentative="1">
+      <w:start w:val="1"/>
+      <w:numFmt w:val="lowerRoman"/>
+      <w:lvlText w:val="%6."/>
+      <w:lvlJc w:val="right"/>
+      <w:pPr>
+        <w:ind w:left="4320" w:hanging="180"/>
+      </w:pPr>
+    </w:lvl>
+    <w:lvl w:ilvl="6" w:tplc="0409000F" w:tentative="1">
+      <w:start w:val="1"/>
+      <w:numFmt w:val="decimal"/>
+      <w:lvlText w:val="%7."/>
+      <w:lvlJc w:val="left"/>
+      <w:pPr>
+        <w:ind w:left="5040" w:hanging="360"/>
+      </w:pPr>
+    </w:lvl>
+    <w:lvl w:ilvl="7" w:tplc="04090019" w:tentative="1">
+      <w:start w:val="1"/>
+      <w:numFmt w:val="lowerLetter"/>
+      <w:lvlText w:val="%8."/>
+      <w:lvlJc w:val="left"/>
+      <w:pPr>
+        <w:ind w:left="5760" w:hanging="360"/>
+      </w:pPr>
+    </w:lvl>
+    <w:lvl w:ilvl="8" w:tplc="0409001B" w:tentative="1">
+      <w:start w:val="1"/>
+      <w:numFmt w:val="lowerRoman"/>
+      <w:lvlText w:val="%9."/>
+      <w:lvlJc w:val="right"/>
+      <w:pPr>
+        <w:ind w:left="6480" w:hanging="180"/>
+      </w:pPr>
+    </w:lvl>
+  </w:abstractNum>
+  <w:abstractNum w:abstractNumId="1" w15:restartNumberingAfterBreak="0">
     <w:nsid w:val="053C7CF4"/>
     <w:multiLevelType w:val="hybridMultilevel"/>
     <w:tmpl w:val="D02CB1E2"/>
@@ -38331,7 +40607,7 @@
       </w:pPr>
     </w:lvl>
   </w:abstractNum>
-  <w:abstractNum w:abstractNumId="1" w15:restartNumberingAfterBreak="0">
+  <w:abstractNum w:abstractNumId="2" w15:restartNumberingAfterBreak="0">
     <w:nsid w:val="09472A5A"/>
     <w:multiLevelType w:val="hybridMultilevel"/>
     <w:tmpl w:val="E68ABD3C"/>
@@ -38417,7 +40693,7 @@
       </w:pPr>
     </w:lvl>
   </w:abstractNum>
-  <w:abstractNum w:abstractNumId="2" w15:restartNumberingAfterBreak="0">
+  <w:abstractNum w:abstractNumId="3" w15:restartNumberingAfterBreak="0">
     <w:nsid w:val="0CCB04B1"/>
     <w:multiLevelType w:val="hybridMultilevel"/>
     <w:tmpl w:val="35BE2140"/>
@@ -38506,7 +40782,7 @@
       </w:pPr>
     </w:lvl>
   </w:abstractNum>
-  <w:abstractNum w:abstractNumId="3" w15:restartNumberingAfterBreak="0">
+  <w:abstractNum w:abstractNumId="4" w15:restartNumberingAfterBreak="0">
     <w:nsid w:val="0F5D15F5"/>
     <w:multiLevelType w:val="hybridMultilevel"/>
     <w:tmpl w:val="35186382"/>
@@ -38595,7 +40871,7 @@
       </w:pPr>
     </w:lvl>
   </w:abstractNum>
-  <w:abstractNum w:abstractNumId="4" w15:restartNumberingAfterBreak="0">
+  <w:abstractNum w:abstractNumId="5" w15:restartNumberingAfterBreak="0">
     <w:nsid w:val="0F944CBC"/>
     <w:multiLevelType w:val="hybridMultilevel"/>
     <w:tmpl w:val="2620101C"/>
@@ -38686,7 +40962,7 @@
       </w:pPr>
     </w:lvl>
   </w:abstractNum>
-  <w:abstractNum w:abstractNumId="5" w15:restartNumberingAfterBreak="0">
+  <w:abstractNum w:abstractNumId="6" w15:restartNumberingAfterBreak="0">
     <w:nsid w:val="11A2289F"/>
     <w:multiLevelType w:val="hybridMultilevel"/>
     <w:tmpl w:val="1A78B8DA"/>
@@ -38799,7 +41075,7 @@
       </w:pPr>
     </w:lvl>
   </w:abstractNum>
-  <w:abstractNum w:abstractNumId="6" w15:restartNumberingAfterBreak="0">
+  <w:abstractNum w:abstractNumId="7" w15:restartNumberingAfterBreak="0">
     <w:nsid w:val="16E6234E"/>
     <w:multiLevelType w:val="hybridMultilevel"/>
     <w:tmpl w:val="E366536A"/>
@@ -38888,7 +41164,7 @@
       </w:pPr>
     </w:lvl>
   </w:abstractNum>
-  <w:abstractNum w:abstractNumId="7" w15:restartNumberingAfterBreak="0">
+  <w:abstractNum w:abstractNumId="8" w15:restartNumberingAfterBreak="0">
     <w:nsid w:val="19795F0B"/>
     <w:multiLevelType w:val="hybridMultilevel"/>
     <w:tmpl w:val="E6841858"/>
@@ -39004,7 +41280,7 @@
       </w:pPr>
     </w:lvl>
   </w:abstractNum>
-  <w:abstractNum w:abstractNumId="8" w15:restartNumberingAfterBreak="0">
+  <w:abstractNum w:abstractNumId="9" w15:restartNumberingAfterBreak="0">
     <w:nsid w:val="19D53D13"/>
     <w:multiLevelType w:val="hybridMultilevel"/>
     <w:tmpl w:val="D48CA210"/>
@@ -39095,7 +41371,7 @@
       </w:pPr>
     </w:lvl>
   </w:abstractNum>
-  <w:abstractNum w:abstractNumId="9" w15:restartNumberingAfterBreak="0">
+  <w:abstractNum w:abstractNumId="10" w15:restartNumberingAfterBreak="0">
     <w:nsid w:val="267D42DB"/>
     <w:multiLevelType w:val="hybridMultilevel"/>
     <w:tmpl w:val="1C7E8F6E"/>
@@ -39185,7 +41461,97 @@
       </w:pPr>
     </w:lvl>
   </w:abstractNum>
-  <w:abstractNum w:abstractNumId="10" w15:restartNumberingAfterBreak="0">
+  <w:abstractNum w:abstractNumId="11" w15:restartNumberingAfterBreak="0">
+    <w:nsid w:val="289D3F62"/>
+    <w:multiLevelType w:val="hybridMultilevel"/>
+    <w:tmpl w:val="56B0F8E6"/>
+    <w:lvl w:ilvl="0" w:tplc="15E08070">
+      <w:start w:val="1"/>
+      <w:numFmt w:val="decimal"/>
+      <w:lvlText w:val="%1."/>
+      <w:lvlJc w:val="left"/>
+      <w:pPr>
+        <w:ind w:left="360" w:hanging="360"/>
+      </w:pPr>
+      <w:rPr>
+        <w:sz w:val="32"/>
+        <w:szCs w:val="32"/>
+      </w:rPr>
+    </w:lvl>
+    <w:lvl w:ilvl="1" w:tplc="04090019" w:tentative="1">
+      <w:start w:val="1"/>
+      <w:numFmt w:val="lowerLetter"/>
+      <w:lvlText w:val="%2."/>
+      <w:lvlJc w:val="left"/>
+      <w:pPr>
+        <w:ind w:left="1080" w:hanging="360"/>
+      </w:pPr>
+    </w:lvl>
+    <w:lvl w:ilvl="2" w:tplc="0409001B" w:tentative="1">
+      <w:start w:val="1"/>
+      <w:numFmt w:val="lowerRoman"/>
+      <w:lvlText w:val="%3."/>
+      <w:lvlJc w:val="right"/>
+      <w:pPr>
+        <w:ind w:left="1800" w:hanging="180"/>
+      </w:pPr>
+    </w:lvl>
+    <w:lvl w:ilvl="3" w:tplc="0409000F" w:tentative="1">
+      <w:start w:val="1"/>
+      <w:numFmt w:val="decimal"/>
+      <w:lvlText w:val="%4."/>
+      <w:lvlJc w:val="left"/>
+      <w:pPr>
+        <w:ind w:left="2520" w:hanging="360"/>
+      </w:pPr>
+    </w:lvl>
+    <w:lvl w:ilvl="4" w:tplc="04090019" w:tentative="1">
+      <w:start w:val="1"/>
+      <w:numFmt w:val="lowerLetter"/>
+      <w:lvlText w:val="%5."/>
+      <w:lvlJc w:val="left"/>
+      <w:pPr>
+        <w:ind w:left="3240" w:hanging="360"/>
+      </w:pPr>
+    </w:lvl>
+    <w:lvl w:ilvl="5" w:tplc="0409001B" w:tentative="1">
+      <w:start w:val="1"/>
+      <w:numFmt w:val="lowerRoman"/>
+      <w:lvlText w:val="%6."/>
+      <w:lvlJc w:val="right"/>
+      <w:pPr>
+        <w:ind w:left="3960" w:hanging="180"/>
+      </w:pPr>
+    </w:lvl>
+    <w:lvl w:ilvl="6" w:tplc="0409000F" w:tentative="1">
+      <w:start w:val="1"/>
+      <w:numFmt w:val="decimal"/>
+      <w:lvlText w:val="%7."/>
+      <w:lvlJc w:val="left"/>
+      <w:pPr>
+        <w:ind w:left="4680" w:hanging="360"/>
+      </w:pPr>
+    </w:lvl>
+    <w:lvl w:ilvl="7" w:tplc="04090019" w:tentative="1">
+      <w:start w:val="1"/>
+      <w:numFmt w:val="lowerLetter"/>
+      <w:lvlText w:val="%8."/>
+      <w:lvlJc w:val="left"/>
+      <w:pPr>
+        <w:ind w:left="5400" w:hanging="360"/>
+      </w:pPr>
+    </w:lvl>
+    <w:lvl w:ilvl="8" w:tplc="0409001B" w:tentative="1">
+      <w:start w:val="1"/>
+      <w:numFmt w:val="lowerRoman"/>
+      <w:lvlText w:val="%9."/>
+      <w:lvlJc w:val="right"/>
+      <w:pPr>
+        <w:ind w:left="6120" w:hanging="180"/>
+      </w:pPr>
+    </w:lvl>
+  </w:abstractNum>
+  <w:abstractNum w:abstractNumId="12" w15:restartNumberingAfterBreak="0">
     <w:nsid w:val="2CEE628B"/>
     <w:multiLevelType w:val="hybridMultilevel"/>
     <w:tmpl w:val="1A78B8DA"/>
@@ -39298,17 +41664,17 @@
       </w:pPr>
     </w:lvl>
   </w:abstractNum>
-  <w:abstractNum w:abstractNumId="11" w15:restartNumberingAfterBreak="0">
-    <w:nsid w:val="3D7A23FF"/>
+  <w:abstractNum w:abstractNumId="13" w15:restartNumberingAfterBreak="0">
+    <w:nsid w:val="354D0A02"/>
     <w:multiLevelType w:val="hybridMultilevel"/>
-    <w:tmpl w:val="27A8AD96"/>
-    <w:lvl w:ilvl="0" w:tplc="F5DA7238">
+    <w:tmpl w:val="47CA6198"/>
+    <w:lvl w:ilvl="0" w:tplc="12547498">
       <w:start w:val="1"/>
       <w:numFmt w:val="decimal"/>
       <w:lvlText w:val="%1."/>
       <w:lvlJc w:val="left"/>
       <w:pPr>
-        <w:ind w:left="1080" w:hanging="360"/>
+        <w:ind w:left="720" w:hanging="720"/>
       </w:pPr>
       <w:rPr>
         <w:rFonts w:hint="default"/>
@@ -39320,7 +41686,7 @@
       <w:lvlText w:val="%2."/>
       <w:lvlJc w:val="left"/>
       <w:pPr>
-        <w:ind w:left="1800" w:hanging="360"/>
+        <w:ind w:left="1080" w:hanging="360"/>
       </w:pPr>
     </w:lvl>
     <w:lvl w:ilvl="2" w:tplc="0409001B" w:tentative="1">
@@ -39329,7 +41695,7 @@
       <w:lvlText w:val="%3."/>
       <w:lvlJc w:val="right"/>
       <w:pPr>
-        <w:ind w:left="2520" w:hanging="180"/>
+        <w:ind w:left="1800" w:hanging="180"/>
       </w:pPr>
     </w:lvl>
     <w:lvl w:ilvl="3" w:tplc="0409000F" w:tentative="1">
@@ -39338,7 +41704,7 @@
       <w:lvlText w:val="%4."/>
       <w:lvlJc w:val="left"/>
       <w:pPr>
-        <w:ind w:left="3240" w:hanging="360"/>
+        <w:ind w:left="2520" w:hanging="360"/>
       </w:pPr>
     </w:lvl>
     <w:lvl w:ilvl="4" w:tplc="04090019" w:tentative="1">
@@ -39347,7 +41713,7 @@
       <w:lvlText w:val="%5."/>
       <w:lvlJc w:val="left"/>
       <w:pPr>
-        <w:ind w:left="3960" w:hanging="360"/>
+        <w:ind w:left="3240" w:hanging="360"/>
       </w:pPr>
     </w:lvl>
     <w:lvl w:ilvl="5" w:tplc="0409001B" w:tentative="1">
@@ -39356,7 +41722,7 @@
       <w:lvlText w:val="%6."/>
       <w:lvlJc w:val="right"/>
       <w:pPr>
-        <w:ind w:left="4680" w:hanging="180"/>
+        <w:ind w:left="3960" w:hanging="180"/>
       </w:pPr>
     </w:lvl>
     <w:lvl w:ilvl="6" w:tplc="0409000F" w:tentative="1">
@@ -39365,7 +41731,7 @@
       <w:lvlText w:val="%7."/>
       <w:lvlJc w:val="left"/>
       <w:pPr>
-        <w:ind w:left="5400" w:hanging="360"/>
+        <w:ind w:left="4680" w:hanging="360"/>
       </w:pPr>
     </w:lvl>
     <w:lvl w:ilvl="7" w:tplc="04090019" w:tentative="1">
@@ -39374,7 +41740,7 @@
       <w:lvlText w:val="%8."/>
       <w:lvlJc w:val="left"/>
       <w:pPr>
-        <w:ind w:left="6120" w:hanging="360"/>
+        <w:ind w:left="5400" w:hanging="360"/>
       </w:pPr>
     </w:lvl>
     <w:lvl w:ilvl="8" w:tplc="0409001B" w:tentative="1">
@@ -39383,134 +41749,21 @@
       <w:lvlText w:val="%9."/>
       <w:lvlJc w:val="right"/>
       <w:pPr>
-        <w:ind w:left="6840" w:hanging="180"/>
+        <w:ind w:left="6120" w:hanging="180"/>
       </w:pPr>
     </w:lvl>
   </w:abstractNum>
-  <w:abstractNum w:abstractNumId="12" w15:restartNumberingAfterBreak="0">
-    <w:nsid w:val="42EE57E3"/>
+  <w:abstractNum w:abstractNumId="14" w15:restartNumberingAfterBreak="0">
+    <w:nsid w:val="3D7A23FF"/>
     <w:multiLevelType w:val="hybridMultilevel"/>
-    <w:tmpl w:val="D02CB1E2"/>
-    <w:lvl w:ilvl="0" w:tplc="04090011">
+    <w:tmpl w:val="27A8AD96"/>
+    <w:lvl w:ilvl="0" w:tplc="F5DA7238">
       <w:start w:val="1"/>
       <w:numFmt w:val="decimal"/>
-      <w:lvlText w:val="%1)"/>
+      <w:lvlText w:val="%1."/>
       <w:lvlJc w:val="left"/>
       <w:pPr>
-        <w:tabs>
-          <w:tab w:val="num" w:pos="720"/>
-        </w:tabs>
-        <w:ind w:left="720" w:hanging="360"/>
-      </w:pPr>
-    </w:lvl>
-    <w:lvl w:ilvl="1" w:tplc="04090019" w:tentative="1">
-      <w:start w:val="1"/>
-      <w:numFmt w:val="lowerLetter"/>
-      <w:lvlText w:val="%2."/>
-      <w:lvlJc w:val="left"/>
-      <w:pPr>
-        <w:tabs>
-          <w:tab w:val="num" w:pos="1440"/>
-        </w:tabs>
-        <w:ind w:left="1440" w:hanging="360"/>
-      </w:pPr>
-    </w:lvl>
-    <w:lvl w:ilvl="2" w:tplc="0409001B" w:tentative="1">
-      <w:start w:val="1"/>
-      <w:numFmt w:val="lowerRoman"/>
-      <w:lvlText w:val="%3."/>
-      <w:lvlJc w:val="right"/>
-      <w:pPr>
-        <w:tabs>
-          <w:tab w:val="num" w:pos="2160"/>
-        </w:tabs>
-        <w:ind w:left="2160" w:hanging="180"/>
-      </w:pPr>
-    </w:lvl>
-    <w:lvl w:ilvl="3" w:tplc="0409000F" w:tentative="1">
-      <w:start w:val="1"/>
-      <w:numFmt w:val="decimal"/>
-      <w:lvlText w:val="%4."/>
-      <w:lvlJc w:val="left"/>
-      <w:pPr>
-        <w:tabs>
-          <w:tab w:val="num" w:pos="2880"/>
-        </w:tabs>
-        <w:ind w:left="2880" w:hanging="360"/>
-      </w:pPr>
-    </w:lvl>
-    <w:lvl w:ilvl="4" w:tplc="04090019" w:tentative="1">
-      <w:start w:val="1"/>
-      <w:numFmt w:val="lowerLetter"/>
-      <w:lvlText w:val="%5."/>
-      <w:lvlJc w:val="left"/>
-      <w:pPr>
-        <w:tabs>
-          <w:tab w:val="num" w:pos="3600"/>
-        </w:tabs>
-        <w:ind w:left="3600" w:hanging="360"/>
-      </w:pPr>
-    </w:lvl>
-    <w:lvl w:ilvl="5" w:tplc="0409001B" w:tentative="1">
-      <w:start w:val="1"/>
-      <w:numFmt w:val="lowerRoman"/>
-      <w:lvlText w:val="%6."/>
-      <w:lvlJc w:val="right"/>
-      <w:pPr>
-        <w:tabs>
-          <w:tab w:val="num" w:pos="4320"/>
-        </w:tabs>
-        <w:ind w:left="4320" w:hanging="180"/>
-      </w:pPr>
-    </w:lvl>
-    <w:lvl w:ilvl="6" w:tplc="0409000F" w:tentative="1">
-      <w:start w:val="1"/>
-      <w:numFmt w:val="decimal"/>
-      <w:lvlText w:val="%7."/>
-      <w:lvlJc w:val="left"/>
-      <w:pPr>
-        <w:tabs>
-          <w:tab w:val="num" w:pos="5040"/>
-        </w:tabs>
-        <w:ind w:left="5040" w:hanging="360"/>
-      </w:pPr>
-    </w:lvl>
-    <w:lvl w:ilvl="7" w:tplc="04090019" w:tentative="1">
-      <w:start w:val="1"/>
-      <w:numFmt w:val="lowerLetter"/>
-      <w:lvlText w:val="%8."/>
-      <w:lvlJc w:val="left"/>
-      <w:pPr>
-        <w:tabs>
-          <w:tab w:val="num" w:pos="5760"/>
-        </w:tabs>
-        <w:ind w:left="5760" w:hanging="360"/>
-      </w:pPr>
-    </w:lvl>
-    <w:lvl w:ilvl="8" w:tplc="0409001B" w:tentative="1">
-      <w:start w:val="1"/>
-      <w:numFmt w:val="lowerRoman"/>
-      <w:lvlText w:val="%9."/>
-      <w:lvlJc w:val="right"/>
-      <w:pPr>
-        <w:tabs>
-          <w:tab w:val="num" w:pos="6480"/>
-        </w:tabs>
-        <w:ind w:left="6480" w:hanging="180"/>
-      </w:pPr>
-    </w:lvl>
-  </w:abstractNum>
-  <w:abstractNum w:abstractNumId="13" w15:restartNumberingAfterBreak="0">
-    <w:nsid w:val="577156E7"/>
-    <w:multiLevelType w:val="hybridMultilevel"/>
-    <w:tmpl w:val="E366536A"/>
-    <w:lvl w:ilvl="0" w:tplc="EEEC6B2C">
-      <w:start w:val="1"/>
-      <w:numFmt w:val="thaiLetters"/>
-      <w:lvlText w:val="(%1)"/>
-      <w:lvlJc w:val="left"/>
-      <w:pPr>
-        <w:ind w:left="720" w:hanging="360"/>
+        <w:ind w:left="1080" w:hanging="360"/>
       </w:pPr>
       <w:rPr>
         <w:rFonts w:hint="default"/>
@@ -39522,7 +41775,7 @@
       <w:lvlText w:val="%2."/>
       <w:lvlJc w:val="left"/>
       <w:pPr>
-        <w:ind w:left="1440" w:hanging="360"/>
+        <w:ind w:left="1800" w:hanging="360"/>
       </w:pPr>
     </w:lvl>
     <w:lvl w:ilvl="2" w:tplc="0409001B" w:tentative="1">
@@ -39531,7 +41784,7 @@
       <w:lvlText w:val="%3."/>
       <w:lvlJc w:val="right"/>
       <w:pPr>
-        <w:ind w:left="2160" w:hanging="180"/>
+        <w:ind w:left="2520" w:hanging="180"/>
       </w:pPr>
     </w:lvl>
     <w:lvl w:ilvl="3" w:tplc="0409000F" w:tentative="1">
@@ -39540,7 +41793,7 @@
       <w:lvlText w:val="%4."/>
       <w:lvlJc w:val="left"/>
       <w:pPr>
-        <w:ind w:left="2880" w:hanging="360"/>
+        <w:ind w:left="3240" w:hanging="360"/>
       </w:pPr>
     </w:lvl>
     <w:lvl w:ilvl="4" w:tplc="04090019" w:tentative="1">
@@ -39549,7 +41802,7 @@
       <w:lvlText w:val="%5."/>
       <w:lvlJc w:val="left"/>
       <w:pPr>
-        <w:ind w:left="3600" w:hanging="360"/>
+        <w:ind w:left="3960" w:hanging="360"/>
       </w:pPr>
     </w:lvl>
     <w:lvl w:ilvl="5" w:tplc="0409001B" w:tentative="1">
@@ -39558,7 +41811,7 @@
       <w:lvlText w:val="%6."/>
       <w:lvlJc w:val="right"/>
       <w:pPr>
-        <w:ind w:left="4320" w:hanging="180"/>
+        <w:ind w:left="4680" w:hanging="180"/>
       </w:pPr>
     </w:lvl>
     <w:lvl w:ilvl="6" w:tplc="0409000F" w:tentative="1">
@@ -39567,7 +41820,7 @@
       <w:lvlText w:val="%7."/>
       <w:lvlJc w:val="left"/>
       <w:pPr>
-        <w:ind w:left="5040" w:hanging="360"/>
+        <w:ind w:left="5400" w:hanging="360"/>
       </w:pPr>
     </w:lvl>
     <w:lvl w:ilvl="7" w:tplc="04090019" w:tentative="1">
@@ -39576,7 +41829,7 @@
       <w:lvlText w:val="%8."/>
       <w:lvlJc w:val="left"/>
       <w:pPr>
-        <w:ind w:left="5760" w:hanging="360"/>
+        <w:ind w:left="6120" w:hanging="360"/>
       </w:pPr>
     </w:lvl>
     <w:lvl w:ilvl="8" w:tplc="0409001B" w:tentative="1">
@@ -39585,11 +41838,213 @@
       <w:lvlText w:val="%9."/>
       <w:lvlJc w:val="right"/>
       <w:pPr>
-        <w:ind w:left="6480" w:hanging="180"/>
+        <w:ind w:left="6840" w:hanging="180"/>
       </w:pPr>
     </w:lvl>
   </w:abstractNum>
-  <w:abstractNum w:abstractNumId="14" w15:restartNumberingAfterBreak="0">
+  <w:abstractNum w:abstractNumId="15" w15:restartNumberingAfterBreak="0">
+    <w:nsid w:val="42EE57E3"/>
+    <w:multiLevelType w:val="hybridMultilevel"/>
+    <w:tmpl w:val="D02CB1E2"/>
+    <w:lvl w:ilvl="0" w:tplc="04090011">
+      <w:start w:val="1"/>
+      <w:numFmt w:val="decimal"/>
+      <w:lvlText w:val="%1)"/>
+      <w:lvlJc w:val="left"/>
+      <w:pPr>
+        <w:tabs>
+          <w:tab w:val="num" w:pos="720"/>
+        </w:tabs>
+        <w:ind w:left="720" w:hanging="360"/>
+      </w:pPr>
+    </w:lvl>
+    <w:lvl w:ilvl="1" w:tplc="04090019" w:tentative="1">
+      <w:start w:val="1"/>
+      <w:numFmt w:val="lowerLetter"/>
+      <w:lvlText w:val="%2."/>
+      <w:lvlJc w:val="left"/>
+      <w:pPr>
+        <w:tabs>
+          <w:tab w:val="num" w:pos="1440"/>
+        </w:tabs>
+        <w:ind w:left="1440" w:hanging="360"/>
+      </w:pPr>
+    </w:lvl>
+    <w:lvl w:ilvl="2" w:tplc="0409001B" w:tentative="1">
+      <w:start w:val="1"/>
+      <w:numFmt w:val="lowerRoman"/>
+      <w:lvlText w:val="%3."/>
+      <w:lvlJc w:val="right"/>
+      <w:pPr>
+        <w:tabs>
+          <w:tab w:val="num" w:pos="2160"/>
+        </w:tabs>
+        <w:ind w:left="2160" w:hanging="180"/>
+      </w:pPr>
+    </w:lvl>
+    <w:lvl w:ilvl="3" w:tplc="0409000F" w:tentative="1">
+      <w:start w:val="1"/>
+      <w:numFmt w:val="decimal"/>
+      <w:lvlText w:val="%4."/>
+      <w:lvlJc w:val="left"/>
+      <w:pPr>
+        <w:tabs>
+          <w:tab w:val="num" w:pos="2880"/>
+        </w:tabs>
+        <w:ind w:left="2880" w:hanging="360"/>
+      </w:pPr>
+    </w:lvl>
+    <w:lvl w:ilvl="4" w:tplc="04090019" w:tentative="1">
+      <w:start w:val="1"/>
+      <w:numFmt w:val="lowerLetter"/>
+      <w:lvlText w:val="%5."/>
+      <w:lvlJc w:val="left"/>
+      <w:pPr>
+        <w:tabs>
+          <w:tab w:val="num" w:pos="3600"/>
+        </w:tabs>
+        <w:ind w:left="3600" w:hanging="360"/>
+      </w:pPr>
+    </w:lvl>
+    <w:lvl w:ilvl="5" w:tplc="0409001B" w:tentative="1">
+      <w:start w:val="1"/>
+      <w:numFmt w:val="lowerRoman"/>
+      <w:lvlText w:val="%6."/>
+      <w:lvlJc w:val="right"/>
+      <w:pPr>
+        <w:tabs>
+          <w:tab w:val="num" w:pos="4320"/>
+        </w:tabs>
+        <w:ind w:left="4320" w:hanging="180"/>
+      </w:pPr>
+    </w:lvl>
+    <w:lvl w:ilvl="6" w:tplc="0409000F" w:tentative="1">
+      <w:start w:val="1"/>
+      <w:numFmt w:val="decimal"/>
+      <w:lvlText w:val="%7."/>
+      <w:lvlJc w:val="left"/>
+      <w:pPr>
+        <w:tabs>
+          <w:tab w:val="num" w:pos="5040"/>
+        </w:tabs>
+        <w:ind w:left="5040" w:hanging="360"/>
+      </w:pPr>
+    </w:lvl>
+    <w:lvl w:ilvl="7" w:tplc="04090019" w:tentative="1">
+      <w:start w:val="1"/>
+      <w:numFmt w:val="lowerLetter"/>
+      <w:lvlText w:val="%8."/>
+      <w:lvlJc w:val="left"/>
+      <w:pPr>
+        <w:tabs>
+          <w:tab w:val="num" w:pos="5760"/>
+        </w:tabs>
+        <w:ind w:left="5760" w:hanging="360"/>
+      </w:pPr>
+    </w:lvl>
+    <w:lvl w:ilvl="8" w:tplc="0409001B" w:tentative="1">
+      <w:start w:val="1"/>
+      <w:numFmt w:val="lowerRoman"/>
+      <w:lvlText w:val="%9."/>
+      <w:lvlJc w:val="right"/>
+      <w:pPr>
+        <w:tabs>
+          <w:tab w:val="num" w:pos="6480"/>
+        </w:tabs>
+        <w:ind w:left="6480" w:hanging="180"/>
+      </w:pPr>
+    </w:lvl>
+  </w:abstractNum>
+  <w:abstractNum w:abstractNumId="16" w15:restartNumberingAfterBreak="0">
+    <w:nsid w:val="577156E7"/>
+    <w:multiLevelType w:val="hybridMultilevel"/>
+    <w:tmpl w:val="E366536A"/>
+    <w:lvl w:ilvl="0" w:tplc="EEEC6B2C">
+      <w:start w:val="1"/>
+      <w:numFmt w:val="thaiLetters"/>
+      <w:lvlText w:val="(%1)"/>
+      <w:lvlJc w:val="left"/>
+      <w:pPr>
+        <w:ind w:left="720" w:hanging="360"/>
+      </w:pPr>
+      <w:rPr>
+        <w:rFonts w:hint="default"/>
+      </w:rPr>
+    </w:lvl>
+    <w:lvl w:ilvl="1" w:tplc="04090019" w:tentative="1">
+      <w:start w:val="1"/>
+      <w:numFmt w:val="lowerLetter"/>
+      <w:lvlText w:val="%2."/>
+      <w:lvlJc w:val="left"/>
+      <w:pPr>
+        <w:ind w:left="1440" w:hanging="360"/>
+      </w:pPr>
+    </w:lvl>
+    <w:lvl w:ilvl="2" w:tplc="0409001B" w:tentative="1">
+      <w:start w:val="1"/>
+      <w:numFmt w:val="lowerRoman"/>
+      <w:lvlText w:val="%3."/>
+      <w:lvlJc w:val="right"/>
+      <w:pPr>
+        <w:ind w:left="2160" w:hanging="180"/>
+      </w:pPr>
+    </w:lvl>
+    <w:lvl w:ilvl="3" w:tplc="0409000F" w:tentative="1">
+      <w:start w:val="1"/>
+      <w:numFmt w:val="decimal"/>
+      <w:lvlText w:val="%4."/>
+      <w:lvlJc w:val="left"/>
+      <w:pPr>
+        <w:ind w:left="2880" w:hanging="360"/>
+      </w:pPr>
+    </w:lvl>
+    <w:lvl w:ilvl="4" w:tplc="04090019" w:tentative="1">
+      <w:start w:val="1"/>
+      <w:numFmt w:val="lowerLetter"/>
+      <w:lvlText w:val="%5."/>
+      <w:lvlJc w:val="left"/>
+      <w:pPr>
+        <w:ind w:left="3600" w:hanging="360"/>
+      </w:pPr>
+    </w:lvl>
+    <w:lvl w:ilvl="5" w:tplc="0409001B" w:tentative="1">
+      <w:start w:val="1"/>
+      <w:numFmt w:val="lowerRoman"/>
+      <w:lvlText w:val="%6."/>
+      <w:lvlJc w:val="right"/>
+      <w:pPr>
+        <w:ind w:left="4320" w:hanging="180"/>
+      </w:pPr>
+    </w:lvl>
+    <w:lvl w:ilvl="6" w:tplc="0409000F" w:tentative="1">
+      <w:start w:val="1"/>
+      <w:numFmt w:val="decimal"/>
+      <w:lvlText w:val="%7."/>
+      <w:lvlJc w:val="left"/>
+      <w:pPr>
+        <w:ind w:left="5040" w:hanging="360"/>
+      </w:pPr>
+    </w:lvl>
+    <w:lvl w:ilvl="7" w:tplc="04090019" w:tentative="1">
+      <w:start w:val="1"/>
+      <w:numFmt w:val="lowerLetter"/>
+      <w:lvlText w:val="%8."/>
+      <w:lvlJc w:val="left"/>
+      <w:pPr>
+        <w:ind w:left="5760" w:hanging="360"/>
+      </w:pPr>
+    </w:lvl>
+    <w:lvl w:ilvl="8" w:tplc="0409001B" w:tentative="1">
+      <w:start w:val="1"/>
+      <w:numFmt w:val="lowerRoman"/>
+      <w:lvlText w:val="%9."/>
+      <w:lvlJc w:val="right"/>
+      <w:pPr>
+        <w:ind w:left="6480" w:hanging="180"/>
+      </w:pPr>
+    </w:lvl>
+  </w:abstractNum>
+  <w:abstractNum w:abstractNumId="17" w15:restartNumberingAfterBreak="0">
     <w:nsid w:val="5972394C"/>
     <w:multiLevelType w:val="hybridMultilevel"/>
     <w:tmpl w:val="A68E039A"/>
@@ -39680,7 +42135,7 @@
       </w:pPr>
     </w:lvl>
   </w:abstractNum>
-  <w:abstractNum w:abstractNumId="15" w15:restartNumberingAfterBreak="0">
+  <w:abstractNum w:abstractNumId="18" w15:restartNumberingAfterBreak="0">
     <w:nsid w:val="5F2842D9"/>
     <w:multiLevelType w:val="hybridMultilevel"/>
     <w:tmpl w:val="7CEAA8D0"/>
@@ -39793,7 +42248,7 @@
       </w:pPr>
     </w:lvl>
   </w:abstractNum>
-  <w:abstractNum w:abstractNumId="16" w15:restartNumberingAfterBreak="0">
+  <w:abstractNum w:abstractNumId="19" w15:restartNumberingAfterBreak="0">
     <w:nsid w:val="63FC7970"/>
     <w:multiLevelType w:val="hybridMultilevel"/>
     <w:tmpl w:val="1DA6BE80"/>
@@ -39884,7 +42339,7 @@
       </w:pPr>
     </w:lvl>
   </w:abstractNum>
-  <w:abstractNum w:abstractNumId="17" w15:restartNumberingAfterBreak="0">
+  <w:abstractNum w:abstractNumId="20" w15:restartNumberingAfterBreak="0">
     <w:nsid w:val="69B91E80"/>
     <w:multiLevelType w:val="hybridMultilevel"/>
     <w:tmpl w:val="7DBAEDB8"/>
@@ -39970,17 +42425,17 @@
       </w:pPr>
     </w:lvl>
   </w:abstractNum>
-  <w:abstractNum w:abstractNumId="18" w15:restartNumberingAfterBreak="0">
-    <w:nsid w:val="717562EB"/>
+  <w:abstractNum w:abstractNumId="21" w15:restartNumberingAfterBreak="0">
+    <w:nsid w:val="6FD50B70"/>
     <w:multiLevelType w:val="hybridMultilevel"/>
-    <w:tmpl w:val="63FE79B8"/>
-    <w:lvl w:ilvl="0" w:tplc="3B18968E">
+    <w:tmpl w:val="F4948D0E"/>
+    <w:lvl w:ilvl="0" w:tplc="12547498">
       <w:start w:val="1"/>
       <w:numFmt w:val="decimal"/>
       <w:lvlText w:val="%1."/>
       <w:lvlJc w:val="left"/>
       <w:pPr>
-        <w:ind w:left="1080" w:hanging="360"/>
+        <w:ind w:left="720" w:hanging="720"/>
       </w:pPr>
       <w:rPr>
         <w:rFonts w:hint="default"/>
@@ -39992,7 +42447,7 @@
       <w:lvlText w:val="%2."/>
       <w:lvlJc w:val="left"/>
       <w:pPr>
-        <w:ind w:left="1800" w:hanging="360"/>
+        <w:ind w:left="1440" w:hanging="360"/>
       </w:pPr>
     </w:lvl>
     <w:lvl w:ilvl="2" w:tplc="0409001B" w:tentative="1">
@@ -40001,7 +42456,7 @@
       <w:lvlText w:val="%3."/>
       <w:lvlJc w:val="right"/>
       <w:pPr>
-        <w:ind w:left="2520" w:hanging="180"/>
+        <w:ind w:left="2160" w:hanging="180"/>
       </w:pPr>
     </w:lvl>
     <w:lvl w:ilvl="3" w:tplc="0409000F" w:tentative="1">
@@ -40010,7 +42465,7 @@
       <w:lvlText w:val="%4."/>
       <w:lvlJc w:val="left"/>
       <w:pPr>
-        <w:ind w:left="3240" w:hanging="360"/>
+        <w:ind w:left="2880" w:hanging="360"/>
       </w:pPr>
     </w:lvl>
     <w:lvl w:ilvl="4" w:tplc="04090019" w:tentative="1">
@@ -40019,7 +42474,7 @@
       <w:lvlText w:val="%5."/>
       <w:lvlJc w:val="left"/>
       <w:pPr>
-        <w:ind w:left="3960" w:hanging="360"/>
+        <w:ind w:left="3600" w:hanging="360"/>
       </w:pPr>
     </w:lvl>
     <w:lvl w:ilvl="5" w:tplc="0409001B" w:tentative="1">
@@ -40028,7 +42483,7 @@
       <w:lvlText w:val="%6."/>
       <w:lvlJc w:val="right"/>
       <w:pPr>
-        <w:ind w:left="4680" w:hanging="180"/>
+        <w:ind w:left="4320" w:hanging="180"/>
       </w:pPr>
     </w:lvl>
     <w:lvl w:ilvl="6" w:tplc="0409000F" w:tentative="1">
@@ -40037,7 +42492,7 @@
       <w:lvlText w:val="%7."/>
       <w:lvlJc w:val="left"/>
       <w:pPr>
-        <w:ind w:left="5400" w:hanging="360"/>
+        <w:ind w:left="5040" w:hanging="360"/>
       </w:pPr>
     </w:lvl>
     <w:lvl w:ilvl="7" w:tplc="04090019" w:tentative="1">
@@ -40046,7 +42501,7 @@
       <w:lvlText w:val="%8."/>
       <w:lvlJc w:val="left"/>
       <w:pPr>
-        <w:ind w:left="6120" w:hanging="360"/>
+        <w:ind w:left="5760" w:hanging="360"/>
       </w:pPr>
     </w:lvl>
     <w:lvl w:ilvl="8" w:tplc="0409001B" w:tentative="1">
@@ -40055,11 +42510,100 @@
       <w:lvlText w:val="%9."/>
       <w:lvlJc w:val="right"/>
       <w:pPr>
-        <w:ind w:left="6840" w:hanging="180"/>
+        <w:ind w:left="6480" w:hanging="180"/>
       </w:pPr>
     </w:lvl>
   </w:abstractNum>
-  <w:abstractNum w:abstractNumId="19" w15:restartNumberingAfterBreak="0">
+  <w:abstractNum w:abstractNumId="22" w15:restartNumberingAfterBreak="0">
+    <w:nsid w:val="717562EB"/>
+    <w:multiLevelType w:val="hybridMultilevel"/>
+    <w:tmpl w:val="63FE79B8"/>
+    <w:lvl w:ilvl="0" w:tplc="3B18968E">
+      <w:start w:val="1"/>
+      <w:numFmt w:val="decimal"/>
+      <w:lvlText w:val="%1."/>
+      <w:lvlJc w:val="left"/>
+      <w:pPr>
+        <w:ind w:left="1080" w:hanging="360"/>
+      </w:pPr>
+      <w:rPr>
+        <w:rFonts w:hint="default"/>
+      </w:rPr>
+    </w:lvl>
+    <w:lvl w:ilvl="1" w:tplc="04090019" w:tentative="1">
+      <w:start w:val="1"/>
+      <w:numFmt w:val="lowerLetter"/>
+      <w:lvlText w:val="%2."/>
+      <w:lvlJc w:val="left"/>
+      <w:pPr>
+        <w:ind w:left="1800" w:hanging="360"/>
+      </w:pPr>
+    </w:lvl>
+    <w:lvl w:ilvl="2" w:tplc="0409001B" w:tentative="1">
+      <w:start w:val="1"/>
+      <w:numFmt w:val="lowerRoman"/>
+      <w:lvlText w:val="%3."/>
+      <w:lvlJc w:val="right"/>
+      <w:pPr>
+        <w:ind w:left="2520" w:hanging="180"/>
+      </w:pPr>
+    </w:lvl>
+    <w:lvl w:ilvl="3" w:tplc="0409000F" w:tentative="1">
+      <w:start w:val="1"/>
+      <w:numFmt w:val="decimal"/>
+      <w:lvlText w:val="%4."/>
+      <w:lvlJc w:val="left"/>
+      <w:pPr>
+        <w:ind w:left="3240" w:hanging="360"/>
+      </w:pPr>
+    </w:lvl>
+    <w:lvl w:ilvl="4" w:tplc="04090019" w:tentative="1">
+      <w:start w:val="1"/>
+      <w:numFmt w:val="lowerLetter"/>
+      <w:lvlText w:val="%5."/>
+      <w:lvlJc w:val="left"/>
+      <w:pPr>
+        <w:ind w:left="3960" w:hanging="360"/>
+      </w:pPr>
+    </w:lvl>
+    <w:lvl w:ilvl="5" w:tplc="0409001B" w:tentative="1">
+      <w:start w:val="1"/>
+      <w:numFmt w:val="lowerRoman"/>
+      <w:lvlText w:val="%6."/>
+      <w:lvlJc w:val="right"/>
+      <w:pPr>
+        <w:ind w:left="4680" w:hanging="180"/>
+      </w:pPr>
+    </w:lvl>
+    <w:lvl w:ilvl="6" w:tplc="0409000F" w:tentative="1">
+      <w:start w:val="1"/>
+      <w:numFmt w:val="decimal"/>
+      <w:lvlText w:val="%7."/>
+      <w:lvlJc w:val="left"/>
+      <w:pPr>
+        <w:ind w:left="5400" w:hanging="360"/>
+      </w:pPr>
+    </w:lvl>
+    <w:lvl w:ilvl="7" w:tplc="04090019" w:tentative="1">
+      <w:start w:val="1"/>
+      <w:numFmt w:val="lowerLetter"/>
+      <w:lvlText w:val="%8."/>
+      <w:lvlJc w:val="left"/>
+      <w:pPr>
+        <w:ind w:left="6120" w:hanging="360"/>
+      </w:pPr>
+    </w:lvl>
+    <w:lvl w:ilvl="8" w:tplc="0409001B" w:tentative="1">
+      <w:start w:val="1"/>
+      <w:numFmt w:val="lowerRoman"/>
+      <w:lvlText w:val="%9."/>
+      <w:lvlJc w:val="right"/>
+      <w:pPr>
+        <w:ind w:left="6840" w:hanging="180"/>
+      </w:pPr>
+    </w:lvl>
+  </w:abstractNum>
+  <w:abstractNum w:abstractNumId="23" w15:restartNumberingAfterBreak="0">
     <w:nsid w:val="72AE4D7B"/>
     <w:multiLevelType w:val="hybridMultilevel"/>
     <w:tmpl w:val="7DBAEDB8"/>
@@ -40145,7 +42689,97 @@
       </w:pPr>
     </w:lvl>
   </w:abstractNum>
-  <w:abstractNum w:abstractNumId="20" w15:restartNumberingAfterBreak="0">
+  <w:abstractNum w:abstractNumId="24" w15:restartNumberingAfterBreak="0">
+    <w:nsid w:val="73891F30"/>
+    <w:multiLevelType w:val="hybridMultilevel"/>
+    <w:tmpl w:val="80606AF4"/>
+    <w:lvl w:ilvl="0" w:tplc="205EFCD8">
+      <w:start w:val="1"/>
+      <w:numFmt w:val="decimal"/>
+      <w:lvlText w:val="%1."/>
+      <w:lvlJc w:val="left"/>
+      <w:pPr>
+        <w:ind w:left="525" w:hanging="525"/>
+      </w:pPr>
+      <w:rPr>
+        <w:rFonts w:hint="default"/>
+        <w:sz w:val="32"/>
+      </w:rPr>
+    </w:lvl>
+    <w:lvl w:ilvl="1" w:tplc="04090019" w:tentative="1">
+      <w:start w:val="1"/>
+      <w:numFmt w:val="lowerLetter"/>
+      <w:lvlText w:val="%2."/>
+      <w:lvlJc w:val="left"/>
+      <w:pPr>
+        <w:ind w:left="1080" w:hanging="360"/>
+      </w:pPr>
+    </w:lvl>
+    <w:lvl w:ilvl="2" w:tplc="0409001B" w:tentative="1">
+      <w:start w:val="1"/>
+      <w:numFmt w:val="lowerRoman"/>
+      <w:lvlText w:val="%3."/>
+      <w:lvlJc w:val="right"/>
+      <w:pPr>
+        <w:ind w:left="1800" w:hanging="180"/>
+      </w:pPr>
+    </w:lvl>
+    <w:lvl w:ilvl="3" w:tplc="0409000F" w:tentative="1">
+      <w:start w:val="1"/>
+      <w:numFmt w:val="decimal"/>
+      <w:lvlText w:val="%4."/>
+      <w:lvlJc w:val="left"/>
+      <w:pPr>
+        <w:ind w:left="2520" w:hanging="360"/>
+      </w:pPr>
+    </w:lvl>
+    <w:lvl w:ilvl="4" w:tplc="04090019" w:tentative="1">
+      <w:start w:val="1"/>
+      <w:numFmt w:val="lowerLetter"/>
+      <w:lvlText w:val="%5."/>
+      <w:lvlJc w:val="left"/>
+      <w:pPr>
+        <w:ind w:left="3240" w:hanging="360"/>
+      </w:pPr>
+    </w:lvl>
+    <w:lvl w:ilvl="5" w:tplc="0409001B" w:tentative="1">
+      <w:start w:val="1"/>
+      <w:numFmt w:val="lowerRoman"/>
+      <w:lvlText w:val="%6."/>
+      <w:lvlJc w:val="right"/>
+      <w:pPr>
+        <w:ind w:left="3960" w:hanging="180"/>
+      </w:pPr>
+    </w:lvl>
+    <w:lvl w:ilvl="6" w:tplc="0409000F" w:tentative="1">
+      <w:start w:val="1"/>
+      <w:numFmt w:val="decimal"/>
+      <w:lvlText w:val="%7."/>
+      <w:lvlJc w:val="left"/>
+      <w:pPr>
+        <w:ind w:left="4680" w:hanging="360"/>
+      </w:pPr>
+    </w:lvl>
+    <w:lvl w:ilvl="7" w:tplc="04090019" w:tentative="1">
+      <w:start w:val="1"/>
+      <w:numFmt w:val="lowerLetter"/>
+      <w:lvlText w:val="%8."/>
+      <w:lvlJc w:val="left"/>
+      <w:pPr>
+        <w:ind w:left="5400" w:hanging="360"/>
+      </w:pPr>
+    </w:lvl>
+    <w:lvl w:ilvl="8" w:tplc="0409001B" w:tentative="1">
+      <w:start w:val="1"/>
+      <w:numFmt w:val="lowerRoman"/>
+      <w:lvlText w:val="%9."/>
+      <w:lvlJc w:val="right"/>
+      <w:pPr>
+        <w:ind w:left="6120" w:hanging="180"/>
+      </w:pPr>
+    </w:lvl>
+  </w:abstractNum>
+  <w:abstractNum w:abstractNumId="25" w15:restartNumberingAfterBreak="0">
     <w:nsid w:val="745C462D"/>
     <w:multiLevelType w:val="hybridMultilevel"/>
     <w:tmpl w:val="8262586C"/>
@@ -40235,7 +42869,7 @@
       </w:pPr>
     </w:lvl>
   </w:abstractNum>
-  <w:abstractNum w:abstractNumId="21" w15:restartNumberingAfterBreak="0">
+  <w:abstractNum w:abstractNumId="26" w15:restartNumberingAfterBreak="0">
     <w:nsid w:val="75F51750"/>
     <w:multiLevelType w:val="hybridMultilevel"/>
     <w:tmpl w:val="3EEA1BF4"/>
@@ -40324,7 +42958,7 @@
       </w:pPr>
     </w:lvl>
   </w:abstractNum>
-  <w:abstractNum w:abstractNumId="22" w15:restartNumberingAfterBreak="0">
+  <w:abstractNum w:abstractNumId="27" w15:restartNumberingAfterBreak="0">
     <w:nsid w:val="765731AF"/>
     <w:multiLevelType w:val="hybridMultilevel"/>
     <w:tmpl w:val="87A2D366"/>
@@ -40413,7 +43047,7 @@
       </w:pPr>
     </w:lvl>
   </w:abstractNum>
-  <w:abstractNum w:abstractNumId="23" w15:restartNumberingAfterBreak="0">
+  <w:abstractNum w:abstractNumId="28" w15:restartNumberingAfterBreak="0">
     <w:nsid w:val="7C7D1D01"/>
     <w:multiLevelType w:val="hybridMultilevel"/>
     <w:tmpl w:val="CBAACFB4"/>
@@ -40500,76 +43134,91 @@
     </w:lvl>
   </w:abstractNum>
   <w:num w:numId="1" w16cid:durableId="76827877">
+    <w:abstractNumId w:val="6"/>
+  </w:num>
+  <w:num w:numId="2" w16cid:durableId="57554426">
+    <w:abstractNumId w:val="8"/>
+  </w:num>
+  <w:num w:numId="3" w16cid:durableId="111171891">
+    <w:abstractNumId w:val="1"/>
+  </w:num>
+  <w:num w:numId="4" w16cid:durableId="459109909">
+    <w:abstractNumId w:val="18"/>
+  </w:num>
+  <w:num w:numId="5" w16cid:durableId="173689002">
+    <w:abstractNumId w:val="19"/>
+  </w:num>
+  <w:num w:numId="6" w16cid:durableId="584416009">
+    <w:abstractNumId w:val="7"/>
+  </w:num>
+  <w:num w:numId="7" w16cid:durableId="1198548642">
+    <w:abstractNumId w:val="16"/>
+  </w:num>
+  <w:num w:numId="8" w16cid:durableId="519898141">
+    <w:abstractNumId w:val="9"/>
+  </w:num>
+  <w:num w:numId="9" w16cid:durableId="1979188361">
+    <w:abstractNumId w:val="12"/>
+  </w:num>
+  <w:num w:numId="10" w16cid:durableId="884607816">
+    <w:abstractNumId w:val="23"/>
+  </w:num>
+  <w:num w:numId="11" w16cid:durableId="1611282343">
+    <w:abstractNumId w:val="20"/>
+  </w:num>
+  <w:num w:numId="12" w16cid:durableId="1473788256">
+    <w:abstractNumId w:val="15"/>
+  </w:num>
+  <w:num w:numId="13" w16cid:durableId="534195079">
+    <w:abstractNumId w:val="14"/>
+  </w:num>
+  <w:num w:numId="14" w16cid:durableId="1215309130">
     <w:abstractNumId w:val="5"/>
   </w:num>
-  <w:num w:numId="2" w16cid:durableId="57554426">
-    <w:abstractNumId w:val="7"/>
+  <w:num w:numId="15" w16cid:durableId="1108280874">
+    <w:abstractNumId w:val="25"/>
   </w:num>
-  <w:num w:numId="3" w16cid:durableId="111171891">
+  <w:num w:numId="16" w16cid:durableId="1338848590">
+    <w:abstractNumId w:val="10"/>
+  </w:num>
+  <w:num w:numId="17" w16cid:durableId="1011956345">
+    <w:abstractNumId w:val="3"/>
+  </w:num>
+  <w:num w:numId="18" w16cid:durableId="1448239322">
+    <w:abstractNumId w:val="22"/>
+  </w:num>
+  <w:num w:numId="19" w16cid:durableId="463890771">
+    <w:abstractNumId w:val="4"/>
+  </w:num>
+  <w:num w:numId="20" w16cid:durableId="155346637">
+    <w:abstractNumId w:val="28"/>
+  </w:num>
+  <w:num w:numId="21" w16cid:durableId="1557739536">
+    <w:abstractNumId w:val="27"/>
+  </w:num>
+  <w:num w:numId="22" w16cid:durableId="1809199647">
+    <w:abstractNumId w:val="2"/>
+  </w:num>
+  <w:num w:numId="23" w16cid:durableId="366679782">
+    <w:abstractNumId w:val="26"/>
+  </w:num>
+  <w:num w:numId="24" w16cid:durableId="315108913">
+    <w:abstractNumId w:val="17"/>
+  </w:num>
+  <w:num w:numId="25" w16cid:durableId="1069184552">
+    <w:abstractNumId w:val="11"/>
+  </w:num>
+  <w:num w:numId="26" w16cid:durableId="1333801549">
     <w:abstractNumId w:val="0"/>
   </w:num>
-  <w:num w:numId="4" w16cid:durableId="459109909">
-    <w:abstractNumId w:val="15"/>
-  </w:num>
-  <w:num w:numId="5" w16cid:durableId="173689002">
-    <w:abstractNumId w:val="16"/>
-  </w:num>
-  <w:num w:numId="6" w16cid:durableId="584416009">
-    <w:abstractNumId w:val="6"/>
-  </w:num>
-  <w:num w:numId="7" w16cid:durableId="1198548642">
+  <w:num w:numId="27" w16cid:durableId="1348217504">
     <w:abstractNumId w:val="13"/>
   </w:num>
-  <w:num w:numId="8" w16cid:durableId="519898141">
-    <w:abstractNumId w:val="8"/>
-  </w:num>
-  <w:num w:numId="9" w16cid:durableId="1979188361">
-    <w:abstractNumId w:val="10"/>
-  </w:num>
-  <w:num w:numId="10" w16cid:durableId="884607816">
-    <w:abstractNumId w:val="19"/>
-  </w:num>
-  <w:num w:numId="11" w16cid:durableId="1611282343">
-    <w:abstractNumId w:val="17"/>
-  </w:num>
-  <w:num w:numId="12" w16cid:durableId="1473788256">
-    <w:abstractNumId w:val="12"/>
-  </w:num>
-  <w:num w:numId="13" w16cid:durableId="534195079">
-    <w:abstractNumId w:val="11"/>
-  </w:num>
-  <w:num w:numId="14" w16cid:durableId="1215309130">
-    <w:abstractNumId w:val="4"/>
-  </w:num>
-  <w:num w:numId="15" w16cid:durableId="1108280874">
-    <w:abstractNumId w:val="20"/>
-  </w:num>
-  <w:num w:numId="16" w16cid:durableId="1338848590">
-    <w:abstractNumId w:val="9"/>
-  </w:num>
-  <w:num w:numId="17" w16cid:durableId="1011956345">
-    <w:abstractNumId w:val="2"/>
-  </w:num>
-  <w:num w:numId="18" w16cid:durableId="1448239322">
-    <w:abstractNumId w:val="18"/>
-  </w:num>
-  <w:num w:numId="19" w16cid:durableId="463890771">
-    <w:abstractNumId w:val="3"/>
-  </w:num>
-  <w:num w:numId="20" w16cid:durableId="155346637">
-    <w:abstractNumId w:val="23"/>
-  </w:num>
-  <w:num w:numId="21" w16cid:durableId="1557739536">
-    <w:abstractNumId w:val="22"/>
-  </w:num>
-  <w:num w:numId="22" w16cid:durableId="1809199647">
-    <w:abstractNumId w:val="1"/>
-  </w:num>
-  <w:num w:numId="23" w16cid:durableId="366679782">
+  <w:num w:numId="28" w16cid:durableId="1123621591">
     <w:abstractNumId w:val="21"/>
   </w:num>
-  <w:num w:numId="24" w16cid:durableId="315108913">
-    <w:abstractNumId w:val="14"/>
+  <w:num w:numId="29" w16cid:durableId="1632782357">
+    <w:abstractNumId w:val="24"/>
   </w:num>
   <w:numIdMacAtCleanup w:val="9"/>
 </w:numbering>
@@ -41545,15 +44194,6 @@
 </file>
 
 <file path=customXml/item1.xml><?xml version="1.0" encoding="utf-8"?>
-<?mso-contentType ?>
-<FormTemplates xmlns="http://schemas.microsoft.com/sharepoint/v3/contenttype/forms">
-  <Display>DocumentLibraryForm</Display>
-  <Edit>DocumentLibraryForm</Edit>
-  <New>DocumentLibraryForm</New>
-</FormTemplates>
-</file>
-
-<file path=customXml/item2.xml><?xml version="1.0" encoding="utf-8"?>
 <p:properties xmlns:p="http://schemas.microsoft.com/office/2006/metadata/properties" xmlns:xsi="http://www.w3.org/2001/XMLSchema-instance" xmlns:pc="http://schemas.microsoft.com/office/infopath/2007/PartnerControls">
   <documentManagement>
     <TaxCatchAll xmlns="a7733359-97b3-44eb-93f0-3af346d81d22" xsi:nil="true"/>
@@ -41581,11 +44221,16 @@
 </p:properties>
 </file>
 
-<file path=customXml/item3.xml><?xml version="1.0" encoding="utf-8"?>
-<b:Sources xmlns:b="http://schemas.openxmlformats.org/officeDocument/2006/bibliography" xmlns="http://schemas.openxmlformats.org/officeDocument/2006/bibliography" SelectedStyle="\IEEE2006OfficeOnline.xsl" StyleName="IEEE" Version="2006"/>
+<file path=customXml/item2.xml><?xml version="1.0" encoding="utf-8"?>
+<?mso-contentType ?>
+<FormTemplates xmlns="http://schemas.microsoft.com/sharepoint/v3/contenttype/forms">
+  <Display>DocumentLibraryForm</Display>
+  <Edit>DocumentLibraryForm</Edit>
+  <New>DocumentLibraryForm</New>
+</FormTemplates>
 </file>
 
-<file path=customXml/item4.xml><?xml version="1.0" encoding="utf-8"?>
+<file path=customXml/item3.xml><?xml version="1.0" encoding="utf-8"?>
 <ct:contentTypeSchema xmlns:ct="http://schemas.microsoft.com/office/2006/metadata/contentType" xmlns:ma="http://schemas.microsoft.com/office/2006/metadata/properties/metaAttributes" ct:_="" ma:_="" ma:contentTypeName="เอกสาร" ma:contentTypeID="0x010100A4F61107730BE8459D4AB24A29A31134" ma:contentTypeVersion="12" ma:contentTypeDescription="สร้างเอกสารใหม่" ma:contentTypeScope="" ma:versionID="3126fd88321be6fb3aac4179a21660eb">
   <xsd:schema xmlns:xsd="http://www.w3.org/2001/XMLSchema" xmlns:xs="http://www.w3.org/2001/XMLSchema" xmlns:p="http://schemas.microsoft.com/office/2006/metadata/properties" xmlns:ns2="854b355b-0686-42a3-9ef2-35ee2269c7b3" xmlns:ns3="a7733359-97b3-44eb-93f0-3af346d81d22" targetNamespace="http://schemas.microsoft.com/office/2006/metadata/properties" ma:root="true" ma:fieldsID="08b7dfce32a206ba8c445489298d6277" ns2:_="" ns3:_="">
     <xsd:import namespace="854b355b-0686-42a3-9ef2-35ee2269c7b3"/>
@@ -41802,15 +44447,11 @@
 </ct:contentTypeSchema>
 </file>
 
-<file path=customXml/itemProps1.xml><?xml version="1.0" encoding="utf-8"?>
-<ds:datastoreItem xmlns:ds="http://schemas.openxmlformats.org/officeDocument/2006/customXml" ds:itemID="{B6D2946E-64BA-4804-96CA-965A93C57B49}">
-  <ds:schemaRefs>
-    <ds:schemaRef ds:uri="http://schemas.microsoft.com/sharepoint/v3/contenttype/forms"/>
-  </ds:schemaRefs>
-</ds:datastoreItem>
+<file path=customXml/item4.xml><?xml version="1.0" encoding="utf-8"?>
+<b:Sources xmlns:b="http://schemas.openxmlformats.org/officeDocument/2006/bibliography" xmlns="http://schemas.openxmlformats.org/officeDocument/2006/bibliography" SelectedStyle="\IEEE2006OfficeOnline.xsl" StyleName="IEEE" Version="2006"/>
 </file>
 
-<file path=customXml/itemProps2.xml><?xml version="1.0" encoding="utf-8"?>
+<file path=customXml/itemProps1.xml><?xml version="1.0" encoding="utf-8"?>
 <ds:datastoreItem xmlns:ds="http://schemas.openxmlformats.org/officeDocument/2006/customXml" ds:itemID="{58650F04-02A7-45A6-AE6F-4F94657C8068}">
   <ds:schemaRefs>
     <ds:schemaRef ds:uri="http://schemas.microsoft.com/office/2006/metadata/properties"/>
@@ -41821,15 +44462,15 @@
 </ds:datastoreItem>
 </file>
 
-<file path=customXml/itemProps3.xml><?xml version="1.0" encoding="utf-8"?>
-<ds:datastoreItem xmlns:ds="http://schemas.openxmlformats.org/officeDocument/2006/customXml" ds:itemID="{1E2ACF12-13EC-4896-9DBD-79E8C7840560}">
+<file path=customXml/itemProps2.xml><?xml version="1.0" encoding="utf-8"?>
+<ds:datastoreItem xmlns:ds="http://schemas.openxmlformats.org/officeDocument/2006/customXml" ds:itemID="{B6D2946E-64BA-4804-96CA-965A93C57B49}">
   <ds:schemaRefs>
-    <ds:schemaRef ds:uri="http://schemas.openxmlformats.org/officeDocument/2006/bibliography"/>
+    <ds:schemaRef ds:uri="http://schemas.microsoft.com/sharepoint/v3/contenttype/forms"/>
   </ds:schemaRefs>
 </ds:datastoreItem>
 </file>
 
-<file path=customXml/itemProps4.xml><?xml version="1.0" encoding="utf-8"?>
+<file path=customXml/itemProps3.xml><?xml version="1.0" encoding="utf-8"?>
 <ds:datastoreItem xmlns:ds="http://schemas.openxmlformats.org/officeDocument/2006/customXml" ds:itemID="{5E56A135-E476-42E7-9A13-67A48C4DCAE1}">
   <ds:schemaRefs>
     <ds:schemaRef ds:uri="http://schemas.microsoft.com/office/2006/metadata/contentType"/>
@@ -41846,4 +44487,12 @@
     <ds:schemaRef ds:uri="http://schemas.microsoft.com/internal/obd"/>
   </ds:schemaRefs>
 </ds:datastoreItem>
+</file>
+
+<file path=customXml/itemProps4.xml><?xml version="1.0" encoding="utf-8"?>
+<ds:datastoreItem xmlns:ds="http://schemas.openxmlformats.org/officeDocument/2006/customXml" ds:itemID="{1E2ACF12-13EC-4896-9DBD-79E8C7840560}">
+  <ds:schemaRefs>
+    <ds:schemaRef ds:uri="http://schemas.openxmlformats.org/officeDocument/2006/bibliography"/>
+  </ds:schemaRefs>
+</ds:datastoreItem>
 </file>